--- a/Strokovno Porocilo.docx
+++ b/Strokovno Porocilo.docx
@@ -200,7 +200,7 @@
         </w:rPr>
       </w:pPr>
       <w:bookmarkStart w:id="0" w:name="_Toc1038483689"/>
-      <w:bookmarkStart w:id="1" w:name="_Toc226407908"/>
+      <w:bookmarkStart w:id="1" w:name="_Toc226483302"/>
       <w:r>
         <w:rPr>
           <w:rFonts w:eastAsia="Arial"/>
@@ -244,7 +244,7 @@
           <w:r>
             <w:fldChar w:fldCharType="separate"/>
           </w:r>
-          <w:hyperlink w:anchor="_Toc226407908" w:history="1">
+          <w:hyperlink w:anchor="_Toc226483302" w:history="1">
             <w:r>
               <w:rPr>
                 <w:rStyle w:val="Hyperlink"/>
@@ -271,7 +271,7 @@
                 <w:noProof/>
                 <w:webHidden/>
               </w:rPr>
-              <w:instrText xml:space="preserve"> PAGEREF _Toc226407908 \h </w:instrText>
+              <w:instrText xml:space="preserve"> PAGEREF _Toc226483302 \h </w:instrText>
             </w:r>
             <w:r>
               <w:rPr>
@@ -317,7 +317,7 @@
               <w14:ligatures w14:val="standardContextual"/>
             </w:rPr>
           </w:pPr>
-          <w:hyperlink w:anchor="_Toc226407909" w:history="1">
+          <w:hyperlink w:anchor="_Toc226483303" w:history="1">
             <w:r>
               <w:rPr>
                 <w:rStyle w:val="Hyperlink"/>
@@ -344,7 +344,7 @@
                 <w:noProof/>
                 <w:webHidden/>
               </w:rPr>
-              <w:instrText xml:space="preserve"> PAGEREF _Toc226407909 \h </w:instrText>
+              <w:instrText xml:space="preserve"> PAGEREF _Toc226483303 \h </w:instrText>
             </w:r>
             <w:r>
               <w:rPr>
@@ -390,7 +390,7 @@
               <w14:ligatures w14:val="standardContextual"/>
             </w:rPr>
           </w:pPr>
-          <w:hyperlink w:anchor="_Toc226407910" w:history="1">
+          <w:hyperlink w:anchor="_Toc226483304" w:history="1">
             <w:r>
               <w:rPr>
                 <w:rStyle w:val="Hyperlink"/>
@@ -417,7 +417,7 @@
                 <w:noProof/>
                 <w:webHidden/>
               </w:rPr>
-              <w:instrText xml:space="preserve"> PAGEREF _Toc226407910 \h </w:instrText>
+              <w:instrText xml:space="preserve"> PAGEREF _Toc226483304 \h </w:instrText>
             </w:r>
             <w:r>
               <w:rPr>
@@ -463,7 +463,7 @@
               <w14:ligatures w14:val="standardContextual"/>
             </w:rPr>
           </w:pPr>
-          <w:hyperlink w:anchor="_Toc226407911" w:history="1">
+          <w:hyperlink w:anchor="_Toc226483305" w:history="1">
             <w:r>
               <w:rPr>
                 <w:rStyle w:val="Hyperlink"/>
@@ -490,7 +490,7 @@
                 <w:noProof/>
                 <w:webHidden/>
               </w:rPr>
-              <w:instrText xml:space="preserve"> PAGEREF _Toc226407911 \h </w:instrText>
+              <w:instrText xml:space="preserve"> PAGEREF _Toc226483305 \h </w:instrText>
             </w:r>
             <w:r>
               <w:rPr>
@@ -536,7 +536,7 @@
               <w14:ligatures w14:val="standardContextual"/>
             </w:rPr>
           </w:pPr>
-          <w:hyperlink w:anchor="_Toc226407912" w:history="1">
+          <w:hyperlink w:anchor="_Toc226483306" w:history="1">
             <w:r>
               <w:rPr>
                 <w:rStyle w:val="Hyperlink"/>
@@ -563,7 +563,7 @@
                 <w:noProof/>
                 <w:webHidden/>
               </w:rPr>
-              <w:instrText xml:space="preserve"> PAGEREF _Toc226407912 \h </w:instrText>
+              <w:instrText xml:space="preserve"> PAGEREF _Toc226483306 \h </w:instrText>
             </w:r>
             <w:r>
               <w:rPr>
@@ -584,6 +584,79 @@
                 <w:webHidden/>
               </w:rPr>
               <w:t>4</w:t>
+            </w:r>
+            <w:r>
+              <w:rPr>
+                <w:noProof/>
+                <w:webHidden/>
+              </w:rPr>
+              <w:fldChar w:fldCharType="end"/>
+            </w:r>
+          </w:hyperlink>
+        </w:p>
+        <w:p>
+          <w:pPr>
+            <w:pStyle w:val="TOC1"/>
+            <w:tabs>
+              <w:tab w:val="right" w:leader="dot" w:pos="9350"/>
+            </w:tabs>
+            <w:rPr>
+              <w:rFonts w:asciiTheme="minorHAnsi" w:eastAsiaTheme="minorEastAsia" w:hAnsiTheme="minorHAnsi" w:cstheme="minorBidi"/>
+              <w:noProof/>
+              <w:color w:val="auto"/>
+              <w:kern w:val="2"/>
+              <w:lang w:val="en-SI" w:eastAsia="en-SI"/>
+              <w14:ligatures w14:val="standardContextual"/>
+            </w:rPr>
+          </w:pPr>
+          <w:hyperlink w:anchor="_Toc226483307" w:history="1">
+            <w:r>
+              <w:rPr>
+                <w:rStyle w:val="Hyperlink"/>
+                <w:noProof/>
+              </w:rPr>
+              <w:t>3. O aplikaciji</w:t>
+            </w:r>
+            <w:r>
+              <w:rPr>
+                <w:noProof/>
+                <w:webHidden/>
+              </w:rPr>
+              <w:tab/>
+            </w:r>
+            <w:r>
+              <w:rPr>
+                <w:noProof/>
+                <w:webHidden/>
+              </w:rPr>
+              <w:fldChar w:fldCharType="begin"/>
+            </w:r>
+            <w:r>
+              <w:rPr>
+                <w:noProof/>
+                <w:webHidden/>
+              </w:rPr>
+              <w:instrText xml:space="preserve"> PAGEREF _Toc226483307 \h </w:instrText>
+            </w:r>
+            <w:r>
+              <w:rPr>
+                <w:noProof/>
+                <w:webHidden/>
+              </w:rPr>
+            </w:r>
+            <w:r>
+              <w:rPr>
+                <w:noProof/>
+                <w:webHidden/>
+              </w:rPr>
+              <w:fldChar w:fldCharType="separate"/>
+            </w:r>
+            <w:r>
+              <w:rPr>
+                <w:noProof/>
+                <w:webHidden/>
+              </w:rPr>
+              <w:t>5</w:t>
             </w:r>
             <w:r>
               <w:rPr>
@@ -620,7 +693,7 @@
       <w:pPr>
         <w:pStyle w:val="Heading1"/>
       </w:pPr>
-      <w:bookmarkStart w:id="2" w:name="_Toc226407909"/>
+      <w:bookmarkStart w:id="2" w:name="_Toc226483303"/>
       <w:r>
         <w:lastRenderedPageBreak/>
         <w:t>A</w:t>
@@ -636,7 +709,7 @@
       <w:pPr>
         <w:pStyle w:val="Heading1"/>
       </w:pPr>
-      <w:bookmarkStart w:id="3" w:name="_Toc226407910"/>
+      <w:bookmarkStart w:id="3" w:name="_Toc226483304"/>
       <w:r>
         <w:t>Povzetek</w:t>
       </w:r>
@@ -654,25 +727,100 @@
       <w:pPr>
         <w:pStyle w:val="Heading1"/>
       </w:pPr>
-      <w:bookmarkStart w:id="4" w:name="_Toc226407911"/>
+      <w:bookmarkStart w:id="4" w:name="_Toc226483305"/>
       <w:r>
         <w:lastRenderedPageBreak/>
         <w:t>1. Uvod</w:t>
       </w:r>
       <w:bookmarkEnd w:id="4"/>
     </w:p>
-    <w:p>
-      <w:r>
-        <w:t>Uvod</w:t>
-      </w:r>
-    </w:p>
     <w:p/>
+    <w:p>
+      <w:r>
+        <w:t xml:space="preserve">V razvoju 3D vsebin in iger je </w:t>
+      </w:r>
+      <w:r>
+        <w:t>pogosto</w:t>
+      </w:r>
+      <w:r>
+        <w:t xml:space="preserve"> potreben</w:t>
+      </w:r>
+      <w:r>
+        <w:t xml:space="preserve"> teren. </w:t>
+      </w:r>
+      <w:r>
+        <w:t>Ta pogosto nastopa kot območje</w:t>
+      </w:r>
+      <w:r>
+        <w:t xml:space="preserve"> oziroma virtualni svet</w:t>
+      </w:r>
+      <w:r>
+        <w:t>, v katerem se odvijajo dogodki</w:t>
+      </w:r>
+      <w:r>
+        <w:t xml:space="preserve"> </w:t>
+      </w:r>
+      <w:r>
+        <w:t>(</w:t>
+      </w:r>
+      <w:r>
+        <w:t xml:space="preserve">kar </w:t>
+      </w:r>
+      <w:r>
+        <w:t>velja predvsem za videoigre</w:t>
+      </w:r>
+      <w:r>
+        <w:t>)</w:t>
+      </w:r>
+      <w:r>
+        <w:t>, ali pa samo kot del ozadja.</w:t>
+      </w:r>
+      <w:r>
+        <w:t xml:space="preserve"> Na spletu obstaja nekaj aplikacij, ki so namenjene profesionalnemu</w:t>
+      </w:r>
+      <w:r>
+        <w:t xml:space="preserve"> </w:t>
+      </w:r>
+      <w:r>
+        <w:t>ustvarjanju terena in te uporabljajo nekaj zanimivih</w:t>
+      </w:r>
+      <w:r>
+        <w:t xml:space="preserve"> načinov generiranja le tega. Nedavno sem se za te načine začel zanimati in jih </w:t>
+      </w:r>
+      <w:r>
+        <w:t xml:space="preserve">raziskovati, zato sem se odločil narediti to aplikacijo, ki je predstavljena v tem poročilu. Namenjena je </w:t>
+      </w:r>
+      <w:r>
+        <w:t>proceduraln</w:t>
+      </w:r>
+      <w:r>
+        <w:t xml:space="preserve">i generaciji </w:t>
+      </w:r>
+      <w:r>
+        <w:t>raznovrstnega terena</w:t>
+      </w:r>
+      <w:r>
+        <w:t xml:space="preserve">, ki se lahko izvozi in </w:t>
+      </w:r>
+      <w:r>
+        <w:t>nadaljnje</w:t>
+      </w:r>
+      <w:r>
+        <w:t xml:space="preserve"> </w:t>
+      </w:r>
+      <w:r>
+        <w:t xml:space="preserve">uporabi v razne namene. </w:t>
+      </w:r>
+      <w:r>
+        <w:t>Uporabnik lahko ustvarja teren z uporabo t. i. node graph sistema, aplikacija pa potem naredi še 3D elevacijski model kot vizualizacijo ustvarjenega.</w:t>
+      </w:r>
+    </w:p>
     <w:p/>
     <w:p>
       <w:pPr>
         <w:pStyle w:val="Heading1"/>
       </w:pPr>
-      <w:bookmarkStart w:id="5" w:name="_Toc226407912"/>
+      <w:bookmarkStart w:id="5" w:name="_Toc226483306"/>
       <w:r>
         <w:t>2. Izbira orodij in programskih jezikov</w:t>
       </w:r>
@@ -687,31 +835,70 @@
         <w:t>u</w:t>
       </w:r>
       <w:r>
-        <w:t xml:space="preserve"> Godot, izdan</w:t>
-      </w:r>
-      <w:r>
-        <w:t>em</w:t>
-      </w:r>
-      <w:r>
-        <w:t xml:space="preserve"> pod licenco MIT. Ker poleg razvoja video igric omogoča tudi razvoj aplikacij in imam z njim že prejšnje izkušnje</w:t>
+        <w:t xml:space="preserve"> Godot, </w:t>
+      </w:r>
+      <w:r>
+        <w:t>ki je izdan</w:t>
+      </w:r>
+      <w:r>
+        <w:t xml:space="preserve"> pod licenco MIT. Ker poleg razvoja videoig</w:t>
+      </w:r>
+      <w:r>
+        <w:t>er</w:t>
+      </w:r>
+      <w:r>
+        <w:t xml:space="preserve"> omogoča tudi razvoj aplikacij in imam z njim že prejšnje izkušnje</w:t>
       </w:r>
       <w:r>
         <w:t>,</w:t>
       </w:r>
       <w:r>
-        <w:t xml:space="preserve"> je za to aplikacijo idealna izbira. Dovoljuje ustvarjanje uporabniških vmesnikov in 3D upodabljanje, kar je </w:t>
-      </w:r>
-      <w:r>
-        <w:t xml:space="preserve">v aplikaciji </w:t>
-      </w:r>
-      <w:r>
-        <w:t>uporabljeno za prikaz generiranega digitalnega modela relief</w:t>
+        <w:t xml:space="preserve"> je za to aplikacijo idealna izbira. Dovoljuje ustvarjanje uporabniških vmesnikov in 3D</w:t>
+      </w:r>
+      <w:r>
+        <w:t>-</w:t>
+      </w:r>
+      <w:r>
+        <w:t xml:space="preserve">upodabljanje, kar </w:t>
+      </w:r>
+      <w:r>
+        <w:t>aplikaci</w:t>
+      </w:r>
+      <w:r>
+        <w:t xml:space="preserve">ja </w:t>
+      </w:r>
+      <w:r>
+        <w:t>uporablj</w:t>
+      </w:r>
+      <w:r>
+        <w:t xml:space="preserve">a </w:t>
+      </w:r>
+      <w:r>
+        <w:t>za prikaz generiranega digitalnega modela relief</w:t>
       </w:r>
       <w:r>
         <w:t>a</w:t>
       </w:r>
       <w:r>
-        <w:t>. Aplikacija izkorišča tudi nekaj modulov oz. knjižnic (predvsem FastNoiseLite za uporabo matematičnea šuma), ki so že naložene v Godotu.</w:t>
+        <w:t>. Aplikacija izkorišča tudi nekaj modulov oz</w:t>
+      </w:r>
+      <w:r>
+        <w:t>iroma</w:t>
+      </w:r>
+      <w:r>
+        <w:t xml:space="preserve"> knjižnic (predvsem FastNoiseLite za uporabo matematične</w:t>
+      </w:r>
+      <w:r>
+        <w:t>g</w:t>
+      </w:r>
+      <w:r>
+        <w:t xml:space="preserve">a šuma), ki so že </w:t>
+      </w:r>
+      <w:r>
+        <w:t>vključene</w:t>
+      </w:r>
+      <w:r>
+        <w:t xml:space="preserve"> v Godot.</w:t>
       </w:r>
     </w:p>
     <w:p>
@@ -731,7 +918,10 @@
         <w:t xml:space="preserve">, </w:t>
       </w:r>
       <w:r>
-        <w:t>izvajanja</w:t>
+        <w:t>izvajanj</w:t>
+      </w:r>
+      <w:r>
+        <w:t>e</w:t>
       </w:r>
       <w:r>
         <w:t xml:space="preserve"> večjih</w:t>
@@ -746,7 +936,28 @@
         <w:t xml:space="preserve"> se uporablja C#</w:t>
       </w:r>
       <w:r>
-        <w:t>, medtem ko se za uporabniške vmesnike, urejevalnik terena, konstrukcija in prikaz modela ter ostalo, kar se ne navezuje na samo generacijo</w:t>
+        <w:t>, medtem ko se za uporabniške vmesnike, urejevalnik terena, konstrukcij</w:t>
+      </w:r>
+      <w:r>
+        <w:t>o</w:t>
+      </w:r>
+      <w:r>
+        <w:t xml:space="preserve"> in prikaz model</w:t>
+      </w:r>
+      <w:r>
+        <w:t>ov</w:t>
+      </w:r>
+      <w:r>
+        <w:t xml:space="preserve"> ter </w:t>
+      </w:r>
+      <w:r>
+        <w:t>drugo</w:t>
+      </w:r>
+      <w:r>
+        <w:t>,</w:t>
+      </w:r>
+      <w:r>
+        <w:t xml:space="preserve"> kar se ne navezuje na samo generacijo</w:t>
       </w:r>
       <w:r>
         <w:t xml:space="preserve">, </w:t>
@@ -755,6 +966,26 @@
         <w:t>uporablja jezik GDScript.</w:t>
       </w:r>
     </w:p>
+    <w:p>
+      <w:pPr>
+        <w:jc w:val="left"/>
+      </w:pPr>
+      <w:r>
+        <w:br w:type="page"/>
+      </w:r>
+    </w:p>
+    <w:p>
+      <w:pPr>
+        <w:pStyle w:val="Heading1"/>
+      </w:pPr>
+      <w:bookmarkStart w:id="6" w:name="_Toc226483307"/>
+      <w:r>
+        <w:lastRenderedPageBreak/>
+        <w:t>3. O aplikaciji</w:t>
+      </w:r>
+      <w:bookmarkEnd w:id="6"/>
+    </w:p>
+    <w:p/>
     <w:p/>
     <w:sectPr>
       <w:headerReference w:type="default" r:id="rId9"/>

--- a/Strokovno Porocilo.docx
+++ b/Strokovno Porocilo.docx
@@ -194,13 +194,67 @@
     </w:p>
     <w:p>
       <w:pPr>
+        <w:pStyle w:val="SummaryHeading"/>
+      </w:pPr>
+      <w:bookmarkStart w:id="0" w:name="_Toc226486070"/>
+      <w:bookmarkStart w:id="1" w:name="_Toc226486563"/>
+      <w:bookmarkStart w:id="2" w:name="_Toc226486626"/>
+      <w:r>
+        <w:lastRenderedPageBreak/>
+        <w:t>Abstract</w:t>
+      </w:r>
+      <w:bookmarkEnd w:id="0"/>
+      <w:bookmarkEnd w:id="1"/>
+      <w:bookmarkEnd w:id="2"/>
+    </w:p>
+    <w:p/>
+    <w:p/>
+    <w:p/>
+    <w:p/>
+    <w:p/>
+    <w:p>
+      <w:pPr>
+        <w:pStyle w:val="SummaryHeading"/>
+      </w:pPr>
+      <w:bookmarkStart w:id="3" w:name="_Toc226486071"/>
+      <w:bookmarkStart w:id="4" w:name="_Toc226486564"/>
+      <w:bookmarkStart w:id="5" w:name="_Toc226486627"/>
+      <w:r>
+        <w:t>Povzetek</w:t>
+      </w:r>
+      <w:bookmarkEnd w:id="3"/>
+      <w:bookmarkEnd w:id="4"/>
+      <w:bookmarkEnd w:id="5"/>
+    </w:p>
+    <w:p/>
+    <w:p>
+      <w:pPr>
+        <w:pStyle w:val="TOC1"/>
+        <w:tabs>
+          <w:tab w:val="right" w:leader="dot" w:pos="9360"/>
+        </w:tabs>
+        <w:rPr>
+          <w:color w:val="467886"/>
+          <w:u w:val="single"/>
+        </w:rPr>
+      </w:pPr>
+    </w:p>
+    <w:p>
+      <w:r>
+        <w:br w:type="page"/>
+      </w:r>
+    </w:p>
+    <w:p>
+      <w:pPr>
         <w:pStyle w:val="Heading1"/>
         <w:rPr>
           <w:rFonts w:eastAsia="Arial"/>
         </w:rPr>
       </w:pPr>
-      <w:bookmarkStart w:id="0" w:name="_Toc1038483689"/>
-      <w:bookmarkStart w:id="1" w:name="_Toc226483302"/>
+      <w:bookmarkStart w:id="6" w:name="_Toc1038483689"/>
+      <w:bookmarkStart w:id="7" w:name="_Toc226486565"/>
+      <w:bookmarkStart w:id="8" w:name="_Toc226486628"/>
+      <w:bookmarkStart w:id="9" w:name="_Toc226487773"/>
       <w:r>
         <w:rPr>
           <w:rFonts w:eastAsia="Arial"/>
@@ -208,18 +262,37 @@
         <w:lastRenderedPageBreak/>
         <w:t>Kazalo vsebine</w:t>
       </w:r>
-      <w:bookmarkEnd w:id="0"/>
-      <w:bookmarkEnd w:id="1"/>
+      <w:bookmarkEnd w:id="6"/>
+      <w:bookmarkEnd w:id="7"/>
+      <w:bookmarkEnd w:id="8"/>
+      <w:bookmarkEnd w:id="9"/>
     </w:p>
     <w:sdt>
       <w:sdtPr>
-        <w:id w:val="1742778213"/>
+        <w:id w:val="1033764718"/>
         <w:docPartObj>
           <w:docPartGallery w:val="Table of Contents"/>
           <w:docPartUnique/>
         </w:docPartObj>
       </w:sdtPr>
+      <w:sdtEndPr>
+        <w:rPr>
+          <w:rFonts w:ascii="Arial" w:eastAsia="Arial" w:hAnsi="Arial" w:cs="Arial"/>
+          <w:b/>
+          <w:bCs/>
+          <w:noProof/>
+          <w:color w:val="000000" w:themeColor="text1"/>
+          <w:sz w:val="24"/>
+          <w:szCs w:val="24"/>
+          <w:lang w:val="sl" w:eastAsia="ja-JP"/>
+        </w:rPr>
+      </w:sdtEndPr>
       <w:sdtContent>
+        <w:p>
+          <w:pPr>
+            <w:pStyle w:val="TOCHeading"/>
+          </w:pPr>
+        </w:p>
         <w:p>
           <w:pPr>
             <w:pStyle w:val="TOC1"/>
@@ -239,12 +312,12 @@
             <w:fldChar w:fldCharType="begin"/>
           </w:r>
           <w:r>
-            <w:instrText>TOC \o "1-9" \z \u \h</w:instrText>
+            <w:instrText xml:space="preserve"> TOC \o "1-3" \h \z \u </w:instrText>
           </w:r>
           <w:r>
             <w:fldChar w:fldCharType="separate"/>
           </w:r>
-          <w:hyperlink w:anchor="_Toc226483302" w:history="1">
+          <w:hyperlink w:anchor="_Toc226487773" w:history="1">
             <w:r>
               <w:rPr>
                 <w:rStyle w:val="Hyperlink"/>
@@ -271,7 +344,7 @@
                 <w:noProof/>
                 <w:webHidden/>
               </w:rPr>
-              <w:instrText xml:space="preserve"> PAGEREF _Toc226483302 \h </w:instrText>
+              <w:instrText xml:space="preserve"> PAGEREF _Toc226487773 \h </w:instrText>
             </w:r>
             <w:r>
               <w:rPr>
@@ -291,7 +364,7 @@
                 <w:noProof/>
                 <w:webHidden/>
               </w:rPr>
-              <w:t>2</w:t>
+              <w:t>3</w:t>
             </w:r>
             <w:r>
               <w:rPr>
@@ -317,13 +390,13 @@
               <w14:ligatures w14:val="standardContextual"/>
             </w:rPr>
           </w:pPr>
-          <w:hyperlink w:anchor="_Toc226483303" w:history="1">
+          <w:hyperlink w:anchor="_Toc226487774" w:history="1">
             <w:r>
               <w:rPr>
                 <w:rStyle w:val="Hyperlink"/>
                 <w:noProof/>
               </w:rPr>
-              <w:t>Abstract</w:t>
+              <w:t>1. Uvod</w:t>
             </w:r>
             <w:r>
               <w:rPr>
@@ -344,7 +417,7 @@
                 <w:noProof/>
                 <w:webHidden/>
               </w:rPr>
-              <w:instrText xml:space="preserve"> PAGEREF _Toc226483303 \h </w:instrText>
+              <w:instrText xml:space="preserve"> PAGEREF _Toc226487774 \h </w:instrText>
             </w:r>
             <w:r>
               <w:rPr>
@@ -364,7 +437,7 @@
                 <w:noProof/>
                 <w:webHidden/>
               </w:rPr>
-              <w:t>3</w:t>
+              <w:t>4</w:t>
             </w:r>
             <w:r>
               <w:rPr>
@@ -390,13 +463,13 @@
               <w14:ligatures w14:val="standardContextual"/>
             </w:rPr>
           </w:pPr>
-          <w:hyperlink w:anchor="_Toc226483304" w:history="1">
+          <w:hyperlink w:anchor="_Toc226487775" w:history="1">
             <w:r>
               <w:rPr>
                 <w:rStyle w:val="Hyperlink"/>
                 <w:noProof/>
               </w:rPr>
-              <w:t>Povzetek</w:t>
+              <w:t>2. Izbira orodij in programskih jezikov</w:t>
             </w:r>
             <w:r>
               <w:rPr>
@@ -417,7 +490,7 @@
                 <w:noProof/>
                 <w:webHidden/>
               </w:rPr>
-              <w:instrText xml:space="preserve"> PAGEREF _Toc226483304 \h </w:instrText>
+              <w:instrText xml:space="preserve"> PAGEREF _Toc226487775 \h </w:instrText>
             </w:r>
             <w:r>
               <w:rPr>
@@ -437,7 +510,7 @@
                 <w:noProof/>
                 <w:webHidden/>
               </w:rPr>
-              <w:t>3</w:t>
+              <w:t>4</w:t>
             </w:r>
             <w:r>
               <w:rPr>
@@ -463,13 +536,13 @@
               <w14:ligatures w14:val="standardContextual"/>
             </w:rPr>
           </w:pPr>
-          <w:hyperlink w:anchor="_Toc226483305" w:history="1">
+          <w:hyperlink w:anchor="_Toc226487776" w:history="1">
             <w:r>
               <w:rPr>
                 <w:rStyle w:val="Hyperlink"/>
                 <w:noProof/>
               </w:rPr>
-              <w:t>1. Uvod</w:t>
+              <w:t>3. O aplikaciji</w:t>
             </w:r>
             <w:r>
               <w:rPr>
@@ -490,7 +563,7 @@
                 <w:noProof/>
                 <w:webHidden/>
               </w:rPr>
-              <w:instrText xml:space="preserve"> PAGEREF _Toc226483305 \h </w:instrText>
+              <w:instrText xml:space="preserve"> PAGEREF _Toc226487776 \h </w:instrText>
             </w:r>
             <w:r>
               <w:rPr>
@@ -510,7 +583,7 @@
                 <w:noProof/>
                 <w:webHidden/>
               </w:rPr>
-              <w:t>4</w:t>
+              <w:t>5</w:t>
             </w:r>
             <w:r>
               <w:rPr>
@@ -522,169 +595,26 @@
           </w:hyperlink>
         </w:p>
         <w:p>
-          <w:pPr>
-            <w:pStyle w:val="TOC1"/>
-            <w:tabs>
-              <w:tab w:val="right" w:leader="dot" w:pos="9350"/>
-            </w:tabs>
+          <w:r>
             <w:rPr>
-              <w:rFonts w:asciiTheme="minorHAnsi" w:eastAsiaTheme="minorEastAsia" w:hAnsiTheme="minorHAnsi" w:cstheme="minorBidi"/>
+              <w:b/>
+              <w:bCs/>
               <w:noProof/>
-              <w:color w:val="auto"/>
-              <w:kern w:val="2"/>
-              <w:lang w:val="en-SI" w:eastAsia="en-SI"/>
-              <w14:ligatures w14:val="standardContextual"/>
             </w:rPr>
-          </w:pPr>
-          <w:hyperlink w:anchor="_Toc226483306" w:history="1">
-            <w:r>
-              <w:rPr>
-                <w:rStyle w:val="Hyperlink"/>
-                <w:noProof/>
-              </w:rPr>
-              <w:t>2. Izbira orodij in programskih jezikov</w:t>
-            </w:r>
-            <w:r>
-              <w:rPr>
-                <w:noProof/>
-                <w:webHidden/>
-              </w:rPr>
-              <w:tab/>
-            </w:r>
-            <w:r>
-              <w:rPr>
-                <w:noProof/>
-                <w:webHidden/>
-              </w:rPr>
-              <w:fldChar w:fldCharType="begin"/>
-            </w:r>
-            <w:r>
-              <w:rPr>
-                <w:noProof/>
-                <w:webHidden/>
-              </w:rPr>
-              <w:instrText xml:space="preserve"> PAGEREF _Toc226483306 \h </w:instrText>
-            </w:r>
-            <w:r>
-              <w:rPr>
-                <w:noProof/>
-                <w:webHidden/>
-              </w:rPr>
-            </w:r>
-            <w:r>
-              <w:rPr>
-                <w:noProof/>
-                <w:webHidden/>
-              </w:rPr>
-              <w:fldChar w:fldCharType="separate"/>
-            </w:r>
-            <w:r>
-              <w:rPr>
-                <w:noProof/>
-                <w:webHidden/>
-              </w:rPr>
-              <w:t>4</w:t>
-            </w:r>
-            <w:r>
-              <w:rPr>
-                <w:noProof/>
-                <w:webHidden/>
-              </w:rPr>
-              <w:fldChar w:fldCharType="end"/>
-            </w:r>
-          </w:hyperlink>
-        </w:p>
-        <w:p>
-          <w:pPr>
-            <w:pStyle w:val="TOC1"/>
-            <w:tabs>
-              <w:tab w:val="right" w:leader="dot" w:pos="9350"/>
-            </w:tabs>
-            <w:rPr>
-              <w:rFonts w:asciiTheme="minorHAnsi" w:eastAsiaTheme="minorEastAsia" w:hAnsiTheme="minorHAnsi" w:cstheme="minorBidi"/>
-              <w:noProof/>
-              <w:color w:val="auto"/>
-              <w:kern w:val="2"/>
-              <w:lang w:val="en-SI" w:eastAsia="en-SI"/>
-              <w14:ligatures w14:val="standardContextual"/>
-            </w:rPr>
-          </w:pPr>
-          <w:hyperlink w:anchor="_Toc226483307" w:history="1">
-            <w:r>
-              <w:rPr>
-                <w:rStyle w:val="Hyperlink"/>
-                <w:noProof/>
-              </w:rPr>
-              <w:t>3. O aplikaciji</w:t>
-            </w:r>
-            <w:r>
-              <w:rPr>
-                <w:noProof/>
-                <w:webHidden/>
-              </w:rPr>
-              <w:tab/>
-            </w:r>
-            <w:r>
-              <w:rPr>
-                <w:noProof/>
-                <w:webHidden/>
-              </w:rPr>
-              <w:fldChar w:fldCharType="begin"/>
-            </w:r>
-            <w:r>
-              <w:rPr>
-                <w:noProof/>
-                <w:webHidden/>
-              </w:rPr>
-              <w:instrText xml:space="preserve"> PAGEREF _Toc226483307 \h </w:instrText>
-            </w:r>
-            <w:r>
-              <w:rPr>
-                <w:noProof/>
-                <w:webHidden/>
-              </w:rPr>
-            </w:r>
-            <w:r>
-              <w:rPr>
-                <w:noProof/>
-                <w:webHidden/>
-              </w:rPr>
-              <w:fldChar w:fldCharType="separate"/>
-            </w:r>
-            <w:r>
-              <w:rPr>
-                <w:noProof/>
-                <w:webHidden/>
-              </w:rPr>
-              <w:t>5</w:t>
-            </w:r>
-            <w:r>
-              <w:rPr>
-                <w:noProof/>
-                <w:webHidden/>
-              </w:rPr>
-              <w:fldChar w:fldCharType="end"/>
-            </w:r>
-          </w:hyperlink>
-        </w:p>
-        <w:p>
-          <w:pPr>
-            <w:pStyle w:val="TOC1"/>
-            <w:tabs>
-              <w:tab w:val="right" w:leader="dot" w:pos="9360"/>
-            </w:tabs>
-            <w:rPr>
-              <w:color w:val="467886"/>
-              <w:u w:val="single"/>
-            </w:rPr>
-          </w:pPr>
-          <w:r>
             <w:fldChar w:fldCharType="end"/>
           </w:r>
         </w:p>
       </w:sdtContent>
     </w:sdt>
     <w:p>
+      <w:pPr>
+        <w:pStyle w:val="TOC1"/>
+        <w:tabs>
+          <w:tab w:val="right" w:leader="dot" w:pos="9350"/>
+        </w:tabs>
+      </w:pPr>
+    </w:p>
+    <w:p>
       <w:r>
         <w:br w:type="page"/>
       </w:r>
@@ -693,46 +623,16 @@
       <w:pPr>
         <w:pStyle w:val="Heading1"/>
       </w:pPr>
-      <w:bookmarkStart w:id="2" w:name="_Toc226483303"/>
-      <w:r>
-        <w:lastRenderedPageBreak/>
-        <w:t>A</w:t>
-      </w:r>
-      <w:r>
-        <w:t>bstract</w:t>
-      </w:r>
-      <w:bookmarkEnd w:id="2"/>
-    </w:p>
-    <w:p/>
-    <w:p/>
-    <w:p>
-      <w:pPr>
-        <w:pStyle w:val="Heading1"/>
-      </w:pPr>
-      <w:bookmarkStart w:id="3" w:name="_Toc226483304"/>
-      <w:r>
-        <w:t>Povzetek</w:t>
-      </w:r>
-      <w:bookmarkEnd w:id="3"/>
-    </w:p>
-    <w:p/>
-    <w:p/>
-    <w:p/>
-    <w:p>
-      <w:r>
-        <w:br w:type="page"/>
-      </w:r>
-    </w:p>
-    <w:p>
-      <w:pPr>
-        <w:pStyle w:val="Heading1"/>
-      </w:pPr>
-      <w:bookmarkStart w:id="4" w:name="_Toc226483305"/>
+      <w:bookmarkStart w:id="10" w:name="_Toc226486566"/>
+      <w:bookmarkStart w:id="11" w:name="_Toc226486629"/>
+      <w:bookmarkStart w:id="12" w:name="_Toc226487774"/>
       <w:r>
         <w:lastRenderedPageBreak/>
         <w:t>1. Uvod</w:t>
       </w:r>
-      <w:bookmarkEnd w:id="4"/>
+      <w:bookmarkEnd w:id="10"/>
+      <w:bookmarkEnd w:id="11"/>
+      <w:bookmarkEnd w:id="12"/>
     </w:p>
     <w:p/>
     <w:p>
@@ -803,16 +703,13 @@
         <w:t xml:space="preserve">, ki se lahko izvozi in </w:t>
       </w:r>
       <w:r>
-        <w:t>nadaljnje</w:t>
-      </w:r>
-      <w:r>
-        <w:t xml:space="preserve"> </w:t>
+        <w:t xml:space="preserve">nadaljnje </w:t>
       </w:r>
       <w:r>
         <w:t xml:space="preserve">uporabi v razne namene. </w:t>
       </w:r>
       <w:r>
-        <w:t>Uporabnik lahko ustvarja teren z uporabo t. i. node graph sistema, aplikacija pa potem naredi še 3D elevacijski model kot vizualizacijo ustvarjenega.</w:t>
+        <w:t>Uporabnik lahko ustvarja teren z uporabo t. i. node graph sistema, aplikacija pa potem naredi še vizualizacijo ustvarjenega.</w:t>
       </w:r>
     </w:p>
     <w:p/>
@@ -820,11 +717,15 @@
       <w:pPr>
         <w:pStyle w:val="Heading1"/>
       </w:pPr>
-      <w:bookmarkStart w:id="5" w:name="_Toc226483306"/>
+      <w:bookmarkStart w:id="13" w:name="_Toc226486567"/>
+      <w:bookmarkStart w:id="14" w:name="_Toc226486630"/>
+      <w:bookmarkStart w:id="15" w:name="_Toc226487775"/>
       <w:r>
         <w:t>2. Izbira orodij in programskih jezikov</w:t>
       </w:r>
-      <w:bookmarkEnd w:id="5"/>
+      <w:bookmarkEnd w:id="13"/>
+      <w:bookmarkEnd w:id="14"/>
+      <w:bookmarkEnd w:id="15"/>
     </w:p>
     <w:p/>
     <w:p>
@@ -978,20 +879,253 @@
       <w:pPr>
         <w:pStyle w:val="Heading1"/>
       </w:pPr>
-      <w:bookmarkStart w:id="6" w:name="_Toc226483307"/>
+      <w:bookmarkStart w:id="16" w:name="_Toc226486568"/>
+      <w:bookmarkStart w:id="17" w:name="_Toc226486631"/>
+      <w:bookmarkStart w:id="18" w:name="_Toc226487776"/>
       <w:r>
         <w:lastRenderedPageBreak/>
         <w:t>3. O aplikaciji</w:t>
       </w:r>
-      <w:bookmarkEnd w:id="6"/>
+      <w:bookmarkEnd w:id="16"/>
+      <w:bookmarkEnd w:id="17"/>
+      <w:bookmarkEnd w:id="18"/>
     </w:p>
     <w:p/>
+    <w:p>
+      <w:r>
+        <w:t>Uporabniku je v aplikaciji omogočeno ustvarjanje terena v urejevalniku, v katerem uporabnik postavlja in povezuje med sabo vozlišča (node), objekte, ki nad vrednostmi terena izvedejo določene operacije. Vsak node ima drugačno funkcijo, od npr. generacije z matematičnim šumom do simulacije erozije ali pa izvoza terena.</w:t>
+      </w:r>
+      <w:r>
+        <w:t xml:space="preserve"> Uporabnik lahko izbere katerikoli node in aplikacija na tisti točki v procesu izvajanja operacij nad terenom naredi vizualizacijo </w:t>
+      </w:r>
+      <w:r>
+        <w:t xml:space="preserve">terena kot </w:t>
+      </w:r>
+      <w:r>
+        <w:t>3D elevacijski model.</w:t>
+      </w:r>
+    </w:p>
+    <w:p>
+      <w:r>
+        <w:t>Aplikacija</w:t>
+      </w:r>
+      <w:r>
+        <w:t xml:space="preserve"> </w:t>
+      </w:r>
+      <w:r>
+        <w:t xml:space="preserve">teren </w:t>
+      </w:r>
+      <w:r>
+        <w:t>obravnava kot mrežo vrednosti</w:t>
+      </w:r>
+      <w:r>
+        <w:t>, v kateri ima vsaka celica svojo višinsko vrednost.</w:t>
+      </w:r>
+      <w:r>
+        <w:t xml:space="preserve"> Če govorimo o tem konceptu kot</w:t>
+      </w:r>
+      <w:r>
+        <w:t xml:space="preserve"> črno-bela</w:t>
+      </w:r>
+      <w:r>
+        <w:t xml:space="preserve"> slika je to višinski zemljevid (angl. heightmap)</w:t>
+      </w:r>
+      <w:r>
+        <w:t>, katerih izvoz aplikacija tudi omogoča, saj so</w:t>
+      </w:r>
+      <w:r>
+        <w:t xml:space="preserve"> najbolj</w:t>
+      </w:r>
+      <w:r>
+        <w:t xml:space="preserve"> pogost način za uvažanje</w:t>
+      </w:r>
+      <w:r>
+        <w:t xml:space="preserve"> in digitalno shranjevanje</w:t>
+      </w:r>
+      <w:r>
+        <w:t xml:space="preserve"> terena</w:t>
+      </w:r>
+      <w:r>
+        <w:t>.</w:t>
+      </w:r>
+      <w:r>
+        <w:t xml:space="preserve"> </w:t>
+      </w:r>
+    </w:p>
+    <w:p>
+      <w:r>
+        <w:drawing>
+          <wp:inline distT="0" distB="0" distL="0" distR="0" wp14:anchorId="290F0989" wp14:editId="2AB47EC6">
+            <wp:extent cx="3340189" cy="2190750"/>
+            <wp:effectExtent l="0" t="0" r="0" b="0"/>
+            <wp:docPr id="1804570579" name="Picture 1"/>
+            <wp:cNvGraphicFramePr>
+              <a:graphicFrameLocks xmlns:a="http://schemas.openxmlformats.org/drawingml/2006/main" noChangeAspect="1"/>
+            </wp:cNvGraphicFramePr>
+            <a:graphic xmlns:a="http://schemas.openxmlformats.org/drawingml/2006/main">
+              <a:graphicData uri="http://schemas.openxmlformats.org/drawingml/2006/picture">
+                <pic:pic xmlns:pic="http://schemas.openxmlformats.org/drawingml/2006/picture">
+                  <pic:nvPicPr>
+                    <pic:cNvPr id="1804570579" name=""/>
+                    <pic:cNvPicPr/>
+                  </pic:nvPicPr>
+                  <pic:blipFill>
+                    <a:blip r:embed="rId9"/>
+                    <a:stretch>
+                      <a:fillRect/>
+                    </a:stretch>
+                  </pic:blipFill>
+                  <pic:spPr>
+                    <a:xfrm>
+                      <a:off x="0" y="0"/>
+                      <a:ext cx="3380997" cy="2217515"/>
+                    </a:xfrm>
+                    <a:prstGeom prst="rect">
+                      <a:avLst/>
+                    </a:prstGeom>
+                  </pic:spPr>
+                </pic:pic>
+              </a:graphicData>
+            </a:graphic>
+          </wp:inline>
+        </w:drawing>
+      </w:r>
+    </w:p>
+    <w:p>
+      <w:pPr>
+        <w:pStyle w:val="Caption"/>
+      </w:pPr>
+      <w:r>
+        <w:t xml:space="preserve">Slika </w:t>
+      </w:r>
+      <w:r>
+        <w:fldChar w:fldCharType="begin"/>
+      </w:r>
+      <w:r>
+        <w:instrText xml:space="preserve"> SEQ Slika \* ARABIC </w:instrText>
+      </w:r>
+      <w:r>
+        <w:fldChar w:fldCharType="separate"/>
+      </w:r>
+      <w:r>
+        <w:rPr>
+          <w:noProof/>
+        </w:rPr>
+        <w:t>1</w:t>
+      </w:r>
+      <w:r>
+        <w:fldChar w:fldCharType="end"/>
+      </w:r>
+      <w:r>
+        <w:t xml:space="preserve"> Zaslonska slika aplikacije</w:t>
+      </w:r>
+    </w:p>
+    <w:p>
+      <w:r>
+        <w:rPr>
+          <w:lang w:val="en-SI"/>
+        </w:rPr>
+        <w:drawing>
+          <wp:inline distT="0" distB="0" distL="0" distR="0" wp14:anchorId="3299D514" wp14:editId="7A542D04">
+            <wp:extent cx="2343150" cy="2343150"/>
+            <wp:effectExtent l="0" t="0" r="0" b="0"/>
+            <wp:docPr id="93073320" name="Picture 4"/>
+            <wp:cNvGraphicFramePr>
+              <a:graphicFrameLocks xmlns:a="http://schemas.openxmlformats.org/drawingml/2006/main" noChangeAspect="1"/>
+            </wp:cNvGraphicFramePr>
+            <a:graphic xmlns:a="http://schemas.openxmlformats.org/drawingml/2006/main">
+              <a:graphicData uri="http://schemas.openxmlformats.org/drawingml/2006/picture">
+                <pic:pic xmlns:pic="http://schemas.openxmlformats.org/drawingml/2006/picture">
+                  <pic:nvPicPr>
+                    <pic:cNvPr id="0" name="Picture 13"/>
+                    <pic:cNvPicPr>
+                      <a:picLocks noChangeAspect="1" noChangeArrowheads="1"/>
+                    </pic:cNvPicPr>
+                  </pic:nvPicPr>
+                  <pic:blipFill>
+                    <a:blip r:embed="rId10">
+                      <a:extLst>
+                        <a:ext uri="{28A0092B-C50C-407E-A947-70E740481C1C}">
+                          <a14:useLocalDpi xmlns:a14="http://schemas.microsoft.com/office/drawing/2010/main" val="0"/>
+                        </a:ext>
+                      </a:extLst>
+                    </a:blip>
+                    <a:srcRect/>
+                    <a:stretch>
+                      <a:fillRect/>
+                    </a:stretch>
+                  </pic:blipFill>
+                  <pic:spPr bwMode="auto">
+                    <a:xfrm>
+                      <a:off x="0" y="0"/>
+                      <a:ext cx="2343150" cy="2343150"/>
+                    </a:xfrm>
+                    <a:prstGeom prst="rect">
+                      <a:avLst/>
+                    </a:prstGeom>
+                    <a:noFill/>
+                    <a:ln>
+                      <a:noFill/>
+                    </a:ln>
+                  </pic:spPr>
+                </pic:pic>
+              </a:graphicData>
+            </a:graphic>
+          </wp:inline>
+        </w:drawing>
+      </w:r>
+    </w:p>
+    <w:p>
+      <w:pPr>
+        <w:pStyle w:val="Caption"/>
+        <w:rPr>
+          <w:lang w:val="en-SI"/>
+        </w:rPr>
+      </w:pPr>
+      <w:r>
+        <w:t xml:space="preserve">Slika </w:t>
+      </w:r>
+      <w:r>
+        <w:fldChar w:fldCharType="begin"/>
+      </w:r>
+      <w:r>
+        <w:instrText xml:space="preserve"> SEQ Slika \* ARABIC </w:instrText>
+      </w:r>
+      <w:r>
+        <w:fldChar w:fldCharType="separate"/>
+      </w:r>
+      <w:r>
+        <w:rPr>
+          <w:noProof/>
+        </w:rPr>
+        <w:t>2</w:t>
+      </w:r>
+      <w:r>
+        <w:fldChar w:fldCharType="end"/>
+      </w:r>
+      <w:r>
+        <w:t xml:space="preserve"> Podoba višinskega</w:t>
+      </w:r>
+      <w:r>
+        <w:rPr>
+          <w:noProof/>
+        </w:rPr>
+        <w:t xml:space="preserve"> zemljevida</w:t>
+      </w:r>
+    </w:p>
+    <w:p>
+      <w:pPr>
+        <w:rPr>
+          <w:lang w:val="en-SI"/>
+        </w:rPr>
+      </w:pPr>
+    </w:p>
     <w:p/>
     <w:sectPr>
-      <w:headerReference w:type="default" r:id="rId9"/>
-      <w:footerReference w:type="default" r:id="rId10"/>
-      <w:headerReference w:type="first" r:id="rId11"/>
-      <w:footerReference w:type="first" r:id="rId12"/>
+      <w:headerReference w:type="default" r:id="rId11"/>
+      <w:footerReference w:type="default" r:id="rId12"/>
+      <w:headerReference w:type="first" r:id="rId13"/>
+      <w:footerReference w:type="first" r:id="rId14"/>
       <w:pgSz w:w="12240" w:h="15840"/>
       <w:pgMar w:top="1440" w:right="1440" w:bottom="1440" w:left="1440" w:header="720" w:footer="720" w:gutter="0"/>
       <w:cols w:space="720"/>
@@ -2206,6 +2340,7 @@
     <w:name w:val="heading 1"/>
     <w:basedOn w:val="Normal"/>
     <w:next w:val="Normal"/>
+    <w:link w:val="Heading1Char"/>
     <w:uiPriority w:val="9"/>
     <w:qFormat/>
     <w:rsid w:val="00527B6B"/>
@@ -2261,7 +2396,6 @@
   <w:style w:type="character" w:default="1" w:styleId="DefaultParagraphFont">
     <w:name w:val="Default Paragraph Font"/>
     <w:uiPriority w:val="1"/>
-    <w:semiHidden/>
     <w:unhideWhenUsed/>
   </w:style>
   <w:style w:type="table" w:default="1" w:styleId="TableNormal">
@@ -2407,6 +2541,106 @@
       <w:spacing w:after="100"/>
       <w:ind w:left="240"/>
     </w:pPr>
+  </w:style>
+  <w:style w:type="paragraph" w:styleId="TOCHeading">
+    <w:name w:val="TOC Heading"/>
+    <w:basedOn w:val="Heading1"/>
+    <w:next w:val="Normal"/>
+    <w:uiPriority w:val="39"/>
+    <w:unhideWhenUsed/>
+    <w:qFormat/>
+    <w:rsid w:val="0073597F"/>
+    <w:pPr>
+      <w:spacing w:before="240" w:after="0" w:line="259" w:lineRule="auto"/>
+      <w:jc w:val="left"/>
+      <w:outlineLvl w:val="9"/>
+    </w:pPr>
+    <w:rPr>
+      <w:rFonts w:asciiTheme="majorHAnsi" w:eastAsiaTheme="majorEastAsia" w:hAnsiTheme="majorHAnsi" w:cstheme="majorBidi"/>
+      <w:color w:val="0F4761" w:themeColor="accent1" w:themeShade="BF"/>
+      <w:sz w:val="32"/>
+      <w:szCs w:val="32"/>
+      <w:lang w:val="en-US" w:eastAsia="en-US"/>
+    </w:rPr>
+  </w:style>
+  <w:style w:type="paragraph" w:styleId="TOC3">
+    <w:name w:val="toc 3"/>
+    <w:basedOn w:val="Normal"/>
+    <w:next w:val="Normal"/>
+    <w:autoRedefine/>
+    <w:uiPriority w:val="39"/>
+    <w:unhideWhenUsed/>
+    <w:rsid w:val="0073597F"/>
+    <w:pPr>
+      <w:spacing w:after="100" w:line="259" w:lineRule="auto"/>
+      <w:ind w:left="440"/>
+      <w:jc w:val="left"/>
+    </w:pPr>
+    <w:rPr>
+      <w:rFonts w:asciiTheme="minorHAnsi" w:eastAsiaTheme="minorEastAsia" w:hAnsiTheme="minorHAnsi" w:cs="Times New Roman"/>
+      <w:color w:val="auto"/>
+      <w:sz w:val="22"/>
+      <w:szCs w:val="22"/>
+      <w:lang w:val="en-US" w:eastAsia="en-US"/>
+    </w:rPr>
+  </w:style>
+  <w:style w:type="paragraph" w:customStyle="1" w:styleId="SummaryHeading">
+    <w:name w:val="Summary Heading"/>
+    <w:basedOn w:val="Normal"/>
+    <w:next w:val="Normal"/>
+    <w:link w:val="SummaryHeadingChar"/>
+    <w:qFormat/>
+    <w:rsid w:val="001727DA"/>
+    <w:rPr>
+      <w:sz w:val="48"/>
+      <w:szCs w:val="48"/>
+    </w:rPr>
+  </w:style>
+  <w:style w:type="character" w:customStyle="1" w:styleId="Heading1Char">
+    <w:name w:val="Heading 1 Char"/>
+    <w:basedOn w:val="DefaultParagraphFont"/>
+    <w:link w:val="Heading1"/>
+    <w:uiPriority w:val="9"/>
+    <w:rsid w:val="0073597F"/>
+    <w:rPr>
+      <w:rFonts w:ascii="Arial" w:hAnsi="Arial" w:cs="Arial"/>
+      <w:color w:val="000000" w:themeColor="text1"/>
+      <w:sz w:val="48"/>
+      <w:szCs w:val="48"/>
+      <w:lang w:val="sl"/>
+    </w:rPr>
+  </w:style>
+  <w:style w:type="character" w:customStyle="1" w:styleId="SummaryHeadingChar">
+    <w:name w:val="Summary Heading Char"/>
+    <w:basedOn w:val="Heading1Char"/>
+    <w:link w:val="SummaryHeading"/>
+    <w:rsid w:val="001727DA"/>
+    <w:rPr>
+      <w:rFonts w:ascii="Arial" w:eastAsia="Arial" w:hAnsi="Arial" w:cs="Arial"/>
+      <w:color w:val="000000" w:themeColor="text1"/>
+      <w:sz w:val="48"/>
+      <w:szCs w:val="48"/>
+      <w:lang w:val="sl"/>
+    </w:rPr>
+  </w:style>
+  <w:style w:type="paragraph" w:styleId="Caption">
+    <w:name w:val="caption"/>
+    <w:basedOn w:val="Normal"/>
+    <w:next w:val="Normal"/>
+    <w:uiPriority w:val="35"/>
+    <w:unhideWhenUsed/>
+    <w:qFormat/>
+    <w:rsid w:val="001D7B2D"/>
+    <w:pPr>
+      <w:spacing w:after="200" w:line="240" w:lineRule="auto"/>
+    </w:pPr>
+    <w:rPr>
+      <w:i/>
+      <w:iCs/>
+      <w:color w:val="0E2841" w:themeColor="text2"/>
+      <w:sz w:val="18"/>
+      <w:szCs w:val="18"/>
+    </w:rPr>
   </w:style>
 </w:styles>
 </file>

--- a/Strokovno Porocilo.docx
+++ b/Strokovno Porocilo.docx
@@ -254,7 +254,7 @@
       <w:bookmarkStart w:id="6" w:name="_Toc1038483689"/>
       <w:bookmarkStart w:id="7" w:name="_Toc226486565"/>
       <w:bookmarkStart w:id="8" w:name="_Toc226486628"/>
-      <w:bookmarkStart w:id="9" w:name="_Toc226487773"/>
+      <w:bookmarkStart w:id="9" w:name="_Toc226573114"/>
       <w:r>
         <w:rPr>
           <w:rFonts w:eastAsia="Arial"/>
@@ -269,6 +269,13 @@
     </w:p>
     <w:sdt>
       <w:sdtPr>
+        <w:rPr>
+          <w:rFonts w:ascii="Arial" w:eastAsia="Arial" w:hAnsi="Arial" w:cs="Arial"/>
+          <w:color w:val="000000" w:themeColor="text1"/>
+          <w:sz w:val="24"/>
+          <w:szCs w:val="24"/>
+          <w:lang w:val="sl" w:eastAsia="ja-JP"/>
+        </w:rPr>
         <w:id w:val="1033764718"/>
         <w:docPartObj>
           <w:docPartGallery w:val="Table of Contents"/>
@@ -277,14 +284,9 @@
       </w:sdtPr>
       <w:sdtEndPr>
         <w:rPr>
-          <w:rFonts w:ascii="Arial" w:eastAsia="Arial" w:hAnsi="Arial" w:cs="Arial"/>
           <w:b/>
           <w:bCs/>
           <w:noProof/>
-          <w:color w:val="000000" w:themeColor="text1"/>
-          <w:sz w:val="24"/>
-          <w:szCs w:val="24"/>
-          <w:lang w:val="sl" w:eastAsia="ja-JP"/>
         </w:rPr>
       </w:sdtEndPr>
       <w:sdtContent>
@@ -317,7 +319,7 @@
           <w:r>
             <w:fldChar w:fldCharType="separate"/>
           </w:r>
-          <w:hyperlink w:anchor="_Toc226487773" w:history="1">
+          <w:hyperlink w:anchor="_Toc226573114" w:history="1">
             <w:r>
               <w:rPr>
                 <w:rStyle w:val="Hyperlink"/>
@@ -344,7 +346,7 @@
                 <w:noProof/>
                 <w:webHidden/>
               </w:rPr>
-              <w:instrText xml:space="preserve"> PAGEREF _Toc226487773 \h </w:instrText>
+              <w:instrText xml:space="preserve"> PAGEREF _Toc226573114 \h </w:instrText>
             </w:r>
             <w:r>
               <w:rPr>
@@ -390,7 +392,7 @@
               <w14:ligatures w14:val="standardContextual"/>
             </w:rPr>
           </w:pPr>
-          <w:hyperlink w:anchor="_Toc226487774" w:history="1">
+          <w:hyperlink w:anchor="_Toc226573115" w:history="1">
             <w:r>
               <w:rPr>
                 <w:rStyle w:val="Hyperlink"/>
@@ -417,7 +419,7 @@
                 <w:noProof/>
                 <w:webHidden/>
               </w:rPr>
-              <w:instrText xml:space="preserve"> PAGEREF _Toc226487774 \h </w:instrText>
+              <w:instrText xml:space="preserve"> PAGEREF _Toc226573115 \h </w:instrText>
             </w:r>
             <w:r>
               <w:rPr>
@@ -463,7 +465,7 @@
               <w14:ligatures w14:val="standardContextual"/>
             </w:rPr>
           </w:pPr>
-          <w:hyperlink w:anchor="_Toc226487775" w:history="1">
+          <w:hyperlink w:anchor="_Toc226573116" w:history="1">
             <w:r>
               <w:rPr>
                 <w:rStyle w:val="Hyperlink"/>
@@ -490,7 +492,7 @@
                 <w:noProof/>
                 <w:webHidden/>
               </w:rPr>
-              <w:instrText xml:space="preserve"> PAGEREF _Toc226487775 \h </w:instrText>
+              <w:instrText xml:space="preserve"> PAGEREF _Toc226573116 \h </w:instrText>
             </w:r>
             <w:r>
               <w:rPr>
@@ -536,7 +538,7 @@
               <w14:ligatures w14:val="standardContextual"/>
             </w:rPr>
           </w:pPr>
-          <w:hyperlink w:anchor="_Toc226487776" w:history="1">
+          <w:hyperlink w:anchor="_Toc226573117" w:history="1">
             <w:r>
               <w:rPr>
                 <w:rStyle w:val="Hyperlink"/>
@@ -563,7 +565,7 @@
                 <w:noProof/>
                 <w:webHidden/>
               </w:rPr>
-              <w:instrText xml:space="preserve"> PAGEREF _Toc226487776 \h </w:instrText>
+              <w:instrText xml:space="preserve"> PAGEREF _Toc226573117 \h </w:instrText>
             </w:r>
             <w:r>
               <w:rPr>
@@ -584,6 +586,153 @@
                 <w:webHidden/>
               </w:rPr>
               <w:t>5</w:t>
+            </w:r>
+            <w:r>
+              <w:rPr>
+                <w:noProof/>
+                <w:webHidden/>
+              </w:rPr>
+              <w:fldChar w:fldCharType="end"/>
+            </w:r>
+          </w:hyperlink>
+        </w:p>
+        <w:p>
+          <w:pPr>
+            <w:pStyle w:val="TOC1"/>
+            <w:tabs>
+              <w:tab w:val="right" w:leader="dot" w:pos="9350"/>
+            </w:tabs>
+            <w:rPr>
+              <w:rFonts w:asciiTheme="minorHAnsi" w:eastAsiaTheme="minorEastAsia" w:hAnsiTheme="minorHAnsi" w:cstheme="minorBidi"/>
+              <w:noProof/>
+              <w:color w:val="auto"/>
+              <w:kern w:val="2"/>
+              <w:lang w:val="en-SI" w:eastAsia="en-SI"/>
+              <w14:ligatures w14:val="standardContextual"/>
+            </w:rPr>
+          </w:pPr>
+          <w:hyperlink w:anchor="_Toc226573118" w:history="1">
+            <w:r>
+              <w:rPr>
+                <w:rStyle w:val="Hyperlink"/>
+                <w:noProof/>
+                <w:lang w:val="en-SI"/>
+              </w:rPr>
+              <w:t>4. Urejevalnik in vizualizacija</w:t>
+            </w:r>
+            <w:r>
+              <w:rPr>
+                <w:noProof/>
+                <w:webHidden/>
+              </w:rPr>
+              <w:tab/>
+            </w:r>
+            <w:r>
+              <w:rPr>
+                <w:noProof/>
+                <w:webHidden/>
+              </w:rPr>
+              <w:fldChar w:fldCharType="begin"/>
+            </w:r>
+            <w:r>
+              <w:rPr>
+                <w:noProof/>
+                <w:webHidden/>
+              </w:rPr>
+              <w:instrText xml:space="preserve"> PAGEREF _Toc226573118 \h </w:instrText>
+            </w:r>
+            <w:r>
+              <w:rPr>
+                <w:noProof/>
+                <w:webHidden/>
+              </w:rPr>
+            </w:r>
+            <w:r>
+              <w:rPr>
+                <w:noProof/>
+                <w:webHidden/>
+              </w:rPr>
+              <w:fldChar w:fldCharType="separate"/>
+            </w:r>
+            <w:r>
+              <w:rPr>
+                <w:noProof/>
+                <w:webHidden/>
+              </w:rPr>
+              <w:t>6</w:t>
+            </w:r>
+            <w:r>
+              <w:rPr>
+                <w:noProof/>
+                <w:webHidden/>
+              </w:rPr>
+              <w:fldChar w:fldCharType="end"/>
+            </w:r>
+          </w:hyperlink>
+        </w:p>
+        <w:p>
+          <w:pPr>
+            <w:pStyle w:val="TOC2"/>
+            <w:tabs>
+              <w:tab w:val="right" w:leader="dot" w:pos="9350"/>
+            </w:tabs>
+            <w:rPr>
+              <w:rFonts w:asciiTheme="minorHAnsi" w:eastAsiaTheme="minorEastAsia" w:hAnsiTheme="minorHAnsi" w:cstheme="minorBidi"/>
+              <w:noProof/>
+              <w:color w:val="auto"/>
+              <w:kern w:val="2"/>
+              <w:lang w:val="en-SI" w:eastAsia="en-SI"/>
+              <w14:ligatures w14:val="standardContextual"/>
+            </w:rPr>
+          </w:pPr>
+          <w:hyperlink w:anchor="_Toc226573119" w:history="1">
+            <w:r>
+              <w:rPr>
+                <w:rStyle w:val="Hyperlink"/>
+                <w:noProof/>
+              </w:rPr>
+              <w:t>4. 1. Konstrukcija modela</w:t>
+            </w:r>
+            <w:r>
+              <w:rPr>
+                <w:noProof/>
+                <w:webHidden/>
+              </w:rPr>
+              <w:tab/>
+            </w:r>
+            <w:r>
+              <w:rPr>
+                <w:noProof/>
+                <w:webHidden/>
+              </w:rPr>
+              <w:fldChar w:fldCharType="begin"/>
+            </w:r>
+            <w:r>
+              <w:rPr>
+                <w:noProof/>
+                <w:webHidden/>
+              </w:rPr>
+              <w:instrText xml:space="preserve"> PAGEREF _Toc226573119 \h </w:instrText>
+            </w:r>
+            <w:r>
+              <w:rPr>
+                <w:noProof/>
+                <w:webHidden/>
+              </w:rPr>
+            </w:r>
+            <w:r>
+              <w:rPr>
+                <w:noProof/>
+                <w:webHidden/>
+              </w:rPr>
+              <w:fldChar w:fldCharType="separate"/>
+            </w:r>
+            <w:r>
+              <w:rPr>
+                <w:noProof/>
+                <w:webHidden/>
+              </w:rPr>
+              <w:t>6</w:t>
             </w:r>
             <w:r>
               <w:rPr>
@@ -625,7 +774,7 @@
       </w:pPr>
       <w:bookmarkStart w:id="10" w:name="_Toc226486566"/>
       <w:bookmarkStart w:id="11" w:name="_Toc226486629"/>
-      <w:bookmarkStart w:id="12" w:name="_Toc226487774"/>
+      <w:bookmarkStart w:id="12" w:name="_Toc226573115"/>
       <w:r>
         <w:lastRenderedPageBreak/>
         <w:t>1. Uvod</w:t>
@@ -719,7 +868,7 @@
       </w:pPr>
       <w:bookmarkStart w:id="13" w:name="_Toc226486567"/>
       <w:bookmarkStart w:id="14" w:name="_Toc226486630"/>
-      <w:bookmarkStart w:id="15" w:name="_Toc226487775"/>
+      <w:bookmarkStart w:id="15" w:name="_Toc226573116"/>
       <w:r>
         <w:t>2. Izbira orodij in programskih jezikov</w:t>
       </w:r>
@@ -881,7 +1030,7 @@
       </w:pPr>
       <w:bookmarkStart w:id="16" w:name="_Toc226486568"/>
       <w:bookmarkStart w:id="17" w:name="_Toc226486631"/>
-      <w:bookmarkStart w:id="18" w:name="_Toc226487776"/>
+      <w:bookmarkStart w:id="18" w:name="_Toc226573117"/>
       <w:r>
         <w:lastRenderedPageBreak/>
         <w:t>3. O aplikaciji</w:t>
@@ -954,6 +1103,9 @@
     </w:p>
     <w:p>
       <w:r>
+        <w:rPr>
+          <w:noProof/>
+        </w:rPr>
         <w:drawing>
           <wp:inline distT="0" distB="0" distL="0" distR="0" wp14:anchorId="290F0989" wp14:editId="2AB47EC6">
             <wp:extent cx="3340189" cy="2190750"/>
@@ -1023,6 +1175,7 @@
     <w:p>
       <w:r>
         <w:rPr>
+          <w:noProof/>
           <w:lang w:val="en-SI"/>
         </w:rPr>
         <w:drawing>
@@ -1115,17 +1268,205 @@
     </w:p>
     <w:p>
       <w:pPr>
+        <w:pStyle w:val="Heading1"/>
         <w:rPr>
           <w:lang w:val="en-SI"/>
         </w:rPr>
       </w:pPr>
+      <w:bookmarkStart w:id="19" w:name="_Toc226573118"/>
+      <w:r>
+        <w:rPr>
+          <w:lang w:val="en-SI"/>
+        </w:rPr>
+        <w:lastRenderedPageBreak/>
+        <w:t xml:space="preserve">4. </w:t>
+      </w:r>
+      <w:proofErr w:type="spellStart"/>
+      <w:r>
+        <w:rPr>
+          <w:lang w:val="en-SI"/>
+        </w:rPr>
+        <w:t>Urejevalnik</w:t>
+      </w:r>
+      <w:proofErr w:type="spellEnd"/>
+      <w:r>
+        <w:rPr>
+          <w:lang w:val="en-SI"/>
+        </w:rPr>
+        <w:t xml:space="preserve"> in </w:t>
+      </w:r>
+      <w:proofErr w:type="spellStart"/>
+      <w:r>
+        <w:rPr>
+          <w:lang w:val="en-SI"/>
+        </w:rPr>
+        <w:t>vizualizacija</w:t>
+      </w:r>
+      <w:bookmarkEnd w:id="19"/>
+      <w:proofErr w:type="spellEnd"/>
+    </w:p>
+    <w:p/>
+    <w:p>
+      <w:r>
+        <w:t>Aplikacija je razdeljena na urejevalnik</w:t>
+      </w:r>
+      <w:r>
+        <w:t xml:space="preserve"> </w:t>
+      </w:r>
+      <w:r>
+        <w:t xml:space="preserve">in na okno za 3D vizualizacijo. </w:t>
+      </w:r>
+      <w:r>
+        <w:t>V tem poglavju je podrobneje opisano delovanje obeh.</w:t>
+      </w:r>
+    </w:p>
+    <w:p/>
+    <w:p>
+      <w:pPr>
+        <w:pStyle w:val="Heading2"/>
+      </w:pPr>
+      <w:bookmarkStart w:id="20" w:name="_Toc226573119"/>
+      <w:r>
+        <w:t>4. 1. Konstrukcija modela</w:t>
+      </w:r>
+      <w:bookmarkEnd w:id="20"/>
+    </w:p>
+    <w:p/>
+    <w:p>
+      <w:r>
+        <w:t>3D modeli so običajno sestavljeni iz trikotnikov, ki jih računalnik prikaže kot celoten model. Te so narejeni iz oglišč in povezav med njimi (index). Omenjena oglišča</w:t>
+      </w:r>
+      <w:r>
+        <w:t xml:space="preserve"> oziroma </w:t>
+      </w:r>
+      <w:r>
+        <w:t>stičišč</w:t>
+      </w:r>
+      <w:r>
+        <w:t>a</w:t>
+      </w:r>
+      <w:r>
+        <w:t xml:space="preserve"> (ang. vertex, množina vertices) so točke v prostoru, kjer se srečata dve ali več črt oziroma robov. Povezave med njimi (ang. index, množina indices) so trikotniki sestavljeni iz skupin treh oglišč, saj te ustvarijo trikotno ploskev.</w:t>
+      </w:r>
+    </w:p>
+    <w:p>
+      <w:r>
+        <w:t>Da programsko ustvarimo model terena, je potrebno definirati oglišča glede na koordinate trenutne točke v terenu. Ker je teren definiran kot mreža vrednosti lahko vsako polje v mreži deluje kot oglišče, in njegova vrednost kot višina tega oglišča. Te povežemo med sabo v skupine</w:t>
+      </w:r>
+      <w:r>
+        <w:t xml:space="preserve"> po 3.</w:t>
+      </w:r>
+      <w:r>
+        <w:t xml:space="preserve"> </w:t>
+      </w:r>
+      <w:r>
+        <w:t>V</w:t>
+      </w:r>
+      <w:r>
+        <w:t>eč trikotnikov skupaj ustvari 3D model.</w:t>
+      </w:r>
+    </w:p>
+    <w:p>
+      <w:pPr>
+        <w:keepNext/>
+      </w:pPr>
+      <w:r>
+        <w:rPr>
+          <w:noProof/>
+        </w:rPr>
+        <w:drawing>
+          <wp:inline distT="0" distB="0" distL="0" distR="0" wp14:anchorId="08BD6133" wp14:editId="73F6EA94">
+            <wp:extent cx="2581275" cy="2800350"/>
+            <wp:effectExtent l="0" t="0" r="9525" b="0"/>
+            <wp:docPr id="627502077" name="Picture 1" descr="Quad with vertex and index buffers"/>
+            <wp:cNvGraphicFramePr>
+              <a:graphicFrameLocks xmlns:a="http://schemas.openxmlformats.org/drawingml/2006/main" noChangeAspect="1"/>
+            </wp:cNvGraphicFramePr>
+            <a:graphic xmlns:a="http://schemas.openxmlformats.org/drawingml/2006/main">
+              <a:graphicData uri="http://schemas.openxmlformats.org/drawingml/2006/picture">
+                <pic:pic xmlns:pic="http://schemas.openxmlformats.org/drawingml/2006/picture">
+                  <pic:nvPicPr>
+                    <pic:cNvPr id="0" name="Picture 1" descr="Quad with vertex and index buffers"/>
+                    <pic:cNvPicPr>
+                      <a:picLocks noChangeAspect="1" noChangeArrowheads="1"/>
+                    </pic:cNvPicPr>
+                  </pic:nvPicPr>
+                  <pic:blipFill>
+                    <a:blip r:embed="rId11">
+                      <a:extLst>
+                        <a:ext uri="{28A0092B-C50C-407E-A947-70E740481C1C}">
+                          <a14:useLocalDpi xmlns:a14="http://schemas.microsoft.com/office/drawing/2010/main" val="0"/>
+                        </a:ext>
+                      </a:extLst>
+                    </a:blip>
+                    <a:srcRect/>
+                    <a:stretch>
+                      <a:fillRect/>
+                    </a:stretch>
+                  </pic:blipFill>
+                  <pic:spPr bwMode="auto">
+                    <a:xfrm>
+                      <a:off x="0" y="0"/>
+                      <a:ext cx="2581275" cy="2800350"/>
+                    </a:xfrm>
+                    <a:prstGeom prst="rect">
+                      <a:avLst/>
+                    </a:prstGeom>
+                    <a:noFill/>
+                    <a:ln>
+                      <a:noFill/>
+                    </a:ln>
+                  </pic:spPr>
+                </pic:pic>
+              </a:graphicData>
+            </a:graphic>
+          </wp:inline>
+        </w:drawing>
+      </w:r>
+    </w:p>
+    <w:p>
+      <w:pPr>
+        <w:pStyle w:val="Caption"/>
+      </w:pPr>
+      <w:r>
+        <w:t xml:space="preserve">Slika </w:t>
+      </w:r>
+      <w:r>
+        <w:fldChar w:fldCharType="begin"/>
+      </w:r>
+      <w:r>
+        <w:instrText xml:space="preserve"> SEQ Slika \* ARABIC </w:instrText>
+      </w:r>
+      <w:r>
+        <w:fldChar w:fldCharType="separate"/>
+      </w:r>
+      <w:r>
+        <w:rPr>
+          <w:noProof/>
+        </w:rPr>
+        <w:t>3</w:t>
+      </w:r>
+      <w:r>
+        <w:fldChar w:fldCharType="end"/>
+      </w:r>
+      <w:r>
+        <w:t xml:space="preserve"> Primer sestavljanja modela</w:t>
+      </w:r>
+    </w:p>
+    <w:p>
+      <w:pPr>
+        <w:jc w:val="left"/>
+      </w:pPr>
+      <w:r>
+        <w:br w:type="page"/>
+      </w:r>
     </w:p>
     <w:p/>
     <w:sectPr>
-      <w:headerReference w:type="default" r:id="rId11"/>
-      <w:footerReference w:type="default" r:id="rId12"/>
-      <w:headerReference w:type="first" r:id="rId13"/>
-      <w:footerReference w:type="first" r:id="rId14"/>
+      <w:headerReference w:type="default" r:id="rId12"/>
+      <w:footerReference w:type="default" r:id="rId13"/>
+      <w:headerReference w:type="first" r:id="rId14"/>
+      <w:footerReference w:type="first" r:id="rId15"/>
       <w:pgSz w:w="12240" w:h="15840"/>
       <w:pgMar w:top="1440" w:right="1440" w:bottom="1440" w:left="1440" w:header="720" w:footer="720" w:gutter="0"/>
       <w:cols w:space="720"/>
@@ -2396,6 +2737,7 @@
   <w:style w:type="character" w:default="1" w:styleId="DefaultParagraphFont">
     <w:name w:val="Default Paragraph Font"/>
     <w:uiPriority w:val="1"/>
+    <w:semiHidden/>
     <w:unhideWhenUsed/>
   </w:style>
   <w:style w:type="table" w:default="1" w:styleId="TableNormal">

--- a/Strokovno Porocilo.docx
+++ b/Strokovno Porocilo.docx
@@ -254,7 +254,7 @@
       <w:bookmarkStart w:id="6" w:name="_Toc1038483689"/>
       <w:bookmarkStart w:id="7" w:name="_Toc226486565"/>
       <w:bookmarkStart w:id="8" w:name="_Toc226486628"/>
-      <w:bookmarkStart w:id="9" w:name="_Toc226573114"/>
+      <w:bookmarkStart w:id="9" w:name="_Toc226655208"/>
       <w:r>
         <w:rPr>
           <w:rFonts w:eastAsia="Arial"/>
@@ -319,7 +319,7 @@
           <w:r>
             <w:fldChar w:fldCharType="separate"/>
           </w:r>
-          <w:hyperlink w:anchor="_Toc226573114" w:history="1">
+          <w:hyperlink w:anchor="_Toc226655208" w:history="1">
             <w:r>
               <w:rPr>
                 <w:rStyle w:val="Hyperlink"/>
@@ -346,7 +346,7 @@
                 <w:noProof/>
                 <w:webHidden/>
               </w:rPr>
-              <w:instrText xml:space="preserve"> PAGEREF _Toc226573114 \h </w:instrText>
+              <w:instrText xml:space="preserve"> PAGEREF _Toc226655208 \h </w:instrText>
             </w:r>
             <w:r>
               <w:rPr>
@@ -392,7 +392,7 @@
               <w14:ligatures w14:val="standardContextual"/>
             </w:rPr>
           </w:pPr>
-          <w:hyperlink w:anchor="_Toc226573115" w:history="1">
+          <w:hyperlink w:anchor="_Toc226655209" w:history="1">
             <w:r>
               <w:rPr>
                 <w:rStyle w:val="Hyperlink"/>
@@ -419,7 +419,7 @@
                 <w:noProof/>
                 <w:webHidden/>
               </w:rPr>
-              <w:instrText xml:space="preserve"> PAGEREF _Toc226573115 \h </w:instrText>
+              <w:instrText xml:space="preserve"> PAGEREF _Toc226655209 \h </w:instrText>
             </w:r>
             <w:r>
               <w:rPr>
@@ -465,7 +465,7 @@
               <w14:ligatures w14:val="standardContextual"/>
             </w:rPr>
           </w:pPr>
-          <w:hyperlink w:anchor="_Toc226573116" w:history="1">
+          <w:hyperlink w:anchor="_Toc226655210" w:history="1">
             <w:r>
               <w:rPr>
                 <w:rStyle w:val="Hyperlink"/>
@@ -492,7 +492,7 @@
                 <w:noProof/>
                 <w:webHidden/>
               </w:rPr>
-              <w:instrText xml:space="preserve"> PAGEREF _Toc226573116 \h </w:instrText>
+              <w:instrText xml:space="preserve"> PAGEREF _Toc226655210 \h </w:instrText>
             </w:r>
             <w:r>
               <w:rPr>
@@ -538,7 +538,7 @@
               <w14:ligatures w14:val="standardContextual"/>
             </w:rPr>
           </w:pPr>
-          <w:hyperlink w:anchor="_Toc226573117" w:history="1">
+          <w:hyperlink w:anchor="_Toc226655211" w:history="1">
             <w:r>
               <w:rPr>
                 <w:rStyle w:val="Hyperlink"/>
@@ -565,7 +565,7 @@
                 <w:noProof/>
                 <w:webHidden/>
               </w:rPr>
-              <w:instrText xml:space="preserve"> PAGEREF _Toc226573117 \h </w:instrText>
+              <w:instrText xml:space="preserve"> PAGEREF _Toc226655211 \h </w:instrText>
             </w:r>
             <w:r>
               <w:rPr>
@@ -611,7 +611,7 @@
               <w14:ligatures w14:val="standardContextual"/>
             </w:rPr>
           </w:pPr>
-          <w:hyperlink w:anchor="_Toc226573118" w:history="1">
+          <w:hyperlink w:anchor="_Toc226655212" w:history="1">
             <w:r>
               <w:rPr>
                 <w:rStyle w:val="Hyperlink"/>
@@ -639,7 +639,7 @@
                 <w:noProof/>
                 <w:webHidden/>
               </w:rPr>
-              <w:instrText xml:space="preserve"> PAGEREF _Toc226573118 \h </w:instrText>
+              <w:instrText xml:space="preserve"> PAGEREF _Toc226655212 \h </w:instrText>
             </w:r>
             <w:r>
               <w:rPr>
@@ -685,7 +685,7 @@
               <w14:ligatures w14:val="standardContextual"/>
             </w:rPr>
           </w:pPr>
-          <w:hyperlink w:anchor="_Toc226573119" w:history="1">
+          <w:hyperlink w:anchor="_Toc226655213" w:history="1">
             <w:r>
               <w:rPr>
                 <w:rStyle w:val="Hyperlink"/>
@@ -712,7 +712,7 @@
                 <w:noProof/>
                 <w:webHidden/>
               </w:rPr>
-              <w:instrText xml:space="preserve"> PAGEREF _Toc226573119 \h </w:instrText>
+              <w:instrText xml:space="preserve"> PAGEREF _Toc226655213 \h </w:instrText>
             </w:r>
             <w:r>
               <w:rPr>
@@ -733,6 +733,349 @@
                 <w:webHidden/>
               </w:rPr>
               <w:t>6</w:t>
+            </w:r>
+            <w:r>
+              <w:rPr>
+                <w:noProof/>
+                <w:webHidden/>
+              </w:rPr>
+              <w:fldChar w:fldCharType="end"/>
+            </w:r>
+          </w:hyperlink>
+        </w:p>
+        <w:p>
+          <w:pPr>
+            <w:pStyle w:val="TOC2"/>
+            <w:tabs>
+              <w:tab w:val="right" w:leader="dot" w:pos="9350"/>
+            </w:tabs>
+            <w:rPr>
+              <w:rFonts w:asciiTheme="minorHAnsi" w:eastAsiaTheme="minorEastAsia" w:hAnsiTheme="minorHAnsi" w:cstheme="minorBidi"/>
+              <w:noProof/>
+              <w:color w:val="auto"/>
+              <w:kern w:val="2"/>
+              <w:lang w:val="en-SI" w:eastAsia="en-SI"/>
+              <w14:ligatures w14:val="standardContextual"/>
+            </w:rPr>
+          </w:pPr>
+          <w:hyperlink w:anchor="_Toc226655214" w:history="1">
+            <w:r>
+              <w:rPr>
+                <w:rStyle w:val="Hyperlink"/>
+                <w:noProof/>
+              </w:rPr>
+              <w:t>4. 2. Dodatki vizualizaciji</w:t>
+            </w:r>
+            <w:r>
+              <w:rPr>
+                <w:noProof/>
+                <w:webHidden/>
+              </w:rPr>
+              <w:tab/>
+            </w:r>
+            <w:r>
+              <w:rPr>
+                <w:noProof/>
+                <w:webHidden/>
+              </w:rPr>
+              <w:fldChar w:fldCharType="begin"/>
+            </w:r>
+            <w:r>
+              <w:rPr>
+                <w:noProof/>
+                <w:webHidden/>
+              </w:rPr>
+              <w:instrText xml:space="preserve"> PAGEREF _Toc226655214 \h </w:instrText>
+            </w:r>
+            <w:r>
+              <w:rPr>
+                <w:noProof/>
+                <w:webHidden/>
+              </w:rPr>
+            </w:r>
+            <w:r>
+              <w:rPr>
+                <w:noProof/>
+                <w:webHidden/>
+              </w:rPr>
+              <w:fldChar w:fldCharType="separate"/>
+            </w:r>
+            <w:r>
+              <w:rPr>
+                <w:noProof/>
+                <w:webHidden/>
+              </w:rPr>
+              <w:t>8</w:t>
+            </w:r>
+            <w:r>
+              <w:rPr>
+                <w:noProof/>
+                <w:webHidden/>
+              </w:rPr>
+              <w:fldChar w:fldCharType="end"/>
+            </w:r>
+          </w:hyperlink>
+        </w:p>
+        <w:p>
+          <w:pPr>
+            <w:pStyle w:val="TOC3"/>
+            <w:rPr>
+              <w:rFonts w:asciiTheme="minorHAnsi" w:hAnsiTheme="minorHAnsi" w:cstheme="minorBidi"/>
+              <w:kern w:val="2"/>
+              <w:sz w:val="24"/>
+              <w:szCs w:val="24"/>
+              <w:lang w:val="en-SI" w:eastAsia="en-SI"/>
+              <w14:ligatures w14:val="standardContextual"/>
+            </w:rPr>
+          </w:pPr>
+          <w:hyperlink w:anchor="_Toc226655215" w:history="1">
+            <w:r>
+              <w:rPr>
+                <w:rStyle w:val="Hyperlink"/>
+              </w:rPr>
+              <w:t>4. 2. 1. Kamera</w:t>
+            </w:r>
+            <w:r>
+              <w:rPr>
+                <w:webHidden/>
+              </w:rPr>
+              <w:tab/>
+            </w:r>
+            <w:r>
+              <w:rPr>
+                <w:webHidden/>
+              </w:rPr>
+              <w:fldChar w:fldCharType="begin"/>
+            </w:r>
+            <w:r>
+              <w:rPr>
+                <w:webHidden/>
+              </w:rPr>
+              <w:instrText xml:space="preserve"> PAGEREF _Toc226655215 \h </w:instrText>
+            </w:r>
+            <w:r>
+              <w:rPr>
+                <w:webHidden/>
+              </w:rPr>
+            </w:r>
+            <w:r>
+              <w:rPr>
+                <w:webHidden/>
+              </w:rPr>
+              <w:fldChar w:fldCharType="separate"/>
+            </w:r>
+            <w:r>
+              <w:rPr>
+                <w:webHidden/>
+              </w:rPr>
+              <w:t>8</w:t>
+            </w:r>
+            <w:r>
+              <w:rPr>
+                <w:webHidden/>
+              </w:rPr>
+              <w:fldChar w:fldCharType="end"/>
+            </w:r>
+          </w:hyperlink>
+        </w:p>
+        <w:p>
+          <w:pPr>
+            <w:pStyle w:val="TOC3"/>
+            <w:rPr>
+              <w:rFonts w:asciiTheme="minorHAnsi" w:hAnsiTheme="minorHAnsi" w:cstheme="minorBidi"/>
+              <w:kern w:val="2"/>
+              <w:sz w:val="24"/>
+              <w:szCs w:val="24"/>
+              <w:lang w:val="en-SI" w:eastAsia="en-SI"/>
+              <w14:ligatures w14:val="standardContextual"/>
+            </w:rPr>
+          </w:pPr>
+          <w:hyperlink w:anchor="_Toc226655216" w:history="1">
+            <w:r>
+              <w:rPr>
+                <w:rStyle w:val="Hyperlink"/>
+              </w:rPr>
+              <w:t>4. 2. 2. Senčilnik za določanje materiala terena</w:t>
+            </w:r>
+            <w:r>
+              <w:rPr>
+                <w:webHidden/>
+              </w:rPr>
+              <w:tab/>
+            </w:r>
+            <w:r>
+              <w:rPr>
+                <w:webHidden/>
+              </w:rPr>
+              <w:fldChar w:fldCharType="begin"/>
+            </w:r>
+            <w:r>
+              <w:rPr>
+                <w:webHidden/>
+              </w:rPr>
+              <w:instrText xml:space="preserve"> PAGEREF _Toc226655216 \h </w:instrText>
+            </w:r>
+            <w:r>
+              <w:rPr>
+                <w:webHidden/>
+              </w:rPr>
+            </w:r>
+            <w:r>
+              <w:rPr>
+                <w:webHidden/>
+              </w:rPr>
+              <w:fldChar w:fldCharType="separate"/>
+            </w:r>
+            <w:r>
+              <w:rPr>
+                <w:webHidden/>
+              </w:rPr>
+              <w:t>9</w:t>
+            </w:r>
+            <w:r>
+              <w:rPr>
+                <w:webHidden/>
+              </w:rPr>
+              <w:fldChar w:fldCharType="end"/>
+            </w:r>
+          </w:hyperlink>
+        </w:p>
+        <w:p>
+          <w:pPr>
+            <w:pStyle w:val="TOC2"/>
+            <w:tabs>
+              <w:tab w:val="right" w:leader="dot" w:pos="9350"/>
+            </w:tabs>
+            <w:rPr>
+              <w:rFonts w:asciiTheme="minorHAnsi" w:eastAsiaTheme="minorEastAsia" w:hAnsiTheme="minorHAnsi" w:cstheme="minorBidi"/>
+              <w:noProof/>
+              <w:color w:val="auto"/>
+              <w:kern w:val="2"/>
+              <w:lang w:val="en-SI" w:eastAsia="en-SI"/>
+              <w14:ligatures w14:val="standardContextual"/>
+            </w:rPr>
+          </w:pPr>
+          <w:hyperlink w:anchor="_Toc226655217" w:history="1">
+            <w:r>
+              <w:rPr>
+                <w:rStyle w:val="Hyperlink"/>
+                <w:noProof/>
+              </w:rPr>
+              <w:t>4. 3. Urejevalnik</w:t>
+            </w:r>
+            <w:r>
+              <w:rPr>
+                <w:noProof/>
+                <w:webHidden/>
+              </w:rPr>
+              <w:tab/>
+            </w:r>
+            <w:r>
+              <w:rPr>
+                <w:noProof/>
+                <w:webHidden/>
+              </w:rPr>
+              <w:fldChar w:fldCharType="begin"/>
+            </w:r>
+            <w:r>
+              <w:rPr>
+                <w:noProof/>
+                <w:webHidden/>
+              </w:rPr>
+              <w:instrText xml:space="preserve"> PAGEREF _Toc226655217 \h </w:instrText>
+            </w:r>
+            <w:r>
+              <w:rPr>
+                <w:noProof/>
+                <w:webHidden/>
+              </w:rPr>
+            </w:r>
+            <w:r>
+              <w:rPr>
+                <w:noProof/>
+                <w:webHidden/>
+              </w:rPr>
+              <w:fldChar w:fldCharType="separate"/>
+            </w:r>
+            <w:r>
+              <w:rPr>
+                <w:noProof/>
+                <w:webHidden/>
+              </w:rPr>
+              <w:t>10</w:t>
+            </w:r>
+            <w:r>
+              <w:rPr>
+                <w:noProof/>
+                <w:webHidden/>
+              </w:rPr>
+              <w:fldChar w:fldCharType="end"/>
+            </w:r>
+          </w:hyperlink>
+        </w:p>
+        <w:p>
+          <w:pPr>
+            <w:pStyle w:val="TOC1"/>
+            <w:tabs>
+              <w:tab w:val="right" w:leader="dot" w:pos="9350"/>
+            </w:tabs>
+            <w:rPr>
+              <w:rFonts w:asciiTheme="minorHAnsi" w:eastAsiaTheme="minorEastAsia" w:hAnsiTheme="minorHAnsi" w:cstheme="minorBidi"/>
+              <w:noProof/>
+              <w:color w:val="auto"/>
+              <w:kern w:val="2"/>
+              <w:lang w:val="en-SI" w:eastAsia="en-SI"/>
+              <w14:ligatures w14:val="standardContextual"/>
+            </w:rPr>
+          </w:pPr>
+          <w:hyperlink w:anchor="_Toc226655218" w:history="1">
+            <w:r>
+              <w:rPr>
+                <w:rStyle w:val="Hyperlink"/>
+                <w:noProof/>
+              </w:rPr>
+              <w:t>5. Node graph sistem</w:t>
+            </w:r>
+            <w:r>
+              <w:rPr>
+                <w:noProof/>
+                <w:webHidden/>
+              </w:rPr>
+              <w:tab/>
+            </w:r>
+            <w:r>
+              <w:rPr>
+                <w:noProof/>
+                <w:webHidden/>
+              </w:rPr>
+              <w:fldChar w:fldCharType="begin"/>
+            </w:r>
+            <w:r>
+              <w:rPr>
+                <w:noProof/>
+                <w:webHidden/>
+              </w:rPr>
+              <w:instrText xml:space="preserve"> PAGEREF _Toc226655218 \h </w:instrText>
+            </w:r>
+            <w:r>
+              <w:rPr>
+                <w:noProof/>
+                <w:webHidden/>
+              </w:rPr>
+            </w:r>
+            <w:r>
+              <w:rPr>
+                <w:noProof/>
+                <w:webHidden/>
+              </w:rPr>
+              <w:fldChar w:fldCharType="separate"/>
+            </w:r>
+            <w:r>
+              <w:rPr>
+                <w:noProof/>
+                <w:webHidden/>
+              </w:rPr>
+              <w:t>11</w:t>
             </w:r>
             <w:r>
               <w:rPr>
@@ -774,7 +1117,7 @@
       </w:pPr>
       <w:bookmarkStart w:id="10" w:name="_Toc226486566"/>
       <w:bookmarkStart w:id="11" w:name="_Toc226486629"/>
-      <w:bookmarkStart w:id="12" w:name="_Toc226573115"/>
+      <w:bookmarkStart w:id="12" w:name="_Toc226655209"/>
       <w:r>
         <w:lastRenderedPageBreak/>
         <w:t>1. Uvod</w:t>
@@ -868,7 +1211,7 @@
       </w:pPr>
       <w:bookmarkStart w:id="13" w:name="_Toc226486567"/>
       <w:bookmarkStart w:id="14" w:name="_Toc226486630"/>
-      <w:bookmarkStart w:id="15" w:name="_Toc226573116"/>
+      <w:bookmarkStart w:id="15" w:name="_Toc226655210"/>
       <w:r>
         <w:t>2. Izbira orodij in programskih jezikov</w:t>
       </w:r>
@@ -1030,7 +1373,7 @@
       </w:pPr>
       <w:bookmarkStart w:id="16" w:name="_Toc226486568"/>
       <w:bookmarkStart w:id="17" w:name="_Toc226486631"/>
-      <w:bookmarkStart w:id="18" w:name="_Toc226573117"/>
+      <w:bookmarkStart w:id="18" w:name="_Toc226655211"/>
       <w:r>
         <w:lastRenderedPageBreak/>
         <w:t>3. O aplikaciji</w:t>
@@ -1273,7 +1616,7 @@
           <w:lang w:val="en-SI"/>
         </w:rPr>
       </w:pPr>
-      <w:bookmarkStart w:id="19" w:name="_Toc226573118"/>
+      <w:bookmarkStart w:id="19" w:name="_Toc226655212"/>
       <w:r>
         <w:rPr>
           <w:lang w:val="en-SI"/>
@@ -1319,13 +1662,51 @@
       <w:r>
         <w:t>V tem poglavju je podrobneje opisano delovanje obeh.</w:t>
       </w:r>
-    </w:p>
-    <w:p/>
+      <w:r>
+        <w:t xml:space="preserve"> Ker je to del uporabniškega vmesnika G</w:t>
+      </w:r>
+      <w:r>
+        <w:t>odot vsebuje nekaj uporabnih razredov, kot so vidna polja oziroma pogledi (</w:t>
+      </w:r>
+      <w:r>
+        <w:t>v</w:t>
+      </w:r>
+      <w:r>
+        <w:t xml:space="preserve">iewport). Urejevalnik in vizualizacijsko okno sta oba svoja objekta ali scene, </w:t>
+      </w:r>
+      <w:r>
+        <w:t>ta</w:t>
+      </w:r>
+      <w:r>
+        <w:t xml:space="preserve"> sta v aplikaciji </w:t>
+      </w:r>
+      <w:r>
+        <w:t xml:space="preserve">naenkrat v enem oknu </w:t>
+      </w:r>
+      <w:r>
+        <w:t xml:space="preserve">prikazana </w:t>
+      </w:r>
+      <w:r>
+        <w:t>s</w:t>
+      </w:r>
+      <w:r>
+        <w:t xml:space="preserve"> pomočjo </w:t>
+      </w:r>
+      <w:r>
+        <w:t xml:space="preserve">razreda </w:t>
+      </w:r>
+      <w:r>
+        <w:t>v</w:t>
+      </w:r>
+      <w:r>
+        <w:t>iewport.</w:t>
+      </w:r>
+    </w:p>
     <w:p>
       <w:pPr>
         <w:pStyle w:val="Heading2"/>
       </w:pPr>
-      <w:bookmarkStart w:id="20" w:name="_Toc226573119"/>
+      <w:bookmarkStart w:id="20" w:name="_Toc226655213"/>
       <w:r>
         <w:t>4. 1. Konstrukcija modela</w:t>
       </w:r>
@@ -1461,12 +1842,828 @@
         <w:br w:type="page"/>
       </w:r>
     </w:p>
+    <w:p>
+      <w:r>
+        <w:lastRenderedPageBreak/>
+        <w:t xml:space="preserve">V oknu za vizualizacijo je instanca objekta 3D modela. Za konstrukcijo modela terena ta vsebuje funkcijo </w:t>
+      </w:r>
+      <w:r>
+        <w:t>generate_terrain</w:t>
+      </w:r>
+      <w:r>
+        <w:t xml:space="preserve">, ki sprejme dvodimenzionalno tabelo, ki vsebuje vrednosti od 0 do 1 in predstavlja generiran teren. </w:t>
+      </w:r>
+      <w:r>
+        <w:t xml:space="preserve">Za urejanje modela sta uporabljena  pomožna objekta, ki jih vsebuje </w:t>
+      </w:r>
+      <w:r>
+        <w:t>G</w:t>
+      </w:r>
+      <w:r>
+        <w:t>odot.</w:t>
+      </w:r>
+    </w:p>
+    <w:p>
+      <w:pPr>
+        <w:keepNext/>
+      </w:pPr>
+      <w:r>
+        <w:drawing>
+          <wp:inline distT="0" distB="0" distL="0" distR="0" wp14:anchorId="184214FE" wp14:editId="3A2C0FD8">
+            <wp:extent cx="2705478" cy="400106"/>
+            <wp:effectExtent l="0" t="0" r="0" b="0"/>
+            <wp:docPr id="610897874" name="Picture 1"/>
+            <wp:cNvGraphicFramePr>
+              <a:graphicFrameLocks xmlns:a="http://schemas.openxmlformats.org/drawingml/2006/main" noChangeAspect="1"/>
+            </wp:cNvGraphicFramePr>
+            <a:graphic xmlns:a="http://schemas.openxmlformats.org/drawingml/2006/main">
+              <a:graphicData uri="http://schemas.openxmlformats.org/drawingml/2006/picture">
+                <pic:pic xmlns:pic="http://schemas.openxmlformats.org/drawingml/2006/picture">
+                  <pic:nvPicPr>
+                    <pic:cNvPr id="610897874" name=""/>
+                    <pic:cNvPicPr/>
+                  </pic:nvPicPr>
+                  <pic:blipFill>
+                    <a:blip r:embed="rId12"/>
+                    <a:stretch>
+                      <a:fillRect/>
+                    </a:stretch>
+                  </pic:blipFill>
+                  <pic:spPr>
+                    <a:xfrm>
+                      <a:off x="0" y="0"/>
+                      <a:ext cx="2705478" cy="400106"/>
+                    </a:xfrm>
+                    <a:prstGeom prst="rect">
+                      <a:avLst/>
+                    </a:prstGeom>
+                  </pic:spPr>
+                </pic:pic>
+              </a:graphicData>
+            </a:graphic>
+          </wp:inline>
+        </w:drawing>
+      </w:r>
+    </w:p>
+    <w:p>
+      <w:pPr>
+        <w:pStyle w:val="Caption"/>
+      </w:pPr>
+      <w:r>
+        <w:t xml:space="preserve">Slika </w:t>
+      </w:r>
+      <w:r>
+        <w:fldChar w:fldCharType="begin"/>
+      </w:r>
+      <w:r>
+        <w:instrText xml:space="preserve"> SEQ Slika \* ARABIC </w:instrText>
+      </w:r>
+      <w:r>
+        <w:fldChar w:fldCharType="separate"/>
+      </w:r>
+      <w:r>
+        <w:rPr>
+          <w:noProof/>
+        </w:rPr>
+        <w:t>4</w:t>
+      </w:r>
+      <w:r>
+        <w:fldChar w:fldCharType="end"/>
+      </w:r>
+      <w:r>
+        <w:t xml:space="preserve"> Odsek funkcije</w:t>
+      </w:r>
+    </w:p>
+    <w:p>
+      <w:r>
+        <w:t>Funkcija iterira čez teren in ustvari oglišča na kordinatah, ki se ujemajo z pozicijo točke v tabeli terena in njeno vrednostjo, pomnoženo z maksimalno višino nastavljeno v nastavitvah aplikacije.</w:t>
+      </w:r>
+    </w:p>
+    <w:p>
+      <w:pPr>
+        <w:keepNext/>
+      </w:pPr>
+      <w:r>
+        <w:drawing>
+          <wp:inline distT="0" distB="0" distL="0" distR="0" wp14:anchorId="4179C6B4" wp14:editId="6B7B5F98">
+            <wp:extent cx="5741087" cy="3762375"/>
+            <wp:effectExtent l="0" t="0" r="0" b="0"/>
+            <wp:docPr id="1553100378" name="Picture 1"/>
+            <wp:cNvGraphicFramePr>
+              <a:graphicFrameLocks xmlns:a="http://schemas.openxmlformats.org/drawingml/2006/main" noChangeAspect="1"/>
+            </wp:cNvGraphicFramePr>
+            <a:graphic xmlns:a="http://schemas.openxmlformats.org/drawingml/2006/main">
+              <a:graphicData uri="http://schemas.openxmlformats.org/drawingml/2006/picture">
+                <pic:pic xmlns:pic="http://schemas.openxmlformats.org/drawingml/2006/picture">
+                  <pic:nvPicPr>
+                    <pic:cNvPr id="1553100378" name=""/>
+                    <pic:cNvPicPr/>
+                  </pic:nvPicPr>
+                  <pic:blipFill>
+                    <a:blip r:embed="rId13"/>
+                    <a:stretch>
+                      <a:fillRect/>
+                    </a:stretch>
+                  </pic:blipFill>
+                  <pic:spPr>
+                    <a:xfrm>
+                      <a:off x="0" y="0"/>
+                      <a:ext cx="5742456" cy="3763272"/>
+                    </a:xfrm>
+                    <a:prstGeom prst="rect">
+                      <a:avLst/>
+                    </a:prstGeom>
+                  </pic:spPr>
+                </pic:pic>
+              </a:graphicData>
+            </a:graphic>
+          </wp:inline>
+        </w:drawing>
+      </w:r>
+    </w:p>
+    <w:p>
+      <w:pPr>
+        <w:pStyle w:val="Caption"/>
+      </w:pPr>
+      <w:r>
+        <w:t xml:space="preserve">Slika </w:t>
+      </w:r>
+      <w:r>
+        <w:fldChar w:fldCharType="begin"/>
+      </w:r>
+      <w:r>
+        <w:instrText xml:space="preserve"> SEQ Slika \* ARABIC </w:instrText>
+      </w:r>
+      <w:r>
+        <w:fldChar w:fldCharType="separate"/>
+      </w:r>
+      <w:r>
+        <w:rPr>
+          <w:noProof/>
+        </w:rPr>
+        <w:t>5</w:t>
+      </w:r>
+      <w:r>
+        <w:fldChar w:fldCharType="end"/>
+      </w:r>
+      <w:r>
+        <w:t xml:space="preserve"> Odsek funkcije</w:t>
+      </w:r>
+    </w:p>
+    <w:p>
+      <w:r>
+        <w:t>Da se pri odprtju aplikacije prikaže ravna ploskev, ker teren še ni bil generiran, funkcija sama generira tabelo terena z ničelnimi vrednostmi in jo prikaže.</w:t>
+      </w:r>
+    </w:p>
+    <w:p>
+      <w:pPr>
+        <w:jc w:val="left"/>
+      </w:pPr>
+      <w:r>
+        <w:br w:type="page"/>
+      </w:r>
+    </w:p>
+    <w:p>
+      <w:pPr>
+        <w:pStyle w:val="Heading2"/>
+      </w:pPr>
+      <w:bookmarkStart w:id="21" w:name="_Toc226655214"/>
+      <w:r>
+        <w:lastRenderedPageBreak/>
+        <w:t xml:space="preserve">4. 2. </w:t>
+      </w:r>
+      <w:r>
+        <w:t>Dodatki vizualizaciji</w:t>
+      </w:r>
+      <w:bookmarkEnd w:id="21"/>
+    </w:p>
+    <w:p/>
+    <w:p>
+      <w:pPr>
+        <w:pStyle w:val="Heading3"/>
+      </w:pPr>
+      <w:bookmarkStart w:id="22" w:name="_Toc226655215"/>
+      <w:r>
+        <w:t>4. 2. 1. Kamera</w:t>
+      </w:r>
+      <w:bookmarkEnd w:id="22"/>
+    </w:p>
+    <w:p/>
+    <w:p>
+      <w:r>
+        <w:rPr>
+          <w:noProof/>
+        </w:rPr>
+        <mc:AlternateContent>
+          <mc:Choice Requires="wps">
+            <w:drawing>
+              <wp:anchor distT="0" distB="0" distL="114300" distR="114300" simplePos="0" relativeHeight="251660288" behindDoc="1" locked="0" layoutInCell="1" allowOverlap="1" wp14:anchorId="2D40DEFA" wp14:editId="64020E69">
+                <wp:simplePos x="0" y="0"/>
+                <wp:positionH relativeFrom="column">
+                  <wp:posOffset>3533775</wp:posOffset>
+                </wp:positionH>
+                <wp:positionV relativeFrom="paragraph">
+                  <wp:posOffset>2508250</wp:posOffset>
+                </wp:positionV>
+                <wp:extent cx="2314575" cy="635"/>
+                <wp:effectExtent l="0" t="0" r="0" b="0"/>
+                <wp:wrapTight wrapText="bothSides">
+                  <wp:wrapPolygon edited="0">
+                    <wp:start x="0" y="0"/>
+                    <wp:lineTo x="0" y="21600"/>
+                    <wp:lineTo x="21600" y="21600"/>
+                    <wp:lineTo x="21600" y="0"/>
+                  </wp:wrapPolygon>
+                </wp:wrapTight>
+                <wp:docPr id="2051596326" name="Text Box 1"/>
+                <wp:cNvGraphicFramePr/>
+                <a:graphic xmlns:a="http://schemas.openxmlformats.org/drawingml/2006/main">
+                  <a:graphicData uri="http://schemas.microsoft.com/office/word/2010/wordprocessingShape">
+                    <wps:wsp>
+                      <wps:cNvSpPr txBox="1"/>
+                      <wps:spPr>
+                        <a:xfrm>
+                          <a:off x="0" y="0"/>
+                          <a:ext cx="2314575" cy="635"/>
+                        </a:xfrm>
+                        <a:prstGeom prst="rect">
+                          <a:avLst/>
+                        </a:prstGeom>
+                        <a:solidFill>
+                          <a:prstClr val="white"/>
+                        </a:solidFill>
+                        <a:ln>
+                          <a:noFill/>
+                        </a:ln>
+                      </wps:spPr>
+                      <wps:txbx>
+                        <w:txbxContent>
+                          <w:p>
+                            <w:pPr>
+                              <w:pStyle w:val="Caption"/>
+                              <w:rPr>
+                                <w:color w:val="000000" w:themeColor="text1"/>
+                              </w:rPr>
+                            </w:pPr>
+                            <w:r>
+                              <w:t xml:space="preserve">Slika </w:t>
+                            </w:r>
+                            <w:r>
+                              <w:fldChar w:fldCharType="begin"/>
+                            </w:r>
+                            <w:r>
+                              <w:instrText xml:space="preserve"> SEQ Slika \* ARABIC </w:instrText>
+                            </w:r>
+                            <w:r>
+                              <w:fldChar w:fldCharType="separate"/>
+                            </w:r>
+                            <w:r>
+                              <w:rPr>
+                                <w:noProof/>
+                              </w:rPr>
+                              <w:t>6</w:t>
+                            </w:r>
+                            <w:r>
+                              <w:fldChar w:fldCharType="end"/>
+                            </w:r>
+                            <w:r>
+                              <w:t xml:space="preserve"> </w:t>
+                            </w:r>
+                            <w:r>
+                              <w:t>Lastnosti kamere</w:t>
+                            </w:r>
+                          </w:p>
+                        </w:txbxContent>
+                      </wps:txbx>
+                      <wps:bodyPr rot="0" spcFirstLastPara="0" vertOverflow="overflow" horzOverflow="overflow" vert="horz" wrap="square" lIns="0" tIns="0" rIns="0" bIns="0" numCol="1" spcCol="0" rtlCol="0" fromWordArt="0" anchor="t" anchorCtr="0" forceAA="0" compatLnSpc="1">
+                        <a:prstTxWarp prst="textNoShape">
+                          <a:avLst/>
+                        </a:prstTxWarp>
+                        <a:spAutoFit/>
+                      </wps:bodyPr>
+                    </wps:wsp>
+                  </a:graphicData>
+                </a:graphic>
+              </wp:anchor>
+            </w:drawing>
+          </mc:Choice>
+          <mc:Fallback>
+            <w:pict>
+              <v:shapetype w14:anchorId="2D40DEFA" id="_x0000_t202" coordsize="21600,21600" o:spt="202" path="m,l,21600r21600,l21600,xe">
+                <v:stroke joinstyle="miter"/>
+                <v:path gradientshapeok="t" o:connecttype="rect"/>
+              </v:shapetype>
+              <v:shape id="Text Box 1" o:spid="_x0000_s1026" type="#_x0000_t202" style="position:absolute;left:0;text-align:left;margin-left:278.25pt;margin-top:197.5pt;width:182.25pt;height:.05pt;z-index:-251656192;visibility:visible;mso-wrap-style:square;mso-wrap-distance-left:9pt;mso-wrap-distance-top:0;mso-wrap-distance-right:9pt;mso-wrap-distance-bottom:0;mso-position-horizontal:absolute;mso-position-horizontal-relative:text;mso-position-vertical:absolute;mso-position-vertical-relative:text;v-text-anchor:top" o:gfxdata="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" stroked="f">
+                <v:textbox style="mso-fit-shape-to-text:t" inset="0,0,0,0">
+                  <w:txbxContent>
+                    <w:p>
+                      <w:pPr>
+                        <w:pStyle w:val="Caption"/>
+                        <w:rPr>
+                          <w:color w:val="000000" w:themeColor="text1"/>
+                        </w:rPr>
+                      </w:pPr>
+                      <w:r>
+                        <w:t xml:space="preserve">Slika </w:t>
+                      </w:r>
+                      <w:r>
+                        <w:fldChar w:fldCharType="begin"/>
+                      </w:r>
+                      <w:r>
+                        <w:instrText xml:space="preserve"> SEQ Slika \* ARABIC </w:instrText>
+                      </w:r>
+                      <w:r>
+                        <w:fldChar w:fldCharType="separate"/>
+                      </w:r>
+                      <w:r>
+                        <w:rPr>
+                          <w:noProof/>
+                        </w:rPr>
+                        <w:t>6</w:t>
+                      </w:r>
+                      <w:r>
+                        <w:fldChar w:fldCharType="end"/>
+                      </w:r>
+                      <w:r>
+                        <w:t xml:space="preserve"> </w:t>
+                      </w:r>
+                      <w:r>
+                        <w:t>Lastnosti kamere</w:t>
+                      </w:r>
+                    </w:p>
+                  </w:txbxContent>
+                </v:textbox>
+                <w10:wrap type="tight"/>
+              </v:shape>
+            </w:pict>
+          </mc:Fallback>
+        </mc:AlternateContent>
+      </w:r>
+      <w:r>
+        <w:drawing>
+          <wp:anchor distT="0" distB="0" distL="114300" distR="114300" simplePos="0" relativeHeight="251658240" behindDoc="1" locked="0" layoutInCell="1" allowOverlap="1" wp14:anchorId="1F6AD020" wp14:editId="2C1934D2">
+            <wp:simplePos x="0" y="0"/>
+            <wp:positionH relativeFrom="column">
+              <wp:posOffset>3533775</wp:posOffset>
+            </wp:positionH>
+            <wp:positionV relativeFrom="paragraph">
+              <wp:posOffset>13970</wp:posOffset>
+            </wp:positionV>
+            <wp:extent cx="2314575" cy="2437130"/>
+            <wp:effectExtent l="0" t="0" r="9525" b="1270"/>
+            <wp:wrapTight wrapText="bothSides">
+              <wp:wrapPolygon edited="0">
+                <wp:start x="0" y="0"/>
+                <wp:lineTo x="0" y="21442"/>
+                <wp:lineTo x="21511" y="21442"/>
+                <wp:lineTo x="21511" y="0"/>
+                <wp:lineTo x="0" y="0"/>
+              </wp:wrapPolygon>
+            </wp:wrapTight>
+            <wp:docPr id="309303973" name="Picture 1"/>
+            <wp:cNvGraphicFramePr>
+              <a:graphicFrameLocks xmlns:a="http://schemas.openxmlformats.org/drawingml/2006/main" noChangeAspect="1"/>
+            </wp:cNvGraphicFramePr>
+            <a:graphic xmlns:a="http://schemas.openxmlformats.org/drawingml/2006/main">
+              <a:graphicData uri="http://schemas.openxmlformats.org/drawingml/2006/picture">
+                <pic:pic xmlns:pic="http://schemas.openxmlformats.org/drawingml/2006/picture">
+                  <pic:nvPicPr>
+                    <pic:cNvPr id="309303973" name=""/>
+                    <pic:cNvPicPr/>
+                  </pic:nvPicPr>
+                  <pic:blipFill>
+                    <a:blip r:embed="rId14">
+                      <a:extLst>
+                        <a:ext uri="{28A0092B-C50C-407E-A947-70E740481C1C}">
+                          <a14:useLocalDpi xmlns:a14="http://schemas.microsoft.com/office/drawing/2010/main" val="0"/>
+                        </a:ext>
+                      </a:extLst>
+                    </a:blip>
+                    <a:stretch>
+                      <a:fillRect/>
+                    </a:stretch>
+                  </pic:blipFill>
+                  <pic:spPr>
+                    <a:xfrm>
+                      <a:off x="0" y="0"/>
+                      <a:ext cx="2314575" cy="2437130"/>
+                    </a:xfrm>
+                    <a:prstGeom prst="rect">
+                      <a:avLst/>
+                    </a:prstGeom>
+                  </pic:spPr>
+                </pic:pic>
+              </a:graphicData>
+            </a:graphic>
+            <wp14:sizeRelH relativeFrom="page">
+              <wp14:pctWidth>0</wp14:pctWidth>
+            </wp14:sizeRelH>
+            <wp14:sizeRelV relativeFrom="page">
+              <wp14:pctHeight>0</wp14:pctHeight>
+            </wp14:sizeRelV>
+          </wp:anchor>
+        </w:drawing>
+      </w:r>
+      <w:r>
+        <w:t xml:space="preserve">V oknu za vizualizacijo se lahko uporabnik obrača okoli modela terena in </w:t>
+      </w:r>
+      <w:r>
+        <w:t>ga poveča. To je narejeno preko kamere. Ker so omejitve kamere drugačne glede na velikost modela, se bojo spremenljivke, ki določajo omejitve kamere, hitrosti povečave in podobno spreminjale. Za to skrbi funkcija setCameraProperties(), ki se kliče vsakič ko hočemo na novo prikazati teren. S tem se ponastavita tudi rotacija in povečava kamere.</w:t>
+      </w:r>
+    </w:p>
+    <w:p>
+      <w:pPr>
+        <w:keepNext/>
+      </w:pPr>
+    </w:p>
+    <w:p>
+      <w:pPr>
+        <w:pStyle w:val="Caption"/>
+      </w:pPr>
+    </w:p>
+    <w:p/>
+    <w:p>
+      <w:r>
+        <w:t xml:space="preserve">Rotacija in povečava kamere delujeta tako, da aplikacija zazna pritisk na miški in v primeru povečave vrtenje koleščka na miški. Ko zazna pritisk na miški vsako osvežitev nastavi rotacije kamere glede na trenutno rotacijo, premik miške med pritiskom in </w:t>
+      </w:r>
+      <w:r>
+        <w:t xml:space="preserve">občutljivostjo (ta je lastnost objekta). </w:t>
+      </w:r>
+      <w:r>
+        <w:t>Rotacija kamere na eni izmed osi je omejena.</w:t>
+      </w:r>
+    </w:p>
+    <w:p>
+      <w:pPr>
+        <w:keepNext/>
+      </w:pPr>
+      <w:r>
+        <w:drawing>
+          <wp:inline distT="0" distB="0" distL="0" distR="0" wp14:anchorId="264D7695" wp14:editId="3EE25878">
+            <wp:extent cx="5391150" cy="2521054"/>
+            <wp:effectExtent l="0" t="0" r="0" b="0"/>
+            <wp:docPr id="1091024397" name="Picture 1"/>
+            <wp:cNvGraphicFramePr>
+              <a:graphicFrameLocks xmlns:a="http://schemas.openxmlformats.org/drawingml/2006/main" noChangeAspect="1"/>
+            </wp:cNvGraphicFramePr>
+            <a:graphic xmlns:a="http://schemas.openxmlformats.org/drawingml/2006/main">
+              <a:graphicData uri="http://schemas.openxmlformats.org/drawingml/2006/picture">
+                <pic:pic xmlns:pic="http://schemas.openxmlformats.org/drawingml/2006/picture">
+                  <pic:nvPicPr>
+                    <pic:cNvPr id="1091024397" name=""/>
+                    <pic:cNvPicPr/>
+                  </pic:nvPicPr>
+                  <pic:blipFill>
+                    <a:blip r:embed="rId15"/>
+                    <a:stretch>
+                      <a:fillRect/>
+                    </a:stretch>
+                  </pic:blipFill>
+                  <pic:spPr>
+                    <a:xfrm>
+                      <a:off x="0" y="0"/>
+                      <a:ext cx="5410294" cy="2530006"/>
+                    </a:xfrm>
+                    <a:prstGeom prst="rect">
+                      <a:avLst/>
+                    </a:prstGeom>
+                  </pic:spPr>
+                </pic:pic>
+              </a:graphicData>
+            </a:graphic>
+          </wp:inline>
+        </w:drawing>
+      </w:r>
+    </w:p>
+    <w:p>
+      <w:pPr>
+        <w:pStyle w:val="Caption"/>
+      </w:pPr>
+      <w:r>
+        <w:t xml:space="preserve">Slika </w:t>
+      </w:r>
+      <w:r>
+        <w:fldChar w:fldCharType="begin"/>
+      </w:r>
+      <w:r>
+        <w:instrText xml:space="preserve"> SEQ Slika \* ARABIC </w:instrText>
+      </w:r>
+      <w:r>
+        <w:fldChar w:fldCharType="separate"/>
+      </w:r>
+      <w:r>
+        <w:rPr>
+          <w:noProof/>
+        </w:rPr>
+        <w:t>7</w:t>
+      </w:r>
+      <w:r>
+        <w:fldChar w:fldCharType="end"/>
+      </w:r>
+      <w:r>
+        <w:t xml:space="preserve"> Odsek kode, ki skrbi za rotacijo in povečavo pri kameri</w:t>
+      </w:r>
+    </w:p>
+    <w:p>
+      <w:pPr>
+        <w:jc w:val="left"/>
+      </w:pPr>
+      <w:r>
+        <w:br w:type="page"/>
+      </w:r>
+      <w:r>
+        <w:lastRenderedPageBreak/>
+        <w:t>Ko se zazna vrtenje koleščka na miški in povečava ne bi šla čez ali pod omejitve se nastavi ciljna poveča</w:t>
+      </w:r>
+      <w:r>
+        <w:t>v</w:t>
+      </w:r>
+      <w:r>
+        <w:t>a, ki se ji čez interpolacijo z uporabo funkcije lerp približuje povečava</w:t>
+      </w:r>
+      <w:r>
+        <w:t>,</w:t>
+      </w:r>
+      <w:r>
+        <w:t xml:space="preserve"> dokler nista enaki. </w:t>
+      </w:r>
+    </w:p>
+    <w:p>
+      <w:pPr>
+        <w:jc w:val="left"/>
+      </w:pPr>
+    </w:p>
+    <w:p>
+      <w:pPr>
+        <w:pStyle w:val="Heading3"/>
+      </w:pPr>
+      <w:bookmarkStart w:id="23" w:name="_Toc226655216"/>
+      <w:r>
+        <w:t xml:space="preserve">4. 2. 2. </w:t>
+      </w:r>
+      <w:r>
+        <w:t>Senčilnik za določanje materiala terena</w:t>
+      </w:r>
+      <w:bookmarkEnd w:id="23"/>
+    </w:p>
+    <w:p>
+      <w:pPr>
+        <w:jc w:val="left"/>
+      </w:pPr>
+    </w:p>
+    <w:p>
+      <w:pPr>
+        <w:jc w:val="left"/>
+      </w:pPr>
+      <w:r>
+        <w:t>Teren ni povsod enake barve. Za to poskrbi fragmentacijski senčilnik (fragment shader), ki izračuna barvo piksla pred prikazom. Ta izvede kalkulacije nad modelom (glavno skalarni produkt), da izve naklon terena in tam uporabi primeren material</w:t>
+      </w:r>
+      <w:r>
+        <w:t xml:space="preserve"> (se opazi kot obarvan matematični šum)</w:t>
+      </w:r>
+      <w:r>
+        <w:t>.</w:t>
+      </w:r>
+    </w:p>
+    <w:p>
+      <w:pPr>
+        <w:keepNext/>
+        <w:jc w:val="left"/>
+      </w:pPr>
+      <w:r>
+        <w:drawing>
+          <wp:inline distT="0" distB="0" distL="0" distR="0" wp14:anchorId="59319894" wp14:editId="2772B04E">
+            <wp:extent cx="3463346" cy="2733675"/>
+            <wp:effectExtent l="0" t="0" r="3810" b="0"/>
+            <wp:docPr id="65148425" name="Picture 1"/>
+            <wp:cNvGraphicFramePr>
+              <a:graphicFrameLocks xmlns:a="http://schemas.openxmlformats.org/drawingml/2006/main" noChangeAspect="1"/>
+            </wp:cNvGraphicFramePr>
+            <a:graphic xmlns:a="http://schemas.openxmlformats.org/drawingml/2006/main">
+              <a:graphicData uri="http://schemas.openxmlformats.org/drawingml/2006/picture">
+                <pic:pic xmlns:pic="http://schemas.openxmlformats.org/drawingml/2006/picture">
+                  <pic:nvPicPr>
+                    <pic:cNvPr id="65148425" name=""/>
+                    <pic:cNvPicPr/>
+                  </pic:nvPicPr>
+                  <pic:blipFill>
+                    <a:blip r:embed="rId16"/>
+                    <a:stretch>
+                      <a:fillRect/>
+                    </a:stretch>
+                  </pic:blipFill>
+                  <pic:spPr>
+                    <a:xfrm>
+                      <a:off x="0" y="0"/>
+                      <a:ext cx="3468671" cy="2737878"/>
+                    </a:xfrm>
+                    <a:prstGeom prst="rect">
+                      <a:avLst/>
+                    </a:prstGeom>
+                  </pic:spPr>
+                </pic:pic>
+              </a:graphicData>
+            </a:graphic>
+          </wp:inline>
+        </w:drawing>
+      </w:r>
+    </w:p>
+    <w:p>
+      <w:pPr>
+        <w:pStyle w:val="Caption"/>
+        <w:jc w:val="left"/>
+        <w:rPr>
+          <w:noProof/>
+        </w:rPr>
+      </w:pPr>
+      <w:r>
+        <w:t xml:space="preserve">Slika </w:t>
+      </w:r>
+      <w:r>
+        <w:fldChar w:fldCharType="begin"/>
+      </w:r>
+      <w:r>
+        <w:instrText xml:space="preserve"> SEQ Slika \* ARABIC </w:instrText>
+      </w:r>
+      <w:r>
+        <w:fldChar w:fldCharType="separate"/>
+      </w:r>
+      <w:r>
+        <w:rPr>
+          <w:noProof/>
+        </w:rPr>
+        <w:t>8</w:t>
+      </w:r>
+      <w:r>
+        <w:fldChar w:fldCharType="end"/>
+      </w:r>
+      <w:r>
+        <w:t xml:space="preserve"> Slika terena, pri katerem</w:t>
+      </w:r>
+      <w:r>
+        <w:rPr>
+          <w:noProof/>
+        </w:rPr>
+        <w:t xml:space="preserve"> so strmejši deli obarvani drugače</w:t>
+      </w:r>
+    </w:p>
+    <w:p>
+      <w:pPr>
+        <w:jc w:val="left"/>
+      </w:pPr>
+      <w:r>
+        <w:br w:type="page"/>
+      </w:r>
+    </w:p>
+    <w:p>
+      <w:pPr>
+        <w:pStyle w:val="Heading2"/>
+      </w:pPr>
+      <w:bookmarkStart w:id="24" w:name="_Toc226655217"/>
+      <w:r>
+        <w:lastRenderedPageBreak/>
+        <w:t>4. 3. Urejevalnik</w:t>
+      </w:r>
+      <w:bookmarkEnd w:id="24"/>
+    </w:p>
+    <w:p/>
+    <w:p>
+      <w:r>
+        <w:t>V urejevalnem oknu, ki se nahaja levo od vizualizacijskega, lahko uporabnik ureja node graph sistem, da ureja teren.</w:t>
+      </w:r>
+      <w:r>
+        <w:t xml:space="preserve"> Uporabnik se lahko premika po delovnem prostoru urejevalnika. Pri tem se dejansko premika kamera, podobno kot pri vizualizacijskem oknu.</w:t>
+      </w:r>
+      <w:r>
+        <w:t xml:space="preserve"> Korenski objekt urejevalnika je v projektu zelo pomemben</w:t>
+      </w:r>
+      <w:r>
+        <w:t>, saj</w:t>
+      </w:r>
+      <w:r>
+        <w:t xml:space="preserve"> veže skupaj večino aplikacije. Vsebuje funkcije, ki upravljajo z node graph sistemom, nastavitvami, podokni urejevalnika in drugo.</w:t>
+      </w:r>
+    </w:p>
+    <w:p>
+      <w:pPr>
+        <w:keepNext/>
+      </w:pPr>
+      <w:r>
+        <w:drawing>
+          <wp:inline distT="0" distB="0" distL="0" distR="0" wp14:anchorId="4A75083D" wp14:editId="21025D59">
+            <wp:extent cx="5010150" cy="3336353"/>
+            <wp:effectExtent l="0" t="0" r="0" b="0"/>
+            <wp:docPr id="1040397280" name="Picture 1"/>
+            <wp:cNvGraphicFramePr>
+              <a:graphicFrameLocks xmlns:a="http://schemas.openxmlformats.org/drawingml/2006/main" noChangeAspect="1"/>
+            </wp:cNvGraphicFramePr>
+            <a:graphic xmlns:a="http://schemas.openxmlformats.org/drawingml/2006/main">
+              <a:graphicData uri="http://schemas.openxmlformats.org/drawingml/2006/picture">
+                <pic:pic xmlns:pic="http://schemas.openxmlformats.org/drawingml/2006/picture">
+                  <pic:nvPicPr>
+                    <pic:cNvPr id="1040397280" name=""/>
+                    <pic:cNvPicPr/>
+                  </pic:nvPicPr>
+                  <pic:blipFill>
+                    <a:blip r:embed="rId17"/>
+                    <a:stretch>
+                      <a:fillRect/>
+                    </a:stretch>
+                  </pic:blipFill>
+                  <pic:spPr>
+                    <a:xfrm>
+                      <a:off x="0" y="0"/>
+                      <a:ext cx="5018448" cy="3341879"/>
+                    </a:xfrm>
+                    <a:prstGeom prst="rect">
+                      <a:avLst/>
+                    </a:prstGeom>
+                  </pic:spPr>
+                </pic:pic>
+              </a:graphicData>
+            </a:graphic>
+          </wp:inline>
+        </w:drawing>
+      </w:r>
+    </w:p>
+    <w:p>
+      <w:pPr>
+        <w:pStyle w:val="Caption"/>
+      </w:pPr>
+      <w:r>
+        <w:t xml:space="preserve">Slika </w:t>
+      </w:r>
+      <w:r>
+        <w:fldChar w:fldCharType="begin"/>
+      </w:r>
+      <w:r>
+        <w:instrText xml:space="preserve"> SEQ Slika \* ARABIC </w:instrText>
+      </w:r>
+      <w:r>
+        <w:fldChar w:fldCharType="separate"/>
+      </w:r>
+      <w:r>
+        <w:rPr>
+          <w:noProof/>
+        </w:rPr>
+        <w:t>9</w:t>
+      </w:r>
+      <w:r>
+        <w:fldChar w:fldCharType="end"/>
+      </w:r>
+      <w:r>
+        <w:t xml:space="preserve"> Urejevalnik</w:t>
+      </w:r>
+    </w:p>
+    <w:p>
+      <w:r>
+        <w:t>Hierarhično</w:t>
+      </w:r>
+      <w:r>
+        <w:t xml:space="preserve"> je urejevalnik sestavljen</w:t>
+      </w:r>
+      <w:r>
+        <w:t xml:space="preserve"> iz korenskega objekta, ki nadzoruje vse sisteme, ki ne generirajo terena, dveh objektov, ki s tem pomagata, </w:t>
+      </w:r>
+      <w:r>
+        <w:t>ozadja (je samo ponavljujoča se slika), kontainerjev za druge uporabniške vmesnike</w:t>
+      </w:r>
+      <w:r>
+        <w:t xml:space="preserve"> (na levi)</w:t>
+      </w:r>
+      <w:r>
+        <w:t xml:space="preserve"> in kamere.</w:t>
+      </w:r>
+    </w:p>
+    <w:p/>
+    <w:p>
+      <w:pPr>
+        <w:jc w:val="left"/>
+      </w:pPr>
+      <w:r>
+        <w:br w:type="page"/>
+      </w:r>
+    </w:p>
+    <w:p>
+      <w:pPr>
+        <w:pStyle w:val="Heading1"/>
+      </w:pPr>
+      <w:bookmarkStart w:id="25" w:name="_Toc226655218"/>
+      <w:r>
+        <w:lastRenderedPageBreak/>
+        <w:t xml:space="preserve">5. </w:t>
+      </w:r>
+      <w:r>
+        <w:t>Node graph sistem</w:t>
+      </w:r>
+      <w:bookmarkEnd w:id="25"/>
+    </w:p>
     <w:p/>
     <w:sectPr>
-      <w:headerReference w:type="default" r:id="rId12"/>
-      <w:footerReference w:type="default" r:id="rId13"/>
-      <w:headerReference w:type="first" r:id="rId14"/>
-      <w:footerReference w:type="first" r:id="rId15"/>
+      <w:headerReference w:type="default" r:id="rId18"/>
+      <w:footerReference w:type="default" r:id="rId19"/>
+      <w:headerReference w:type="first" r:id="rId20"/>
+      <w:footerReference w:type="first" r:id="rId21"/>
       <w:pgSz w:w="12240" w:h="15840"/>
       <w:pgMar w:top="1440" w:right="1440" w:bottom="1440" w:left="1440" w:header="720" w:footer="720" w:gutter="0"/>
       <w:cols w:space="720"/>
@@ -2721,7 +3918,7 @@
     <w:uiPriority w:val="9"/>
     <w:unhideWhenUsed/>
     <w:qFormat/>
-    <w:rsid w:val="11172130"/>
+    <w:rsid w:val="00130D83"/>
     <w:pPr>
       <w:keepNext/>
       <w:keepLines/>
@@ -2729,7 +3926,7 @@
       <w:outlineLvl w:val="2"/>
     </w:pPr>
     <w:rPr>
-      <w:rFonts w:asciiTheme="minorHAnsi" w:eastAsiaTheme="majorEastAsia" w:hAnsiTheme="minorHAnsi" w:cstheme="majorBidi"/>
+      <w:rFonts w:eastAsiaTheme="majorEastAsia"/>
       <w:sz w:val="36"/>
       <w:szCs w:val="36"/>
     </w:rPr>
@@ -2912,14 +4109,18 @@
     <w:autoRedefine/>
     <w:uiPriority w:val="39"/>
     <w:unhideWhenUsed/>
-    <w:rsid w:val="0073597F"/>
+    <w:rsid w:val="003F514A"/>
     <w:pPr>
+      <w:tabs>
+        <w:tab w:val="right" w:leader="dot" w:pos="9350"/>
+      </w:tabs>
       <w:spacing w:after="100" w:line="259" w:lineRule="auto"/>
       <w:ind w:left="440"/>
       <w:jc w:val="left"/>
     </w:pPr>
     <w:rPr>
-      <w:rFonts w:asciiTheme="minorHAnsi" w:eastAsiaTheme="minorEastAsia" w:hAnsiTheme="minorHAnsi" w:cs="Times New Roman"/>
+      <w:rFonts w:eastAsiaTheme="minorEastAsia"/>
+      <w:noProof/>
       <w:color w:val="auto"/>
       <w:sz w:val="22"/>
       <w:szCs w:val="22"/>

--- a/Strokovno Porocilo.docx
+++ b/Strokovno Porocilo.docx
@@ -254,7 +254,7 @@
       <w:bookmarkStart w:id="6" w:name="_Toc1038483689"/>
       <w:bookmarkStart w:id="7" w:name="_Toc226486565"/>
       <w:bookmarkStart w:id="8" w:name="_Toc226486628"/>
-      <w:bookmarkStart w:id="9" w:name="_Toc226655208"/>
+      <w:bookmarkStart w:id="9" w:name="_Toc226744158"/>
       <w:r>
         <w:rPr>
           <w:rFonts w:eastAsia="Arial"/>
@@ -319,7 +319,7 @@
           <w:r>
             <w:fldChar w:fldCharType="separate"/>
           </w:r>
-          <w:hyperlink w:anchor="_Toc226655208" w:history="1">
+          <w:hyperlink w:anchor="_Toc226744158" w:history="1">
             <w:r>
               <w:rPr>
                 <w:rStyle w:val="Hyperlink"/>
@@ -346,7 +346,7 @@
                 <w:noProof/>
                 <w:webHidden/>
               </w:rPr>
-              <w:instrText xml:space="preserve"> PAGEREF _Toc226655208 \h </w:instrText>
+              <w:instrText xml:space="preserve"> PAGEREF _Toc226744158 \h </w:instrText>
             </w:r>
             <w:r>
               <w:rPr>
@@ -392,7 +392,7 @@
               <w14:ligatures w14:val="standardContextual"/>
             </w:rPr>
           </w:pPr>
-          <w:hyperlink w:anchor="_Toc226655209" w:history="1">
+          <w:hyperlink w:anchor="_Toc226744159" w:history="1">
             <w:r>
               <w:rPr>
                 <w:rStyle w:val="Hyperlink"/>
@@ -419,7 +419,7 @@
                 <w:noProof/>
                 <w:webHidden/>
               </w:rPr>
-              <w:instrText xml:space="preserve"> PAGEREF _Toc226655209 \h </w:instrText>
+              <w:instrText xml:space="preserve"> PAGEREF _Toc226744159 \h </w:instrText>
             </w:r>
             <w:r>
               <w:rPr>
@@ -465,7 +465,7 @@
               <w14:ligatures w14:val="standardContextual"/>
             </w:rPr>
           </w:pPr>
-          <w:hyperlink w:anchor="_Toc226655210" w:history="1">
+          <w:hyperlink w:anchor="_Toc226744160" w:history="1">
             <w:r>
               <w:rPr>
                 <w:rStyle w:val="Hyperlink"/>
@@ -492,7 +492,7 @@
                 <w:noProof/>
                 <w:webHidden/>
               </w:rPr>
-              <w:instrText xml:space="preserve"> PAGEREF _Toc226655210 \h </w:instrText>
+              <w:instrText xml:space="preserve"> PAGEREF _Toc226744160 \h </w:instrText>
             </w:r>
             <w:r>
               <w:rPr>
@@ -538,7 +538,7 @@
               <w14:ligatures w14:val="standardContextual"/>
             </w:rPr>
           </w:pPr>
-          <w:hyperlink w:anchor="_Toc226655211" w:history="1">
+          <w:hyperlink w:anchor="_Toc226744161" w:history="1">
             <w:r>
               <w:rPr>
                 <w:rStyle w:val="Hyperlink"/>
@@ -565,7 +565,7 @@
                 <w:noProof/>
                 <w:webHidden/>
               </w:rPr>
-              <w:instrText xml:space="preserve"> PAGEREF _Toc226655211 \h </w:instrText>
+              <w:instrText xml:space="preserve"> PAGEREF _Toc226744161 \h </w:instrText>
             </w:r>
             <w:r>
               <w:rPr>
@@ -611,7 +611,7 @@
               <w14:ligatures w14:val="standardContextual"/>
             </w:rPr>
           </w:pPr>
-          <w:hyperlink w:anchor="_Toc226655212" w:history="1">
+          <w:hyperlink w:anchor="_Toc226744162" w:history="1">
             <w:r>
               <w:rPr>
                 <w:rStyle w:val="Hyperlink"/>
@@ -639,7 +639,7 @@
                 <w:noProof/>
                 <w:webHidden/>
               </w:rPr>
-              <w:instrText xml:space="preserve"> PAGEREF _Toc226655212 \h </w:instrText>
+              <w:instrText xml:space="preserve"> PAGEREF _Toc226744162 \h </w:instrText>
             </w:r>
             <w:r>
               <w:rPr>
@@ -685,7 +685,7 @@
               <w14:ligatures w14:val="standardContextual"/>
             </w:rPr>
           </w:pPr>
-          <w:hyperlink w:anchor="_Toc226655213" w:history="1">
+          <w:hyperlink w:anchor="_Toc226744163" w:history="1">
             <w:r>
               <w:rPr>
                 <w:rStyle w:val="Hyperlink"/>
@@ -712,7 +712,7 @@
                 <w:noProof/>
                 <w:webHidden/>
               </w:rPr>
-              <w:instrText xml:space="preserve"> PAGEREF _Toc226655213 \h </w:instrText>
+              <w:instrText xml:space="preserve"> PAGEREF _Toc226744163 \h </w:instrText>
             </w:r>
             <w:r>
               <w:rPr>
@@ -758,7 +758,7 @@
               <w14:ligatures w14:val="standardContextual"/>
             </w:rPr>
           </w:pPr>
-          <w:hyperlink w:anchor="_Toc226655214" w:history="1">
+          <w:hyperlink w:anchor="_Toc226744164" w:history="1">
             <w:r>
               <w:rPr>
                 <w:rStyle w:val="Hyperlink"/>
@@ -785,7 +785,7 @@
                 <w:noProof/>
                 <w:webHidden/>
               </w:rPr>
-              <w:instrText xml:space="preserve"> PAGEREF _Toc226655214 \h </w:instrText>
+              <w:instrText xml:space="preserve"> PAGEREF _Toc226744164 \h </w:instrText>
             </w:r>
             <w:r>
               <w:rPr>
@@ -828,7 +828,7 @@
               <w14:ligatures w14:val="standardContextual"/>
             </w:rPr>
           </w:pPr>
-          <w:hyperlink w:anchor="_Toc226655215" w:history="1">
+          <w:hyperlink w:anchor="_Toc226744165" w:history="1">
             <w:r>
               <w:rPr>
                 <w:rStyle w:val="Hyperlink"/>
@@ -851,7 +851,7 @@
               <w:rPr>
                 <w:webHidden/>
               </w:rPr>
-              <w:instrText xml:space="preserve"> PAGEREF _Toc226655215 \h </w:instrText>
+              <w:instrText xml:space="preserve"> PAGEREF _Toc226744165 \h </w:instrText>
             </w:r>
             <w:r>
               <w:rPr>
@@ -890,7 +890,7 @@
               <w14:ligatures w14:val="standardContextual"/>
             </w:rPr>
           </w:pPr>
-          <w:hyperlink w:anchor="_Toc226655216" w:history="1">
+          <w:hyperlink w:anchor="_Toc226744166" w:history="1">
             <w:r>
               <w:rPr>
                 <w:rStyle w:val="Hyperlink"/>
@@ -913,7 +913,7 @@
               <w:rPr>
                 <w:webHidden/>
               </w:rPr>
-              <w:instrText xml:space="preserve"> PAGEREF _Toc226655216 \h </w:instrText>
+              <w:instrText xml:space="preserve"> PAGEREF _Toc226744166 \h </w:instrText>
             </w:r>
             <w:r>
               <w:rPr>
@@ -955,7 +955,7 @@
               <w14:ligatures w14:val="standardContextual"/>
             </w:rPr>
           </w:pPr>
-          <w:hyperlink w:anchor="_Toc226655217" w:history="1">
+          <w:hyperlink w:anchor="_Toc226744167" w:history="1">
             <w:r>
               <w:rPr>
                 <w:rStyle w:val="Hyperlink"/>
@@ -982,7 +982,7 @@
                 <w:noProof/>
                 <w:webHidden/>
               </w:rPr>
-              <w:instrText xml:space="preserve"> PAGEREF _Toc226655217 \h </w:instrText>
+              <w:instrText xml:space="preserve"> PAGEREF _Toc226744167 \h </w:instrText>
             </w:r>
             <w:r>
               <w:rPr>
@@ -1028,7 +1028,7 @@
               <w14:ligatures w14:val="standardContextual"/>
             </w:rPr>
           </w:pPr>
-          <w:hyperlink w:anchor="_Toc226655218" w:history="1">
+          <w:hyperlink w:anchor="_Toc226744168" w:history="1">
             <w:r>
               <w:rPr>
                 <w:rStyle w:val="Hyperlink"/>
@@ -1055,7 +1055,7 @@
                 <w:noProof/>
                 <w:webHidden/>
               </w:rPr>
-              <w:instrText xml:space="preserve"> PAGEREF _Toc226655218 \h </w:instrText>
+              <w:instrText xml:space="preserve"> PAGEREF _Toc226744168 \h </w:instrText>
             </w:r>
             <w:r>
               <w:rPr>
@@ -1117,7 +1117,7 @@
       </w:pPr>
       <w:bookmarkStart w:id="10" w:name="_Toc226486566"/>
       <w:bookmarkStart w:id="11" w:name="_Toc226486629"/>
-      <w:bookmarkStart w:id="12" w:name="_Toc226655209"/>
+      <w:bookmarkStart w:id="12" w:name="_Toc226744159"/>
       <w:r>
         <w:lastRenderedPageBreak/>
         <w:t>1. Uvod</w:t>
@@ -1211,7 +1211,7 @@
       </w:pPr>
       <w:bookmarkStart w:id="13" w:name="_Toc226486567"/>
       <w:bookmarkStart w:id="14" w:name="_Toc226486630"/>
-      <w:bookmarkStart w:id="15" w:name="_Toc226655210"/>
+      <w:bookmarkStart w:id="15" w:name="_Toc226744160"/>
       <w:r>
         <w:t>2. Izbira orodij in programskih jezikov</w:t>
       </w:r>
@@ -1373,7 +1373,7 @@
       </w:pPr>
       <w:bookmarkStart w:id="16" w:name="_Toc226486568"/>
       <w:bookmarkStart w:id="17" w:name="_Toc226486631"/>
-      <w:bookmarkStart w:id="18" w:name="_Toc226655211"/>
+      <w:bookmarkStart w:id="18" w:name="_Toc226744161"/>
       <w:r>
         <w:lastRenderedPageBreak/>
         <w:t>3. O aplikaciji</w:t>
@@ -1616,7 +1616,7 @@
           <w:lang w:val="en-SI"/>
         </w:rPr>
       </w:pPr>
-      <w:bookmarkStart w:id="19" w:name="_Toc226655212"/>
+      <w:bookmarkStart w:id="19" w:name="_Toc226744162"/>
       <w:r>
         <w:rPr>
           <w:lang w:val="en-SI"/>
@@ -1706,7 +1706,7 @@
       <w:pPr>
         <w:pStyle w:val="Heading2"/>
       </w:pPr>
-      <w:bookmarkStart w:id="20" w:name="_Toc226655213"/>
+      <w:bookmarkStart w:id="20" w:name="_Toc226744163"/>
       <w:r>
         <w:t>4. 1. Konstrukcija modela</w:t>
       </w:r>
@@ -1868,6 +1868,9 @@
         <w:keepNext/>
       </w:pPr>
       <w:r>
+        <w:rPr>
+          <w:noProof/>
+        </w:rPr>
         <w:drawing>
           <wp:inline distT="0" distB="0" distL="0" distR="0" wp14:anchorId="184214FE" wp14:editId="3A2C0FD8">
             <wp:extent cx="2705478" cy="400106"/>
@@ -1944,6 +1947,9 @@
         <w:keepNext/>
       </w:pPr>
       <w:r>
+        <w:rPr>
+          <w:noProof/>
+        </w:rPr>
         <w:drawing>
           <wp:inline distT="0" distB="0" distL="0" distR="0" wp14:anchorId="4179C6B4" wp14:editId="6B7B5F98">
             <wp:extent cx="5741087" cy="3762375"/>
@@ -2027,7 +2033,7 @@
       <w:pPr>
         <w:pStyle w:val="Heading2"/>
       </w:pPr>
-      <w:bookmarkStart w:id="21" w:name="_Toc226655214"/>
+      <w:bookmarkStart w:id="21" w:name="_Toc226744164"/>
       <w:r>
         <w:lastRenderedPageBreak/>
         <w:t xml:space="preserve">4. 2. </w:t>
@@ -2042,7 +2048,7 @@
       <w:pPr>
         <w:pStyle w:val="Heading3"/>
       </w:pPr>
-      <w:bookmarkStart w:id="22" w:name="_Toc226655215"/>
+      <w:bookmarkStart w:id="22" w:name="_Toc226744165"/>
       <w:r>
         <w:t>4. 2. 1. Kamera</w:t>
       </w:r>
@@ -2200,6 +2206,9 @@
         </mc:AlternateContent>
       </w:r>
       <w:r>
+        <w:rPr>
+          <w:noProof/>
+        </w:rPr>
         <w:drawing>
           <wp:anchor distT="0" distB="0" distL="114300" distR="114300" simplePos="0" relativeHeight="251658240" behindDoc="1" locked="0" layoutInCell="1" allowOverlap="1" wp14:anchorId="1F6AD020" wp14:editId="2C1934D2">
             <wp:simplePos x="0" y="0"/>
@@ -2298,6 +2307,9 @@
         <w:keepNext/>
       </w:pPr>
       <w:r>
+        <w:rPr>
+          <w:noProof/>
+        </w:rPr>
         <w:drawing>
           <wp:inline distT="0" distB="0" distL="0" distR="0" wp14:anchorId="264D7695" wp14:editId="3EE25878">
             <wp:extent cx="5391150" cy="2521054"/>
@@ -2397,7 +2409,7 @@
       <w:pPr>
         <w:pStyle w:val="Heading3"/>
       </w:pPr>
-      <w:bookmarkStart w:id="23" w:name="_Toc226655216"/>
+      <w:bookmarkStart w:id="23" w:name="_Toc226744166"/>
       <w:r>
         <w:t xml:space="preserve">4. 2. 2. </w:t>
       </w:r>
@@ -2431,6 +2443,9 @@
         <w:jc w:val="left"/>
       </w:pPr>
       <w:r>
+        <w:rPr>
+          <w:noProof/>
+        </w:rPr>
         <w:drawing>
           <wp:inline distT="0" distB="0" distL="0" distR="0" wp14:anchorId="59319894" wp14:editId="2772B04E">
             <wp:extent cx="3463346" cy="2733675"/>
@@ -2519,7 +2534,7 @@
       <w:pPr>
         <w:pStyle w:val="Heading2"/>
       </w:pPr>
-      <w:bookmarkStart w:id="24" w:name="_Toc226655217"/>
+      <w:bookmarkStart w:id="24" w:name="_Toc226744167"/>
       <w:r>
         <w:lastRenderedPageBreak/>
         <w:t>4. 3. Urejevalnik</w:t>
@@ -2549,6 +2564,9 @@
         <w:keepNext/>
       </w:pPr>
       <w:r>
+        <w:rPr>
+          <w:noProof/>
+        </w:rPr>
         <w:drawing>
           <wp:inline distT="0" distB="0" distL="0" distR="0" wp14:anchorId="4A75083D" wp14:editId="21025D59">
             <wp:extent cx="5010150" cy="3336353"/>
@@ -2648,7 +2666,7 @@
       <w:pPr>
         <w:pStyle w:val="Heading1"/>
       </w:pPr>
-      <w:bookmarkStart w:id="25" w:name="_Toc226655218"/>
+      <w:bookmarkStart w:id="25" w:name="_Toc226744168"/>
       <w:r>
         <w:lastRenderedPageBreak/>
         <w:t xml:space="preserve">5. </w:t>
@@ -2659,11 +2677,381 @@
       <w:bookmarkEnd w:id="25"/>
     </w:p>
     <w:p/>
+    <w:p>
+      <w:pPr>
+        <w:pStyle w:val="Heading2"/>
+      </w:pPr>
+      <w:r>
+        <w:t>5. 1.  Vozlišče (node)</w:t>
+      </w:r>
+    </w:p>
+    <w:p/>
+    <w:p>
+      <w:r>
+        <w:t>V aplikaciji je vozlišče (ali node) objekt v urejevalniku, ki ga lahko povežemo z drugimi. Vsako vozlišče generira svojo mrežo vrednosti ali pa nad tisto, ki jo dobi na svoj vhod, izvede določene operacije ali simulacije.</w:t>
+      </w:r>
+      <w:r>
+        <w:t xml:space="preserve"> </w:t>
+      </w:r>
+      <w:r>
+        <w:t>Ko skupaj povežemo več vozlišč dobimo graf, pri katerem je zadnje najbolj desno vozlišče konec grafa, kjer se izvede zadnja operacija nad terenom.</w:t>
+      </w:r>
+      <w:r>
+        <w:t xml:space="preserve"> Z povezovanjem in nastavljanjem vozlišč uporabnik ustvarja teren.</w:t>
+      </w:r>
+    </w:p>
+    <w:p>
+      <w:r>
+        <w:t>Vsaka vrsta vozlišča je svoj razred, ki deduje iz razreda EditorNode</w:t>
+      </w:r>
+      <w:r>
+        <w:t>, ki sem ga napisal kot podlago za vozlišča. Vsak izpeljan</w:t>
+      </w:r>
+      <w:r>
+        <w:t>i</w:t>
+      </w:r>
+      <w:r>
+        <w:t xml:space="preserve"> razred vsebuje enega ali več izhodov in vhodov, instanco razreda, ki </w:t>
+      </w:r>
+      <w:r>
+        <w:t>določa</w:t>
+      </w:r>
+      <w:r>
+        <w:t xml:space="preserve"> funkcionalnost vozlišča, in </w:t>
+      </w:r>
+      <w:r>
+        <w:t xml:space="preserve">nekaj grafičnih komponent. </w:t>
+      </w:r>
+      <w:r>
+        <w:t xml:space="preserve">Ko se v urejevalniku naredi nova instanca vozlišča se ta čez skripto urejevalnika registrira. V tabelo, ki vsebuje identifikatorje vozlišč se shrani identifikator novega vozlišča, da ga lahko skripte dosežejo pozneje. </w:t>
+      </w:r>
+    </w:p>
+    <w:p>
+      <w:pPr>
+        <w:keepNext/>
+      </w:pPr>
+      <w:r>
+        <w:rPr>
+          <w:noProof/>
+        </w:rPr>
+        <w:drawing>
+          <wp:inline distT="0" distB="0" distL="0" distR="0" wp14:anchorId="6D085B74" wp14:editId="726DDD38">
+            <wp:extent cx="2803585" cy="2261603"/>
+            <wp:effectExtent l="0" t="0" r="0" b="5715"/>
+            <wp:docPr id="1732348590" name="Picture 1"/>
+            <wp:cNvGraphicFramePr>
+              <a:graphicFrameLocks xmlns:a="http://schemas.openxmlformats.org/drawingml/2006/main" noChangeAspect="1"/>
+            </wp:cNvGraphicFramePr>
+            <a:graphic xmlns:a="http://schemas.openxmlformats.org/drawingml/2006/main">
+              <a:graphicData uri="http://schemas.openxmlformats.org/drawingml/2006/picture">
+                <pic:pic xmlns:pic="http://schemas.openxmlformats.org/drawingml/2006/picture">
+                  <pic:nvPicPr>
+                    <pic:cNvPr id="1732348590" name=""/>
+                    <pic:cNvPicPr/>
+                  </pic:nvPicPr>
+                  <pic:blipFill>
+                    <a:blip r:embed="rId18"/>
+                    <a:stretch>
+                      <a:fillRect/>
+                    </a:stretch>
+                  </pic:blipFill>
+                  <pic:spPr>
+                    <a:xfrm>
+                      <a:off x="0" y="0"/>
+                      <a:ext cx="2811053" cy="2267627"/>
+                    </a:xfrm>
+                    <a:prstGeom prst="rect">
+                      <a:avLst/>
+                    </a:prstGeom>
+                  </pic:spPr>
+                </pic:pic>
+              </a:graphicData>
+            </a:graphic>
+          </wp:inline>
+        </w:drawing>
+      </w:r>
+    </w:p>
+    <w:p>
+      <w:pPr>
+        <w:pStyle w:val="Caption"/>
+      </w:pPr>
+      <w:r>
+        <w:t xml:space="preserve">Slika </w:t>
+      </w:r>
+      <w:r>
+        <w:fldChar w:fldCharType="begin"/>
+      </w:r>
+      <w:r>
+        <w:instrText xml:space="preserve"> SEQ Slika \* ARABIC </w:instrText>
+      </w:r>
+      <w:r>
+        <w:fldChar w:fldCharType="separate"/>
+      </w:r>
+      <w:r>
+        <w:rPr>
+          <w:noProof/>
+        </w:rPr>
+        <w:t>10</w:t>
+      </w:r>
+      <w:r>
+        <w:fldChar w:fldCharType="end"/>
+      </w:r>
+      <w:r>
+        <w:t xml:space="preserve"> Odsek registracije vozlišč</w:t>
+      </w:r>
+    </w:p>
+    <w:p>
+      <w:r>
+        <w:t>Ko se vozlišče registrira se inicializira tudi nekaj signalov vozlišča, ki so uporabljeni za obeščanje drugih skript</w:t>
+      </w:r>
+      <w:r>
+        <w:t xml:space="preserve"> o dogajanju z instanco vozlišča</w:t>
+      </w:r>
+      <w:r>
+        <w:t xml:space="preserve">. </w:t>
+      </w:r>
+    </w:p>
+    <w:p>
+      <w:pPr>
+        <w:keepNext/>
+      </w:pPr>
+      <w:r>
+        <w:rPr>
+          <w:noProof/>
+        </w:rPr>
+        <w:lastRenderedPageBreak/>
+        <w:drawing>
+          <wp:inline distT="0" distB="0" distL="0" distR="0" wp14:anchorId="11395773" wp14:editId="58991C7B">
+            <wp:extent cx="2977286" cy="925948"/>
+            <wp:effectExtent l="0" t="0" r="0" b="7620"/>
+            <wp:docPr id="668256031" name="Picture 1"/>
+            <wp:cNvGraphicFramePr>
+              <a:graphicFrameLocks xmlns:a="http://schemas.openxmlformats.org/drawingml/2006/main" noChangeAspect="1"/>
+            </wp:cNvGraphicFramePr>
+            <a:graphic xmlns:a="http://schemas.openxmlformats.org/drawingml/2006/main">
+              <a:graphicData uri="http://schemas.openxmlformats.org/drawingml/2006/picture">
+                <pic:pic xmlns:pic="http://schemas.openxmlformats.org/drawingml/2006/picture">
+                  <pic:nvPicPr>
+                    <pic:cNvPr id="668256031" name=""/>
+                    <pic:cNvPicPr/>
+                  </pic:nvPicPr>
+                  <pic:blipFill>
+                    <a:blip r:embed="rId19"/>
+                    <a:stretch>
+                      <a:fillRect/>
+                    </a:stretch>
+                  </pic:blipFill>
+                  <pic:spPr>
+                    <a:xfrm>
+                      <a:off x="0" y="0"/>
+                      <a:ext cx="3057129" cy="950779"/>
+                    </a:xfrm>
+                    <a:prstGeom prst="rect">
+                      <a:avLst/>
+                    </a:prstGeom>
+                  </pic:spPr>
+                </pic:pic>
+              </a:graphicData>
+            </a:graphic>
+          </wp:inline>
+        </w:drawing>
+      </w:r>
+    </w:p>
+    <w:p>
+      <w:pPr>
+        <w:pStyle w:val="Caption"/>
+      </w:pPr>
+      <w:r>
+        <w:t xml:space="preserve">Slika </w:t>
+      </w:r>
+      <w:r>
+        <w:fldChar w:fldCharType="begin"/>
+      </w:r>
+      <w:r>
+        <w:instrText xml:space="preserve"> SEQ Slika \* ARABIC </w:instrText>
+      </w:r>
+      <w:r>
+        <w:fldChar w:fldCharType="separate"/>
+      </w:r>
+      <w:r>
+        <w:rPr>
+          <w:noProof/>
+        </w:rPr>
+        <w:t>11</w:t>
+      </w:r>
+      <w:r>
+        <w:fldChar w:fldCharType="end"/>
+      </w:r>
+      <w:r>
+        <w:t xml:space="preserve"> Inicializacija po registraciji</w:t>
+      </w:r>
+    </w:p>
+    <w:p>
+      <w:r>
+        <w:t xml:space="preserve">Vozlišča se da tudi izbrati s klikom na njih. Ko je vozlišče izbrano </w:t>
+      </w:r>
+      <w:r>
+        <w:t>ta obvesti korensko skripto urejevalnika, ta</w:t>
+      </w:r>
+      <w:r>
+        <w:t xml:space="preserve"> posodobi svoj zapis trenutnega izbranega vozlišča</w:t>
+      </w:r>
+      <w:r>
+        <w:t xml:space="preserve">, </w:t>
+      </w:r>
+      <w:r>
+        <w:t>ga premakne</w:t>
+      </w:r>
+      <w:r>
+        <w:t xml:space="preserve"> vrh vrstnega reda prikazovanja in prikaže</w:t>
+      </w:r>
+      <w:r>
+        <w:t xml:space="preserve"> pravilen</w:t>
+      </w:r>
+      <w:r>
+        <w:t xml:space="preserve"> inšpektor</w:t>
+      </w:r>
+      <w:r>
+        <w:t xml:space="preserve"> </w:t>
+      </w:r>
+      <w:r>
+        <w:t>(več o poglavju o inšpektorju).</w:t>
+      </w:r>
+      <w:r>
+        <w:t xml:space="preserve"> Po izbiri aktivnega vozlišča se prikaže tudi grafični element, ki nakazuje izbrano vozlišče.</w:t>
+      </w:r>
+    </w:p>
+    <w:p>
+      <w:pPr>
+        <w:keepNext/>
+      </w:pPr>
+      <w:r>
+        <w:rPr>
+          <w:noProof/>
+        </w:rPr>
+        <w:drawing>
+          <wp:inline distT="0" distB="0" distL="0" distR="0" wp14:anchorId="7D9B044A" wp14:editId="008ADB28">
+            <wp:extent cx="2961564" cy="2410700"/>
+            <wp:effectExtent l="0" t="0" r="0" b="8890"/>
+            <wp:docPr id="52233941" name="Picture 1"/>
+            <wp:cNvGraphicFramePr>
+              <a:graphicFrameLocks xmlns:a="http://schemas.openxmlformats.org/drawingml/2006/main" noChangeAspect="1"/>
+            </wp:cNvGraphicFramePr>
+            <a:graphic xmlns:a="http://schemas.openxmlformats.org/drawingml/2006/main">
+              <a:graphicData uri="http://schemas.openxmlformats.org/drawingml/2006/picture">
+                <pic:pic xmlns:pic="http://schemas.openxmlformats.org/drawingml/2006/picture">
+                  <pic:nvPicPr>
+                    <pic:cNvPr id="52233941" name=""/>
+                    <pic:cNvPicPr/>
+                  </pic:nvPicPr>
+                  <pic:blipFill>
+                    <a:blip r:embed="rId20"/>
+                    <a:stretch>
+                      <a:fillRect/>
+                    </a:stretch>
+                  </pic:blipFill>
+                  <pic:spPr>
+                    <a:xfrm>
+                      <a:off x="0" y="0"/>
+                      <a:ext cx="2970201" cy="2417730"/>
+                    </a:xfrm>
+                    <a:prstGeom prst="rect">
+                      <a:avLst/>
+                    </a:prstGeom>
+                  </pic:spPr>
+                </pic:pic>
+              </a:graphicData>
+            </a:graphic>
+          </wp:inline>
+        </w:drawing>
+      </w:r>
+    </w:p>
+    <w:p>
+      <w:pPr>
+        <w:pStyle w:val="Caption"/>
+      </w:pPr>
+      <w:r>
+        <w:t xml:space="preserve">Slika </w:t>
+      </w:r>
+      <w:r>
+        <w:fldChar w:fldCharType="begin"/>
+      </w:r>
+      <w:r>
+        <w:instrText xml:space="preserve"> SEQ Slika \* ARABIC </w:instrText>
+      </w:r>
+      <w:r>
+        <w:fldChar w:fldCharType="separate"/>
+      </w:r>
+      <w:r>
+        <w:rPr>
+          <w:noProof/>
+        </w:rPr>
+        <w:t>12</w:t>
+      </w:r>
+      <w:r>
+        <w:fldChar w:fldCharType="end"/>
+      </w:r>
+      <w:r>
+        <w:t xml:space="preserve"> Izbira aktivnega vozlišča na strani </w:t>
+      </w:r>
+      <w:r>
+        <w:rPr>
+          <w:noProof/>
+        </w:rPr>
+        <w:t>instance vozlišča</w:t>
+      </w:r>
+    </w:p>
+    <w:p>
+      <w:pPr>
+        <w:pStyle w:val="Heading2"/>
+      </w:pPr>
+      <w:r>
+        <w:t xml:space="preserve">5. 2. </w:t>
+      </w:r>
+      <w:r>
+        <w:t>Povezovanje</w:t>
+      </w:r>
+    </w:p>
+    <w:p/>
+    <w:p>
+      <w:r>
+        <w:t>Vsako vozlišče vsebuje vsaj en izhod ali vhod. Te predstavljajo konektorji, objekti, ki so uporabljeni pri povezovanju vozlišč.</w:t>
+      </w:r>
+      <w:r>
+        <w:t xml:space="preserve"> Med sabo se lahko povežejo samo konektorji nasprotne vrste (vhod - izhod), in enake kategorije. Kategorija </w:t>
+      </w:r>
+      <w:r>
+        <w:t>označuje vrsto spremenljivk v vsakem polju izhodne tabele na izhodu, npr. decimalna vrednost ali dvodimenzionalni vektor. Vsak konektor ima zato dve spremenljivki naštetega tipa (enum), ki določata vrsto in kategorijo konektorja.</w:t>
+      </w:r>
+      <w:r>
+        <w:t xml:space="preserve"> Vozlišča shranjujejo vse svoje konektorje v tabeli, in </w:t>
+      </w:r>
+      <w:r>
+        <w:t>ko potrebujejo referenco na konektor čez njo iterirajo in preverjajo identifikator konektorja.</w:t>
+      </w:r>
+    </w:p>
+    <w:p>
+      <w:pPr>
+        <w:jc w:val="left"/>
+      </w:pPr>
+      <w:r>
+        <w:br w:type="page"/>
+      </w:r>
+    </w:p>
+    <w:p>
+      <w:r>
+        <w:lastRenderedPageBreak/>
+        <w:t>Vozlišča imajo funkcije, ki vrnejo svoj identifikator ali referenco do konektorja glede na dobljeni identifikator konektorja. Čez konektorje je možno pridobiti tudi identifikator konektorja samega ali vozlišča, kateremu pripada.</w:t>
+      </w:r>
+    </w:p>
+    <w:p/>
+    <w:p/>
+    <w:p/>
     <w:sectPr>
-      <w:headerReference w:type="default" r:id="rId18"/>
-      <w:footerReference w:type="default" r:id="rId19"/>
-      <w:headerReference w:type="first" r:id="rId20"/>
-      <w:footerReference w:type="first" r:id="rId21"/>
+      <w:headerReference w:type="default" r:id="rId21"/>
+      <w:footerReference w:type="default" r:id="rId22"/>
+      <w:headerReference w:type="first" r:id="rId23"/>
+      <w:footerReference w:type="first" r:id="rId24"/>
       <w:pgSz w:w="12240" w:h="15840"/>
       <w:pgMar w:top="1440" w:right="1440" w:bottom="1440" w:left="1440" w:header="720" w:footer="720" w:gutter="0"/>
       <w:cols w:space="720"/>
@@ -4185,6 +4573,18 @@
       <w:szCs w:val="18"/>
     </w:rPr>
   </w:style>
+  <w:style w:type="character" w:styleId="UnresolvedMention">
+    <w:name w:val="Unresolved Mention"/>
+    <w:basedOn w:val="DefaultParagraphFont"/>
+    <w:uiPriority w:val="99"/>
+    <w:semiHidden/>
+    <w:unhideWhenUsed/>
+    <w:rsid w:val="00A95621"/>
+    <w:rPr>
+      <w:color w:val="605E5C"/>
+      <w:shd w:val="clear" w:color="auto" w:fill="E1DFDD"/>
+    </w:rPr>
+  </w:style>
 </w:styles>
 </file>
 

--- a/Strokovno Porocilo.docx
+++ b/Strokovno Porocilo.docx
@@ -254,7 +254,7 @@
       <w:bookmarkStart w:id="6" w:name="_Toc1038483689"/>
       <w:bookmarkStart w:id="7" w:name="_Toc226486565"/>
       <w:bookmarkStart w:id="8" w:name="_Toc226486628"/>
-      <w:bookmarkStart w:id="9" w:name="_Toc226744158"/>
+      <w:bookmarkStart w:id="9" w:name="_Toc226754843"/>
       <w:r>
         <w:rPr>
           <w:rFonts w:eastAsia="Arial"/>
@@ -319,7 +319,7 @@
           <w:r>
             <w:fldChar w:fldCharType="separate"/>
           </w:r>
-          <w:hyperlink w:anchor="_Toc226744158" w:history="1">
+          <w:hyperlink w:anchor="_Toc226754843" w:history="1">
             <w:r>
               <w:rPr>
                 <w:rStyle w:val="Hyperlink"/>
@@ -346,7 +346,7 @@
                 <w:noProof/>
                 <w:webHidden/>
               </w:rPr>
-              <w:instrText xml:space="preserve"> PAGEREF _Toc226744158 \h </w:instrText>
+              <w:instrText xml:space="preserve"> PAGEREF _Toc226754843 \h </w:instrText>
             </w:r>
             <w:r>
               <w:rPr>
@@ -392,7 +392,7 @@
               <w14:ligatures w14:val="standardContextual"/>
             </w:rPr>
           </w:pPr>
-          <w:hyperlink w:anchor="_Toc226744159" w:history="1">
+          <w:hyperlink w:anchor="_Toc226754844" w:history="1">
             <w:r>
               <w:rPr>
                 <w:rStyle w:val="Hyperlink"/>
@@ -419,7 +419,7 @@
                 <w:noProof/>
                 <w:webHidden/>
               </w:rPr>
-              <w:instrText xml:space="preserve"> PAGEREF _Toc226744159 \h </w:instrText>
+              <w:instrText xml:space="preserve"> PAGEREF _Toc226754844 \h </w:instrText>
             </w:r>
             <w:r>
               <w:rPr>
@@ -465,7 +465,7 @@
               <w14:ligatures w14:val="standardContextual"/>
             </w:rPr>
           </w:pPr>
-          <w:hyperlink w:anchor="_Toc226744160" w:history="1">
+          <w:hyperlink w:anchor="_Toc226754845" w:history="1">
             <w:r>
               <w:rPr>
                 <w:rStyle w:val="Hyperlink"/>
@@ -492,7 +492,7 @@
                 <w:noProof/>
                 <w:webHidden/>
               </w:rPr>
-              <w:instrText xml:space="preserve"> PAGEREF _Toc226744160 \h </w:instrText>
+              <w:instrText xml:space="preserve"> PAGEREF _Toc226754845 \h </w:instrText>
             </w:r>
             <w:r>
               <w:rPr>
@@ -538,7 +538,7 @@
               <w14:ligatures w14:val="standardContextual"/>
             </w:rPr>
           </w:pPr>
-          <w:hyperlink w:anchor="_Toc226744161" w:history="1">
+          <w:hyperlink w:anchor="_Toc226754846" w:history="1">
             <w:r>
               <w:rPr>
                 <w:rStyle w:val="Hyperlink"/>
@@ -565,7 +565,7 @@
                 <w:noProof/>
                 <w:webHidden/>
               </w:rPr>
-              <w:instrText xml:space="preserve"> PAGEREF _Toc226744161 \h </w:instrText>
+              <w:instrText xml:space="preserve"> PAGEREF _Toc226754846 \h </w:instrText>
             </w:r>
             <w:r>
               <w:rPr>
@@ -611,7 +611,7 @@
               <w14:ligatures w14:val="standardContextual"/>
             </w:rPr>
           </w:pPr>
-          <w:hyperlink w:anchor="_Toc226744162" w:history="1">
+          <w:hyperlink w:anchor="_Toc226754847" w:history="1">
             <w:r>
               <w:rPr>
                 <w:rStyle w:val="Hyperlink"/>
@@ -639,7 +639,7 @@
                 <w:noProof/>
                 <w:webHidden/>
               </w:rPr>
-              <w:instrText xml:space="preserve"> PAGEREF _Toc226744162 \h </w:instrText>
+              <w:instrText xml:space="preserve"> PAGEREF _Toc226754847 \h </w:instrText>
             </w:r>
             <w:r>
               <w:rPr>
@@ -685,7 +685,7 @@
               <w14:ligatures w14:val="standardContextual"/>
             </w:rPr>
           </w:pPr>
-          <w:hyperlink w:anchor="_Toc226744163" w:history="1">
+          <w:hyperlink w:anchor="_Toc226754848" w:history="1">
             <w:r>
               <w:rPr>
                 <w:rStyle w:val="Hyperlink"/>
@@ -712,7 +712,7 @@
                 <w:noProof/>
                 <w:webHidden/>
               </w:rPr>
-              <w:instrText xml:space="preserve"> PAGEREF _Toc226744163 \h </w:instrText>
+              <w:instrText xml:space="preserve"> PAGEREF _Toc226754848 \h </w:instrText>
             </w:r>
             <w:r>
               <w:rPr>
@@ -758,7 +758,7 @@
               <w14:ligatures w14:val="standardContextual"/>
             </w:rPr>
           </w:pPr>
-          <w:hyperlink w:anchor="_Toc226744164" w:history="1">
+          <w:hyperlink w:anchor="_Toc226754849" w:history="1">
             <w:r>
               <w:rPr>
                 <w:rStyle w:val="Hyperlink"/>
@@ -785,7 +785,7 @@
                 <w:noProof/>
                 <w:webHidden/>
               </w:rPr>
-              <w:instrText xml:space="preserve"> PAGEREF _Toc226744164 \h </w:instrText>
+              <w:instrText xml:space="preserve"> PAGEREF _Toc226754849 \h </w:instrText>
             </w:r>
             <w:r>
               <w:rPr>
@@ -828,7 +828,7 @@
               <w14:ligatures w14:val="standardContextual"/>
             </w:rPr>
           </w:pPr>
-          <w:hyperlink w:anchor="_Toc226744165" w:history="1">
+          <w:hyperlink w:anchor="_Toc226754850" w:history="1">
             <w:r>
               <w:rPr>
                 <w:rStyle w:val="Hyperlink"/>
@@ -851,7 +851,7 @@
               <w:rPr>
                 <w:webHidden/>
               </w:rPr>
-              <w:instrText xml:space="preserve"> PAGEREF _Toc226744165 \h </w:instrText>
+              <w:instrText xml:space="preserve"> PAGEREF _Toc226754850 \h </w:instrText>
             </w:r>
             <w:r>
               <w:rPr>
@@ -890,7 +890,7 @@
               <w14:ligatures w14:val="standardContextual"/>
             </w:rPr>
           </w:pPr>
-          <w:hyperlink w:anchor="_Toc226744166" w:history="1">
+          <w:hyperlink w:anchor="_Toc226754851" w:history="1">
             <w:r>
               <w:rPr>
                 <w:rStyle w:val="Hyperlink"/>
@@ -913,7 +913,7 @@
               <w:rPr>
                 <w:webHidden/>
               </w:rPr>
-              <w:instrText xml:space="preserve"> PAGEREF _Toc226744166 \h </w:instrText>
+              <w:instrText xml:space="preserve"> PAGEREF _Toc226754851 \h </w:instrText>
             </w:r>
             <w:r>
               <w:rPr>
@@ -955,7 +955,7 @@
               <w14:ligatures w14:val="standardContextual"/>
             </w:rPr>
           </w:pPr>
-          <w:hyperlink w:anchor="_Toc226744167" w:history="1">
+          <w:hyperlink w:anchor="_Toc226754852" w:history="1">
             <w:r>
               <w:rPr>
                 <w:rStyle w:val="Hyperlink"/>
@@ -982,7 +982,7 @@
                 <w:noProof/>
                 <w:webHidden/>
               </w:rPr>
-              <w:instrText xml:space="preserve"> PAGEREF _Toc226744167 \h </w:instrText>
+              <w:instrText xml:space="preserve"> PAGEREF _Toc226754852 \h </w:instrText>
             </w:r>
             <w:r>
               <w:rPr>
@@ -1028,7 +1028,7 @@
               <w14:ligatures w14:val="standardContextual"/>
             </w:rPr>
           </w:pPr>
-          <w:hyperlink w:anchor="_Toc226744168" w:history="1">
+          <w:hyperlink w:anchor="_Toc226754853" w:history="1">
             <w:r>
               <w:rPr>
                 <w:rStyle w:val="Hyperlink"/>
@@ -1055,7 +1055,7 @@
                 <w:noProof/>
                 <w:webHidden/>
               </w:rPr>
-              <w:instrText xml:space="preserve"> PAGEREF _Toc226744168 \h </w:instrText>
+              <w:instrText xml:space="preserve"> PAGEREF _Toc226754853 \h </w:instrText>
             </w:r>
             <w:r>
               <w:rPr>
@@ -1076,6 +1076,152 @@
                 <w:webHidden/>
               </w:rPr>
               <w:t>11</w:t>
+            </w:r>
+            <w:r>
+              <w:rPr>
+                <w:noProof/>
+                <w:webHidden/>
+              </w:rPr>
+              <w:fldChar w:fldCharType="end"/>
+            </w:r>
+          </w:hyperlink>
+        </w:p>
+        <w:p>
+          <w:pPr>
+            <w:pStyle w:val="TOC2"/>
+            <w:tabs>
+              <w:tab w:val="right" w:leader="dot" w:pos="9350"/>
+            </w:tabs>
+            <w:rPr>
+              <w:rFonts w:asciiTheme="minorHAnsi" w:eastAsiaTheme="minorEastAsia" w:hAnsiTheme="minorHAnsi" w:cstheme="minorBidi"/>
+              <w:noProof/>
+              <w:color w:val="auto"/>
+              <w:kern w:val="2"/>
+              <w:lang w:val="en-SI" w:eastAsia="en-SI"/>
+              <w14:ligatures w14:val="standardContextual"/>
+            </w:rPr>
+          </w:pPr>
+          <w:hyperlink w:anchor="_Toc226754854" w:history="1">
+            <w:r>
+              <w:rPr>
+                <w:rStyle w:val="Hyperlink"/>
+                <w:noProof/>
+              </w:rPr>
+              <w:t>5. 1.  Vozlišče (node)</w:t>
+            </w:r>
+            <w:r>
+              <w:rPr>
+                <w:noProof/>
+                <w:webHidden/>
+              </w:rPr>
+              <w:tab/>
+            </w:r>
+            <w:r>
+              <w:rPr>
+                <w:noProof/>
+                <w:webHidden/>
+              </w:rPr>
+              <w:fldChar w:fldCharType="begin"/>
+            </w:r>
+            <w:r>
+              <w:rPr>
+                <w:noProof/>
+                <w:webHidden/>
+              </w:rPr>
+              <w:instrText xml:space="preserve"> PAGEREF _Toc226754854 \h </w:instrText>
+            </w:r>
+            <w:r>
+              <w:rPr>
+                <w:noProof/>
+                <w:webHidden/>
+              </w:rPr>
+            </w:r>
+            <w:r>
+              <w:rPr>
+                <w:noProof/>
+                <w:webHidden/>
+              </w:rPr>
+              <w:fldChar w:fldCharType="separate"/>
+            </w:r>
+            <w:r>
+              <w:rPr>
+                <w:noProof/>
+                <w:webHidden/>
+              </w:rPr>
+              <w:t>11</w:t>
+            </w:r>
+            <w:r>
+              <w:rPr>
+                <w:noProof/>
+                <w:webHidden/>
+              </w:rPr>
+              <w:fldChar w:fldCharType="end"/>
+            </w:r>
+          </w:hyperlink>
+        </w:p>
+        <w:p>
+          <w:pPr>
+            <w:pStyle w:val="TOC2"/>
+            <w:tabs>
+              <w:tab w:val="right" w:leader="dot" w:pos="9350"/>
+            </w:tabs>
+            <w:rPr>
+              <w:rFonts w:asciiTheme="minorHAnsi" w:eastAsiaTheme="minorEastAsia" w:hAnsiTheme="minorHAnsi" w:cstheme="minorBidi"/>
+              <w:noProof/>
+              <w:color w:val="auto"/>
+              <w:kern w:val="2"/>
+              <w:lang w:val="en-SI" w:eastAsia="en-SI"/>
+              <w14:ligatures w14:val="standardContextual"/>
+            </w:rPr>
+          </w:pPr>
+          <w:hyperlink w:anchor="_Toc226754855" w:history="1">
+            <w:r>
+              <w:rPr>
+                <w:rStyle w:val="Hyperlink"/>
+                <w:noProof/>
+              </w:rPr>
+              <w:t>5. 2. Povezovanje</w:t>
+            </w:r>
+            <w:r>
+              <w:rPr>
+                <w:noProof/>
+                <w:webHidden/>
+              </w:rPr>
+              <w:tab/>
+            </w:r>
+            <w:r>
+              <w:rPr>
+                <w:noProof/>
+                <w:webHidden/>
+              </w:rPr>
+              <w:fldChar w:fldCharType="begin"/>
+            </w:r>
+            <w:r>
+              <w:rPr>
+                <w:noProof/>
+                <w:webHidden/>
+              </w:rPr>
+              <w:instrText xml:space="preserve"> PAGEREF _Toc226754855 \h </w:instrText>
+            </w:r>
+            <w:r>
+              <w:rPr>
+                <w:noProof/>
+                <w:webHidden/>
+              </w:rPr>
+            </w:r>
+            <w:r>
+              <w:rPr>
+                <w:noProof/>
+                <w:webHidden/>
+              </w:rPr>
+              <w:fldChar w:fldCharType="separate"/>
+            </w:r>
+            <w:r>
+              <w:rPr>
+                <w:noProof/>
+                <w:webHidden/>
+              </w:rPr>
+              <w:t>12</w:t>
             </w:r>
             <w:r>
               <w:rPr>
@@ -1117,7 +1263,7 @@
       </w:pPr>
       <w:bookmarkStart w:id="10" w:name="_Toc226486566"/>
       <w:bookmarkStart w:id="11" w:name="_Toc226486629"/>
-      <w:bookmarkStart w:id="12" w:name="_Toc226744159"/>
+      <w:bookmarkStart w:id="12" w:name="_Toc226754844"/>
       <w:r>
         <w:lastRenderedPageBreak/>
         <w:t>1. Uvod</w:t>
@@ -1211,7 +1357,7 @@
       </w:pPr>
       <w:bookmarkStart w:id="13" w:name="_Toc226486567"/>
       <w:bookmarkStart w:id="14" w:name="_Toc226486630"/>
-      <w:bookmarkStart w:id="15" w:name="_Toc226744160"/>
+      <w:bookmarkStart w:id="15" w:name="_Toc226754845"/>
       <w:r>
         <w:t>2. Izbira orodij in programskih jezikov</w:t>
       </w:r>
@@ -1373,7 +1519,7 @@
       </w:pPr>
       <w:bookmarkStart w:id="16" w:name="_Toc226486568"/>
       <w:bookmarkStart w:id="17" w:name="_Toc226486631"/>
-      <w:bookmarkStart w:id="18" w:name="_Toc226744161"/>
+      <w:bookmarkStart w:id="18" w:name="_Toc226754846"/>
       <w:r>
         <w:lastRenderedPageBreak/>
         <w:t>3. O aplikaciji</w:t>
@@ -1616,7 +1762,7 @@
           <w:lang w:val="en-SI"/>
         </w:rPr>
       </w:pPr>
-      <w:bookmarkStart w:id="19" w:name="_Toc226744162"/>
+      <w:bookmarkStart w:id="19" w:name="_Toc226754847"/>
       <w:r>
         <w:rPr>
           <w:lang w:val="en-SI"/>
@@ -1706,7 +1852,7 @@
       <w:pPr>
         <w:pStyle w:val="Heading2"/>
       </w:pPr>
-      <w:bookmarkStart w:id="20" w:name="_Toc226744163"/>
+      <w:bookmarkStart w:id="20" w:name="_Toc226754848"/>
       <w:r>
         <w:t>4. 1. Konstrukcija modela</w:t>
       </w:r>
@@ -2033,7 +2179,7 @@
       <w:pPr>
         <w:pStyle w:val="Heading2"/>
       </w:pPr>
-      <w:bookmarkStart w:id="21" w:name="_Toc226744164"/>
+      <w:bookmarkStart w:id="21" w:name="_Toc226754849"/>
       <w:r>
         <w:lastRenderedPageBreak/>
         <w:t xml:space="preserve">4. 2. </w:t>
@@ -2048,7 +2194,7 @@
       <w:pPr>
         <w:pStyle w:val="Heading3"/>
       </w:pPr>
-      <w:bookmarkStart w:id="22" w:name="_Toc226744165"/>
+      <w:bookmarkStart w:id="22" w:name="_Toc226754850"/>
       <w:r>
         <w:t>4. 2. 1. Kamera</w:t>
       </w:r>
@@ -2409,7 +2555,7 @@
       <w:pPr>
         <w:pStyle w:val="Heading3"/>
       </w:pPr>
-      <w:bookmarkStart w:id="23" w:name="_Toc226744166"/>
+      <w:bookmarkStart w:id="23" w:name="_Toc226754851"/>
       <w:r>
         <w:t xml:space="preserve">4. 2. 2. </w:t>
       </w:r>
@@ -2534,7 +2680,7 @@
       <w:pPr>
         <w:pStyle w:val="Heading2"/>
       </w:pPr>
-      <w:bookmarkStart w:id="24" w:name="_Toc226744167"/>
+      <w:bookmarkStart w:id="24" w:name="_Toc226754852"/>
       <w:r>
         <w:lastRenderedPageBreak/>
         <w:t>4. 3. Urejevalnik</w:t>
@@ -2666,7 +2812,7 @@
       <w:pPr>
         <w:pStyle w:val="Heading1"/>
       </w:pPr>
-      <w:bookmarkStart w:id="25" w:name="_Toc226744168"/>
+      <w:bookmarkStart w:id="25" w:name="_Toc226754853"/>
       <w:r>
         <w:lastRenderedPageBreak/>
         <w:t xml:space="preserve">5. </w:t>
@@ -2681,9 +2827,11 @@
       <w:pPr>
         <w:pStyle w:val="Heading2"/>
       </w:pPr>
+      <w:bookmarkStart w:id="26" w:name="_Toc226754854"/>
       <w:r>
         <w:t>5. 1.  Vozlišče (node)</w:t>
       </w:r>
+      <w:bookmarkEnd w:id="26"/>
     </w:p>
     <w:p/>
     <w:p>
@@ -3005,12 +3153,14 @@
       <w:pPr>
         <w:pStyle w:val="Heading2"/>
       </w:pPr>
+      <w:bookmarkStart w:id="27" w:name="_Toc226754855"/>
       <w:r>
         <w:t xml:space="preserve">5. 2. </w:t>
       </w:r>
       <w:r>
         <w:t>Povezovanje</w:t>
       </w:r>
+      <w:bookmarkEnd w:id="27"/>
     </w:p>
     <w:p/>
     <w:p>
@@ -3045,13 +3195,537 @@
       </w:r>
     </w:p>
     <w:p/>
+    <w:p>
+      <w:r>
+        <w:t xml:space="preserve">Ko uporabnik klikne na konektor in povleče z miško urejevalnik prejme signal, da naj začne povezovati. S pomočjo sistema pridobivanja vozlišč in konektorjev iz njihovih identifikatorjev preveri, če na konektorju že obstaja povezava in jo izbriše. </w:t>
+      </w:r>
+      <w:r>
+        <w:t>Povezave so svoj razred, ki shranjuje povezani vozlišči in njune povezane konektorje.</w:t>
+      </w:r>
+    </w:p>
+    <w:p>
+      <w:pPr>
+        <w:keepNext/>
+      </w:pPr>
+      <w:r>
+        <w:drawing>
+          <wp:inline distT="0" distB="0" distL="0" distR="0" wp14:anchorId="5B8FE40A" wp14:editId="5119B2CB">
+            <wp:extent cx="6110213" cy="746151"/>
+            <wp:effectExtent l="0" t="0" r="5080" b="0"/>
+            <wp:docPr id="1256952564" name="Picture 1"/>
+            <wp:cNvGraphicFramePr>
+              <a:graphicFrameLocks xmlns:a="http://schemas.openxmlformats.org/drawingml/2006/main" noChangeAspect="1"/>
+            </wp:cNvGraphicFramePr>
+            <a:graphic xmlns:a="http://schemas.openxmlformats.org/drawingml/2006/main">
+              <a:graphicData uri="http://schemas.openxmlformats.org/drawingml/2006/picture">
+                <pic:pic xmlns:pic="http://schemas.openxmlformats.org/drawingml/2006/picture">
+                  <pic:nvPicPr>
+                    <pic:cNvPr id="1256952564" name=""/>
+                    <pic:cNvPicPr/>
+                  </pic:nvPicPr>
+                  <pic:blipFill>
+                    <a:blip r:embed="rId21"/>
+                    <a:stretch>
+                      <a:fillRect/>
+                    </a:stretch>
+                  </pic:blipFill>
+                  <pic:spPr>
+                    <a:xfrm>
+                      <a:off x="0" y="0"/>
+                      <a:ext cx="6133768" cy="749027"/>
+                    </a:xfrm>
+                    <a:prstGeom prst="rect">
+                      <a:avLst/>
+                    </a:prstGeom>
+                  </pic:spPr>
+                </pic:pic>
+              </a:graphicData>
+            </a:graphic>
+          </wp:inline>
+        </w:drawing>
+      </w:r>
+    </w:p>
+    <w:p>
+      <w:pPr>
+        <w:pStyle w:val="Caption"/>
+      </w:pPr>
+      <w:r>
+        <w:t xml:space="preserve">Slika </w:t>
+      </w:r>
+      <w:r>
+        <w:fldChar w:fldCharType="begin"/>
+      </w:r>
+      <w:r>
+        <w:instrText xml:space="preserve"> SEQ Slika \* ARABIC </w:instrText>
+      </w:r>
+      <w:r>
+        <w:fldChar w:fldCharType="separate"/>
+      </w:r>
+      <w:r>
+        <w:rPr>
+          <w:noProof/>
+        </w:rPr>
+        <w:t>13</w:t>
+      </w:r>
+      <w:r>
+        <w:fldChar w:fldCharType="end"/>
+      </w:r>
+      <w:r>
+        <w:t xml:space="preserve"> Začetek povezovanja na strani skripte urejevalnika</w:t>
+      </w:r>
+    </w:p>
+    <w:p>
+      <w:r>
+        <w:t>Ko uporabnik spusti gumb na miški se povezovanje preneha. Če je miška takrat bila nad drugim konektorjem se preveri validnost povezave in se ta ustvari.</w:t>
+      </w:r>
+    </w:p>
+    <w:p>
+      <w:pPr>
+        <w:keepNext/>
+      </w:pPr>
+      <w:r>
+        <w:drawing>
+          <wp:inline distT="0" distB="0" distL="0" distR="0" wp14:anchorId="1DEA1CBA" wp14:editId="3F6ACAF9">
+            <wp:extent cx="5943600" cy="2282190"/>
+            <wp:effectExtent l="0" t="0" r="0" b="3810"/>
+            <wp:docPr id="134828970" name="Picture 1"/>
+            <wp:cNvGraphicFramePr>
+              <a:graphicFrameLocks xmlns:a="http://schemas.openxmlformats.org/drawingml/2006/main" noChangeAspect="1"/>
+            </wp:cNvGraphicFramePr>
+            <a:graphic xmlns:a="http://schemas.openxmlformats.org/drawingml/2006/main">
+              <a:graphicData uri="http://schemas.openxmlformats.org/drawingml/2006/picture">
+                <pic:pic xmlns:pic="http://schemas.openxmlformats.org/drawingml/2006/picture">
+                  <pic:nvPicPr>
+                    <pic:cNvPr id="134828970" name=""/>
+                    <pic:cNvPicPr/>
+                  </pic:nvPicPr>
+                  <pic:blipFill>
+                    <a:blip r:embed="rId22"/>
+                    <a:stretch>
+                      <a:fillRect/>
+                    </a:stretch>
+                  </pic:blipFill>
+                  <pic:spPr>
+                    <a:xfrm>
+                      <a:off x="0" y="0"/>
+                      <a:ext cx="5943600" cy="2282190"/>
+                    </a:xfrm>
+                    <a:prstGeom prst="rect">
+                      <a:avLst/>
+                    </a:prstGeom>
+                  </pic:spPr>
+                </pic:pic>
+              </a:graphicData>
+            </a:graphic>
+          </wp:inline>
+        </w:drawing>
+      </w:r>
+    </w:p>
+    <w:p>
+      <w:pPr>
+        <w:pStyle w:val="Caption"/>
+      </w:pPr>
+      <w:r>
+        <w:t xml:space="preserve">Slika </w:t>
+      </w:r>
+      <w:r>
+        <w:fldChar w:fldCharType="begin"/>
+      </w:r>
+      <w:r>
+        <w:instrText xml:space="preserve"> SEQ Slika \* ARABIC </w:instrText>
+      </w:r>
+      <w:r>
+        <w:fldChar w:fldCharType="separate"/>
+      </w:r>
+      <w:r>
+        <w:rPr>
+          <w:noProof/>
+        </w:rPr>
+        <w:t>14</w:t>
+      </w:r>
+      <w:r>
+        <w:fldChar w:fldCharType="end"/>
+      </w:r>
+      <w:r>
+        <w:t xml:space="preserve"> Ustvarjanje povezave</w:t>
+      </w:r>
+    </w:p>
+    <w:p>
+      <w:r>
+        <w:t>Pred ustvarjanjem povezave med vozliščema se preveri ujemanje kategorij in vrst konektorjev. Preveri se tudi, da se ni ustvarila povezava, ki</w:t>
+      </w:r>
+      <w:r>
+        <w:t xml:space="preserve"> bi ustvarila neskončno zanko. To se zgodi, ko povežemo dve vozlišči tako, da se izhodni konektor poveže na vozlišče, ki se v grafu nahaja pred vozliščem iz katerega povezujemo. Skripta ob vsakem poizkusu povezovanja </w:t>
+      </w:r>
+      <w:r>
+        <w:t xml:space="preserve">rekurzivno </w:t>
+      </w:r>
+      <w:r>
+        <w:t>prečka celoten graf in preverja</w:t>
+      </w:r>
+      <w:r>
+        <w:t>, če do vozlišča, ki ga povezujemo, že obstaja pot. To naredi v obe smeri, naprej in nazaj v grafu.</w:t>
+      </w:r>
+      <w:r>
+        <w:t xml:space="preserve"> </w:t>
+      </w:r>
+    </w:p>
+    <w:p>
+      <w:pPr>
+        <w:jc w:val="left"/>
+      </w:pPr>
+      <w:r>
+        <w:br w:type="page"/>
+      </w:r>
+    </w:p>
+    <w:p>
+      <w:pPr>
+        <w:keepNext/>
+      </w:pPr>
+      <w:r>
+        <w:lastRenderedPageBreak/>
+        <w:drawing>
+          <wp:inline distT="0" distB="0" distL="0" distR="0" wp14:anchorId="43289416" wp14:editId="5EC5866F">
+            <wp:extent cx="3392424" cy="2713939"/>
+            <wp:effectExtent l="0" t="0" r="0" b="0"/>
+            <wp:docPr id="395407272" name="Picture 1"/>
+            <wp:cNvGraphicFramePr>
+              <a:graphicFrameLocks xmlns:a="http://schemas.openxmlformats.org/drawingml/2006/main" noChangeAspect="1"/>
+            </wp:cNvGraphicFramePr>
+            <a:graphic xmlns:a="http://schemas.openxmlformats.org/drawingml/2006/main">
+              <a:graphicData uri="http://schemas.openxmlformats.org/drawingml/2006/picture">
+                <pic:pic xmlns:pic="http://schemas.openxmlformats.org/drawingml/2006/picture">
+                  <pic:nvPicPr>
+                    <pic:cNvPr id="395407272" name=""/>
+                    <pic:cNvPicPr/>
+                  </pic:nvPicPr>
+                  <pic:blipFill>
+                    <a:blip r:embed="rId23"/>
+                    <a:stretch>
+                      <a:fillRect/>
+                    </a:stretch>
+                  </pic:blipFill>
+                  <pic:spPr>
+                    <a:xfrm>
+                      <a:off x="0" y="0"/>
+                      <a:ext cx="3401080" cy="2720863"/>
+                    </a:xfrm>
+                    <a:prstGeom prst="rect">
+                      <a:avLst/>
+                    </a:prstGeom>
+                  </pic:spPr>
+                </pic:pic>
+              </a:graphicData>
+            </a:graphic>
+          </wp:inline>
+        </w:drawing>
+      </w:r>
+    </w:p>
+    <w:p>
+      <w:pPr>
+        <w:pStyle w:val="Caption"/>
+      </w:pPr>
+      <w:r>
+        <w:t xml:space="preserve">Slika </w:t>
+      </w:r>
+      <w:r>
+        <w:fldChar w:fldCharType="begin"/>
+      </w:r>
+      <w:r>
+        <w:instrText xml:space="preserve"> SEQ Slika \* ARABIC </w:instrText>
+      </w:r>
+      <w:r>
+        <w:fldChar w:fldCharType="separate"/>
+      </w:r>
+      <w:r>
+        <w:rPr>
+          <w:noProof/>
+        </w:rPr>
+        <w:t>15</w:t>
+      </w:r>
+      <w:r>
+        <w:fldChar w:fldCharType="end"/>
+      </w:r>
+      <w:r>
+        <w:t xml:space="preserve"> Rekurzivno preverjanje validnosti povezave</w:t>
+      </w:r>
+    </w:p>
+    <w:p>
+      <w:r>
+        <w:t xml:space="preserve">Če se povezava uveljavi kot pravilna se </w:t>
+      </w:r>
+      <w:r>
+        <w:t>ustvari nov objekt v katerega se shranijo identifikatorji vozlišč in povezanih konektorjev.</w:t>
+      </w:r>
+      <w:r>
+        <w:t xml:space="preserve"> </w:t>
+      </w:r>
+      <w:r>
+        <w:t>Za vsako povezavo se ustvari tudi objekt razreda, ki med dvema konektorjema riše črto.</w:t>
+      </w:r>
+      <w:r>
+        <w:t xml:space="preserve"> Ko se črta ustvari pridobi reference na ciljne konektorje, da lahko od njih pridobiva informacije o njihovih pozicijah in spremembah.</w:t>
+      </w:r>
+      <w:r>
+        <w:t xml:space="preserve"> </w:t>
+      </w:r>
+      <w:r>
+        <w:t>Črte</w:t>
+      </w:r>
+      <w:r>
+        <w:t xml:space="preserve"> nadzira</w:t>
+      </w:r>
+      <w:r>
+        <w:t xml:space="preserve"> manadžerski objekt</w:t>
+      </w:r>
+      <w:r>
+        <w:t xml:space="preserve"> pod urejevalnikom, ki sledi dodajanju, brisanju in posodabljanju črt. </w:t>
+      </w:r>
+      <w:r>
+        <w:t>Ob premikanju vozlišč se posodabljajo tudi začetne in končne pozicije črt, enako se črte brišejo ko se zbriše povezava med vozliščema ali vozlišče samo.</w:t>
+      </w:r>
+    </w:p>
+    <w:p>
+      <w:pPr>
+        <w:keepNext/>
+      </w:pPr>
+      <w:r>
+        <w:drawing>
+          <wp:inline distT="0" distB="0" distL="0" distR="0" wp14:anchorId="7BA5F198" wp14:editId="3722C486">
+            <wp:extent cx="3496666" cy="2491001"/>
+            <wp:effectExtent l="0" t="0" r="8890" b="5080"/>
+            <wp:docPr id="1889214854" name="Picture 1"/>
+            <wp:cNvGraphicFramePr>
+              <a:graphicFrameLocks xmlns:a="http://schemas.openxmlformats.org/drawingml/2006/main" noChangeAspect="1"/>
+            </wp:cNvGraphicFramePr>
+            <a:graphic xmlns:a="http://schemas.openxmlformats.org/drawingml/2006/main">
+              <a:graphicData uri="http://schemas.openxmlformats.org/drawingml/2006/picture">
+                <pic:pic xmlns:pic="http://schemas.openxmlformats.org/drawingml/2006/picture">
+                  <pic:nvPicPr>
+                    <pic:cNvPr id="1889214854" name=""/>
+                    <pic:cNvPicPr/>
+                  </pic:nvPicPr>
+                  <pic:blipFill>
+                    <a:blip r:embed="rId24"/>
+                    <a:stretch>
+                      <a:fillRect/>
+                    </a:stretch>
+                  </pic:blipFill>
+                  <pic:spPr>
+                    <a:xfrm>
+                      <a:off x="0" y="0"/>
+                      <a:ext cx="3538340" cy="2520689"/>
+                    </a:xfrm>
+                    <a:prstGeom prst="rect">
+                      <a:avLst/>
+                    </a:prstGeom>
+                  </pic:spPr>
+                </pic:pic>
+              </a:graphicData>
+            </a:graphic>
+          </wp:inline>
+        </w:drawing>
+      </w:r>
+    </w:p>
+    <w:p>
+      <w:pPr>
+        <w:pStyle w:val="Caption"/>
+      </w:pPr>
+      <w:r>
+        <w:t xml:space="preserve">Slika </w:t>
+      </w:r>
+      <w:r>
+        <w:fldChar w:fldCharType="begin"/>
+      </w:r>
+      <w:r>
+        <w:instrText xml:space="preserve"> SEQ Slika \* ARABIC </w:instrText>
+      </w:r>
+      <w:r>
+        <w:fldChar w:fldCharType="separate"/>
+      </w:r>
+      <w:r>
+        <w:rPr>
+          <w:noProof/>
+        </w:rPr>
+        <w:t>16</w:t>
+      </w:r>
+      <w:r>
+        <w:fldChar w:fldCharType="end"/>
+      </w:r>
+      <w:r>
+        <w:t xml:space="preserve"> Proces, ki ga izvede vsaka črta, ko se ustvari</w:t>
+      </w:r>
+    </w:p>
+    <w:p>
+      <w:pPr>
+        <w:jc w:val="left"/>
+      </w:pPr>
+      <w:r>
+        <w:br w:type="page"/>
+      </w:r>
+    </w:p>
+    <w:p>
+      <w:pPr>
+        <w:keepNext/>
+      </w:pPr>
+      <w:r>
+        <w:lastRenderedPageBreak/>
+        <w:drawing>
+          <wp:inline distT="0" distB="0" distL="0" distR="0" wp14:anchorId="2F0ECFF8" wp14:editId="3C198A50">
+            <wp:extent cx="3167482" cy="780703"/>
+            <wp:effectExtent l="0" t="0" r="0" b="635"/>
+            <wp:docPr id="1614770814" name="Picture 1"/>
+            <wp:cNvGraphicFramePr>
+              <a:graphicFrameLocks xmlns:a="http://schemas.openxmlformats.org/drawingml/2006/main" noChangeAspect="1"/>
+            </wp:cNvGraphicFramePr>
+            <a:graphic xmlns:a="http://schemas.openxmlformats.org/drawingml/2006/main">
+              <a:graphicData uri="http://schemas.openxmlformats.org/drawingml/2006/picture">
+                <pic:pic xmlns:pic="http://schemas.openxmlformats.org/drawingml/2006/picture">
+                  <pic:nvPicPr>
+                    <pic:cNvPr id="1614770814" name=""/>
+                    <pic:cNvPicPr/>
+                  </pic:nvPicPr>
+                  <pic:blipFill>
+                    <a:blip r:embed="rId25"/>
+                    <a:stretch>
+                      <a:fillRect/>
+                    </a:stretch>
+                  </pic:blipFill>
+                  <pic:spPr>
+                    <a:xfrm>
+                      <a:off x="0" y="0"/>
+                      <a:ext cx="3178643" cy="783454"/>
+                    </a:xfrm>
+                    <a:prstGeom prst="rect">
+                      <a:avLst/>
+                    </a:prstGeom>
+                  </pic:spPr>
+                </pic:pic>
+              </a:graphicData>
+            </a:graphic>
+          </wp:inline>
+        </w:drawing>
+      </w:r>
+    </w:p>
+    <w:p>
+      <w:pPr>
+        <w:pStyle w:val="Caption"/>
+      </w:pPr>
+      <w:r>
+        <w:t xml:space="preserve">Slika </w:t>
+      </w:r>
+      <w:r>
+        <w:fldChar w:fldCharType="begin"/>
+      </w:r>
+      <w:r>
+        <w:instrText xml:space="preserve"> SEQ Slika \* ARABIC </w:instrText>
+      </w:r>
+      <w:r>
+        <w:fldChar w:fldCharType="separate"/>
+      </w:r>
+      <w:r>
+        <w:rPr>
+          <w:noProof/>
+        </w:rPr>
+        <w:t>17</w:t>
+      </w:r>
+      <w:r>
+        <w:fldChar w:fldCharType="end"/>
+      </w:r>
+      <w:r>
+        <w:t xml:space="preserve"> </w:t>
+      </w:r>
+      <w:r>
+        <w:t>P</w:t>
+      </w:r>
+      <w:r>
+        <w:t>osodabljanj</w:t>
+      </w:r>
+      <w:r>
+        <w:t xml:space="preserve">e </w:t>
+      </w:r>
+      <w:r>
+        <w:t>krajišč črt na vsaki instanci črte</w:t>
+      </w:r>
+    </w:p>
+    <w:p>
+      <w:pPr>
+        <w:keepNext/>
+      </w:pPr>
+      <w:r>
+        <w:drawing>
+          <wp:inline distT="0" distB="0" distL="0" distR="0" wp14:anchorId="7FA56BDF" wp14:editId="21D24A19">
+            <wp:extent cx="5943600" cy="2566670"/>
+            <wp:effectExtent l="0" t="0" r="0" b="5080"/>
+            <wp:docPr id="532156600" name="Picture 1"/>
+            <wp:cNvGraphicFramePr>
+              <a:graphicFrameLocks xmlns:a="http://schemas.openxmlformats.org/drawingml/2006/main" noChangeAspect="1"/>
+            </wp:cNvGraphicFramePr>
+            <a:graphic xmlns:a="http://schemas.openxmlformats.org/drawingml/2006/main">
+              <a:graphicData uri="http://schemas.openxmlformats.org/drawingml/2006/picture">
+                <pic:pic xmlns:pic="http://schemas.openxmlformats.org/drawingml/2006/picture">
+                  <pic:nvPicPr>
+                    <pic:cNvPr id="532156600" name=""/>
+                    <pic:cNvPicPr/>
+                  </pic:nvPicPr>
+                  <pic:blipFill>
+                    <a:blip r:embed="rId26"/>
+                    <a:stretch>
+                      <a:fillRect/>
+                    </a:stretch>
+                  </pic:blipFill>
+                  <pic:spPr>
+                    <a:xfrm>
+                      <a:off x="0" y="0"/>
+                      <a:ext cx="5943600" cy="2566670"/>
+                    </a:xfrm>
+                    <a:prstGeom prst="rect">
+                      <a:avLst/>
+                    </a:prstGeom>
+                  </pic:spPr>
+                </pic:pic>
+              </a:graphicData>
+            </a:graphic>
+          </wp:inline>
+        </w:drawing>
+      </w:r>
+    </w:p>
+    <w:p>
+      <w:pPr>
+        <w:pStyle w:val="Caption"/>
+      </w:pPr>
+      <w:r>
+        <w:t xml:space="preserve">Slika </w:t>
+      </w:r>
+      <w:r>
+        <w:fldChar w:fldCharType="begin"/>
+      </w:r>
+      <w:r>
+        <w:instrText xml:space="preserve"> SEQ Slika \* ARABIC </w:instrText>
+      </w:r>
+      <w:r>
+        <w:fldChar w:fldCharType="separate"/>
+      </w:r>
+      <w:r>
+        <w:rPr>
+          <w:noProof/>
+        </w:rPr>
+        <w:t>18</w:t>
+      </w:r>
+      <w:r>
+        <w:fldChar w:fldCharType="end"/>
+      </w:r>
+      <w:r>
+        <w:t xml:space="preserve"> Graf vozlišč</w:t>
+      </w:r>
+    </w:p>
     <w:p/>
     <w:p/>
     <w:sectPr>
-      <w:headerReference w:type="default" r:id="rId21"/>
-      <w:footerReference w:type="default" r:id="rId22"/>
-      <w:headerReference w:type="first" r:id="rId23"/>
-      <w:footerReference w:type="first" r:id="rId24"/>
+      <w:headerReference w:type="default" r:id="rId27"/>
+      <w:footerReference w:type="default" r:id="rId28"/>
+      <w:headerReference w:type="first" r:id="rId29"/>
+      <w:footerReference w:type="first" r:id="rId30"/>
       <w:pgSz w:w="12240" w:h="15840"/>
       <w:pgMar w:top="1440" w:right="1440" w:bottom="1440" w:left="1440" w:header="720" w:footer="720" w:gutter="0"/>
       <w:cols w:space="720"/>

--- a/Strokovno Porocilo.docx
+++ b/Strokovno Porocilo.docx
@@ -254,7 +254,7 @@
       <w:bookmarkStart w:id="6" w:name="_Toc1038483689"/>
       <w:bookmarkStart w:id="7" w:name="_Toc226486565"/>
       <w:bookmarkStart w:id="8" w:name="_Toc226486628"/>
-      <w:bookmarkStart w:id="9" w:name="_Toc226754843"/>
+      <w:bookmarkStart w:id="9" w:name="_Toc226815874"/>
       <w:r>
         <w:rPr>
           <w:rFonts w:eastAsia="Arial"/>
@@ -319,7 +319,7 @@
           <w:r>
             <w:fldChar w:fldCharType="separate"/>
           </w:r>
-          <w:hyperlink w:anchor="_Toc226754843" w:history="1">
+          <w:hyperlink w:anchor="_Toc226815874" w:history="1">
             <w:r>
               <w:rPr>
                 <w:rStyle w:val="Hyperlink"/>
@@ -346,7 +346,7 @@
                 <w:noProof/>
                 <w:webHidden/>
               </w:rPr>
-              <w:instrText xml:space="preserve"> PAGEREF _Toc226754843 \h </w:instrText>
+              <w:instrText xml:space="preserve"> PAGEREF _Toc226815874 \h </w:instrText>
             </w:r>
             <w:r>
               <w:rPr>
@@ -392,7 +392,7 @@
               <w14:ligatures w14:val="standardContextual"/>
             </w:rPr>
           </w:pPr>
-          <w:hyperlink w:anchor="_Toc226754844" w:history="1">
+          <w:hyperlink w:anchor="_Toc226815875" w:history="1">
             <w:r>
               <w:rPr>
                 <w:rStyle w:val="Hyperlink"/>
@@ -419,7 +419,7 @@
                 <w:noProof/>
                 <w:webHidden/>
               </w:rPr>
-              <w:instrText xml:space="preserve"> PAGEREF _Toc226754844 \h </w:instrText>
+              <w:instrText xml:space="preserve"> PAGEREF _Toc226815875 \h </w:instrText>
             </w:r>
             <w:r>
               <w:rPr>
@@ -465,7 +465,7 @@
               <w14:ligatures w14:val="standardContextual"/>
             </w:rPr>
           </w:pPr>
-          <w:hyperlink w:anchor="_Toc226754845" w:history="1">
+          <w:hyperlink w:anchor="_Toc226815876" w:history="1">
             <w:r>
               <w:rPr>
                 <w:rStyle w:val="Hyperlink"/>
@@ -492,7 +492,7 @@
                 <w:noProof/>
                 <w:webHidden/>
               </w:rPr>
-              <w:instrText xml:space="preserve"> PAGEREF _Toc226754845 \h </w:instrText>
+              <w:instrText xml:space="preserve"> PAGEREF _Toc226815876 \h </w:instrText>
             </w:r>
             <w:r>
               <w:rPr>
@@ -538,7 +538,7 @@
               <w14:ligatures w14:val="standardContextual"/>
             </w:rPr>
           </w:pPr>
-          <w:hyperlink w:anchor="_Toc226754846" w:history="1">
+          <w:hyperlink w:anchor="_Toc226815877" w:history="1">
             <w:r>
               <w:rPr>
                 <w:rStyle w:val="Hyperlink"/>
@@ -565,7 +565,7 @@
                 <w:noProof/>
                 <w:webHidden/>
               </w:rPr>
-              <w:instrText xml:space="preserve"> PAGEREF _Toc226754846 \h </w:instrText>
+              <w:instrText xml:space="preserve"> PAGEREF _Toc226815877 \h </w:instrText>
             </w:r>
             <w:r>
               <w:rPr>
@@ -611,7 +611,7 @@
               <w14:ligatures w14:val="standardContextual"/>
             </w:rPr>
           </w:pPr>
-          <w:hyperlink w:anchor="_Toc226754847" w:history="1">
+          <w:hyperlink w:anchor="_Toc226815878" w:history="1">
             <w:r>
               <w:rPr>
                 <w:rStyle w:val="Hyperlink"/>
@@ -639,7 +639,7 @@
                 <w:noProof/>
                 <w:webHidden/>
               </w:rPr>
-              <w:instrText xml:space="preserve"> PAGEREF _Toc226754847 \h </w:instrText>
+              <w:instrText xml:space="preserve"> PAGEREF _Toc226815878 \h </w:instrText>
             </w:r>
             <w:r>
               <w:rPr>
@@ -685,7 +685,7 @@
               <w14:ligatures w14:val="standardContextual"/>
             </w:rPr>
           </w:pPr>
-          <w:hyperlink w:anchor="_Toc226754848" w:history="1">
+          <w:hyperlink w:anchor="_Toc226815879" w:history="1">
             <w:r>
               <w:rPr>
                 <w:rStyle w:val="Hyperlink"/>
@@ -712,7 +712,7 @@
                 <w:noProof/>
                 <w:webHidden/>
               </w:rPr>
-              <w:instrText xml:space="preserve"> PAGEREF _Toc226754848 \h </w:instrText>
+              <w:instrText xml:space="preserve"> PAGEREF _Toc226815879 \h </w:instrText>
             </w:r>
             <w:r>
               <w:rPr>
@@ -758,7 +758,7 @@
               <w14:ligatures w14:val="standardContextual"/>
             </w:rPr>
           </w:pPr>
-          <w:hyperlink w:anchor="_Toc226754849" w:history="1">
+          <w:hyperlink w:anchor="_Toc226815880" w:history="1">
             <w:r>
               <w:rPr>
                 <w:rStyle w:val="Hyperlink"/>
@@ -785,7 +785,7 @@
                 <w:noProof/>
                 <w:webHidden/>
               </w:rPr>
-              <w:instrText xml:space="preserve"> PAGEREF _Toc226754849 \h </w:instrText>
+              <w:instrText xml:space="preserve"> PAGEREF _Toc226815880 \h </w:instrText>
             </w:r>
             <w:r>
               <w:rPr>
@@ -828,7 +828,7 @@
               <w14:ligatures w14:val="standardContextual"/>
             </w:rPr>
           </w:pPr>
-          <w:hyperlink w:anchor="_Toc226754850" w:history="1">
+          <w:hyperlink w:anchor="_Toc226815881" w:history="1">
             <w:r>
               <w:rPr>
                 <w:rStyle w:val="Hyperlink"/>
@@ -851,7 +851,7 @@
               <w:rPr>
                 <w:webHidden/>
               </w:rPr>
-              <w:instrText xml:space="preserve"> PAGEREF _Toc226754850 \h </w:instrText>
+              <w:instrText xml:space="preserve"> PAGEREF _Toc226815881 \h </w:instrText>
             </w:r>
             <w:r>
               <w:rPr>
@@ -890,7 +890,7 @@
               <w14:ligatures w14:val="standardContextual"/>
             </w:rPr>
           </w:pPr>
-          <w:hyperlink w:anchor="_Toc226754851" w:history="1">
+          <w:hyperlink w:anchor="_Toc226815882" w:history="1">
             <w:r>
               <w:rPr>
                 <w:rStyle w:val="Hyperlink"/>
@@ -913,7 +913,7 @@
               <w:rPr>
                 <w:webHidden/>
               </w:rPr>
-              <w:instrText xml:space="preserve"> PAGEREF _Toc226754851 \h </w:instrText>
+              <w:instrText xml:space="preserve"> PAGEREF _Toc226815882 \h </w:instrText>
             </w:r>
             <w:r>
               <w:rPr>
@@ -955,7 +955,7 @@
               <w14:ligatures w14:val="standardContextual"/>
             </w:rPr>
           </w:pPr>
-          <w:hyperlink w:anchor="_Toc226754852" w:history="1">
+          <w:hyperlink w:anchor="_Toc226815883" w:history="1">
             <w:r>
               <w:rPr>
                 <w:rStyle w:val="Hyperlink"/>
@@ -982,7 +982,7 @@
                 <w:noProof/>
                 <w:webHidden/>
               </w:rPr>
-              <w:instrText xml:space="preserve"> PAGEREF _Toc226754852 \h </w:instrText>
+              <w:instrText xml:space="preserve"> PAGEREF _Toc226815883 \h </w:instrText>
             </w:r>
             <w:r>
               <w:rPr>
@@ -1028,7 +1028,7 @@
               <w14:ligatures w14:val="standardContextual"/>
             </w:rPr>
           </w:pPr>
-          <w:hyperlink w:anchor="_Toc226754853" w:history="1">
+          <w:hyperlink w:anchor="_Toc226815884" w:history="1">
             <w:r>
               <w:rPr>
                 <w:rStyle w:val="Hyperlink"/>
@@ -1055,7 +1055,7 @@
                 <w:noProof/>
                 <w:webHidden/>
               </w:rPr>
-              <w:instrText xml:space="preserve"> PAGEREF _Toc226754853 \h </w:instrText>
+              <w:instrText xml:space="preserve"> PAGEREF _Toc226815884 \h </w:instrText>
             </w:r>
             <w:r>
               <w:rPr>
@@ -1101,7 +1101,7 @@
               <w14:ligatures w14:val="standardContextual"/>
             </w:rPr>
           </w:pPr>
-          <w:hyperlink w:anchor="_Toc226754854" w:history="1">
+          <w:hyperlink w:anchor="_Toc226815885" w:history="1">
             <w:r>
               <w:rPr>
                 <w:rStyle w:val="Hyperlink"/>
@@ -1128,7 +1128,7 @@
                 <w:noProof/>
                 <w:webHidden/>
               </w:rPr>
-              <w:instrText xml:space="preserve"> PAGEREF _Toc226754854 \h </w:instrText>
+              <w:instrText xml:space="preserve"> PAGEREF _Toc226815885 \h </w:instrText>
             </w:r>
             <w:r>
               <w:rPr>
@@ -1174,7 +1174,7 @@
               <w14:ligatures w14:val="standardContextual"/>
             </w:rPr>
           </w:pPr>
-          <w:hyperlink w:anchor="_Toc226754855" w:history="1">
+          <w:hyperlink w:anchor="_Toc226815886" w:history="1">
             <w:r>
               <w:rPr>
                 <w:rStyle w:val="Hyperlink"/>
@@ -1201,7 +1201,7 @@
                 <w:noProof/>
                 <w:webHidden/>
               </w:rPr>
-              <w:instrText xml:space="preserve"> PAGEREF _Toc226754855 \h </w:instrText>
+              <w:instrText xml:space="preserve"> PAGEREF _Toc226815886 \h </w:instrText>
             </w:r>
             <w:r>
               <w:rPr>
@@ -1222,6 +1222,79 @@
                 <w:webHidden/>
               </w:rPr>
               <w:t>12</w:t>
+            </w:r>
+            <w:r>
+              <w:rPr>
+                <w:noProof/>
+                <w:webHidden/>
+              </w:rPr>
+              <w:fldChar w:fldCharType="end"/>
+            </w:r>
+          </w:hyperlink>
+        </w:p>
+        <w:p>
+          <w:pPr>
+            <w:pStyle w:val="TOC1"/>
+            <w:tabs>
+              <w:tab w:val="right" w:leader="dot" w:pos="9350"/>
+            </w:tabs>
+            <w:rPr>
+              <w:rFonts w:asciiTheme="minorHAnsi" w:eastAsiaTheme="minorEastAsia" w:hAnsiTheme="minorHAnsi" w:cstheme="minorBidi"/>
+              <w:noProof/>
+              <w:color w:val="auto"/>
+              <w:kern w:val="2"/>
+              <w:lang w:val="en-SI" w:eastAsia="en-SI"/>
+              <w14:ligatures w14:val="standardContextual"/>
+            </w:rPr>
+          </w:pPr>
+          <w:hyperlink w:anchor="_Toc226815887" w:history="1">
+            <w:r>
+              <w:rPr>
+                <w:rStyle w:val="Hyperlink"/>
+                <w:noProof/>
+              </w:rPr>
+              <w:t>6. Inšpektor vozlišč</w:t>
+            </w:r>
+            <w:r>
+              <w:rPr>
+                <w:noProof/>
+                <w:webHidden/>
+              </w:rPr>
+              <w:tab/>
+            </w:r>
+            <w:r>
+              <w:rPr>
+                <w:noProof/>
+                <w:webHidden/>
+              </w:rPr>
+              <w:fldChar w:fldCharType="begin"/>
+            </w:r>
+            <w:r>
+              <w:rPr>
+                <w:noProof/>
+                <w:webHidden/>
+              </w:rPr>
+              <w:instrText xml:space="preserve"> PAGEREF _Toc226815887 \h </w:instrText>
+            </w:r>
+            <w:r>
+              <w:rPr>
+                <w:noProof/>
+                <w:webHidden/>
+              </w:rPr>
+            </w:r>
+            <w:r>
+              <w:rPr>
+                <w:noProof/>
+                <w:webHidden/>
+              </w:rPr>
+              <w:fldChar w:fldCharType="separate"/>
+            </w:r>
+            <w:r>
+              <w:rPr>
+                <w:noProof/>
+                <w:webHidden/>
+              </w:rPr>
+              <w:t>16</w:t>
             </w:r>
             <w:r>
               <w:rPr>
@@ -1263,7 +1336,7 @@
       </w:pPr>
       <w:bookmarkStart w:id="10" w:name="_Toc226486566"/>
       <w:bookmarkStart w:id="11" w:name="_Toc226486629"/>
-      <w:bookmarkStart w:id="12" w:name="_Toc226754844"/>
+      <w:bookmarkStart w:id="12" w:name="_Toc226815875"/>
       <w:r>
         <w:lastRenderedPageBreak/>
         <w:t>1. Uvod</w:t>
@@ -1357,7 +1430,7 @@
       </w:pPr>
       <w:bookmarkStart w:id="13" w:name="_Toc226486567"/>
       <w:bookmarkStart w:id="14" w:name="_Toc226486630"/>
-      <w:bookmarkStart w:id="15" w:name="_Toc226754845"/>
+      <w:bookmarkStart w:id="15" w:name="_Toc226815876"/>
       <w:r>
         <w:t>2. Izbira orodij in programskih jezikov</w:t>
       </w:r>
@@ -1519,7 +1592,7 @@
       </w:pPr>
       <w:bookmarkStart w:id="16" w:name="_Toc226486568"/>
       <w:bookmarkStart w:id="17" w:name="_Toc226486631"/>
-      <w:bookmarkStart w:id="18" w:name="_Toc226754846"/>
+      <w:bookmarkStart w:id="18" w:name="_Toc226815877"/>
       <w:r>
         <w:lastRenderedPageBreak/>
         <w:t>3. O aplikaciji</w:t>
@@ -1762,7 +1835,7 @@
           <w:lang w:val="en-SI"/>
         </w:rPr>
       </w:pPr>
-      <w:bookmarkStart w:id="19" w:name="_Toc226754847"/>
+      <w:bookmarkStart w:id="19" w:name="_Toc226815878"/>
       <w:r>
         <w:rPr>
           <w:lang w:val="en-SI"/>
@@ -1852,7 +1925,7 @@
       <w:pPr>
         <w:pStyle w:val="Heading2"/>
       </w:pPr>
-      <w:bookmarkStart w:id="20" w:name="_Toc226754848"/>
+      <w:bookmarkStart w:id="20" w:name="_Toc226815879"/>
       <w:r>
         <w:t>4. 1. Konstrukcija modela</w:t>
       </w:r>
@@ -2179,7 +2252,7 @@
       <w:pPr>
         <w:pStyle w:val="Heading2"/>
       </w:pPr>
-      <w:bookmarkStart w:id="21" w:name="_Toc226754849"/>
+      <w:bookmarkStart w:id="21" w:name="_Toc226815880"/>
       <w:r>
         <w:lastRenderedPageBreak/>
         <w:t xml:space="preserve">4. 2. </w:t>
@@ -2194,7 +2267,7 @@
       <w:pPr>
         <w:pStyle w:val="Heading3"/>
       </w:pPr>
-      <w:bookmarkStart w:id="22" w:name="_Toc226754850"/>
+      <w:bookmarkStart w:id="22" w:name="_Toc226815881"/>
       <w:r>
         <w:t>4. 2. 1. Kamera</w:t>
       </w:r>
@@ -2555,7 +2628,7 @@
       <w:pPr>
         <w:pStyle w:val="Heading3"/>
       </w:pPr>
-      <w:bookmarkStart w:id="23" w:name="_Toc226754851"/>
+      <w:bookmarkStart w:id="23" w:name="_Toc226815882"/>
       <w:r>
         <w:t xml:space="preserve">4. 2. 2. </w:t>
       </w:r>
@@ -2680,7 +2753,7 @@
       <w:pPr>
         <w:pStyle w:val="Heading2"/>
       </w:pPr>
-      <w:bookmarkStart w:id="24" w:name="_Toc226754852"/>
+      <w:bookmarkStart w:id="24" w:name="_Toc226815883"/>
       <w:r>
         <w:lastRenderedPageBreak/>
         <w:t>4. 3. Urejevalnik</w:t>
@@ -2812,7 +2885,7 @@
       <w:pPr>
         <w:pStyle w:val="Heading1"/>
       </w:pPr>
-      <w:bookmarkStart w:id="25" w:name="_Toc226754853"/>
+      <w:bookmarkStart w:id="25" w:name="_Toc226815884"/>
       <w:r>
         <w:lastRenderedPageBreak/>
         <w:t xml:space="preserve">5. </w:t>
@@ -2827,7 +2900,7 @@
       <w:pPr>
         <w:pStyle w:val="Heading2"/>
       </w:pPr>
-      <w:bookmarkStart w:id="26" w:name="_Toc226754854"/>
+      <w:bookmarkStart w:id="26" w:name="_Toc226815885"/>
       <w:r>
         <w:t>5. 1.  Vozlišče (node)</w:t>
       </w:r>
@@ -3153,7 +3226,7 @@
       <w:pPr>
         <w:pStyle w:val="Heading2"/>
       </w:pPr>
-      <w:bookmarkStart w:id="27" w:name="_Toc226754855"/>
+      <w:bookmarkStart w:id="27" w:name="_Toc226815886"/>
       <w:r>
         <w:t xml:space="preserve">5. 2. </w:t>
       </w:r>
@@ -3208,6 +3281,9 @@
         <w:keepNext/>
       </w:pPr>
       <w:r>
+        <w:rPr>
+          <w:noProof/>
+        </w:rPr>
         <w:drawing>
           <wp:inline distT="0" distB="0" distL="0" distR="0" wp14:anchorId="5B8FE40A" wp14:editId="5119B2CB">
             <wp:extent cx="6110213" cy="746151"/>
@@ -3284,6 +3360,9 @@
         <w:keepNext/>
       </w:pPr>
       <w:r>
+        <w:rPr>
+          <w:noProof/>
+        </w:rPr>
         <w:drawing>
           <wp:inline distT="0" distB="0" distL="0" distR="0" wp14:anchorId="1DEA1CBA" wp14:editId="3F6ACAF9">
             <wp:extent cx="5943600" cy="2282190"/>
@@ -3383,6 +3462,9 @@
         <w:keepNext/>
       </w:pPr>
       <w:r>
+        <w:rPr>
+          <w:noProof/>
+        </w:rPr>
         <w:lastRenderedPageBreak/>
         <w:drawing>
           <wp:inline distT="0" distB="0" distL="0" distR="0" wp14:anchorId="43289416" wp14:editId="5EC5866F">
@@ -3490,6 +3572,9 @@
         <w:keepNext/>
       </w:pPr>
       <w:r>
+        <w:rPr>
+          <w:noProof/>
+        </w:rPr>
         <w:drawing>
           <wp:inline distT="0" distB="0" distL="0" distR="0" wp14:anchorId="7BA5F198" wp14:editId="3722C486">
             <wp:extent cx="3496666" cy="2491001"/>
@@ -3569,6 +3654,9 @@
         <w:keepNext/>
       </w:pPr>
       <w:r>
+        <w:rPr>
+          <w:noProof/>
+        </w:rPr>
         <w:lastRenderedPageBreak/>
         <w:drawing>
           <wp:inline distT="0" distB="0" distL="0" distR="0" wp14:anchorId="2F0ECFF8" wp14:editId="3C198A50">
@@ -3653,6 +3741,9 @@
         <w:keepNext/>
       </w:pPr>
       <w:r>
+        <w:rPr>
+          <w:noProof/>
+        </w:rPr>
         <w:drawing>
           <wp:inline distT="0" distB="0" distL="0" distR="0" wp14:anchorId="7FA56BDF" wp14:editId="21D24A19">
             <wp:extent cx="5943600" cy="2566670"/>
@@ -3719,13 +3810,278 @@
         <w:t xml:space="preserve"> Graf vozlišč</w:t>
       </w:r>
     </w:p>
+    <w:p>
+      <w:r>
+        <w:t>Izvbrano vozlišče se da tudi izbrisati. Proces brisanja vozlišča pregleda vse povezave, vezane na to vozlišče, jih zbere in nato zbriše. Šele nato se vozlišče</w:t>
+      </w:r>
+      <w:r>
+        <w:t xml:space="preserve"> izbriše</w:t>
+      </w:r>
+      <w:r>
+        <w:t>.</w:t>
+      </w:r>
+    </w:p>
+    <w:p>
+      <w:r>
+        <w:rPr>
+          <w:noProof/>
+        </w:rPr>
+        <w:drawing>
+          <wp:inline distT="0" distB="0" distL="0" distR="0" wp14:anchorId="5DBEF3AF" wp14:editId="517E3300">
+            <wp:extent cx="5943600" cy="2195195"/>
+            <wp:effectExtent l="0" t="0" r="5715" b="0"/>
+            <wp:docPr id="583638251" name="Picture 1"/>
+            <wp:cNvGraphicFramePr>
+              <a:graphicFrameLocks xmlns:a="http://schemas.openxmlformats.org/drawingml/2006/main" noChangeAspect="1"/>
+            </wp:cNvGraphicFramePr>
+            <a:graphic xmlns:a="http://schemas.openxmlformats.org/drawingml/2006/main">
+              <a:graphicData uri="http://schemas.openxmlformats.org/drawingml/2006/picture">
+                <pic:pic xmlns:pic="http://schemas.openxmlformats.org/drawingml/2006/picture">
+                  <pic:nvPicPr>
+                    <pic:cNvPr id="583638251" name=""/>
+                    <pic:cNvPicPr/>
+                  </pic:nvPicPr>
+                  <pic:blipFill>
+                    <a:blip r:embed="rId27"/>
+                    <a:stretch>
+                      <a:fillRect/>
+                    </a:stretch>
+                  </pic:blipFill>
+                  <pic:spPr>
+                    <a:xfrm>
+                      <a:off x="0" y="0"/>
+                      <a:ext cx="5943600" cy="2195195"/>
+                    </a:xfrm>
+                    <a:prstGeom prst="rect">
+                      <a:avLst/>
+                    </a:prstGeom>
+                  </pic:spPr>
+                </pic:pic>
+              </a:graphicData>
+            </a:graphic>
+          </wp:inline>
+        </w:drawing>
+      </w:r>
+    </w:p>
+    <w:p>
+      <w:pPr>
+        <w:jc w:val="left"/>
+      </w:pPr>
+      <w:r>
+        <w:br w:type="page"/>
+      </w:r>
+    </w:p>
+    <w:p>
+      <w:pPr>
+        <w:pStyle w:val="Heading1"/>
+      </w:pPr>
+      <w:bookmarkStart w:id="28" w:name="_Toc226815887"/>
+      <w:r>
+        <w:lastRenderedPageBreak/>
+        <w:t>6. Inšpektor vozlišč</w:t>
+      </w:r>
+      <w:bookmarkEnd w:id="28"/>
+    </w:p>
+    <w:p>
+      <w:r>
+        <w:t xml:space="preserve"> </w:t>
+      </w:r>
+    </w:p>
+    <w:p>
+      <w:r>
+        <w:t>Da lahko uporabnik spreminja lastnosti vozlišč in dodatno prilagaja teren, aplikacija vsebuje inšpektorje. Vsako vozlišče ima svoj inšpektor, ki je uporabniški vmesnik. Ta prikazuje in dovoli spremembo nastavitev vozlišča.</w:t>
+      </w:r>
+      <w:r>
+        <w:t xml:space="preserve"> Vsak inšpektor je izpeljan iz baznega razreda, ki vsebuje kodo za upravljanje z vnosnimi polji.</w:t>
+      </w:r>
+    </w:p>
+    <w:p>
+      <w:r>
+        <w:t xml:space="preserve">Ko uporabnik izbere vozlišče skirpta urejevalnika uporabi pot, shranjeno v vozlišču, da odpre inšpektor in vsako vnosno polje se posodobi z informacijami, ki jih inšpektor pridobi iz </w:t>
+      </w:r>
+      <w:r>
+        <w:t>objekta funkcionalnosti vozlišča</w:t>
+      </w:r>
+      <w:r>
+        <w:t xml:space="preserve"> preko metod za pridobivanje in nastavljanje lastnosti</w:t>
+      </w:r>
+      <w:r>
+        <w:t>.</w:t>
+      </w:r>
+    </w:p>
+    <w:p>
+      <w:pPr>
+        <w:keepNext/>
+      </w:pPr>
+      <w:r>
+        <w:drawing>
+          <wp:inline distT="0" distB="0" distL="0" distR="0" wp14:anchorId="26EDD3A3" wp14:editId="0CDCD867">
+            <wp:extent cx="4324954" cy="1286054"/>
+            <wp:effectExtent l="0" t="0" r="0" b="0"/>
+            <wp:docPr id="1875775804" name="Picture 1"/>
+            <wp:cNvGraphicFramePr>
+              <a:graphicFrameLocks xmlns:a="http://schemas.openxmlformats.org/drawingml/2006/main" noChangeAspect="1"/>
+            </wp:cNvGraphicFramePr>
+            <a:graphic xmlns:a="http://schemas.openxmlformats.org/drawingml/2006/main">
+              <a:graphicData uri="http://schemas.openxmlformats.org/drawingml/2006/picture">
+                <pic:pic xmlns:pic="http://schemas.openxmlformats.org/drawingml/2006/picture">
+                  <pic:nvPicPr>
+                    <pic:cNvPr id="1875775804" name=""/>
+                    <pic:cNvPicPr/>
+                  </pic:nvPicPr>
+                  <pic:blipFill>
+                    <a:blip r:embed="rId28"/>
+                    <a:stretch>
+                      <a:fillRect/>
+                    </a:stretch>
+                  </pic:blipFill>
+                  <pic:spPr>
+                    <a:xfrm>
+                      <a:off x="0" y="0"/>
+                      <a:ext cx="4324954" cy="1286054"/>
+                    </a:xfrm>
+                    <a:prstGeom prst="rect">
+                      <a:avLst/>
+                    </a:prstGeom>
+                  </pic:spPr>
+                </pic:pic>
+              </a:graphicData>
+            </a:graphic>
+          </wp:inline>
+        </w:drawing>
+      </w:r>
+    </w:p>
+    <w:p>
+      <w:pPr>
+        <w:pStyle w:val="Caption"/>
+      </w:pPr>
+      <w:r>
+        <w:t xml:space="preserve">Slika </w:t>
+      </w:r>
+      <w:r>
+        <w:fldChar w:fldCharType="begin"/>
+      </w:r>
+      <w:r>
+        <w:instrText xml:space="preserve"> SEQ Slika \* ARABIC </w:instrText>
+      </w:r>
+      <w:r>
+        <w:fldChar w:fldCharType="separate"/>
+      </w:r>
+      <w:r>
+        <w:rPr>
+          <w:noProof/>
+        </w:rPr>
+        <w:t>19</w:t>
+      </w:r>
+      <w:r>
+        <w:fldChar w:fldCharType="end"/>
+      </w:r>
+      <w:r>
+        <w:t xml:space="preserve"> Ena izmed funkcionalnosti za nastavljanje trenutnega inspektorja</w:t>
+      </w:r>
+    </w:p>
+    <w:p>
+      <w:pPr>
+        <w:keepNext/>
+      </w:pPr>
+      <w:r>
+        <w:drawing>
+          <wp:inline distT="0" distB="0" distL="0" distR="0" wp14:anchorId="729D158E" wp14:editId="1FB65B03">
+            <wp:extent cx="5943600" cy="869950"/>
+            <wp:effectExtent l="0" t="0" r="0" b="6350"/>
+            <wp:docPr id="479350020" name="Picture 1"/>
+            <wp:cNvGraphicFramePr>
+              <a:graphicFrameLocks xmlns:a="http://schemas.openxmlformats.org/drawingml/2006/main" noChangeAspect="1"/>
+            </wp:cNvGraphicFramePr>
+            <a:graphic xmlns:a="http://schemas.openxmlformats.org/drawingml/2006/main">
+              <a:graphicData uri="http://schemas.openxmlformats.org/drawingml/2006/picture">
+                <pic:pic xmlns:pic="http://schemas.openxmlformats.org/drawingml/2006/picture">
+                  <pic:nvPicPr>
+                    <pic:cNvPr id="479350020" name=""/>
+                    <pic:cNvPicPr/>
+                  </pic:nvPicPr>
+                  <pic:blipFill>
+                    <a:blip r:embed="rId29"/>
+                    <a:stretch>
+                      <a:fillRect/>
+                    </a:stretch>
+                  </pic:blipFill>
+                  <pic:spPr>
+                    <a:xfrm>
+                      <a:off x="0" y="0"/>
+                      <a:ext cx="5943600" cy="869950"/>
+                    </a:xfrm>
+                    <a:prstGeom prst="rect">
+                      <a:avLst/>
+                    </a:prstGeom>
+                  </pic:spPr>
+                </pic:pic>
+              </a:graphicData>
+            </a:graphic>
+          </wp:inline>
+        </w:drawing>
+      </w:r>
+    </w:p>
+    <w:p>
+      <w:pPr>
+        <w:pStyle w:val="Caption"/>
+      </w:pPr>
+      <w:r>
+        <w:t xml:space="preserve">Slika </w:t>
+      </w:r>
+      <w:r>
+        <w:fldChar w:fldCharType="begin"/>
+      </w:r>
+      <w:r>
+        <w:instrText xml:space="preserve"> SEQ Slika \* ARABIC </w:instrText>
+      </w:r>
+      <w:r>
+        <w:fldChar w:fldCharType="separate"/>
+      </w:r>
+      <w:r>
+        <w:rPr>
+          <w:noProof/>
+        </w:rPr>
+        <w:t>20</w:t>
+      </w:r>
+      <w:r>
+        <w:fldChar w:fldCharType="end"/>
+      </w:r>
+      <w:r>
+        <w:t xml:space="preserve"> Posodabljanje vnosnih polj</w:t>
+      </w:r>
+    </w:p>
+    <w:p>
+      <w:r>
+        <w:t>Pred prvo izbiro vozlišča je v kontainerju za uporabniški vmesnik inšpektorja postavljen začasni inšpektor, ki ni povezan z vozliščem.</w:t>
+      </w:r>
+    </w:p>
+    <w:p>
+      <w:r>
+        <w:t>Vnosna polja so objekti, ki ob spremembi vrednosti o tem obvestijo inšpektor. Ta potem naprej obvesti vozlišče, kjer se nastavi spremenjena lastnost.</w:t>
+      </w:r>
+      <w:r>
+        <w:t xml:space="preserve"> Vsaka vrsta vnosnega polja ima metode za pridobivanje in nastavljanje svoje vrednosti ter </w:t>
+      </w:r>
+      <w:r>
+        <w:t>ime lastnosti, ki jo bo sprememba polja posodobila na strani vozlišča.</w:t>
+      </w:r>
+    </w:p>
+    <w:p>
+      <w:pPr>
+        <w:jc w:val="left"/>
+      </w:pPr>
+      <w:r>
+        <w:br w:type="page"/>
+      </w:r>
+    </w:p>
     <w:p/>
     <w:p/>
     <w:sectPr>
-      <w:headerReference w:type="default" r:id="rId27"/>
-      <w:footerReference w:type="default" r:id="rId28"/>
-      <w:headerReference w:type="first" r:id="rId29"/>
-      <w:footerReference w:type="first" r:id="rId30"/>
+      <w:headerReference w:type="default" r:id="rId30"/>
+      <w:footerReference w:type="default" r:id="rId31"/>
+      <w:headerReference w:type="first" r:id="rId32"/>
+      <w:footerReference w:type="first" r:id="rId33"/>
       <w:pgSz w:w="12240" w:h="15840"/>
       <w:pgMar w:top="1440" w:right="1440" w:bottom="1440" w:left="1440" w:header="720" w:footer="720" w:gutter="0"/>
       <w:cols w:space="720"/>

--- a/Strokovno Porocilo.docx
+++ b/Strokovno Porocilo.docx
@@ -254,7 +254,7 @@
       <w:bookmarkStart w:id="6" w:name="_Toc1038483689"/>
       <w:bookmarkStart w:id="7" w:name="_Toc226486565"/>
       <w:bookmarkStart w:id="8" w:name="_Toc226486628"/>
-      <w:bookmarkStart w:id="9" w:name="_Toc226815874"/>
+      <w:bookmarkStart w:id="9" w:name="_Toc226907448"/>
       <w:r>
         <w:rPr>
           <w:rFonts w:eastAsia="Arial"/>
@@ -319,7 +319,7 @@
           <w:r>
             <w:fldChar w:fldCharType="separate"/>
           </w:r>
-          <w:hyperlink w:anchor="_Toc226815874" w:history="1">
+          <w:hyperlink w:anchor="_Toc226907448" w:history="1">
             <w:r>
               <w:rPr>
                 <w:rStyle w:val="Hyperlink"/>
@@ -346,7 +346,7 @@
                 <w:noProof/>
                 <w:webHidden/>
               </w:rPr>
-              <w:instrText xml:space="preserve"> PAGEREF _Toc226815874 \h </w:instrText>
+              <w:instrText xml:space="preserve"> PAGEREF _Toc226907448 \h </w:instrText>
             </w:r>
             <w:r>
               <w:rPr>
@@ -392,7 +392,7 @@
               <w14:ligatures w14:val="standardContextual"/>
             </w:rPr>
           </w:pPr>
-          <w:hyperlink w:anchor="_Toc226815875" w:history="1">
+          <w:hyperlink w:anchor="_Toc226907449" w:history="1">
             <w:r>
               <w:rPr>
                 <w:rStyle w:val="Hyperlink"/>
@@ -419,7 +419,7 @@
                 <w:noProof/>
                 <w:webHidden/>
               </w:rPr>
-              <w:instrText xml:space="preserve"> PAGEREF _Toc226815875 \h </w:instrText>
+              <w:instrText xml:space="preserve"> PAGEREF _Toc226907449 \h </w:instrText>
             </w:r>
             <w:r>
               <w:rPr>
@@ -465,7 +465,7 @@
               <w14:ligatures w14:val="standardContextual"/>
             </w:rPr>
           </w:pPr>
-          <w:hyperlink w:anchor="_Toc226815876" w:history="1">
+          <w:hyperlink w:anchor="_Toc226907450" w:history="1">
             <w:r>
               <w:rPr>
                 <w:rStyle w:val="Hyperlink"/>
@@ -492,7 +492,7 @@
                 <w:noProof/>
                 <w:webHidden/>
               </w:rPr>
-              <w:instrText xml:space="preserve"> PAGEREF _Toc226815876 \h </w:instrText>
+              <w:instrText xml:space="preserve"> PAGEREF _Toc226907450 \h </w:instrText>
             </w:r>
             <w:r>
               <w:rPr>
@@ -538,7 +538,7 @@
               <w14:ligatures w14:val="standardContextual"/>
             </w:rPr>
           </w:pPr>
-          <w:hyperlink w:anchor="_Toc226815877" w:history="1">
+          <w:hyperlink w:anchor="_Toc226907451" w:history="1">
             <w:r>
               <w:rPr>
                 <w:rStyle w:val="Hyperlink"/>
@@ -565,7 +565,7 @@
                 <w:noProof/>
                 <w:webHidden/>
               </w:rPr>
-              <w:instrText xml:space="preserve"> PAGEREF _Toc226815877 \h </w:instrText>
+              <w:instrText xml:space="preserve"> PAGEREF _Toc226907451 \h </w:instrText>
             </w:r>
             <w:r>
               <w:rPr>
@@ -611,7 +611,7 @@
               <w14:ligatures w14:val="standardContextual"/>
             </w:rPr>
           </w:pPr>
-          <w:hyperlink w:anchor="_Toc226815878" w:history="1">
+          <w:hyperlink w:anchor="_Toc226907452" w:history="1">
             <w:r>
               <w:rPr>
                 <w:rStyle w:val="Hyperlink"/>
@@ -639,7 +639,7 @@
                 <w:noProof/>
                 <w:webHidden/>
               </w:rPr>
-              <w:instrText xml:space="preserve"> PAGEREF _Toc226815878 \h </w:instrText>
+              <w:instrText xml:space="preserve"> PAGEREF _Toc226907452 \h </w:instrText>
             </w:r>
             <w:r>
               <w:rPr>
@@ -685,7 +685,7 @@
               <w14:ligatures w14:val="standardContextual"/>
             </w:rPr>
           </w:pPr>
-          <w:hyperlink w:anchor="_Toc226815879" w:history="1">
+          <w:hyperlink w:anchor="_Toc226907453" w:history="1">
             <w:r>
               <w:rPr>
                 <w:rStyle w:val="Hyperlink"/>
@@ -712,7 +712,7 @@
                 <w:noProof/>
                 <w:webHidden/>
               </w:rPr>
-              <w:instrText xml:space="preserve"> PAGEREF _Toc226815879 \h </w:instrText>
+              <w:instrText xml:space="preserve"> PAGEREF _Toc226907453 \h </w:instrText>
             </w:r>
             <w:r>
               <w:rPr>
@@ -758,7 +758,7 @@
               <w14:ligatures w14:val="standardContextual"/>
             </w:rPr>
           </w:pPr>
-          <w:hyperlink w:anchor="_Toc226815880" w:history="1">
+          <w:hyperlink w:anchor="_Toc226907454" w:history="1">
             <w:r>
               <w:rPr>
                 <w:rStyle w:val="Hyperlink"/>
@@ -785,7 +785,7 @@
                 <w:noProof/>
                 <w:webHidden/>
               </w:rPr>
-              <w:instrText xml:space="preserve"> PAGEREF _Toc226815880 \h </w:instrText>
+              <w:instrText xml:space="preserve"> PAGEREF _Toc226907454 \h </w:instrText>
             </w:r>
             <w:r>
               <w:rPr>
@@ -828,7 +828,7 @@
               <w14:ligatures w14:val="standardContextual"/>
             </w:rPr>
           </w:pPr>
-          <w:hyperlink w:anchor="_Toc226815881" w:history="1">
+          <w:hyperlink w:anchor="_Toc226907455" w:history="1">
             <w:r>
               <w:rPr>
                 <w:rStyle w:val="Hyperlink"/>
@@ -851,7 +851,7 @@
               <w:rPr>
                 <w:webHidden/>
               </w:rPr>
-              <w:instrText xml:space="preserve"> PAGEREF _Toc226815881 \h </w:instrText>
+              <w:instrText xml:space="preserve"> PAGEREF _Toc226907455 \h </w:instrText>
             </w:r>
             <w:r>
               <w:rPr>
@@ -890,7 +890,7 @@
               <w14:ligatures w14:val="standardContextual"/>
             </w:rPr>
           </w:pPr>
-          <w:hyperlink w:anchor="_Toc226815882" w:history="1">
+          <w:hyperlink w:anchor="_Toc226907456" w:history="1">
             <w:r>
               <w:rPr>
                 <w:rStyle w:val="Hyperlink"/>
@@ -913,7 +913,7 @@
               <w:rPr>
                 <w:webHidden/>
               </w:rPr>
-              <w:instrText xml:space="preserve"> PAGEREF _Toc226815882 \h </w:instrText>
+              <w:instrText xml:space="preserve"> PAGEREF _Toc226907456 \h </w:instrText>
             </w:r>
             <w:r>
               <w:rPr>
@@ -955,7 +955,7 @@
               <w14:ligatures w14:val="standardContextual"/>
             </w:rPr>
           </w:pPr>
-          <w:hyperlink w:anchor="_Toc226815883" w:history="1">
+          <w:hyperlink w:anchor="_Toc226907457" w:history="1">
             <w:r>
               <w:rPr>
                 <w:rStyle w:val="Hyperlink"/>
@@ -982,7 +982,7 @@
                 <w:noProof/>
                 <w:webHidden/>
               </w:rPr>
-              <w:instrText xml:space="preserve"> PAGEREF _Toc226815883 \h </w:instrText>
+              <w:instrText xml:space="preserve"> PAGEREF _Toc226907457 \h </w:instrText>
             </w:r>
             <w:r>
               <w:rPr>
@@ -1028,7 +1028,7 @@
               <w14:ligatures w14:val="standardContextual"/>
             </w:rPr>
           </w:pPr>
-          <w:hyperlink w:anchor="_Toc226815884" w:history="1">
+          <w:hyperlink w:anchor="_Toc226907458" w:history="1">
             <w:r>
               <w:rPr>
                 <w:rStyle w:val="Hyperlink"/>
@@ -1055,7 +1055,7 @@
                 <w:noProof/>
                 <w:webHidden/>
               </w:rPr>
-              <w:instrText xml:space="preserve"> PAGEREF _Toc226815884 \h </w:instrText>
+              <w:instrText xml:space="preserve"> PAGEREF _Toc226907458 \h </w:instrText>
             </w:r>
             <w:r>
               <w:rPr>
@@ -1101,7 +1101,7 @@
               <w14:ligatures w14:val="standardContextual"/>
             </w:rPr>
           </w:pPr>
-          <w:hyperlink w:anchor="_Toc226815885" w:history="1">
+          <w:hyperlink w:anchor="_Toc226907459" w:history="1">
             <w:r>
               <w:rPr>
                 <w:rStyle w:val="Hyperlink"/>
@@ -1128,7 +1128,7 @@
                 <w:noProof/>
                 <w:webHidden/>
               </w:rPr>
-              <w:instrText xml:space="preserve"> PAGEREF _Toc226815885 \h </w:instrText>
+              <w:instrText xml:space="preserve"> PAGEREF _Toc226907459 \h </w:instrText>
             </w:r>
             <w:r>
               <w:rPr>
@@ -1174,7 +1174,7 @@
               <w14:ligatures w14:val="standardContextual"/>
             </w:rPr>
           </w:pPr>
-          <w:hyperlink w:anchor="_Toc226815886" w:history="1">
+          <w:hyperlink w:anchor="_Toc226907460" w:history="1">
             <w:r>
               <w:rPr>
                 <w:rStyle w:val="Hyperlink"/>
@@ -1201,7 +1201,7 @@
                 <w:noProof/>
                 <w:webHidden/>
               </w:rPr>
-              <w:instrText xml:space="preserve"> PAGEREF _Toc226815886 \h </w:instrText>
+              <w:instrText xml:space="preserve"> PAGEREF _Toc226907460 \h </w:instrText>
             </w:r>
             <w:r>
               <w:rPr>
@@ -1247,7 +1247,7 @@
               <w14:ligatures w14:val="standardContextual"/>
             </w:rPr>
           </w:pPr>
-          <w:hyperlink w:anchor="_Toc226815887" w:history="1">
+          <w:hyperlink w:anchor="_Toc226907461" w:history="1">
             <w:r>
               <w:rPr>
                 <w:rStyle w:val="Hyperlink"/>
@@ -1274,7 +1274,7 @@
                 <w:noProof/>
                 <w:webHidden/>
               </w:rPr>
-              <w:instrText xml:space="preserve"> PAGEREF _Toc226815887 \h </w:instrText>
+              <w:instrText xml:space="preserve"> PAGEREF _Toc226907461 \h </w:instrText>
             </w:r>
             <w:r>
               <w:rPr>
@@ -1295,6 +1295,152 @@
                 <w:webHidden/>
               </w:rPr>
               <w:t>16</w:t>
+            </w:r>
+            <w:r>
+              <w:rPr>
+                <w:noProof/>
+                <w:webHidden/>
+              </w:rPr>
+              <w:fldChar w:fldCharType="end"/>
+            </w:r>
+          </w:hyperlink>
+        </w:p>
+        <w:p>
+          <w:pPr>
+            <w:pStyle w:val="TOC1"/>
+            <w:tabs>
+              <w:tab w:val="right" w:leader="dot" w:pos="9350"/>
+            </w:tabs>
+            <w:rPr>
+              <w:rFonts w:asciiTheme="minorHAnsi" w:eastAsiaTheme="minorEastAsia" w:hAnsiTheme="minorHAnsi" w:cstheme="minorBidi"/>
+              <w:noProof/>
+              <w:color w:val="auto"/>
+              <w:kern w:val="2"/>
+              <w:lang w:val="en-SI" w:eastAsia="en-SI"/>
+              <w14:ligatures w14:val="standardContextual"/>
+            </w:rPr>
+          </w:pPr>
+          <w:hyperlink w:anchor="_Toc226907462" w:history="1">
+            <w:r>
+              <w:rPr>
+                <w:rStyle w:val="Hyperlink"/>
+                <w:noProof/>
+              </w:rPr>
+              <w:t>7. Funkcionalnost vozlišč</w:t>
+            </w:r>
+            <w:r>
+              <w:rPr>
+                <w:noProof/>
+                <w:webHidden/>
+              </w:rPr>
+              <w:tab/>
+            </w:r>
+            <w:r>
+              <w:rPr>
+                <w:noProof/>
+                <w:webHidden/>
+              </w:rPr>
+              <w:fldChar w:fldCharType="begin"/>
+            </w:r>
+            <w:r>
+              <w:rPr>
+                <w:noProof/>
+                <w:webHidden/>
+              </w:rPr>
+              <w:instrText xml:space="preserve"> PAGEREF _Toc226907462 \h </w:instrText>
+            </w:r>
+            <w:r>
+              <w:rPr>
+                <w:noProof/>
+                <w:webHidden/>
+              </w:rPr>
+            </w:r>
+            <w:r>
+              <w:rPr>
+                <w:noProof/>
+                <w:webHidden/>
+              </w:rPr>
+              <w:fldChar w:fldCharType="separate"/>
+            </w:r>
+            <w:r>
+              <w:rPr>
+                <w:noProof/>
+                <w:webHidden/>
+              </w:rPr>
+              <w:t>17</w:t>
+            </w:r>
+            <w:r>
+              <w:rPr>
+                <w:noProof/>
+                <w:webHidden/>
+              </w:rPr>
+              <w:fldChar w:fldCharType="end"/>
+            </w:r>
+          </w:hyperlink>
+        </w:p>
+        <w:p>
+          <w:pPr>
+            <w:pStyle w:val="TOC1"/>
+            <w:tabs>
+              <w:tab w:val="right" w:leader="dot" w:pos="9350"/>
+            </w:tabs>
+            <w:rPr>
+              <w:rFonts w:asciiTheme="minorHAnsi" w:eastAsiaTheme="minorEastAsia" w:hAnsiTheme="minorHAnsi" w:cstheme="minorBidi"/>
+              <w:noProof/>
+              <w:color w:val="auto"/>
+              <w:kern w:val="2"/>
+              <w:lang w:val="en-SI" w:eastAsia="en-SI"/>
+              <w14:ligatures w14:val="standardContextual"/>
+            </w:rPr>
+          </w:pPr>
+          <w:hyperlink w:anchor="_Toc226907463" w:history="1">
+            <w:r>
+              <w:rPr>
+                <w:rStyle w:val="Hyperlink"/>
+                <w:noProof/>
+              </w:rPr>
+              <w:t>8. Generacija terena in vrste funkcionalnoti</w:t>
+            </w:r>
+            <w:r>
+              <w:rPr>
+                <w:noProof/>
+                <w:webHidden/>
+              </w:rPr>
+              <w:tab/>
+            </w:r>
+            <w:r>
+              <w:rPr>
+                <w:noProof/>
+                <w:webHidden/>
+              </w:rPr>
+              <w:fldChar w:fldCharType="begin"/>
+            </w:r>
+            <w:r>
+              <w:rPr>
+                <w:noProof/>
+                <w:webHidden/>
+              </w:rPr>
+              <w:instrText xml:space="preserve"> PAGEREF _Toc226907463 \h </w:instrText>
+            </w:r>
+            <w:r>
+              <w:rPr>
+                <w:noProof/>
+                <w:webHidden/>
+              </w:rPr>
+            </w:r>
+            <w:r>
+              <w:rPr>
+                <w:noProof/>
+                <w:webHidden/>
+              </w:rPr>
+              <w:fldChar w:fldCharType="separate"/>
+            </w:r>
+            <w:r>
+              <w:rPr>
+                <w:noProof/>
+                <w:webHidden/>
+              </w:rPr>
+              <w:t>19</w:t>
             </w:r>
             <w:r>
               <w:rPr>
@@ -1336,7 +1482,7 @@
       </w:pPr>
       <w:bookmarkStart w:id="10" w:name="_Toc226486566"/>
       <w:bookmarkStart w:id="11" w:name="_Toc226486629"/>
-      <w:bookmarkStart w:id="12" w:name="_Toc226815875"/>
+      <w:bookmarkStart w:id="12" w:name="_Toc226907449"/>
       <w:r>
         <w:lastRenderedPageBreak/>
         <w:t>1. Uvod</w:t>
@@ -1430,7 +1576,7 @@
       </w:pPr>
       <w:bookmarkStart w:id="13" w:name="_Toc226486567"/>
       <w:bookmarkStart w:id="14" w:name="_Toc226486630"/>
-      <w:bookmarkStart w:id="15" w:name="_Toc226815876"/>
+      <w:bookmarkStart w:id="15" w:name="_Toc226907450"/>
       <w:r>
         <w:t>2. Izbira orodij in programskih jezikov</w:t>
       </w:r>
@@ -1592,7 +1738,7 @@
       </w:pPr>
       <w:bookmarkStart w:id="16" w:name="_Toc226486568"/>
       <w:bookmarkStart w:id="17" w:name="_Toc226486631"/>
-      <w:bookmarkStart w:id="18" w:name="_Toc226815877"/>
+      <w:bookmarkStart w:id="18" w:name="_Toc226907451"/>
       <w:r>
         <w:lastRenderedPageBreak/>
         <w:t>3. O aplikaciji</w:t>
@@ -1835,7 +1981,7 @@
           <w:lang w:val="en-SI"/>
         </w:rPr>
       </w:pPr>
-      <w:bookmarkStart w:id="19" w:name="_Toc226815878"/>
+      <w:bookmarkStart w:id="19" w:name="_Toc226907452"/>
       <w:r>
         <w:rPr>
           <w:lang w:val="en-SI"/>
@@ -1925,7 +2071,7 @@
       <w:pPr>
         <w:pStyle w:val="Heading2"/>
       </w:pPr>
-      <w:bookmarkStart w:id="20" w:name="_Toc226815879"/>
+      <w:bookmarkStart w:id="20" w:name="_Toc226907453"/>
       <w:r>
         <w:t>4. 1. Konstrukcija modela</w:t>
       </w:r>
@@ -2252,7 +2398,7 @@
       <w:pPr>
         <w:pStyle w:val="Heading2"/>
       </w:pPr>
-      <w:bookmarkStart w:id="21" w:name="_Toc226815880"/>
+      <w:bookmarkStart w:id="21" w:name="_Toc226907454"/>
       <w:r>
         <w:lastRenderedPageBreak/>
         <w:t xml:space="preserve">4. 2. </w:t>
@@ -2267,7 +2413,7 @@
       <w:pPr>
         <w:pStyle w:val="Heading3"/>
       </w:pPr>
-      <w:bookmarkStart w:id="22" w:name="_Toc226815881"/>
+      <w:bookmarkStart w:id="22" w:name="_Toc226907455"/>
       <w:r>
         <w:t>4. 2. 1. Kamera</w:t>
       </w:r>
@@ -2628,7 +2774,7 @@
       <w:pPr>
         <w:pStyle w:val="Heading3"/>
       </w:pPr>
-      <w:bookmarkStart w:id="23" w:name="_Toc226815882"/>
+      <w:bookmarkStart w:id="23" w:name="_Toc226907456"/>
       <w:r>
         <w:t xml:space="preserve">4. 2. 2. </w:t>
       </w:r>
@@ -2753,7 +2899,7 @@
       <w:pPr>
         <w:pStyle w:val="Heading2"/>
       </w:pPr>
-      <w:bookmarkStart w:id="24" w:name="_Toc226815883"/>
+      <w:bookmarkStart w:id="24" w:name="_Toc226907457"/>
       <w:r>
         <w:lastRenderedPageBreak/>
         <w:t>4. 3. Urejevalnik</w:t>
@@ -2885,7 +3031,7 @@
       <w:pPr>
         <w:pStyle w:val="Heading1"/>
       </w:pPr>
-      <w:bookmarkStart w:id="25" w:name="_Toc226815884"/>
+      <w:bookmarkStart w:id="25" w:name="_Toc226907458"/>
       <w:r>
         <w:lastRenderedPageBreak/>
         <w:t xml:space="preserve">5. </w:t>
@@ -2900,7 +3046,7 @@
       <w:pPr>
         <w:pStyle w:val="Heading2"/>
       </w:pPr>
-      <w:bookmarkStart w:id="26" w:name="_Toc226815885"/>
+      <w:bookmarkStart w:id="26" w:name="_Toc226907459"/>
       <w:r>
         <w:t>5. 1.  Vozlišče (node)</w:t>
       </w:r>
@@ -3226,7 +3372,7 @@
       <w:pPr>
         <w:pStyle w:val="Heading2"/>
       </w:pPr>
-      <w:bookmarkStart w:id="27" w:name="_Toc226815886"/>
+      <w:bookmarkStart w:id="27" w:name="_Toc226907460"/>
       <w:r>
         <w:t xml:space="preserve">5. 2. </w:t>
       </w:r>
@@ -3875,7 +4021,7 @@
       <w:pPr>
         <w:pStyle w:val="Heading1"/>
       </w:pPr>
-      <w:bookmarkStart w:id="28" w:name="_Toc226815887"/>
+      <w:bookmarkStart w:id="28" w:name="_Toc226907461"/>
       <w:r>
         <w:lastRenderedPageBreak/>
         <w:t>6. Inšpektor vozlišč</w:t>
@@ -3914,6 +4060,9 @@
         <w:keepNext/>
       </w:pPr>
       <w:r>
+        <w:rPr>
+          <w:noProof/>
+        </w:rPr>
         <w:drawing>
           <wp:inline distT="0" distB="0" distL="0" distR="0" wp14:anchorId="26EDD3A3" wp14:editId="0CDCD867">
             <wp:extent cx="4324954" cy="1286054"/>
@@ -3985,6 +4134,9 @@
         <w:keepNext/>
       </w:pPr>
       <w:r>
+        <w:rPr>
+          <w:noProof/>
+        </w:rPr>
         <w:drawing>
           <wp:inline distT="0" distB="0" distL="0" distR="0" wp14:anchorId="729D158E" wp14:editId="1FB65B03">
             <wp:extent cx="5943600" cy="869950"/>
@@ -4075,13 +4227,479 @@
         <w:br w:type="page"/>
       </w:r>
     </w:p>
+    <w:p>
+      <w:pPr>
+        <w:pStyle w:val="Heading1"/>
+      </w:pPr>
+      <w:bookmarkStart w:id="29" w:name="_Toc226907462"/>
+      <w:r>
+        <w:lastRenderedPageBreak/>
+        <w:t xml:space="preserve">7. </w:t>
+      </w:r>
+      <w:r>
+        <w:t>Funkcionalnost vozlišč</w:t>
+      </w:r>
+      <w:bookmarkEnd w:id="29"/>
+    </w:p>
+    <w:p/>
+    <w:p>
+      <w:r>
+        <w:t>Funkcionalnosti so razredi, katerih instance so podrejene vozliščem. Vsaka vrsta vozlišča ima drugačno vrsto funkcionalnosti, ki je izpeljana iz skupnega baznega razreda.</w:t>
+      </w:r>
+      <w:r>
+        <w:t xml:space="preserve"> T</w:t>
+      </w:r>
+      <w:r>
+        <w:t xml:space="preserve">i </w:t>
+      </w:r>
+      <w:r>
+        <w:t>objekti omogočajo generacijo in izvajanje operacij nad terenom.</w:t>
+      </w:r>
+    </w:p>
+    <w:p>
+      <w:r>
+        <w:t xml:space="preserve">Funkcionalnosti vsebujejo slovar oziroma asociativno tabelo lastnosti, ki jih uporabljajo pri operacijah. </w:t>
+      </w:r>
+      <w:r>
+        <w:t xml:space="preserve">Vozlišča lahko </w:t>
+      </w:r>
+      <w:r>
+        <w:t xml:space="preserve">z uporabo </w:t>
+      </w:r>
+      <w:r>
+        <w:t>funkcij</w:t>
+      </w:r>
+      <w:r>
+        <w:t xml:space="preserve"> </w:t>
+      </w:r>
+      <w:r>
+        <w:t xml:space="preserve">komunicirajo s svojimi funkcionalnosti in spreminjajo </w:t>
+      </w:r>
+      <w:r>
+        <w:t>njihove</w:t>
+      </w:r>
+      <w:r>
+        <w:t xml:space="preserve"> </w:t>
+      </w:r>
+      <w:r>
+        <w:t>lastnosti. Te se uporabljajo za spreminjanje nastavitev</w:t>
+      </w:r>
+      <w:r>
+        <w:t xml:space="preserve"> </w:t>
+      </w:r>
+      <w:r>
+        <w:t>funkcionalnosti iz inšpektorja,</w:t>
+      </w:r>
+      <w:r>
+        <w:t xml:space="preserve"> za</w:t>
+      </w:r>
+      <w:r>
+        <w:t xml:space="preserve"> serializacijo in shranjevanje vozlišč</w:t>
+      </w:r>
+      <w:r>
+        <w:t>.</w:t>
+      </w:r>
+      <w:r>
+        <w:t xml:space="preserve"> Bazni razred funkcionalnosti vsebuje tudi druge metode, ki se izvedejo ob drugih dogodkih (npr. incializaciji).</w:t>
+      </w:r>
+    </w:p>
+    <w:p>
+      <w:pPr>
+        <w:keepNext/>
+      </w:pPr>
+      <w:r>
+        <w:drawing>
+          <wp:inline distT="0" distB="0" distL="0" distR="0" wp14:anchorId="70817B1C" wp14:editId="3408F147">
+            <wp:extent cx="2812211" cy="1637811"/>
+            <wp:effectExtent l="0" t="0" r="7620" b="635"/>
+            <wp:docPr id="143481109" name="Picture 1"/>
+            <wp:cNvGraphicFramePr>
+              <a:graphicFrameLocks xmlns:a="http://schemas.openxmlformats.org/drawingml/2006/main" noChangeAspect="1"/>
+            </wp:cNvGraphicFramePr>
+            <a:graphic xmlns:a="http://schemas.openxmlformats.org/drawingml/2006/main">
+              <a:graphicData uri="http://schemas.openxmlformats.org/drawingml/2006/picture">
+                <pic:pic xmlns:pic="http://schemas.openxmlformats.org/drawingml/2006/picture">
+                  <pic:nvPicPr>
+                    <pic:cNvPr id="143481109" name=""/>
+                    <pic:cNvPicPr/>
+                  </pic:nvPicPr>
+                  <pic:blipFill>
+                    <a:blip r:embed="rId30"/>
+                    <a:stretch>
+                      <a:fillRect/>
+                    </a:stretch>
+                  </pic:blipFill>
+                  <pic:spPr>
+                    <a:xfrm>
+                      <a:off x="0" y="0"/>
+                      <a:ext cx="2821775" cy="1643381"/>
+                    </a:xfrm>
+                    <a:prstGeom prst="rect">
+                      <a:avLst/>
+                    </a:prstGeom>
+                  </pic:spPr>
+                </pic:pic>
+              </a:graphicData>
+            </a:graphic>
+          </wp:inline>
+        </w:drawing>
+      </w:r>
+    </w:p>
+    <w:p>
+      <w:pPr>
+        <w:pStyle w:val="Caption"/>
+      </w:pPr>
+      <w:r>
+        <w:t xml:space="preserve">Slika </w:t>
+      </w:r>
+      <w:r>
+        <w:fldChar w:fldCharType="begin"/>
+      </w:r>
+      <w:r>
+        <w:instrText xml:space="preserve"> SEQ Slika \* ARABIC </w:instrText>
+      </w:r>
+      <w:r>
+        <w:fldChar w:fldCharType="separate"/>
+      </w:r>
+      <w:r>
+        <w:rPr>
+          <w:noProof/>
+        </w:rPr>
+        <w:t>21</w:t>
+      </w:r>
+      <w:r>
+        <w:fldChar w:fldCharType="end"/>
+      </w:r>
+      <w:r>
+        <w:t xml:space="preserve"> Par funkcij za komunikacijo lastnosti funkcionalnosti z vozliščem</w:t>
+      </w:r>
+    </w:p>
+    <w:p>
+      <w:r>
+        <w:t>Ko uporabnik izbere vozlišče in zažene generacijo, funkcionalnost izbranega vozlišča zažene</w:t>
+      </w:r>
+      <w:r>
+        <w:t xml:space="preserve"> kodo</w:t>
+      </w:r>
+      <w:r>
+        <w:t>, ki preveri vsak vhod in s pomočjo urejevalnikovega sistema povezav in identifikatorjev pokliče evaluacijske funkcije funkcionalnosti vozlišč, ki so povezane na izbrano vozlišče.</w:t>
+      </w:r>
+    </w:p>
+    <w:p>
+      <w:pPr>
+        <w:keepNext/>
+      </w:pPr>
+      <w:r>
+        <w:drawing>
+          <wp:inline distT="0" distB="0" distL="0" distR="0" wp14:anchorId="2B2CA73E" wp14:editId="2C48B0C1">
+            <wp:extent cx="6186611" cy="1009290"/>
+            <wp:effectExtent l="0" t="0" r="5080" b="635"/>
+            <wp:docPr id="205002783" name="Picture 1"/>
+            <wp:cNvGraphicFramePr>
+              <a:graphicFrameLocks xmlns:a="http://schemas.openxmlformats.org/drawingml/2006/main" noChangeAspect="1"/>
+            </wp:cNvGraphicFramePr>
+            <a:graphic xmlns:a="http://schemas.openxmlformats.org/drawingml/2006/main">
+              <a:graphicData uri="http://schemas.openxmlformats.org/drawingml/2006/picture">
+                <pic:pic xmlns:pic="http://schemas.openxmlformats.org/drawingml/2006/picture">
+                  <pic:nvPicPr>
+                    <pic:cNvPr id="205002783" name=""/>
+                    <pic:cNvPicPr/>
+                  </pic:nvPicPr>
+                  <pic:blipFill>
+                    <a:blip r:embed="rId31"/>
+                    <a:stretch>
+                      <a:fillRect/>
+                    </a:stretch>
+                  </pic:blipFill>
+                  <pic:spPr>
+                    <a:xfrm>
+                      <a:off x="0" y="0"/>
+                      <a:ext cx="6195360" cy="1010717"/>
+                    </a:xfrm>
+                    <a:prstGeom prst="rect">
+                      <a:avLst/>
+                    </a:prstGeom>
+                  </pic:spPr>
+                </pic:pic>
+              </a:graphicData>
+            </a:graphic>
+          </wp:inline>
+        </w:drawing>
+      </w:r>
+    </w:p>
+    <w:p>
+      <w:pPr>
+        <w:pStyle w:val="Caption"/>
+      </w:pPr>
+      <w:r>
+        <w:t xml:space="preserve">Slika </w:t>
+      </w:r>
+      <w:r>
+        <w:fldChar w:fldCharType="begin"/>
+      </w:r>
+      <w:r>
+        <w:instrText xml:space="preserve"> SEQ Slika \* ARABIC </w:instrText>
+      </w:r>
+      <w:r>
+        <w:fldChar w:fldCharType="separate"/>
+      </w:r>
+      <w:r>
+        <w:rPr>
+          <w:noProof/>
+        </w:rPr>
+        <w:t>22</w:t>
+      </w:r>
+      <w:r>
+        <w:fldChar w:fldCharType="end"/>
+      </w:r>
+      <w:r>
+        <w:t xml:space="preserve"> Pridobivanje podatkov iz vhoda</w:t>
+      </w:r>
+    </w:p>
+    <w:p>
+      <w:r>
+        <w:t>Ker mora ta C# koda dostopati do funkcij, napisane v drugem jeziku (GDScript), se tukaj uporablja medjezično kodiranje oziroma funkcije, namenjene za komunikacijo med skriptami, ki so napisane v teh dveh jezikih.</w:t>
+      </w:r>
+    </w:p>
+    <w:p>
+      <w:pPr>
+        <w:jc w:val="left"/>
+      </w:pPr>
+      <w:r>
+        <w:br w:type="page"/>
+      </w:r>
+    </w:p>
+    <w:p>
+      <w:r>
+        <w:lastRenderedPageBreak/>
+        <w:t>Kodo za pridobivanje podatkov iz vhodov potem izvede vsaka funkcionalnost vozlišč v grafu</w:t>
+      </w:r>
+      <w:r>
+        <w:t xml:space="preserve"> in podatke obdela. T</w:t>
+      </w:r>
+      <w:r>
+        <w:t>ako deluje tok podatkov v grafu.</w:t>
+      </w:r>
+      <w:r>
+        <w:t xml:space="preserve"> Vozlišča prosijo druga vozlišča, pov</w:t>
+      </w:r>
+      <w:r>
+        <w:t>e</w:t>
+      </w:r>
+      <w:r>
+        <w:t xml:space="preserve">zana na vhode, za podatke, in jih nato obdelajo.  </w:t>
+      </w:r>
+    </w:p>
+    <w:p>
+      <w:r>
+        <w:t xml:space="preserve">Podatki se obdelujejo </w:t>
+      </w:r>
+      <w:r>
+        <w:t xml:space="preserve">z </w:t>
+      </w:r>
+      <w:r>
+        <w:t xml:space="preserve">evaluacijsko funkcijo, virtualno funkcijo, ki jo vsaka izpeljana funkcionalnost </w:t>
+      </w:r>
+      <w:r>
+        <w:t xml:space="preserve">prepiše. </w:t>
+      </w:r>
+      <w:r>
+        <w:t>V tej funkciji se kliče prejšnje omenjena koda za pridobivanje podatkov iz vhodov, saj evaluacijska funkcija te pridobljene podatke obdela.</w:t>
+      </w:r>
+    </w:p>
+    <w:p>
+      <w:pPr>
+        <w:keepNext/>
+      </w:pPr>
+      <w:r>
+        <w:drawing>
+          <wp:inline distT="0" distB="0" distL="0" distR="0" wp14:anchorId="7E274897" wp14:editId="694EC004">
+            <wp:extent cx="3875898" cy="2415397"/>
+            <wp:effectExtent l="0" t="0" r="0" b="4445"/>
+            <wp:docPr id="2134045338" name="Picture 1"/>
+            <wp:cNvGraphicFramePr>
+              <a:graphicFrameLocks xmlns:a="http://schemas.openxmlformats.org/drawingml/2006/main" noChangeAspect="1"/>
+            </wp:cNvGraphicFramePr>
+            <a:graphic xmlns:a="http://schemas.openxmlformats.org/drawingml/2006/main">
+              <a:graphicData uri="http://schemas.openxmlformats.org/drawingml/2006/picture">
+                <pic:pic xmlns:pic="http://schemas.openxmlformats.org/drawingml/2006/picture">
+                  <pic:nvPicPr>
+                    <pic:cNvPr id="2134045338" name=""/>
+                    <pic:cNvPicPr/>
+                  </pic:nvPicPr>
+                  <pic:blipFill>
+                    <a:blip r:embed="rId32"/>
+                    <a:stretch>
+                      <a:fillRect/>
+                    </a:stretch>
+                  </pic:blipFill>
+                  <pic:spPr>
+                    <a:xfrm>
+                      <a:off x="0" y="0"/>
+                      <a:ext cx="3883695" cy="2420256"/>
+                    </a:xfrm>
+                    <a:prstGeom prst="rect">
+                      <a:avLst/>
+                    </a:prstGeom>
+                  </pic:spPr>
+                </pic:pic>
+              </a:graphicData>
+            </a:graphic>
+          </wp:inline>
+        </w:drawing>
+      </w:r>
+    </w:p>
+    <w:p>
+      <w:pPr>
+        <w:pStyle w:val="Caption"/>
+      </w:pPr>
+      <w:r>
+        <w:t xml:space="preserve">Slika </w:t>
+      </w:r>
+      <w:r>
+        <w:fldChar w:fldCharType="begin"/>
+      </w:r>
+      <w:r>
+        <w:instrText xml:space="preserve"> SEQ Slika \* ARABIC </w:instrText>
+      </w:r>
+      <w:r>
+        <w:fldChar w:fldCharType="separate"/>
+      </w:r>
+      <w:r>
+        <w:rPr>
+          <w:noProof/>
+        </w:rPr>
+        <w:t>23</w:t>
+      </w:r>
+      <w:r>
+        <w:fldChar w:fldCharType="end"/>
+      </w:r>
+      <w:r>
+        <w:t xml:space="preserve"> Osnovna evaluacijska funkcija</w:t>
+      </w:r>
+    </w:p>
+    <w:p>
+      <w:r>
+        <w:t xml:space="preserve">Teren se med funkcionalnostmi prenaša kot C# </w:t>
+      </w:r>
+      <w:r>
+        <w:t xml:space="preserve">tabela, ampak </w:t>
+      </w:r>
+      <w:r>
+        <w:t>skripta za vizualizacijo terena kot model sprejema drugačno podatkovno vrsto</w:t>
+      </w:r>
+      <w:r>
+        <w:t xml:space="preserve"> (posebna GDScript tabela)</w:t>
+      </w:r>
+      <w:r>
+        <w:t xml:space="preserve">. </w:t>
+      </w:r>
+      <w:r>
+        <w:t>Ob pridobivanju podatkov iz funkcionalnosti za vizualizacijo se zato kliče se koda za pretvarjanje podatkov v primerno obliko za vizualizacijo.</w:t>
+      </w:r>
+    </w:p>
+    <w:p>
+      <w:pPr>
+        <w:keepNext/>
+      </w:pPr>
+      <w:r>
+        <w:drawing>
+          <wp:inline distT="0" distB="0" distL="0" distR="0" wp14:anchorId="7CC2B9E0" wp14:editId="444983B4">
+            <wp:extent cx="4261449" cy="1420483"/>
+            <wp:effectExtent l="0" t="0" r="6350" b="8890"/>
+            <wp:docPr id="783691281" name="Picture 1"/>
+            <wp:cNvGraphicFramePr>
+              <a:graphicFrameLocks xmlns:a="http://schemas.openxmlformats.org/drawingml/2006/main" noChangeAspect="1"/>
+            </wp:cNvGraphicFramePr>
+            <a:graphic xmlns:a="http://schemas.openxmlformats.org/drawingml/2006/main">
+              <a:graphicData uri="http://schemas.openxmlformats.org/drawingml/2006/picture">
+                <pic:pic xmlns:pic="http://schemas.openxmlformats.org/drawingml/2006/picture">
+                  <pic:nvPicPr>
+                    <pic:cNvPr id="783691281" name=""/>
+                    <pic:cNvPicPr/>
+                  </pic:nvPicPr>
+                  <pic:blipFill>
+                    <a:blip r:embed="rId33"/>
+                    <a:stretch>
+                      <a:fillRect/>
+                    </a:stretch>
+                  </pic:blipFill>
+                  <pic:spPr>
+                    <a:xfrm>
+                      <a:off x="0" y="0"/>
+                      <a:ext cx="4303134" cy="1434378"/>
+                    </a:xfrm>
+                    <a:prstGeom prst="rect">
+                      <a:avLst/>
+                    </a:prstGeom>
+                  </pic:spPr>
+                </pic:pic>
+              </a:graphicData>
+            </a:graphic>
+          </wp:inline>
+        </w:drawing>
+      </w:r>
+    </w:p>
+    <w:p>
+      <w:pPr>
+        <w:pStyle w:val="Caption"/>
+      </w:pPr>
+      <w:r>
+        <w:t xml:space="preserve">Slika </w:t>
+      </w:r>
+      <w:r>
+        <w:fldChar w:fldCharType="begin"/>
+      </w:r>
+      <w:r>
+        <w:instrText xml:space="preserve"> SEQ Slika \* ARABIC </w:instrText>
+      </w:r>
+      <w:r>
+        <w:fldChar w:fldCharType="separate"/>
+      </w:r>
+      <w:r>
+        <w:rPr>
+          <w:noProof/>
+        </w:rPr>
+        <w:t>24</w:t>
+      </w:r>
+      <w:r>
+        <w:fldChar w:fldCharType="end"/>
+      </w:r>
+      <w:r>
+        <w:t xml:space="preserve"> Konverzija oblike zapisa terena</w:t>
+      </w:r>
+    </w:p>
+    <w:p>
+      <w:r>
+        <w:t xml:space="preserve"> </w:t>
+      </w:r>
+    </w:p>
+    <w:p>
+      <w:pPr>
+        <w:jc w:val="left"/>
+      </w:pPr>
+      <w:r>
+        <w:br w:type="page"/>
+      </w:r>
+    </w:p>
+    <w:p>
+      <w:pPr>
+        <w:pStyle w:val="Heading1"/>
+      </w:pPr>
+      <w:bookmarkStart w:id="30" w:name="_Toc226907463"/>
+      <w:r>
+        <w:lastRenderedPageBreak/>
+        <w:t>8. Generacija terena in vrste funkcionalnoti</w:t>
+      </w:r>
+      <w:bookmarkEnd w:id="30"/>
+    </w:p>
     <w:p/>
     <w:p/>
     <w:sectPr>
-      <w:headerReference w:type="default" r:id="rId30"/>
-      <w:footerReference w:type="default" r:id="rId31"/>
-      <w:headerReference w:type="first" r:id="rId32"/>
-      <w:footerReference w:type="first" r:id="rId33"/>
+      <w:headerReference w:type="default" r:id="rId34"/>
+      <w:footerReference w:type="default" r:id="rId35"/>
+      <w:headerReference w:type="first" r:id="rId36"/>
+      <w:footerReference w:type="first" r:id="rId37"/>
       <w:pgSz w:w="12240" w:h="15840"/>
       <w:pgMar w:top="1440" w:right="1440" w:bottom="1440" w:left="1440" w:header="720" w:footer="720" w:gutter="0"/>
       <w:cols w:space="720"/>

--- a/Strokovno Porocilo.docx
+++ b/Strokovno Porocilo.docx
@@ -254,7 +254,7 @@
       <w:bookmarkStart w:id="6" w:name="_Toc1038483689"/>
       <w:bookmarkStart w:id="7" w:name="_Toc226486565"/>
       <w:bookmarkStart w:id="8" w:name="_Toc226486628"/>
-      <w:bookmarkStart w:id="9" w:name="_Toc226907448"/>
+      <w:bookmarkStart w:id="9" w:name="_Toc226908141"/>
       <w:r>
         <w:rPr>
           <w:rFonts w:eastAsia="Arial"/>
@@ -319,7 +319,7 @@
           <w:r>
             <w:fldChar w:fldCharType="separate"/>
           </w:r>
-          <w:hyperlink w:anchor="_Toc226907448" w:history="1">
+          <w:hyperlink w:anchor="_Toc226908141" w:history="1">
             <w:r>
               <w:rPr>
                 <w:rStyle w:val="Hyperlink"/>
@@ -346,7 +346,7 @@
                 <w:noProof/>
                 <w:webHidden/>
               </w:rPr>
-              <w:instrText xml:space="preserve"> PAGEREF _Toc226907448 \h </w:instrText>
+              <w:instrText xml:space="preserve"> PAGEREF _Toc226908141 \h </w:instrText>
             </w:r>
             <w:r>
               <w:rPr>
@@ -392,7 +392,7 @@
               <w14:ligatures w14:val="standardContextual"/>
             </w:rPr>
           </w:pPr>
-          <w:hyperlink w:anchor="_Toc226907449" w:history="1">
+          <w:hyperlink w:anchor="_Toc226908142" w:history="1">
             <w:r>
               <w:rPr>
                 <w:rStyle w:val="Hyperlink"/>
@@ -419,7 +419,7 @@
                 <w:noProof/>
                 <w:webHidden/>
               </w:rPr>
-              <w:instrText xml:space="preserve"> PAGEREF _Toc226907449 \h </w:instrText>
+              <w:instrText xml:space="preserve"> PAGEREF _Toc226908142 \h </w:instrText>
             </w:r>
             <w:r>
               <w:rPr>
@@ -465,7 +465,7 @@
               <w14:ligatures w14:val="standardContextual"/>
             </w:rPr>
           </w:pPr>
-          <w:hyperlink w:anchor="_Toc226907450" w:history="1">
+          <w:hyperlink w:anchor="_Toc226908143" w:history="1">
             <w:r>
               <w:rPr>
                 <w:rStyle w:val="Hyperlink"/>
@@ -492,7 +492,7 @@
                 <w:noProof/>
                 <w:webHidden/>
               </w:rPr>
-              <w:instrText xml:space="preserve"> PAGEREF _Toc226907450 \h </w:instrText>
+              <w:instrText xml:space="preserve"> PAGEREF _Toc226908143 \h </w:instrText>
             </w:r>
             <w:r>
               <w:rPr>
@@ -538,7 +538,7 @@
               <w14:ligatures w14:val="standardContextual"/>
             </w:rPr>
           </w:pPr>
-          <w:hyperlink w:anchor="_Toc226907451" w:history="1">
+          <w:hyperlink w:anchor="_Toc226908144" w:history="1">
             <w:r>
               <w:rPr>
                 <w:rStyle w:val="Hyperlink"/>
@@ -565,7 +565,7 @@
                 <w:noProof/>
                 <w:webHidden/>
               </w:rPr>
-              <w:instrText xml:space="preserve"> PAGEREF _Toc226907451 \h </w:instrText>
+              <w:instrText xml:space="preserve"> PAGEREF _Toc226908144 \h </w:instrText>
             </w:r>
             <w:r>
               <w:rPr>
@@ -611,7 +611,7 @@
               <w14:ligatures w14:val="standardContextual"/>
             </w:rPr>
           </w:pPr>
-          <w:hyperlink w:anchor="_Toc226907452" w:history="1">
+          <w:hyperlink w:anchor="_Toc226908145" w:history="1">
             <w:r>
               <w:rPr>
                 <w:rStyle w:val="Hyperlink"/>
@@ -639,7 +639,7 @@
                 <w:noProof/>
                 <w:webHidden/>
               </w:rPr>
-              <w:instrText xml:space="preserve"> PAGEREF _Toc226907452 \h </w:instrText>
+              <w:instrText xml:space="preserve"> PAGEREF _Toc226908145 \h </w:instrText>
             </w:r>
             <w:r>
               <w:rPr>
@@ -685,7 +685,7 @@
               <w14:ligatures w14:val="standardContextual"/>
             </w:rPr>
           </w:pPr>
-          <w:hyperlink w:anchor="_Toc226907453" w:history="1">
+          <w:hyperlink w:anchor="_Toc226908146" w:history="1">
             <w:r>
               <w:rPr>
                 <w:rStyle w:val="Hyperlink"/>
@@ -712,7 +712,7 @@
                 <w:noProof/>
                 <w:webHidden/>
               </w:rPr>
-              <w:instrText xml:space="preserve"> PAGEREF _Toc226907453 \h </w:instrText>
+              <w:instrText xml:space="preserve"> PAGEREF _Toc226908146 \h </w:instrText>
             </w:r>
             <w:r>
               <w:rPr>
@@ -758,7 +758,7 @@
               <w14:ligatures w14:val="standardContextual"/>
             </w:rPr>
           </w:pPr>
-          <w:hyperlink w:anchor="_Toc226907454" w:history="1">
+          <w:hyperlink w:anchor="_Toc226908147" w:history="1">
             <w:r>
               <w:rPr>
                 <w:rStyle w:val="Hyperlink"/>
@@ -785,7 +785,7 @@
                 <w:noProof/>
                 <w:webHidden/>
               </w:rPr>
-              <w:instrText xml:space="preserve"> PAGEREF _Toc226907454 \h </w:instrText>
+              <w:instrText xml:space="preserve"> PAGEREF _Toc226908147 \h </w:instrText>
             </w:r>
             <w:r>
               <w:rPr>
@@ -828,7 +828,7 @@
               <w14:ligatures w14:val="standardContextual"/>
             </w:rPr>
           </w:pPr>
-          <w:hyperlink w:anchor="_Toc226907455" w:history="1">
+          <w:hyperlink w:anchor="_Toc226908148" w:history="1">
             <w:r>
               <w:rPr>
                 <w:rStyle w:val="Hyperlink"/>
@@ -851,7 +851,7 @@
               <w:rPr>
                 <w:webHidden/>
               </w:rPr>
-              <w:instrText xml:space="preserve"> PAGEREF _Toc226907455 \h </w:instrText>
+              <w:instrText xml:space="preserve"> PAGEREF _Toc226908148 \h </w:instrText>
             </w:r>
             <w:r>
               <w:rPr>
@@ -890,7 +890,7 @@
               <w14:ligatures w14:val="standardContextual"/>
             </w:rPr>
           </w:pPr>
-          <w:hyperlink w:anchor="_Toc226907456" w:history="1">
+          <w:hyperlink w:anchor="_Toc226908149" w:history="1">
             <w:r>
               <w:rPr>
                 <w:rStyle w:val="Hyperlink"/>
@@ -913,7 +913,7 @@
               <w:rPr>
                 <w:webHidden/>
               </w:rPr>
-              <w:instrText xml:space="preserve"> PAGEREF _Toc226907456 \h </w:instrText>
+              <w:instrText xml:space="preserve"> PAGEREF _Toc226908149 \h </w:instrText>
             </w:r>
             <w:r>
               <w:rPr>
@@ -955,7 +955,7 @@
               <w14:ligatures w14:val="standardContextual"/>
             </w:rPr>
           </w:pPr>
-          <w:hyperlink w:anchor="_Toc226907457" w:history="1">
+          <w:hyperlink w:anchor="_Toc226908150" w:history="1">
             <w:r>
               <w:rPr>
                 <w:rStyle w:val="Hyperlink"/>
@@ -982,7 +982,7 @@
                 <w:noProof/>
                 <w:webHidden/>
               </w:rPr>
-              <w:instrText xml:space="preserve"> PAGEREF _Toc226907457 \h </w:instrText>
+              <w:instrText xml:space="preserve"> PAGEREF _Toc226908150 \h </w:instrText>
             </w:r>
             <w:r>
               <w:rPr>
@@ -1028,7 +1028,7 @@
               <w14:ligatures w14:val="standardContextual"/>
             </w:rPr>
           </w:pPr>
-          <w:hyperlink w:anchor="_Toc226907458" w:history="1">
+          <w:hyperlink w:anchor="_Toc226908151" w:history="1">
             <w:r>
               <w:rPr>
                 <w:rStyle w:val="Hyperlink"/>
@@ -1055,7 +1055,7 @@
                 <w:noProof/>
                 <w:webHidden/>
               </w:rPr>
-              <w:instrText xml:space="preserve"> PAGEREF _Toc226907458 \h </w:instrText>
+              <w:instrText xml:space="preserve"> PAGEREF _Toc226908151 \h </w:instrText>
             </w:r>
             <w:r>
               <w:rPr>
@@ -1101,7 +1101,7 @@
               <w14:ligatures w14:val="standardContextual"/>
             </w:rPr>
           </w:pPr>
-          <w:hyperlink w:anchor="_Toc226907459" w:history="1">
+          <w:hyperlink w:anchor="_Toc226908152" w:history="1">
             <w:r>
               <w:rPr>
                 <w:rStyle w:val="Hyperlink"/>
@@ -1128,7 +1128,7 @@
                 <w:noProof/>
                 <w:webHidden/>
               </w:rPr>
-              <w:instrText xml:space="preserve"> PAGEREF _Toc226907459 \h </w:instrText>
+              <w:instrText xml:space="preserve"> PAGEREF _Toc226908152 \h </w:instrText>
             </w:r>
             <w:r>
               <w:rPr>
@@ -1174,7 +1174,7 @@
               <w14:ligatures w14:val="standardContextual"/>
             </w:rPr>
           </w:pPr>
-          <w:hyperlink w:anchor="_Toc226907460" w:history="1">
+          <w:hyperlink w:anchor="_Toc226908153" w:history="1">
             <w:r>
               <w:rPr>
                 <w:rStyle w:val="Hyperlink"/>
@@ -1201,7 +1201,7 @@
                 <w:noProof/>
                 <w:webHidden/>
               </w:rPr>
-              <w:instrText xml:space="preserve"> PAGEREF _Toc226907460 \h </w:instrText>
+              <w:instrText xml:space="preserve"> PAGEREF _Toc226908153 \h </w:instrText>
             </w:r>
             <w:r>
               <w:rPr>
@@ -1247,7 +1247,7 @@
               <w14:ligatures w14:val="standardContextual"/>
             </w:rPr>
           </w:pPr>
-          <w:hyperlink w:anchor="_Toc226907461" w:history="1">
+          <w:hyperlink w:anchor="_Toc226908154" w:history="1">
             <w:r>
               <w:rPr>
                 <w:rStyle w:val="Hyperlink"/>
@@ -1274,7 +1274,7 @@
                 <w:noProof/>
                 <w:webHidden/>
               </w:rPr>
-              <w:instrText xml:space="preserve"> PAGEREF _Toc226907461 \h </w:instrText>
+              <w:instrText xml:space="preserve"> PAGEREF _Toc226908154 \h </w:instrText>
             </w:r>
             <w:r>
               <w:rPr>
@@ -1320,7 +1320,7 @@
               <w14:ligatures w14:val="standardContextual"/>
             </w:rPr>
           </w:pPr>
-          <w:hyperlink w:anchor="_Toc226907462" w:history="1">
+          <w:hyperlink w:anchor="_Toc226908155" w:history="1">
             <w:r>
               <w:rPr>
                 <w:rStyle w:val="Hyperlink"/>
@@ -1347,7 +1347,7 @@
                 <w:noProof/>
                 <w:webHidden/>
               </w:rPr>
-              <w:instrText xml:space="preserve"> PAGEREF _Toc226907462 \h </w:instrText>
+              <w:instrText xml:space="preserve"> PAGEREF _Toc226908155 \h </w:instrText>
             </w:r>
             <w:r>
               <w:rPr>
@@ -1393,7 +1393,7 @@
               <w14:ligatures w14:val="standardContextual"/>
             </w:rPr>
           </w:pPr>
-          <w:hyperlink w:anchor="_Toc226907463" w:history="1">
+          <w:hyperlink w:anchor="_Toc226908156" w:history="1">
             <w:r>
               <w:rPr>
                 <w:rStyle w:val="Hyperlink"/>
@@ -1420,7 +1420,80 @@
                 <w:noProof/>
                 <w:webHidden/>
               </w:rPr>
-              <w:instrText xml:space="preserve"> PAGEREF _Toc226907463 \h </w:instrText>
+              <w:instrText xml:space="preserve"> PAGEREF _Toc226908156 \h </w:instrText>
+            </w:r>
+            <w:r>
+              <w:rPr>
+                <w:noProof/>
+                <w:webHidden/>
+              </w:rPr>
+            </w:r>
+            <w:r>
+              <w:rPr>
+                <w:noProof/>
+                <w:webHidden/>
+              </w:rPr>
+              <w:fldChar w:fldCharType="separate"/>
+            </w:r>
+            <w:r>
+              <w:rPr>
+                <w:noProof/>
+                <w:webHidden/>
+              </w:rPr>
+              <w:t>19</w:t>
+            </w:r>
+            <w:r>
+              <w:rPr>
+                <w:noProof/>
+                <w:webHidden/>
+              </w:rPr>
+              <w:fldChar w:fldCharType="end"/>
+            </w:r>
+          </w:hyperlink>
+        </w:p>
+        <w:p>
+          <w:pPr>
+            <w:pStyle w:val="TOC2"/>
+            <w:tabs>
+              <w:tab w:val="right" w:leader="dot" w:pos="9350"/>
+            </w:tabs>
+            <w:rPr>
+              <w:rFonts w:asciiTheme="minorHAnsi" w:eastAsiaTheme="minorEastAsia" w:hAnsiTheme="minorHAnsi" w:cstheme="minorBidi"/>
+              <w:noProof/>
+              <w:color w:val="auto"/>
+              <w:kern w:val="2"/>
+              <w:lang w:val="en-SI" w:eastAsia="en-SI"/>
+              <w14:ligatures w14:val="standardContextual"/>
+            </w:rPr>
+          </w:pPr>
+          <w:hyperlink w:anchor="_Toc226908157" w:history="1">
+            <w:r>
+              <w:rPr>
+                <w:rStyle w:val="Hyperlink"/>
+                <w:noProof/>
+              </w:rPr>
+              <w:t>8. 1. Osnovna elevacija</w:t>
+            </w:r>
+            <w:r>
+              <w:rPr>
+                <w:noProof/>
+                <w:webHidden/>
+              </w:rPr>
+              <w:tab/>
+            </w:r>
+            <w:r>
+              <w:rPr>
+                <w:noProof/>
+                <w:webHidden/>
+              </w:rPr>
+              <w:fldChar w:fldCharType="begin"/>
+            </w:r>
+            <w:r>
+              <w:rPr>
+                <w:noProof/>
+                <w:webHidden/>
+              </w:rPr>
+              <w:instrText xml:space="preserve"> PAGEREF _Toc226908157 \h </w:instrText>
             </w:r>
             <w:r>
               <w:rPr>
@@ -1482,7 +1555,7 @@
       </w:pPr>
       <w:bookmarkStart w:id="10" w:name="_Toc226486566"/>
       <w:bookmarkStart w:id="11" w:name="_Toc226486629"/>
-      <w:bookmarkStart w:id="12" w:name="_Toc226907449"/>
+      <w:bookmarkStart w:id="12" w:name="_Toc226908142"/>
       <w:r>
         <w:lastRenderedPageBreak/>
         <w:t>1. Uvod</w:t>
@@ -1576,7 +1649,7 @@
       </w:pPr>
       <w:bookmarkStart w:id="13" w:name="_Toc226486567"/>
       <w:bookmarkStart w:id="14" w:name="_Toc226486630"/>
-      <w:bookmarkStart w:id="15" w:name="_Toc226907450"/>
+      <w:bookmarkStart w:id="15" w:name="_Toc226908143"/>
       <w:r>
         <w:t>2. Izbira orodij in programskih jezikov</w:t>
       </w:r>
@@ -1738,7 +1811,7 @@
       </w:pPr>
       <w:bookmarkStart w:id="16" w:name="_Toc226486568"/>
       <w:bookmarkStart w:id="17" w:name="_Toc226486631"/>
-      <w:bookmarkStart w:id="18" w:name="_Toc226907451"/>
+      <w:bookmarkStart w:id="18" w:name="_Toc226908144"/>
       <w:r>
         <w:lastRenderedPageBreak/>
         <w:t>3. O aplikaciji</w:t>
@@ -1981,7 +2054,7 @@
           <w:lang w:val="en-SI"/>
         </w:rPr>
       </w:pPr>
-      <w:bookmarkStart w:id="19" w:name="_Toc226907452"/>
+      <w:bookmarkStart w:id="19" w:name="_Toc226908145"/>
       <w:r>
         <w:rPr>
           <w:lang w:val="en-SI"/>
@@ -2071,7 +2144,7 @@
       <w:pPr>
         <w:pStyle w:val="Heading2"/>
       </w:pPr>
-      <w:bookmarkStart w:id="20" w:name="_Toc226907453"/>
+      <w:bookmarkStart w:id="20" w:name="_Toc226908146"/>
       <w:r>
         <w:t>4. 1. Konstrukcija modela</w:t>
       </w:r>
@@ -2398,7 +2471,7 @@
       <w:pPr>
         <w:pStyle w:val="Heading2"/>
       </w:pPr>
-      <w:bookmarkStart w:id="21" w:name="_Toc226907454"/>
+      <w:bookmarkStart w:id="21" w:name="_Toc226908147"/>
       <w:r>
         <w:lastRenderedPageBreak/>
         <w:t xml:space="preserve">4. 2. </w:t>
@@ -2413,7 +2486,7 @@
       <w:pPr>
         <w:pStyle w:val="Heading3"/>
       </w:pPr>
-      <w:bookmarkStart w:id="22" w:name="_Toc226907455"/>
+      <w:bookmarkStart w:id="22" w:name="_Toc226908148"/>
       <w:r>
         <w:t>4. 2. 1. Kamera</w:t>
       </w:r>
@@ -2774,7 +2847,7 @@
       <w:pPr>
         <w:pStyle w:val="Heading3"/>
       </w:pPr>
-      <w:bookmarkStart w:id="23" w:name="_Toc226907456"/>
+      <w:bookmarkStart w:id="23" w:name="_Toc226908149"/>
       <w:r>
         <w:t xml:space="preserve">4. 2. 2. </w:t>
       </w:r>
@@ -2899,7 +2972,7 @@
       <w:pPr>
         <w:pStyle w:val="Heading2"/>
       </w:pPr>
-      <w:bookmarkStart w:id="24" w:name="_Toc226907457"/>
+      <w:bookmarkStart w:id="24" w:name="_Toc226908150"/>
       <w:r>
         <w:lastRenderedPageBreak/>
         <w:t>4. 3. Urejevalnik</w:t>
@@ -3031,7 +3104,7 @@
       <w:pPr>
         <w:pStyle w:val="Heading1"/>
       </w:pPr>
-      <w:bookmarkStart w:id="25" w:name="_Toc226907458"/>
+      <w:bookmarkStart w:id="25" w:name="_Toc226908151"/>
       <w:r>
         <w:lastRenderedPageBreak/>
         <w:t xml:space="preserve">5. </w:t>
@@ -3046,7 +3119,7 @@
       <w:pPr>
         <w:pStyle w:val="Heading2"/>
       </w:pPr>
-      <w:bookmarkStart w:id="26" w:name="_Toc226907459"/>
+      <w:bookmarkStart w:id="26" w:name="_Toc226908152"/>
       <w:r>
         <w:t>5. 1.  Vozlišče (node)</w:t>
       </w:r>
@@ -3372,7 +3445,7 @@
       <w:pPr>
         <w:pStyle w:val="Heading2"/>
       </w:pPr>
-      <w:bookmarkStart w:id="27" w:name="_Toc226907460"/>
+      <w:bookmarkStart w:id="27" w:name="_Toc226908153"/>
       <w:r>
         <w:t xml:space="preserve">5. 2. </w:t>
       </w:r>
@@ -4021,7 +4094,7 @@
       <w:pPr>
         <w:pStyle w:val="Heading1"/>
       </w:pPr>
-      <w:bookmarkStart w:id="28" w:name="_Toc226907461"/>
+      <w:bookmarkStart w:id="28" w:name="_Toc226908154"/>
       <w:r>
         <w:lastRenderedPageBreak/>
         <w:t>6. Inšpektor vozlišč</w:t>
@@ -4231,7 +4304,7 @@
       <w:pPr>
         <w:pStyle w:val="Heading1"/>
       </w:pPr>
-      <w:bookmarkStart w:id="29" w:name="_Toc226907462"/>
+      <w:bookmarkStart w:id="29" w:name="_Toc226908155"/>
       <w:r>
         <w:lastRenderedPageBreak/>
         <w:t xml:space="preserve">7. </w:t>
@@ -4308,6 +4381,9 @@
         <w:keepNext/>
       </w:pPr>
       <w:r>
+        <w:rPr>
+          <w:noProof/>
+        </w:rPr>
         <w:drawing>
           <wp:inline distT="0" distB="0" distL="0" distR="0" wp14:anchorId="70817B1C" wp14:editId="3408F147">
             <wp:extent cx="2812211" cy="1637811"/>
@@ -4390,6 +4466,9 @@
         <w:keepNext/>
       </w:pPr>
       <w:r>
+        <w:rPr>
+          <w:noProof/>
+        </w:rPr>
         <w:drawing>
           <wp:inline distT="0" distB="0" distL="0" distR="0" wp14:anchorId="2B2CA73E" wp14:editId="2C48B0C1">
             <wp:extent cx="6186611" cy="1009290"/>
@@ -4512,6 +4591,9 @@
         <w:keepNext/>
       </w:pPr>
       <w:r>
+        <w:rPr>
+          <w:noProof/>
+        </w:rPr>
         <w:drawing>
           <wp:inline distT="0" distB="0" distL="0" distR="0" wp14:anchorId="7E274897" wp14:editId="694EC004">
             <wp:extent cx="3875898" cy="2415397"/>
@@ -4603,6 +4685,9 @@
         <w:keepNext/>
       </w:pPr>
       <w:r>
+        <w:rPr>
+          <w:noProof/>
+        </w:rPr>
         <w:drawing>
           <wp:inline distT="0" distB="0" distL="0" distR="0" wp14:anchorId="7CC2B9E0" wp14:editId="444983B4">
             <wp:extent cx="4261449" cy="1420483"/>
@@ -4686,7 +4771,7 @@
       <w:pPr>
         <w:pStyle w:val="Heading1"/>
       </w:pPr>
-      <w:bookmarkStart w:id="30" w:name="_Toc226907463"/>
+      <w:bookmarkStart w:id="30" w:name="_Toc226908156"/>
       <w:r>
         <w:lastRenderedPageBreak/>
         <w:t>8. Generacija terena in vrste funkcionalnoti</w:t>
@@ -4694,12 +4779,1735 @@
       <w:bookmarkEnd w:id="30"/>
     </w:p>
     <w:p/>
+    <w:p>
+      <w:pPr>
+        <w:pStyle w:val="Heading2"/>
+      </w:pPr>
+      <w:bookmarkStart w:id="31" w:name="_Toc226908157"/>
+      <w:r>
+        <w:t>8. 1. Osnovna elevacija</w:t>
+      </w:r>
+      <w:bookmarkEnd w:id="31"/>
+    </w:p>
     <w:p/>
+    <w:p>
+      <w:r>
+        <w:t>Pogost način generiranja osnovne elevacije terena je z matematičnim šumom.</w:t>
+      </w:r>
+      <w:r>
+        <w:t xml:space="preserve"> </w:t>
+      </w:r>
+      <w:r>
+        <w:t>Uporabljen šum izhaja iz matematičnih funkcij. Za razliko od normalnega šuma, ki vsaki točki dodeli nepovezano naključno število, ta šum deluje kot gradient, zato se vrednosti postopoma spreminjajo, in so med seboj povezane.</w:t>
+      </w:r>
+    </w:p>
+    <w:p>
+      <w:pPr>
+        <w:keepNext/>
+      </w:pPr>
+      <w:r>
+        <w:drawing>
+          <wp:inline distT="0" distB="0" distL="0" distR="0" wp14:anchorId="2AF9EC68" wp14:editId="1A96D8E1">
+            <wp:extent cx="3016226" cy="2047875"/>
+            <wp:effectExtent l="0" t="0" r="0" b="0"/>
+            <wp:docPr id="715851381" name="Picture 1"/>
+            <wp:cNvGraphicFramePr>
+              <a:graphicFrameLocks xmlns:a="http://schemas.openxmlformats.org/drawingml/2006/main" noChangeAspect="1"/>
+            </wp:cNvGraphicFramePr>
+            <a:graphic xmlns:a="http://schemas.openxmlformats.org/drawingml/2006/main">
+              <a:graphicData uri="http://schemas.openxmlformats.org/drawingml/2006/picture">
+                <pic:pic xmlns:pic="http://schemas.openxmlformats.org/drawingml/2006/picture">
+                  <pic:nvPicPr>
+                    <pic:cNvPr id="715851381" name=""/>
+                    <pic:cNvPicPr/>
+                  </pic:nvPicPr>
+                  <pic:blipFill>
+                    <a:blip r:embed="rId34"/>
+                    <a:stretch>
+                      <a:fillRect/>
+                    </a:stretch>
+                  </pic:blipFill>
+                  <pic:spPr>
+                    <a:xfrm>
+                      <a:off x="0" y="0"/>
+                      <a:ext cx="3032216" cy="2058732"/>
+                    </a:xfrm>
+                    <a:prstGeom prst="rect">
+                      <a:avLst/>
+                    </a:prstGeom>
+                  </pic:spPr>
+                </pic:pic>
+              </a:graphicData>
+            </a:graphic>
+          </wp:inline>
+        </w:drawing>
+      </w:r>
+    </w:p>
+    <w:p>
+      <w:pPr>
+        <w:pStyle w:val="Caption"/>
+      </w:pPr>
+      <w:r>
+        <w:t xml:space="preserve">Slika </w:t>
+      </w:r>
+      <w:r>
+        <w:fldChar w:fldCharType="begin"/>
+      </w:r>
+      <w:r>
+        <w:instrText xml:space="preserve"> SEQ Slika \* ARABIC </w:instrText>
+      </w:r>
+      <w:r>
+        <w:fldChar w:fldCharType="separate"/>
+      </w:r>
+      <w:r>
+        <w:rPr>
+          <w:noProof/>
+        </w:rPr>
+        <w:t>25</w:t>
+      </w:r>
+      <w:r>
+        <w:fldChar w:fldCharType="end"/>
+      </w:r>
+      <w:r>
+        <w:t xml:space="preserve"> Navaden Perlinov šum upodobljen kot 3D model</w:t>
+      </w:r>
+    </w:p>
+    <w:p>
+      <w:r>
+        <w:t>Ena plast navadnega šuma n</w:t>
+      </w:r>
+      <w:r>
+        <w:t xml:space="preserve">e izgleda resnično </w:t>
+      </w:r>
+      <w:r>
+        <w:t>in ne vsebuje veliko podrobnosti, zato se v praksi skupaj uporabi več plasti šumov različnih frekvenc, t</w:t>
+      </w:r>
+      <w:r>
+        <w:t>e</w:t>
+      </w:r>
+      <w:r>
+        <w:t xml:space="preserve"> imenjujemo oktave.</w:t>
+      </w:r>
+    </w:p>
+    <w:p>
+      <w:pPr>
+        <w:keepNext/>
+      </w:pPr>
+      <w:r>
+        <w:drawing>
+          <wp:inline distT="0" distB="0" distL="0" distR="0" wp14:anchorId="312F888C" wp14:editId="0F78EB74">
+            <wp:extent cx="3038475" cy="1900021"/>
+            <wp:effectExtent l="0" t="0" r="0" b="5080"/>
+            <wp:docPr id="2068173901" name="Picture 1"/>
+            <wp:cNvGraphicFramePr>
+              <a:graphicFrameLocks xmlns:a="http://schemas.openxmlformats.org/drawingml/2006/main" noChangeAspect="1"/>
+            </wp:cNvGraphicFramePr>
+            <a:graphic xmlns:a="http://schemas.openxmlformats.org/drawingml/2006/main">
+              <a:graphicData uri="http://schemas.openxmlformats.org/drawingml/2006/picture">
+                <pic:pic xmlns:pic="http://schemas.openxmlformats.org/drawingml/2006/picture">
+                  <pic:nvPicPr>
+                    <pic:cNvPr id="2068173901" name=""/>
+                    <pic:cNvPicPr/>
+                  </pic:nvPicPr>
+                  <pic:blipFill>
+                    <a:blip r:embed="rId35"/>
+                    <a:stretch>
+                      <a:fillRect/>
+                    </a:stretch>
+                  </pic:blipFill>
+                  <pic:spPr>
+                    <a:xfrm>
+                      <a:off x="0" y="0"/>
+                      <a:ext cx="3046844" cy="1905254"/>
+                    </a:xfrm>
+                    <a:prstGeom prst="rect">
+                      <a:avLst/>
+                    </a:prstGeom>
+                  </pic:spPr>
+                </pic:pic>
+              </a:graphicData>
+            </a:graphic>
+          </wp:inline>
+        </w:drawing>
+      </w:r>
+    </w:p>
+    <w:p>
+      <w:pPr>
+        <w:pStyle w:val="Caption"/>
+        <w:rPr>
+          <w:noProof/>
+        </w:rPr>
+      </w:pPr>
+      <w:r>
+        <w:t xml:space="preserve">Slika </w:t>
+      </w:r>
+      <w:r>
+        <w:fldChar w:fldCharType="begin"/>
+      </w:r>
+      <w:r>
+        <w:instrText xml:space="preserve"> SEQ Slika \* ARABIC </w:instrText>
+      </w:r>
+      <w:r>
+        <w:fldChar w:fldCharType="separate"/>
+      </w:r>
+      <w:r>
+        <w:rPr>
+          <w:noProof/>
+        </w:rPr>
+        <w:t>26</w:t>
+      </w:r>
+      <w:r>
+        <w:fldChar w:fldCharType="end"/>
+      </w:r>
+      <w:r>
+        <w:t xml:space="preserve"> Več plasti Perlinovega šuma</w:t>
+      </w:r>
+      <w:r>
+        <w:rPr>
+          <w:noProof/>
+        </w:rPr>
+        <w:t xml:space="preserve"> različnih frekvenc</w:t>
+      </w:r>
+    </w:p>
+    <w:p>
+      <w:pPr>
+        <w:jc w:val="left"/>
+      </w:pPr>
+      <w:r>
+        <w:br w:type="page"/>
+      </w:r>
+    </w:p>
+    <w:p>
+      <w:pPr>
+        <w:rPr>
+          <w:lang w:val="en-SI"/>
+        </w:rPr>
+      </w:pPr>
+      <w:r>
+        <w:lastRenderedPageBreak/>
+        <w:t>Ta koncept ima v aplikaciji svoje vozlišče in funkcionalnost kot »Noise node«.</w:t>
+      </w:r>
+      <w:r>
+        <w:t xml:space="preserve"> Ko se kliče evaluacijska funkcija te funkcionalnosti, koda iz vnosov pridobi teren. Če na vhodu nima povezav prvo ustvari teren kjer je vrednost vsakega polja 0. Potem vsakemu polju prišteje vrednost šuma, ki se nahaja na enaki koordinati, kot polje v tabeli.</w:t>
+      </w:r>
+      <w:r>
+        <w:t xml:space="preserve"> Generacija šuma je narejena z </w:t>
+      </w:r>
+      <w:proofErr w:type="spellStart"/>
+      <w:r>
+        <w:rPr>
+          <w:lang w:val="en-SI"/>
+        </w:rPr>
+        <w:t>FastNoiseLite</w:t>
+      </w:r>
+      <w:proofErr w:type="spellEnd"/>
+      <w:r>
+        <w:rPr>
+          <w:lang w:val="en-SI"/>
+        </w:rPr>
+        <w:t xml:space="preserve"> </w:t>
+      </w:r>
+      <w:proofErr w:type="spellStart"/>
+      <w:r>
+        <w:rPr>
+          <w:lang w:val="en-SI"/>
+        </w:rPr>
+        <w:t>objektom</w:t>
+      </w:r>
+      <w:proofErr w:type="spellEnd"/>
+      <w:r>
+        <w:rPr>
+          <w:lang w:val="en-SI"/>
+        </w:rPr>
+        <w:t xml:space="preserve"> </w:t>
+      </w:r>
+      <w:proofErr w:type="spellStart"/>
+      <w:r>
+        <w:rPr>
+          <w:lang w:val="en-SI"/>
+        </w:rPr>
+        <w:t>oziroma</w:t>
+      </w:r>
+      <w:proofErr w:type="spellEnd"/>
+      <w:r>
+        <w:rPr>
+          <w:lang w:val="en-SI"/>
+        </w:rPr>
+        <w:t xml:space="preserve"> </w:t>
+      </w:r>
+      <w:proofErr w:type="spellStart"/>
+      <w:r>
+        <w:rPr>
+          <w:lang w:val="en-SI"/>
+        </w:rPr>
+        <w:t>knjižnico</w:t>
+      </w:r>
+      <w:proofErr w:type="spellEnd"/>
+      <w:r>
+        <w:rPr>
+          <w:lang w:val="en-SI"/>
+        </w:rPr>
+        <w:t>.</w:t>
+      </w:r>
+    </w:p>
+    <w:p>
+      <w:pPr>
+        <w:rPr>
+          <w:lang w:val="en-SI"/>
+        </w:rPr>
+      </w:pPr>
+      <w:proofErr w:type="spellStart"/>
+      <w:r>
+        <w:rPr>
+          <w:lang w:val="en-SI"/>
+        </w:rPr>
+        <w:t>Lastnosti</w:t>
+      </w:r>
+      <w:proofErr w:type="spellEnd"/>
+      <w:r>
+        <w:rPr>
+          <w:lang w:val="en-SI"/>
+        </w:rPr>
+        <w:t xml:space="preserve"> </w:t>
+      </w:r>
+      <w:proofErr w:type="spellStart"/>
+      <w:r>
+        <w:rPr>
+          <w:lang w:val="en-SI"/>
+        </w:rPr>
+        <w:t>funkcionalnosti</w:t>
+      </w:r>
+      <w:proofErr w:type="spellEnd"/>
+      <w:r>
+        <w:rPr>
+          <w:lang w:val="en-SI"/>
+        </w:rPr>
+        <w:t xml:space="preserve"> </w:t>
+      </w:r>
+      <w:proofErr w:type="spellStart"/>
+      <w:r>
+        <w:rPr>
+          <w:lang w:val="en-SI"/>
+        </w:rPr>
+        <w:t>tega</w:t>
+      </w:r>
+      <w:proofErr w:type="spellEnd"/>
+      <w:r>
+        <w:rPr>
+          <w:lang w:val="en-SI"/>
+        </w:rPr>
+        <w:t xml:space="preserve"> </w:t>
+      </w:r>
+      <w:proofErr w:type="spellStart"/>
+      <w:r>
+        <w:rPr>
+          <w:lang w:val="en-SI"/>
+        </w:rPr>
+        <w:t>vozlišča</w:t>
+      </w:r>
+      <w:proofErr w:type="spellEnd"/>
+      <w:r>
+        <w:rPr>
+          <w:lang w:val="en-SI"/>
+        </w:rPr>
+        <w:t xml:space="preserve"> </w:t>
+      </w:r>
+      <w:proofErr w:type="spellStart"/>
+      <w:r>
+        <w:rPr>
+          <w:lang w:val="en-SI"/>
+        </w:rPr>
+        <w:t>vsebujejo</w:t>
+      </w:r>
+      <w:proofErr w:type="spellEnd"/>
+      <w:r>
+        <w:rPr>
+          <w:lang w:val="en-SI"/>
+        </w:rPr>
+        <w:t xml:space="preserve"> </w:t>
+      </w:r>
+      <w:proofErr w:type="spellStart"/>
+      <w:r>
+        <w:rPr>
+          <w:lang w:val="en-SI"/>
+        </w:rPr>
+        <w:t>številne</w:t>
+      </w:r>
+      <w:proofErr w:type="spellEnd"/>
+      <w:r>
+        <w:rPr>
+          <w:lang w:val="en-SI"/>
+        </w:rPr>
+        <w:t xml:space="preserve"> </w:t>
+      </w:r>
+      <w:proofErr w:type="spellStart"/>
+      <w:r>
+        <w:rPr>
+          <w:lang w:val="en-SI"/>
+        </w:rPr>
+        <w:t>nastavite</w:t>
+      </w:r>
+      <w:proofErr w:type="spellEnd"/>
+      <w:r>
+        <w:rPr>
+          <w:lang w:val="en-SI"/>
+        </w:rPr>
+        <w:t xml:space="preserve"> </w:t>
+      </w:r>
+      <w:proofErr w:type="spellStart"/>
+      <w:r>
+        <w:rPr>
+          <w:lang w:val="en-SI"/>
+        </w:rPr>
+        <w:t>šuma</w:t>
+      </w:r>
+      <w:proofErr w:type="spellEnd"/>
+      <w:r>
+        <w:rPr>
+          <w:lang w:val="en-SI"/>
+        </w:rPr>
+        <w:t xml:space="preserve"> in </w:t>
+      </w:r>
+      <w:proofErr w:type="spellStart"/>
+      <w:r>
+        <w:rPr>
+          <w:lang w:val="en-SI"/>
+        </w:rPr>
+        <w:t>njeovih</w:t>
+      </w:r>
+      <w:proofErr w:type="spellEnd"/>
+      <w:r>
+        <w:rPr>
+          <w:lang w:val="en-SI"/>
+        </w:rPr>
+        <w:t xml:space="preserve"> </w:t>
+      </w:r>
+      <w:proofErr w:type="spellStart"/>
+      <w:r>
+        <w:rPr>
+          <w:lang w:val="en-SI"/>
+        </w:rPr>
+        <w:t>oktav</w:t>
+      </w:r>
+      <w:proofErr w:type="spellEnd"/>
+      <w:r>
+        <w:rPr>
+          <w:lang w:val="en-SI"/>
+        </w:rPr>
+        <w:t>.</w:t>
+      </w:r>
+    </w:p>
+    <w:p>
+      <w:pPr>
+        <w:keepNext/>
+      </w:pPr>
+      <w:r>
+        <w:rPr>
+          <w:lang w:val="en-SI"/>
+        </w:rPr>
+        <w:drawing>
+          <wp:inline distT="0" distB="0" distL="0" distR="0" wp14:anchorId="3CBE675A" wp14:editId="663C5FB3">
+            <wp:extent cx="5998602" cy="3324225"/>
+            <wp:effectExtent l="0" t="0" r="2540" b="0"/>
+            <wp:docPr id="190231984" name="Picture 1"/>
+            <wp:cNvGraphicFramePr>
+              <a:graphicFrameLocks xmlns:a="http://schemas.openxmlformats.org/drawingml/2006/main" noChangeAspect="1"/>
+            </wp:cNvGraphicFramePr>
+            <a:graphic xmlns:a="http://schemas.openxmlformats.org/drawingml/2006/main">
+              <a:graphicData uri="http://schemas.openxmlformats.org/drawingml/2006/picture">
+                <pic:pic xmlns:pic="http://schemas.openxmlformats.org/drawingml/2006/picture">
+                  <pic:nvPicPr>
+                    <pic:cNvPr id="190231984" name=""/>
+                    <pic:cNvPicPr/>
+                  </pic:nvPicPr>
+                  <pic:blipFill>
+                    <a:blip r:embed="rId36"/>
+                    <a:stretch>
+                      <a:fillRect/>
+                    </a:stretch>
+                  </pic:blipFill>
+                  <pic:spPr>
+                    <a:xfrm>
+                      <a:off x="0" y="0"/>
+                      <a:ext cx="6008719" cy="3329831"/>
+                    </a:xfrm>
+                    <a:prstGeom prst="rect">
+                      <a:avLst/>
+                    </a:prstGeom>
+                  </pic:spPr>
+                </pic:pic>
+              </a:graphicData>
+            </a:graphic>
+          </wp:inline>
+        </w:drawing>
+      </w:r>
+    </w:p>
+    <w:p>
+      <w:pPr>
+        <w:pStyle w:val="Caption"/>
+      </w:pPr>
+      <w:r>
+        <w:t xml:space="preserve">Slika </w:t>
+      </w:r>
+      <w:r>
+        <w:fldChar w:fldCharType="begin"/>
+      </w:r>
+      <w:r>
+        <w:instrText xml:space="preserve"> SEQ Slika \* ARABIC </w:instrText>
+      </w:r>
+      <w:r>
+        <w:fldChar w:fldCharType="separate"/>
+      </w:r>
+      <w:r>
+        <w:rPr>
+          <w:noProof/>
+        </w:rPr>
+        <w:t>27</w:t>
+      </w:r>
+      <w:r>
+        <w:fldChar w:fldCharType="end"/>
+      </w:r>
+      <w:r>
+        <w:t xml:space="preserve"> Odlomek funkcionalnosti šuma na niti procesorja</w:t>
+      </w:r>
+    </w:p>
+    <w:p>
+      <w:pPr>
+        <w:rPr>
+          <w:lang w:val="en-SI"/>
+        </w:rPr>
+      </w:pPr>
+      <w:r>
+        <w:rPr>
+          <w:lang w:val="en-SI"/>
+        </w:rPr>
+        <w:t xml:space="preserve">Kot </w:t>
+      </w:r>
+      <w:proofErr w:type="spellStart"/>
+      <w:r>
+        <w:rPr>
+          <w:lang w:val="en-SI"/>
+        </w:rPr>
+        <w:t>poskus</w:t>
+      </w:r>
+      <w:proofErr w:type="spellEnd"/>
+      <w:r>
+        <w:rPr>
+          <w:lang w:val="en-SI"/>
+        </w:rPr>
+        <w:t xml:space="preserve"> </w:t>
+      </w:r>
+      <w:proofErr w:type="spellStart"/>
+      <w:r>
+        <w:rPr>
+          <w:lang w:val="en-SI"/>
+        </w:rPr>
+        <w:t>pohitritve</w:t>
+      </w:r>
+      <w:proofErr w:type="spellEnd"/>
+      <w:r>
+        <w:rPr>
+          <w:lang w:val="en-SI"/>
+        </w:rPr>
+        <w:t xml:space="preserve"> ta </w:t>
+      </w:r>
+      <w:proofErr w:type="spellStart"/>
+      <w:r>
+        <w:rPr>
+          <w:lang w:val="en-SI"/>
+        </w:rPr>
+        <w:t>koda</w:t>
+      </w:r>
+      <w:proofErr w:type="spellEnd"/>
+      <w:r>
+        <w:rPr>
+          <w:lang w:val="en-SI"/>
+        </w:rPr>
+        <w:t xml:space="preserve"> </w:t>
+      </w:r>
+      <w:proofErr w:type="spellStart"/>
+      <w:r>
+        <w:rPr>
+          <w:lang w:val="en-SI"/>
+        </w:rPr>
+        <w:t>specifične</w:t>
+      </w:r>
+      <w:proofErr w:type="spellEnd"/>
+      <w:r>
+        <w:rPr>
+          <w:lang w:val="en-SI"/>
+        </w:rPr>
+        <w:t xml:space="preserve"> </w:t>
+      </w:r>
+      <w:proofErr w:type="spellStart"/>
+      <w:r>
+        <w:rPr>
+          <w:lang w:val="en-SI"/>
+        </w:rPr>
+        <w:t>funkcionalnosti</w:t>
+      </w:r>
+      <w:proofErr w:type="spellEnd"/>
+      <w:r>
+        <w:rPr>
+          <w:lang w:val="en-SI"/>
+        </w:rPr>
+        <w:t xml:space="preserve"> </w:t>
+      </w:r>
+      <w:proofErr w:type="spellStart"/>
+      <w:r>
+        <w:rPr>
+          <w:lang w:val="en-SI"/>
+        </w:rPr>
+        <w:t>deluje</w:t>
+      </w:r>
+      <w:proofErr w:type="spellEnd"/>
+      <w:r>
+        <w:rPr>
+          <w:lang w:val="en-SI"/>
+        </w:rPr>
+        <w:t xml:space="preserve"> </w:t>
+      </w:r>
+      <w:proofErr w:type="spellStart"/>
+      <w:r>
+        <w:rPr>
+          <w:lang w:val="en-SI"/>
+        </w:rPr>
+        <w:t>na</w:t>
+      </w:r>
+      <w:proofErr w:type="spellEnd"/>
+      <w:r>
+        <w:rPr>
+          <w:lang w:val="en-SI"/>
+        </w:rPr>
+        <w:t xml:space="preserve"> </w:t>
+      </w:r>
+      <w:proofErr w:type="spellStart"/>
+      <w:r>
+        <w:rPr>
+          <w:lang w:val="en-SI"/>
+        </w:rPr>
+        <w:t>večih</w:t>
+      </w:r>
+      <w:proofErr w:type="spellEnd"/>
+      <w:r>
+        <w:rPr>
+          <w:lang w:val="en-SI"/>
+        </w:rPr>
+        <w:t xml:space="preserve"> </w:t>
+      </w:r>
+      <w:proofErr w:type="spellStart"/>
+      <w:r>
+        <w:rPr>
+          <w:lang w:val="en-SI"/>
+        </w:rPr>
+        <w:t>procesorskih</w:t>
+      </w:r>
+      <w:proofErr w:type="spellEnd"/>
+      <w:r>
+        <w:rPr>
+          <w:lang w:val="en-SI"/>
+        </w:rPr>
+        <w:t xml:space="preserve"> </w:t>
+      </w:r>
+      <w:proofErr w:type="spellStart"/>
+      <w:r>
+        <w:rPr>
+          <w:lang w:val="en-SI"/>
+        </w:rPr>
+        <w:t>nitih</w:t>
+      </w:r>
+      <w:proofErr w:type="spellEnd"/>
+      <w:r>
+        <w:rPr>
+          <w:lang w:val="en-SI"/>
+        </w:rPr>
+        <w:t>.</w:t>
+      </w:r>
+      <w:r>
+        <w:rPr>
+          <w:lang w:val="en-SI"/>
+        </w:rPr>
+        <w:t xml:space="preserve"> Za </w:t>
+      </w:r>
+      <w:proofErr w:type="spellStart"/>
+      <w:r>
+        <w:rPr>
+          <w:lang w:val="en-SI"/>
+        </w:rPr>
+        <w:t>vsako</w:t>
+      </w:r>
+      <w:proofErr w:type="spellEnd"/>
+      <w:r>
+        <w:rPr>
+          <w:lang w:val="en-SI"/>
+        </w:rPr>
+        <w:t xml:space="preserve"> </w:t>
+      </w:r>
+      <w:proofErr w:type="spellStart"/>
+      <w:r>
+        <w:rPr>
+          <w:lang w:val="en-SI"/>
+        </w:rPr>
+        <w:t>uporabljeno</w:t>
+      </w:r>
+      <w:proofErr w:type="spellEnd"/>
+      <w:r>
+        <w:rPr>
+          <w:lang w:val="en-SI"/>
+        </w:rPr>
+        <w:t xml:space="preserve"> nit se </w:t>
+      </w:r>
+      <w:proofErr w:type="spellStart"/>
+      <w:r>
+        <w:rPr>
+          <w:lang w:val="en-SI"/>
+        </w:rPr>
+        <w:t>ustvari</w:t>
+      </w:r>
+      <w:proofErr w:type="spellEnd"/>
+      <w:r>
+        <w:rPr>
+          <w:lang w:val="en-SI"/>
+        </w:rPr>
+        <w:t xml:space="preserve"> </w:t>
+      </w:r>
+      <w:proofErr w:type="spellStart"/>
+      <w:r>
+        <w:rPr>
+          <w:lang w:val="en-SI"/>
+        </w:rPr>
+        <w:t>struktura</w:t>
+      </w:r>
+      <w:proofErr w:type="spellEnd"/>
+      <w:r>
+        <w:rPr>
+          <w:lang w:val="en-SI"/>
+        </w:rPr>
+        <w:t xml:space="preserve">, ki </w:t>
+      </w:r>
+      <w:proofErr w:type="spellStart"/>
+      <w:r>
+        <w:rPr>
+          <w:lang w:val="en-SI"/>
+        </w:rPr>
+        <w:t>vsebuje</w:t>
+      </w:r>
+      <w:proofErr w:type="spellEnd"/>
+      <w:r>
+        <w:rPr>
+          <w:lang w:val="en-SI"/>
+        </w:rPr>
+        <w:t xml:space="preserve"> </w:t>
+      </w:r>
+      <w:proofErr w:type="spellStart"/>
+      <w:r>
+        <w:rPr>
+          <w:lang w:val="en-SI"/>
+        </w:rPr>
+        <w:t>podatke</w:t>
+      </w:r>
+      <w:proofErr w:type="spellEnd"/>
+      <w:r>
+        <w:rPr>
+          <w:lang w:val="en-SI"/>
+        </w:rPr>
+        <w:t xml:space="preserve">, ki so </w:t>
+      </w:r>
+      <w:proofErr w:type="spellStart"/>
+      <w:r>
+        <w:rPr>
+          <w:lang w:val="en-SI"/>
+        </w:rPr>
+        <w:t>potrebni</w:t>
+      </w:r>
+      <w:proofErr w:type="spellEnd"/>
+      <w:r>
+        <w:rPr>
+          <w:lang w:val="en-SI"/>
+        </w:rPr>
+        <w:t xml:space="preserve"> za </w:t>
+      </w:r>
+      <w:proofErr w:type="spellStart"/>
+      <w:r>
+        <w:rPr>
+          <w:lang w:val="en-SI"/>
+        </w:rPr>
+        <w:t>delovanje</w:t>
+      </w:r>
+      <w:proofErr w:type="spellEnd"/>
+      <w:r>
+        <w:rPr>
+          <w:lang w:val="en-SI"/>
+        </w:rPr>
+        <w:t xml:space="preserve"> </w:t>
+      </w:r>
+      <w:proofErr w:type="spellStart"/>
+      <w:r>
+        <w:rPr>
+          <w:lang w:val="en-SI"/>
+        </w:rPr>
+        <w:t>kode</w:t>
+      </w:r>
+      <w:proofErr w:type="spellEnd"/>
+      <w:r>
+        <w:rPr>
+          <w:lang w:val="en-SI"/>
+        </w:rPr>
+        <w:t xml:space="preserve"> </w:t>
+      </w:r>
+      <w:proofErr w:type="spellStart"/>
+      <w:r>
+        <w:rPr>
+          <w:lang w:val="en-SI"/>
+        </w:rPr>
+        <w:t>na</w:t>
+      </w:r>
+      <w:proofErr w:type="spellEnd"/>
+      <w:r>
+        <w:rPr>
+          <w:lang w:val="en-SI"/>
+        </w:rPr>
+        <w:t xml:space="preserve"> </w:t>
+      </w:r>
+      <w:proofErr w:type="spellStart"/>
+      <w:r>
+        <w:rPr>
+          <w:lang w:val="en-SI"/>
+        </w:rPr>
+        <w:t>večih</w:t>
+      </w:r>
+      <w:proofErr w:type="spellEnd"/>
+      <w:r>
+        <w:rPr>
+          <w:lang w:val="en-SI"/>
+        </w:rPr>
+        <w:t xml:space="preserve"> </w:t>
+      </w:r>
+      <w:proofErr w:type="spellStart"/>
+      <w:r>
+        <w:rPr>
+          <w:lang w:val="en-SI"/>
+        </w:rPr>
+        <w:t>nitih</w:t>
+      </w:r>
+      <w:proofErr w:type="spellEnd"/>
+      <w:r>
+        <w:rPr>
+          <w:lang w:val="en-SI"/>
+        </w:rPr>
+        <w:t xml:space="preserve">. </w:t>
+      </w:r>
+    </w:p>
+    <w:p>
+      <w:pPr>
+        <w:keepNext/>
+      </w:pPr>
+      <w:r>
+        <w:rPr>
+          <w:lang w:val="en-SI"/>
+        </w:rPr>
+        <w:drawing>
+          <wp:inline distT="0" distB="0" distL="0" distR="0" wp14:anchorId="4985FB60" wp14:editId="205A3729">
+            <wp:extent cx="2209800" cy="1811434"/>
+            <wp:effectExtent l="0" t="0" r="0" b="0"/>
+            <wp:docPr id="785225599" name="Picture 1"/>
+            <wp:cNvGraphicFramePr>
+              <a:graphicFrameLocks xmlns:a="http://schemas.openxmlformats.org/drawingml/2006/main" noChangeAspect="1"/>
+            </wp:cNvGraphicFramePr>
+            <a:graphic xmlns:a="http://schemas.openxmlformats.org/drawingml/2006/main">
+              <a:graphicData uri="http://schemas.openxmlformats.org/drawingml/2006/picture">
+                <pic:pic xmlns:pic="http://schemas.openxmlformats.org/drawingml/2006/picture">
+                  <pic:nvPicPr>
+                    <pic:cNvPr id="785225599" name=""/>
+                    <pic:cNvPicPr/>
+                  </pic:nvPicPr>
+                  <pic:blipFill>
+                    <a:blip r:embed="rId37"/>
+                    <a:stretch>
+                      <a:fillRect/>
+                    </a:stretch>
+                  </pic:blipFill>
+                  <pic:spPr>
+                    <a:xfrm>
+                      <a:off x="0" y="0"/>
+                      <a:ext cx="2212522" cy="1813666"/>
+                    </a:xfrm>
+                    <a:prstGeom prst="rect">
+                      <a:avLst/>
+                    </a:prstGeom>
+                  </pic:spPr>
+                </pic:pic>
+              </a:graphicData>
+            </a:graphic>
+          </wp:inline>
+        </w:drawing>
+      </w:r>
+    </w:p>
+    <w:p>
+      <w:pPr>
+        <w:pStyle w:val="Caption"/>
+      </w:pPr>
+      <w:r>
+        <w:t xml:space="preserve">Slika </w:t>
+      </w:r>
+      <w:r>
+        <w:fldChar w:fldCharType="begin"/>
+      </w:r>
+      <w:r>
+        <w:instrText xml:space="preserve"> SEQ Slika \* ARABIC </w:instrText>
+      </w:r>
+      <w:r>
+        <w:fldChar w:fldCharType="separate"/>
+      </w:r>
+      <w:r>
+        <w:rPr>
+          <w:noProof/>
+        </w:rPr>
+        <w:t>28</w:t>
+      </w:r>
+      <w:r>
+        <w:fldChar w:fldCharType="end"/>
+      </w:r>
+      <w:r>
+        <w:t xml:space="preserve"> Omenjena struktura</w:t>
+      </w:r>
+    </w:p>
+    <w:p>
+      <w:pPr>
+        <w:jc w:val="left"/>
+        <w:rPr>
+          <w:lang w:val="en-SI"/>
+        </w:rPr>
+      </w:pPr>
+      <w:r>
+        <w:rPr>
+          <w:lang w:val="en-SI"/>
+        </w:rPr>
+        <w:br w:type="page"/>
+      </w:r>
+    </w:p>
+    <w:p>
+      <w:pPr>
+        <w:rPr>
+          <w:lang w:val="en-SI"/>
+        </w:rPr>
+      </w:pPr>
+      <w:proofErr w:type="spellStart"/>
+      <w:r>
+        <w:rPr>
+          <w:lang w:val="en-SI"/>
+        </w:rPr>
+        <w:lastRenderedPageBreak/>
+        <w:t>Vsaka</w:t>
+      </w:r>
+      <w:proofErr w:type="spellEnd"/>
+      <w:r>
+        <w:rPr>
+          <w:lang w:val="en-SI"/>
+        </w:rPr>
+        <w:t xml:space="preserve"> nit </w:t>
+      </w:r>
+      <w:proofErr w:type="spellStart"/>
+      <w:r>
+        <w:rPr>
+          <w:lang w:val="en-SI"/>
+        </w:rPr>
+        <w:t>dobi</w:t>
+      </w:r>
+      <w:proofErr w:type="spellEnd"/>
+      <w:r>
+        <w:rPr>
+          <w:lang w:val="en-SI"/>
+        </w:rPr>
+        <w:t xml:space="preserve"> za </w:t>
+      </w:r>
+      <w:proofErr w:type="spellStart"/>
+      <w:r>
+        <w:rPr>
+          <w:lang w:val="en-SI"/>
+        </w:rPr>
+        <w:t>obdelati</w:t>
+      </w:r>
+      <w:proofErr w:type="spellEnd"/>
+      <w:r>
+        <w:rPr>
+          <w:lang w:val="en-SI"/>
+        </w:rPr>
+        <w:t xml:space="preserve"> del </w:t>
+      </w:r>
+      <w:proofErr w:type="spellStart"/>
+      <w:r>
+        <w:rPr>
+          <w:lang w:val="en-SI"/>
+        </w:rPr>
+        <w:t>mreže</w:t>
+      </w:r>
+      <w:proofErr w:type="spellEnd"/>
+      <w:r>
+        <w:rPr>
+          <w:lang w:val="en-SI"/>
+        </w:rPr>
+        <w:t xml:space="preserve"> </w:t>
+      </w:r>
+      <w:proofErr w:type="spellStart"/>
+      <w:r>
+        <w:rPr>
+          <w:lang w:val="en-SI"/>
+        </w:rPr>
+        <w:t>terena</w:t>
+      </w:r>
+      <w:proofErr w:type="spellEnd"/>
+      <w:r>
+        <w:rPr>
+          <w:lang w:val="en-SI"/>
+        </w:rPr>
+        <w:t xml:space="preserve">, in za </w:t>
+      </w:r>
+      <w:proofErr w:type="spellStart"/>
+      <w:r>
+        <w:rPr>
+          <w:lang w:val="en-SI"/>
+        </w:rPr>
+        <w:t>vsako</w:t>
+      </w:r>
+      <w:proofErr w:type="spellEnd"/>
+      <w:r>
+        <w:rPr>
+          <w:lang w:val="en-SI"/>
+        </w:rPr>
+        <w:t xml:space="preserve"> polje se </w:t>
+      </w:r>
+      <w:proofErr w:type="spellStart"/>
+      <w:r>
+        <w:rPr>
+          <w:lang w:val="en-SI"/>
+        </w:rPr>
+        <w:t>kliče</w:t>
+      </w:r>
+      <w:proofErr w:type="spellEnd"/>
+      <w:r>
+        <w:rPr>
+          <w:lang w:val="en-SI"/>
+        </w:rPr>
+        <w:t xml:space="preserve"> </w:t>
+      </w:r>
+      <w:proofErr w:type="spellStart"/>
+      <w:r>
+        <w:rPr>
+          <w:lang w:val="en-SI"/>
+        </w:rPr>
+        <w:t>funkcija</w:t>
+      </w:r>
+      <w:proofErr w:type="spellEnd"/>
+      <w:r>
+        <w:rPr>
+          <w:lang w:val="en-SI"/>
+        </w:rPr>
+        <w:t xml:space="preserve">, ki </w:t>
+      </w:r>
+      <w:proofErr w:type="spellStart"/>
+      <w:r>
+        <w:rPr>
+          <w:lang w:val="en-SI"/>
+        </w:rPr>
+        <w:t>vzorči</w:t>
+      </w:r>
+      <w:proofErr w:type="spellEnd"/>
+      <w:r>
+        <w:rPr>
+          <w:lang w:val="en-SI"/>
+        </w:rPr>
+        <w:t xml:space="preserve"> </w:t>
+      </w:r>
+      <w:proofErr w:type="spellStart"/>
+      <w:r>
+        <w:rPr>
+          <w:lang w:val="en-SI"/>
+        </w:rPr>
+        <w:t>šum</w:t>
+      </w:r>
+      <w:proofErr w:type="spellEnd"/>
+      <w:r>
+        <w:rPr>
+          <w:lang w:val="en-SI"/>
+        </w:rPr>
+        <w:t xml:space="preserve"> in </w:t>
+      </w:r>
+      <w:proofErr w:type="spellStart"/>
+      <w:r>
+        <w:rPr>
+          <w:lang w:val="en-SI"/>
+        </w:rPr>
+        <w:t>hkrati</w:t>
+      </w:r>
+      <w:proofErr w:type="spellEnd"/>
+      <w:r>
+        <w:rPr>
+          <w:lang w:val="en-SI"/>
+        </w:rPr>
+        <w:t xml:space="preserve"> </w:t>
+      </w:r>
+      <w:proofErr w:type="spellStart"/>
+      <w:r>
+        <w:rPr>
+          <w:lang w:val="en-SI"/>
+        </w:rPr>
+        <w:t>uporabi</w:t>
+      </w:r>
+      <w:proofErr w:type="spellEnd"/>
+      <w:r>
+        <w:rPr>
+          <w:lang w:val="en-SI"/>
+        </w:rPr>
+        <w:t xml:space="preserve"> </w:t>
+      </w:r>
+      <w:proofErr w:type="spellStart"/>
+      <w:r>
+        <w:rPr>
+          <w:lang w:val="en-SI"/>
+        </w:rPr>
+        <w:t>masko</w:t>
+      </w:r>
+      <w:proofErr w:type="spellEnd"/>
+      <w:r>
+        <w:rPr>
+          <w:lang w:val="en-SI"/>
+        </w:rPr>
+        <w:t xml:space="preserve"> </w:t>
+      </w:r>
+      <w:proofErr w:type="spellStart"/>
+      <w:r>
+        <w:rPr>
+          <w:lang w:val="en-SI"/>
+        </w:rPr>
+        <w:t>ali</w:t>
+      </w:r>
+      <w:proofErr w:type="spellEnd"/>
+      <w:r>
+        <w:rPr>
+          <w:lang w:val="en-SI"/>
+        </w:rPr>
+        <w:t xml:space="preserve"> </w:t>
+      </w:r>
+      <w:proofErr w:type="spellStart"/>
+      <w:r>
+        <w:rPr>
+          <w:lang w:val="en-SI"/>
+        </w:rPr>
+        <w:t>distorcijo</w:t>
+      </w:r>
+      <w:proofErr w:type="spellEnd"/>
+      <w:r>
+        <w:rPr>
+          <w:lang w:val="en-SI"/>
+        </w:rPr>
+        <w:t xml:space="preserve">. </w:t>
+      </w:r>
+      <w:proofErr w:type="spellStart"/>
+      <w:r>
+        <w:rPr>
+          <w:lang w:val="en-SI"/>
+        </w:rPr>
+        <w:t>Skoraj</w:t>
+      </w:r>
+      <w:proofErr w:type="spellEnd"/>
+      <w:r>
+        <w:rPr>
+          <w:lang w:val="en-SI"/>
+        </w:rPr>
+        <w:t xml:space="preserve"> </w:t>
+      </w:r>
+      <w:proofErr w:type="spellStart"/>
+      <w:r>
+        <w:rPr>
+          <w:lang w:val="en-SI"/>
+        </w:rPr>
+        <w:t>vsaka</w:t>
+      </w:r>
+      <w:proofErr w:type="spellEnd"/>
+      <w:r>
+        <w:rPr>
+          <w:lang w:val="en-SI"/>
+        </w:rPr>
+        <w:t xml:space="preserve"> </w:t>
+      </w:r>
+      <w:proofErr w:type="spellStart"/>
+      <w:r>
+        <w:rPr>
+          <w:lang w:val="en-SI"/>
+        </w:rPr>
+        <w:t>funkcionalnost</w:t>
+      </w:r>
+      <w:proofErr w:type="spellEnd"/>
+      <w:r>
+        <w:rPr>
+          <w:lang w:val="en-SI"/>
+        </w:rPr>
+        <w:t xml:space="preserve"> </w:t>
+      </w:r>
+      <w:proofErr w:type="spellStart"/>
+      <w:r>
+        <w:rPr>
+          <w:lang w:val="en-SI"/>
+        </w:rPr>
+        <w:t>vsebuje</w:t>
+      </w:r>
+      <w:proofErr w:type="spellEnd"/>
+      <w:r>
+        <w:rPr>
+          <w:lang w:val="en-SI"/>
+        </w:rPr>
+        <w:t xml:space="preserve"> </w:t>
+      </w:r>
+      <w:proofErr w:type="spellStart"/>
+      <w:r>
+        <w:rPr>
+          <w:lang w:val="en-SI"/>
+        </w:rPr>
+        <w:t>uporabo</w:t>
+      </w:r>
+      <w:proofErr w:type="spellEnd"/>
+      <w:r>
+        <w:rPr>
+          <w:lang w:val="en-SI"/>
+        </w:rPr>
+        <w:t xml:space="preserve"> mask, ki </w:t>
+      </w:r>
+      <w:proofErr w:type="spellStart"/>
+      <w:r>
+        <w:rPr>
+          <w:lang w:val="en-SI"/>
+        </w:rPr>
+        <w:t>določajo</w:t>
+      </w:r>
+      <w:proofErr w:type="spellEnd"/>
+      <w:r>
+        <w:rPr>
+          <w:lang w:val="en-SI"/>
+        </w:rPr>
+        <w:t xml:space="preserve"> </w:t>
+      </w:r>
+      <w:proofErr w:type="spellStart"/>
+      <w:r>
+        <w:rPr>
+          <w:lang w:val="en-SI"/>
+        </w:rPr>
+        <w:t>kako</w:t>
+      </w:r>
+      <w:proofErr w:type="spellEnd"/>
+      <w:r>
+        <w:rPr>
+          <w:lang w:val="en-SI"/>
+        </w:rPr>
+        <w:t xml:space="preserve"> </w:t>
+      </w:r>
+      <w:proofErr w:type="spellStart"/>
+      <w:r>
+        <w:rPr>
+          <w:lang w:val="en-SI"/>
+        </w:rPr>
+        <w:t>močno</w:t>
+      </w:r>
+      <w:proofErr w:type="spellEnd"/>
+      <w:r>
+        <w:rPr>
+          <w:lang w:val="en-SI"/>
+        </w:rPr>
+        <w:t xml:space="preserve"> se </w:t>
+      </w:r>
+      <w:proofErr w:type="spellStart"/>
+      <w:r>
+        <w:rPr>
+          <w:lang w:val="en-SI"/>
+        </w:rPr>
+        <w:t>na</w:t>
+      </w:r>
+      <w:proofErr w:type="spellEnd"/>
+      <w:r>
+        <w:rPr>
+          <w:lang w:val="en-SI"/>
+        </w:rPr>
+        <w:t xml:space="preserve"> </w:t>
+      </w:r>
+      <w:proofErr w:type="spellStart"/>
+      <w:r>
+        <w:rPr>
+          <w:lang w:val="en-SI"/>
+        </w:rPr>
+        <w:t>vsaki</w:t>
+      </w:r>
+      <w:proofErr w:type="spellEnd"/>
+      <w:r>
+        <w:rPr>
+          <w:lang w:val="en-SI"/>
+        </w:rPr>
+        <w:t xml:space="preserve"> </w:t>
+      </w:r>
+      <w:proofErr w:type="spellStart"/>
+      <w:r>
+        <w:rPr>
+          <w:lang w:val="en-SI"/>
+        </w:rPr>
+        <w:t>poziciji</w:t>
+      </w:r>
+      <w:proofErr w:type="spellEnd"/>
+      <w:r>
+        <w:rPr>
+          <w:lang w:val="en-SI"/>
+        </w:rPr>
+        <w:t xml:space="preserve"> </w:t>
+      </w:r>
+      <w:proofErr w:type="spellStart"/>
+      <w:r>
+        <w:rPr>
+          <w:lang w:val="en-SI"/>
+        </w:rPr>
+        <w:t>pozna</w:t>
+      </w:r>
+      <w:proofErr w:type="spellEnd"/>
+      <w:r>
+        <w:rPr>
+          <w:lang w:val="en-SI"/>
+        </w:rPr>
+        <w:t xml:space="preserve"> </w:t>
+      </w:r>
+      <w:proofErr w:type="spellStart"/>
+      <w:r>
+        <w:rPr>
+          <w:lang w:val="en-SI"/>
+        </w:rPr>
+        <w:t>učinkovitost</w:t>
+      </w:r>
+      <w:proofErr w:type="spellEnd"/>
+      <w:r>
+        <w:rPr>
+          <w:lang w:val="en-SI"/>
+        </w:rPr>
+        <w:t xml:space="preserve"> </w:t>
+      </w:r>
+      <w:proofErr w:type="spellStart"/>
+      <w:r>
+        <w:rPr>
+          <w:lang w:val="en-SI"/>
+        </w:rPr>
+        <w:t>operacije</w:t>
+      </w:r>
+      <w:proofErr w:type="spellEnd"/>
+      <w:r>
+        <w:rPr>
+          <w:lang w:val="en-SI"/>
+        </w:rPr>
+        <w:t>.</w:t>
+      </w:r>
+      <w:r>
+        <w:rPr>
+          <w:lang w:val="en-SI"/>
+        </w:rPr>
+        <w:t xml:space="preserve"> </w:t>
+      </w:r>
+      <w:r>
+        <w:rPr>
+          <w:lang w:val="en-SI"/>
+        </w:rPr>
+        <w:t xml:space="preserve">Na </w:t>
+      </w:r>
+      <w:proofErr w:type="spellStart"/>
+      <w:r>
+        <w:rPr>
+          <w:lang w:val="en-SI"/>
+        </w:rPr>
+        <w:t>kratko</w:t>
+      </w:r>
+      <w:proofErr w:type="spellEnd"/>
+      <w:r>
+        <w:rPr>
+          <w:lang w:val="en-SI"/>
+        </w:rPr>
+        <w:t>,</w:t>
+      </w:r>
+      <w:r>
+        <w:rPr>
+          <w:lang w:val="en-SI"/>
+        </w:rPr>
+        <w:t xml:space="preserve"> </w:t>
+      </w:r>
+      <w:proofErr w:type="spellStart"/>
+      <w:r>
+        <w:rPr>
+          <w:lang w:val="en-SI"/>
+        </w:rPr>
+        <w:t>d</w:t>
+      </w:r>
+      <w:r>
+        <w:rPr>
+          <w:lang w:val="en-SI"/>
+        </w:rPr>
+        <w:t>istorcija</w:t>
+      </w:r>
+      <w:proofErr w:type="spellEnd"/>
+      <w:r>
+        <w:rPr>
+          <w:lang w:val="en-SI"/>
+        </w:rPr>
+        <w:t xml:space="preserve"> </w:t>
+      </w:r>
+      <w:proofErr w:type="spellStart"/>
+      <w:r>
+        <w:rPr>
+          <w:lang w:val="en-SI"/>
+        </w:rPr>
+        <w:t>deluje</w:t>
+      </w:r>
+      <w:proofErr w:type="spellEnd"/>
+      <w:r>
+        <w:rPr>
+          <w:lang w:val="en-SI"/>
+        </w:rPr>
+        <w:t xml:space="preserve"> </w:t>
+      </w:r>
+      <w:proofErr w:type="spellStart"/>
+      <w:r>
+        <w:rPr>
+          <w:lang w:val="en-SI"/>
+        </w:rPr>
+        <w:t>kot</w:t>
+      </w:r>
+      <w:proofErr w:type="spellEnd"/>
+      <w:r>
+        <w:rPr>
+          <w:lang w:val="en-SI"/>
+        </w:rPr>
+        <w:t xml:space="preserve"> </w:t>
+      </w:r>
+      <w:proofErr w:type="spellStart"/>
+      <w:r>
+        <w:rPr>
+          <w:lang w:val="en-SI"/>
+        </w:rPr>
+        <w:t>zamik</w:t>
+      </w:r>
+      <w:proofErr w:type="spellEnd"/>
+      <w:r>
+        <w:rPr>
+          <w:lang w:val="en-SI"/>
+        </w:rPr>
+        <w:t xml:space="preserve"> </w:t>
+      </w:r>
+      <w:proofErr w:type="spellStart"/>
+      <w:r>
+        <w:rPr>
+          <w:lang w:val="en-SI"/>
+        </w:rPr>
+        <w:t>vzorčenja</w:t>
+      </w:r>
+      <w:proofErr w:type="spellEnd"/>
+      <w:r>
+        <w:rPr>
+          <w:lang w:val="en-SI"/>
+        </w:rPr>
+        <w:t xml:space="preserve">, ki je </w:t>
+      </w:r>
+      <w:proofErr w:type="spellStart"/>
+      <w:r>
+        <w:rPr>
+          <w:lang w:val="en-SI"/>
+        </w:rPr>
+        <w:t>drugačen</w:t>
+      </w:r>
+      <w:proofErr w:type="spellEnd"/>
+      <w:r>
+        <w:rPr>
+          <w:lang w:val="en-SI"/>
+        </w:rPr>
+        <w:t xml:space="preserve"> za </w:t>
+      </w:r>
+      <w:proofErr w:type="spellStart"/>
+      <w:r>
+        <w:rPr>
+          <w:lang w:val="en-SI"/>
+        </w:rPr>
+        <w:t>vsako</w:t>
+      </w:r>
+      <w:proofErr w:type="spellEnd"/>
+      <w:r>
+        <w:rPr>
+          <w:lang w:val="en-SI"/>
+        </w:rPr>
+        <w:t xml:space="preserve"> polje</w:t>
+      </w:r>
+      <w:r>
+        <w:rPr>
+          <w:lang w:val="en-SI"/>
+        </w:rPr>
+        <w:t>.</w:t>
+      </w:r>
+      <w:r>
+        <w:rPr>
+          <w:lang w:val="en-SI"/>
+        </w:rPr>
+        <w:t xml:space="preserve"> </w:t>
+      </w:r>
+    </w:p>
+    <w:p>
+      <w:pPr>
+        <w:keepNext/>
+      </w:pPr>
+      <w:r>
+        <w:rPr>
+          <w:lang w:val="en-SI"/>
+        </w:rPr>
+        <w:drawing>
+          <wp:inline distT="0" distB="0" distL="0" distR="0" wp14:anchorId="1D3AA775" wp14:editId="74276F8F">
+            <wp:extent cx="5238750" cy="3346979"/>
+            <wp:effectExtent l="0" t="0" r="0" b="6350"/>
+            <wp:docPr id="289555198" name="Picture 1"/>
+            <wp:cNvGraphicFramePr>
+              <a:graphicFrameLocks xmlns:a="http://schemas.openxmlformats.org/drawingml/2006/main" noChangeAspect="1"/>
+            </wp:cNvGraphicFramePr>
+            <a:graphic xmlns:a="http://schemas.openxmlformats.org/drawingml/2006/main">
+              <a:graphicData uri="http://schemas.openxmlformats.org/drawingml/2006/picture">
+                <pic:pic xmlns:pic="http://schemas.openxmlformats.org/drawingml/2006/picture">
+                  <pic:nvPicPr>
+                    <pic:cNvPr id="289555198" name=""/>
+                    <pic:cNvPicPr/>
+                  </pic:nvPicPr>
+                  <pic:blipFill>
+                    <a:blip r:embed="rId38"/>
+                    <a:stretch>
+                      <a:fillRect/>
+                    </a:stretch>
+                  </pic:blipFill>
+                  <pic:spPr>
+                    <a:xfrm>
+                      <a:off x="0" y="0"/>
+                      <a:ext cx="5241429" cy="3348690"/>
+                    </a:xfrm>
+                    <a:prstGeom prst="rect">
+                      <a:avLst/>
+                    </a:prstGeom>
+                  </pic:spPr>
+                </pic:pic>
+              </a:graphicData>
+            </a:graphic>
+          </wp:inline>
+        </w:drawing>
+      </w:r>
+    </w:p>
+    <w:p>
+      <w:pPr>
+        <w:pStyle w:val="Caption"/>
+      </w:pPr>
+      <w:r>
+        <w:t xml:space="preserve">Slika </w:t>
+      </w:r>
+      <w:r>
+        <w:fldChar w:fldCharType="begin"/>
+      </w:r>
+      <w:r>
+        <w:instrText xml:space="preserve"> SEQ Slika \* ARABIC </w:instrText>
+      </w:r>
+      <w:r>
+        <w:fldChar w:fldCharType="separate"/>
+      </w:r>
+      <w:r>
+        <w:rPr>
+          <w:noProof/>
+        </w:rPr>
+        <w:t>29</w:t>
+      </w:r>
+      <w:r>
+        <w:fldChar w:fldCharType="end"/>
+      </w:r>
+      <w:r>
+        <w:t xml:space="preserve"> Odlomek vzorčenja šuma</w:t>
+      </w:r>
+    </w:p>
+    <w:p>
+      <w:pPr>
+        <w:rPr>
+          <w:lang w:val="en-SI"/>
+        </w:rPr>
+      </w:pPr>
+      <w:r>
+        <w:rPr>
+          <w:lang w:val="en-SI"/>
+        </w:rPr>
+        <w:t xml:space="preserve">Samo </w:t>
+      </w:r>
+      <w:proofErr w:type="spellStart"/>
+      <w:r>
+        <w:rPr>
+          <w:lang w:val="en-SI"/>
+        </w:rPr>
+        <w:t>šum</w:t>
+      </w:r>
+      <w:proofErr w:type="spellEnd"/>
+      <w:r>
+        <w:rPr>
+          <w:lang w:val="en-SI"/>
+        </w:rPr>
+        <w:t xml:space="preserve"> </w:t>
+      </w:r>
+      <w:proofErr w:type="spellStart"/>
+      <w:r>
+        <w:rPr>
+          <w:lang w:val="en-SI"/>
+        </w:rPr>
+        <w:t>deluje</w:t>
+      </w:r>
+      <w:proofErr w:type="spellEnd"/>
+      <w:r>
+        <w:rPr>
+          <w:lang w:val="en-SI"/>
+        </w:rPr>
+        <w:t xml:space="preserve"> dobro </w:t>
+      </w:r>
+      <w:proofErr w:type="spellStart"/>
+      <w:r>
+        <w:rPr>
+          <w:lang w:val="en-SI"/>
+        </w:rPr>
+        <w:t>kot</w:t>
+      </w:r>
+      <w:proofErr w:type="spellEnd"/>
+      <w:r>
+        <w:rPr>
+          <w:lang w:val="en-SI"/>
+        </w:rPr>
+        <w:t xml:space="preserve"> </w:t>
+      </w:r>
+      <w:proofErr w:type="spellStart"/>
+      <w:r>
+        <w:rPr>
+          <w:lang w:val="en-SI"/>
+        </w:rPr>
+        <w:t>osnova</w:t>
+      </w:r>
+      <w:proofErr w:type="spellEnd"/>
+      <w:r>
+        <w:rPr>
+          <w:lang w:val="en-SI"/>
+        </w:rPr>
+        <w:t xml:space="preserve"> za </w:t>
+      </w:r>
+      <w:proofErr w:type="spellStart"/>
+      <w:r>
+        <w:rPr>
+          <w:lang w:val="en-SI"/>
+        </w:rPr>
+        <w:t>teren</w:t>
+      </w:r>
+      <w:proofErr w:type="spellEnd"/>
+      <w:r>
+        <w:rPr>
+          <w:lang w:val="en-SI"/>
+        </w:rPr>
+        <w:t xml:space="preserve">, </w:t>
+      </w:r>
+      <w:proofErr w:type="spellStart"/>
+      <w:r>
+        <w:rPr>
+          <w:lang w:val="en-SI"/>
+        </w:rPr>
+        <w:t>vendar</w:t>
+      </w:r>
+      <w:proofErr w:type="spellEnd"/>
+      <w:r>
+        <w:rPr>
+          <w:lang w:val="en-SI"/>
+        </w:rPr>
+        <w:t xml:space="preserve"> </w:t>
+      </w:r>
+      <w:proofErr w:type="spellStart"/>
+      <w:r>
+        <w:rPr>
+          <w:lang w:val="en-SI"/>
+        </w:rPr>
+        <w:t>neobdelan</w:t>
+      </w:r>
+      <w:proofErr w:type="spellEnd"/>
+      <w:r>
+        <w:rPr>
+          <w:lang w:val="en-SI"/>
+        </w:rPr>
+        <w:t xml:space="preserve"> ne </w:t>
+      </w:r>
+      <w:proofErr w:type="spellStart"/>
+      <w:r>
+        <w:rPr>
+          <w:lang w:val="en-SI"/>
+        </w:rPr>
+        <w:t>izgleda</w:t>
+      </w:r>
+      <w:proofErr w:type="spellEnd"/>
+      <w:r>
+        <w:rPr>
+          <w:lang w:val="en-SI"/>
+        </w:rPr>
+        <w:t xml:space="preserve"> </w:t>
+      </w:r>
+      <w:proofErr w:type="spellStart"/>
+      <w:r>
+        <w:rPr>
+          <w:lang w:val="en-SI"/>
+        </w:rPr>
+        <w:t>najbolje</w:t>
+      </w:r>
+      <w:proofErr w:type="spellEnd"/>
+      <w:r>
+        <w:rPr>
+          <w:lang w:val="en-SI"/>
+        </w:rPr>
+        <w:t xml:space="preserve"> </w:t>
+      </w:r>
+      <w:proofErr w:type="spellStart"/>
+      <w:r>
+        <w:rPr>
+          <w:lang w:val="en-SI"/>
+        </w:rPr>
+        <w:t>ali</w:t>
+      </w:r>
+      <w:proofErr w:type="spellEnd"/>
+      <w:r>
+        <w:rPr>
+          <w:lang w:val="en-SI"/>
+        </w:rPr>
+        <w:t xml:space="preserve"> </w:t>
+      </w:r>
+      <w:proofErr w:type="spellStart"/>
+      <w:r>
+        <w:rPr>
+          <w:lang w:val="en-SI"/>
+        </w:rPr>
+        <w:t>prepričljivo</w:t>
+      </w:r>
+      <w:proofErr w:type="spellEnd"/>
+      <w:r>
+        <w:rPr>
+          <w:lang w:val="en-SI"/>
+        </w:rPr>
+        <w:t>.</w:t>
+      </w:r>
+    </w:p>
+    <w:p>
+      <w:pPr>
+        <w:pStyle w:val="Heading2"/>
+        <w:rPr>
+          <w:lang w:val="en-SI"/>
+        </w:rPr>
+      </w:pPr>
+      <w:r>
+        <w:rPr>
+          <w:lang w:val="en-SI"/>
+        </w:rPr>
+        <w:t>8. 2. N</w:t>
+      </w:r>
+    </w:p>
     <w:sectPr>
-      <w:headerReference w:type="default" r:id="rId34"/>
-      <w:footerReference w:type="default" r:id="rId35"/>
-      <w:headerReference w:type="first" r:id="rId36"/>
-      <w:footerReference w:type="first" r:id="rId37"/>
+      <w:headerReference w:type="default" r:id="rId39"/>
+      <w:footerReference w:type="default" r:id="rId40"/>
+      <w:headerReference w:type="first" r:id="rId41"/>
+      <w:footerReference w:type="first" r:id="rId42"/>
       <w:pgSz w:w="12240" w:h="15840"/>
       <w:pgMar w:top="1440" w:right="1440" w:bottom="1440" w:left="1440" w:header="720" w:footer="720" w:gutter="0"/>
       <w:cols w:space="720"/>
@@ -5970,7 +7778,6 @@
   <w:style w:type="character" w:default="1" w:styleId="DefaultParagraphFont">
     <w:name w:val="Default Paragraph Font"/>
     <w:uiPriority w:val="1"/>
-    <w:semiHidden/>
     <w:unhideWhenUsed/>
   </w:style>
   <w:style w:type="table" w:default="1" w:styleId="TableNormal">
@@ -6231,6 +8038,16 @@
     <w:rPr>
       <w:color w:val="605E5C"/>
       <w:shd w:val="clear" w:color="auto" w:fill="E1DFDD"/>
+    </w:rPr>
+  </w:style>
+  <w:style w:type="character" w:styleId="PlaceholderText">
+    <w:name w:val="Placeholder Text"/>
+    <w:basedOn w:val="DefaultParagraphFont"/>
+    <w:uiPriority w:val="99"/>
+    <w:semiHidden/>
+    <w:rsid w:val="00FD7345"/>
+    <w:rPr>
+      <w:color w:val="666666"/>
     </w:rPr>
   </w:style>
 </w:styles>

--- a/Strokovno Porocilo.docx
+++ b/Strokovno Porocilo.docx
@@ -167,7 +167,13 @@
         <w:t xml:space="preserve">        </w:t>
       </w:r>
       <w:r>
-        <w:t>Avtor: Nik Pavlović Semen R</w:t>
+        <w:t>Avtor: Nik Pavlović</w:t>
+      </w:r>
+      <w:r>
+        <w:t>-</w:t>
+      </w:r>
+      <w:r>
+        <w:t>Semen R</w:t>
       </w:r>
       <w:r>
         <w:t xml:space="preserve"> </w:t>
@@ -2062,29 +2068,13 @@
         <w:lastRenderedPageBreak/>
         <w:t xml:space="preserve">4. </w:t>
       </w:r>
-      <w:proofErr w:type="spellStart"/>
-      <w:r>
-        <w:rPr>
-          <w:lang w:val="en-SI"/>
-        </w:rPr>
-        <w:t>Urejevalnik</w:t>
-      </w:r>
-      <w:proofErr w:type="spellEnd"/>
-      <w:r>
-        <w:rPr>
-          <w:lang w:val="en-SI"/>
-        </w:rPr>
-        <w:t xml:space="preserve"> in </w:t>
-      </w:r>
-      <w:proofErr w:type="spellStart"/>
-      <w:r>
-        <w:rPr>
-          <w:lang w:val="en-SI"/>
-        </w:rPr>
-        <w:t>vizualizacija</w:t>
+      <w:r>
+        <w:rPr>
+          <w:lang w:val="en-SI"/>
+        </w:rPr>
+        <w:t>Urejevalnik in vizualizacija</w:t>
       </w:r>
       <w:bookmarkEnd w:id="19"/>
-      <w:proofErr w:type="spellEnd"/>
     </w:p>
     <w:p/>
     <w:p>
@@ -4806,6 +4796,9 @@
         <w:keepNext/>
       </w:pPr>
       <w:r>
+        <w:rPr>
+          <w:noProof/>
+        </w:rPr>
         <w:drawing>
           <wp:inline distT="0" distB="0" distL="0" distR="0" wp14:anchorId="2AF9EC68" wp14:editId="1A96D8E1">
             <wp:extent cx="3016226" cy="2047875"/>
@@ -4894,6 +4887,9 @@
         <w:keepNext/>
       </w:pPr>
       <w:r>
+        <w:rPr>
+          <w:noProof/>
+        </w:rPr>
         <w:drawing>
           <wp:inline distT="0" distB="0" distL="0" distR="0" wp14:anchorId="312F888C" wp14:editId="0F78EB74">
             <wp:extent cx="3038475" cy="1900021"/>
@@ -4993,56 +4989,79 @@
       <w:r>
         <w:t xml:space="preserve"> Generacija šuma je narejena z </w:t>
       </w:r>
-      <w:proofErr w:type="spellStart"/>
       <w:r>
         <w:rPr>
           <w:lang w:val="en-SI"/>
         </w:rPr>
         <w:t>FastNoiseLite</w:t>
       </w:r>
-      <w:proofErr w:type="spellEnd"/>
+      <w:r>
+        <w:rPr>
+          <w:lang w:val="en-SI"/>
+        </w:rPr>
+        <w:t xml:space="preserve"> objektom</w:t>
+      </w:r>
+      <w:r>
+        <w:rPr>
+          <w:lang w:val="en-SI"/>
+        </w:rPr>
+        <w:t xml:space="preserve"> oziroma knjižnico.</w:t>
+      </w:r>
+    </w:p>
+    <w:p>
+      <w:pPr>
+        <w:rPr>
+          <w:lang w:val="en-SI"/>
+        </w:rPr>
+      </w:pPr>
+      <w:r>
+        <w:rPr>
+          <w:lang w:val="en-SI"/>
+        </w:rPr>
+        <w:t xml:space="preserve">Lastnosti funkcionalnosti tega vozlišča vsebujejo </w:t>
+      </w:r>
+      <w:r>
+        <w:rPr>
+          <w:lang w:val="en-SI"/>
+        </w:rPr>
+        <w:t>številne</w:t>
+      </w:r>
+      <w:r>
+        <w:rPr>
+          <w:lang w:val="en-SI"/>
+        </w:rPr>
+        <w:t xml:space="preserve"> nastavite</w:t>
+      </w:r>
       <w:r>
         <w:rPr>
           <w:lang w:val="en-SI"/>
         </w:rPr>
         <w:t xml:space="preserve"> </w:t>
       </w:r>
-      <w:proofErr w:type="spellStart"/>
-      <w:r>
-        <w:rPr>
-          <w:lang w:val="en-SI"/>
-        </w:rPr>
-        <w:t>objektom</w:t>
-      </w:r>
-      <w:proofErr w:type="spellEnd"/>
-      <w:r>
-        <w:rPr>
-          <w:lang w:val="en-SI"/>
-        </w:rPr>
-        <w:t xml:space="preserve"> </w:t>
-      </w:r>
-      <w:proofErr w:type="spellStart"/>
-      <w:r>
-        <w:rPr>
-          <w:lang w:val="en-SI"/>
-        </w:rPr>
-        <w:t>oziroma</w:t>
-      </w:r>
-      <w:proofErr w:type="spellEnd"/>
-      <w:r>
-        <w:rPr>
-          <w:lang w:val="en-SI"/>
-        </w:rPr>
-        <w:t xml:space="preserve"> </w:t>
-      </w:r>
-      <w:proofErr w:type="spellStart"/>
-      <w:r>
-        <w:rPr>
-          <w:lang w:val="en-SI"/>
-        </w:rPr>
-        <w:t>knjižnico</w:t>
-      </w:r>
-      <w:proofErr w:type="spellEnd"/>
+      <w:r>
+        <w:rPr>
+          <w:lang w:val="en-SI"/>
+        </w:rPr>
+        <w:t>šuma</w:t>
+      </w:r>
+      <w:r>
+        <w:rPr>
+          <w:lang w:val="en-SI"/>
+        </w:rPr>
+        <w:t xml:space="preserve"> in </w:t>
+      </w:r>
+      <w:r>
+        <w:rPr>
+          <w:lang w:val="en-SI"/>
+        </w:rPr>
+        <w:t xml:space="preserve">njeovih </w:t>
+      </w:r>
+      <w:r>
+        <w:rPr>
+          <w:lang w:val="en-SI"/>
+        </w:rPr>
+        <w:t>oktav</w:t>
+      </w:r>
       <w:r>
         <w:rPr>
           <w:lang w:val="en-SI"/>
@@ -5052,157 +5071,11 @@
     </w:p>
     <w:p>
       <w:pPr>
-        <w:rPr>
-          <w:lang w:val="en-SI"/>
-        </w:rPr>
-      </w:pPr>
-      <w:proofErr w:type="spellStart"/>
-      <w:r>
-        <w:rPr>
-          <w:lang w:val="en-SI"/>
-        </w:rPr>
-        <w:t>Lastnosti</w:t>
-      </w:r>
-      <w:proofErr w:type="spellEnd"/>
-      <w:r>
-        <w:rPr>
-          <w:lang w:val="en-SI"/>
-        </w:rPr>
-        <w:t xml:space="preserve"> </w:t>
-      </w:r>
-      <w:proofErr w:type="spellStart"/>
-      <w:r>
-        <w:rPr>
-          <w:lang w:val="en-SI"/>
-        </w:rPr>
-        <w:t>funkcionalnosti</w:t>
-      </w:r>
-      <w:proofErr w:type="spellEnd"/>
-      <w:r>
-        <w:rPr>
-          <w:lang w:val="en-SI"/>
-        </w:rPr>
-        <w:t xml:space="preserve"> </w:t>
-      </w:r>
-      <w:proofErr w:type="spellStart"/>
-      <w:r>
-        <w:rPr>
-          <w:lang w:val="en-SI"/>
-        </w:rPr>
-        <w:t>tega</w:t>
-      </w:r>
-      <w:proofErr w:type="spellEnd"/>
-      <w:r>
-        <w:rPr>
-          <w:lang w:val="en-SI"/>
-        </w:rPr>
-        <w:t xml:space="preserve"> </w:t>
-      </w:r>
-      <w:proofErr w:type="spellStart"/>
-      <w:r>
-        <w:rPr>
-          <w:lang w:val="en-SI"/>
-        </w:rPr>
-        <w:t>vozlišča</w:t>
-      </w:r>
-      <w:proofErr w:type="spellEnd"/>
-      <w:r>
-        <w:rPr>
-          <w:lang w:val="en-SI"/>
-        </w:rPr>
-        <w:t xml:space="preserve"> </w:t>
-      </w:r>
-      <w:proofErr w:type="spellStart"/>
-      <w:r>
-        <w:rPr>
-          <w:lang w:val="en-SI"/>
-        </w:rPr>
-        <w:t>vsebujejo</w:t>
-      </w:r>
-      <w:proofErr w:type="spellEnd"/>
-      <w:r>
-        <w:rPr>
-          <w:lang w:val="en-SI"/>
-        </w:rPr>
-        <w:t xml:space="preserve"> </w:t>
-      </w:r>
-      <w:proofErr w:type="spellStart"/>
-      <w:r>
-        <w:rPr>
-          <w:lang w:val="en-SI"/>
-        </w:rPr>
-        <w:t>številne</w:t>
-      </w:r>
-      <w:proofErr w:type="spellEnd"/>
-      <w:r>
-        <w:rPr>
-          <w:lang w:val="en-SI"/>
-        </w:rPr>
-        <w:t xml:space="preserve"> </w:t>
-      </w:r>
-      <w:proofErr w:type="spellStart"/>
-      <w:r>
-        <w:rPr>
-          <w:lang w:val="en-SI"/>
-        </w:rPr>
-        <w:t>nastavite</w:t>
-      </w:r>
-      <w:proofErr w:type="spellEnd"/>
-      <w:r>
-        <w:rPr>
-          <w:lang w:val="en-SI"/>
-        </w:rPr>
-        <w:t xml:space="preserve"> </w:t>
-      </w:r>
-      <w:proofErr w:type="spellStart"/>
-      <w:r>
-        <w:rPr>
-          <w:lang w:val="en-SI"/>
-        </w:rPr>
-        <w:t>šuma</w:t>
-      </w:r>
-      <w:proofErr w:type="spellEnd"/>
-      <w:r>
-        <w:rPr>
-          <w:lang w:val="en-SI"/>
-        </w:rPr>
-        <w:t xml:space="preserve"> in </w:t>
-      </w:r>
-      <w:proofErr w:type="spellStart"/>
-      <w:r>
-        <w:rPr>
-          <w:lang w:val="en-SI"/>
-        </w:rPr>
-        <w:t>njeovih</w:t>
-      </w:r>
-      <w:proofErr w:type="spellEnd"/>
-      <w:r>
-        <w:rPr>
-          <w:lang w:val="en-SI"/>
-        </w:rPr>
-        <w:t xml:space="preserve"> </w:t>
-      </w:r>
-      <w:proofErr w:type="spellStart"/>
-      <w:r>
-        <w:rPr>
-          <w:lang w:val="en-SI"/>
-        </w:rPr>
-        <w:t>oktav</w:t>
-      </w:r>
-      <w:proofErr w:type="spellEnd"/>
-      <w:r>
-        <w:rPr>
-          <w:lang w:val="en-SI"/>
-        </w:rPr>
-        <w:t>.</w:t>
-      </w:r>
-    </w:p>
-    <w:p>
-      <w:pPr>
         <w:keepNext/>
       </w:pPr>
       <w:r>
         <w:rPr>
+          <w:noProof/>
           <w:lang w:val="en-SI"/>
         </w:rPr>
         <w:drawing>
@@ -5283,319 +5156,23 @@
         </w:rPr>
         <w:t xml:space="preserve">Kot </w:t>
       </w:r>
-      <w:proofErr w:type="spellStart"/>
-      <w:r>
-        <w:rPr>
-          <w:lang w:val="en-SI"/>
-        </w:rPr>
-        <w:t>poskus</w:t>
-      </w:r>
-      <w:proofErr w:type="spellEnd"/>
-      <w:r>
-        <w:rPr>
-          <w:lang w:val="en-SI"/>
-        </w:rPr>
-        <w:t xml:space="preserve"> </w:t>
-      </w:r>
-      <w:proofErr w:type="spellStart"/>
-      <w:r>
-        <w:rPr>
-          <w:lang w:val="en-SI"/>
-        </w:rPr>
-        <w:t>pohitritve</w:t>
-      </w:r>
-      <w:proofErr w:type="spellEnd"/>
-      <w:r>
-        <w:rPr>
-          <w:lang w:val="en-SI"/>
-        </w:rPr>
-        <w:t xml:space="preserve"> ta </w:t>
-      </w:r>
-      <w:proofErr w:type="spellStart"/>
-      <w:r>
-        <w:rPr>
-          <w:lang w:val="en-SI"/>
-        </w:rPr>
-        <w:t>koda</w:t>
-      </w:r>
-      <w:proofErr w:type="spellEnd"/>
-      <w:r>
-        <w:rPr>
-          <w:lang w:val="en-SI"/>
-        </w:rPr>
-        <w:t xml:space="preserve"> </w:t>
-      </w:r>
-      <w:proofErr w:type="spellStart"/>
-      <w:r>
-        <w:rPr>
-          <w:lang w:val="en-SI"/>
-        </w:rPr>
-        <w:t>specifične</w:t>
-      </w:r>
-      <w:proofErr w:type="spellEnd"/>
-      <w:r>
-        <w:rPr>
-          <w:lang w:val="en-SI"/>
-        </w:rPr>
-        <w:t xml:space="preserve"> </w:t>
-      </w:r>
-      <w:proofErr w:type="spellStart"/>
-      <w:r>
-        <w:rPr>
-          <w:lang w:val="en-SI"/>
-        </w:rPr>
-        <w:t>funkcionalnosti</w:t>
-      </w:r>
-      <w:proofErr w:type="spellEnd"/>
-      <w:r>
-        <w:rPr>
-          <w:lang w:val="en-SI"/>
-        </w:rPr>
-        <w:t xml:space="preserve"> </w:t>
-      </w:r>
-      <w:proofErr w:type="spellStart"/>
-      <w:r>
-        <w:rPr>
-          <w:lang w:val="en-SI"/>
-        </w:rPr>
-        <w:t>deluje</w:t>
-      </w:r>
-      <w:proofErr w:type="spellEnd"/>
-      <w:r>
-        <w:rPr>
-          <w:lang w:val="en-SI"/>
-        </w:rPr>
-        <w:t xml:space="preserve"> </w:t>
-      </w:r>
-      <w:proofErr w:type="spellStart"/>
-      <w:r>
-        <w:rPr>
-          <w:lang w:val="en-SI"/>
-        </w:rPr>
-        <w:t>na</w:t>
-      </w:r>
-      <w:proofErr w:type="spellEnd"/>
-      <w:r>
-        <w:rPr>
-          <w:lang w:val="en-SI"/>
-        </w:rPr>
-        <w:t xml:space="preserve"> </w:t>
-      </w:r>
-      <w:proofErr w:type="spellStart"/>
-      <w:r>
-        <w:rPr>
-          <w:lang w:val="en-SI"/>
-        </w:rPr>
-        <w:t>večih</w:t>
-      </w:r>
-      <w:proofErr w:type="spellEnd"/>
-      <w:r>
-        <w:rPr>
-          <w:lang w:val="en-SI"/>
-        </w:rPr>
-        <w:t xml:space="preserve"> </w:t>
-      </w:r>
-      <w:proofErr w:type="spellStart"/>
-      <w:r>
-        <w:rPr>
-          <w:lang w:val="en-SI"/>
-        </w:rPr>
-        <w:t>procesorskih</w:t>
-      </w:r>
-      <w:proofErr w:type="spellEnd"/>
-      <w:r>
-        <w:rPr>
-          <w:lang w:val="en-SI"/>
-        </w:rPr>
-        <w:t xml:space="preserve"> </w:t>
-      </w:r>
-      <w:proofErr w:type="spellStart"/>
-      <w:r>
-        <w:rPr>
-          <w:lang w:val="en-SI"/>
-        </w:rPr>
-        <w:t>nitih</w:t>
-      </w:r>
-      <w:proofErr w:type="spellEnd"/>
-      <w:r>
-        <w:rPr>
-          <w:lang w:val="en-SI"/>
-        </w:rPr>
-        <w:t>.</w:t>
-      </w:r>
-      <w:r>
-        <w:rPr>
-          <w:lang w:val="en-SI"/>
-        </w:rPr>
-        <w:t xml:space="preserve"> Za </w:t>
-      </w:r>
-      <w:proofErr w:type="spellStart"/>
-      <w:r>
-        <w:rPr>
-          <w:lang w:val="en-SI"/>
-        </w:rPr>
-        <w:t>vsako</w:t>
-      </w:r>
-      <w:proofErr w:type="spellEnd"/>
-      <w:r>
-        <w:rPr>
-          <w:lang w:val="en-SI"/>
-        </w:rPr>
-        <w:t xml:space="preserve"> </w:t>
-      </w:r>
-      <w:proofErr w:type="spellStart"/>
-      <w:r>
-        <w:rPr>
-          <w:lang w:val="en-SI"/>
-        </w:rPr>
-        <w:t>uporabljeno</w:t>
-      </w:r>
-      <w:proofErr w:type="spellEnd"/>
-      <w:r>
-        <w:rPr>
-          <w:lang w:val="en-SI"/>
-        </w:rPr>
-        <w:t xml:space="preserve"> nit se </w:t>
-      </w:r>
-      <w:proofErr w:type="spellStart"/>
-      <w:r>
-        <w:rPr>
-          <w:lang w:val="en-SI"/>
-        </w:rPr>
-        <w:t>ustvari</w:t>
-      </w:r>
-      <w:proofErr w:type="spellEnd"/>
-      <w:r>
-        <w:rPr>
-          <w:lang w:val="en-SI"/>
-        </w:rPr>
-        <w:t xml:space="preserve"> </w:t>
-      </w:r>
-      <w:proofErr w:type="spellStart"/>
-      <w:r>
-        <w:rPr>
-          <w:lang w:val="en-SI"/>
-        </w:rPr>
-        <w:t>struktura</w:t>
-      </w:r>
-      <w:proofErr w:type="spellEnd"/>
-      <w:r>
-        <w:rPr>
-          <w:lang w:val="en-SI"/>
-        </w:rPr>
-        <w:t xml:space="preserve">, ki </w:t>
-      </w:r>
-      <w:proofErr w:type="spellStart"/>
-      <w:r>
-        <w:rPr>
-          <w:lang w:val="en-SI"/>
-        </w:rPr>
-        <w:t>vsebuje</w:t>
-      </w:r>
-      <w:proofErr w:type="spellEnd"/>
-      <w:r>
-        <w:rPr>
-          <w:lang w:val="en-SI"/>
-        </w:rPr>
-        <w:t xml:space="preserve"> </w:t>
-      </w:r>
-      <w:proofErr w:type="spellStart"/>
-      <w:r>
-        <w:rPr>
-          <w:lang w:val="en-SI"/>
-        </w:rPr>
-        <w:t>podatke</w:t>
-      </w:r>
-      <w:proofErr w:type="spellEnd"/>
-      <w:r>
-        <w:rPr>
-          <w:lang w:val="en-SI"/>
-        </w:rPr>
-        <w:t xml:space="preserve">, ki so </w:t>
-      </w:r>
-      <w:proofErr w:type="spellStart"/>
-      <w:r>
-        <w:rPr>
-          <w:lang w:val="en-SI"/>
-        </w:rPr>
-        <w:t>potrebni</w:t>
-      </w:r>
-      <w:proofErr w:type="spellEnd"/>
-      <w:r>
-        <w:rPr>
-          <w:lang w:val="en-SI"/>
-        </w:rPr>
-        <w:t xml:space="preserve"> za </w:t>
-      </w:r>
-      <w:proofErr w:type="spellStart"/>
-      <w:r>
-        <w:rPr>
-          <w:lang w:val="en-SI"/>
-        </w:rPr>
-        <w:t>delovanje</w:t>
-      </w:r>
-      <w:proofErr w:type="spellEnd"/>
-      <w:r>
-        <w:rPr>
-          <w:lang w:val="en-SI"/>
-        </w:rPr>
-        <w:t xml:space="preserve"> </w:t>
-      </w:r>
-      <w:proofErr w:type="spellStart"/>
-      <w:r>
-        <w:rPr>
-          <w:lang w:val="en-SI"/>
-        </w:rPr>
-        <w:t>kode</w:t>
-      </w:r>
-      <w:proofErr w:type="spellEnd"/>
-      <w:r>
-        <w:rPr>
-          <w:lang w:val="en-SI"/>
-        </w:rPr>
-        <w:t xml:space="preserve"> </w:t>
-      </w:r>
-      <w:proofErr w:type="spellStart"/>
-      <w:r>
-        <w:rPr>
-          <w:lang w:val="en-SI"/>
-        </w:rPr>
-        <w:t>na</w:t>
-      </w:r>
-      <w:proofErr w:type="spellEnd"/>
-      <w:r>
-        <w:rPr>
-          <w:lang w:val="en-SI"/>
-        </w:rPr>
-        <w:t xml:space="preserve"> </w:t>
-      </w:r>
-      <w:proofErr w:type="spellStart"/>
-      <w:r>
-        <w:rPr>
-          <w:lang w:val="en-SI"/>
-        </w:rPr>
-        <w:t>večih</w:t>
-      </w:r>
-      <w:proofErr w:type="spellEnd"/>
-      <w:r>
-        <w:rPr>
-          <w:lang w:val="en-SI"/>
-        </w:rPr>
-        <w:t xml:space="preserve"> </w:t>
-      </w:r>
-      <w:proofErr w:type="spellStart"/>
-      <w:r>
-        <w:rPr>
-          <w:lang w:val="en-SI"/>
-        </w:rPr>
-        <w:t>nitih</w:t>
-      </w:r>
-      <w:proofErr w:type="spellEnd"/>
-      <w:r>
-        <w:rPr>
-          <w:lang w:val="en-SI"/>
-        </w:rPr>
-        <w:t xml:space="preserve">. </w:t>
+      <w:r>
+        <w:rPr>
+          <w:lang w:val="en-SI"/>
+        </w:rPr>
+        <w:t xml:space="preserve">poskus pohitritve ta </w:t>
+      </w:r>
+      <w:r>
+        <w:rPr>
+          <w:lang w:val="en-SI"/>
+        </w:rPr>
+        <w:t>koda specifične funkcionalnosti deluje na večih procesorskih nitih.</w:t>
+      </w:r>
+      <w:r>
+        <w:rPr>
+          <w:lang w:val="en-SI"/>
+        </w:rPr>
+        <w:t xml:space="preserve"> Za vsako uporabljeno nit se ustvari struktura, ki vsebuje podatke, ki so potrebni za delovanje kode na večih nitih. </w:t>
       </w:r>
     </w:p>
     <w:p>
@@ -5604,6 +5181,7 @@
       </w:pPr>
       <w:r>
         <w:rPr>
+          <w:noProof/>
           <w:lang w:val="en-SI"/>
         </w:rPr>
         <w:drawing>
@@ -5692,561 +5270,67 @@
           <w:lang w:val="en-SI"/>
         </w:rPr>
       </w:pPr>
-      <w:proofErr w:type="spellStart"/>
       <w:r>
         <w:rPr>
           <w:lang w:val="en-SI"/>
         </w:rPr>
         <w:lastRenderedPageBreak/>
-        <w:t>Vsaka</w:t>
-      </w:r>
-      <w:proofErr w:type="spellEnd"/>
-      <w:r>
-        <w:rPr>
-          <w:lang w:val="en-SI"/>
-        </w:rPr>
-        <w:t xml:space="preserve"> nit </w:t>
-      </w:r>
-      <w:proofErr w:type="spellStart"/>
-      <w:r>
-        <w:rPr>
-          <w:lang w:val="en-SI"/>
-        </w:rPr>
-        <w:t>dobi</w:t>
-      </w:r>
-      <w:proofErr w:type="spellEnd"/>
-      <w:r>
-        <w:rPr>
-          <w:lang w:val="en-SI"/>
-        </w:rPr>
-        <w:t xml:space="preserve"> za </w:t>
-      </w:r>
-      <w:proofErr w:type="spellStart"/>
-      <w:r>
-        <w:rPr>
-          <w:lang w:val="en-SI"/>
-        </w:rPr>
-        <w:t>obdelati</w:t>
-      </w:r>
-      <w:proofErr w:type="spellEnd"/>
-      <w:r>
-        <w:rPr>
-          <w:lang w:val="en-SI"/>
-        </w:rPr>
-        <w:t xml:space="preserve"> del </w:t>
-      </w:r>
-      <w:proofErr w:type="spellStart"/>
-      <w:r>
-        <w:rPr>
-          <w:lang w:val="en-SI"/>
-        </w:rPr>
-        <w:t>mreže</w:t>
-      </w:r>
-      <w:proofErr w:type="spellEnd"/>
+        <w:t xml:space="preserve">Vsaka nit dobi za obdelati del mreže terena, in za vsako polje se kliče funkcija, ki vzorči šum in hkrati uporabi masko ali distorcijo. </w:t>
+      </w:r>
+      <w:r>
+        <w:rPr>
+          <w:lang w:val="en-SI"/>
+        </w:rPr>
+        <w:t>Skoraj vsaka funkcionalnost vsebuje uporabo mask, ki določajo kako močno se na vsaki poziciji pozna učinkovitost operacije.</w:t>
+      </w:r>
       <w:r>
         <w:rPr>
           <w:lang w:val="en-SI"/>
         </w:rPr>
         <w:t xml:space="preserve"> </w:t>
       </w:r>
-      <w:proofErr w:type="spellStart"/>
-      <w:r>
-        <w:rPr>
-          <w:lang w:val="en-SI"/>
-        </w:rPr>
-        <w:t>terena</w:t>
-      </w:r>
-      <w:proofErr w:type="spellEnd"/>
-      <w:r>
-        <w:rPr>
-          <w:lang w:val="en-SI"/>
-        </w:rPr>
-        <w:t xml:space="preserve">, in za </w:t>
-      </w:r>
-      <w:proofErr w:type="spellStart"/>
-      <w:r>
-        <w:rPr>
-          <w:lang w:val="en-SI"/>
-        </w:rPr>
-        <w:t>vsako</w:t>
-      </w:r>
-      <w:proofErr w:type="spellEnd"/>
-      <w:r>
-        <w:rPr>
-          <w:lang w:val="en-SI"/>
-        </w:rPr>
-        <w:t xml:space="preserve"> polje se </w:t>
-      </w:r>
-      <w:proofErr w:type="spellStart"/>
-      <w:r>
-        <w:rPr>
-          <w:lang w:val="en-SI"/>
-        </w:rPr>
-        <w:t>kliče</w:t>
-      </w:r>
-      <w:proofErr w:type="spellEnd"/>
+      <w:r>
+        <w:rPr>
+          <w:lang w:val="en-SI"/>
+        </w:rPr>
+        <w:t>Na kratko</w:t>
+      </w:r>
+      <w:r>
+        <w:rPr>
+          <w:lang w:val="en-SI"/>
+        </w:rPr>
+        <w:t>,</w:t>
+      </w:r>
+      <w:r>
+        <w:rPr>
+          <w:lang w:val="en-SI"/>
+        </w:rPr>
+        <w:t xml:space="preserve"> d</w:t>
+      </w:r>
+      <w:r>
+        <w:rPr>
+          <w:lang w:val="en-SI"/>
+        </w:rPr>
+        <w:t>istorcija deluje kot zamik vzorčenja</w:t>
+      </w:r>
+      <w:r>
+        <w:rPr>
+          <w:lang w:val="en-SI"/>
+        </w:rPr>
+        <w:t>, ki je drugačen za vsako polje</w:t>
+      </w:r>
+      <w:r>
+        <w:rPr>
+          <w:lang w:val="en-SI"/>
+        </w:rPr>
+        <w:t>.</w:t>
+      </w:r>
       <w:r>
         <w:rPr>
           <w:lang w:val="en-SI"/>
         </w:rPr>
         <w:t xml:space="preserve"> </w:t>
       </w:r>
-      <w:proofErr w:type="spellStart"/>
-      <w:r>
-        <w:rPr>
-          <w:lang w:val="en-SI"/>
-        </w:rPr>
-        <w:t>funkcija</w:t>
-      </w:r>
-      <w:proofErr w:type="spellEnd"/>
-      <w:r>
-        <w:rPr>
-          <w:lang w:val="en-SI"/>
-        </w:rPr>
-        <w:t xml:space="preserve">, ki </w:t>
-      </w:r>
-      <w:proofErr w:type="spellStart"/>
-      <w:r>
-        <w:rPr>
-          <w:lang w:val="en-SI"/>
-        </w:rPr>
-        <w:t>vzorči</w:t>
-      </w:r>
-      <w:proofErr w:type="spellEnd"/>
-      <w:r>
-        <w:rPr>
-          <w:lang w:val="en-SI"/>
-        </w:rPr>
-        <w:t xml:space="preserve"> </w:t>
-      </w:r>
-      <w:proofErr w:type="spellStart"/>
-      <w:r>
-        <w:rPr>
-          <w:lang w:val="en-SI"/>
-        </w:rPr>
-        <w:t>šum</w:t>
-      </w:r>
-      <w:proofErr w:type="spellEnd"/>
-      <w:r>
-        <w:rPr>
-          <w:lang w:val="en-SI"/>
-        </w:rPr>
-        <w:t xml:space="preserve"> in </w:t>
-      </w:r>
-      <w:proofErr w:type="spellStart"/>
-      <w:r>
-        <w:rPr>
-          <w:lang w:val="en-SI"/>
-        </w:rPr>
-        <w:t>hkrati</w:t>
-      </w:r>
-      <w:proofErr w:type="spellEnd"/>
-      <w:r>
-        <w:rPr>
-          <w:lang w:val="en-SI"/>
-        </w:rPr>
-        <w:t xml:space="preserve"> </w:t>
-      </w:r>
-      <w:proofErr w:type="spellStart"/>
-      <w:r>
-        <w:rPr>
-          <w:lang w:val="en-SI"/>
-        </w:rPr>
-        <w:t>uporabi</w:t>
-      </w:r>
-      <w:proofErr w:type="spellEnd"/>
-      <w:r>
-        <w:rPr>
-          <w:lang w:val="en-SI"/>
-        </w:rPr>
-        <w:t xml:space="preserve"> </w:t>
-      </w:r>
-      <w:proofErr w:type="spellStart"/>
-      <w:r>
-        <w:rPr>
-          <w:lang w:val="en-SI"/>
-        </w:rPr>
-        <w:t>masko</w:t>
-      </w:r>
-      <w:proofErr w:type="spellEnd"/>
-      <w:r>
-        <w:rPr>
-          <w:lang w:val="en-SI"/>
-        </w:rPr>
-        <w:t xml:space="preserve"> </w:t>
-      </w:r>
-      <w:proofErr w:type="spellStart"/>
-      <w:r>
-        <w:rPr>
-          <w:lang w:val="en-SI"/>
-        </w:rPr>
-        <w:t>ali</w:t>
-      </w:r>
-      <w:proofErr w:type="spellEnd"/>
-      <w:r>
-        <w:rPr>
-          <w:lang w:val="en-SI"/>
-        </w:rPr>
-        <w:t xml:space="preserve"> </w:t>
-      </w:r>
-      <w:proofErr w:type="spellStart"/>
-      <w:r>
-        <w:rPr>
-          <w:lang w:val="en-SI"/>
-        </w:rPr>
-        <w:t>distorcijo</w:t>
-      </w:r>
-      <w:proofErr w:type="spellEnd"/>
-      <w:r>
-        <w:rPr>
-          <w:lang w:val="en-SI"/>
-        </w:rPr>
-        <w:t xml:space="preserve">. </w:t>
-      </w:r>
-      <w:proofErr w:type="spellStart"/>
-      <w:r>
-        <w:rPr>
-          <w:lang w:val="en-SI"/>
-        </w:rPr>
-        <w:t>Skoraj</w:t>
-      </w:r>
-      <w:proofErr w:type="spellEnd"/>
-      <w:r>
-        <w:rPr>
-          <w:lang w:val="en-SI"/>
-        </w:rPr>
-        <w:t xml:space="preserve"> </w:t>
-      </w:r>
-      <w:proofErr w:type="spellStart"/>
-      <w:r>
-        <w:rPr>
-          <w:lang w:val="en-SI"/>
-        </w:rPr>
-        <w:t>vsaka</w:t>
-      </w:r>
-      <w:proofErr w:type="spellEnd"/>
-      <w:r>
-        <w:rPr>
-          <w:lang w:val="en-SI"/>
-        </w:rPr>
-        <w:t xml:space="preserve"> </w:t>
-      </w:r>
-      <w:proofErr w:type="spellStart"/>
-      <w:r>
-        <w:rPr>
-          <w:lang w:val="en-SI"/>
-        </w:rPr>
-        <w:t>funkcionalnost</w:t>
-      </w:r>
-      <w:proofErr w:type="spellEnd"/>
-      <w:r>
-        <w:rPr>
-          <w:lang w:val="en-SI"/>
-        </w:rPr>
-        <w:t xml:space="preserve"> </w:t>
-      </w:r>
-      <w:proofErr w:type="spellStart"/>
-      <w:r>
-        <w:rPr>
-          <w:lang w:val="en-SI"/>
-        </w:rPr>
-        <w:t>vsebuje</w:t>
-      </w:r>
-      <w:proofErr w:type="spellEnd"/>
-      <w:r>
-        <w:rPr>
-          <w:lang w:val="en-SI"/>
-        </w:rPr>
-        <w:t xml:space="preserve"> </w:t>
-      </w:r>
-      <w:proofErr w:type="spellStart"/>
-      <w:r>
-        <w:rPr>
-          <w:lang w:val="en-SI"/>
-        </w:rPr>
-        <w:t>uporabo</w:t>
-      </w:r>
-      <w:proofErr w:type="spellEnd"/>
-      <w:r>
-        <w:rPr>
-          <w:lang w:val="en-SI"/>
-        </w:rPr>
-        <w:t xml:space="preserve"> mask, ki </w:t>
-      </w:r>
-      <w:proofErr w:type="spellStart"/>
-      <w:r>
-        <w:rPr>
-          <w:lang w:val="en-SI"/>
-        </w:rPr>
-        <w:t>določajo</w:t>
-      </w:r>
-      <w:proofErr w:type="spellEnd"/>
-      <w:r>
-        <w:rPr>
-          <w:lang w:val="en-SI"/>
-        </w:rPr>
-        <w:t xml:space="preserve"> </w:t>
-      </w:r>
-      <w:proofErr w:type="spellStart"/>
-      <w:r>
-        <w:rPr>
-          <w:lang w:val="en-SI"/>
-        </w:rPr>
-        <w:t>kako</w:t>
-      </w:r>
-      <w:proofErr w:type="spellEnd"/>
-      <w:r>
-        <w:rPr>
-          <w:lang w:val="en-SI"/>
-        </w:rPr>
-        <w:t xml:space="preserve"> </w:t>
-      </w:r>
-      <w:proofErr w:type="spellStart"/>
-      <w:r>
-        <w:rPr>
-          <w:lang w:val="en-SI"/>
-        </w:rPr>
-        <w:t>močno</w:t>
-      </w:r>
-      <w:proofErr w:type="spellEnd"/>
-      <w:r>
-        <w:rPr>
-          <w:lang w:val="en-SI"/>
-        </w:rPr>
-        <w:t xml:space="preserve"> se </w:t>
-      </w:r>
-      <w:proofErr w:type="spellStart"/>
-      <w:r>
-        <w:rPr>
-          <w:lang w:val="en-SI"/>
-        </w:rPr>
-        <w:t>na</w:t>
-      </w:r>
-      <w:proofErr w:type="spellEnd"/>
-      <w:r>
-        <w:rPr>
-          <w:lang w:val="en-SI"/>
-        </w:rPr>
-        <w:t xml:space="preserve"> </w:t>
-      </w:r>
-      <w:proofErr w:type="spellStart"/>
-      <w:r>
-        <w:rPr>
-          <w:lang w:val="en-SI"/>
-        </w:rPr>
-        <w:t>vsaki</w:t>
-      </w:r>
-      <w:proofErr w:type="spellEnd"/>
-      <w:r>
-        <w:rPr>
-          <w:lang w:val="en-SI"/>
-        </w:rPr>
-        <w:t xml:space="preserve"> </w:t>
-      </w:r>
-      <w:proofErr w:type="spellStart"/>
-      <w:r>
-        <w:rPr>
-          <w:lang w:val="en-SI"/>
-        </w:rPr>
-        <w:t>poziciji</w:t>
-      </w:r>
-      <w:proofErr w:type="spellEnd"/>
-      <w:r>
-        <w:rPr>
-          <w:lang w:val="en-SI"/>
-        </w:rPr>
-        <w:t xml:space="preserve"> </w:t>
-      </w:r>
-      <w:proofErr w:type="spellStart"/>
-      <w:r>
-        <w:rPr>
-          <w:lang w:val="en-SI"/>
-        </w:rPr>
-        <w:t>pozna</w:t>
-      </w:r>
-      <w:proofErr w:type="spellEnd"/>
-      <w:r>
-        <w:rPr>
-          <w:lang w:val="en-SI"/>
-        </w:rPr>
-        <w:t xml:space="preserve"> </w:t>
-      </w:r>
-      <w:proofErr w:type="spellStart"/>
-      <w:r>
-        <w:rPr>
-          <w:lang w:val="en-SI"/>
-        </w:rPr>
-        <w:t>učinkovitost</w:t>
-      </w:r>
-      <w:proofErr w:type="spellEnd"/>
-      <w:r>
-        <w:rPr>
-          <w:lang w:val="en-SI"/>
-        </w:rPr>
-        <w:t xml:space="preserve"> </w:t>
-      </w:r>
-      <w:proofErr w:type="spellStart"/>
-      <w:r>
-        <w:rPr>
-          <w:lang w:val="en-SI"/>
-        </w:rPr>
-        <w:t>operacije</w:t>
-      </w:r>
-      <w:proofErr w:type="spellEnd"/>
-      <w:r>
-        <w:rPr>
-          <w:lang w:val="en-SI"/>
-        </w:rPr>
-        <w:t>.</w:t>
-      </w:r>
-      <w:r>
-        <w:rPr>
-          <w:lang w:val="en-SI"/>
-        </w:rPr>
-        <w:t xml:space="preserve"> </w:t>
-      </w:r>
-      <w:r>
-        <w:rPr>
-          <w:lang w:val="en-SI"/>
-        </w:rPr>
-        <w:t xml:space="preserve">Na </w:t>
-      </w:r>
-      <w:proofErr w:type="spellStart"/>
-      <w:r>
-        <w:rPr>
-          <w:lang w:val="en-SI"/>
-        </w:rPr>
-        <w:t>kratko</w:t>
-      </w:r>
-      <w:proofErr w:type="spellEnd"/>
-      <w:r>
-        <w:rPr>
-          <w:lang w:val="en-SI"/>
-        </w:rPr>
-        <w:t>,</w:t>
-      </w:r>
-      <w:r>
-        <w:rPr>
-          <w:lang w:val="en-SI"/>
-        </w:rPr>
-        <w:t xml:space="preserve"> </w:t>
-      </w:r>
-      <w:proofErr w:type="spellStart"/>
-      <w:r>
-        <w:rPr>
-          <w:lang w:val="en-SI"/>
-        </w:rPr>
-        <w:t>d</w:t>
-      </w:r>
-      <w:r>
-        <w:rPr>
-          <w:lang w:val="en-SI"/>
-        </w:rPr>
-        <w:t>istorcija</w:t>
-      </w:r>
-      <w:proofErr w:type="spellEnd"/>
-      <w:r>
-        <w:rPr>
-          <w:lang w:val="en-SI"/>
-        </w:rPr>
-        <w:t xml:space="preserve"> </w:t>
-      </w:r>
-      <w:proofErr w:type="spellStart"/>
-      <w:r>
-        <w:rPr>
-          <w:lang w:val="en-SI"/>
-        </w:rPr>
-        <w:t>deluje</w:t>
-      </w:r>
-      <w:proofErr w:type="spellEnd"/>
-      <w:r>
-        <w:rPr>
-          <w:lang w:val="en-SI"/>
-        </w:rPr>
-        <w:t xml:space="preserve"> </w:t>
-      </w:r>
-      <w:proofErr w:type="spellStart"/>
-      <w:r>
-        <w:rPr>
-          <w:lang w:val="en-SI"/>
-        </w:rPr>
-        <w:t>kot</w:t>
-      </w:r>
-      <w:proofErr w:type="spellEnd"/>
-      <w:r>
-        <w:rPr>
-          <w:lang w:val="en-SI"/>
-        </w:rPr>
-        <w:t xml:space="preserve"> </w:t>
-      </w:r>
-      <w:proofErr w:type="spellStart"/>
-      <w:r>
-        <w:rPr>
-          <w:lang w:val="en-SI"/>
-        </w:rPr>
-        <w:t>zamik</w:t>
-      </w:r>
-      <w:proofErr w:type="spellEnd"/>
-      <w:r>
-        <w:rPr>
-          <w:lang w:val="en-SI"/>
-        </w:rPr>
-        <w:t xml:space="preserve"> </w:t>
-      </w:r>
-      <w:proofErr w:type="spellStart"/>
-      <w:r>
-        <w:rPr>
-          <w:lang w:val="en-SI"/>
-        </w:rPr>
-        <w:t>vzorčenja</w:t>
-      </w:r>
-      <w:proofErr w:type="spellEnd"/>
-      <w:r>
-        <w:rPr>
-          <w:lang w:val="en-SI"/>
-        </w:rPr>
-        <w:t xml:space="preserve">, ki je </w:t>
-      </w:r>
-      <w:proofErr w:type="spellStart"/>
-      <w:r>
-        <w:rPr>
-          <w:lang w:val="en-SI"/>
-        </w:rPr>
-        <w:t>drugačen</w:t>
-      </w:r>
-      <w:proofErr w:type="spellEnd"/>
-      <w:r>
-        <w:rPr>
-          <w:lang w:val="en-SI"/>
-        </w:rPr>
-        <w:t xml:space="preserve"> za </w:t>
-      </w:r>
-      <w:proofErr w:type="spellStart"/>
-      <w:r>
-        <w:rPr>
-          <w:lang w:val="en-SI"/>
-        </w:rPr>
-        <w:t>vsako</w:t>
-      </w:r>
-      <w:proofErr w:type="spellEnd"/>
-      <w:r>
-        <w:rPr>
-          <w:lang w:val="en-SI"/>
-        </w:rPr>
-        <w:t xml:space="preserve"> polje</w:t>
-      </w:r>
-      <w:r>
-        <w:rPr>
-          <w:lang w:val="en-SI"/>
-        </w:rPr>
-        <w:t>.</w:t>
-      </w:r>
-      <w:r>
-        <w:rPr>
-          <w:lang w:val="en-SI"/>
-        </w:rPr>
-        <w:t xml:space="preserve"> </w:t>
-      </w:r>
     </w:p>
     <w:p>
       <w:pPr>
@@ -6254,6 +5338,7 @@
       </w:pPr>
       <w:r>
         <w:rPr>
+          <w:noProof/>
           <w:lang w:val="en-SI"/>
         </w:rPr>
         <w:drawing>
@@ -6332,175 +5417,307 @@
         <w:rPr>
           <w:lang w:val="en-SI"/>
         </w:rPr>
-        <w:t xml:space="preserve">Samo </w:t>
-      </w:r>
-      <w:proofErr w:type="spellStart"/>
-      <w:r>
-        <w:rPr>
-          <w:lang w:val="en-SI"/>
-        </w:rPr>
-        <w:t>šum</w:t>
-      </w:r>
-      <w:proofErr w:type="spellEnd"/>
+        <w:t>Samo šum deluje dobro kot osnova za teren, vendar neobdelan ne izgleda najbolje ali prepričljivo.</w:t>
+      </w:r>
+    </w:p>
+    <w:p>
+      <w:pPr>
+        <w:pStyle w:val="Heading2"/>
+        <w:rPr>
+          <w:lang w:val="en-SI"/>
+        </w:rPr>
+      </w:pPr>
+      <w:r>
+        <w:rPr>
+          <w:lang w:val="en-SI"/>
+        </w:rPr>
+        <w:t xml:space="preserve">8. 2. </w:t>
+      </w:r>
+      <w:r>
+        <w:rPr>
+          <w:lang w:val="en-SI"/>
+        </w:rPr>
+        <w:t>Redistribucija</w:t>
+      </w:r>
+    </w:p>
+    <w:p>
+      <w:pPr>
+        <w:pStyle w:val="Heading2"/>
+        <w:rPr>
+          <w:lang w:val="en-SI"/>
+        </w:rPr>
+      </w:pPr>
+      <w:r>
+        <w:rPr>
+          <w:lang w:val="en-SI"/>
+        </w:rPr>
+        <w:br w:type="page"/>
+      </w:r>
+      <w:r>
+        <w:rPr>
+          <w:lang w:val="en-SI"/>
+        </w:rPr>
+        <w:lastRenderedPageBreak/>
+        <w:t>8. 3. Distorcija</w:t>
+      </w:r>
+    </w:p>
+    <w:p>
+      <w:pPr>
+        <w:rPr>
+          <w:lang w:val="en-SI"/>
+        </w:rPr>
+      </w:pPr>
+    </w:p>
+    <w:p>
+      <w:pPr>
+        <w:pStyle w:val="Heading2"/>
+        <w:rPr>
+          <w:lang w:val="en-SI"/>
+        </w:rPr>
+      </w:pPr>
+      <w:r>
+        <w:rPr>
+          <w:lang w:val="en-SI"/>
+        </w:rPr>
+        <w:t>8. 4. Terase</w:t>
+      </w:r>
+    </w:p>
+    <w:p>
+      <w:pPr>
+        <w:rPr>
+          <w:lang w:val="en-SI"/>
+        </w:rPr>
+      </w:pPr>
+    </w:p>
+    <w:p>
+      <w:pPr>
+        <w:pStyle w:val="Heading2"/>
+        <w:rPr>
+          <w:lang w:val="en-SI"/>
+        </w:rPr>
+      </w:pPr>
+      <w:r>
+        <w:rPr>
+          <w:lang w:val="en-SI"/>
+        </w:rPr>
+        <w:t>8. 5. Simulacija erozije</w:t>
+      </w:r>
+    </w:p>
+    <w:p>
+      <w:pPr>
+        <w:rPr>
+          <w:lang w:val="en-SI"/>
+        </w:rPr>
+      </w:pPr>
+    </w:p>
+    <w:p>
+      <w:pPr>
+        <w:pStyle w:val="Heading2"/>
+        <w:rPr>
+          <w:lang w:val="en-SI"/>
+        </w:rPr>
+      </w:pPr>
+      <w:r>
+        <w:rPr>
+          <w:lang w:val="en-SI"/>
+        </w:rPr>
+        <w:t>8. 6. Ostale funkcionalnost</w:t>
+      </w:r>
+    </w:p>
+    <w:p>
+      <w:pPr>
+        <w:rPr>
+          <w:lang w:val="en-SI"/>
+        </w:rPr>
+      </w:pPr>
+    </w:p>
+    <w:p>
+      <w:pPr>
+        <w:pStyle w:val="Heading1"/>
+        <w:rPr>
+          <w:lang w:val="en-SI"/>
+        </w:rPr>
+      </w:pPr>
+      <w:r>
+        <w:rPr>
+          <w:lang w:val="en-SI"/>
+        </w:rPr>
+        <w:t>9. Izvažanje</w:t>
+      </w:r>
+    </w:p>
+    <w:p>
+      <w:pPr>
+        <w:rPr>
+          <w:lang w:val="en-SI"/>
+        </w:rPr>
+      </w:pPr>
+    </w:p>
+    <w:p>
+      <w:pPr>
+        <w:pStyle w:val="Heading1"/>
+        <w:rPr>
+          <w:lang w:val="en-SI"/>
+        </w:rPr>
+      </w:pPr>
+      <w:r>
+        <w:rPr>
+          <w:lang w:val="en-SI"/>
+        </w:rPr>
+        <w:t xml:space="preserve">10. </w:t>
+      </w:r>
+      <w:r>
+        <w:rPr>
+          <w:lang w:val="en-SI"/>
+        </w:rPr>
+        <w:t>Shranjevanje</w:t>
+      </w:r>
+    </w:p>
+    <w:p>
+      <w:pPr>
+        <w:rPr>
+          <w:lang w:val="en-SI"/>
+        </w:rPr>
+      </w:pPr>
+    </w:p>
+    <w:p>
+      <w:pPr>
+        <w:pStyle w:val="Heading1"/>
+        <w:rPr>
+          <w:lang w:val="en-SI"/>
+        </w:rPr>
+      </w:pPr>
+      <w:r>
+        <w:rPr>
+          <w:lang w:val="en-SI"/>
+        </w:rPr>
+        <w:t>11. Viri in literatur</w:t>
+      </w:r>
+      <w:r>
+        <w:rPr>
+          <w:lang w:val="en-SI"/>
+        </w:rPr>
+        <w:t>a</w:t>
+      </w:r>
+    </w:p>
+    <w:p>
+      <w:pPr>
+        <w:rPr>
+          <w:lang w:val="en-SI"/>
+        </w:rPr>
+      </w:pPr>
+    </w:p>
+    <w:p>
+      <w:pPr>
+        <w:rPr>
+          <w:lang w:val="en-SI"/>
+        </w:rPr>
+      </w:pPr>
+    </w:p>
+    <w:p>
+      <w:pPr>
+        <w:rPr>
+          <w:lang w:val="en-SI"/>
+        </w:rPr>
+      </w:pPr>
+    </w:p>
+    <w:p>
+      <w:pPr>
+        <w:rPr>
+          <w:lang w:val="en-SI"/>
+        </w:rPr>
+      </w:pPr>
+    </w:p>
+    <w:p>
+      <w:pPr>
+        <w:rPr>
+          <w:lang w:val="en-SI"/>
+        </w:rPr>
+      </w:pPr>
+    </w:p>
+    <w:p>
+      <w:pPr>
+        <w:pStyle w:val="Heading1"/>
+        <w:rPr>
+          <w:lang w:val="en-SI"/>
+        </w:rPr>
+      </w:pPr>
+    </w:p>
+    <w:p>
+      <w:pPr>
+        <w:pStyle w:val="Heading1"/>
+        <w:rPr>
+          <w:lang w:val="en-SI"/>
+        </w:rPr>
+      </w:pPr>
+      <w:r>
+        <w:rPr>
+          <w:lang w:val="en-SI"/>
+        </w:rPr>
+        <w:t>IZJAVA O AVTORSTVU</w:t>
+      </w:r>
+    </w:p>
+    <w:p>
+      <w:pPr>
+        <w:rPr>
+          <w:lang w:val="en-SI"/>
+        </w:rPr>
+      </w:pPr>
+    </w:p>
+    <w:p>
+      <w:pPr>
+        <w:rPr>
+          <w:lang w:val="en-SI"/>
+        </w:rPr>
+      </w:pPr>
+      <w:r>
+        <w:rPr>
+          <w:lang w:val="en-SI"/>
+        </w:rPr>
+        <w:t>Izjavljam, da je strokovno poročilo Aplikacija za proceduralno generiranje višinskih zemljevidov in digitalnih modelov terena</w:t>
+      </w:r>
       <w:r>
         <w:rPr>
           <w:lang w:val="en-SI"/>
         </w:rPr>
         <w:t xml:space="preserve"> </w:t>
       </w:r>
-      <w:proofErr w:type="spellStart"/>
-      <w:r>
-        <w:rPr>
-          <w:lang w:val="en-SI"/>
-        </w:rPr>
-        <w:t>deluje</w:t>
-      </w:r>
-      <w:proofErr w:type="spellEnd"/>
-      <w:r>
-        <w:rPr>
-          <w:lang w:val="en-SI"/>
-        </w:rPr>
-        <w:t xml:space="preserve"> dobro </w:t>
-      </w:r>
-      <w:proofErr w:type="spellStart"/>
-      <w:r>
-        <w:rPr>
-          <w:lang w:val="en-SI"/>
-        </w:rPr>
-        <w:t>kot</w:t>
-      </w:r>
-      <w:proofErr w:type="spellEnd"/>
-      <w:r>
-        <w:rPr>
-          <w:lang w:val="en-SI"/>
-        </w:rPr>
-        <w:t xml:space="preserve"> </w:t>
-      </w:r>
-      <w:proofErr w:type="spellStart"/>
-      <w:r>
-        <w:rPr>
-          <w:lang w:val="en-SI"/>
-        </w:rPr>
-        <w:t>osnova</w:t>
-      </w:r>
-      <w:proofErr w:type="spellEnd"/>
-      <w:r>
-        <w:rPr>
-          <w:lang w:val="en-SI"/>
-        </w:rPr>
-        <w:t xml:space="preserve"> za </w:t>
-      </w:r>
-      <w:proofErr w:type="spellStart"/>
-      <w:r>
-        <w:rPr>
-          <w:lang w:val="en-SI"/>
-        </w:rPr>
-        <w:t>teren</w:t>
-      </w:r>
-      <w:proofErr w:type="spellEnd"/>
-      <w:r>
-        <w:rPr>
-          <w:lang w:val="en-SI"/>
-        </w:rPr>
-        <w:t xml:space="preserve">, </w:t>
-      </w:r>
-      <w:proofErr w:type="spellStart"/>
-      <w:r>
-        <w:rPr>
-          <w:lang w:val="en-SI"/>
-        </w:rPr>
-        <w:t>vendar</w:t>
-      </w:r>
-      <w:proofErr w:type="spellEnd"/>
-      <w:r>
-        <w:rPr>
-          <w:lang w:val="en-SI"/>
-        </w:rPr>
-        <w:t xml:space="preserve"> </w:t>
-      </w:r>
-      <w:proofErr w:type="spellStart"/>
-      <w:r>
-        <w:rPr>
-          <w:lang w:val="en-SI"/>
-        </w:rPr>
-        <w:t>neobdelan</w:t>
-      </w:r>
-      <w:proofErr w:type="spellEnd"/>
-      <w:r>
-        <w:rPr>
-          <w:lang w:val="en-SI"/>
-        </w:rPr>
-        <w:t xml:space="preserve"> ne </w:t>
-      </w:r>
-      <w:proofErr w:type="spellStart"/>
-      <w:r>
-        <w:rPr>
-          <w:lang w:val="en-SI"/>
-        </w:rPr>
-        <w:t>izgleda</w:t>
-      </w:r>
-      <w:proofErr w:type="spellEnd"/>
-      <w:r>
-        <w:rPr>
-          <w:lang w:val="en-SI"/>
-        </w:rPr>
-        <w:t xml:space="preserve"> </w:t>
-      </w:r>
-      <w:proofErr w:type="spellStart"/>
-      <w:r>
-        <w:rPr>
-          <w:lang w:val="en-SI"/>
-        </w:rPr>
-        <w:t>najbolje</w:t>
-      </w:r>
-      <w:proofErr w:type="spellEnd"/>
-      <w:r>
-        <w:rPr>
-          <w:lang w:val="en-SI"/>
-        </w:rPr>
-        <w:t xml:space="preserve"> </w:t>
-      </w:r>
-      <w:proofErr w:type="spellStart"/>
-      <w:r>
-        <w:rPr>
-          <w:lang w:val="en-SI"/>
-        </w:rPr>
-        <w:t>ali</w:t>
-      </w:r>
-      <w:proofErr w:type="spellEnd"/>
-      <w:r>
-        <w:rPr>
-          <w:lang w:val="en-SI"/>
-        </w:rPr>
-        <w:t xml:space="preserve"> </w:t>
-      </w:r>
-      <w:proofErr w:type="spellStart"/>
-      <w:r>
-        <w:rPr>
-          <w:lang w:val="en-SI"/>
-        </w:rPr>
-        <w:t>prepričljivo</w:t>
-      </w:r>
-      <w:proofErr w:type="spellEnd"/>
-      <w:r>
-        <w:rPr>
-          <w:lang w:val="en-SI"/>
-        </w:rPr>
-        <w:t>.</w:t>
-      </w:r>
-    </w:p>
-    <w:p>
-      <w:pPr>
-        <w:pStyle w:val="Heading2"/>
-        <w:rPr>
-          <w:lang w:val="en-SI"/>
-        </w:rPr>
-      </w:pPr>
-      <w:r>
-        <w:rPr>
-          <w:lang w:val="en-SI"/>
-        </w:rPr>
-        <w:t>8. 2. N</w:t>
+      <w:r>
+        <w:rPr>
+          <w:lang w:val="en-SI"/>
+        </w:rPr>
+        <w:t xml:space="preserve">v celoti moje avtorsko delo, ki sem ga izdelal samostojno s pomočjo navedene literature in pod vodstvom mentorja. </w:t>
+      </w:r>
+    </w:p>
+    <w:p>
+      <w:pPr>
+        <w:rPr>
+          <w:lang w:val="en-SI"/>
+        </w:rPr>
+      </w:pPr>
+    </w:p>
+    <w:p>
+      <w:pPr>
+        <w:rPr>
+          <w:lang w:val="en-SI"/>
+        </w:rPr>
+      </w:pPr>
+      <w:r>
+        <w:rPr>
+          <w:lang w:val="en-SI"/>
+        </w:rPr>
+        <w:t>Ljubljana, 13. 4. 2026</w:t>
+      </w:r>
+      <w:r>
+        <w:rPr>
+          <w:lang w:val="en-SI"/>
+        </w:rPr>
+        <w:t>          </w:t>
+      </w:r>
+      <w:r>
+        <w:rPr>
+          <w:lang w:val="en-SI"/>
+        </w:rPr>
+        <w:t>Nik Pavlović-Semen</w:t>
       </w:r>
     </w:p>
     <w:sectPr>
@@ -7778,6 +6995,7 @@
   <w:style w:type="character" w:default="1" w:styleId="DefaultParagraphFont">
     <w:name w:val="Default Paragraph Font"/>
     <w:uiPriority w:val="1"/>
+    <w:semiHidden/>
     <w:unhideWhenUsed/>
   </w:style>
   <w:style w:type="table" w:default="1" w:styleId="TableNormal">

--- a/Strokovno Porocilo.docx
+++ b/Strokovno Porocilo.docx
@@ -5442,6 +5442,50 @@
     </w:p>
     <w:p>
       <w:pPr>
+        <w:rPr>
+          <w:lang w:val="en-SI"/>
+        </w:rPr>
+      </w:pPr>
+    </w:p>
+    <w:p>
+      <w:pPr>
+        <w:rPr>
+          <w:lang w:val="en-SI"/>
+        </w:rPr>
+      </w:pPr>
+      <w:r>
+        <w:rPr>
+          <w:lang w:val="en-SI"/>
+        </w:rPr>
+        <w:t xml:space="preserve">Za ustvarjanje ravnih dolin se </w:t>
+      </w:r>
+      <w:r>
+        <w:rPr>
+          <w:lang w:val="en-SI"/>
+        </w:rPr>
+        <w:t xml:space="preserve">redistribucijsko vozlišče </w:t>
+      </w:r>
+      <w:r>
+        <w:rPr>
+          <w:lang w:val="en-SI"/>
+        </w:rPr>
+        <w:t>višinske vrednosti potencira, tako nastanejo višje vrednosti terena postanejo bolj strme. Višje vrednosti eksponenta povzročajo premik srednjih višin proti nižjim legam, medtem ko nižje vrednosti povzročajo premik proti višjim legam.</w:t>
+      </w:r>
+      <w:r>
+        <w:rPr>
+          <w:lang w:val="en-SI"/>
+        </w:rPr>
+        <w:t xml:space="preserve"> </w:t>
+      </w:r>
+      <w:r>
+        <w:rPr>
+          <w:lang w:val="en-SI"/>
+        </w:rPr>
+        <w:t>Redestribucijsko vozlišče hkrati tudi množi vrednosti terena in s tem spreminja izrazitost višin.</w:t>
+      </w:r>
+    </w:p>
+    <w:p>
+      <w:pPr>
         <w:pStyle w:val="Heading2"/>
         <w:rPr>
           <w:lang w:val="en-SI"/>
@@ -5522,6 +5566,12 @@
           <w:lang w:val="en-SI"/>
         </w:rPr>
         <w:t>8. 6. Ostale funkcionalnost</w:t>
+      </w:r>
+      <w:r>
+        <w:rPr>
+          <w:lang w:val="en-SI"/>
+        </w:rPr>
+        <w:t>i</w:t>
       </w:r>
     </w:p>
     <w:p>

--- a/Strokovno Porocilo.docx
+++ b/Strokovno Porocilo.docx
@@ -260,7 +260,7 @@
       <w:bookmarkStart w:id="6" w:name="_Toc1038483689"/>
       <w:bookmarkStart w:id="7" w:name="_Toc226486565"/>
       <w:bookmarkStart w:id="8" w:name="_Toc226486628"/>
-      <w:bookmarkStart w:id="9" w:name="_Toc226908141"/>
+      <w:bookmarkStart w:id="9" w:name="_Toc227007745"/>
       <w:r>
         <w:rPr>
           <w:rFonts w:eastAsia="Arial"/>
@@ -325,7 +325,7 @@
           <w:r>
             <w:fldChar w:fldCharType="separate"/>
           </w:r>
-          <w:hyperlink w:anchor="_Toc226908141" w:history="1">
+          <w:hyperlink w:anchor="_Toc227007745" w:history="1">
             <w:r>
               <w:rPr>
                 <w:rStyle w:val="Hyperlink"/>
@@ -352,7 +352,7 @@
                 <w:noProof/>
                 <w:webHidden/>
               </w:rPr>
-              <w:instrText xml:space="preserve"> PAGEREF _Toc226908141 \h </w:instrText>
+              <w:instrText xml:space="preserve"> PAGEREF _Toc227007745 \h </w:instrText>
             </w:r>
             <w:r>
               <w:rPr>
@@ -398,7 +398,7 @@
               <w14:ligatures w14:val="standardContextual"/>
             </w:rPr>
           </w:pPr>
-          <w:hyperlink w:anchor="_Toc226908142" w:history="1">
+          <w:hyperlink w:anchor="_Toc227007746" w:history="1">
             <w:r>
               <w:rPr>
                 <w:rStyle w:val="Hyperlink"/>
@@ -425,7 +425,7 @@
                 <w:noProof/>
                 <w:webHidden/>
               </w:rPr>
-              <w:instrText xml:space="preserve"> PAGEREF _Toc226908142 \h </w:instrText>
+              <w:instrText xml:space="preserve"> PAGEREF _Toc227007746 \h </w:instrText>
             </w:r>
             <w:r>
               <w:rPr>
@@ -445,7 +445,7 @@
                 <w:noProof/>
                 <w:webHidden/>
               </w:rPr>
-              <w:t>4</w:t>
+              <w:t>5</w:t>
             </w:r>
             <w:r>
               <w:rPr>
@@ -471,7 +471,7 @@
               <w14:ligatures w14:val="standardContextual"/>
             </w:rPr>
           </w:pPr>
-          <w:hyperlink w:anchor="_Toc226908143" w:history="1">
+          <w:hyperlink w:anchor="_Toc227007747" w:history="1">
             <w:r>
               <w:rPr>
                 <w:rStyle w:val="Hyperlink"/>
@@ -498,7 +498,7 @@
                 <w:noProof/>
                 <w:webHidden/>
               </w:rPr>
-              <w:instrText xml:space="preserve"> PAGEREF _Toc226908143 \h </w:instrText>
+              <w:instrText xml:space="preserve"> PAGEREF _Toc227007747 \h </w:instrText>
             </w:r>
             <w:r>
               <w:rPr>
@@ -518,7 +518,7 @@
                 <w:noProof/>
                 <w:webHidden/>
               </w:rPr>
-              <w:t>4</w:t>
+              <w:t>5</w:t>
             </w:r>
             <w:r>
               <w:rPr>
@@ -544,7 +544,7 @@
               <w14:ligatures w14:val="standardContextual"/>
             </w:rPr>
           </w:pPr>
-          <w:hyperlink w:anchor="_Toc226908144" w:history="1">
+          <w:hyperlink w:anchor="_Toc227007748" w:history="1">
             <w:r>
               <w:rPr>
                 <w:rStyle w:val="Hyperlink"/>
@@ -571,7 +571,7 @@
                 <w:noProof/>
                 <w:webHidden/>
               </w:rPr>
-              <w:instrText xml:space="preserve"> PAGEREF _Toc226908144 \h </w:instrText>
+              <w:instrText xml:space="preserve"> PAGEREF _Toc227007748 \h </w:instrText>
             </w:r>
             <w:r>
               <w:rPr>
@@ -591,7 +591,7 @@
                 <w:noProof/>
                 <w:webHidden/>
               </w:rPr>
-              <w:t>5</w:t>
+              <w:t>6</w:t>
             </w:r>
             <w:r>
               <w:rPr>
@@ -617,7 +617,7 @@
               <w14:ligatures w14:val="standardContextual"/>
             </w:rPr>
           </w:pPr>
-          <w:hyperlink w:anchor="_Toc226908145" w:history="1">
+          <w:hyperlink w:anchor="_Toc227007749" w:history="1">
             <w:r>
               <w:rPr>
                 <w:rStyle w:val="Hyperlink"/>
@@ -645,7 +645,7 @@
                 <w:noProof/>
                 <w:webHidden/>
               </w:rPr>
-              <w:instrText xml:space="preserve"> PAGEREF _Toc226908145 \h </w:instrText>
+              <w:instrText xml:space="preserve"> PAGEREF _Toc227007749 \h </w:instrText>
             </w:r>
             <w:r>
               <w:rPr>
@@ -665,7 +665,7 @@
                 <w:noProof/>
                 <w:webHidden/>
               </w:rPr>
-              <w:t>6</w:t>
+              <w:t>7</w:t>
             </w:r>
             <w:r>
               <w:rPr>
@@ -691,7 +691,7 @@
               <w14:ligatures w14:val="standardContextual"/>
             </w:rPr>
           </w:pPr>
-          <w:hyperlink w:anchor="_Toc226908146" w:history="1">
+          <w:hyperlink w:anchor="_Toc227007750" w:history="1">
             <w:r>
               <w:rPr>
                 <w:rStyle w:val="Hyperlink"/>
@@ -718,7 +718,7 @@
                 <w:noProof/>
                 <w:webHidden/>
               </w:rPr>
-              <w:instrText xml:space="preserve"> PAGEREF _Toc226908146 \h </w:instrText>
+              <w:instrText xml:space="preserve"> PAGEREF _Toc227007750 \h </w:instrText>
             </w:r>
             <w:r>
               <w:rPr>
@@ -738,7 +738,7 @@
                 <w:noProof/>
                 <w:webHidden/>
               </w:rPr>
-              <w:t>6</w:t>
+              <w:t>7</w:t>
             </w:r>
             <w:r>
               <w:rPr>
@@ -764,7 +764,7 @@
               <w14:ligatures w14:val="standardContextual"/>
             </w:rPr>
           </w:pPr>
-          <w:hyperlink w:anchor="_Toc226908147" w:history="1">
+          <w:hyperlink w:anchor="_Toc227007751" w:history="1">
             <w:r>
               <w:rPr>
                 <w:rStyle w:val="Hyperlink"/>
@@ -791,7 +791,7 @@
                 <w:noProof/>
                 <w:webHidden/>
               </w:rPr>
-              <w:instrText xml:space="preserve"> PAGEREF _Toc226908147 \h </w:instrText>
+              <w:instrText xml:space="preserve"> PAGEREF _Toc227007751 \h </w:instrText>
             </w:r>
             <w:r>
               <w:rPr>
@@ -811,7 +811,7 @@
                 <w:noProof/>
                 <w:webHidden/>
               </w:rPr>
-              <w:t>8</w:t>
+              <w:t>9</w:t>
             </w:r>
             <w:r>
               <w:rPr>
@@ -834,7 +834,7 @@
               <w14:ligatures w14:val="standardContextual"/>
             </w:rPr>
           </w:pPr>
-          <w:hyperlink w:anchor="_Toc226908148" w:history="1">
+          <w:hyperlink w:anchor="_Toc227007752" w:history="1">
             <w:r>
               <w:rPr>
                 <w:rStyle w:val="Hyperlink"/>
@@ -857,7 +857,7 @@
               <w:rPr>
                 <w:webHidden/>
               </w:rPr>
-              <w:instrText xml:space="preserve"> PAGEREF _Toc226908148 \h </w:instrText>
+              <w:instrText xml:space="preserve"> PAGEREF _Toc227007752 \h </w:instrText>
             </w:r>
             <w:r>
               <w:rPr>
@@ -874,7 +874,7 @@
               <w:rPr>
                 <w:webHidden/>
               </w:rPr>
-              <w:t>8</w:t>
+              <w:t>9</w:t>
             </w:r>
             <w:r>
               <w:rPr>
@@ -896,7 +896,7 @@
               <w14:ligatures w14:val="standardContextual"/>
             </w:rPr>
           </w:pPr>
-          <w:hyperlink w:anchor="_Toc226908149" w:history="1">
+          <w:hyperlink w:anchor="_Toc227007753" w:history="1">
             <w:r>
               <w:rPr>
                 <w:rStyle w:val="Hyperlink"/>
@@ -919,7 +919,7 @@
               <w:rPr>
                 <w:webHidden/>
               </w:rPr>
-              <w:instrText xml:space="preserve"> PAGEREF _Toc226908149 \h </w:instrText>
+              <w:instrText xml:space="preserve"> PAGEREF _Toc227007753 \h </w:instrText>
             </w:r>
             <w:r>
               <w:rPr>
@@ -936,7 +936,7 @@
               <w:rPr>
                 <w:webHidden/>
               </w:rPr>
-              <w:t>9</w:t>
+              <w:t>10</w:t>
             </w:r>
             <w:r>
               <w:rPr>
@@ -961,7 +961,7 @@
               <w14:ligatures w14:val="standardContextual"/>
             </w:rPr>
           </w:pPr>
-          <w:hyperlink w:anchor="_Toc226908150" w:history="1">
+          <w:hyperlink w:anchor="_Toc227007754" w:history="1">
             <w:r>
               <w:rPr>
                 <w:rStyle w:val="Hyperlink"/>
@@ -988,7 +988,7 @@
                 <w:noProof/>
                 <w:webHidden/>
               </w:rPr>
-              <w:instrText xml:space="preserve"> PAGEREF _Toc226908150 \h </w:instrText>
+              <w:instrText xml:space="preserve"> PAGEREF _Toc227007754 \h </w:instrText>
             </w:r>
             <w:r>
               <w:rPr>
@@ -1008,7 +1008,7 @@
                 <w:noProof/>
                 <w:webHidden/>
               </w:rPr>
-              <w:t>10</w:t>
+              <w:t>11</w:t>
             </w:r>
             <w:r>
               <w:rPr>
@@ -1034,7 +1034,7 @@
               <w14:ligatures w14:val="standardContextual"/>
             </w:rPr>
           </w:pPr>
-          <w:hyperlink w:anchor="_Toc226908151" w:history="1">
+          <w:hyperlink w:anchor="_Toc227007755" w:history="1">
             <w:r>
               <w:rPr>
                 <w:rStyle w:val="Hyperlink"/>
@@ -1061,7 +1061,7 @@
                 <w:noProof/>
                 <w:webHidden/>
               </w:rPr>
-              <w:instrText xml:space="preserve"> PAGEREF _Toc226908151 \h </w:instrText>
+              <w:instrText xml:space="preserve"> PAGEREF _Toc227007755 \h </w:instrText>
             </w:r>
             <w:r>
               <w:rPr>
@@ -1081,7 +1081,7 @@
                 <w:noProof/>
                 <w:webHidden/>
               </w:rPr>
-              <w:t>11</w:t>
+              <w:t>12</w:t>
             </w:r>
             <w:r>
               <w:rPr>
@@ -1107,7 +1107,7 @@
               <w14:ligatures w14:val="standardContextual"/>
             </w:rPr>
           </w:pPr>
-          <w:hyperlink w:anchor="_Toc226908152" w:history="1">
+          <w:hyperlink w:anchor="_Toc227007756" w:history="1">
             <w:r>
               <w:rPr>
                 <w:rStyle w:val="Hyperlink"/>
@@ -1134,7 +1134,7 @@
                 <w:noProof/>
                 <w:webHidden/>
               </w:rPr>
-              <w:instrText xml:space="preserve"> PAGEREF _Toc226908152 \h </w:instrText>
+              <w:instrText xml:space="preserve"> PAGEREF _Toc227007756 \h </w:instrText>
             </w:r>
             <w:r>
               <w:rPr>
@@ -1154,7 +1154,7 @@
                 <w:noProof/>
                 <w:webHidden/>
               </w:rPr>
-              <w:t>11</w:t>
+              <w:t>12</w:t>
             </w:r>
             <w:r>
               <w:rPr>
@@ -1180,7 +1180,7 @@
               <w14:ligatures w14:val="standardContextual"/>
             </w:rPr>
           </w:pPr>
-          <w:hyperlink w:anchor="_Toc226908153" w:history="1">
+          <w:hyperlink w:anchor="_Toc227007757" w:history="1">
             <w:r>
               <w:rPr>
                 <w:rStyle w:val="Hyperlink"/>
@@ -1207,7 +1207,7 @@
                 <w:noProof/>
                 <w:webHidden/>
               </w:rPr>
-              <w:instrText xml:space="preserve"> PAGEREF _Toc226908153 \h </w:instrText>
+              <w:instrText xml:space="preserve"> PAGEREF _Toc227007757 \h </w:instrText>
             </w:r>
             <w:r>
               <w:rPr>
@@ -1227,7 +1227,7 @@
                 <w:noProof/>
                 <w:webHidden/>
               </w:rPr>
-              <w:t>12</w:t>
+              <w:t>13</w:t>
             </w:r>
             <w:r>
               <w:rPr>
@@ -1253,7 +1253,7 @@
               <w14:ligatures w14:val="standardContextual"/>
             </w:rPr>
           </w:pPr>
-          <w:hyperlink w:anchor="_Toc226908154" w:history="1">
+          <w:hyperlink w:anchor="_Toc227007758" w:history="1">
             <w:r>
               <w:rPr>
                 <w:rStyle w:val="Hyperlink"/>
@@ -1280,7 +1280,7 @@
                 <w:noProof/>
                 <w:webHidden/>
               </w:rPr>
-              <w:instrText xml:space="preserve"> PAGEREF _Toc226908154 \h </w:instrText>
+              <w:instrText xml:space="preserve"> PAGEREF _Toc227007758 \h </w:instrText>
             </w:r>
             <w:r>
               <w:rPr>
@@ -1300,7 +1300,7 @@
                 <w:noProof/>
                 <w:webHidden/>
               </w:rPr>
-              <w:t>16</w:t>
+              <w:t>17</w:t>
             </w:r>
             <w:r>
               <w:rPr>
@@ -1326,7 +1326,7 @@
               <w14:ligatures w14:val="standardContextual"/>
             </w:rPr>
           </w:pPr>
-          <w:hyperlink w:anchor="_Toc226908155" w:history="1">
+          <w:hyperlink w:anchor="_Toc227007759" w:history="1">
             <w:r>
               <w:rPr>
                 <w:rStyle w:val="Hyperlink"/>
@@ -1353,7 +1353,7 @@
                 <w:noProof/>
                 <w:webHidden/>
               </w:rPr>
-              <w:instrText xml:space="preserve"> PAGEREF _Toc226908155 \h </w:instrText>
+              <w:instrText xml:space="preserve"> PAGEREF _Toc227007759 \h </w:instrText>
             </w:r>
             <w:r>
               <w:rPr>
@@ -1373,7 +1373,7 @@
                 <w:noProof/>
                 <w:webHidden/>
               </w:rPr>
-              <w:t>17</w:t>
+              <w:t>18</w:t>
             </w:r>
             <w:r>
               <w:rPr>
@@ -1399,7 +1399,7 @@
               <w14:ligatures w14:val="standardContextual"/>
             </w:rPr>
           </w:pPr>
-          <w:hyperlink w:anchor="_Toc226908156" w:history="1">
+          <w:hyperlink w:anchor="_Toc227007760" w:history="1">
             <w:r>
               <w:rPr>
                 <w:rStyle w:val="Hyperlink"/>
@@ -1426,7 +1426,7 @@
                 <w:noProof/>
                 <w:webHidden/>
               </w:rPr>
-              <w:instrText xml:space="preserve"> PAGEREF _Toc226908156 \h </w:instrText>
+              <w:instrText xml:space="preserve"> PAGEREF _Toc227007760 \h </w:instrText>
             </w:r>
             <w:r>
               <w:rPr>
@@ -1446,7 +1446,7 @@
                 <w:noProof/>
                 <w:webHidden/>
               </w:rPr>
-              <w:t>19</w:t>
+              <w:t>20</w:t>
             </w:r>
             <w:r>
               <w:rPr>
@@ -1472,7 +1472,7 @@
               <w14:ligatures w14:val="standardContextual"/>
             </w:rPr>
           </w:pPr>
-          <w:hyperlink w:anchor="_Toc226908157" w:history="1">
+          <w:hyperlink w:anchor="_Toc227007761" w:history="1">
             <w:r>
               <w:rPr>
                 <w:rStyle w:val="Hyperlink"/>
@@ -1499,7 +1499,7 @@
                 <w:noProof/>
                 <w:webHidden/>
               </w:rPr>
-              <w:instrText xml:space="preserve"> PAGEREF _Toc226908157 \h </w:instrText>
+              <w:instrText xml:space="preserve"> PAGEREF _Toc227007761 \h </w:instrText>
             </w:r>
             <w:r>
               <w:rPr>
@@ -1519,7 +1519,673 @@
                 <w:noProof/>
                 <w:webHidden/>
               </w:rPr>
-              <w:t>19</w:t>
+              <w:t>20</w:t>
+            </w:r>
+            <w:r>
+              <w:rPr>
+                <w:noProof/>
+                <w:webHidden/>
+              </w:rPr>
+              <w:fldChar w:fldCharType="end"/>
+            </w:r>
+          </w:hyperlink>
+        </w:p>
+        <w:p>
+          <w:pPr>
+            <w:pStyle w:val="TOC2"/>
+            <w:tabs>
+              <w:tab w:val="right" w:leader="dot" w:pos="9350"/>
+            </w:tabs>
+            <w:rPr>
+              <w:rFonts w:asciiTheme="minorHAnsi" w:eastAsiaTheme="minorEastAsia" w:hAnsiTheme="minorHAnsi" w:cstheme="minorBidi"/>
+              <w:noProof/>
+              <w:color w:val="auto"/>
+              <w:kern w:val="2"/>
+              <w:lang w:val="en-SI" w:eastAsia="en-SI"/>
+              <w14:ligatures w14:val="standardContextual"/>
+            </w:rPr>
+          </w:pPr>
+          <w:hyperlink w:anchor="_Toc227007762" w:history="1">
+            <w:r>
+              <w:rPr>
+                <w:rStyle w:val="Hyperlink"/>
+                <w:noProof/>
+                <w:lang w:val="en-SI"/>
+              </w:rPr>
+              <w:t>8. 2. Redistribucija</w:t>
+            </w:r>
+            <w:r>
+              <w:rPr>
+                <w:noProof/>
+                <w:webHidden/>
+              </w:rPr>
+              <w:tab/>
+            </w:r>
+            <w:r>
+              <w:rPr>
+                <w:noProof/>
+                <w:webHidden/>
+              </w:rPr>
+              <w:fldChar w:fldCharType="begin"/>
+            </w:r>
+            <w:r>
+              <w:rPr>
+                <w:noProof/>
+                <w:webHidden/>
+              </w:rPr>
+              <w:instrText xml:space="preserve"> PAGEREF _Toc227007762 \h </w:instrText>
+            </w:r>
+            <w:r>
+              <w:rPr>
+                <w:noProof/>
+                <w:webHidden/>
+              </w:rPr>
+            </w:r>
+            <w:r>
+              <w:rPr>
+                <w:noProof/>
+                <w:webHidden/>
+              </w:rPr>
+              <w:fldChar w:fldCharType="separate"/>
+            </w:r>
+            <w:r>
+              <w:rPr>
+                <w:noProof/>
+                <w:webHidden/>
+              </w:rPr>
+              <w:t>22</w:t>
+            </w:r>
+            <w:r>
+              <w:rPr>
+                <w:noProof/>
+                <w:webHidden/>
+              </w:rPr>
+              <w:fldChar w:fldCharType="end"/>
+            </w:r>
+          </w:hyperlink>
+        </w:p>
+        <w:p>
+          <w:pPr>
+            <w:pStyle w:val="TOC2"/>
+            <w:tabs>
+              <w:tab w:val="right" w:leader="dot" w:pos="9350"/>
+            </w:tabs>
+            <w:rPr>
+              <w:rFonts w:asciiTheme="minorHAnsi" w:eastAsiaTheme="minorEastAsia" w:hAnsiTheme="minorHAnsi" w:cstheme="minorBidi"/>
+              <w:noProof/>
+              <w:color w:val="auto"/>
+              <w:kern w:val="2"/>
+              <w:lang w:val="en-SI" w:eastAsia="en-SI"/>
+              <w14:ligatures w14:val="standardContextual"/>
+            </w:rPr>
+          </w:pPr>
+          <w:hyperlink w:anchor="_Toc227007763" w:history="1">
+            <w:r>
+              <w:rPr>
+                <w:rStyle w:val="Hyperlink"/>
+                <w:noProof/>
+                <w:lang w:val="en-SI"/>
+              </w:rPr>
+              <w:t>8. 3. Distorcija</w:t>
+            </w:r>
+            <w:r>
+              <w:rPr>
+                <w:noProof/>
+                <w:webHidden/>
+              </w:rPr>
+              <w:tab/>
+            </w:r>
+            <w:r>
+              <w:rPr>
+                <w:noProof/>
+                <w:webHidden/>
+              </w:rPr>
+              <w:fldChar w:fldCharType="begin"/>
+            </w:r>
+            <w:r>
+              <w:rPr>
+                <w:noProof/>
+                <w:webHidden/>
+              </w:rPr>
+              <w:instrText xml:space="preserve"> PAGEREF _Toc227007763 \h </w:instrText>
+            </w:r>
+            <w:r>
+              <w:rPr>
+                <w:noProof/>
+                <w:webHidden/>
+              </w:rPr>
+            </w:r>
+            <w:r>
+              <w:rPr>
+                <w:noProof/>
+                <w:webHidden/>
+              </w:rPr>
+              <w:fldChar w:fldCharType="separate"/>
+            </w:r>
+            <w:r>
+              <w:rPr>
+                <w:noProof/>
+                <w:webHidden/>
+              </w:rPr>
+              <w:t>23</w:t>
+            </w:r>
+            <w:r>
+              <w:rPr>
+                <w:noProof/>
+                <w:webHidden/>
+              </w:rPr>
+              <w:fldChar w:fldCharType="end"/>
+            </w:r>
+          </w:hyperlink>
+        </w:p>
+        <w:p>
+          <w:pPr>
+            <w:pStyle w:val="TOC2"/>
+            <w:tabs>
+              <w:tab w:val="right" w:leader="dot" w:pos="9350"/>
+            </w:tabs>
+            <w:rPr>
+              <w:rFonts w:asciiTheme="minorHAnsi" w:eastAsiaTheme="minorEastAsia" w:hAnsiTheme="minorHAnsi" w:cstheme="minorBidi"/>
+              <w:noProof/>
+              <w:color w:val="auto"/>
+              <w:kern w:val="2"/>
+              <w:lang w:val="en-SI" w:eastAsia="en-SI"/>
+              <w14:ligatures w14:val="standardContextual"/>
+            </w:rPr>
+          </w:pPr>
+          <w:hyperlink w:anchor="_Toc227007764" w:history="1">
+            <w:r>
+              <w:rPr>
+                <w:rStyle w:val="Hyperlink"/>
+                <w:noProof/>
+                <w:lang w:val="en-SI"/>
+              </w:rPr>
+              <w:t>8. 4. Terase</w:t>
+            </w:r>
+            <w:r>
+              <w:rPr>
+                <w:noProof/>
+                <w:webHidden/>
+              </w:rPr>
+              <w:tab/>
+            </w:r>
+            <w:r>
+              <w:rPr>
+                <w:noProof/>
+                <w:webHidden/>
+              </w:rPr>
+              <w:fldChar w:fldCharType="begin"/>
+            </w:r>
+            <w:r>
+              <w:rPr>
+                <w:noProof/>
+                <w:webHidden/>
+              </w:rPr>
+              <w:instrText xml:space="preserve"> PAGEREF _Toc227007764 \h </w:instrText>
+            </w:r>
+            <w:r>
+              <w:rPr>
+                <w:noProof/>
+                <w:webHidden/>
+              </w:rPr>
+            </w:r>
+            <w:r>
+              <w:rPr>
+                <w:noProof/>
+                <w:webHidden/>
+              </w:rPr>
+              <w:fldChar w:fldCharType="separate"/>
+            </w:r>
+            <w:r>
+              <w:rPr>
+                <w:noProof/>
+                <w:webHidden/>
+              </w:rPr>
+              <w:t>24</w:t>
+            </w:r>
+            <w:r>
+              <w:rPr>
+                <w:noProof/>
+                <w:webHidden/>
+              </w:rPr>
+              <w:fldChar w:fldCharType="end"/>
+            </w:r>
+          </w:hyperlink>
+        </w:p>
+        <w:p>
+          <w:pPr>
+            <w:pStyle w:val="TOC2"/>
+            <w:tabs>
+              <w:tab w:val="right" w:leader="dot" w:pos="9350"/>
+            </w:tabs>
+            <w:rPr>
+              <w:rFonts w:asciiTheme="minorHAnsi" w:eastAsiaTheme="minorEastAsia" w:hAnsiTheme="minorHAnsi" w:cstheme="minorBidi"/>
+              <w:noProof/>
+              <w:color w:val="auto"/>
+              <w:kern w:val="2"/>
+              <w:lang w:val="en-SI" w:eastAsia="en-SI"/>
+              <w14:ligatures w14:val="standardContextual"/>
+            </w:rPr>
+          </w:pPr>
+          <w:hyperlink w:anchor="_Toc227007765" w:history="1">
+            <w:r>
+              <w:rPr>
+                <w:rStyle w:val="Hyperlink"/>
+                <w:noProof/>
+                <w:lang w:val="en-SI"/>
+              </w:rPr>
+              <w:t>8. 5. Simulacija erozije</w:t>
+            </w:r>
+            <w:r>
+              <w:rPr>
+                <w:noProof/>
+                <w:webHidden/>
+              </w:rPr>
+              <w:tab/>
+            </w:r>
+            <w:r>
+              <w:rPr>
+                <w:noProof/>
+                <w:webHidden/>
+              </w:rPr>
+              <w:fldChar w:fldCharType="begin"/>
+            </w:r>
+            <w:r>
+              <w:rPr>
+                <w:noProof/>
+                <w:webHidden/>
+              </w:rPr>
+              <w:instrText xml:space="preserve"> PAGEREF _Toc227007765 \h </w:instrText>
+            </w:r>
+            <w:r>
+              <w:rPr>
+                <w:noProof/>
+                <w:webHidden/>
+              </w:rPr>
+            </w:r>
+            <w:r>
+              <w:rPr>
+                <w:noProof/>
+                <w:webHidden/>
+              </w:rPr>
+              <w:fldChar w:fldCharType="separate"/>
+            </w:r>
+            <w:r>
+              <w:rPr>
+                <w:noProof/>
+                <w:webHidden/>
+              </w:rPr>
+              <w:t>24</w:t>
+            </w:r>
+            <w:r>
+              <w:rPr>
+                <w:noProof/>
+                <w:webHidden/>
+              </w:rPr>
+              <w:fldChar w:fldCharType="end"/>
+            </w:r>
+          </w:hyperlink>
+        </w:p>
+        <w:p>
+          <w:pPr>
+            <w:pStyle w:val="TOC2"/>
+            <w:tabs>
+              <w:tab w:val="right" w:leader="dot" w:pos="9350"/>
+            </w:tabs>
+            <w:rPr>
+              <w:rFonts w:asciiTheme="minorHAnsi" w:eastAsiaTheme="minorEastAsia" w:hAnsiTheme="minorHAnsi" w:cstheme="minorBidi"/>
+              <w:noProof/>
+              <w:color w:val="auto"/>
+              <w:kern w:val="2"/>
+              <w:lang w:val="en-SI" w:eastAsia="en-SI"/>
+              <w14:ligatures w14:val="standardContextual"/>
+            </w:rPr>
+          </w:pPr>
+          <w:hyperlink w:anchor="_Toc227007766" w:history="1">
+            <w:r>
+              <w:rPr>
+                <w:rStyle w:val="Hyperlink"/>
+                <w:noProof/>
+                <w:lang w:val="en-SI"/>
+              </w:rPr>
+              <w:t>8. 6. Ostale funkcionalnosti</w:t>
+            </w:r>
+            <w:r>
+              <w:rPr>
+                <w:noProof/>
+                <w:webHidden/>
+              </w:rPr>
+              <w:tab/>
+            </w:r>
+            <w:r>
+              <w:rPr>
+                <w:noProof/>
+                <w:webHidden/>
+              </w:rPr>
+              <w:fldChar w:fldCharType="begin"/>
+            </w:r>
+            <w:r>
+              <w:rPr>
+                <w:noProof/>
+                <w:webHidden/>
+              </w:rPr>
+              <w:instrText xml:space="preserve"> PAGEREF _Toc227007766 \h </w:instrText>
+            </w:r>
+            <w:r>
+              <w:rPr>
+                <w:noProof/>
+                <w:webHidden/>
+              </w:rPr>
+            </w:r>
+            <w:r>
+              <w:rPr>
+                <w:noProof/>
+                <w:webHidden/>
+              </w:rPr>
+              <w:fldChar w:fldCharType="separate"/>
+            </w:r>
+            <w:r>
+              <w:rPr>
+                <w:noProof/>
+                <w:webHidden/>
+              </w:rPr>
+              <w:t>24</w:t>
+            </w:r>
+            <w:r>
+              <w:rPr>
+                <w:noProof/>
+                <w:webHidden/>
+              </w:rPr>
+              <w:fldChar w:fldCharType="end"/>
+            </w:r>
+          </w:hyperlink>
+        </w:p>
+        <w:p>
+          <w:pPr>
+            <w:pStyle w:val="TOC1"/>
+            <w:tabs>
+              <w:tab w:val="right" w:leader="dot" w:pos="9350"/>
+            </w:tabs>
+            <w:rPr>
+              <w:rFonts w:asciiTheme="minorHAnsi" w:eastAsiaTheme="minorEastAsia" w:hAnsiTheme="minorHAnsi" w:cstheme="minorBidi"/>
+              <w:noProof/>
+              <w:color w:val="auto"/>
+              <w:kern w:val="2"/>
+              <w:lang w:val="en-SI" w:eastAsia="en-SI"/>
+              <w14:ligatures w14:val="standardContextual"/>
+            </w:rPr>
+          </w:pPr>
+          <w:hyperlink w:anchor="_Toc227007767" w:history="1">
+            <w:r>
+              <w:rPr>
+                <w:rStyle w:val="Hyperlink"/>
+                <w:noProof/>
+                <w:lang w:val="en-SI"/>
+              </w:rPr>
+              <w:t>9. Izvažanje</w:t>
+            </w:r>
+            <w:r>
+              <w:rPr>
+                <w:noProof/>
+                <w:webHidden/>
+              </w:rPr>
+              <w:tab/>
+            </w:r>
+            <w:r>
+              <w:rPr>
+                <w:noProof/>
+                <w:webHidden/>
+              </w:rPr>
+              <w:fldChar w:fldCharType="begin"/>
+            </w:r>
+            <w:r>
+              <w:rPr>
+                <w:noProof/>
+                <w:webHidden/>
+              </w:rPr>
+              <w:instrText xml:space="preserve"> PAGEREF _Toc227007767 \h </w:instrText>
+            </w:r>
+            <w:r>
+              <w:rPr>
+                <w:noProof/>
+                <w:webHidden/>
+              </w:rPr>
+            </w:r>
+            <w:r>
+              <w:rPr>
+                <w:noProof/>
+                <w:webHidden/>
+              </w:rPr>
+              <w:fldChar w:fldCharType="separate"/>
+            </w:r>
+            <w:r>
+              <w:rPr>
+                <w:noProof/>
+                <w:webHidden/>
+              </w:rPr>
+              <w:t>24</w:t>
+            </w:r>
+            <w:r>
+              <w:rPr>
+                <w:noProof/>
+                <w:webHidden/>
+              </w:rPr>
+              <w:fldChar w:fldCharType="end"/>
+            </w:r>
+          </w:hyperlink>
+        </w:p>
+        <w:p>
+          <w:pPr>
+            <w:pStyle w:val="TOC1"/>
+            <w:tabs>
+              <w:tab w:val="right" w:leader="dot" w:pos="9350"/>
+            </w:tabs>
+            <w:rPr>
+              <w:rFonts w:asciiTheme="minorHAnsi" w:eastAsiaTheme="minorEastAsia" w:hAnsiTheme="minorHAnsi" w:cstheme="minorBidi"/>
+              <w:noProof/>
+              <w:color w:val="auto"/>
+              <w:kern w:val="2"/>
+              <w:lang w:val="en-SI" w:eastAsia="en-SI"/>
+              <w14:ligatures w14:val="standardContextual"/>
+            </w:rPr>
+          </w:pPr>
+          <w:hyperlink w:anchor="_Toc227007768" w:history="1">
+            <w:r>
+              <w:rPr>
+                <w:rStyle w:val="Hyperlink"/>
+                <w:noProof/>
+                <w:lang w:val="en-SI"/>
+              </w:rPr>
+              <w:t>10. Shranjevanje</w:t>
+            </w:r>
+            <w:r>
+              <w:rPr>
+                <w:noProof/>
+                <w:webHidden/>
+              </w:rPr>
+              <w:tab/>
+            </w:r>
+            <w:r>
+              <w:rPr>
+                <w:noProof/>
+                <w:webHidden/>
+              </w:rPr>
+              <w:fldChar w:fldCharType="begin"/>
+            </w:r>
+            <w:r>
+              <w:rPr>
+                <w:noProof/>
+                <w:webHidden/>
+              </w:rPr>
+              <w:instrText xml:space="preserve"> PAGEREF _Toc227007768 \h </w:instrText>
+            </w:r>
+            <w:r>
+              <w:rPr>
+                <w:noProof/>
+                <w:webHidden/>
+              </w:rPr>
+            </w:r>
+            <w:r>
+              <w:rPr>
+                <w:noProof/>
+                <w:webHidden/>
+              </w:rPr>
+              <w:fldChar w:fldCharType="separate"/>
+            </w:r>
+            <w:r>
+              <w:rPr>
+                <w:noProof/>
+                <w:webHidden/>
+              </w:rPr>
+              <w:t>24</w:t>
+            </w:r>
+            <w:r>
+              <w:rPr>
+                <w:noProof/>
+                <w:webHidden/>
+              </w:rPr>
+              <w:fldChar w:fldCharType="end"/>
+            </w:r>
+          </w:hyperlink>
+        </w:p>
+        <w:p>
+          <w:pPr>
+            <w:pStyle w:val="TOC1"/>
+            <w:tabs>
+              <w:tab w:val="right" w:leader="dot" w:pos="9350"/>
+            </w:tabs>
+            <w:rPr>
+              <w:rFonts w:asciiTheme="minorHAnsi" w:eastAsiaTheme="minorEastAsia" w:hAnsiTheme="minorHAnsi" w:cstheme="minorBidi"/>
+              <w:noProof/>
+              <w:color w:val="auto"/>
+              <w:kern w:val="2"/>
+              <w:lang w:val="en-SI" w:eastAsia="en-SI"/>
+              <w14:ligatures w14:val="standardContextual"/>
+            </w:rPr>
+          </w:pPr>
+          <w:hyperlink w:anchor="_Toc227007769" w:history="1">
+            <w:r>
+              <w:rPr>
+                <w:rStyle w:val="Hyperlink"/>
+                <w:noProof/>
+                <w:lang w:val="en-SI"/>
+              </w:rPr>
+              <w:t>11. Viri in literatura</w:t>
+            </w:r>
+            <w:r>
+              <w:rPr>
+                <w:noProof/>
+                <w:webHidden/>
+              </w:rPr>
+              <w:tab/>
+            </w:r>
+            <w:r>
+              <w:rPr>
+                <w:noProof/>
+                <w:webHidden/>
+              </w:rPr>
+              <w:fldChar w:fldCharType="begin"/>
+            </w:r>
+            <w:r>
+              <w:rPr>
+                <w:noProof/>
+                <w:webHidden/>
+              </w:rPr>
+              <w:instrText xml:space="preserve"> PAGEREF _Toc227007769 \h </w:instrText>
+            </w:r>
+            <w:r>
+              <w:rPr>
+                <w:noProof/>
+                <w:webHidden/>
+              </w:rPr>
+            </w:r>
+            <w:r>
+              <w:rPr>
+                <w:noProof/>
+                <w:webHidden/>
+              </w:rPr>
+              <w:fldChar w:fldCharType="separate"/>
+            </w:r>
+            <w:r>
+              <w:rPr>
+                <w:noProof/>
+                <w:webHidden/>
+              </w:rPr>
+              <w:t>24</w:t>
+            </w:r>
+            <w:r>
+              <w:rPr>
+                <w:noProof/>
+                <w:webHidden/>
+              </w:rPr>
+              <w:fldChar w:fldCharType="end"/>
+            </w:r>
+          </w:hyperlink>
+        </w:p>
+        <w:p>
+          <w:pPr>
+            <w:pStyle w:val="TOC1"/>
+            <w:tabs>
+              <w:tab w:val="right" w:leader="dot" w:pos="9350"/>
+            </w:tabs>
+            <w:rPr>
+              <w:rFonts w:asciiTheme="minorHAnsi" w:eastAsiaTheme="minorEastAsia" w:hAnsiTheme="minorHAnsi" w:cstheme="minorBidi"/>
+              <w:noProof/>
+              <w:color w:val="auto"/>
+              <w:kern w:val="2"/>
+              <w:lang w:val="en-SI" w:eastAsia="en-SI"/>
+              <w14:ligatures w14:val="standardContextual"/>
+            </w:rPr>
+          </w:pPr>
+          <w:hyperlink w:anchor="_Toc227007770" w:history="1">
+            <w:r>
+              <w:rPr>
+                <w:rStyle w:val="Hyperlink"/>
+                <w:noProof/>
+                <w:lang w:val="en-SI"/>
+              </w:rPr>
+              <w:t>IZJAVA O AVTORSTVU</w:t>
+            </w:r>
+            <w:r>
+              <w:rPr>
+                <w:noProof/>
+                <w:webHidden/>
+              </w:rPr>
+              <w:tab/>
+            </w:r>
+            <w:r>
+              <w:rPr>
+                <w:noProof/>
+                <w:webHidden/>
+              </w:rPr>
+              <w:fldChar w:fldCharType="begin"/>
+            </w:r>
+            <w:r>
+              <w:rPr>
+                <w:noProof/>
+                <w:webHidden/>
+              </w:rPr>
+              <w:instrText xml:space="preserve"> PAGEREF _Toc227007770 \h </w:instrText>
+            </w:r>
+            <w:r>
+              <w:rPr>
+                <w:noProof/>
+                <w:webHidden/>
+              </w:rPr>
+            </w:r>
+            <w:r>
+              <w:rPr>
+                <w:noProof/>
+                <w:webHidden/>
+              </w:rPr>
+              <w:fldChar w:fldCharType="separate"/>
+            </w:r>
+            <w:r>
+              <w:rPr>
+                <w:noProof/>
+                <w:webHidden/>
+              </w:rPr>
+              <w:t>25</w:t>
             </w:r>
             <w:r>
               <w:rPr>
@@ -1543,14 +2209,6 @@
       </w:sdtContent>
     </w:sdt>
     <w:p>
-      <w:pPr>
-        <w:pStyle w:val="TOC1"/>
-        <w:tabs>
-          <w:tab w:val="right" w:leader="dot" w:pos="9350"/>
-        </w:tabs>
-      </w:pPr>
-    </w:p>
-    <w:p>
       <w:r>
         <w:br w:type="page"/>
       </w:r>
@@ -1561,7 +2219,7 @@
       </w:pPr>
       <w:bookmarkStart w:id="10" w:name="_Toc226486566"/>
       <w:bookmarkStart w:id="11" w:name="_Toc226486629"/>
-      <w:bookmarkStart w:id="12" w:name="_Toc226908142"/>
+      <w:bookmarkStart w:id="12" w:name="_Toc227007746"/>
       <w:r>
         <w:lastRenderedPageBreak/>
         <w:t>1. Uvod</w:t>
@@ -1655,7 +2313,7 @@
       </w:pPr>
       <w:bookmarkStart w:id="13" w:name="_Toc226486567"/>
       <w:bookmarkStart w:id="14" w:name="_Toc226486630"/>
-      <w:bookmarkStart w:id="15" w:name="_Toc226908143"/>
+      <w:bookmarkStart w:id="15" w:name="_Toc227007747"/>
       <w:r>
         <w:t>2. Izbira orodij in programskih jezikov</w:t>
       </w:r>
@@ -1817,7 +2475,7 @@
       </w:pPr>
       <w:bookmarkStart w:id="16" w:name="_Toc226486568"/>
       <w:bookmarkStart w:id="17" w:name="_Toc226486631"/>
-      <w:bookmarkStart w:id="18" w:name="_Toc226908144"/>
+      <w:bookmarkStart w:id="18" w:name="_Toc227007748"/>
       <w:r>
         <w:lastRenderedPageBreak/>
         <w:t>3. O aplikaciji</w:t>
@@ -2060,7 +2718,7 @@
           <w:lang w:val="en-SI"/>
         </w:rPr>
       </w:pPr>
-      <w:bookmarkStart w:id="19" w:name="_Toc226908145"/>
+      <w:bookmarkStart w:id="19" w:name="_Toc227007749"/>
       <w:r>
         <w:rPr>
           <w:lang w:val="en-SI"/>
@@ -2068,13 +2726,29 @@
         <w:lastRenderedPageBreak/>
         <w:t xml:space="preserve">4. </w:t>
       </w:r>
-      <w:r>
-        <w:rPr>
-          <w:lang w:val="en-SI"/>
-        </w:rPr>
-        <w:t>Urejevalnik in vizualizacija</w:t>
+      <w:proofErr w:type="spellStart"/>
+      <w:r>
+        <w:rPr>
+          <w:lang w:val="en-SI"/>
+        </w:rPr>
+        <w:t>Urejevalnik</w:t>
+      </w:r>
+      <w:proofErr w:type="spellEnd"/>
+      <w:r>
+        <w:rPr>
+          <w:lang w:val="en-SI"/>
+        </w:rPr>
+        <w:t xml:space="preserve"> in </w:t>
+      </w:r>
+      <w:proofErr w:type="spellStart"/>
+      <w:r>
+        <w:rPr>
+          <w:lang w:val="en-SI"/>
+        </w:rPr>
+        <w:t>vizualizacija</w:t>
       </w:r>
       <w:bookmarkEnd w:id="19"/>
+      <w:proofErr w:type="spellEnd"/>
     </w:p>
     <w:p/>
     <w:p>
@@ -2134,7 +2808,7 @@
       <w:pPr>
         <w:pStyle w:val="Heading2"/>
       </w:pPr>
-      <w:bookmarkStart w:id="20" w:name="_Toc226908146"/>
+      <w:bookmarkStart w:id="20" w:name="_Toc227007750"/>
       <w:r>
         <w:t>4. 1. Konstrukcija modela</w:t>
       </w:r>
@@ -2461,7 +3135,7 @@
       <w:pPr>
         <w:pStyle w:val="Heading2"/>
       </w:pPr>
-      <w:bookmarkStart w:id="21" w:name="_Toc226908147"/>
+      <w:bookmarkStart w:id="21" w:name="_Toc227007751"/>
       <w:r>
         <w:lastRenderedPageBreak/>
         <w:t xml:space="preserve">4. 2. </w:t>
@@ -2476,7 +3150,7 @@
       <w:pPr>
         <w:pStyle w:val="Heading3"/>
       </w:pPr>
-      <w:bookmarkStart w:id="22" w:name="_Toc226908148"/>
+      <w:bookmarkStart w:id="22" w:name="_Toc227007752"/>
       <w:r>
         <w:t>4. 2. 1. Kamera</w:t>
       </w:r>
@@ -2837,7 +3511,7 @@
       <w:pPr>
         <w:pStyle w:val="Heading3"/>
       </w:pPr>
-      <w:bookmarkStart w:id="23" w:name="_Toc226908149"/>
+      <w:bookmarkStart w:id="23" w:name="_Toc227007753"/>
       <w:r>
         <w:t xml:space="preserve">4. 2. 2. </w:t>
       </w:r>
@@ -2962,7 +3636,7 @@
       <w:pPr>
         <w:pStyle w:val="Heading2"/>
       </w:pPr>
-      <w:bookmarkStart w:id="24" w:name="_Toc226908150"/>
+      <w:bookmarkStart w:id="24" w:name="_Toc227007754"/>
       <w:r>
         <w:lastRenderedPageBreak/>
         <w:t>4. 3. Urejevalnik</w:t>
@@ -3094,7 +3768,7 @@
       <w:pPr>
         <w:pStyle w:val="Heading1"/>
       </w:pPr>
-      <w:bookmarkStart w:id="25" w:name="_Toc226908151"/>
+      <w:bookmarkStart w:id="25" w:name="_Toc227007755"/>
       <w:r>
         <w:lastRenderedPageBreak/>
         <w:t xml:space="preserve">5. </w:t>
@@ -3109,7 +3783,7 @@
       <w:pPr>
         <w:pStyle w:val="Heading2"/>
       </w:pPr>
-      <w:bookmarkStart w:id="26" w:name="_Toc226908152"/>
+      <w:bookmarkStart w:id="26" w:name="_Toc227007756"/>
       <w:r>
         <w:t>5. 1.  Vozlišče (node)</w:t>
       </w:r>
@@ -3435,7 +4109,7 @@
       <w:pPr>
         <w:pStyle w:val="Heading2"/>
       </w:pPr>
-      <w:bookmarkStart w:id="27" w:name="_Toc226908153"/>
+      <w:bookmarkStart w:id="27" w:name="_Toc227007757"/>
       <w:r>
         <w:t xml:space="preserve">5. 2. </w:t>
       </w:r>
@@ -4084,7 +4758,7 @@
       <w:pPr>
         <w:pStyle w:val="Heading1"/>
       </w:pPr>
-      <w:bookmarkStart w:id="28" w:name="_Toc226908154"/>
+      <w:bookmarkStart w:id="28" w:name="_Toc227007758"/>
       <w:r>
         <w:lastRenderedPageBreak/>
         <w:t>6. Inšpektor vozlišč</w:t>
@@ -4294,7 +4968,7 @@
       <w:pPr>
         <w:pStyle w:val="Heading1"/>
       </w:pPr>
-      <w:bookmarkStart w:id="29" w:name="_Toc226908155"/>
+      <w:bookmarkStart w:id="29" w:name="_Toc227007759"/>
       <w:r>
         <w:lastRenderedPageBreak/>
         <w:t xml:space="preserve">7. </w:t>
@@ -4761,7 +5435,7 @@
       <w:pPr>
         <w:pStyle w:val="Heading1"/>
       </w:pPr>
-      <w:bookmarkStart w:id="30" w:name="_Toc226908156"/>
+      <w:bookmarkStart w:id="30" w:name="_Toc227007760"/>
       <w:r>
         <w:lastRenderedPageBreak/>
         <w:t>8. Generacija terena in vrste funkcionalnoti</w:t>
@@ -4773,7 +5447,7 @@
       <w:pPr>
         <w:pStyle w:val="Heading2"/>
       </w:pPr>
-      <w:bookmarkStart w:id="31" w:name="_Toc226908157"/>
+      <w:bookmarkStart w:id="31" w:name="_Toc227007761"/>
       <w:r>
         <w:t>8. 1. Osnovna elevacija</w:t>
       </w:r>
@@ -4956,7 +5630,13 @@
         <w:fldChar w:fldCharType="end"/>
       </w:r>
       <w:r>
-        <w:t xml:space="preserve"> Več plasti Perlinovega šuma</w:t>
+        <w:t xml:space="preserve"> Več</w:t>
+      </w:r>
+      <w:r>
+        <w:t xml:space="preserve"> zmnoženih</w:t>
+      </w:r>
+      <w:r>
+        <w:t xml:space="preserve"> plasti Perlinovega šuma</w:t>
       </w:r>
       <w:r>
         <w:rPr>
@@ -4989,79 +5669,203 @@
       <w:r>
         <w:t xml:space="preserve"> Generacija šuma je narejena z </w:t>
       </w:r>
+      <w:proofErr w:type="spellStart"/>
       <w:r>
         <w:rPr>
           <w:lang w:val="en-SI"/>
         </w:rPr>
         <w:t>FastNoiseLite</w:t>
       </w:r>
-      <w:r>
-        <w:rPr>
-          <w:lang w:val="en-SI"/>
-        </w:rPr>
-        <w:t xml:space="preserve"> objektom</w:t>
-      </w:r>
-      <w:r>
-        <w:rPr>
-          <w:lang w:val="en-SI"/>
-        </w:rPr>
-        <w:t xml:space="preserve"> oziroma knjižnico.</w:t>
-      </w:r>
-    </w:p>
-    <w:p>
-      <w:pPr>
-        <w:rPr>
-          <w:lang w:val="en-SI"/>
-        </w:rPr>
-      </w:pPr>
-      <w:r>
-        <w:rPr>
-          <w:lang w:val="en-SI"/>
-        </w:rPr>
-        <w:t xml:space="preserve">Lastnosti funkcionalnosti tega vozlišča vsebujejo </w:t>
-      </w:r>
+      <w:proofErr w:type="spellEnd"/>
+      <w:r>
+        <w:rPr>
+          <w:lang w:val="en-SI"/>
+        </w:rPr>
+        <w:t xml:space="preserve"> </w:t>
+      </w:r>
+      <w:proofErr w:type="spellStart"/>
+      <w:r>
+        <w:rPr>
+          <w:lang w:val="en-SI"/>
+        </w:rPr>
+        <w:t>objektom</w:t>
+      </w:r>
+      <w:proofErr w:type="spellEnd"/>
+      <w:r>
+        <w:rPr>
+          <w:lang w:val="en-SI"/>
+        </w:rPr>
+        <w:t xml:space="preserve"> </w:t>
+      </w:r>
+      <w:proofErr w:type="spellStart"/>
+      <w:r>
+        <w:rPr>
+          <w:lang w:val="en-SI"/>
+        </w:rPr>
+        <w:t>oziroma</w:t>
+      </w:r>
+      <w:proofErr w:type="spellEnd"/>
+      <w:r>
+        <w:rPr>
+          <w:lang w:val="en-SI"/>
+        </w:rPr>
+        <w:t xml:space="preserve"> </w:t>
+      </w:r>
+      <w:proofErr w:type="spellStart"/>
+      <w:r>
+        <w:rPr>
+          <w:lang w:val="en-SI"/>
+        </w:rPr>
+        <w:t>knjižnico</w:t>
+      </w:r>
+      <w:proofErr w:type="spellEnd"/>
+      <w:r>
+        <w:rPr>
+          <w:lang w:val="en-SI"/>
+        </w:rPr>
+        <w:t>.</w:t>
+      </w:r>
+    </w:p>
+    <w:p>
+      <w:pPr>
+        <w:rPr>
+          <w:lang w:val="en-SI"/>
+        </w:rPr>
+      </w:pPr>
+      <w:proofErr w:type="spellStart"/>
+      <w:r>
+        <w:rPr>
+          <w:lang w:val="en-SI"/>
+        </w:rPr>
+        <w:t>Lastnosti</w:t>
+      </w:r>
+      <w:proofErr w:type="spellEnd"/>
+      <w:r>
+        <w:rPr>
+          <w:lang w:val="en-SI"/>
+        </w:rPr>
+        <w:t xml:space="preserve"> </w:t>
+      </w:r>
+      <w:proofErr w:type="spellStart"/>
+      <w:r>
+        <w:rPr>
+          <w:lang w:val="en-SI"/>
+        </w:rPr>
+        <w:t>funkcionalnosti</w:t>
+      </w:r>
+      <w:proofErr w:type="spellEnd"/>
+      <w:r>
+        <w:rPr>
+          <w:lang w:val="en-SI"/>
+        </w:rPr>
+        <w:t xml:space="preserve"> </w:t>
+      </w:r>
+      <w:proofErr w:type="spellStart"/>
+      <w:r>
+        <w:rPr>
+          <w:lang w:val="en-SI"/>
+        </w:rPr>
+        <w:t>tega</w:t>
+      </w:r>
+      <w:proofErr w:type="spellEnd"/>
+      <w:r>
+        <w:rPr>
+          <w:lang w:val="en-SI"/>
+        </w:rPr>
+        <w:t xml:space="preserve"> </w:t>
+      </w:r>
+      <w:proofErr w:type="spellStart"/>
+      <w:r>
+        <w:rPr>
+          <w:lang w:val="en-SI"/>
+        </w:rPr>
+        <w:t>vozlišča</w:t>
+      </w:r>
+      <w:proofErr w:type="spellEnd"/>
+      <w:r>
+        <w:rPr>
+          <w:lang w:val="en-SI"/>
+        </w:rPr>
+        <w:t xml:space="preserve"> </w:t>
+      </w:r>
+      <w:proofErr w:type="spellStart"/>
+      <w:r>
+        <w:rPr>
+          <w:lang w:val="en-SI"/>
+        </w:rPr>
+        <w:t>vsebujejo</w:t>
+      </w:r>
+      <w:proofErr w:type="spellEnd"/>
+      <w:r>
+        <w:rPr>
+          <w:lang w:val="en-SI"/>
+        </w:rPr>
+        <w:t xml:space="preserve"> </w:t>
+      </w:r>
+      <w:proofErr w:type="spellStart"/>
       <w:r>
         <w:rPr>
           <w:lang w:val="en-SI"/>
         </w:rPr>
         <w:t>številne</w:t>
       </w:r>
-      <w:r>
-        <w:rPr>
-          <w:lang w:val="en-SI"/>
-        </w:rPr>
-        <w:t xml:space="preserve"> nastavite</w:t>
-      </w:r>
-      <w:r>
-        <w:rPr>
-          <w:lang w:val="en-SI"/>
-        </w:rPr>
-        <w:t xml:space="preserve"> </w:t>
-      </w:r>
+      <w:proofErr w:type="spellEnd"/>
+      <w:r>
+        <w:rPr>
+          <w:lang w:val="en-SI"/>
+        </w:rPr>
+        <w:t xml:space="preserve"> </w:t>
+      </w:r>
+      <w:proofErr w:type="spellStart"/>
+      <w:r>
+        <w:rPr>
+          <w:lang w:val="en-SI"/>
+        </w:rPr>
+        <w:t>nastavite</w:t>
+      </w:r>
+      <w:proofErr w:type="spellEnd"/>
+      <w:r>
+        <w:rPr>
+          <w:lang w:val="en-SI"/>
+        </w:rPr>
+        <w:t xml:space="preserve"> </w:t>
+      </w:r>
+      <w:proofErr w:type="spellStart"/>
       <w:r>
         <w:rPr>
           <w:lang w:val="en-SI"/>
         </w:rPr>
         <w:t>šuma</w:t>
       </w:r>
+      <w:proofErr w:type="spellEnd"/>
       <w:r>
         <w:rPr>
           <w:lang w:val="en-SI"/>
         </w:rPr>
         <w:t xml:space="preserve"> in </w:t>
       </w:r>
-      <w:r>
-        <w:rPr>
-          <w:lang w:val="en-SI"/>
-        </w:rPr>
-        <w:t xml:space="preserve">njeovih </w:t>
-      </w:r>
+      <w:proofErr w:type="spellStart"/>
+      <w:r>
+        <w:rPr>
+          <w:lang w:val="en-SI"/>
+        </w:rPr>
+        <w:t>njeovih</w:t>
+      </w:r>
+      <w:proofErr w:type="spellEnd"/>
+      <w:r>
+        <w:rPr>
+          <w:lang w:val="en-SI"/>
+        </w:rPr>
+        <w:t xml:space="preserve"> </w:t>
+      </w:r>
+      <w:proofErr w:type="spellStart"/>
       <w:r>
         <w:rPr>
           <w:lang w:val="en-SI"/>
         </w:rPr>
         <w:t>oktav</w:t>
       </w:r>
+      <w:proofErr w:type="spellEnd"/>
       <w:r>
         <w:rPr>
           <w:lang w:val="en-SI"/>
@@ -5156,23 +5960,319 @@
         </w:rPr>
         <w:t xml:space="preserve">Kot </w:t>
       </w:r>
-      <w:r>
-        <w:rPr>
-          <w:lang w:val="en-SI"/>
-        </w:rPr>
-        <w:t xml:space="preserve">poskus pohitritve ta </w:t>
-      </w:r>
-      <w:r>
-        <w:rPr>
-          <w:lang w:val="en-SI"/>
-        </w:rPr>
-        <w:t>koda specifične funkcionalnosti deluje na večih procesorskih nitih.</w:t>
-      </w:r>
-      <w:r>
-        <w:rPr>
-          <w:lang w:val="en-SI"/>
-        </w:rPr>
-        <w:t xml:space="preserve"> Za vsako uporabljeno nit se ustvari struktura, ki vsebuje podatke, ki so potrebni za delovanje kode na večih nitih. </w:t>
+      <w:proofErr w:type="spellStart"/>
+      <w:r>
+        <w:rPr>
+          <w:lang w:val="en-SI"/>
+        </w:rPr>
+        <w:t>poskus</w:t>
+      </w:r>
+      <w:proofErr w:type="spellEnd"/>
+      <w:r>
+        <w:rPr>
+          <w:lang w:val="en-SI"/>
+        </w:rPr>
+        <w:t xml:space="preserve"> </w:t>
+      </w:r>
+      <w:proofErr w:type="spellStart"/>
+      <w:r>
+        <w:rPr>
+          <w:lang w:val="en-SI"/>
+        </w:rPr>
+        <w:t>pohitritve</w:t>
+      </w:r>
+      <w:proofErr w:type="spellEnd"/>
+      <w:r>
+        <w:rPr>
+          <w:lang w:val="en-SI"/>
+        </w:rPr>
+        <w:t xml:space="preserve"> ta </w:t>
+      </w:r>
+      <w:proofErr w:type="spellStart"/>
+      <w:r>
+        <w:rPr>
+          <w:lang w:val="en-SI"/>
+        </w:rPr>
+        <w:t>koda</w:t>
+      </w:r>
+      <w:proofErr w:type="spellEnd"/>
+      <w:r>
+        <w:rPr>
+          <w:lang w:val="en-SI"/>
+        </w:rPr>
+        <w:t xml:space="preserve"> </w:t>
+      </w:r>
+      <w:proofErr w:type="spellStart"/>
+      <w:r>
+        <w:rPr>
+          <w:lang w:val="en-SI"/>
+        </w:rPr>
+        <w:t>specifične</w:t>
+      </w:r>
+      <w:proofErr w:type="spellEnd"/>
+      <w:r>
+        <w:rPr>
+          <w:lang w:val="en-SI"/>
+        </w:rPr>
+        <w:t xml:space="preserve"> </w:t>
+      </w:r>
+      <w:proofErr w:type="spellStart"/>
+      <w:r>
+        <w:rPr>
+          <w:lang w:val="en-SI"/>
+        </w:rPr>
+        <w:t>funkcionalnosti</w:t>
+      </w:r>
+      <w:proofErr w:type="spellEnd"/>
+      <w:r>
+        <w:rPr>
+          <w:lang w:val="en-SI"/>
+        </w:rPr>
+        <w:t xml:space="preserve"> </w:t>
+      </w:r>
+      <w:proofErr w:type="spellStart"/>
+      <w:r>
+        <w:rPr>
+          <w:lang w:val="en-SI"/>
+        </w:rPr>
+        <w:t>deluje</w:t>
+      </w:r>
+      <w:proofErr w:type="spellEnd"/>
+      <w:r>
+        <w:rPr>
+          <w:lang w:val="en-SI"/>
+        </w:rPr>
+        <w:t xml:space="preserve"> </w:t>
+      </w:r>
+      <w:proofErr w:type="spellStart"/>
+      <w:r>
+        <w:rPr>
+          <w:lang w:val="en-SI"/>
+        </w:rPr>
+        <w:t>na</w:t>
+      </w:r>
+      <w:proofErr w:type="spellEnd"/>
+      <w:r>
+        <w:rPr>
+          <w:lang w:val="en-SI"/>
+        </w:rPr>
+        <w:t xml:space="preserve"> </w:t>
+      </w:r>
+      <w:proofErr w:type="spellStart"/>
+      <w:r>
+        <w:rPr>
+          <w:lang w:val="en-SI"/>
+        </w:rPr>
+        <w:t>večih</w:t>
+      </w:r>
+      <w:proofErr w:type="spellEnd"/>
+      <w:r>
+        <w:rPr>
+          <w:lang w:val="en-SI"/>
+        </w:rPr>
+        <w:t xml:space="preserve"> </w:t>
+      </w:r>
+      <w:proofErr w:type="spellStart"/>
+      <w:r>
+        <w:rPr>
+          <w:lang w:val="en-SI"/>
+        </w:rPr>
+        <w:t>procesorskih</w:t>
+      </w:r>
+      <w:proofErr w:type="spellEnd"/>
+      <w:r>
+        <w:rPr>
+          <w:lang w:val="en-SI"/>
+        </w:rPr>
+        <w:t xml:space="preserve"> </w:t>
+      </w:r>
+      <w:proofErr w:type="spellStart"/>
+      <w:r>
+        <w:rPr>
+          <w:lang w:val="en-SI"/>
+        </w:rPr>
+        <w:t>nitih</w:t>
+      </w:r>
+      <w:proofErr w:type="spellEnd"/>
+      <w:r>
+        <w:rPr>
+          <w:lang w:val="en-SI"/>
+        </w:rPr>
+        <w:t>.</w:t>
+      </w:r>
+      <w:r>
+        <w:rPr>
+          <w:lang w:val="en-SI"/>
+        </w:rPr>
+        <w:t xml:space="preserve"> Za </w:t>
+      </w:r>
+      <w:proofErr w:type="spellStart"/>
+      <w:r>
+        <w:rPr>
+          <w:lang w:val="en-SI"/>
+        </w:rPr>
+        <w:t>vsako</w:t>
+      </w:r>
+      <w:proofErr w:type="spellEnd"/>
+      <w:r>
+        <w:rPr>
+          <w:lang w:val="en-SI"/>
+        </w:rPr>
+        <w:t xml:space="preserve"> </w:t>
+      </w:r>
+      <w:proofErr w:type="spellStart"/>
+      <w:r>
+        <w:rPr>
+          <w:lang w:val="en-SI"/>
+        </w:rPr>
+        <w:t>uporabljeno</w:t>
+      </w:r>
+      <w:proofErr w:type="spellEnd"/>
+      <w:r>
+        <w:rPr>
+          <w:lang w:val="en-SI"/>
+        </w:rPr>
+        <w:t xml:space="preserve"> nit se </w:t>
+      </w:r>
+      <w:proofErr w:type="spellStart"/>
+      <w:r>
+        <w:rPr>
+          <w:lang w:val="en-SI"/>
+        </w:rPr>
+        <w:t>ustvari</w:t>
+      </w:r>
+      <w:proofErr w:type="spellEnd"/>
+      <w:r>
+        <w:rPr>
+          <w:lang w:val="en-SI"/>
+        </w:rPr>
+        <w:t xml:space="preserve"> </w:t>
+      </w:r>
+      <w:proofErr w:type="spellStart"/>
+      <w:r>
+        <w:rPr>
+          <w:lang w:val="en-SI"/>
+        </w:rPr>
+        <w:t>struktura</w:t>
+      </w:r>
+      <w:proofErr w:type="spellEnd"/>
+      <w:r>
+        <w:rPr>
+          <w:lang w:val="en-SI"/>
+        </w:rPr>
+        <w:t xml:space="preserve">, ki </w:t>
+      </w:r>
+      <w:proofErr w:type="spellStart"/>
+      <w:r>
+        <w:rPr>
+          <w:lang w:val="en-SI"/>
+        </w:rPr>
+        <w:t>vsebuje</w:t>
+      </w:r>
+      <w:proofErr w:type="spellEnd"/>
+      <w:r>
+        <w:rPr>
+          <w:lang w:val="en-SI"/>
+        </w:rPr>
+        <w:t xml:space="preserve"> </w:t>
+      </w:r>
+      <w:proofErr w:type="spellStart"/>
+      <w:r>
+        <w:rPr>
+          <w:lang w:val="en-SI"/>
+        </w:rPr>
+        <w:t>podatke</w:t>
+      </w:r>
+      <w:proofErr w:type="spellEnd"/>
+      <w:r>
+        <w:rPr>
+          <w:lang w:val="en-SI"/>
+        </w:rPr>
+        <w:t xml:space="preserve">, ki so </w:t>
+      </w:r>
+      <w:proofErr w:type="spellStart"/>
+      <w:r>
+        <w:rPr>
+          <w:lang w:val="en-SI"/>
+        </w:rPr>
+        <w:t>potrebni</w:t>
+      </w:r>
+      <w:proofErr w:type="spellEnd"/>
+      <w:r>
+        <w:rPr>
+          <w:lang w:val="en-SI"/>
+        </w:rPr>
+        <w:t xml:space="preserve"> za </w:t>
+      </w:r>
+      <w:proofErr w:type="spellStart"/>
+      <w:r>
+        <w:rPr>
+          <w:lang w:val="en-SI"/>
+        </w:rPr>
+        <w:t>delovanje</w:t>
+      </w:r>
+      <w:proofErr w:type="spellEnd"/>
+      <w:r>
+        <w:rPr>
+          <w:lang w:val="en-SI"/>
+        </w:rPr>
+        <w:t xml:space="preserve"> </w:t>
+      </w:r>
+      <w:proofErr w:type="spellStart"/>
+      <w:r>
+        <w:rPr>
+          <w:lang w:val="en-SI"/>
+        </w:rPr>
+        <w:t>kode</w:t>
+      </w:r>
+      <w:proofErr w:type="spellEnd"/>
+      <w:r>
+        <w:rPr>
+          <w:lang w:val="en-SI"/>
+        </w:rPr>
+        <w:t xml:space="preserve"> </w:t>
+      </w:r>
+      <w:proofErr w:type="spellStart"/>
+      <w:r>
+        <w:rPr>
+          <w:lang w:val="en-SI"/>
+        </w:rPr>
+        <w:t>na</w:t>
+      </w:r>
+      <w:proofErr w:type="spellEnd"/>
+      <w:r>
+        <w:rPr>
+          <w:lang w:val="en-SI"/>
+        </w:rPr>
+        <w:t xml:space="preserve"> </w:t>
+      </w:r>
+      <w:proofErr w:type="spellStart"/>
+      <w:r>
+        <w:rPr>
+          <w:lang w:val="en-SI"/>
+        </w:rPr>
+        <w:t>večih</w:t>
+      </w:r>
+      <w:proofErr w:type="spellEnd"/>
+      <w:r>
+        <w:rPr>
+          <w:lang w:val="en-SI"/>
+        </w:rPr>
+        <w:t xml:space="preserve"> </w:t>
+      </w:r>
+      <w:proofErr w:type="spellStart"/>
+      <w:r>
+        <w:rPr>
+          <w:lang w:val="en-SI"/>
+        </w:rPr>
+        <w:t>nitih</w:t>
+      </w:r>
+      <w:proofErr w:type="spellEnd"/>
+      <w:r>
+        <w:rPr>
+          <w:lang w:val="en-SI"/>
+        </w:rPr>
+        <w:t xml:space="preserve">. </w:t>
       </w:r>
     </w:p>
     <w:p>
@@ -5270,31 +6370,433 @@
           <w:lang w:val="en-SI"/>
         </w:rPr>
       </w:pPr>
+      <w:proofErr w:type="spellStart"/>
       <w:r>
         <w:rPr>
           <w:lang w:val="en-SI"/>
         </w:rPr>
         <w:lastRenderedPageBreak/>
-        <w:t xml:space="preserve">Vsaka nit dobi za obdelati del mreže terena, in za vsako polje se kliče funkcija, ki vzorči šum in hkrati uporabi masko ali distorcijo. </w:t>
-      </w:r>
-      <w:r>
-        <w:rPr>
-          <w:lang w:val="en-SI"/>
-        </w:rPr>
-        <w:t>Skoraj vsaka funkcionalnost vsebuje uporabo mask, ki določajo kako močno se na vsaki poziciji pozna učinkovitost operacije.</w:t>
-      </w:r>
-      <w:r>
-        <w:rPr>
-          <w:lang w:val="en-SI"/>
-        </w:rPr>
-        <w:t xml:space="preserve"> </w:t>
-      </w:r>
-      <w:r>
-        <w:rPr>
-          <w:lang w:val="en-SI"/>
-        </w:rPr>
-        <w:t>Na kratko</w:t>
-      </w:r>
+        <w:t>Vsaka</w:t>
+      </w:r>
+      <w:proofErr w:type="spellEnd"/>
+      <w:r>
+        <w:rPr>
+          <w:lang w:val="en-SI"/>
+        </w:rPr>
+        <w:t xml:space="preserve"> nit </w:t>
+      </w:r>
+      <w:proofErr w:type="spellStart"/>
+      <w:r>
+        <w:rPr>
+          <w:lang w:val="en-SI"/>
+        </w:rPr>
+        <w:t>dobi</w:t>
+      </w:r>
+      <w:proofErr w:type="spellEnd"/>
+      <w:r>
+        <w:rPr>
+          <w:lang w:val="en-SI"/>
+        </w:rPr>
+        <w:t xml:space="preserve"> za </w:t>
+      </w:r>
+      <w:proofErr w:type="spellStart"/>
+      <w:r>
+        <w:rPr>
+          <w:lang w:val="en-SI"/>
+        </w:rPr>
+        <w:t>obdelati</w:t>
+      </w:r>
+      <w:proofErr w:type="spellEnd"/>
+      <w:r>
+        <w:rPr>
+          <w:lang w:val="en-SI"/>
+        </w:rPr>
+        <w:t xml:space="preserve"> del </w:t>
+      </w:r>
+      <w:proofErr w:type="spellStart"/>
+      <w:r>
+        <w:rPr>
+          <w:lang w:val="en-SI"/>
+        </w:rPr>
+        <w:t>mreže</w:t>
+      </w:r>
+      <w:proofErr w:type="spellEnd"/>
+      <w:r>
+        <w:rPr>
+          <w:lang w:val="en-SI"/>
+        </w:rPr>
+        <w:t xml:space="preserve"> </w:t>
+      </w:r>
+      <w:proofErr w:type="spellStart"/>
+      <w:r>
+        <w:rPr>
+          <w:lang w:val="en-SI"/>
+        </w:rPr>
+        <w:t>terena</w:t>
+      </w:r>
+      <w:proofErr w:type="spellEnd"/>
+      <w:r>
+        <w:rPr>
+          <w:lang w:val="en-SI"/>
+        </w:rPr>
+        <w:t xml:space="preserve">, in za </w:t>
+      </w:r>
+      <w:proofErr w:type="spellStart"/>
+      <w:r>
+        <w:rPr>
+          <w:lang w:val="en-SI"/>
+        </w:rPr>
+        <w:t>vsako</w:t>
+      </w:r>
+      <w:proofErr w:type="spellEnd"/>
+      <w:r>
+        <w:rPr>
+          <w:lang w:val="en-SI"/>
+        </w:rPr>
+        <w:t xml:space="preserve"> polje se </w:t>
+      </w:r>
+      <w:proofErr w:type="spellStart"/>
+      <w:r>
+        <w:rPr>
+          <w:lang w:val="en-SI"/>
+        </w:rPr>
+        <w:t>kliče</w:t>
+      </w:r>
+      <w:proofErr w:type="spellEnd"/>
+      <w:r>
+        <w:rPr>
+          <w:lang w:val="en-SI"/>
+        </w:rPr>
+        <w:t xml:space="preserve"> </w:t>
+      </w:r>
+      <w:proofErr w:type="spellStart"/>
+      <w:r>
+        <w:rPr>
+          <w:lang w:val="en-SI"/>
+        </w:rPr>
+        <w:t>funkcija</w:t>
+      </w:r>
+      <w:proofErr w:type="spellEnd"/>
+      <w:r>
+        <w:rPr>
+          <w:lang w:val="en-SI"/>
+        </w:rPr>
+        <w:t xml:space="preserve">, ki </w:t>
+      </w:r>
+      <w:proofErr w:type="spellStart"/>
+      <w:r>
+        <w:rPr>
+          <w:lang w:val="en-SI"/>
+        </w:rPr>
+        <w:t>vzorči</w:t>
+      </w:r>
+      <w:proofErr w:type="spellEnd"/>
+      <w:r>
+        <w:rPr>
+          <w:lang w:val="en-SI"/>
+        </w:rPr>
+        <w:t xml:space="preserve"> </w:t>
+      </w:r>
+      <w:proofErr w:type="spellStart"/>
+      <w:r>
+        <w:rPr>
+          <w:lang w:val="en-SI"/>
+        </w:rPr>
+        <w:t>šum</w:t>
+      </w:r>
+      <w:proofErr w:type="spellEnd"/>
+      <w:r>
+        <w:rPr>
+          <w:lang w:val="en-SI"/>
+        </w:rPr>
+        <w:t xml:space="preserve"> in </w:t>
+      </w:r>
+      <w:proofErr w:type="spellStart"/>
+      <w:r>
+        <w:rPr>
+          <w:lang w:val="en-SI"/>
+        </w:rPr>
+        <w:t>hkrati</w:t>
+      </w:r>
+      <w:proofErr w:type="spellEnd"/>
+      <w:r>
+        <w:rPr>
+          <w:lang w:val="en-SI"/>
+        </w:rPr>
+        <w:t xml:space="preserve"> </w:t>
+      </w:r>
+      <w:proofErr w:type="spellStart"/>
+      <w:r>
+        <w:rPr>
+          <w:lang w:val="en-SI"/>
+        </w:rPr>
+        <w:t>uporabi</w:t>
+      </w:r>
+      <w:proofErr w:type="spellEnd"/>
+      <w:r>
+        <w:rPr>
+          <w:lang w:val="en-SI"/>
+        </w:rPr>
+        <w:t xml:space="preserve"> </w:t>
+      </w:r>
+      <w:proofErr w:type="spellStart"/>
+      <w:r>
+        <w:rPr>
+          <w:lang w:val="en-SI"/>
+        </w:rPr>
+        <w:t>masko</w:t>
+      </w:r>
+      <w:proofErr w:type="spellEnd"/>
+      <w:r>
+        <w:rPr>
+          <w:lang w:val="en-SI"/>
+        </w:rPr>
+        <w:t xml:space="preserve"> </w:t>
+      </w:r>
+      <w:proofErr w:type="spellStart"/>
+      <w:r>
+        <w:rPr>
+          <w:lang w:val="en-SI"/>
+        </w:rPr>
+        <w:t>ali</w:t>
+      </w:r>
+      <w:proofErr w:type="spellEnd"/>
+      <w:r>
+        <w:rPr>
+          <w:lang w:val="en-SI"/>
+        </w:rPr>
+        <w:t xml:space="preserve"> </w:t>
+      </w:r>
+      <w:proofErr w:type="spellStart"/>
+      <w:r>
+        <w:rPr>
+          <w:lang w:val="en-SI"/>
+        </w:rPr>
+        <w:t>distorcijo</w:t>
+      </w:r>
+      <w:proofErr w:type="spellEnd"/>
+      <w:r>
+        <w:rPr>
+          <w:lang w:val="en-SI"/>
+        </w:rPr>
+        <w:t xml:space="preserve">. </w:t>
+      </w:r>
+      <w:proofErr w:type="spellStart"/>
+      <w:r>
+        <w:rPr>
+          <w:lang w:val="en-SI"/>
+        </w:rPr>
+        <w:t>Skoraj</w:t>
+      </w:r>
+      <w:proofErr w:type="spellEnd"/>
+      <w:r>
+        <w:rPr>
+          <w:lang w:val="en-SI"/>
+        </w:rPr>
+        <w:t xml:space="preserve"> </w:t>
+      </w:r>
+      <w:proofErr w:type="spellStart"/>
+      <w:r>
+        <w:rPr>
+          <w:lang w:val="en-SI"/>
+        </w:rPr>
+        <w:t>vsaka</w:t>
+      </w:r>
+      <w:proofErr w:type="spellEnd"/>
+      <w:r>
+        <w:rPr>
+          <w:lang w:val="en-SI"/>
+        </w:rPr>
+        <w:t xml:space="preserve"> </w:t>
+      </w:r>
+      <w:proofErr w:type="spellStart"/>
+      <w:r>
+        <w:rPr>
+          <w:lang w:val="en-SI"/>
+        </w:rPr>
+        <w:t>funkcionalnost</w:t>
+      </w:r>
+      <w:proofErr w:type="spellEnd"/>
+      <w:r>
+        <w:rPr>
+          <w:lang w:val="en-SI"/>
+        </w:rPr>
+        <w:t xml:space="preserve"> </w:t>
+      </w:r>
+      <w:proofErr w:type="spellStart"/>
+      <w:r>
+        <w:rPr>
+          <w:lang w:val="en-SI"/>
+        </w:rPr>
+        <w:t>vsebuje</w:t>
+      </w:r>
+      <w:proofErr w:type="spellEnd"/>
+      <w:r>
+        <w:rPr>
+          <w:lang w:val="en-SI"/>
+        </w:rPr>
+        <w:t xml:space="preserve"> </w:t>
+      </w:r>
+      <w:proofErr w:type="spellStart"/>
+      <w:r>
+        <w:rPr>
+          <w:lang w:val="en-SI"/>
+        </w:rPr>
+        <w:t>uporabo</w:t>
+      </w:r>
+      <w:proofErr w:type="spellEnd"/>
+      <w:r>
+        <w:rPr>
+          <w:lang w:val="en-SI"/>
+        </w:rPr>
+        <w:t xml:space="preserve"> mask, ki </w:t>
+      </w:r>
+      <w:proofErr w:type="spellStart"/>
+      <w:r>
+        <w:rPr>
+          <w:lang w:val="en-SI"/>
+        </w:rPr>
+        <w:t>določajo</w:t>
+      </w:r>
+      <w:proofErr w:type="spellEnd"/>
+      <w:r>
+        <w:rPr>
+          <w:lang w:val="en-SI"/>
+        </w:rPr>
+        <w:t xml:space="preserve"> </w:t>
+      </w:r>
+      <w:proofErr w:type="spellStart"/>
+      <w:r>
+        <w:rPr>
+          <w:lang w:val="en-SI"/>
+        </w:rPr>
+        <w:t>kako</w:t>
+      </w:r>
+      <w:proofErr w:type="spellEnd"/>
+      <w:r>
+        <w:rPr>
+          <w:lang w:val="en-SI"/>
+        </w:rPr>
+        <w:t xml:space="preserve"> </w:t>
+      </w:r>
+      <w:proofErr w:type="spellStart"/>
+      <w:r>
+        <w:rPr>
+          <w:lang w:val="en-SI"/>
+        </w:rPr>
+        <w:t>močno</w:t>
+      </w:r>
+      <w:proofErr w:type="spellEnd"/>
+      <w:r>
+        <w:rPr>
+          <w:lang w:val="en-SI"/>
+        </w:rPr>
+        <w:t xml:space="preserve"> se </w:t>
+      </w:r>
+      <w:proofErr w:type="spellStart"/>
+      <w:r>
+        <w:rPr>
+          <w:lang w:val="en-SI"/>
+        </w:rPr>
+        <w:t>na</w:t>
+      </w:r>
+      <w:proofErr w:type="spellEnd"/>
+      <w:r>
+        <w:rPr>
+          <w:lang w:val="en-SI"/>
+        </w:rPr>
+        <w:t xml:space="preserve"> </w:t>
+      </w:r>
+      <w:proofErr w:type="spellStart"/>
+      <w:r>
+        <w:rPr>
+          <w:lang w:val="en-SI"/>
+        </w:rPr>
+        <w:t>vsaki</w:t>
+      </w:r>
+      <w:proofErr w:type="spellEnd"/>
+      <w:r>
+        <w:rPr>
+          <w:lang w:val="en-SI"/>
+        </w:rPr>
+        <w:t xml:space="preserve"> </w:t>
+      </w:r>
+      <w:proofErr w:type="spellStart"/>
+      <w:r>
+        <w:rPr>
+          <w:lang w:val="en-SI"/>
+        </w:rPr>
+        <w:t>poziciji</w:t>
+      </w:r>
+      <w:proofErr w:type="spellEnd"/>
+      <w:r>
+        <w:rPr>
+          <w:lang w:val="en-SI"/>
+        </w:rPr>
+        <w:t xml:space="preserve"> </w:t>
+      </w:r>
+      <w:proofErr w:type="spellStart"/>
+      <w:r>
+        <w:rPr>
+          <w:lang w:val="en-SI"/>
+        </w:rPr>
+        <w:t>pozna</w:t>
+      </w:r>
+      <w:proofErr w:type="spellEnd"/>
+      <w:r>
+        <w:rPr>
+          <w:lang w:val="en-SI"/>
+        </w:rPr>
+        <w:t xml:space="preserve"> </w:t>
+      </w:r>
+      <w:proofErr w:type="spellStart"/>
+      <w:r>
+        <w:rPr>
+          <w:lang w:val="en-SI"/>
+        </w:rPr>
+        <w:t>učinkovitost</w:t>
+      </w:r>
+      <w:proofErr w:type="spellEnd"/>
+      <w:r>
+        <w:rPr>
+          <w:lang w:val="en-SI"/>
+        </w:rPr>
+        <w:t xml:space="preserve"> </w:t>
+      </w:r>
+      <w:proofErr w:type="spellStart"/>
+      <w:r>
+        <w:rPr>
+          <w:lang w:val="en-SI"/>
+        </w:rPr>
+        <w:t>operacije</w:t>
+      </w:r>
+      <w:proofErr w:type="spellEnd"/>
+      <w:r>
+        <w:rPr>
+          <w:lang w:val="en-SI"/>
+        </w:rPr>
+        <w:t>.</w:t>
+      </w:r>
+      <w:r>
+        <w:rPr>
+          <w:lang w:val="en-SI"/>
+        </w:rPr>
+        <w:t xml:space="preserve"> </w:t>
+      </w:r>
+      <w:r>
+        <w:rPr>
+          <w:lang w:val="en-SI"/>
+        </w:rPr>
+        <w:t xml:space="preserve">Na </w:t>
+      </w:r>
+      <w:proofErr w:type="spellStart"/>
+      <w:r>
+        <w:rPr>
+          <w:lang w:val="en-SI"/>
+        </w:rPr>
+        <w:t>kratko</w:t>
+      </w:r>
+      <w:proofErr w:type="spellEnd"/>
       <w:r>
         <w:rPr>
           <w:lang w:val="en-SI"/>
@@ -5305,19 +6807,111 @@
         <w:rPr>
           <w:lang w:val="en-SI"/>
         </w:rPr>
-        <w:t xml:space="preserve"> d</w:t>
-      </w:r>
-      <w:r>
-        <w:rPr>
-          <w:lang w:val="en-SI"/>
-        </w:rPr>
-        <w:t>istorcija deluje kot zamik vzorčenja</w:t>
-      </w:r>
-      <w:r>
-        <w:rPr>
-          <w:lang w:val="en-SI"/>
-        </w:rPr>
-        <w:t>, ki je drugačen za vsako polje</w:t>
+        <w:t xml:space="preserve"> </w:t>
+      </w:r>
+      <w:proofErr w:type="spellStart"/>
+      <w:r>
+        <w:rPr>
+          <w:lang w:val="en-SI"/>
+        </w:rPr>
+        <w:t>d</w:t>
+      </w:r>
+      <w:r>
+        <w:rPr>
+          <w:lang w:val="en-SI"/>
+        </w:rPr>
+        <w:t>istorcija</w:t>
+      </w:r>
+      <w:proofErr w:type="spellEnd"/>
+      <w:r>
+        <w:rPr>
+          <w:lang w:val="en-SI"/>
+        </w:rPr>
+        <w:t xml:space="preserve"> </w:t>
+      </w:r>
+      <w:proofErr w:type="spellStart"/>
+      <w:r>
+        <w:rPr>
+          <w:lang w:val="en-SI"/>
+        </w:rPr>
+        <w:t>deluje</w:t>
+      </w:r>
+      <w:proofErr w:type="spellEnd"/>
+      <w:r>
+        <w:rPr>
+          <w:lang w:val="en-SI"/>
+        </w:rPr>
+        <w:t xml:space="preserve"> </w:t>
+      </w:r>
+      <w:proofErr w:type="spellStart"/>
+      <w:r>
+        <w:rPr>
+          <w:lang w:val="en-SI"/>
+        </w:rPr>
+        <w:t>kot</w:t>
+      </w:r>
+      <w:proofErr w:type="spellEnd"/>
+      <w:r>
+        <w:rPr>
+          <w:lang w:val="en-SI"/>
+        </w:rPr>
+        <w:t xml:space="preserve"> </w:t>
+      </w:r>
+      <w:proofErr w:type="spellStart"/>
+      <w:r>
+        <w:rPr>
+          <w:lang w:val="en-SI"/>
+        </w:rPr>
+        <w:t>zamik</w:t>
+      </w:r>
+      <w:proofErr w:type="spellEnd"/>
+      <w:r>
+        <w:rPr>
+          <w:lang w:val="en-SI"/>
+        </w:rPr>
+        <w:t xml:space="preserve"> </w:t>
+      </w:r>
+      <w:proofErr w:type="spellStart"/>
+      <w:r>
+        <w:rPr>
+          <w:lang w:val="en-SI"/>
+        </w:rPr>
+        <w:t>vzorčenja</w:t>
+      </w:r>
+      <w:proofErr w:type="spellEnd"/>
+      <w:r>
+        <w:rPr>
+          <w:lang w:val="en-SI"/>
+        </w:rPr>
+        <w:t xml:space="preserve">, ki je </w:t>
+      </w:r>
+      <w:proofErr w:type="spellStart"/>
+      <w:r>
+        <w:rPr>
+          <w:lang w:val="en-SI"/>
+        </w:rPr>
+        <w:t>drugačen</w:t>
+      </w:r>
+      <w:proofErr w:type="spellEnd"/>
+      <w:r>
+        <w:rPr>
+          <w:lang w:val="en-SI"/>
+        </w:rPr>
+        <w:t xml:space="preserve"> za </w:t>
+      </w:r>
+      <w:proofErr w:type="spellStart"/>
+      <w:r>
+        <w:rPr>
+          <w:lang w:val="en-SI"/>
+        </w:rPr>
+        <w:t>vsako</w:t>
+      </w:r>
+      <w:proofErr w:type="spellEnd"/>
+      <w:r>
+        <w:rPr>
+          <w:lang w:val="en-SI"/>
+        </w:rPr>
+        <w:t xml:space="preserve"> polje</w:t>
       </w:r>
       <w:r>
         <w:rPr>
@@ -5417,7 +7011,161 @@
         <w:rPr>
           <w:lang w:val="en-SI"/>
         </w:rPr>
-        <w:t>Samo šum deluje dobro kot osnova za teren, vendar neobdelan ne izgleda najbolje ali prepričljivo.</w:t>
+        <w:t xml:space="preserve">Samo </w:t>
+      </w:r>
+      <w:proofErr w:type="spellStart"/>
+      <w:r>
+        <w:rPr>
+          <w:lang w:val="en-SI"/>
+        </w:rPr>
+        <w:t>šum</w:t>
+      </w:r>
+      <w:proofErr w:type="spellEnd"/>
+      <w:r>
+        <w:rPr>
+          <w:lang w:val="en-SI"/>
+        </w:rPr>
+        <w:t xml:space="preserve"> </w:t>
+      </w:r>
+      <w:proofErr w:type="spellStart"/>
+      <w:r>
+        <w:rPr>
+          <w:lang w:val="en-SI"/>
+        </w:rPr>
+        <w:t>deluje</w:t>
+      </w:r>
+      <w:proofErr w:type="spellEnd"/>
+      <w:r>
+        <w:rPr>
+          <w:lang w:val="en-SI"/>
+        </w:rPr>
+        <w:t xml:space="preserve"> dobro </w:t>
+      </w:r>
+      <w:proofErr w:type="spellStart"/>
+      <w:r>
+        <w:rPr>
+          <w:lang w:val="en-SI"/>
+        </w:rPr>
+        <w:t>kot</w:t>
+      </w:r>
+      <w:proofErr w:type="spellEnd"/>
+      <w:r>
+        <w:rPr>
+          <w:lang w:val="en-SI"/>
+        </w:rPr>
+        <w:t xml:space="preserve"> </w:t>
+      </w:r>
+      <w:proofErr w:type="spellStart"/>
+      <w:r>
+        <w:rPr>
+          <w:lang w:val="en-SI"/>
+        </w:rPr>
+        <w:t>osnova</w:t>
+      </w:r>
+      <w:proofErr w:type="spellEnd"/>
+      <w:r>
+        <w:rPr>
+          <w:lang w:val="en-SI"/>
+        </w:rPr>
+        <w:t xml:space="preserve"> za </w:t>
+      </w:r>
+      <w:proofErr w:type="spellStart"/>
+      <w:r>
+        <w:rPr>
+          <w:lang w:val="en-SI"/>
+        </w:rPr>
+        <w:t>teren</w:t>
+      </w:r>
+      <w:proofErr w:type="spellEnd"/>
+      <w:r>
+        <w:rPr>
+          <w:lang w:val="en-SI"/>
+        </w:rPr>
+        <w:t xml:space="preserve">, </w:t>
+      </w:r>
+      <w:proofErr w:type="spellStart"/>
+      <w:r>
+        <w:rPr>
+          <w:lang w:val="en-SI"/>
+        </w:rPr>
+        <w:t>vendar</w:t>
+      </w:r>
+      <w:proofErr w:type="spellEnd"/>
+      <w:r>
+        <w:rPr>
+          <w:lang w:val="en-SI"/>
+        </w:rPr>
+        <w:t xml:space="preserve"> </w:t>
+      </w:r>
+      <w:proofErr w:type="spellStart"/>
+      <w:r>
+        <w:rPr>
+          <w:lang w:val="en-SI"/>
+        </w:rPr>
+        <w:t>neobdelan</w:t>
+      </w:r>
+      <w:proofErr w:type="spellEnd"/>
+      <w:r>
+        <w:rPr>
+          <w:lang w:val="en-SI"/>
+        </w:rPr>
+        <w:t xml:space="preserve"> ne </w:t>
+      </w:r>
+      <w:proofErr w:type="spellStart"/>
+      <w:r>
+        <w:rPr>
+          <w:lang w:val="en-SI"/>
+        </w:rPr>
+        <w:t>izgleda</w:t>
+      </w:r>
+      <w:proofErr w:type="spellEnd"/>
+      <w:r>
+        <w:rPr>
+          <w:lang w:val="en-SI"/>
+        </w:rPr>
+        <w:t xml:space="preserve"> </w:t>
+      </w:r>
+      <w:proofErr w:type="spellStart"/>
+      <w:r>
+        <w:rPr>
+          <w:lang w:val="en-SI"/>
+        </w:rPr>
+        <w:t>najbolje</w:t>
+      </w:r>
+      <w:proofErr w:type="spellEnd"/>
+      <w:r>
+        <w:rPr>
+          <w:lang w:val="en-SI"/>
+        </w:rPr>
+        <w:t xml:space="preserve"> </w:t>
+      </w:r>
+      <w:proofErr w:type="spellStart"/>
+      <w:r>
+        <w:rPr>
+          <w:lang w:val="en-SI"/>
+        </w:rPr>
+        <w:t>ali</w:t>
+      </w:r>
+      <w:proofErr w:type="spellEnd"/>
+      <w:r>
+        <w:rPr>
+          <w:lang w:val="en-SI"/>
+        </w:rPr>
+        <w:t xml:space="preserve"> </w:t>
+      </w:r>
+      <w:proofErr w:type="spellStart"/>
+      <w:r>
+        <w:rPr>
+          <w:lang w:val="en-SI"/>
+        </w:rPr>
+        <w:t>prepričljivo</w:t>
+      </w:r>
+      <w:proofErr w:type="spellEnd"/>
+      <w:r>
+        <w:rPr>
+          <w:lang w:val="en-SI"/>
+        </w:rPr>
+        <w:t>.</w:t>
       </w:r>
     </w:p>
     <w:p>
@@ -5427,61 +7175,677 @@
           <w:lang w:val="en-SI"/>
         </w:rPr>
       </w:pPr>
+      <w:bookmarkStart w:id="32" w:name="_Toc227007762"/>
       <w:r>
         <w:rPr>
           <w:lang w:val="en-SI"/>
         </w:rPr>
         <w:t xml:space="preserve">8. 2. </w:t>
       </w:r>
+      <w:proofErr w:type="spellStart"/>
       <w:r>
         <w:rPr>
           <w:lang w:val="en-SI"/>
         </w:rPr>
         <w:t>Redistribucija</w:t>
       </w:r>
-    </w:p>
-    <w:p>
-      <w:pPr>
-        <w:rPr>
-          <w:lang w:val="en-SI"/>
-        </w:rPr>
-      </w:pPr>
-    </w:p>
-    <w:p>
-      <w:pPr>
-        <w:rPr>
-          <w:lang w:val="en-SI"/>
-        </w:rPr>
-      </w:pPr>
-      <w:r>
-        <w:rPr>
-          <w:lang w:val="en-SI"/>
-        </w:rPr>
-        <w:t xml:space="preserve">Za ustvarjanje ravnih dolin se </w:t>
-      </w:r>
-      <w:r>
-        <w:rPr>
-          <w:lang w:val="en-SI"/>
-        </w:rPr>
-        <w:t xml:space="preserve">redistribucijsko vozlišče </w:t>
-      </w:r>
-      <w:r>
-        <w:rPr>
-          <w:lang w:val="en-SI"/>
-        </w:rPr>
-        <w:t>višinske vrednosti potencira, tako nastanejo višje vrednosti terena postanejo bolj strme. Višje vrednosti eksponenta povzročajo premik srednjih višin proti nižjim legam, medtem ko nižje vrednosti povzročajo premik proti višjim legam.</w:t>
-      </w:r>
-      <w:r>
-        <w:rPr>
-          <w:lang w:val="en-SI"/>
-        </w:rPr>
-        <w:t xml:space="preserve"> </w:t>
-      </w:r>
-      <w:r>
-        <w:rPr>
-          <w:lang w:val="en-SI"/>
-        </w:rPr>
-        <w:t>Redestribucijsko vozlišče hkrati tudi množi vrednosti terena in s tem spreminja izrazitost višin.</w:t>
+      <w:bookmarkEnd w:id="32"/>
+      <w:proofErr w:type="spellEnd"/>
+    </w:p>
+    <w:p>
+      <w:pPr>
+        <w:rPr>
+          <w:lang w:val="en-SI"/>
+        </w:rPr>
+      </w:pPr>
+    </w:p>
+    <w:p>
+      <w:pPr>
+        <w:rPr>
+          <w:lang w:val="en-SI"/>
+        </w:rPr>
+      </w:pPr>
+      <w:r>
+        <w:rPr>
+          <w:lang w:val="en-SI"/>
+        </w:rPr>
+        <w:t xml:space="preserve">Za </w:t>
+      </w:r>
+      <w:proofErr w:type="spellStart"/>
+      <w:r>
+        <w:rPr>
+          <w:lang w:val="en-SI"/>
+        </w:rPr>
+        <w:t>ustvarjanje</w:t>
+      </w:r>
+      <w:proofErr w:type="spellEnd"/>
+      <w:r>
+        <w:rPr>
+          <w:lang w:val="en-SI"/>
+        </w:rPr>
+        <w:t xml:space="preserve"> </w:t>
+      </w:r>
+      <w:proofErr w:type="spellStart"/>
+      <w:r>
+        <w:rPr>
+          <w:lang w:val="en-SI"/>
+        </w:rPr>
+        <w:t>ravnih</w:t>
+      </w:r>
+      <w:proofErr w:type="spellEnd"/>
+      <w:r>
+        <w:rPr>
+          <w:lang w:val="en-SI"/>
+        </w:rPr>
+        <w:t xml:space="preserve"> </w:t>
+      </w:r>
+      <w:proofErr w:type="spellStart"/>
+      <w:r>
+        <w:rPr>
+          <w:lang w:val="en-SI"/>
+        </w:rPr>
+        <w:t>dolin</w:t>
+      </w:r>
+      <w:proofErr w:type="spellEnd"/>
+      <w:r>
+        <w:rPr>
+          <w:lang w:val="en-SI"/>
+        </w:rPr>
+        <w:t xml:space="preserve"> se </w:t>
+      </w:r>
+      <w:proofErr w:type="spellStart"/>
+      <w:r>
+        <w:rPr>
+          <w:lang w:val="en-SI"/>
+        </w:rPr>
+        <w:t>redistribucijsko</w:t>
+      </w:r>
+      <w:proofErr w:type="spellEnd"/>
+      <w:r>
+        <w:rPr>
+          <w:lang w:val="en-SI"/>
+        </w:rPr>
+        <w:t xml:space="preserve"> </w:t>
+      </w:r>
+      <w:proofErr w:type="spellStart"/>
+      <w:r>
+        <w:rPr>
+          <w:lang w:val="en-SI"/>
+        </w:rPr>
+        <w:t>vozlišče</w:t>
+      </w:r>
+      <w:proofErr w:type="spellEnd"/>
+      <w:r>
+        <w:rPr>
+          <w:lang w:val="en-SI"/>
+        </w:rPr>
+        <w:t xml:space="preserve"> </w:t>
+      </w:r>
+      <w:proofErr w:type="spellStart"/>
+      <w:r>
+        <w:rPr>
+          <w:lang w:val="en-SI"/>
+        </w:rPr>
+        <w:t>višinske</w:t>
+      </w:r>
+      <w:proofErr w:type="spellEnd"/>
+      <w:r>
+        <w:rPr>
+          <w:lang w:val="en-SI"/>
+        </w:rPr>
+        <w:t xml:space="preserve"> </w:t>
+      </w:r>
+      <w:proofErr w:type="spellStart"/>
+      <w:r>
+        <w:rPr>
+          <w:lang w:val="en-SI"/>
+        </w:rPr>
+        <w:t>vrednosti</w:t>
+      </w:r>
+      <w:proofErr w:type="spellEnd"/>
+      <w:r>
+        <w:rPr>
+          <w:lang w:val="en-SI"/>
+        </w:rPr>
+        <w:t xml:space="preserve"> </w:t>
+      </w:r>
+      <w:proofErr w:type="spellStart"/>
+      <w:r>
+        <w:rPr>
+          <w:lang w:val="en-SI"/>
+        </w:rPr>
+        <w:t>potencira</w:t>
+      </w:r>
+      <w:proofErr w:type="spellEnd"/>
+      <w:r>
+        <w:rPr>
+          <w:lang w:val="en-SI"/>
+        </w:rPr>
+        <w:t xml:space="preserve">, </w:t>
+      </w:r>
+      <w:proofErr w:type="spellStart"/>
+      <w:r>
+        <w:rPr>
+          <w:lang w:val="en-SI"/>
+        </w:rPr>
+        <w:t>tako</w:t>
+      </w:r>
+      <w:proofErr w:type="spellEnd"/>
+      <w:r>
+        <w:rPr>
+          <w:lang w:val="en-SI"/>
+        </w:rPr>
+        <w:t xml:space="preserve"> </w:t>
+      </w:r>
+      <w:proofErr w:type="spellStart"/>
+      <w:r>
+        <w:rPr>
+          <w:lang w:val="en-SI"/>
+        </w:rPr>
+        <w:t>nastanejo</w:t>
+      </w:r>
+      <w:proofErr w:type="spellEnd"/>
+      <w:r>
+        <w:rPr>
+          <w:lang w:val="en-SI"/>
+        </w:rPr>
+        <w:t xml:space="preserve"> </w:t>
+      </w:r>
+      <w:proofErr w:type="spellStart"/>
+      <w:r>
+        <w:rPr>
+          <w:lang w:val="en-SI"/>
+        </w:rPr>
+        <w:t>višje</w:t>
+      </w:r>
+      <w:proofErr w:type="spellEnd"/>
+      <w:r>
+        <w:rPr>
+          <w:lang w:val="en-SI"/>
+        </w:rPr>
+        <w:t xml:space="preserve"> </w:t>
+      </w:r>
+      <w:proofErr w:type="spellStart"/>
+      <w:r>
+        <w:rPr>
+          <w:lang w:val="en-SI"/>
+        </w:rPr>
+        <w:t>vrednosti</w:t>
+      </w:r>
+      <w:proofErr w:type="spellEnd"/>
+      <w:r>
+        <w:rPr>
+          <w:lang w:val="en-SI"/>
+        </w:rPr>
+        <w:t xml:space="preserve"> </w:t>
+      </w:r>
+      <w:proofErr w:type="spellStart"/>
+      <w:r>
+        <w:rPr>
+          <w:lang w:val="en-SI"/>
+        </w:rPr>
+        <w:t>terena</w:t>
+      </w:r>
+      <w:proofErr w:type="spellEnd"/>
+      <w:r>
+        <w:rPr>
+          <w:lang w:val="en-SI"/>
+        </w:rPr>
+        <w:t xml:space="preserve"> </w:t>
+      </w:r>
+      <w:proofErr w:type="spellStart"/>
+      <w:r>
+        <w:rPr>
+          <w:lang w:val="en-SI"/>
+        </w:rPr>
+        <w:t>postanejo</w:t>
+      </w:r>
+      <w:proofErr w:type="spellEnd"/>
+      <w:r>
+        <w:rPr>
+          <w:lang w:val="en-SI"/>
+        </w:rPr>
+        <w:t xml:space="preserve"> </w:t>
+      </w:r>
+      <w:proofErr w:type="spellStart"/>
+      <w:r>
+        <w:rPr>
+          <w:lang w:val="en-SI"/>
+        </w:rPr>
+        <w:t>bolj</w:t>
+      </w:r>
+      <w:proofErr w:type="spellEnd"/>
+      <w:r>
+        <w:rPr>
+          <w:lang w:val="en-SI"/>
+        </w:rPr>
+        <w:t xml:space="preserve"> </w:t>
+      </w:r>
+      <w:proofErr w:type="spellStart"/>
+      <w:r>
+        <w:rPr>
+          <w:lang w:val="en-SI"/>
+        </w:rPr>
+        <w:t>strme</w:t>
+      </w:r>
+      <w:proofErr w:type="spellEnd"/>
+      <w:r>
+        <w:rPr>
+          <w:lang w:val="en-SI"/>
+        </w:rPr>
+        <w:t xml:space="preserve">. </w:t>
+      </w:r>
+      <w:proofErr w:type="spellStart"/>
+      <w:r>
+        <w:rPr>
+          <w:lang w:val="en-SI"/>
+        </w:rPr>
+        <w:t>Višje</w:t>
+      </w:r>
+      <w:proofErr w:type="spellEnd"/>
+      <w:r>
+        <w:rPr>
+          <w:lang w:val="en-SI"/>
+        </w:rPr>
+        <w:t xml:space="preserve"> </w:t>
+      </w:r>
+      <w:proofErr w:type="spellStart"/>
+      <w:r>
+        <w:rPr>
+          <w:lang w:val="en-SI"/>
+        </w:rPr>
+        <w:t>vrednosti</w:t>
+      </w:r>
+      <w:proofErr w:type="spellEnd"/>
+      <w:r>
+        <w:rPr>
+          <w:lang w:val="en-SI"/>
+        </w:rPr>
+        <w:t xml:space="preserve"> </w:t>
+      </w:r>
+      <w:proofErr w:type="spellStart"/>
+      <w:r>
+        <w:rPr>
+          <w:lang w:val="en-SI"/>
+        </w:rPr>
+        <w:t>eksponenta</w:t>
+      </w:r>
+      <w:proofErr w:type="spellEnd"/>
+      <w:r>
+        <w:rPr>
+          <w:lang w:val="en-SI"/>
+        </w:rPr>
+        <w:t xml:space="preserve"> </w:t>
+      </w:r>
+      <w:proofErr w:type="spellStart"/>
+      <w:r>
+        <w:rPr>
+          <w:lang w:val="en-SI"/>
+        </w:rPr>
+        <w:t>povzročajo</w:t>
+      </w:r>
+      <w:proofErr w:type="spellEnd"/>
+      <w:r>
+        <w:rPr>
+          <w:lang w:val="en-SI"/>
+        </w:rPr>
+        <w:t xml:space="preserve"> </w:t>
+      </w:r>
+      <w:proofErr w:type="spellStart"/>
+      <w:r>
+        <w:rPr>
+          <w:lang w:val="en-SI"/>
+        </w:rPr>
+        <w:t>premik</w:t>
+      </w:r>
+      <w:proofErr w:type="spellEnd"/>
+      <w:r>
+        <w:rPr>
+          <w:lang w:val="en-SI"/>
+        </w:rPr>
+        <w:t xml:space="preserve"> </w:t>
+      </w:r>
+      <w:proofErr w:type="spellStart"/>
+      <w:r>
+        <w:rPr>
+          <w:lang w:val="en-SI"/>
+        </w:rPr>
+        <w:t>srednjih</w:t>
+      </w:r>
+      <w:proofErr w:type="spellEnd"/>
+      <w:r>
+        <w:rPr>
+          <w:lang w:val="en-SI"/>
+        </w:rPr>
+        <w:t xml:space="preserve"> </w:t>
+      </w:r>
+      <w:proofErr w:type="spellStart"/>
+      <w:r>
+        <w:rPr>
+          <w:lang w:val="en-SI"/>
+        </w:rPr>
+        <w:t>višin</w:t>
+      </w:r>
+      <w:proofErr w:type="spellEnd"/>
+      <w:r>
+        <w:rPr>
+          <w:lang w:val="en-SI"/>
+        </w:rPr>
+        <w:t xml:space="preserve"> </w:t>
+      </w:r>
+      <w:proofErr w:type="spellStart"/>
+      <w:r>
+        <w:rPr>
+          <w:lang w:val="en-SI"/>
+        </w:rPr>
+        <w:t>proti</w:t>
+      </w:r>
+      <w:proofErr w:type="spellEnd"/>
+      <w:r>
+        <w:rPr>
+          <w:lang w:val="en-SI"/>
+        </w:rPr>
+        <w:t xml:space="preserve"> </w:t>
+      </w:r>
+      <w:proofErr w:type="spellStart"/>
+      <w:r>
+        <w:rPr>
+          <w:lang w:val="en-SI"/>
+        </w:rPr>
+        <w:t>nižjim</w:t>
+      </w:r>
+      <w:proofErr w:type="spellEnd"/>
+      <w:r>
+        <w:rPr>
+          <w:lang w:val="en-SI"/>
+        </w:rPr>
+        <w:t xml:space="preserve"> </w:t>
+      </w:r>
+      <w:proofErr w:type="spellStart"/>
+      <w:r>
+        <w:rPr>
+          <w:lang w:val="en-SI"/>
+        </w:rPr>
+        <w:t>legam</w:t>
+      </w:r>
+      <w:proofErr w:type="spellEnd"/>
+      <w:r>
+        <w:rPr>
+          <w:lang w:val="en-SI"/>
+        </w:rPr>
+        <w:t xml:space="preserve">, </w:t>
+      </w:r>
+      <w:proofErr w:type="spellStart"/>
+      <w:r>
+        <w:rPr>
+          <w:lang w:val="en-SI"/>
+        </w:rPr>
+        <w:t>medtem</w:t>
+      </w:r>
+      <w:proofErr w:type="spellEnd"/>
+      <w:r>
+        <w:rPr>
+          <w:lang w:val="en-SI"/>
+        </w:rPr>
+        <w:t xml:space="preserve"> ko </w:t>
+      </w:r>
+      <w:proofErr w:type="spellStart"/>
+      <w:r>
+        <w:rPr>
+          <w:lang w:val="en-SI"/>
+        </w:rPr>
+        <w:t>nižje</w:t>
+      </w:r>
+      <w:proofErr w:type="spellEnd"/>
+      <w:r>
+        <w:rPr>
+          <w:lang w:val="en-SI"/>
+        </w:rPr>
+        <w:t xml:space="preserve"> </w:t>
+      </w:r>
+      <w:proofErr w:type="spellStart"/>
+      <w:r>
+        <w:rPr>
+          <w:lang w:val="en-SI"/>
+        </w:rPr>
+        <w:t>vrednosti</w:t>
+      </w:r>
+      <w:proofErr w:type="spellEnd"/>
+      <w:r>
+        <w:rPr>
+          <w:lang w:val="en-SI"/>
+        </w:rPr>
+        <w:t xml:space="preserve"> </w:t>
+      </w:r>
+      <w:proofErr w:type="spellStart"/>
+      <w:r>
+        <w:rPr>
+          <w:lang w:val="en-SI"/>
+        </w:rPr>
+        <w:t>povzročajo</w:t>
+      </w:r>
+      <w:proofErr w:type="spellEnd"/>
+      <w:r>
+        <w:rPr>
+          <w:lang w:val="en-SI"/>
+        </w:rPr>
+        <w:t xml:space="preserve"> </w:t>
+      </w:r>
+      <w:proofErr w:type="spellStart"/>
+      <w:r>
+        <w:rPr>
+          <w:lang w:val="en-SI"/>
+        </w:rPr>
+        <w:t>premik</w:t>
+      </w:r>
+      <w:proofErr w:type="spellEnd"/>
+      <w:r>
+        <w:rPr>
+          <w:lang w:val="en-SI"/>
+        </w:rPr>
+        <w:t xml:space="preserve"> </w:t>
+      </w:r>
+      <w:proofErr w:type="spellStart"/>
+      <w:r>
+        <w:rPr>
+          <w:lang w:val="en-SI"/>
+        </w:rPr>
+        <w:t>proti</w:t>
+      </w:r>
+      <w:proofErr w:type="spellEnd"/>
+      <w:r>
+        <w:rPr>
+          <w:lang w:val="en-SI"/>
+        </w:rPr>
+        <w:t xml:space="preserve"> </w:t>
+      </w:r>
+      <w:proofErr w:type="spellStart"/>
+      <w:r>
+        <w:rPr>
+          <w:lang w:val="en-SI"/>
+        </w:rPr>
+        <w:t>višjim</w:t>
+      </w:r>
+      <w:proofErr w:type="spellEnd"/>
+      <w:r>
+        <w:rPr>
+          <w:lang w:val="en-SI"/>
+        </w:rPr>
+        <w:t xml:space="preserve"> </w:t>
+      </w:r>
+      <w:proofErr w:type="spellStart"/>
+      <w:r>
+        <w:rPr>
+          <w:lang w:val="en-SI"/>
+        </w:rPr>
+        <w:t>legam</w:t>
+      </w:r>
+      <w:proofErr w:type="spellEnd"/>
+      <w:r>
+        <w:rPr>
+          <w:lang w:val="en-SI"/>
+        </w:rPr>
+        <w:t>.</w:t>
+      </w:r>
+      <w:r>
+        <w:rPr>
+          <w:lang w:val="en-SI"/>
+        </w:rPr>
+        <w:t xml:space="preserve"> </w:t>
+      </w:r>
+      <w:proofErr w:type="spellStart"/>
+      <w:r>
+        <w:rPr>
+          <w:lang w:val="en-SI"/>
+        </w:rPr>
+        <w:t>Redestribucijsko</w:t>
+      </w:r>
+      <w:proofErr w:type="spellEnd"/>
+      <w:r>
+        <w:rPr>
+          <w:lang w:val="en-SI"/>
+        </w:rPr>
+        <w:t xml:space="preserve"> </w:t>
+      </w:r>
+      <w:proofErr w:type="spellStart"/>
+      <w:r>
+        <w:rPr>
+          <w:lang w:val="en-SI"/>
+        </w:rPr>
+        <w:t>vozlišče</w:t>
+      </w:r>
+      <w:proofErr w:type="spellEnd"/>
+      <w:r>
+        <w:rPr>
+          <w:lang w:val="en-SI"/>
+        </w:rPr>
+        <w:t xml:space="preserve"> </w:t>
+      </w:r>
+      <w:proofErr w:type="spellStart"/>
+      <w:r>
+        <w:rPr>
+          <w:lang w:val="en-SI"/>
+        </w:rPr>
+        <w:t>hkrati</w:t>
+      </w:r>
+      <w:proofErr w:type="spellEnd"/>
+      <w:r>
+        <w:rPr>
+          <w:lang w:val="en-SI"/>
+        </w:rPr>
+        <w:t xml:space="preserve"> </w:t>
+      </w:r>
+      <w:proofErr w:type="spellStart"/>
+      <w:r>
+        <w:rPr>
+          <w:lang w:val="en-SI"/>
+        </w:rPr>
+        <w:t>tudi</w:t>
+      </w:r>
+      <w:proofErr w:type="spellEnd"/>
+      <w:r>
+        <w:rPr>
+          <w:lang w:val="en-SI"/>
+        </w:rPr>
+        <w:t xml:space="preserve"> </w:t>
+      </w:r>
+      <w:proofErr w:type="spellStart"/>
+      <w:r>
+        <w:rPr>
+          <w:lang w:val="en-SI"/>
+        </w:rPr>
+        <w:t>množi</w:t>
+      </w:r>
+      <w:proofErr w:type="spellEnd"/>
+      <w:r>
+        <w:rPr>
+          <w:lang w:val="en-SI"/>
+        </w:rPr>
+        <w:t xml:space="preserve"> </w:t>
+      </w:r>
+      <w:proofErr w:type="spellStart"/>
+      <w:r>
+        <w:rPr>
+          <w:lang w:val="en-SI"/>
+        </w:rPr>
+        <w:t>vrednosti</w:t>
+      </w:r>
+      <w:proofErr w:type="spellEnd"/>
+      <w:r>
+        <w:rPr>
+          <w:lang w:val="en-SI"/>
+        </w:rPr>
+        <w:t xml:space="preserve"> </w:t>
+      </w:r>
+      <w:proofErr w:type="spellStart"/>
+      <w:r>
+        <w:rPr>
+          <w:lang w:val="en-SI"/>
+        </w:rPr>
+        <w:t>terena</w:t>
+      </w:r>
+      <w:proofErr w:type="spellEnd"/>
+      <w:r>
+        <w:rPr>
+          <w:lang w:val="en-SI"/>
+        </w:rPr>
+        <w:t xml:space="preserve"> in s </w:t>
+      </w:r>
+      <w:proofErr w:type="spellStart"/>
+      <w:r>
+        <w:rPr>
+          <w:lang w:val="en-SI"/>
+        </w:rPr>
+        <w:t>tem</w:t>
+      </w:r>
+      <w:proofErr w:type="spellEnd"/>
+      <w:r>
+        <w:rPr>
+          <w:lang w:val="en-SI"/>
+        </w:rPr>
+        <w:t xml:space="preserve"> </w:t>
+      </w:r>
+      <w:proofErr w:type="spellStart"/>
+      <w:r>
+        <w:rPr>
+          <w:lang w:val="en-SI"/>
+        </w:rPr>
+        <w:t>spreminja</w:t>
+      </w:r>
+      <w:proofErr w:type="spellEnd"/>
+      <w:r>
+        <w:rPr>
+          <w:lang w:val="en-SI"/>
+        </w:rPr>
+        <w:t xml:space="preserve"> </w:t>
+      </w:r>
+      <w:proofErr w:type="spellStart"/>
+      <w:r>
+        <w:rPr>
+          <w:lang w:val="en-SI"/>
+        </w:rPr>
+        <w:t>izrazitost</w:t>
+      </w:r>
+      <w:proofErr w:type="spellEnd"/>
+      <w:r>
+        <w:rPr>
+          <w:lang w:val="en-SI"/>
+        </w:rPr>
+        <w:t xml:space="preserve"> </w:t>
+      </w:r>
+      <w:proofErr w:type="spellStart"/>
+      <w:r>
+        <w:rPr>
+          <w:lang w:val="en-SI"/>
+        </w:rPr>
+        <w:t>višin</w:t>
+      </w:r>
+      <w:proofErr w:type="spellEnd"/>
+      <w:r>
+        <w:rPr>
+          <w:lang w:val="en-SI"/>
+        </w:rPr>
+        <w:t>.</w:t>
       </w:r>
     </w:p>
     <w:p>
@@ -5497,20 +7861,1619 @@
         </w:rPr>
         <w:br w:type="page"/>
       </w:r>
+      <w:bookmarkStart w:id="33" w:name="_Toc227007763"/>
       <w:r>
         <w:rPr>
           <w:lang w:val="en-SI"/>
         </w:rPr>
         <w:lastRenderedPageBreak/>
-        <w:t>8. 3. Distorcija</w:t>
-      </w:r>
-    </w:p>
-    <w:p>
-      <w:pPr>
-        <w:rPr>
-          <w:lang w:val="en-SI"/>
-        </w:rPr>
-      </w:pPr>
+        <w:t xml:space="preserve">8. 3. </w:t>
+      </w:r>
+      <w:proofErr w:type="spellStart"/>
+      <w:r>
+        <w:rPr>
+          <w:lang w:val="en-SI"/>
+        </w:rPr>
+        <w:t>Distorcija</w:t>
+      </w:r>
+      <w:bookmarkEnd w:id="33"/>
+      <w:proofErr w:type="spellEnd"/>
+    </w:p>
+    <w:p>
+      <w:pPr>
+        <w:rPr>
+          <w:lang w:val="en-SI"/>
+        </w:rPr>
+      </w:pPr>
+    </w:p>
+    <w:p>
+      <w:pPr>
+        <w:rPr>
+          <w:lang w:val="en-SI"/>
+        </w:rPr>
+      </w:pPr>
+      <w:proofErr w:type="spellStart"/>
+      <w:r>
+        <w:rPr>
+          <w:lang w:val="en-SI"/>
+        </w:rPr>
+        <w:t>Zaradi</w:t>
+      </w:r>
+      <w:proofErr w:type="spellEnd"/>
+      <w:r>
+        <w:rPr>
+          <w:lang w:val="en-SI"/>
+        </w:rPr>
+        <w:t xml:space="preserve"> </w:t>
+      </w:r>
+      <w:proofErr w:type="spellStart"/>
+      <w:r>
+        <w:rPr>
+          <w:lang w:val="en-SI"/>
+        </w:rPr>
+        <w:t>načina</w:t>
+      </w:r>
+      <w:proofErr w:type="spellEnd"/>
+      <w:r>
+        <w:rPr>
+          <w:lang w:val="en-SI"/>
+        </w:rPr>
+        <w:t xml:space="preserve"> </w:t>
+      </w:r>
+      <w:proofErr w:type="spellStart"/>
+      <w:r>
+        <w:rPr>
+          <w:lang w:val="en-SI"/>
+        </w:rPr>
+        <w:t>nastanka</w:t>
+      </w:r>
+      <w:proofErr w:type="spellEnd"/>
+      <w:r>
+        <w:rPr>
+          <w:lang w:val="en-SI"/>
+        </w:rPr>
+        <w:t xml:space="preserve"> </w:t>
+      </w:r>
+      <w:proofErr w:type="spellStart"/>
+      <w:r>
+        <w:rPr>
+          <w:lang w:val="en-SI"/>
+        </w:rPr>
+        <w:t>resničnega</w:t>
+      </w:r>
+      <w:proofErr w:type="spellEnd"/>
+      <w:r>
+        <w:rPr>
+          <w:lang w:val="en-SI"/>
+        </w:rPr>
+        <w:t xml:space="preserve"> </w:t>
+      </w:r>
+      <w:proofErr w:type="spellStart"/>
+      <w:r>
+        <w:rPr>
+          <w:lang w:val="en-SI"/>
+        </w:rPr>
+        <w:t>terena</w:t>
+      </w:r>
+      <w:proofErr w:type="spellEnd"/>
+      <w:r>
+        <w:rPr>
+          <w:lang w:val="en-SI"/>
+        </w:rPr>
+        <w:t xml:space="preserve"> </w:t>
+      </w:r>
+      <w:proofErr w:type="spellStart"/>
+      <w:r>
+        <w:rPr>
+          <w:lang w:val="en-SI"/>
+        </w:rPr>
+        <w:t>ima</w:t>
+      </w:r>
+      <w:proofErr w:type="spellEnd"/>
+      <w:r>
+        <w:rPr>
+          <w:lang w:val="en-SI"/>
+        </w:rPr>
+        <w:t xml:space="preserve"> ta </w:t>
+      </w:r>
+      <w:proofErr w:type="spellStart"/>
+      <w:r>
+        <w:rPr>
+          <w:lang w:val="en-SI"/>
+        </w:rPr>
+        <w:t>pogosto</w:t>
+      </w:r>
+      <w:proofErr w:type="spellEnd"/>
+      <w:r>
+        <w:rPr>
+          <w:lang w:val="en-SI"/>
+        </w:rPr>
+        <w:t xml:space="preserve"> </w:t>
+      </w:r>
+      <w:proofErr w:type="spellStart"/>
+      <w:r>
+        <w:rPr>
+          <w:lang w:val="en-SI"/>
+        </w:rPr>
+        <w:t>deformiran</w:t>
+      </w:r>
+      <w:proofErr w:type="spellEnd"/>
+      <w:r>
+        <w:rPr>
+          <w:lang w:val="en-SI"/>
+        </w:rPr>
+        <w:t xml:space="preserve"> in </w:t>
+      </w:r>
+      <w:proofErr w:type="spellStart"/>
+      <w:r>
+        <w:rPr>
+          <w:lang w:val="en-SI"/>
+        </w:rPr>
+        <w:t>malo</w:t>
+      </w:r>
+      <w:proofErr w:type="spellEnd"/>
+      <w:r>
+        <w:rPr>
+          <w:lang w:val="en-SI"/>
+        </w:rPr>
+        <w:t xml:space="preserve"> </w:t>
+      </w:r>
+      <w:proofErr w:type="spellStart"/>
+      <w:r>
+        <w:rPr>
+          <w:lang w:val="en-SI"/>
+        </w:rPr>
+        <w:t>zvit</w:t>
+      </w:r>
+      <w:proofErr w:type="spellEnd"/>
+      <w:r>
+        <w:rPr>
+          <w:lang w:val="en-SI"/>
+        </w:rPr>
+        <w:t xml:space="preserve"> </w:t>
+      </w:r>
+      <w:proofErr w:type="spellStart"/>
+      <w:r>
+        <w:rPr>
+          <w:lang w:val="en-SI"/>
+        </w:rPr>
+        <w:t>izgled</w:t>
+      </w:r>
+      <w:proofErr w:type="spellEnd"/>
+      <w:r>
+        <w:rPr>
+          <w:lang w:val="en-SI"/>
+        </w:rPr>
+        <w:t xml:space="preserve">. Za </w:t>
+      </w:r>
+      <w:proofErr w:type="spellStart"/>
+      <w:r>
+        <w:rPr>
+          <w:lang w:val="en-SI"/>
+        </w:rPr>
+        <w:t>doseg</w:t>
+      </w:r>
+      <w:proofErr w:type="spellEnd"/>
+      <w:r>
+        <w:rPr>
+          <w:lang w:val="en-SI"/>
+        </w:rPr>
+        <w:t xml:space="preserve"> </w:t>
+      </w:r>
+      <w:proofErr w:type="spellStart"/>
+      <w:r>
+        <w:rPr>
+          <w:lang w:val="en-SI"/>
+        </w:rPr>
+        <w:t>podobnega</w:t>
+      </w:r>
+      <w:proofErr w:type="spellEnd"/>
+      <w:r>
+        <w:rPr>
+          <w:lang w:val="en-SI"/>
+        </w:rPr>
+        <w:t xml:space="preserve"> </w:t>
+      </w:r>
+      <w:proofErr w:type="spellStart"/>
+      <w:r>
+        <w:rPr>
+          <w:lang w:val="en-SI"/>
+        </w:rPr>
+        <w:t>učinka</w:t>
+      </w:r>
+      <w:proofErr w:type="spellEnd"/>
+      <w:r>
+        <w:rPr>
+          <w:lang w:val="en-SI"/>
+        </w:rPr>
+        <w:t xml:space="preserve"> je </w:t>
+      </w:r>
+      <w:proofErr w:type="spellStart"/>
+      <w:r>
+        <w:rPr>
+          <w:lang w:val="en-SI"/>
+        </w:rPr>
+        <w:t>uporabljena</w:t>
+      </w:r>
+      <w:proofErr w:type="spellEnd"/>
+      <w:r>
+        <w:rPr>
+          <w:lang w:val="en-SI"/>
+        </w:rPr>
+        <w:t xml:space="preserve"> </w:t>
+      </w:r>
+      <w:proofErr w:type="spellStart"/>
+      <w:r>
+        <w:rPr>
+          <w:lang w:val="en-SI"/>
+        </w:rPr>
+        <w:t>distorcija</w:t>
+      </w:r>
+      <w:proofErr w:type="spellEnd"/>
+      <w:r>
+        <w:rPr>
+          <w:lang w:val="en-SI"/>
+        </w:rPr>
+        <w:t xml:space="preserve">. </w:t>
+      </w:r>
+      <w:proofErr w:type="spellStart"/>
+      <w:r>
+        <w:rPr>
+          <w:lang w:val="en-SI"/>
+        </w:rPr>
+        <w:t>Običajno</w:t>
+      </w:r>
+      <w:proofErr w:type="spellEnd"/>
+      <w:r>
+        <w:rPr>
+          <w:lang w:val="en-SI"/>
+        </w:rPr>
+        <w:t xml:space="preserve"> se </w:t>
+      </w:r>
+      <w:proofErr w:type="spellStart"/>
+      <w:r>
+        <w:rPr>
+          <w:lang w:val="en-SI"/>
+        </w:rPr>
+        <w:t>višina</w:t>
+      </w:r>
+      <w:proofErr w:type="spellEnd"/>
+      <w:r>
+        <w:rPr>
+          <w:lang w:val="en-SI"/>
+        </w:rPr>
+        <w:t xml:space="preserve"> </w:t>
+      </w:r>
+      <w:proofErr w:type="spellStart"/>
+      <w:r>
+        <w:rPr>
+          <w:lang w:val="en-SI"/>
+        </w:rPr>
+        <w:t>celice</w:t>
+      </w:r>
+      <w:proofErr w:type="spellEnd"/>
+      <w:r>
+        <w:rPr>
+          <w:lang w:val="en-SI"/>
+        </w:rPr>
+        <w:t xml:space="preserve"> </w:t>
+      </w:r>
+      <w:proofErr w:type="spellStart"/>
+      <w:r>
+        <w:rPr>
+          <w:lang w:val="en-SI"/>
+        </w:rPr>
+        <w:t>pridobi</w:t>
+      </w:r>
+      <w:proofErr w:type="spellEnd"/>
+      <w:r>
+        <w:rPr>
+          <w:lang w:val="en-SI"/>
+        </w:rPr>
+        <w:t xml:space="preserve"> </w:t>
+      </w:r>
+      <w:proofErr w:type="spellStart"/>
+      <w:r>
+        <w:rPr>
+          <w:lang w:val="en-SI"/>
+        </w:rPr>
+        <w:t>na</w:t>
+      </w:r>
+      <w:proofErr w:type="spellEnd"/>
+      <w:r>
+        <w:rPr>
+          <w:lang w:val="en-SI"/>
+        </w:rPr>
+        <w:t xml:space="preserve"> </w:t>
+      </w:r>
+      <w:proofErr w:type="spellStart"/>
+      <w:r>
+        <w:rPr>
+          <w:lang w:val="en-SI"/>
+        </w:rPr>
+        <w:t>naslednji</w:t>
+      </w:r>
+      <w:proofErr w:type="spellEnd"/>
+      <w:r>
+        <w:rPr>
+          <w:lang w:val="en-SI"/>
+        </w:rPr>
+        <w:t xml:space="preserve"> </w:t>
+      </w:r>
+      <w:proofErr w:type="spellStart"/>
+      <w:r>
+        <w:rPr>
+          <w:lang w:val="en-SI"/>
+        </w:rPr>
+        <w:t>način</w:t>
+      </w:r>
+      <w:proofErr w:type="spellEnd"/>
+      <w:r>
+        <w:rPr>
+          <w:lang w:val="en-SI"/>
+        </w:rPr>
+        <w:t xml:space="preserve">, </w:t>
+      </w:r>
+      <w:proofErr w:type="spellStart"/>
+      <w:r>
+        <w:rPr>
+          <w:lang w:val="en-SI"/>
+        </w:rPr>
+        <w:t>kjer</w:t>
+      </w:r>
+      <w:proofErr w:type="spellEnd"/>
+      <w:r>
+        <w:rPr>
+          <w:lang w:val="en-SI"/>
+        </w:rPr>
+        <w:t xml:space="preserve"> je h </w:t>
+      </w:r>
+      <w:proofErr w:type="spellStart"/>
+      <w:r>
+        <w:rPr>
+          <w:lang w:val="en-SI"/>
+        </w:rPr>
+        <w:t>višina</w:t>
+      </w:r>
+      <w:proofErr w:type="spellEnd"/>
+      <w:r>
+        <w:rPr>
+          <w:lang w:val="en-SI"/>
+        </w:rPr>
+        <w:t xml:space="preserve"> in x in y </w:t>
+      </w:r>
+      <w:proofErr w:type="spellStart"/>
+      <w:r>
+        <w:rPr>
+          <w:lang w:val="en-SI"/>
+        </w:rPr>
+        <w:t>sta</w:t>
+      </w:r>
+      <w:proofErr w:type="spellEnd"/>
+      <w:r>
+        <w:rPr>
+          <w:lang w:val="en-SI"/>
+        </w:rPr>
+        <w:t xml:space="preserve"> </w:t>
+      </w:r>
+      <w:proofErr w:type="spellStart"/>
+      <w:r>
+        <w:rPr>
+          <w:lang w:val="en-SI"/>
+        </w:rPr>
+        <w:t>pozicija</w:t>
+      </w:r>
+      <w:proofErr w:type="spellEnd"/>
+      <w:r>
+        <w:rPr>
+          <w:lang w:val="en-SI"/>
+        </w:rPr>
+        <w:t xml:space="preserve"> </w:t>
+      </w:r>
+      <w:proofErr w:type="spellStart"/>
+      <w:r>
+        <w:rPr>
+          <w:lang w:val="en-SI"/>
+        </w:rPr>
+        <w:t>polja</w:t>
+      </w:r>
+      <w:proofErr w:type="spellEnd"/>
+      <w:r>
+        <w:rPr>
+          <w:lang w:val="en-SI"/>
+        </w:rPr>
+        <w:t>:</w:t>
+      </w:r>
+    </w:p>
+    <w:p>
+      <w:pPr>
+        <w:rPr>
+          <w:lang w:val="en-SI"/>
+        </w:rPr>
+      </w:pPr>
+      <m:oMathPara>
+        <m:oMath>
+          <m:r>
+            <w:rPr>
+              <w:rFonts w:ascii="Cambria Math" w:hAnsi="Cambria Math"/>
+              <w:lang w:val="en-SI"/>
+            </w:rPr>
+            <m:t>h=noise(x, y)</m:t>
+          </m:r>
+        </m:oMath>
+      </m:oMathPara>
+    </w:p>
+    <w:p>
+      <w:pPr>
+        <w:rPr>
+          <w:lang w:val="en-SI"/>
+        </w:rPr>
+      </w:pPr>
+      <w:proofErr w:type="spellStart"/>
+      <w:r>
+        <w:rPr>
+          <w:lang w:val="en-SI"/>
+        </w:rPr>
+        <w:t>Funkcionalnost</w:t>
+      </w:r>
+      <w:proofErr w:type="spellEnd"/>
+      <w:r>
+        <w:rPr>
+          <w:lang w:val="en-SI"/>
+        </w:rPr>
+        <w:t xml:space="preserve"> </w:t>
+      </w:r>
+      <w:proofErr w:type="spellStart"/>
+      <w:r>
+        <w:rPr>
+          <w:lang w:val="en-SI"/>
+        </w:rPr>
+        <w:t>vozlišča</w:t>
+      </w:r>
+      <w:proofErr w:type="spellEnd"/>
+      <w:r>
+        <w:rPr>
+          <w:lang w:val="en-SI"/>
+        </w:rPr>
+        <w:t xml:space="preserve"> </w:t>
+      </w:r>
+      <w:proofErr w:type="spellStart"/>
+      <w:r>
+        <w:rPr>
+          <w:lang w:val="en-SI"/>
+        </w:rPr>
+        <w:t>distorcije</w:t>
+      </w:r>
+      <w:proofErr w:type="spellEnd"/>
+      <w:r>
+        <w:rPr>
+          <w:lang w:val="en-SI"/>
+        </w:rPr>
+        <w:t xml:space="preserve"> je da </w:t>
+      </w:r>
+      <w:proofErr w:type="spellStart"/>
+      <w:r>
+        <w:rPr>
+          <w:lang w:val="en-SI"/>
+        </w:rPr>
+        <w:t>generira</w:t>
+      </w:r>
+      <w:proofErr w:type="spellEnd"/>
+      <w:r>
+        <w:rPr>
+          <w:lang w:val="en-SI"/>
+        </w:rPr>
+        <w:t xml:space="preserve"> </w:t>
+      </w:r>
+      <w:proofErr w:type="spellStart"/>
+      <w:r>
+        <w:rPr>
+          <w:lang w:val="en-SI"/>
+        </w:rPr>
+        <w:t>tabelo</w:t>
+      </w:r>
+      <w:proofErr w:type="spellEnd"/>
+      <w:r>
+        <w:rPr>
+          <w:lang w:val="en-SI"/>
+        </w:rPr>
+        <w:t xml:space="preserve">, ki </w:t>
+      </w:r>
+      <w:proofErr w:type="spellStart"/>
+      <w:r>
+        <w:rPr>
+          <w:lang w:val="en-SI"/>
+        </w:rPr>
+        <w:t>vsebuje</w:t>
+      </w:r>
+      <w:proofErr w:type="spellEnd"/>
+      <w:r>
+        <w:rPr>
+          <w:lang w:val="en-SI"/>
+        </w:rPr>
+        <w:t xml:space="preserve"> </w:t>
+      </w:r>
+      <w:proofErr w:type="spellStart"/>
+      <w:r>
+        <w:rPr>
+          <w:lang w:val="en-SI"/>
+        </w:rPr>
+        <w:t>dvodimenzionalne</w:t>
+      </w:r>
+      <w:proofErr w:type="spellEnd"/>
+      <w:r>
+        <w:rPr>
+          <w:lang w:val="en-SI"/>
+        </w:rPr>
+        <w:t xml:space="preserve"> </w:t>
+      </w:r>
+      <w:proofErr w:type="spellStart"/>
+      <w:r>
+        <w:rPr>
+          <w:lang w:val="en-SI"/>
+        </w:rPr>
+        <w:t>vektorje</w:t>
+      </w:r>
+      <w:proofErr w:type="spellEnd"/>
+      <w:r>
+        <w:rPr>
+          <w:lang w:val="en-SI"/>
+        </w:rPr>
+        <w:t xml:space="preserve">, ki </w:t>
+      </w:r>
+      <w:proofErr w:type="spellStart"/>
+      <w:r>
+        <w:rPr>
+          <w:lang w:val="en-SI"/>
+        </w:rPr>
+        <w:t>predstavljajo</w:t>
+      </w:r>
+      <w:proofErr w:type="spellEnd"/>
+      <w:r>
+        <w:rPr>
+          <w:lang w:val="en-SI"/>
+        </w:rPr>
+        <w:t xml:space="preserve"> </w:t>
+      </w:r>
+      <w:proofErr w:type="spellStart"/>
+      <w:r>
+        <w:rPr>
+          <w:lang w:val="en-SI"/>
+        </w:rPr>
+        <w:t>odmike</w:t>
+      </w:r>
+      <w:proofErr w:type="spellEnd"/>
+      <w:r>
+        <w:rPr>
+          <w:lang w:val="en-SI"/>
+        </w:rPr>
+        <w:t xml:space="preserve">. </w:t>
+      </w:r>
+      <w:proofErr w:type="spellStart"/>
+      <w:r>
+        <w:rPr>
+          <w:lang w:val="en-SI"/>
+        </w:rPr>
+        <w:t>Ustvarita</w:t>
+      </w:r>
+      <w:proofErr w:type="spellEnd"/>
+      <w:r>
+        <w:rPr>
+          <w:lang w:val="en-SI"/>
+        </w:rPr>
+        <w:t xml:space="preserve"> se 2 </w:t>
+      </w:r>
+      <w:proofErr w:type="spellStart"/>
+      <w:r>
+        <w:rPr>
+          <w:lang w:val="en-SI"/>
+        </w:rPr>
+        <w:t>matematična</w:t>
+      </w:r>
+      <w:proofErr w:type="spellEnd"/>
+      <w:r>
+        <w:rPr>
+          <w:lang w:val="en-SI"/>
+        </w:rPr>
+        <w:t xml:space="preserve"> </w:t>
+      </w:r>
+      <w:proofErr w:type="spellStart"/>
+      <w:r>
+        <w:rPr>
+          <w:lang w:val="en-SI"/>
+        </w:rPr>
+        <w:t>šuma</w:t>
+      </w:r>
+      <w:proofErr w:type="spellEnd"/>
+      <w:r>
+        <w:rPr>
+          <w:lang w:val="en-SI"/>
+        </w:rPr>
+        <w:t xml:space="preserve"> in za </w:t>
+      </w:r>
+      <w:proofErr w:type="spellStart"/>
+      <w:r>
+        <w:rPr>
+          <w:lang w:val="en-SI"/>
+        </w:rPr>
+        <w:t>odmike</w:t>
+      </w:r>
+      <w:proofErr w:type="spellEnd"/>
+      <w:r>
+        <w:rPr>
+          <w:lang w:val="en-SI"/>
+        </w:rPr>
+        <w:t xml:space="preserve"> </w:t>
+      </w:r>
+      <w:proofErr w:type="spellStart"/>
+      <w:r>
+        <w:rPr>
+          <w:lang w:val="en-SI"/>
+        </w:rPr>
+        <w:t>na</w:t>
+      </w:r>
+      <w:proofErr w:type="spellEnd"/>
+      <w:r>
+        <w:rPr>
+          <w:lang w:val="en-SI"/>
+        </w:rPr>
+        <w:t xml:space="preserve"> </w:t>
+      </w:r>
+      <w:proofErr w:type="spellStart"/>
+      <w:r>
+        <w:rPr>
+          <w:lang w:val="en-SI"/>
+        </w:rPr>
+        <w:t>prvi</w:t>
+      </w:r>
+      <w:proofErr w:type="spellEnd"/>
+      <w:r>
+        <w:rPr>
+          <w:lang w:val="en-SI"/>
+        </w:rPr>
+        <w:t xml:space="preserve"> </w:t>
+      </w:r>
+      <w:proofErr w:type="spellStart"/>
+      <w:r>
+        <w:rPr>
+          <w:lang w:val="en-SI"/>
+        </w:rPr>
+        <w:t>vodoravni</w:t>
+      </w:r>
+      <w:proofErr w:type="spellEnd"/>
+      <w:r>
+        <w:rPr>
+          <w:lang w:val="en-SI"/>
+        </w:rPr>
+        <w:t xml:space="preserve"> </w:t>
+      </w:r>
+      <w:proofErr w:type="spellStart"/>
+      <w:r>
+        <w:rPr>
+          <w:lang w:val="en-SI"/>
+        </w:rPr>
+        <w:t>osi</w:t>
+      </w:r>
+      <w:proofErr w:type="spellEnd"/>
+      <w:r>
+        <w:rPr>
+          <w:lang w:val="en-SI"/>
+        </w:rPr>
+        <w:t xml:space="preserve"> se </w:t>
+      </w:r>
+      <w:proofErr w:type="spellStart"/>
+      <w:r>
+        <w:rPr>
+          <w:lang w:val="en-SI"/>
+        </w:rPr>
+        <w:t>vzorči</w:t>
+      </w:r>
+      <w:proofErr w:type="spellEnd"/>
+      <w:r>
+        <w:rPr>
+          <w:lang w:val="en-SI"/>
+        </w:rPr>
+        <w:t xml:space="preserve"> </w:t>
+      </w:r>
+      <w:proofErr w:type="spellStart"/>
+      <w:r>
+        <w:rPr>
+          <w:lang w:val="en-SI"/>
+        </w:rPr>
+        <w:t>en</w:t>
+      </w:r>
+      <w:proofErr w:type="spellEnd"/>
+      <w:r>
+        <w:rPr>
+          <w:lang w:val="en-SI"/>
+        </w:rPr>
+        <w:t xml:space="preserve">, za </w:t>
+      </w:r>
+      <w:proofErr w:type="spellStart"/>
+      <w:r>
+        <w:rPr>
+          <w:lang w:val="en-SI"/>
+        </w:rPr>
+        <w:t>odmike</w:t>
+      </w:r>
+      <w:proofErr w:type="spellEnd"/>
+      <w:r>
+        <w:rPr>
+          <w:lang w:val="en-SI"/>
+        </w:rPr>
+        <w:t xml:space="preserve"> </w:t>
+      </w:r>
+      <w:proofErr w:type="spellStart"/>
+      <w:r>
+        <w:rPr>
+          <w:lang w:val="en-SI"/>
+        </w:rPr>
+        <w:t>na</w:t>
+      </w:r>
+      <w:proofErr w:type="spellEnd"/>
+      <w:r>
+        <w:rPr>
+          <w:lang w:val="en-SI"/>
+        </w:rPr>
+        <w:t xml:space="preserve"> </w:t>
+      </w:r>
+      <w:proofErr w:type="spellStart"/>
+      <w:r>
+        <w:rPr>
+          <w:lang w:val="en-SI"/>
+        </w:rPr>
+        <w:t>drugi</w:t>
+      </w:r>
+      <w:proofErr w:type="spellEnd"/>
+      <w:r>
+        <w:rPr>
+          <w:lang w:val="en-SI"/>
+        </w:rPr>
+        <w:t xml:space="preserve"> </w:t>
+      </w:r>
+      <w:proofErr w:type="spellStart"/>
+      <w:r>
+        <w:rPr>
+          <w:lang w:val="en-SI"/>
+        </w:rPr>
+        <w:t>osi</w:t>
+      </w:r>
+      <w:proofErr w:type="spellEnd"/>
+      <w:r>
+        <w:rPr>
+          <w:lang w:val="en-SI"/>
+        </w:rPr>
+        <w:t xml:space="preserve"> pa drug.</w:t>
+      </w:r>
+      <w:r>
+        <w:rPr>
+          <w:lang w:val="en-SI"/>
+        </w:rPr>
+        <w:t xml:space="preserve"> </w:t>
+      </w:r>
+      <w:proofErr w:type="spellStart"/>
+      <w:r>
+        <w:rPr>
+          <w:lang w:val="en-SI"/>
+        </w:rPr>
+        <w:t>Vozlišče</w:t>
+      </w:r>
+      <w:proofErr w:type="spellEnd"/>
+      <w:r>
+        <w:rPr>
+          <w:lang w:val="en-SI"/>
+        </w:rPr>
+        <w:t xml:space="preserve">, ki </w:t>
+      </w:r>
+      <w:proofErr w:type="spellStart"/>
+      <w:r>
+        <w:rPr>
+          <w:lang w:val="en-SI"/>
+        </w:rPr>
+        <w:t>ustvarja</w:t>
+      </w:r>
+      <w:proofErr w:type="spellEnd"/>
+      <w:r>
+        <w:rPr>
+          <w:lang w:val="en-SI"/>
+        </w:rPr>
+        <w:t xml:space="preserve"> </w:t>
+      </w:r>
+      <w:proofErr w:type="spellStart"/>
+      <w:r>
+        <w:rPr>
+          <w:lang w:val="en-SI"/>
+        </w:rPr>
+        <w:t>osnovno</w:t>
+      </w:r>
+      <w:proofErr w:type="spellEnd"/>
+      <w:r>
+        <w:rPr>
+          <w:lang w:val="en-SI"/>
+        </w:rPr>
+        <w:t xml:space="preserve"> </w:t>
+      </w:r>
+      <w:proofErr w:type="spellStart"/>
+      <w:r>
+        <w:rPr>
+          <w:lang w:val="en-SI"/>
+        </w:rPr>
+        <w:t>elevacijo</w:t>
+      </w:r>
+      <w:proofErr w:type="spellEnd"/>
+      <w:r>
+        <w:rPr>
+          <w:lang w:val="en-SI"/>
+        </w:rPr>
+        <w:t xml:space="preserve"> </w:t>
+      </w:r>
+      <w:proofErr w:type="spellStart"/>
+      <w:r>
+        <w:rPr>
+          <w:lang w:val="en-SI"/>
+        </w:rPr>
+        <w:t>prejme</w:t>
+      </w:r>
+      <w:proofErr w:type="spellEnd"/>
+      <w:r>
+        <w:rPr>
+          <w:lang w:val="en-SI"/>
+        </w:rPr>
+        <w:t xml:space="preserve"> </w:t>
+      </w:r>
+      <w:proofErr w:type="spellStart"/>
+      <w:r>
+        <w:rPr>
+          <w:lang w:val="en-SI"/>
+        </w:rPr>
+        <w:t>tabelo</w:t>
+      </w:r>
+      <w:proofErr w:type="spellEnd"/>
+      <w:r>
+        <w:rPr>
+          <w:lang w:val="en-SI"/>
+        </w:rPr>
+        <w:t xml:space="preserve"> </w:t>
+      </w:r>
+      <w:proofErr w:type="spellStart"/>
+      <w:r>
+        <w:rPr>
+          <w:lang w:val="en-SI"/>
+        </w:rPr>
+        <w:t>odmikov</w:t>
+      </w:r>
+      <w:proofErr w:type="spellEnd"/>
+      <w:r>
+        <w:rPr>
+          <w:lang w:val="en-SI"/>
+        </w:rPr>
+        <w:t xml:space="preserve"> in </w:t>
+      </w:r>
+      <w:proofErr w:type="spellStart"/>
+      <w:r>
+        <w:rPr>
+          <w:lang w:val="en-SI"/>
+        </w:rPr>
+        <w:t>višino</w:t>
+      </w:r>
+      <w:proofErr w:type="spellEnd"/>
+      <w:r>
+        <w:rPr>
+          <w:lang w:val="en-SI"/>
+        </w:rPr>
+        <w:t xml:space="preserve"> </w:t>
+      </w:r>
+      <w:proofErr w:type="spellStart"/>
+      <w:r>
+        <w:rPr>
+          <w:lang w:val="en-SI"/>
+        </w:rPr>
+        <w:t>izračuna</w:t>
+      </w:r>
+      <w:proofErr w:type="spellEnd"/>
+      <w:r>
+        <w:rPr>
+          <w:lang w:val="en-SI"/>
+        </w:rPr>
+        <w:t xml:space="preserve"> po </w:t>
+      </w:r>
+      <w:proofErr w:type="spellStart"/>
+      <w:r>
+        <w:rPr>
+          <w:lang w:val="en-SI"/>
+        </w:rPr>
+        <w:t>enačbi</w:t>
+      </w:r>
+      <w:proofErr w:type="spellEnd"/>
+      <w:r>
+        <w:rPr>
+          <w:lang w:val="en-SI"/>
+        </w:rPr>
+        <w:t>:</w:t>
+      </w:r>
+    </w:p>
+    <w:p>
+      <w:pPr>
+        <w:rPr>
+          <w:lang w:val="en-SI"/>
+        </w:rPr>
+      </w:pPr>
+      <m:oMathPara>
+        <m:oMath>
+          <m:r>
+            <w:rPr>
+              <w:rFonts w:ascii="Cambria Math" w:hAnsi="Cambria Math"/>
+              <w:lang w:val="en-SI"/>
+            </w:rPr>
+            <m:t>h=noise(x+offsetx, y+offsety)</m:t>
+          </m:r>
+        </m:oMath>
+      </m:oMathPara>
+    </w:p>
+    <w:p>
+      <w:pPr>
+        <w:rPr>
+          <w:lang w:val="en-SI"/>
+        </w:rPr>
+      </w:pPr>
+      <w:proofErr w:type="spellStart"/>
+      <w:r>
+        <w:rPr>
+          <w:lang w:val="en-SI"/>
+        </w:rPr>
+        <w:t>Enačbo</w:t>
+      </w:r>
+      <w:proofErr w:type="spellEnd"/>
+      <w:r>
+        <w:rPr>
+          <w:lang w:val="en-SI"/>
+        </w:rPr>
+        <w:t xml:space="preserve"> bi se dalo </w:t>
+      </w:r>
+      <w:proofErr w:type="spellStart"/>
+      <w:r>
+        <w:rPr>
+          <w:lang w:val="en-SI"/>
+        </w:rPr>
+        <w:t>napisati</w:t>
+      </w:r>
+      <w:proofErr w:type="spellEnd"/>
+      <w:r>
+        <w:rPr>
+          <w:lang w:val="en-SI"/>
+        </w:rPr>
+        <w:t xml:space="preserve"> </w:t>
+      </w:r>
+      <w:proofErr w:type="spellStart"/>
+      <w:r>
+        <w:rPr>
+          <w:lang w:val="en-SI"/>
+        </w:rPr>
+        <w:t>tudi</w:t>
+      </w:r>
+      <w:proofErr w:type="spellEnd"/>
+      <w:r>
+        <w:rPr>
+          <w:lang w:val="en-SI"/>
+        </w:rPr>
+        <w:t xml:space="preserve"> </w:t>
+      </w:r>
+      <w:proofErr w:type="spellStart"/>
+      <w:r>
+        <w:rPr>
+          <w:lang w:val="en-SI"/>
+        </w:rPr>
+        <w:t>kot</w:t>
+      </w:r>
+      <w:proofErr w:type="spellEnd"/>
+      <w:r>
+        <w:rPr>
+          <w:lang w:val="en-SI"/>
+        </w:rPr>
+        <w:t>:</w:t>
+      </w:r>
+    </w:p>
+    <w:p>
+      <w:pPr>
+        <w:rPr>
+          <w:lang w:val="en-SI"/>
+        </w:rPr>
+      </w:pPr>
+      <m:oMathPara>
+        <m:oMath>
+          <m:r>
+            <w:rPr>
+              <w:rFonts w:ascii="Cambria Math" w:hAnsi="Cambria Math"/>
+              <w:lang w:val="en-SI"/>
+            </w:rPr>
+            <m:t xml:space="preserve">h=noise(x+ </m:t>
+          </m:r>
+          <m:sSub>
+            <m:sSubPr>
+              <m:ctrlPr>
+                <w:rPr>
+                  <w:rFonts w:ascii="Cambria Math" w:hAnsi="Cambria Math"/>
+                  <w:i/>
+                  <w:lang w:val="en-SI"/>
+                </w:rPr>
+              </m:ctrlPr>
+            </m:sSubPr>
+            <m:e>
+              <m:r>
+                <w:rPr>
+                  <w:rFonts w:ascii="Cambria Math" w:hAnsi="Cambria Math"/>
+                  <w:lang w:val="en-SI"/>
+                </w:rPr>
+                <m:t>noise</m:t>
+              </m:r>
+            </m:e>
+            <m:sub>
+              <m:r>
+                <w:rPr>
+                  <w:rFonts w:ascii="Cambria Math" w:hAnsi="Cambria Math"/>
+                  <w:lang w:val="en-SI"/>
+                </w:rPr>
+                <m:t>1</m:t>
+              </m:r>
+            </m:sub>
+          </m:sSub>
+          <m:d>
+            <m:dPr>
+              <m:ctrlPr>
+                <w:rPr>
+                  <w:rFonts w:ascii="Cambria Math" w:hAnsi="Cambria Math"/>
+                  <w:i/>
+                  <w:lang w:val="en-SI"/>
+                </w:rPr>
+              </m:ctrlPr>
+            </m:dPr>
+            <m:e>
+              <m:sSub>
+                <m:sSubPr>
+                  <m:ctrlPr>
+                    <w:rPr>
+                      <w:rFonts w:ascii="Cambria Math" w:hAnsi="Cambria Math"/>
+                      <w:i/>
+                      <w:lang w:val="en-SI"/>
+                    </w:rPr>
+                  </m:ctrlPr>
+                </m:sSubPr>
+                <m:e>
+                  <m:r>
+                    <w:rPr>
+                      <w:rFonts w:ascii="Cambria Math" w:hAnsi="Cambria Math"/>
+                      <w:lang w:val="en-SI"/>
+                    </w:rPr>
+                    <m:t>x</m:t>
+                  </m:r>
+                </m:e>
+                <m:sub>
+                  <m:r>
+                    <w:rPr>
+                      <w:rFonts w:ascii="Cambria Math" w:hAnsi="Cambria Math"/>
+                      <w:lang w:val="en-SI"/>
+                    </w:rPr>
+                    <m:t>1</m:t>
+                  </m:r>
+                </m:sub>
+              </m:sSub>
+              <m:r>
+                <w:rPr>
+                  <w:rFonts w:ascii="Cambria Math" w:hAnsi="Cambria Math"/>
+                  <w:lang w:val="en-SI"/>
+                </w:rPr>
+                <m:t xml:space="preserve">, </m:t>
+              </m:r>
+              <m:sSub>
+                <m:sSubPr>
+                  <m:ctrlPr>
+                    <w:rPr>
+                      <w:rFonts w:ascii="Cambria Math" w:hAnsi="Cambria Math"/>
+                      <w:i/>
+                      <w:lang w:val="en-SI"/>
+                    </w:rPr>
+                  </m:ctrlPr>
+                </m:sSubPr>
+                <m:e>
+                  <m:r>
+                    <w:rPr>
+                      <w:rFonts w:ascii="Cambria Math" w:hAnsi="Cambria Math"/>
+                      <w:lang w:val="en-SI"/>
+                    </w:rPr>
+                    <m:t>y</m:t>
+                  </m:r>
+                </m:e>
+                <m:sub>
+                  <m:r>
+                    <w:rPr>
+                      <w:rFonts w:ascii="Cambria Math" w:hAnsi="Cambria Math"/>
+                      <w:lang w:val="en-SI"/>
+                    </w:rPr>
+                    <m:t>1</m:t>
+                  </m:r>
+                </m:sub>
+              </m:sSub>
+            </m:e>
+          </m:d>
+          <m:r>
+            <w:rPr>
+              <w:rFonts w:ascii="Cambria Math" w:hAnsi="Cambria Math"/>
+              <w:lang w:val="en-SI"/>
+            </w:rPr>
+            <m:t>, y+</m:t>
+          </m:r>
+          <m:sSub>
+            <m:sSubPr>
+              <m:ctrlPr>
+                <w:rPr>
+                  <w:rFonts w:ascii="Cambria Math" w:hAnsi="Cambria Math"/>
+                  <w:i/>
+                  <w:lang w:val="en-SI"/>
+                </w:rPr>
+              </m:ctrlPr>
+            </m:sSubPr>
+            <m:e>
+              <m:r>
+                <w:rPr>
+                  <w:rFonts w:ascii="Cambria Math" w:hAnsi="Cambria Math"/>
+                  <w:lang w:val="en-SI"/>
+                </w:rPr>
+                <m:t>noise</m:t>
+              </m:r>
+            </m:e>
+            <m:sub>
+              <m:r>
+                <w:rPr>
+                  <w:rFonts w:ascii="Cambria Math" w:hAnsi="Cambria Math"/>
+                  <w:lang w:val="en-SI"/>
+                </w:rPr>
+                <m:t>2</m:t>
+              </m:r>
+            </m:sub>
+          </m:sSub>
+          <m:r>
+            <w:rPr>
+              <w:rFonts w:ascii="Cambria Math" w:hAnsi="Cambria Math"/>
+              <w:lang w:val="en-SI"/>
+            </w:rPr>
+            <m:t>(</m:t>
+          </m:r>
+          <m:sSub>
+            <m:sSubPr>
+              <m:ctrlPr>
+                <w:rPr>
+                  <w:rFonts w:ascii="Cambria Math" w:hAnsi="Cambria Math"/>
+                  <w:i/>
+                  <w:lang w:val="en-SI"/>
+                </w:rPr>
+              </m:ctrlPr>
+            </m:sSubPr>
+            <m:e>
+              <m:r>
+                <w:rPr>
+                  <w:rFonts w:ascii="Cambria Math" w:hAnsi="Cambria Math"/>
+                  <w:lang w:val="en-SI"/>
+                </w:rPr>
+                <m:t>x</m:t>
+              </m:r>
+            </m:e>
+            <m:sub>
+              <m:r>
+                <w:rPr>
+                  <w:rFonts w:ascii="Cambria Math" w:hAnsi="Cambria Math"/>
+                  <w:lang w:val="en-SI"/>
+                </w:rPr>
+                <m:t>2</m:t>
+              </m:r>
+            </m:sub>
+          </m:sSub>
+          <m:r>
+            <w:rPr>
+              <w:rFonts w:ascii="Cambria Math" w:hAnsi="Cambria Math"/>
+              <w:lang w:val="en-SI"/>
+            </w:rPr>
+            <m:t>,</m:t>
+          </m:r>
+          <m:sSub>
+            <m:sSubPr>
+              <m:ctrlPr>
+                <w:rPr>
+                  <w:rFonts w:ascii="Cambria Math" w:hAnsi="Cambria Math"/>
+                  <w:i/>
+                  <w:lang w:val="en-SI"/>
+                </w:rPr>
+              </m:ctrlPr>
+            </m:sSubPr>
+            <m:e>
+              <m:r>
+                <w:rPr>
+                  <w:rFonts w:ascii="Cambria Math" w:hAnsi="Cambria Math"/>
+                  <w:lang w:val="en-SI"/>
+                </w:rPr>
+                <m:t>y</m:t>
+              </m:r>
+            </m:e>
+            <m:sub>
+              <m:r>
+                <w:rPr>
+                  <w:rFonts w:ascii="Cambria Math" w:hAnsi="Cambria Math"/>
+                  <w:lang w:val="en-SI"/>
+                </w:rPr>
+                <m:t>2</m:t>
+              </m:r>
+            </m:sub>
+          </m:sSub>
+          <m:r>
+            <w:rPr>
+              <w:rFonts w:ascii="Cambria Math" w:hAnsi="Cambria Math"/>
+              <w:lang w:val="en-SI"/>
+            </w:rPr>
+            <m:t>))</m:t>
+          </m:r>
+        </m:oMath>
+      </m:oMathPara>
+    </w:p>
+    <w:p>
+      <w:pPr>
+        <w:rPr>
+          <w:lang w:val="en-SI"/>
+        </w:rPr>
+      </w:pPr>
+      <w:r>
+        <w:rPr>
+          <w:lang w:val="en-SI"/>
+        </w:rPr>
+        <w:t xml:space="preserve">Tako se </w:t>
+      </w:r>
+      <w:proofErr w:type="spellStart"/>
+      <w:r>
+        <w:rPr>
+          <w:lang w:val="en-SI"/>
+        </w:rPr>
+        <w:t>uporablj</w:t>
+      </w:r>
+      <w:r>
+        <w:rPr>
+          <w:lang w:val="en-SI"/>
+        </w:rPr>
+        <w:t>ata</w:t>
+      </w:r>
+      <w:proofErr w:type="spellEnd"/>
+      <w:r>
+        <w:rPr>
+          <w:lang w:val="en-SI"/>
+        </w:rPr>
+        <w:t xml:space="preserve"> </w:t>
+      </w:r>
+      <w:proofErr w:type="spellStart"/>
+      <w:r>
+        <w:rPr>
+          <w:lang w:val="en-SI"/>
+        </w:rPr>
+        <w:t>dva</w:t>
+      </w:r>
+      <w:proofErr w:type="spellEnd"/>
+      <w:r>
+        <w:rPr>
+          <w:lang w:val="en-SI"/>
+        </w:rPr>
+        <w:t xml:space="preserve"> </w:t>
+      </w:r>
+      <w:proofErr w:type="spellStart"/>
+      <w:r>
+        <w:rPr>
+          <w:lang w:val="en-SI"/>
+        </w:rPr>
+        <w:t>eno</w:t>
+      </w:r>
+      <w:r>
+        <w:rPr>
+          <w:lang w:val="en-SI"/>
+        </w:rPr>
+        <w:t>dimenzionalna</w:t>
+      </w:r>
+      <w:proofErr w:type="spellEnd"/>
+      <w:r>
+        <w:rPr>
+          <w:lang w:val="en-SI"/>
+        </w:rPr>
+        <w:t xml:space="preserve"> </w:t>
+      </w:r>
+      <w:proofErr w:type="spellStart"/>
+      <w:r>
+        <w:rPr>
+          <w:lang w:val="en-SI"/>
+        </w:rPr>
+        <w:t>matematična</w:t>
+      </w:r>
+      <w:proofErr w:type="spellEnd"/>
+      <w:r>
+        <w:rPr>
+          <w:lang w:val="en-SI"/>
+        </w:rPr>
+        <w:t xml:space="preserve"> </w:t>
+      </w:r>
+      <w:proofErr w:type="spellStart"/>
+      <w:r>
+        <w:rPr>
+          <w:lang w:val="en-SI"/>
+        </w:rPr>
+        <w:t>šuma</w:t>
+      </w:r>
+      <w:proofErr w:type="spellEnd"/>
+      <w:r>
+        <w:rPr>
+          <w:lang w:val="en-SI"/>
+        </w:rPr>
+        <w:t xml:space="preserve"> </w:t>
+      </w:r>
+      <w:r>
+        <w:rPr>
+          <w:lang w:val="en-SI"/>
+        </w:rPr>
+        <w:t xml:space="preserve">za </w:t>
+      </w:r>
+      <w:proofErr w:type="spellStart"/>
+      <w:r>
+        <w:rPr>
+          <w:lang w:val="en-SI"/>
+        </w:rPr>
+        <w:t>emulacijo</w:t>
+      </w:r>
+      <w:proofErr w:type="spellEnd"/>
+      <w:r>
+        <w:rPr>
+          <w:lang w:val="en-SI"/>
+        </w:rPr>
+        <w:t xml:space="preserve"> </w:t>
+      </w:r>
+      <w:proofErr w:type="spellStart"/>
+      <w:r>
+        <w:rPr>
+          <w:lang w:val="en-SI"/>
+        </w:rPr>
+        <w:t>dvo</w:t>
+      </w:r>
+      <w:r>
+        <w:rPr>
+          <w:lang w:val="en-SI"/>
+        </w:rPr>
+        <w:t>dimenzionalnega</w:t>
+      </w:r>
+      <w:proofErr w:type="spellEnd"/>
+      <w:r>
+        <w:rPr>
+          <w:lang w:val="en-SI"/>
+        </w:rPr>
+        <w:t>, k</w:t>
+      </w:r>
+      <w:r>
+        <w:rPr>
+          <w:lang w:val="en-SI"/>
+        </w:rPr>
+        <w:t xml:space="preserve">i bi ga </w:t>
+      </w:r>
+      <w:proofErr w:type="spellStart"/>
+      <w:r>
+        <w:rPr>
+          <w:lang w:val="en-SI"/>
+        </w:rPr>
+        <w:t>drugače</w:t>
+      </w:r>
+      <w:proofErr w:type="spellEnd"/>
+      <w:r>
+        <w:rPr>
+          <w:lang w:val="en-SI"/>
+        </w:rPr>
+        <w:t xml:space="preserve"> </w:t>
+      </w:r>
+      <w:proofErr w:type="spellStart"/>
+      <w:r>
+        <w:rPr>
+          <w:lang w:val="en-SI"/>
+        </w:rPr>
+        <w:t>potrebovali</w:t>
+      </w:r>
+      <w:proofErr w:type="spellEnd"/>
+      <w:r>
+        <w:rPr>
+          <w:lang w:val="en-SI"/>
+        </w:rPr>
+        <w:t xml:space="preserve"> </w:t>
+      </w:r>
+      <w:r>
+        <w:rPr>
+          <w:lang w:val="en-SI"/>
+        </w:rPr>
+        <w:t>za</w:t>
+      </w:r>
+      <w:r>
+        <w:rPr>
+          <w:lang w:val="en-SI"/>
+        </w:rPr>
+        <w:t xml:space="preserve"> </w:t>
+      </w:r>
+      <w:proofErr w:type="spellStart"/>
+      <w:r>
+        <w:rPr>
+          <w:lang w:val="en-SI"/>
+        </w:rPr>
+        <w:t>ustvariti</w:t>
+      </w:r>
+      <w:proofErr w:type="spellEnd"/>
+      <w:r>
+        <w:rPr>
+          <w:lang w:val="en-SI"/>
+        </w:rPr>
+        <w:t xml:space="preserve"> </w:t>
+      </w:r>
+      <w:proofErr w:type="spellStart"/>
+      <w:r>
+        <w:rPr>
+          <w:lang w:val="en-SI"/>
+        </w:rPr>
+        <w:t>odmik</w:t>
+      </w:r>
+      <w:proofErr w:type="spellEnd"/>
+      <w:r>
+        <w:rPr>
+          <w:lang w:val="en-SI"/>
+        </w:rPr>
+        <w:t xml:space="preserve"> za</w:t>
+      </w:r>
+      <w:r>
+        <w:rPr>
+          <w:lang w:val="en-SI"/>
+        </w:rPr>
+        <w:t xml:space="preserve"> </w:t>
+      </w:r>
+      <w:proofErr w:type="spellStart"/>
+      <w:r>
+        <w:rPr>
+          <w:lang w:val="en-SI"/>
+        </w:rPr>
+        <w:t>premik</w:t>
+      </w:r>
+      <w:proofErr w:type="spellEnd"/>
+      <w:r>
+        <w:rPr>
+          <w:lang w:val="en-SI"/>
+        </w:rPr>
+        <w:t xml:space="preserve"> </w:t>
+      </w:r>
+      <w:proofErr w:type="spellStart"/>
+      <w:r>
+        <w:rPr>
+          <w:lang w:val="en-SI"/>
+        </w:rPr>
+        <w:t>točke</w:t>
+      </w:r>
+      <w:proofErr w:type="spellEnd"/>
+      <w:r>
+        <w:rPr>
+          <w:lang w:val="en-SI"/>
+        </w:rPr>
+        <w:t xml:space="preserve"> v </w:t>
+      </w:r>
+      <w:proofErr w:type="spellStart"/>
+      <w:r>
+        <w:rPr>
+          <w:lang w:val="en-SI"/>
+        </w:rPr>
+        <w:t>dveh</w:t>
+      </w:r>
+      <w:proofErr w:type="spellEnd"/>
+      <w:r>
+        <w:rPr>
+          <w:lang w:val="en-SI"/>
+        </w:rPr>
+        <w:t xml:space="preserve"> </w:t>
+      </w:r>
+      <w:proofErr w:type="spellStart"/>
+      <w:r>
+        <w:rPr>
+          <w:lang w:val="en-SI"/>
+        </w:rPr>
+        <w:t>dimenzijah</w:t>
+      </w:r>
+      <w:proofErr w:type="spellEnd"/>
+      <w:r>
+        <w:rPr>
+          <w:lang w:val="en-SI"/>
+        </w:rPr>
+        <w:t>.</w:t>
+      </w:r>
+    </w:p>
+    <w:p>
+      <w:pPr>
+        <w:keepNext/>
+      </w:pPr>
+      <w:r>
+        <w:rPr>
+          <w:lang w:val="en-SI"/>
+        </w:rPr>
+        <w:drawing>
+          <wp:inline distT="0" distB="0" distL="0" distR="0" wp14:anchorId="1DA53FD3" wp14:editId="4F6FD3BD">
+            <wp:extent cx="3331597" cy="2002472"/>
+            <wp:effectExtent l="0" t="0" r="2540" b="0"/>
+            <wp:docPr id="804453451" name="Picture 1"/>
+            <wp:cNvGraphicFramePr>
+              <a:graphicFrameLocks xmlns:a="http://schemas.openxmlformats.org/drawingml/2006/main" noChangeAspect="1"/>
+            </wp:cNvGraphicFramePr>
+            <a:graphic xmlns:a="http://schemas.openxmlformats.org/drawingml/2006/main">
+              <a:graphicData uri="http://schemas.openxmlformats.org/drawingml/2006/picture">
+                <pic:pic xmlns:pic="http://schemas.openxmlformats.org/drawingml/2006/picture">
+                  <pic:nvPicPr>
+                    <pic:cNvPr id="804453451" name=""/>
+                    <pic:cNvPicPr/>
+                  </pic:nvPicPr>
+                  <pic:blipFill>
+                    <a:blip r:embed="rId39"/>
+                    <a:stretch>
+                      <a:fillRect/>
+                    </a:stretch>
+                  </pic:blipFill>
+                  <pic:spPr>
+                    <a:xfrm>
+                      <a:off x="0" y="0"/>
+                      <a:ext cx="3340315" cy="2007712"/>
+                    </a:xfrm>
+                    <a:prstGeom prst="rect">
+                      <a:avLst/>
+                    </a:prstGeom>
+                  </pic:spPr>
+                </pic:pic>
+              </a:graphicData>
+            </a:graphic>
+          </wp:inline>
+        </w:drawing>
+      </w:r>
+    </w:p>
+    <w:p>
+      <w:pPr>
+        <w:pStyle w:val="Caption"/>
+        <w:rPr>
+          <w:lang w:val="en-SI"/>
+        </w:rPr>
+      </w:pPr>
+      <w:r>
+        <w:t xml:space="preserve">Slika </w:t>
+      </w:r>
+      <w:r>
+        <w:fldChar w:fldCharType="begin"/>
+      </w:r>
+      <w:r>
+        <w:instrText xml:space="preserve"> SEQ Slika \* ARABIC </w:instrText>
+      </w:r>
+      <w:r>
+        <w:fldChar w:fldCharType="separate"/>
+      </w:r>
+      <w:r>
+        <w:rPr>
+          <w:noProof/>
+        </w:rPr>
+        <w:t>30</w:t>
+      </w:r>
+      <w:r>
+        <w:fldChar w:fldCharType="end"/>
+      </w:r>
+      <w:r>
+        <w:t xml:space="preserve"> Vozlišči za distorcijo in šum</w:t>
+      </w:r>
+    </w:p>
+    <w:p>
+      <w:pPr>
+        <w:jc w:val="left"/>
+        <w:rPr>
+          <w:lang w:val="en-SI"/>
+        </w:rPr>
+      </w:pPr>
+      <w:r>
+        <w:rPr>
+          <w:lang w:val="en-SI"/>
+        </w:rPr>
+        <w:br w:type="page"/>
+      </w:r>
     </w:p>
     <w:p>
       <w:pPr>
@@ -5519,12 +9482,15 @@
           <w:lang w:val="en-SI"/>
         </w:rPr>
       </w:pPr>
-      <w:r>
-        <w:rPr>
-          <w:lang w:val="en-SI"/>
-        </w:rPr>
+      <w:bookmarkStart w:id="34" w:name="_Toc227007764"/>
+      <w:r>
+        <w:rPr>
+          <w:lang w:val="en-SI"/>
+        </w:rPr>
+        <w:lastRenderedPageBreak/>
         <w:t>8. 4. Terase</w:t>
       </w:r>
+      <w:bookmarkEnd w:id="34"/>
     </w:p>
     <w:p>
       <w:pPr>
@@ -5540,12 +9506,36 @@
           <w:lang w:val="en-SI"/>
         </w:rPr>
       </w:pPr>
-      <w:r>
-        <w:rPr>
-          <w:lang w:val="en-SI"/>
-        </w:rPr>
-        <w:t>8. 5. Simulacija erozije</w:t>
-      </w:r>
+      <w:bookmarkStart w:id="35" w:name="_Toc227007765"/>
+      <w:r>
+        <w:rPr>
+          <w:lang w:val="en-SI"/>
+        </w:rPr>
+        <w:t xml:space="preserve">8. 5. </w:t>
+      </w:r>
+      <w:proofErr w:type="spellStart"/>
+      <w:r>
+        <w:rPr>
+          <w:lang w:val="en-SI"/>
+        </w:rPr>
+        <w:t>Simulacija</w:t>
+      </w:r>
+      <w:proofErr w:type="spellEnd"/>
+      <w:r>
+        <w:rPr>
+          <w:lang w:val="en-SI"/>
+        </w:rPr>
+        <w:t xml:space="preserve"> </w:t>
+      </w:r>
+      <w:proofErr w:type="spellStart"/>
+      <w:r>
+        <w:rPr>
+          <w:lang w:val="en-SI"/>
+        </w:rPr>
+        <w:t>erozije</w:t>
+      </w:r>
+      <w:bookmarkEnd w:id="35"/>
+      <w:proofErr w:type="spellEnd"/>
     </w:p>
     <w:p>
       <w:pPr>
@@ -5561,11 +9551,33 @@
           <w:lang w:val="en-SI"/>
         </w:rPr>
       </w:pPr>
-      <w:r>
-        <w:rPr>
-          <w:lang w:val="en-SI"/>
-        </w:rPr>
-        <w:t>8. 6. Ostale funkcionalnost</w:t>
+      <w:bookmarkStart w:id="36" w:name="_Toc227007766"/>
+      <w:r>
+        <w:rPr>
+          <w:lang w:val="en-SI"/>
+        </w:rPr>
+        <w:t xml:space="preserve">8. 6. </w:t>
+      </w:r>
+      <w:proofErr w:type="spellStart"/>
+      <w:r>
+        <w:rPr>
+          <w:lang w:val="en-SI"/>
+        </w:rPr>
+        <w:t>Ostale</w:t>
+      </w:r>
+      <w:proofErr w:type="spellEnd"/>
+      <w:r>
+        <w:rPr>
+          <w:lang w:val="en-SI"/>
+        </w:rPr>
+        <w:t xml:space="preserve"> </w:t>
+      </w:r>
+      <w:proofErr w:type="spellStart"/>
+      <w:r>
+        <w:rPr>
+          <w:lang w:val="en-SI"/>
+        </w:rPr>
+        <w:t>funkcionalnost</w:t>
       </w:r>
       <w:r>
         <w:rPr>
@@ -5573,6 +9585,8 @@
         </w:rPr>
         <w:t>i</w:t>
       </w:r>
+      <w:bookmarkEnd w:id="36"/>
+      <w:proofErr w:type="spellEnd"/>
     </w:p>
     <w:p>
       <w:pPr>
@@ -5588,12 +9602,22 @@
           <w:lang w:val="en-SI"/>
         </w:rPr>
       </w:pPr>
-      <w:r>
-        <w:rPr>
-          <w:lang w:val="en-SI"/>
-        </w:rPr>
-        <w:t>9. Izvažanje</w:t>
-      </w:r>
+      <w:bookmarkStart w:id="37" w:name="_Toc227007767"/>
+      <w:r>
+        <w:rPr>
+          <w:lang w:val="en-SI"/>
+        </w:rPr>
+        <w:t xml:space="preserve">9. </w:t>
+      </w:r>
+      <w:proofErr w:type="spellStart"/>
+      <w:r>
+        <w:rPr>
+          <w:lang w:val="en-SI"/>
+        </w:rPr>
+        <w:t>Izvažanje</w:t>
+      </w:r>
+      <w:bookmarkEnd w:id="37"/>
+      <w:proofErr w:type="spellEnd"/>
     </w:p>
     <w:p>
       <w:pPr>
@@ -5609,18 +9633,22 @@
           <w:lang w:val="en-SI"/>
         </w:rPr>
       </w:pPr>
+      <w:bookmarkStart w:id="38" w:name="_Toc227007768"/>
       <w:r>
         <w:rPr>
           <w:lang w:val="en-SI"/>
         </w:rPr>
         <w:t xml:space="preserve">10. </w:t>
       </w:r>
+      <w:proofErr w:type="spellStart"/>
       <w:r>
         <w:rPr>
           <w:lang w:val="en-SI"/>
         </w:rPr>
         <w:t>Shranjevanje</w:t>
       </w:r>
+      <w:bookmarkEnd w:id="38"/>
+      <w:proofErr w:type="spellEnd"/>
     </w:p>
     <w:p>
       <w:pPr>
@@ -5636,11 +9664,19 @@
           <w:lang w:val="en-SI"/>
         </w:rPr>
       </w:pPr>
-      <w:r>
-        <w:rPr>
-          <w:lang w:val="en-SI"/>
-        </w:rPr>
-        <w:t>11. Viri in literatur</w:t>
+      <w:bookmarkStart w:id="39" w:name="_Toc227007769"/>
+      <w:r>
+        <w:rPr>
+          <w:lang w:val="en-SI"/>
+        </w:rPr>
+        <w:t xml:space="preserve">11. Viri in </w:t>
+      </w:r>
+      <w:proofErr w:type="spellStart"/>
+      <w:r>
+        <w:rPr>
+          <w:lang w:val="en-SI"/>
+        </w:rPr>
+        <w:t>literatur</w:t>
       </w:r>
       <w:r>
         <w:rPr>
@@ -5648,6 +9684,8 @@
         </w:rPr>
         <w:t>a</w:t>
       </w:r>
+      <w:bookmarkEnd w:id="39"/>
+      <w:proofErr w:type="spellEnd"/>
     </w:p>
     <w:p>
       <w:pPr>
@@ -5694,48 +9732,354 @@
     </w:p>
     <w:p>
       <w:pPr>
+        <w:rPr>
+          <w:lang w:val="en-SI"/>
+        </w:rPr>
+      </w:pPr>
+    </w:p>
+    <w:p>
+      <w:pPr>
+        <w:rPr>
+          <w:lang w:val="en-SI"/>
+        </w:rPr>
+      </w:pPr>
+    </w:p>
+    <w:p>
+      <w:pPr>
+        <w:rPr>
+          <w:lang w:val="en-SI"/>
+        </w:rPr>
+      </w:pPr>
+    </w:p>
+    <w:p>
+      <w:pPr>
         <w:pStyle w:val="Heading1"/>
         <w:rPr>
           <w:lang w:val="en-SI"/>
         </w:rPr>
       </w:pPr>
-      <w:r>
-        <w:rPr>
-          <w:lang w:val="en-SI"/>
-        </w:rPr>
+      <w:bookmarkStart w:id="40" w:name="_Toc227007770"/>
+      <w:r>
+        <w:rPr>
+          <w:lang w:val="en-SI"/>
+        </w:rPr>
+        <w:lastRenderedPageBreak/>
         <w:t>IZJAVA O AVTORSTVU</w:t>
       </w:r>
-    </w:p>
-    <w:p>
-      <w:pPr>
-        <w:rPr>
-          <w:lang w:val="en-SI"/>
-        </w:rPr>
-      </w:pPr>
-    </w:p>
-    <w:p>
-      <w:pPr>
-        <w:rPr>
-          <w:lang w:val="en-SI"/>
-        </w:rPr>
-      </w:pPr>
-      <w:r>
-        <w:rPr>
-          <w:lang w:val="en-SI"/>
-        </w:rPr>
-        <w:t>Izjavljam, da je strokovno poročilo Aplikacija za proceduralno generiranje višinskih zemljevidov in digitalnih modelov terena</w:t>
-      </w:r>
-      <w:r>
-        <w:rPr>
-          <w:lang w:val="en-SI"/>
-        </w:rPr>
-        <w:t xml:space="preserve"> </w:t>
-      </w:r>
-      <w:r>
-        <w:rPr>
-          <w:lang w:val="en-SI"/>
-        </w:rPr>
-        <w:t xml:space="preserve">v celoti moje avtorsko delo, ki sem ga izdelal samostojno s pomočjo navedene literature in pod vodstvom mentorja. </w:t>
+      <w:bookmarkEnd w:id="40"/>
+    </w:p>
+    <w:p>
+      <w:pPr>
+        <w:rPr>
+          <w:lang w:val="en-SI"/>
+        </w:rPr>
+      </w:pPr>
+    </w:p>
+    <w:p>
+      <w:pPr>
+        <w:rPr>
+          <w:lang w:val="en-SI"/>
+        </w:rPr>
+      </w:pPr>
+      <w:proofErr w:type="spellStart"/>
+      <w:r>
+        <w:rPr>
+          <w:lang w:val="en-SI"/>
+        </w:rPr>
+        <w:t>Izjavljam</w:t>
+      </w:r>
+      <w:proofErr w:type="spellEnd"/>
+      <w:r>
+        <w:rPr>
+          <w:lang w:val="en-SI"/>
+        </w:rPr>
+        <w:t xml:space="preserve">, da je </w:t>
+      </w:r>
+      <w:proofErr w:type="spellStart"/>
+      <w:r>
+        <w:rPr>
+          <w:lang w:val="en-SI"/>
+        </w:rPr>
+        <w:t>strokovno</w:t>
+      </w:r>
+      <w:proofErr w:type="spellEnd"/>
+      <w:r>
+        <w:rPr>
+          <w:lang w:val="en-SI"/>
+        </w:rPr>
+        <w:t xml:space="preserve"> </w:t>
+      </w:r>
+      <w:proofErr w:type="spellStart"/>
+      <w:r>
+        <w:rPr>
+          <w:lang w:val="en-SI"/>
+        </w:rPr>
+        <w:t>poročilo</w:t>
+      </w:r>
+      <w:proofErr w:type="spellEnd"/>
+      <w:r>
+        <w:rPr>
+          <w:lang w:val="en-SI"/>
+        </w:rPr>
+        <w:t xml:space="preserve"> </w:t>
+      </w:r>
+      <w:proofErr w:type="spellStart"/>
+      <w:r>
+        <w:rPr>
+          <w:lang w:val="en-SI"/>
+        </w:rPr>
+        <w:t>Aplikacija</w:t>
+      </w:r>
+      <w:proofErr w:type="spellEnd"/>
+      <w:r>
+        <w:rPr>
+          <w:lang w:val="en-SI"/>
+        </w:rPr>
+        <w:t xml:space="preserve"> za </w:t>
+      </w:r>
+      <w:proofErr w:type="spellStart"/>
+      <w:r>
+        <w:rPr>
+          <w:lang w:val="en-SI"/>
+        </w:rPr>
+        <w:t>proceduralno</w:t>
+      </w:r>
+      <w:proofErr w:type="spellEnd"/>
+      <w:r>
+        <w:rPr>
+          <w:lang w:val="en-SI"/>
+        </w:rPr>
+        <w:t xml:space="preserve"> </w:t>
+      </w:r>
+      <w:proofErr w:type="spellStart"/>
+      <w:r>
+        <w:rPr>
+          <w:lang w:val="en-SI"/>
+        </w:rPr>
+        <w:t>generiranje</w:t>
+      </w:r>
+      <w:proofErr w:type="spellEnd"/>
+      <w:r>
+        <w:rPr>
+          <w:lang w:val="en-SI"/>
+        </w:rPr>
+        <w:t xml:space="preserve"> </w:t>
+      </w:r>
+      <w:proofErr w:type="spellStart"/>
+      <w:r>
+        <w:rPr>
+          <w:lang w:val="en-SI"/>
+        </w:rPr>
+        <w:t>višinskih</w:t>
+      </w:r>
+      <w:proofErr w:type="spellEnd"/>
+      <w:r>
+        <w:rPr>
+          <w:lang w:val="en-SI"/>
+        </w:rPr>
+        <w:t xml:space="preserve"> </w:t>
+      </w:r>
+      <w:proofErr w:type="spellStart"/>
+      <w:r>
+        <w:rPr>
+          <w:lang w:val="en-SI"/>
+        </w:rPr>
+        <w:t>zemljevidov</w:t>
+      </w:r>
+      <w:proofErr w:type="spellEnd"/>
+      <w:r>
+        <w:rPr>
+          <w:lang w:val="en-SI"/>
+        </w:rPr>
+        <w:t xml:space="preserve"> in </w:t>
+      </w:r>
+      <w:proofErr w:type="spellStart"/>
+      <w:r>
+        <w:rPr>
+          <w:lang w:val="en-SI"/>
+        </w:rPr>
+        <w:t>digitalnih</w:t>
+      </w:r>
+      <w:proofErr w:type="spellEnd"/>
+      <w:r>
+        <w:rPr>
+          <w:lang w:val="en-SI"/>
+        </w:rPr>
+        <w:t xml:space="preserve"> </w:t>
+      </w:r>
+      <w:proofErr w:type="spellStart"/>
+      <w:r>
+        <w:rPr>
+          <w:lang w:val="en-SI"/>
+        </w:rPr>
+        <w:t>modelov</w:t>
+      </w:r>
+      <w:proofErr w:type="spellEnd"/>
+      <w:r>
+        <w:rPr>
+          <w:lang w:val="en-SI"/>
+        </w:rPr>
+        <w:t xml:space="preserve"> </w:t>
+      </w:r>
+      <w:proofErr w:type="spellStart"/>
+      <w:r>
+        <w:rPr>
+          <w:lang w:val="en-SI"/>
+        </w:rPr>
+        <w:t>terena</w:t>
+      </w:r>
+      <w:proofErr w:type="spellEnd"/>
+      <w:r>
+        <w:rPr>
+          <w:lang w:val="en-SI"/>
+        </w:rPr>
+        <w:t xml:space="preserve"> </w:t>
+      </w:r>
+      <w:r>
+        <w:rPr>
+          <w:lang w:val="en-SI"/>
+        </w:rPr>
+        <w:t xml:space="preserve">v </w:t>
+      </w:r>
+      <w:proofErr w:type="spellStart"/>
+      <w:r>
+        <w:rPr>
+          <w:lang w:val="en-SI"/>
+        </w:rPr>
+        <w:t>celoti</w:t>
+      </w:r>
+      <w:proofErr w:type="spellEnd"/>
+      <w:r>
+        <w:rPr>
+          <w:lang w:val="en-SI"/>
+        </w:rPr>
+        <w:t xml:space="preserve"> </w:t>
+      </w:r>
+      <w:proofErr w:type="spellStart"/>
+      <w:r>
+        <w:rPr>
+          <w:lang w:val="en-SI"/>
+        </w:rPr>
+        <w:t>moje</w:t>
+      </w:r>
+      <w:proofErr w:type="spellEnd"/>
+      <w:r>
+        <w:rPr>
+          <w:lang w:val="en-SI"/>
+        </w:rPr>
+        <w:t xml:space="preserve"> </w:t>
+      </w:r>
+      <w:proofErr w:type="spellStart"/>
+      <w:r>
+        <w:rPr>
+          <w:lang w:val="en-SI"/>
+        </w:rPr>
+        <w:t>avtorsko</w:t>
+      </w:r>
+      <w:proofErr w:type="spellEnd"/>
+      <w:r>
+        <w:rPr>
+          <w:lang w:val="en-SI"/>
+        </w:rPr>
+        <w:t xml:space="preserve"> delo, ki </w:t>
+      </w:r>
+      <w:proofErr w:type="spellStart"/>
+      <w:r>
+        <w:rPr>
+          <w:lang w:val="en-SI"/>
+        </w:rPr>
+        <w:t>sem</w:t>
+      </w:r>
+      <w:proofErr w:type="spellEnd"/>
+      <w:r>
+        <w:rPr>
+          <w:lang w:val="en-SI"/>
+        </w:rPr>
+        <w:t xml:space="preserve"> ga </w:t>
+      </w:r>
+      <w:proofErr w:type="spellStart"/>
+      <w:r>
+        <w:rPr>
+          <w:lang w:val="en-SI"/>
+        </w:rPr>
+        <w:t>izdelal</w:t>
+      </w:r>
+      <w:proofErr w:type="spellEnd"/>
+      <w:r>
+        <w:rPr>
+          <w:lang w:val="en-SI"/>
+        </w:rPr>
+        <w:t xml:space="preserve"> </w:t>
+      </w:r>
+      <w:proofErr w:type="spellStart"/>
+      <w:r>
+        <w:rPr>
+          <w:lang w:val="en-SI"/>
+        </w:rPr>
+        <w:t>samostojno</w:t>
+      </w:r>
+      <w:proofErr w:type="spellEnd"/>
+      <w:r>
+        <w:rPr>
+          <w:lang w:val="en-SI"/>
+        </w:rPr>
+        <w:t xml:space="preserve"> s </w:t>
+      </w:r>
+      <w:proofErr w:type="spellStart"/>
+      <w:r>
+        <w:rPr>
+          <w:lang w:val="en-SI"/>
+        </w:rPr>
+        <w:t>pomočjo</w:t>
+      </w:r>
+      <w:proofErr w:type="spellEnd"/>
+      <w:r>
+        <w:rPr>
+          <w:lang w:val="en-SI"/>
+        </w:rPr>
+        <w:t xml:space="preserve"> </w:t>
+      </w:r>
+      <w:proofErr w:type="spellStart"/>
+      <w:r>
+        <w:rPr>
+          <w:lang w:val="en-SI"/>
+        </w:rPr>
+        <w:t>navedene</w:t>
+      </w:r>
+      <w:proofErr w:type="spellEnd"/>
+      <w:r>
+        <w:rPr>
+          <w:lang w:val="en-SI"/>
+        </w:rPr>
+        <w:t xml:space="preserve"> literature in pod </w:t>
+      </w:r>
+      <w:proofErr w:type="spellStart"/>
+      <w:r>
+        <w:rPr>
+          <w:lang w:val="en-SI"/>
+        </w:rPr>
+        <w:t>vodstvom</w:t>
+      </w:r>
+      <w:proofErr w:type="spellEnd"/>
+      <w:r>
+        <w:rPr>
+          <w:lang w:val="en-SI"/>
+        </w:rPr>
+        <w:t xml:space="preserve"> </w:t>
+      </w:r>
+      <w:proofErr w:type="spellStart"/>
+      <w:r>
+        <w:rPr>
+          <w:lang w:val="en-SI"/>
+        </w:rPr>
+        <w:t>mentorja</w:t>
+      </w:r>
+      <w:proofErr w:type="spellEnd"/>
+      <w:r>
+        <w:rPr>
+          <w:lang w:val="en-SI"/>
+        </w:rPr>
+        <w:t xml:space="preserve">. </w:t>
       </w:r>
     </w:p>
     <w:p>
@@ -5771,10 +10115,10 @@
       </w:r>
     </w:p>
     <w:sectPr>
-      <w:headerReference w:type="default" r:id="rId39"/>
-      <w:footerReference w:type="default" r:id="rId40"/>
-      <w:headerReference w:type="first" r:id="rId41"/>
-      <w:footerReference w:type="first" r:id="rId42"/>
+      <w:headerReference w:type="default" r:id="rId40"/>
+      <w:footerReference w:type="default" r:id="rId41"/>
+      <w:headerReference w:type="first" r:id="rId42"/>
+      <w:footerReference w:type="first" r:id="rId43"/>
       <w:pgSz w:w="12240" w:h="15840"/>
       <w:pgMar w:top="1440" w:right="1440" w:bottom="1440" w:left="1440" w:header="720" w:footer="720" w:gutter="0"/>
       <w:cols w:space="720"/>
@@ -7045,7 +11389,6 @@
   <w:style w:type="character" w:default="1" w:styleId="DefaultParagraphFont">
     <w:name w:val="Default Paragraph Font"/>
     <w:uiPriority w:val="1"/>
-    <w:semiHidden/>
     <w:unhideWhenUsed/>
   </w:style>
   <w:style w:type="table" w:default="1" w:styleId="TableNormal">

--- a/Strokovno Porocilo.docx
+++ b/Strokovno Porocilo.docx
@@ -260,7 +260,8 @@
       <w:bookmarkStart w:id="6" w:name="_Toc1038483689"/>
       <w:bookmarkStart w:id="7" w:name="_Toc226486565"/>
       <w:bookmarkStart w:id="8" w:name="_Toc226486628"/>
-      <w:bookmarkStart w:id="9" w:name="_Toc227007745"/>
+      <w:bookmarkStart w:id="9" w:name="_Toc227079926"/>
+      <w:bookmarkStart w:id="10" w:name="_Toc227080011"/>
       <w:r>
         <w:rPr>
           <w:rFonts w:eastAsia="Arial"/>
@@ -272,16 +273,10 @@
       <w:bookmarkEnd w:id="7"/>
       <w:bookmarkEnd w:id="8"/>
       <w:bookmarkEnd w:id="9"/>
+      <w:bookmarkEnd w:id="10"/>
     </w:p>
     <w:sdt>
       <w:sdtPr>
-        <w:rPr>
-          <w:rFonts w:ascii="Arial" w:eastAsia="Arial" w:hAnsi="Arial" w:cs="Arial"/>
-          <w:color w:val="000000" w:themeColor="text1"/>
-          <w:sz w:val="24"/>
-          <w:szCs w:val="24"/>
-          <w:lang w:val="sl" w:eastAsia="ja-JP"/>
-        </w:rPr>
         <w:id w:val="1033764718"/>
         <w:docPartObj>
           <w:docPartGallery w:val="Table of Contents"/>
@@ -296,11 +291,6 @@
         </w:rPr>
       </w:sdtEndPr>
       <w:sdtContent>
-        <w:p>
-          <w:pPr>
-            <w:pStyle w:val="TOCHeading"/>
-          </w:pPr>
-        </w:p>
         <w:p>
           <w:pPr>
             <w:pStyle w:val="TOC1"/>
@@ -325,7 +315,7 @@
           <w:r>
             <w:fldChar w:fldCharType="separate"/>
           </w:r>
-          <w:hyperlink w:anchor="_Toc227007745" w:history="1">
+          <w:hyperlink w:anchor="_Toc227080011" w:history="1">
             <w:r>
               <w:rPr>
                 <w:rStyle w:val="Hyperlink"/>
@@ -352,7 +342,7 @@
                 <w:noProof/>
                 <w:webHidden/>
               </w:rPr>
-              <w:instrText xml:space="preserve"> PAGEREF _Toc227007745 \h </w:instrText>
+              <w:instrText xml:space="preserve"> PAGEREF _Toc227080011 \h </w:instrText>
             </w:r>
             <w:r>
               <w:rPr>
@@ -398,7 +388,7 @@
               <w14:ligatures w14:val="standardContextual"/>
             </w:rPr>
           </w:pPr>
-          <w:hyperlink w:anchor="_Toc227007746" w:history="1">
+          <w:hyperlink w:anchor="_Toc227080012" w:history="1">
             <w:r>
               <w:rPr>
                 <w:rStyle w:val="Hyperlink"/>
@@ -425,7 +415,7 @@
                 <w:noProof/>
                 <w:webHidden/>
               </w:rPr>
-              <w:instrText xml:space="preserve"> PAGEREF _Toc227007746 \h </w:instrText>
+              <w:instrText xml:space="preserve"> PAGEREF _Toc227080012 \h </w:instrText>
             </w:r>
             <w:r>
               <w:rPr>
@@ -445,7 +435,7 @@
                 <w:noProof/>
                 <w:webHidden/>
               </w:rPr>
-              <w:t>5</w:t>
+              <w:t>4</w:t>
             </w:r>
             <w:r>
               <w:rPr>
@@ -471,7 +461,7 @@
               <w14:ligatures w14:val="standardContextual"/>
             </w:rPr>
           </w:pPr>
-          <w:hyperlink w:anchor="_Toc227007747" w:history="1">
+          <w:hyperlink w:anchor="_Toc227080013" w:history="1">
             <w:r>
               <w:rPr>
                 <w:rStyle w:val="Hyperlink"/>
@@ -498,7 +488,7 @@
                 <w:noProof/>
                 <w:webHidden/>
               </w:rPr>
-              <w:instrText xml:space="preserve"> PAGEREF _Toc227007747 \h </w:instrText>
+              <w:instrText xml:space="preserve"> PAGEREF _Toc227080013 \h </w:instrText>
             </w:r>
             <w:r>
               <w:rPr>
@@ -518,7 +508,7 @@
                 <w:noProof/>
                 <w:webHidden/>
               </w:rPr>
-              <w:t>5</w:t>
+              <w:t>4</w:t>
             </w:r>
             <w:r>
               <w:rPr>
@@ -544,7 +534,7 @@
               <w14:ligatures w14:val="standardContextual"/>
             </w:rPr>
           </w:pPr>
-          <w:hyperlink w:anchor="_Toc227007748" w:history="1">
+          <w:hyperlink w:anchor="_Toc227080014" w:history="1">
             <w:r>
               <w:rPr>
                 <w:rStyle w:val="Hyperlink"/>
@@ -571,7 +561,7 @@
                 <w:noProof/>
                 <w:webHidden/>
               </w:rPr>
-              <w:instrText xml:space="preserve"> PAGEREF _Toc227007748 \h </w:instrText>
+              <w:instrText xml:space="preserve"> PAGEREF _Toc227080014 \h </w:instrText>
             </w:r>
             <w:r>
               <w:rPr>
@@ -591,7 +581,7 @@
                 <w:noProof/>
                 <w:webHidden/>
               </w:rPr>
-              <w:t>6</w:t>
+              <w:t>5</w:t>
             </w:r>
             <w:r>
               <w:rPr>
@@ -617,12 +607,11 @@
               <w14:ligatures w14:val="standardContextual"/>
             </w:rPr>
           </w:pPr>
-          <w:hyperlink w:anchor="_Toc227007749" w:history="1">
+          <w:hyperlink w:anchor="_Toc227080015" w:history="1">
             <w:r>
               <w:rPr>
                 <w:rStyle w:val="Hyperlink"/>
                 <w:noProof/>
-                <w:lang w:val="en-SI"/>
               </w:rPr>
               <w:t>4. Urejevalnik in vizualizacija</w:t>
             </w:r>
@@ -645,7 +634,7 @@
                 <w:noProof/>
                 <w:webHidden/>
               </w:rPr>
-              <w:instrText xml:space="preserve"> PAGEREF _Toc227007749 \h </w:instrText>
+              <w:instrText xml:space="preserve"> PAGEREF _Toc227080015 \h </w:instrText>
             </w:r>
             <w:r>
               <w:rPr>
@@ -665,7 +654,7 @@
                 <w:noProof/>
                 <w:webHidden/>
               </w:rPr>
-              <w:t>7</w:t>
+              <w:t>6</w:t>
             </w:r>
             <w:r>
               <w:rPr>
@@ -691,7 +680,7 @@
               <w14:ligatures w14:val="standardContextual"/>
             </w:rPr>
           </w:pPr>
-          <w:hyperlink w:anchor="_Toc227007750" w:history="1">
+          <w:hyperlink w:anchor="_Toc227080016" w:history="1">
             <w:r>
               <w:rPr>
                 <w:rStyle w:val="Hyperlink"/>
@@ -718,7 +707,7 @@
                 <w:noProof/>
                 <w:webHidden/>
               </w:rPr>
-              <w:instrText xml:space="preserve"> PAGEREF _Toc227007750 \h </w:instrText>
+              <w:instrText xml:space="preserve"> PAGEREF _Toc227080016 \h </w:instrText>
             </w:r>
             <w:r>
               <w:rPr>
@@ -738,7 +727,7 @@
                 <w:noProof/>
                 <w:webHidden/>
               </w:rPr>
-              <w:t>7</w:t>
+              <w:t>6</w:t>
             </w:r>
             <w:r>
               <w:rPr>
@@ -764,13 +753,13 @@
               <w14:ligatures w14:val="standardContextual"/>
             </w:rPr>
           </w:pPr>
-          <w:hyperlink w:anchor="_Toc227007751" w:history="1">
+          <w:hyperlink w:anchor="_Toc227080017" w:history="1">
             <w:r>
               <w:rPr>
                 <w:rStyle w:val="Hyperlink"/>
                 <w:noProof/>
               </w:rPr>
-              <w:t>4. 2. Dodatki vizualizaciji</w:t>
+              <w:t>4. 2. Izvedba konstrukcije modela</w:t>
             </w:r>
             <w:r>
               <w:rPr>
@@ -791,7 +780,7 @@
                 <w:noProof/>
                 <w:webHidden/>
               </w:rPr>
-              <w:instrText xml:space="preserve"> PAGEREF _Toc227007751 \h </w:instrText>
+              <w:instrText xml:space="preserve"> PAGEREF _Toc227080017 \h </w:instrText>
             </w:r>
             <w:r>
               <w:rPr>
@@ -811,135 +800,11 @@
                 <w:noProof/>
                 <w:webHidden/>
               </w:rPr>
-              <w:t>9</w:t>
-            </w:r>
-            <w:r>
-              <w:rPr>
-                <w:noProof/>
-                <w:webHidden/>
-              </w:rPr>
-              <w:fldChar w:fldCharType="end"/>
-            </w:r>
-          </w:hyperlink>
-        </w:p>
-        <w:p>
-          <w:pPr>
-            <w:pStyle w:val="TOC3"/>
-            <w:rPr>
-              <w:rFonts w:asciiTheme="minorHAnsi" w:hAnsiTheme="minorHAnsi" w:cstheme="minorBidi"/>
-              <w:kern w:val="2"/>
-              <w:sz w:val="24"/>
-              <w:szCs w:val="24"/>
-              <w:lang w:val="en-SI" w:eastAsia="en-SI"/>
-              <w14:ligatures w14:val="standardContextual"/>
-            </w:rPr>
-          </w:pPr>
-          <w:hyperlink w:anchor="_Toc227007752" w:history="1">
-            <w:r>
-              <w:rPr>
-                <w:rStyle w:val="Hyperlink"/>
-              </w:rPr>
-              <w:t>4. 2. 1. Kamera</w:t>
-            </w:r>
-            <w:r>
-              <w:rPr>
-                <w:webHidden/>
-              </w:rPr>
-              <w:tab/>
-            </w:r>
-            <w:r>
-              <w:rPr>
-                <w:webHidden/>
-              </w:rPr>
-              <w:fldChar w:fldCharType="begin"/>
-            </w:r>
-            <w:r>
-              <w:rPr>
-                <w:webHidden/>
-              </w:rPr>
-              <w:instrText xml:space="preserve"> PAGEREF _Toc227007752 \h </w:instrText>
-            </w:r>
-            <w:r>
-              <w:rPr>
-                <w:webHidden/>
-              </w:rPr>
-            </w:r>
-            <w:r>
-              <w:rPr>
-                <w:webHidden/>
-              </w:rPr>
-              <w:fldChar w:fldCharType="separate"/>
-            </w:r>
-            <w:r>
-              <w:rPr>
-                <w:webHidden/>
-              </w:rPr>
-              <w:t>9</w:t>
-            </w:r>
-            <w:r>
-              <w:rPr>
-                <w:webHidden/>
-              </w:rPr>
-              <w:fldChar w:fldCharType="end"/>
-            </w:r>
-          </w:hyperlink>
-        </w:p>
-        <w:p>
-          <w:pPr>
-            <w:pStyle w:val="TOC3"/>
-            <w:rPr>
-              <w:rFonts w:asciiTheme="minorHAnsi" w:hAnsiTheme="minorHAnsi" w:cstheme="minorBidi"/>
-              <w:kern w:val="2"/>
-              <w:sz w:val="24"/>
-              <w:szCs w:val="24"/>
-              <w:lang w:val="en-SI" w:eastAsia="en-SI"/>
-              <w14:ligatures w14:val="standardContextual"/>
-            </w:rPr>
-          </w:pPr>
-          <w:hyperlink w:anchor="_Toc227007753" w:history="1">
-            <w:r>
-              <w:rPr>
-                <w:rStyle w:val="Hyperlink"/>
-              </w:rPr>
-              <w:t>4. 2. 2. Senčilnik za določanje materiala terena</w:t>
-            </w:r>
-            <w:r>
-              <w:rPr>
-                <w:webHidden/>
-              </w:rPr>
-              <w:tab/>
-            </w:r>
-            <w:r>
-              <w:rPr>
-                <w:webHidden/>
-              </w:rPr>
-              <w:fldChar w:fldCharType="begin"/>
-            </w:r>
-            <w:r>
-              <w:rPr>
-                <w:webHidden/>
-              </w:rPr>
-              <w:instrText xml:space="preserve"> PAGEREF _Toc227007753 \h </w:instrText>
-            </w:r>
-            <w:r>
-              <w:rPr>
-                <w:webHidden/>
-              </w:rPr>
-            </w:r>
-            <w:r>
-              <w:rPr>
-                <w:webHidden/>
-              </w:rPr>
-              <w:fldChar w:fldCharType="separate"/>
-            </w:r>
-            <w:r>
-              <w:rPr>
-                <w:webHidden/>
-              </w:rPr>
-              <w:t>10</w:t>
-            </w:r>
-            <w:r>
-              <w:rPr>
+              <w:t>7</w:t>
+            </w:r>
+            <w:r>
+              <w:rPr>
+                <w:noProof/>
                 <w:webHidden/>
               </w:rPr>
               <w:fldChar w:fldCharType="end"/>
@@ -961,12 +826,209 @@
               <w14:ligatures w14:val="standardContextual"/>
             </w:rPr>
           </w:pPr>
-          <w:hyperlink w:anchor="_Toc227007754" w:history="1">
+          <w:hyperlink w:anchor="_Toc227080018" w:history="1">
             <w:r>
               <w:rPr>
                 <w:rStyle w:val="Hyperlink"/>
                 <w:noProof/>
               </w:rPr>
+              <w:t>4. 2. Dodatki vizualizaciji</w:t>
+            </w:r>
+            <w:r>
+              <w:rPr>
+                <w:noProof/>
+                <w:webHidden/>
+              </w:rPr>
+              <w:tab/>
+            </w:r>
+            <w:r>
+              <w:rPr>
+                <w:noProof/>
+                <w:webHidden/>
+              </w:rPr>
+              <w:fldChar w:fldCharType="begin"/>
+            </w:r>
+            <w:r>
+              <w:rPr>
+                <w:noProof/>
+                <w:webHidden/>
+              </w:rPr>
+              <w:instrText xml:space="preserve"> PAGEREF _Toc227080018 \h </w:instrText>
+            </w:r>
+            <w:r>
+              <w:rPr>
+                <w:noProof/>
+                <w:webHidden/>
+              </w:rPr>
+            </w:r>
+            <w:r>
+              <w:rPr>
+                <w:noProof/>
+                <w:webHidden/>
+              </w:rPr>
+              <w:fldChar w:fldCharType="separate"/>
+            </w:r>
+            <w:r>
+              <w:rPr>
+                <w:noProof/>
+                <w:webHidden/>
+              </w:rPr>
+              <w:t>8</w:t>
+            </w:r>
+            <w:r>
+              <w:rPr>
+                <w:noProof/>
+                <w:webHidden/>
+              </w:rPr>
+              <w:fldChar w:fldCharType="end"/>
+            </w:r>
+          </w:hyperlink>
+        </w:p>
+        <w:p>
+          <w:pPr>
+            <w:pStyle w:val="TOC3"/>
+            <w:rPr>
+              <w:rFonts w:asciiTheme="minorHAnsi" w:hAnsiTheme="minorHAnsi" w:cstheme="minorBidi"/>
+              <w:kern w:val="2"/>
+              <w:sz w:val="24"/>
+              <w:szCs w:val="24"/>
+              <w:lang w:val="en-SI" w:eastAsia="en-SI"/>
+              <w14:ligatures w14:val="standardContextual"/>
+            </w:rPr>
+          </w:pPr>
+          <w:hyperlink w:anchor="_Toc227080019" w:history="1">
+            <w:r>
+              <w:rPr>
+                <w:rStyle w:val="Hyperlink"/>
+              </w:rPr>
+              <w:t>4. 2. 1. Kamera</w:t>
+            </w:r>
+            <w:r>
+              <w:rPr>
+                <w:webHidden/>
+              </w:rPr>
+              <w:tab/>
+            </w:r>
+            <w:r>
+              <w:rPr>
+                <w:webHidden/>
+              </w:rPr>
+              <w:fldChar w:fldCharType="begin"/>
+            </w:r>
+            <w:r>
+              <w:rPr>
+                <w:webHidden/>
+              </w:rPr>
+              <w:instrText xml:space="preserve"> PAGEREF _Toc227080019 \h </w:instrText>
+            </w:r>
+            <w:r>
+              <w:rPr>
+                <w:webHidden/>
+              </w:rPr>
+            </w:r>
+            <w:r>
+              <w:rPr>
+                <w:webHidden/>
+              </w:rPr>
+              <w:fldChar w:fldCharType="separate"/>
+            </w:r>
+            <w:r>
+              <w:rPr>
+                <w:webHidden/>
+              </w:rPr>
+              <w:t>8</w:t>
+            </w:r>
+            <w:r>
+              <w:rPr>
+                <w:webHidden/>
+              </w:rPr>
+              <w:fldChar w:fldCharType="end"/>
+            </w:r>
+          </w:hyperlink>
+        </w:p>
+        <w:p>
+          <w:pPr>
+            <w:pStyle w:val="TOC3"/>
+            <w:rPr>
+              <w:rFonts w:asciiTheme="minorHAnsi" w:hAnsiTheme="minorHAnsi" w:cstheme="minorBidi"/>
+              <w:kern w:val="2"/>
+              <w:sz w:val="24"/>
+              <w:szCs w:val="24"/>
+              <w:lang w:val="en-SI" w:eastAsia="en-SI"/>
+              <w14:ligatures w14:val="standardContextual"/>
+            </w:rPr>
+          </w:pPr>
+          <w:hyperlink w:anchor="_Toc227080020" w:history="1">
+            <w:r>
+              <w:rPr>
+                <w:rStyle w:val="Hyperlink"/>
+              </w:rPr>
+              <w:t>4. 2. 2. Senčilnik za določanje materiala terena</w:t>
+            </w:r>
+            <w:r>
+              <w:rPr>
+                <w:webHidden/>
+              </w:rPr>
+              <w:tab/>
+            </w:r>
+            <w:r>
+              <w:rPr>
+                <w:webHidden/>
+              </w:rPr>
+              <w:fldChar w:fldCharType="begin"/>
+            </w:r>
+            <w:r>
+              <w:rPr>
+                <w:webHidden/>
+              </w:rPr>
+              <w:instrText xml:space="preserve"> PAGEREF _Toc227080020 \h </w:instrText>
+            </w:r>
+            <w:r>
+              <w:rPr>
+                <w:webHidden/>
+              </w:rPr>
+            </w:r>
+            <w:r>
+              <w:rPr>
+                <w:webHidden/>
+              </w:rPr>
+              <w:fldChar w:fldCharType="separate"/>
+            </w:r>
+            <w:r>
+              <w:rPr>
+                <w:webHidden/>
+              </w:rPr>
+              <w:t>9</w:t>
+            </w:r>
+            <w:r>
+              <w:rPr>
+                <w:webHidden/>
+              </w:rPr>
+              <w:fldChar w:fldCharType="end"/>
+            </w:r>
+          </w:hyperlink>
+        </w:p>
+        <w:p>
+          <w:pPr>
+            <w:pStyle w:val="TOC2"/>
+            <w:tabs>
+              <w:tab w:val="right" w:leader="dot" w:pos="9350"/>
+            </w:tabs>
+            <w:rPr>
+              <w:rFonts w:asciiTheme="minorHAnsi" w:eastAsiaTheme="minorEastAsia" w:hAnsiTheme="minorHAnsi" w:cstheme="minorBidi"/>
+              <w:noProof/>
+              <w:color w:val="auto"/>
+              <w:kern w:val="2"/>
+              <w:lang w:val="en-SI" w:eastAsia="en-SI"/>
+              <w14:ligatures w14:val="standardContextual"/>
+            </w:rPr>
+          </w:pPr>
+          <w:hyperlink w:anchor="_Toc227080021" w:history="1">
+            <w:r>
+              <w:rPr>
+                <w:rStyle w:val="Hyperlink"/>
+                <w:noProof/>
+              </w:rPr>
               <w:t>4. 3. Urejevalnik</w:t>
             </w:r>
             <w:r>
@@ -988,7 +1050,7 @@
                 <w:noProof/>
                 <w:webHidden/>
               </w:rPr>
-              <w:instrText xml:space="preserve"> PAGEREF _Toc227007754 \h </w:instrText>
+              <w:instrText xml:space="preserve"> PAGEREF _Toc227080021 \h </w:instrText>
             </w:r>
             <w:r>
               <w:rPr>
@@ -1008,7 +1070,7 @@
                 <w:noProof/>
                 <w:webHidden/>
               </w:rPr>
-              <w:t>11</w:t>
+              <w:t>10</w:t>
             </w:r>
             <w:r>
               <w:rPr>
@@ -1034,7 +1096,7 @@
               <w14:ligatures w14:val="standardContextual"/>
             </w:rPr>
           </w:pPr>
-          <w:hyperlink w:anchor="_Toc227007755" w:history="1">
+          <w:hyperlink w:anchor="_Toc227080022" w:history="1">
             <w:r>
               <w:rPr>
                 <w:rStyle w:val="Hyperlink"/>
@@ -1061,7 +1123,7 @@
                 <w:noProof/>
                 <w:webHidden/>
               </w:rPr>
-              <w:instrText xml:space="preserve"> PAGEREF _Toc227007755 \h </w:instrText>
+              <w:instrText xml:space="preserve"> PAGEREF _Toc227080022 \h </w:instrText>
             </w:r>
             <w:r>
               <w:rPr>
@@ -1081,7 +1143,7 @@
                 <w:noProof/>
                 <w:webHidden/>
               </w:rPr>
-              <w:t>12</w:t>
+              <w:t>11</w:t>
             </w:r>
             <w:r>
               <w:rPr>
@@ -1107,7 +1169,7 @@
               <w14:ligatures w14:val="standardContextual"/>
             </w:rPr>
           </w:pPr>
-          <w:hyperlink w:anchor="_Toc227007756" w:history="1">
+          <w:hyperlink w:anchor="_Toc227080023" w:history="1">
             <w:r>
               <w:rPr>
                 <w:rStyle w:val="Hyperlink"/>
@@ -1134,7 +1196,7 @@
                 <w:noProof/>
                 <w:webHidden/>
               </w:rPr>
-              <w:instrText xml:space="preserve"> PAGEREF _Toc227007756 \h </w:instrText>
+              <w:instrText xml:space="preserve"> PAGEREF _Toc227080023 \h </w:instrText>
             </w:r>
             <w:r>
               <w:rPr>
@@ -1154,7 +1216,7 @@
                 <w:noProof/>
                 <w:webHidden/>
               </w:rPr>
-              <w:t>12</w:t>
+              <w:t>11</w:t>
             </w:r>
             <w:r>
               <w:rPr>
@@ -1180,7 +1242,7 @@
               <w14:ligatures w14:val="standardContextual"/>
             </w:rPr>
           </w:pPr>
-          <w:hyperlink w:anchor="_Toc227007757" w:history="1">
+          <w:hyperlink w:anchor="_Toc227080024" w:history="1">
             <w:r>
               <w:rPr>
                 <w:rStyle w:val="Hyperlink"/>
@@ -1207,7 +1269,7 @@
                 <w:noProof/>
                 <w:webHidden/>
               </w:rPr>
-              <w:instrText xml:space="preserve"> PAGEREF _Toc227007757 \h </w:instrText>
+              <w:instrText xml:space="preserve"> PAGEREF _Toc227080024 \h </w:instrText>
             </w:r>
             <w:r>
               <w:rPr>
@@ -1227,7 +1289,7 @@
                 <w:noProof/>
                 <w:webHidden/>
               </w:rPr>
-              <w:t>13</w:t>
+              <w:t>12</w:t>
             </w:r>
             <w:r>
               <w:rPr>
@@ -1253,7 +1315,7 @@
               <w14:ligatures w14:val="standardContextual"/>
             </w:rPr>
           </w:pPr>
-          <w:hyperlink w:anchor="_Toc227007758" w:history="1">
+          <w:hyperlink w:anchor="_Toc227080025" w:history="1">
             <w:r>
               <w:rPr>
                 <w:rStyle w:val="Hyperlink"/>
@@ -1280,7 +1342,7 @@
                 <w:noProof/>
                 <w:webHidden/>
               </w:rPr>
-              <w:instrText xml:space="preserve"> PAGEREF _Toc227007758 \h </w:instrText>
+              <w:instrText xml:space="preserve"> PAGEREF _Toc227080025 \h </w:instrText>
             </w:r>
             <w:r>
               <w:rPr>
@@ -1300,7 +1362,7 @@
                 <w:noProof/>
                 <w:webHidden/>
               </w:rPr>
-              <w:t>17</w:t>
+              <w:t>16</w:t>
             </w:r>
             <w:r>
               <w:rPr>
@@ -1326,7 +1388,7 @@
               <w14:ligatures w14:val="standardContextual"/>
             </w:rPr>
           </w:pPr>
-          <w:hyperlink w:anchor="_Toc227007759" w:history="1">
+          <w:hyperlink w:anchor="_Toc227080026" w:history="1">
             <w:r>
               <w:rPr>
                 <w:rStyle w:val="Hyperlink"/>
@@ -1353,7 +1415,7 @@
                 <w:noProof/>
                 <w:webHidden/>
               </w:rPr>
-              <w:instrText xml:space="preserve"> PAGEREF _Toc227007759 \h </w:instrText>
+              <w:instrText xml:space="preserve"> PAGEREF _Toc227080026 \h </w:instrText>
             </w:r>
             <w:r>
               <w:rPr>
@@ -1373,7 +1435,7 @@
                 <w:noProof/>
                 <w:webHidden/>
               </w:rPr>
-              <w:t>18</w:t>
+              <w:t>17</w:t>
             </w:r>
             <w:r>
               <w:rPr>
@@ -1399,7 +1461,7 @@
               <w14:ligatures w14:val="standardContextual"/>
             </w:rPr>
           </w:pPr>
-          <w:hyperlink w:anchor="_Toc227007760" w:history="1">
+          <w:hyperlink w:anchor="_Toc227080027" w:history="1">
             <w:r>
               <w:rPr>
                 <w:rStyle w:val="Hyperlink"/>
@@ -1426,7 +1488,7 @@
                 <w:noProof/>
                 <w:webHidden/>
               </w:rPr>
-              <w:instrText xml:space="preserve"> PAGEREF _Toc227007760 \h </w:instrText>
+              <w:instrText xml:space="preserve"> PAGEREF _Toc227080027 \h </w:instrText>
             </w:r>
             <w:r>
               <w:rPr>
@@ -1446,7 +1508,7 @@
                 <w:noProof/>
                 <w:webHidden/>
               </w:rPr>
-              <w:t>20</w:t>
+              <w:t>19</w:t>
             </w:r>
             <w:r>
               <w:rPr>
@@ -1472,7 +1534,7 @@
               <w14:ligatures w14:val="standardContextual"/>
             </w:rPr>
           </w:pPr>
-          <w:hyperlink w:anchor="_Toc227007761" w:history="1">
+          <w:hyperlink w:anchor="_Toc227080028" w:history="1">
             <w:r>
               <w:rPr>
                 <w:rStyle w:val="Hyperlink"/>
@@ -1499,7 +1561,7 @@
                 <w:noProof/>
                 <w:webHidden/>
               </w:rPr>
-              <w:instrText xml:space="preserve"> PAGEREF _Toc227007761 \h </w:instrText>
+              <w:instrText xml:space="preserve"> PAGEREF _Toc227080028 \h </w:instrText>
             </w:r>
             <w:r>
               <w:rPr>
@@ -1519,7 +1581,7 @@
                 <w:noProof/>
                 <w:webHidden/>
               </w:rPr>
-              <w:t>20</w:t>
+              <w:t>19</w:t>
             </w:r>
             <w:r>
               <w:rPr>
@@ -1545,12 +1607,11 @@
               <w14:ligatures w14:val="standardContextual"/>
             </w:rPr>
           </w:pPr>
-          <w:hyperlink w:anchor="_Toc227007762" w:history="1">
+          <w:hyperlink w:anchor="_Toc227080029" w:history="1">
             <w:r>
               <w:rPr>
                 <w:rStyle w:val="Hyperlink"/>
                 <w:noProof/>
-                <w:lang w:val="en-SI"/>
               </w:rPr>
               <w:t>8. 2. Redistribucija</w:t>
             </w:r>
@@ -1573,7 +1634,7 @@
                 <w:noProof/>
                 <w:webHidden/>
               </w:rPr>
-              <w:instrText xml:space="preserve"> PAGEREF _Toc227007762 \h </w:instrText>
+              <w:instrText xml:space="preserve"> PAGEREF _Toc227080029 \h </w:instrText>
             </w:r>
             <w:r>
               <w:rPr>
@@ -1593,7 +1654,7 @@
                 <w:noProof/>
                 <w:webHidden/>
               </w:rPr>
-              <w:t>22</w:t>
+              <w:t>21</w:t>
             </w:r>
             <w:r>
               <w:rPr>
@@ -1619,14 +1680,13 @@
               <w14:ligatures w14:val="standardContextual"/>
             </w:rPr>
           </w:pPr>
-          <w:hyperlink w:anchor="_Toc227007763" w:history="1">
+          <w:hyperlink w:anchor="_Toc227080030" w:history="1">
             <w:r>
               <w:rPr>
                 <w:rStyle w:val="Hyperlink"/>
                 <w:noProof/>
-                <w:lang w:val="en-SI"/>
-              </w:rPr>
-              <w:t>8. 3. Distorcija</w:t>
+              </w:rPr>
+              <w:t>8. 3. Distorzija</w:t>
             </w:r>
             <w:r>
               <w:rPr>
@@ -1647,7 +1707,7 @@
                 <w:noProof/>
                 <w:webHidden/>
               </w:rPr>
-              <w:instrText xml:space="preserve"> PAGEREF _Toc227007763 \h </w:instrText>
+              <w:instrText xml:space="preserve"> PAGEREF _Toc227080030 \h </w:instrText>
             </w:r>
             <w:r>
               <w:rPr>
@@ -1667,7 +1727,7 @@
                 <w:noProof/>
                 <w:webHidden/>
               </w:rPr>
-              <w:t>23</w:t>
+              <w:t>22</w:t>
             </w:r>
             <w:r>
               <w:rPr>
@@ -1693,12 +1753,11 @@
               <w14:ligatures w14:val="standardContextual"/>
             </w:rPr>
           </w:pPr>
-          <w:hyperlink w:anchor="_Toc227007764" w:history="1">
+          <w:hyperlink w:anchor="_Toc227080031" w:history="1">
             <w:r>
               <w:rPr>
                 <w:rStyle w:val="Hyperlink"/>
                 <w:noProof/>
-                <w:lang w:val="en-SI"/>
               </w:rPr>
               <w:t>8. 4. Terase</w:t>
             </w:r>
@@ -1721,7 +1780,7 @@
                 <w:noProof/>
                 <w:webHidden/>
               </w:rPr>
-              <w:instrText xml:space="preserve"> PAGEREF _Toc227007764 \h </w:instrText>
+              <w:instrText xml:space="preserve"> PAGEREF _Toc227080031 \h </w:instrText>
             </w:r>
             <w:r>
               <w:rPr>
@@ -1741,7 +1800,7 @@
                 <w:noProof/>
                 <w:webHidden/>
               </w:rPr>
-              <w:t>24</w:t>
+              <w:t>23</w:t>
             </w:r>
             <w:r>
               <w:rPr>
@@ -1767,12 +1826,11 @@
               <w14:ligatures w14:val="standardContextual"/>
             </w:rPr>
           </w:pPr>
-          <w:hyperlink w:anchor="_Toc227007765" w:history="1">
+          <w:hyperlink w:anchor="_Toc227080032" w:history="1">
             <w:r>
               <w:rPr>
                 <w:rStyle w:val="Hyperlink"/>
                 <w:noProof/>
-                <w:lang w:val="en-SI"/>
               </w:rPr>
               <w:t>8. 5. Simulacija erozije</w:t>
             </w:r>
@@ -1795,7 +1853,7 @@
                 <w:noProof/>
                 <w:webHidden/>
               </w:rPr>
-              <w:instrText xml:space="preserve"> PAGEREF _Toc227007765 \h </w:instrText>
+              <w:instrText xml:space="preserve"> PAGEREF _Toc227080032 \h </w:instrText>
             </w:r>
             <w:r>
               <w:rPr>
@@ -1815,7 +1873,7 @@
                 <w:noProof/>
                 <w:webHidden/>
               </w:rPr>
-              <w:t>24</w:t>
+              <w:t>23</w:t>
             </w:r>
             <w:r>
               <w:rPr>
@@ -1841,12 +1899,11 @@
               <w14:ligatures w14:val="standardContextual"/>
             </w:rPr>
           </w:pPr>
-          <w:hyperlink w:anchor="_Toc227007766" w:history="1">
+          <w:hyperlink w:anchor="_Toc227080033" w:history="1">
             <w:r>
               <w:rPr>
                 <w:rStyle w:val="Hyperlink"/>
                 <w:noProof/>
-                <w:lang w:val="en-SI"/>
               </w:rPr>
               <w:t>8. 6. Ostale funkcionalnosti</w:t>
             </w:r>
@@ -1869,7 +1926,7 @@
                 <w:noProof/>
                 <w:webHidden/>
               </w:rPr>
-              <w:instrText xml:space="preserve"> PAGEREF _Toc227007766 \h </w:instrText>
+              <w:instrText xml:space="preserve"> PAGEREF _Toc227080033 \h </w:instrText>
             </w:r>
             <w:r>
               <w:rPr>
@@ -1889,7 +1946,7 @@
                 <w:noProof/>
                 <w:webHidden/>
               </w:rPr>
-              <w:t>24</w:t>
+              <w:t>23</w:t>
             </w:r>
             <w:r>
               <w:rPr>
@@ -1915,12 +1972,11 @@
               <w14:ligatures w14:val="standardContextual"/>
             </w:rPr>
           </w:pPr>
-          <w:hyperlink w:anchor="_Toc227007767" w:history="1">
+          <w:hyperlink w:anchor="_Toc227080034" w:history="1">
             <w:r>
               <w:rPr>
                 <w:rStyle w:val="Hyperlink"/>
                 <w:noProof/>
-                <w:lang w:val="en-SI"/>
               </w:rPr>
               <w:t>9. Izvažanje</w:t>
             </w:r>
@@ -1943,7 +1999,7 @@
                 <w:noProof/>
                 <w:webHidden/>
               </w:rPr>
-              <w:instrText xml:space="preserve"> PAGEREF _Toc227007767 \h </w:instrText>
+              <w:instrText xml:space="preserve"> PAGEREF _Toc227080034 \h </w:instrText>
             </w:r>
             <w:r>
               <w:rPr>
@@ -1963,7 +2019,7 @@
                 <w:noProof/>
                 <w:webHidden/>
               </w:rPr>
-              <w:t>24</w:t>
+              <w:t>23</w:t>
             </w:r>
             <w:r>
               <w:rPr>
@@ -1989,12 +2045,11 @@
               <w14:ligatures w14:val="standardContextual"/>
             </w:rPr>
           </w:pPr>
-          <w:hyperlink w:anchor="_Toc227007768" w:history="1">
+          <w:hyperlink w:anchor="_Toc227080035" w:history="1">
             <w:r>
               <w:rPr>
                 <w:rStyle w:val="Hyperlink"/>
                 <w:noProof/>
-                <w:lang w:val="en-SI"/>
               </w:rPr>
               <w:t>10. Shranjevanje</w:t>
             </w:r>
@@ -2017,7 +2072,7 @@
                 <w:noProof/>
                 <w:webHidden/>
               </w:rPr>
-              <w:instrText xml:space="preserve"> PAGEREF _Toc227007768 \h </w:instrText>
+              <w:instrText xml:space="preserve"> PAGEREF _Toc227080035 \h </w:instrText>
             </w:r>
             <w:r>
               <w:rPr>
@@ -2037,7 +2092,7 @@
                 <w:noProof/>
                 <w:webHidden/>
               </w:rPr>
-              <w:t>24</w:t>
+              <w:t>23</w:t>
             </w:r>
             <w:r>
               <w:rPr>
@@ -2063,12 +2118,11 @@
               <w14:ligatures w14:val="standardContextual"/>
             </w:rPr>
           </w:pPr>
-          <w:hyperlink w:anchor="_Toc227007769" w:history="1">
+          <w:hyperlink w:anchor="_Toc227080036" w:history="1">
             <w:r>
               <w:rPr>
                 <w:rStyle w:val="Hyperlink"/>
                 <w:noProof/>
-                <w:lang w:val="en-SI"/>
               </w:rPr>
               <w:t>11. Viri in literatura</w:t>
             </w:r>
@@ -2091,7 +2145,7 @@
                 <w:noProof/>
                 <w:webHidden/>
               </w:rPr>
-              <w:instrText xml:space="preserve"> PAGEREF _Toc227007769 \h </w:instrText>
+              <w:instrText xml:space="preserve"> PAGEREF _Toc227080036 \h </w:instrText>
             </w:r>
             <w:r>
               <w:rPr>
@@ -2111,7 +2165,7 @@
                 <w:noProof/>
                 <w:webHidden/>
               </w:rPr>
-              <w:t>24</w:t>
+              <w:t>23</w:t>
             </w:r>
             <w:r>
               <w:rPr>
@@ -2137,12 +2191,11 @@
               <w14:ligatures w14:val="standardContextual"/>
             </w:rPr>
           </w:pPr>
-          <w:hyperlink w:anchor="_Toc227007770" w:history="1">
+          <w:hyperlink w:anchor="_Toc227080037" w:history="1">
             <w:r>
               <w:rPr>
                 <w:rStyle w:val="Hyperlink"/>
                 <w:noProof/>
-                <w:lang w:val="en-SI"/>
               </w:rPr>
               <w:t>IZJAVA O AVTORSTVU</w:t>
             </w:r>
@@ -2165,7 +2218,7 @@
                 <w:noProof/>
                 <w:webHidden/>
               </w:rPr>
-              <w:instrText xml:space="preserve"> PAGEREF _Toc227007770 \h </w:instrText>
+              <w:instrText xml:space="preserve"> PAGEREF _Toc227080037 \h </w:instrText>
             </w:r>
             <w:r>
               <w:rPr>
@@ -2185,7 +2238,7 @@
                 <w:noProof/>
                 <w:webHidden/>
               </w:rPr>
-              <w:t>25</w:t>
+              <w:t>24</w:t>
             </w:r>
             <w:r>
               <w:rPr>
@@ -2217,16 +2270,16 @@
       <w:pPr>
         <w:pStyle w:val="Heading1"/>
       </w:pPr>
-      <w:bookmarkStart w:id="10" w:name="_Toc226486566"/>
-      <w:bookmarkStart w:id="11" w:name="_Toc226486629"/>
-      <w:bookmarkStart w:id="12" w:name="_Toc227007746"/>
+      <w:bookmarkStart w:id="11" w:name="_Toc226486566"/>
+      <w:bookmarkStart w:id="12" w:name="_Toc226486629"/>
+      <w:bookmarkStart w:id="13" w:name="_Toc227080012"/>
       <w:r>
         <w:lastRenderedPageBreak/>
         <w:t>1. Uvod</w:t>
       </w:r>
-      <w:bookmarkEnd w:id="10"/>
       <w:bookmarkEnd w:id="11"/>
       <w:bookmarkEnd w:id="12"/>
+      <w:bookmarkEnd w:id="13"/>
     </w:p>
     <w:p/>
     <w:p>
@@ -2303,7 +2356,17 @@
         <w:t xml:space="preserve">uporabi v razne namene. </w:t>
       </w:r>
       <w:r>
-        <w:t>Uporabnik lahko ustvarja teren z uporabo t. i. node graph sistema, aplikacija pa potem naredi še vizualizacijo ustvarjenega.</w:t>
+        <w:t xml:space="preserve">Uporabnik lahko ustvarja teren z uporabo t. i. </w:t>
+      </w:r>
+      <w:r>
+        <w:rPr>
+          <w:i/>
+          <w:iCs/>
+        </w:rPr>
+        <w:t>node graph</w:t>
+      </w:r>
+      <w:r>
+        <w:t xml:space="preserve"> sistema, aplikacija pa potem naredi še vizualizacijo ustvarjenega.</w:t>
       </w:r>
     </w:p>
     <w:p/>
@@ -2311,15 +2374,15 @@
       <w:pPr>
         <w:pStyle w:val="Heading1"/>
       </w:pPr>
-      <w:bookmarkStart w:id="13" w:name="_Toc226486567"/>
-      <w:bookmarkStart w:id="14" w:name="_Toc226486630"/>
-      <w:bookmarkStart w:id="15" w:name="_Toc227007747"/>
+      <w:bookmarkStart w:id="14" w:name="_Toc226486567"/>
+      <w:bookmarkStart w:id="15" w:name="_Toc226486630"/>
+      <w:bookmarkStart w:id="16" w:name="_Toc227080013"/>
       <w:r>
         <w:t>2. Izbira orodij in programskih jezikov</w:t>
       </w:r>
-      <w:bookmarkEnd w:id="13"/>
       <w:bookmarkEnd w:id="14"/>
       <w:bookmarkEnd w:id="15"/>
+      <w:bookmarkEnd w:id="16"/>
     </w:p>
     <w:p/>
     <w:p>
@@ -2342,7 +2405,10 @@
         <w:t>er</w:t>
       </w:r>
       <w:r>
-        <w:t xml:space="preserve"> omogoča tudi razvoj aplikacij in imam z njim že prejšnje izkušnje</w:t>
+        <w:t xml:space="preserve"> omogoča tudi razvoj aplikacij in imam z njim že</w:t>
+      </w:r>
+      <w:r>
+        <w:t xml:space="preserve"> nekaj izkušenj</w:t>
       </w:r>
       <w:r>
         <w:t>,</w:t>
@@ -2381,13 +2447,39 @@
         <w:t>iroma</w:t>
       </w:r>
       <w:r>
-        <w:t xml:space="preserve"> knjižnic (predvsem FastNoiseLite za uporabo matematične</w:t>
+        <w:t xml:space="preserve"> knjižnic (predvsem FastNoiseLite za uporabo </w:t>
+      </w:r>
+      <w:commentRangeStart w:id="17"/>
+      <w:commentRangeStart w:id="18"/>
+      <w:r>
+        <w:t>matematične</w:t>
       </w:r>
       <w:r>
         <w:t>g</w:t>
       </w:r>
       <w:r>
-        <w:t xml:space="preserve">a šuma), ki so že </w:t>
+        <w:t>a šuma</w:t>
+      </w:r>
+      <w:commentRangeEnd w:id="17"/>
+      <w:r>
+        <w:rPr>
+          <w:rStyle w:val="CommentReference"/>
+          <w:sz w:val="24"/>
+          <w:szCs w:val="24"/>
+        </w:rPr>
+        <w:commentReference w:id="17"/>
+      </w:r>
+      <w:commentRangeEnd w:id="18"/>
+      <w:r>
+        <w:rPr>
+          <w:rStyle w:val="CommentReference"/>
+          <w:sz w:val="24"/>
+          <w:szCs w:val="24"/>
+        </w:rPr>
+        <w:commentReference w:id="18"/>
+      </w:r>
+      <w:r>
+        <w:t xml:space="preserve">), ki so že </w:t>
       </w:r>
       <w:r>
         <w:t>vključene</w:t>
@@ -2419,10 +2511,29 @@
         <w:t>e</w:t>
       </w:r>
       <w:r>
-        <w:t xml:space="preserve"> večjih</w:t>
-      </w:r>
-      <w:r>
-        <w:t xml:space="preserve"> operacij nad njim</w:t>
+        <w:t xml:space="preserve"> </w:t>
+      </w:r>
+      <w:commentRangeStart w:id="19"/>
+      <w:r>
+        <w:t>večjih</w:t>
+      </w:r>
+      <w:r>
+        <w:t xml:space="preserve"> </w:t>
+      </w:r>
+      <w:commentRangeEnd w:id="19"/>
+      <w:r>
+        <w:rPr>
+          <w:rStyle w:val="CommentReference"/>
+          <w:sz w:val="24"/>
+          <w:szCs w:val="24"/>
+        </w:rPr>
+        <w:commentReference w:id="19"/>
+      </w:r>
+      <w:r>
+        <w:t>operacij nad njim</w:t>
+      </w:r>
+      <w:r>
+        <w:t xml:space="preserve"> (kot je npr. simulacija erozije)</w:t>
       </w:r>
       <w:r>
         <w:t xml:space="preserve"> in izvoz</w:t>
@@ -2473,21 +2584,27 @@
       <w:pPr>
         <w:pStyle w:val="Heading1"/>
       </w:pPr>
-      <w:bookmarkStart w:id="16" w:name="_Toc226486568"/>
-      <w:bookmarkStart w:id="17" w:name="_Toc226486631"/>
-      <w:bookmarkStart w:id="18" w:name="_Toc227007748"/>
+      <w:bookmarkStart w:id="20" w:name="_Toc226486568"/>
+      <w:bookmarkStart w:id="21" w:name="_Toc226486631"/>
+      <w:bookmarkStart w:id="22" w:name="_Toc227080014"/>
       <w:r>
         <w:lastRenderedPageBreak/>
         <w:t>3. O aplikaciji</w:t>
       </w:r>
-      <w:bookmarkEnd w:id="16"/>
-      <w:bookmarkEnd w:id="17"/>
-      <w:bookmarkEnd w:id="18"/>
+      <w:bookmarkEnd w:id="20"/>
+      <w:bookmarkEnd w:id="21"/>
+      <w:bookmarkEnd w:id="22"/>
     </w:p>
     <w:p/>
     <w:p>
       <w:r>
-        <w:t>Uporabniku je v aplikaciji omogočeno ustvarjanje terena v urejevalniku, v katerem uporabnik postavlja in povezuje med sabo vozlišča (node), objekte, ki nad vrednostmi terena izvedejo določene operacije. Vsak node ima drugačno funkcijo, od npr. generacije z matematičnim šumom do simulacije erozije ali pa izvoza terena.</w:t>
+        <w:t xml:space="preserve">Uporabniku je v aplikaciji omogočeno ustvarjanje terena v urejevalniku, v katerem uporabnik postavlja in povezuje med </w:t>
+      </w:r>
+      <w:r>
+        <w:t xml:space="preserve">seboj </w:t>
+      </w:r>
+      <w:r>
+        <w:t>vozlišča (node), objekte, ki nad vrednostmi terena izvedejo določene operacije. Vsak node ima drugačno funkcijo, od generacije z matematičnim šumom do simulacije erozije ali pa izvoza terena.</w:t>
       </w:r>
       <w:r>
         <w:t xml:space="preserve"> Uporabnik lahko izbere katerikoli node in aplikacija na tisti točki v procesu izvajanja operacij nad terenom naredi vizualizacijo </w:t>
@@ -2567,7 +2684,7 @@
                     <pic:cNvPicPr/>
                   </pic:nvPicPr>
                   <pic:blipFill>
-                    <a:blip r:embed="rId9"/>
+                    <a:blip r:embed="rId13"/>
                     <a:stretch>
                       <a:fillRect/>
                     </a:stretch>
@@ -2621,7 +2738,6 @@
       <w:r>
         <w:rPr>
           <w:noProof/>
-          <w:lang w:val="en-SI"/>
         </w:rPr>
         <w:drawing>
           <wp:inline distT="0" distB="0" distL="0" distR="0" wp14:anchorId="3299D514" wp14:editId="7A542D04">
@@ -2641,7 +2757,7 @@
                     </pic:cNvPicPr>
                   </pic:nvPicPr>
                   <pic:blipFill>
-                    <a:blip r:embed="rId10">
+                    <a:blip r:embed="rId14">
                       <a:extLst>
                         <a:ext uri="{28A0092B-C50C-407E-A947-70E740481C1C}">
                           <a14:useLocalDpi xmlns:a14="http://schemas.microsoft.com/office/drawing/2010/main" val="0"/>
@@ -2676,9 +2792,6 @@
     <w:p>
       <w:pPr>
         <w:pStyle w:val="Caption"/>
-        <w:rPr>
-          <w:lang w:val="en-SI"/>
-        </w:rPr>
       </w:pPr>
       <w:r>
         <w:t xml:space="preserve">Slika </w:t>
@@ -2714,41 +2827,16 @@
     <w:p>
       <w:pPr>
         <w:pStyle w:val="Heading1"/>
-        <w:rPr>
-          <w:lang w:val="en-SI"/>
-        </w:rPr>
-      </w:pPr>
-      <w:bookmarkStart w:id="19" w:name="_Toc227007749"/>
-      <w:r>
-        <w:rPr>
-          <w:lang w:val="en-SI"/>
-        </w:rPr>
+      </w:pPr>
+      <w:bookmarkStart w:id="23" w:name="_Toc227080015"/>
+      <w:r>
         <w:lastRenderedPageBreak/>
         <w:t xml:space="preserve">4. </w:t>
       </w:r>
-      <w:proofErr w:type="spellStart"/>
-      <w:r>
-        <w:rPr>
-          <w:lang w:val="en-SI"/>
-        </w:rPr>
-        <w:t>Urejevalnik</w:t>
-      </w:r>
-      <w:proofErr w:type="spellEnd"/>
-      <w:r>
-        <w:rPr>
-          <w:lang w:val="en-SI"/>
-        </w:rPr>
-        <w:t xml:space="preserve"> in </w:t>
-      </w:r>
-      <w:proofErr w:type="spellStart"/>
-      <w:r>
-        <w:rPr>
-          <w:lang w:val="en-SI"/>
-        </w:rPr>
-        <w:t>vizualizacija</w:t>
-      </w:r>
-      <w:bookmarkEnd w:id="19"/>
-      <w:proofErr w:type="spellEnd"/>
+      <w:r>
+        <w:t>Urejevalnik in vizualizacija</w:t>
+      </w:r>
+      <w:bookmarkEnd w:id="23"/>
     </w:p>
     <w:p/>
     <w:p>
@@ -2797,27 +2885,60 @@
       <w:r>
         <w:t xml:space="preserve">razreda </w:t>
       </w:r>
-      <w:r>
+      <w:commentRangeStart w:id="24"/>
+      <w:r>
+        <w:rPr>
+          <w:i/>
+          <w:iCs/>
+        </w:rPr>
         <w:t>v</w:t>
       </w:r>
       <w:r>
-        <w:t>iewport.</w:t>
+        <w:rPr>
+          <w:i/>
+          <w:iCs/>
+        </w:rPr>
+        <w:t>iewport</w:t>
+      </w:r>
+      <w:commentRangeEnd w:id="24"/>
+      <w:r>
+        <w:rPr>
+          <w:rStyle w:val="CommentReference"/>
+          <w:sz w:val="24"/>
+          <w:szCs w:val="24"/>
+        </w:rPr>
+        <w:commentReference w:id="24"/>
+      </w:r>
+      <w:r>
+        <w:t>.</w:t>
       </w:r>
     </w:p>
     <w:p>
       <w:pPr>
         <w:pStyle w:val="Heading2"/>
       </w:pPr>
-      <w:bookmarkStart w:id="20" w:name="_Toc227007750"/>
+      <w:bookmarkStart w:id="25" w:name="_Toc227080016"/>
       <w:r>
         <w:t>4. 1. Konstrukcija modela</w:t>
       </w:r>
-      <w:bookmarkEnd w:id="20"/>
+      <w:bookmarkEnd w:id="25"/>
     </w:p>
     <w:p/>
     <w:p>
       <w:r>
-        <w:t>3D modeli so običajno sestavljeni iz trikotnikov, ki jih računalnik prikaže kot celoten model. Te so narejeni iz oglišč in povezav med njimi (index). Omenjena oglišča</w:t>
+        <w:t>3D modeli so običajno sestavljeni iz trikotnikov, ki jih računalnik prikaže kot celoten model. T</w:t>
+      </w:r>
+      <w:r>
+        <w:t>i</w:t>
+      </w:r>
+      <w:r>
+        <w:t xml:space="preserve"> so </w:t>
+      </w:r>
+      <w:r>
+        <w:t xml:space="preserve">sestavljeni </w:t>
+      </w:r>
+      <w:r>
+        <w:t>iz oglišč in povezav med njimi (index). Omenjena oglišča</w:t>
       </w:r>
       <w:r>
         <w:t xml:space="preserve"> oziroma </w:t>
@@ -2829,7 +2950,44 @@
         <w:t>a</w:t>
       </w:r>
       <w:r>
-        <w:t xml:space="preserve"> (ang. vertex, množina vertices) so točke v prostoru, kjer se srečata dve ali več črt oziroma robov. Povezave med njimi (ang. index, množina indices) so trikotniki sestavljeni iz skupin treh oglišč, saj te ustvarijo trikotno ploskev.</w:t>
+        <w:t xml:space="preserve"> (ang. vertex, </w:t>
+      </w:r>
+      <w:r>
+        <w:t xml:space="preserve">v </w:t>
+      </w:r>
+      <w:commentRangeStart w:id="26"/>
+      <w:r>
+        <w:t>množi</w:t>
+      </w:r>
+      <w:r>
+        <w:t>ni</w:t>
+      </w:r>
+      <w:r>
+        <w:t xml:space="preserve"> vertices</w:t>
+      </w:r>
+      <w:commentRangeEnd w:id="26"/>
+      <w:r>
+        <w:rPr>
+          <w:rStyle w:val="CommentReference"/>
+          <w:sz w:val="24"/>
+          <w:szCs w:val="24"/>
+        </w:rPr>
+        <w:commentReference w:id="26"/>
+      </w:r>
+      <w:r>
+        <w:t>) so točke v prostoru, kjer se srečata dve ali več črt oziroma robov. Povezave med njimi (ang. index,</w:t>
+      </w:r>
+      <w:r>
+        <w:t xml:space="preserve"> v </w:t>
+      </w:r>
+      <w:r>
+        <w:t>množin</w:t>
+      </w:r>
+      <w:r>
+        <w:t>i</w:t>
+      </w:r>
+      <w:r>
+        <w:t xml:space="preserve"> indices) so trikotniki sestavljeni iz skupin treh oglišč, saj te ustvarijo trikotno ploskev.</w:t>
       </w:r>
     </w:p>
     <w:p>
@@ -2837,16 +2995,47 @@
         <w:t>Da programsko ustvarimo model terena, je potrebno definirati oglišča glede na koordinate trenutne točke v terenu. Ker je teren definiran kot mreža vrednosti lahko vsako polje v mreži deluje kot oglišče, in njegova vrednost kot višina tega oglišča. Te povežemo med sabo v skupine</w:t>
       </w:r>
       <w:r>
-        <w:t xml:space="preserve"> po 3.</w:t>
+        <w:t xml:space="preserve"> po </w:t>
+      </w:r>
+      <w:r>
+        <w:t>tri</w:t>
+      </w:r>
+      <w:r>
+        <w:t>.</w:t>
       </w:r>
       <w:r>
         <w:t xml:space="preserve"> </w:t>
       </w:r>
+      <w:commentRangeStart w:id="27"/>
       <w:r>
         <w:t>V</w:t>
       </w:r>
       <w:r>
-        <w:t>eč trikotnikov skupaj ustvari 3D model.</w:t>
+        <w:t>eč trikotnikov</w:t>
+      </w:r>
+      <w:r>
+        <w:t>, ki skupaj tvorijo sklenjeno telo ali ploskev</w:t>
+      </w:r>
+      <w:r>
+        <w:t xml:space="preserve"> ustvari</w:t>
+      </w:r>
+      <w:r>
+        <w:t xml:space="preserve">jo </w:t>
+      </w:r>
+      <w:r>
+        <w:t>3D model</w:t>
+      </w:r>
+      <w:commentRangeEnd w:id="27"/>
+      <w:r>
+        <w:rPr>
+          <w:rStyle w:val="CommentReference"/>
+          <w:sz w:val="24"/>
+          <w:szCs w:val="24"/>
+        </w:rPr>
+        <w:commentReference w:id="27"/>
+      </w:r>
+      <w:r>
+        <w:t>.</w:t>
       </w:r>
     </w:p>
     <w:p>
@@ -2858,9 +3047,9 @@
           <w:noProof/>
         </w:rPr>
         <w:drawing>
-          <wp:inline distT="0" distB="0" distL="0" distR="0" wp14:anchorId="08BD6133" wp14:editId="73F6EA94">
-            <wp:extent cx="2581275" cy="2800350"/>
-            <wp:effectExtent l="0" t="0" r="9525" b="0"/>
+          <wp:inline distT="0" distB="0" distL="0" distR="0" wp14:anchorId="08BD6133" wp14:editId="0ADA9E69">
+            <wp:extent cx="2377516" cy="2579298"/>
+            <wp:effectExtent l="0" t="0" r="3810" b="0"/>
             <wp:docPr id="627502077" name="Picture 1" descr="Quad with vertex and index buffers"/>
             <wp:cNvGraphicFramePr>
               <a:graphicFrameLocks xmlns:a="http://schemas.openxmlformats.org/drawingml/2006/main" noChangeAspect="1"/>
@@ -2875,7 +3064,7 @@
                     </pic:cNvPicPr>
                   </pic:nvPicPr>
                   <pic:blipFill>
-                    <a:blip r:embed="rId11">
+                    <a:blip r:embed="rId15">
                       <a:extLst>
                         <a:ext uri="{28A0092B-C50C-407E-A947-70E740481C1C}">
                           <a14:useLocalDpi xmlns:a14="http://schemas.microsoft.com/office/drawing/2010/main" val="0"/>
@@ -2890,7 +3079,7 @@
                   <pic:spPr bwMode="auto">
                     <a:xfrm>
                       <a:off x="0" y="0"/>
-                      <a:ext cx="2581275" cy="2800350"/>
+                      <a:ext cx="2380367" cy="2582391"/>
                     </a:xfrm>
                     <a:prstGeom prst="rect">
                       <a:avLst/>
@@ -2945,9 +3134,43 @@
       </w:r>
     </w:p>
     <w:p>
+      <w:pPr>
+        <w:pStyle w:val="Heading2"/>
+      </w:pPr>
+      <w:bookmarkStart w:id="28" w:name="_Toc227080017"/>
       <w:r>
         <w:lastRenderedPageBreak/>
-        <w:t xml:space="preserve">V oknu za vizualizacijo je instanca objekta 3D modela. Za konstrukcijo modela terena ta vsebuje funkcijo </w:t>
+        <w:t xml:space="preserve">4. 2. </w:t>
+      </w:r>
+      <w:r>
+        <w:t>Izvedba konstrukcije modela</w:t>
+      </w:r>
+      <w:bookmarkEnd w:id="28"/>
+    </w:p>
+    <w:p/>
+    <w:p>
+      <w:commentRangeStart w:id="29"/>
+      <w:r>
+        <w:t xml:space="preserve">V oknu za vizualizacijo je </w:t>
+      </w:r>
+      <w:r>
+        <w:t>primerek</w:t>
+      </w:r>
+      <w:commentRangeStart w:id="30"/>
+      <w:r>
+        <w:t xml:space="preserve"> </w:t>
+      </w:r>
+      <w:commentRangeEnd w:id="30"/>
+      <w:r>
+        <w:rPr>
+          <w:rStyle w:val="CommentReference"/>
+          <w:sz w:val="24"/>
+          <w:szCs w:val="24"/>
+        </w:rPr>
+        <w:commentReference w:id="30"/>
+      </w:r>
+      <w:r>
+        <w:t xml:space="preserve">objekta 3D modela. Za konstrukcijo modela terena ta vsebuje funkcijo </w:t>
       </w:r>
       <w:r>
         <w:t>generate_terrain</w:t>
@@ -2963,6 +3186,15 @@
       </w:r>
       <w:r>
         <w:t>odot.</w:t>
+      </w:r>
+      <w:commentRangeEnd w:id="29"/>
+      <w:r>
+        <w:rPr>
+          <w:rStyle w:val="CommentReference"/>
+          <w:sz w:val="24"/>
+          <w:szCs w:val="24"/>
+        </w:rPr>
+        <w:commentReference w:id="29"/>
       </w:r>
     </w:p>
     <w:p>
@@ -2989,7 +3221,7 @@
                     <pic:cNvPicPr/>
                   </pic:nvPicPr>
                   <pic:blipFill>
-                    <a:blip r:embed="rId12"/>
+                    <a:blip r:embed="rId16"/>
                     <a:stretch>
                       <a:fillRect/>
                     </a:stretch>
@@ -3036,7 +3268,10 @@
         <w:fldChar w:fldCharType="end"/>
       </w:r>
       <w:r>
-        <w:t xml:space="preserve"> Odsek funkcije</w:t>
+        <w:t xml:space="preserve"> </w:t>
+      </w:r>
+      <w:r>
+        <w:t>Objekta, uporabljena pri urejanju modela</w:t>
       </w:r>
     </w:p>
     <w:p>
@@ -3068,7 +3303,7 @@
                     <pic:cNvPicPr/>
                   </pic:nvPicPr>
                   <pic:blipFill>
-                    <a:blip r:embed="rId13"/>
+                    <a:blip r:embed="rId17"/>
                     <a:stretch>
                       <a:fillRect/>
                     </a:stretch>
@@ -3115,7 +3350,19 @@
         <w:fldChar w:fldCharType="end"/>
       </w:r>
       <w:r>
-        <w:t xml:space="preserve"> Odsek funkcije</w:t>
+        <w:t xml:space="preserve"> </w:t>
+      </w:r>
+      <w:r>
+        <w:t>U</w:t>
+      </w:r>
+      <w:r>
+        <w:t>stvarjanj</w:t>
+      </w:r>
+      <w:r>
+        <w:t>e</w:t>
+      </w:r>
+      <w:r>
+        <w:t xml:space="preserve"> oglišč in povezav med njimi</w:t>
       </w:r>
     </w:p>
     <w:p>
@@ -3135,7 +3382,7 @@
       <w:pPr>
         <w:pStyle w:val="Heading2"/>
       </w:pPr>
-      <w:bookmarkStart w:id="21" w:name="_Toc227007751"/>
+      <w:bookmarkStart w:id="31" w:name="_Toc227080018"/>
       <w:r>
         <w:lastRenderedPageBreak/>
         <w:t xml:space="preserve">4. 2. </w:t>
@@ -3143,20 +3390,163 @@
       <w:r>
         <w:t>Dodatki vizualizaciji</w:t>
       </w:r>
-      <w:bookmarkEnd w:id="21"/>
+      <w:bookmarkEnd w:id="31"/>
     </w:p>
     <w:p/>
     <w:p>
+      <w:r>
+        <w:t>M</w:t>
+      </w:r>
+      <w:r>
+        <w:t>odel</w:t>
+      </w:r>
+      <w:r>
+        <w:t xml:space="preserve"> </w:t>
+      </w:r>
+      <w:r>
+        <w:t xml:space="preserve">terena </w:t>
+      </w:r>
+      <w:r>
+        <w:t xml:space="preserve">pa ni prikazan </w:t>
+      </w:r>
+      <w:r>
+        <w:t xml:space="preserve">samo statično. </w:t>
+      </w:r>
+      <w:r>
+        <w:t>M</w:t>
+      </w:r>
+      <w:r>
+        <w:t>ožno si ga je podrobno ogledati</w:t>
+      </w:r>
+      <w:r>
+        <w:t xml:space="preserve"> </w:t>
+      </w:r>
+      <w:r>
+        <w:t xml:space="preserve">preko objekta kamere </w:t>
+      </w:r>
+      <w:r>
+        <w:t>in</w:t>
+      </w:r>
+      <w:r>
+        <w:t xml:space="preserve"> ima tudi teksturo, da ni samo ene barve</w:t>
+      </w:r>
+      <w:r>
+        <w:t>.</w:t>
+      </w:r>
+    </w:p>
+    <w:p/>
+    <w:p>
       <w:pPr>
         <w:pStyle w:val="Heading3"/>
       </w:pPr>
-      <w:bookmarkStart w:id="22" w:name="_Toc227007752"/>
+      <w:bookmarkStart w:id="32" w:name="_Toc227080019"/>
       <w:r>
         <w:t>4. 2. 1. Kamera</w:t>
       </w:r>
-      <w:bookmarkEnd w:id="22"/>
+      <w:bookmarkEnd w:id="32"/>
     </w:p>
     <w:p/>
+    <w:p>
+      <w:r>
+        <w:rPr>
+          <w:noProof/>
+        </w:rPr>
+        <w:drawing>
+          <wp:anchor distT="0" distB="0" distL="114300" distR="114300" simplePos="0" relativeHeight="251658240" behindDoc="1" locked="0" layoutInCell="1" allowOverlap="1" wp14:anchorId="1F6AD020" wp14:editId="0C22A8DF">
+            <wp:simplePos x="0" y="0"/>
+            <wp:positionH relativeFrom="column">
+              <wp:posOffset>3533775</wp:posOffset>
+            </wp:positionH>
+            <wp:positionV relativeFrom="paragraph">
+              <wp:posOffset>13970</wp:posOffset>
+            </wp:positionV>
+            <wp:extent cx="2314575" cy="2437130"/>
+            <wp:effectExtent l="0" t="0" r="9525" b="1270"/>
+            <wp:wrapTight wrapText="bothSides">
+              <wp:wrapPolygon edited="0">
+                <wp:start x="0" y="0"/>
+                <wp:lineTo x="0" y="21442"/>
+                <wp:lineTo x="21511" y="21442"/>
+                <wp:lineTo x="21511" y="0"/>
+                <wp:lineTo x="0" y="0"/>
+              </wp:wrapPolygon>
+            </wp:wrapTight>
+            <wp:docPr id="309303973" name="Picture 1"/>
+            <wp:cNvGraphicFramePr>
+              <a:graphicFrameLocks xmlns:a="http://schemas.openxmlformats.org/drawingml/2006/main" noChangeAspect="1"/>
+            </wp:cNvGraphicFramePr>
+            <a:graphic xmlns:a="http://schemas.openxmlformats.org/drawingml/2006/main">
+              <a:graphicData uri="http://schemas.openxmlformats.org/drawingml/2006/picture">
+                <pic:pic xmlns:pic="http://schemas.openxmlformats.org/drawingml/2006/picture">
+                  <pic:nvPicPr>
+                    <pic:cNvPr id="309303973" name=""/>
+                    <pic:cNvPicPr/>
+                  </pic:nvPicPr>
+                  <pic:blipFill>
+                    <a:blip r:embed="rId18">
+                      <a:extLst>
+                        <a:ext uri="{28A0092B-C50C-407E-A947-70E740481C1C}">
+                          <a14:useLocalDpi xmlns:a14="http://schemas.microsoft.com/office/drawing/2010/main" val="0"/>
+                        </a:ext>
+                      </a:extLst>
+                    </a:blip>
+                    <a:stretch>
+                      <a:fillRect/>
+                    </a:stretch>
+                  </pic:blipFill>
+                  <pic:spPr>
+                    <a:xfrm>
+                      <a:off x="0" y="0"/>
+                      <a:ext cx="2314575" cy="2437130"/>
+                    </a:xfrm>
+                    <a:prstGeom prst="rect">
+                      <a:avLst/>
+                    </a:prstGeom>
+                  </pic:spPr>
+                </pic:pic>
+              </a:graphicData>
+            </a:graphic>
+            <wp14:sizeRelH relativeFrom="page">
+              <wp14:pctWidth>0</wp14:pctWidth>
+            </wp14:sizeRelH>
+            <wp14:sizeRelV relativeFrom="page">
+              <wp14:pctHeight>0</wp14:pctHeight>
+            </wp14:sizeRelV>
+          </wp:anchor>
+        </w:drawing>
+      </w:r>
+      <w:r>
+        <w:t xml:space="preserve">V oknu za vizualizacijo se lahko uporabnik obrača okoli modela terena in </w:t>
+      </w:r>
+      <w:r>
+        <w:t>mu približa pogled</w:t>
+      </w:r>
+      <w:r>
+        <w:t xml:space="preserve">. To je narejeno preko kamere. Ker so omejitve kamere drugačne glede na velikost modela, se bojo spremenljivke, ki določajo omejitve kamere, hitrost </w:t>
+      </w:r>
+      <w:r>
+        <w:t>približevanja</w:t>
+      </w:r>
+      <w:r>
+        <w:t xml:space="preserve"> in podobno spreminjale. Za to skrbi funkcija </w:t>
+      </w:r>
+      <w:r>
+        <w:rPr>
+          <w:i/>
+          <w:iCs/>
+        </w:rPr>
+        <w:t>setCameraProperties</w:t>
+      </w:r>
+      <w:r>
+        <w:t xml:space="preserve">, ki se kliče vsakič ko hočemo na novo prikazati teren. S tem se ponastavita tudi rotacija in </w:t>
+      </w:r>
+      <w:r>
+        <w:t>pozicija</w:t>
+      </w:r>
+      <w:r>
+        <w:t xml:space="preserve"> kamere.</w:t>
+      </w:r>
+    </w:p>
     <w:p>
       <w:r>
         <w:rPr>
@@ -3165,22 +3555,23 @@
         <mc:AlternateContent>
           <mc:Choice Requires="wps">
             <w:drawing>
-              <wp:anchor distT="0" distB="0" distL="114300" distR="114300" simplePos="0" relativeHeight="251660288" behindDoc="1" locked="0" layoutInCell="1" allowOverlap="1" wp14:anchorId="2D40DEFA" wp14:editId="64020E69">
+              <wp:anchor distT="0" distB="0" distL="114300" distR="114300" simplePos="0" relativeHeight="251660288" behindDoc="1" locked="0" layoutInCell="1" allowOverlap="1" wp14:anchorId="2D40DEFA" wp14:editId="5E73F2FA">
                 <wp:simplePos x="0" y="0"/>
                 <wp:positionH relativeFrom="column">
-                  <wp:posOffset>3533775</wp:posOffset>
+                  <wp:posOffset>3536315</wp:posOffset>
                 </wp:positionH>
                 <wp:positionV relativeFrom="paragraph">
-                  <wp:posOffset>2508250</wp:posOffset>
+                  <wp:posOffset>547826</wp:posOffset>
                 </wp:positionV>
-                <wp:extent cx="2314575" cy="635"/>
-                <wp:effectExtent l="0" t="0" r="0" b="0"/>
+                <wp:extent cx="2314575" cy="172085"/>
+                <wp:effectExtent l="0" t="0" r="9525" b="0"/>
                 <wp:wrapTight wrapText="bothSides">
                   <wp:wrapPolygon edited="0">
                     <wp:start x="0" y="0"/>
-                    <wp:lineTo x="0" y="21600"/>
-                    <wp:lineTo x="21600" y="21600"/>
-                    <wp:lineTo x="21600" y="0"/>
+                    <wp:lineTo x="0" y="19129"/>
+                    <wp:lineTo x="21511" y="19129"/>
+                    <wp:lineTo x="21511" y="0"/>
+                    <wp:lineTo x="0" y="0"/>
                   </wp:wrapPolygon>
                 </wp:wrapTight>
                 <wp:docPr id="2051596326" name="Text Box 1"/>
@@ -3192,7 +3583,7 @@
                       <wps:spPr>
                         <a:xfrm>
                           <a:off x="0" y="0"/>
-                          <a:ext cx="2314575" cy="635"/>
+                          <a:ext cx="2314575" cy="172085"/>
                         </a:xfrm>
                         <a:prstGeom prst="rect">
                           <a:avLst/>
@@ -3247,11 +3638,14 @@
                         <a:prstTxWarp prst="textNoShape">
                           <a:avLst/>
                         </a:prstTxWarp>
-                        <a:spAutoFit/>
+                        <a:noAutofit/>
                       </wps:bodyPr>
                     </wps:wsp>
                   </a:graphicData>
                 </a:graphic>
+                <wp14:sizeRelV relativeFrom="margin">
+                  <wp14:pctHeight>0</wp14:pctHeight>
+                </wp14:sizeRelV>
               </wp:anchor>
             </w:drawing>
           </mc:Choice>
@@ -3261,8 +3655,8 @@
                 <v:stroke joinstyle="miter"/>
                 <v:path gradientshapeok="t" o:connecttype="rect"/>
               </v:shapetype>
-              <v:shape id="Text Box 1" o:spid="_x0000_s1026" type="#_x0000_t202" style="position:absolute;left:0;text-align:left;margin-left:278.25pt;margin-top:197.5pt;width:182.25pt;height:.05pt;z-index:-251656192;visibility:visible;mso-wrap-style:square;mso-wrap-distance-left:9pt;mso-wrap-distance-top:0;mso-wrap-distance-right:9pt;mso-wrap-distance-bottom:0;mso-position-horizontal:absolute;mso-position-horizontal-relative:text;mso-position-vertical:absolute;mso-position-vertical-relative:text;v-text-anchor:top" o:gfxdata="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" stroked="f">
-                <v:textbox style="mso-fit-shape-to-text:t" inset="0,0,0,0">
+              <v:shape id="Text Box 1" o:spid="_x0000_s1026" type="#_x0000_t202" style="position:absolute;left:0;text-align:left;margin-left:278.45pt;margin-top:43.15pt;width:182.25pt;height:13.55pt;z-index:-251656192;visibility:visible;mso-wrap-style:square;mso-height-percent:0;mso-wrap-distance-left:9pt;mso-wrap-distance-top:0;mso-wrap-distance-right:9pt;mso-wrap-distance-bottom:0;mso-position-horizontal:absolute;mso-position-horizontal-relative:text;mso-position-vertical:absolute;mso-position-vertical-relative:text;mso-height-percent:0;mso-height-relative:margin;v-text-anchor:top" o:gfxdata="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" stroked="f">
+                <v:textbox inset="0,0,0,0">
                   <w:txbxContent>
                     <w:p>
                       <w:pPr>
@@ -3308,114 +3702,33 @@
         </mc:AlternateContent>
       </w:r>
       <w:r>
+        <w:t xml:space="preserve">Rotacija in </w:t>
+      </w:r>
+      <w:r>
+        <w:t>pozicija</w:t>
+      </w:r>
+      <w:r>
+        <w:t xml:space="preserve"> kamere delujeta tako, da aplikacija zazna pritisk na miški in v primeru povečave vrtenje koleščka na miški. Ko zazna pritisk na miški vsako osvežitev nastavi rotacije kamere glede na trenutno rotacijo, premik miške med pritiskom in </w:t>
+      </w:r>
+      <w:r>
+        <w:t xml:space="preserve">občutljivostjo (ta je lastnost objekta). </w:t>
+      </w:r>
+      <w:r>
+        <w:t>Rotacija kamere na eni izmed osi je omejena.</w:t>
+      </w:r>
+    </w:p>
+    <w:p>
+      <w:pPr>
+        <w:keepNext/>
+      </w:pPr>
+      <w:r>
         <w:rPr>
           <w:noProof/>
         </w:rPr>
         <w:drawing>
-          <wp:anchor distT="0" distB="0" distL="114300" distR="114300" simplePos="0" relativeHeight="251658240" behindDoc="1" locked="0" layoutInCell="1" allowOverlap="1" wp14:anchorId="1F6AD020" wp14:editId="2C1934D2">
-            <wp:simplePos x="0" y="0"/>
-            <wp:positionH relativeFrom="column">
-              <wp:posOffset>3533775</wp:posOffset>
-            </wp:positionH>
-            <wp:positionV relativeFrom="paragraph">
-              <wp:posOffset>13970</wp:posOffset>
-            </wp:positionV>
-            <wp:extent cx="2314575" cy="2437130"/>
-            <wp:effectExtent l="0" t="0" r="9525" b="1270"/>
-            <wp:wrapTight wrapText="bothSides">
-              <wp:wrapPolygon edited="0">
-                <wp:start x="0" y="0"/>
-                <wp:lineTo x="0" y="21442"/>
-                <wp:lineTo x="21511" y="21442"/>
-                <wp:lineTo x="21511" y="0"/>
-                <wp:lineTo x="0" y="0"/>
-              </wp:wrapPolygon>
-            </wp:wrapTight>
-            <wp:docPr id="309303973" name="Picture 1"/>
-            <wp:cNvGraphicFramePr>
-              <a:graphicFrameLocks xmlns:a="http://schemas.openxmlformats.org/drawingml/2006/main" noChangeAspect="1"/>
-            </wp:cNvGraphicFramePr>
-            <a:graphic xmlns:a="http://schemas.openxmlformats.org/drawingml/2006/main">
-              <a:graphicData uri="http://schemas.openxmlformats.org/drawingml/2006/picture">
-                <pic:pic xmlns:pic="http://schemas.openxmlformats.org/drawingml/2006/picture">
-                  <pic:nvPicPr>
-                    <pic:cNvPr id="309303973" name=""/>
-                    <pic:cNvPicPr/>
-                  </pic:nvPicPr>
-                  <pic:blipFill>
-                    <a:blip r:embed="rId14">
-                      <a:extLst>
-                        <a:ext uri="{28A0092B-C50C-407E-A947-70E740481C1C}">
-                          <a14:useLocalDpi xmlns:a14="http://schemas.microsoft.com/office/drawing/2010/main" val="0"/>
-                        </a:ext>
-                      </a:extLst>
-                    </a:blip>
-                    <a:stretch>
-                      <a:fillRect/>
-                    </a:stretch>
-                  </pic:blipFill>
-                  <pic:spPr>
-                    <a:xfrm>
-                      <a:off x="0" y="0"/>
-                      <a:ext cx="2314575" cy="2437130"/>
-                    </a:xfrm>
-                    <a:prstGeom prst="rect">
-                      <a:avLst/>
-                    </a:prstGeom>
-                  </pic:spPr>
-                </pic:pic>
-              </a:graphicData>
-            </a:graphic>
-            <wp14:sizeRelH relativeFrom="page">
-              <wp14:pctWidth>0</wp14:pctWidth>
-            </wp14:sizeRelH>
-            <wp14:sizeRelV relativeFrom="page">
-              <wp14:pctHeight>0</wp14:pctHeight>
-            </wp14:sizeRelV>
-          </wp:anchor>
-        </w:drawing>
-      </w:r>
-      <w:r>
-        <w:t xml:space="preserve">V oknu za vizualizacijo se lahko uporabnik obrača okoli modela terena in </w:t>
-      </w:r>
-      <w:r>
-        <w:t>ga poveča. To je narejeno preko kamere. Ker so omejitve kamere drugačne glede na velikost modela, se bojo spremenljivke, ki določajo omejitve kamere, hitrosti povečave in podobno spreminjale. Za to skrbi funkcija setCameraProperties(), ki se kliče vsakič ko hočemo na novo prikazati teren. S tem se ponastavita tudi rotacija in povečava kamere.</w:t>
-      </w:r>
-    </w:p>
-    <w:p>
-      <w:pPr>
-        <w:keepNext/>
-      </w:pPr>
-    </w:p>
-    <w:p>
-      <w:pPr>
-        <w:pStyle w:val="Caption"/>
-      </w:pPr>
-    </w:p>
-    <w:p/>
-    <w:p>
-      <w:r>
-        <w:t xml:space="preserve">Rotacija in povečava kamere delujeta tako, da aplikacija zazna pritisk na miški in v primeru povečave vrtenje koleščka na miški. Ko zazna pritisk na miški vsako osvežitev nastavi rotacije kamere glede na trenutno rotacijo, premik miške med pritiskom in </w:t>
-      </w:r>
-      <w:r>
-        <w:t xml:space="preserve">občutljivostjo (ta je lastnost objekta). </w:t>
-      </w:r>
-      <w:r>
-        <w:t>Rotacija kamere na eni izmed osi je omejena.</w:t>
-      </w:r>
-    </w:p>
-    <w:p>
-      <w:pPr>
-        <w:keepNext/>
-      </w:pPr>
-      <w:r>
-        <w:rPr>
-          <w:noProof/>
-        </w:rPr>
-        <w:drawing>
-          <wp:inline distT="0" distB="0" distL="0" distR="0" wp14:anchorId="264D7695" wp14:editId="3EE25878">
-            <wp:extent cx="5391150" cy="2521054"/>
-            <wp:effectExtent l="0" t="0" r="0" b="0"/>
+          <wp:inline distT="0" distB="0" distL="0" distR="0" wp14:anchorId="264D7695" wp14:editId="03AD865D">
+            <wp:extent cx="4779034" cy="2234812"/>
+            <wp:effectExtent l="0" t="0" r="2540" b="0"/>
             <wp:docPr id="1091024397" name="Picture 1"/>
             <wp:cNvGraphicFramePr>
               <a:graphicFrameLocks xmlns:a="http://schemas.openxmlformats.org/drawingml/2006/main" noChangeAspect="1"/>
@@ -3428,7 +3741,7 @@
                     <pic:cNvPicPr/>
                   </pic:nvPicPr>
                   <pic:blipFill>
-                    <a:blip r:embed="rId15"/>
+                    <a:blip r:embed="rId19"/>
                     <a:stretch>
                       <a:fillRect/>
                     </a:stretch>
@@ -3436,7 +3749,7 @@
                   <pic:spPr>
                     <a:xfrm>
                       <a:off x="0" y="0"/>
-                      <a:ext cx="5410294" cy="2530006"/>
+                      <a:ext cx="4805017" cy="2246962"/>
                     </a:xfrm>
                     <a:prstGeom prst="rect">
                       <a:avLst/>
@@ -3487,19 +3800,100 @@
       </w:r>
       <w:r>
         <w:lastRenderedPageBreak/>
-        <w:t>Ko se zazna vrtenje koleščka na miški in povečava ne bi šla čez ali pod omejitve se nastavi ciljna poveča</w:t>
+        <w:t>Ko se zazna vrtenje koleščka na miški in povečava</w:t>
+      </w:r>
+      <w:r>
+        <w:t xml:space="preserve"> pogleda</w:t>
+      </w:r>
+      <w:r>
+        <w:t xml:space="preserve"> ne bi šla čez ali pod omejitve se nastavi ciljna poveča</w:t>
       </w:r>
       <w:r>
         <w:t>v</w:t>
       </w:r>
       <w:r>
-        <w:t>a, ki se ji čez interpolacijo z uporabo funkcije lerp približuje povečava</w:t>
+        <w:t xml:space="preserve">a, ki se ji </w:t>
+      </w:r>
+      <w:r>
+        <w:t>z</w:t>
+      </w:r>
+      <w:r>
+        <w:t xml:space="preserve"> interpolacijo </w:t>
+      </w:r>
+      <w:r>
+        <w:t xml:space="preserve">preko </w:t>
+      </w:r>
+      <w:r>
+        <w:t>uporab</w:t>
+      </w:r>
+      <w:r>
+        <w:t xml:space="preserve">e </w:t>
+      </w:r>
+      <w:r>
+        <w:t xml:space="preserve">funkcije </w:t>
+      </w:r>
+      <w:commentRangeStart w:id="33"/>
+      <w:r>
+        <w:rPr>
+          <w:i/>
+          <w:iCs/>
+        </w:rPr>
+        <w:t>lerp</w:t>
+      </w:r>
+      <w:commentRangeEnd w:id="33"/>
+      <w:r>
+        <w:rPr>
+          <w:rStyle w:val="CommentReference"/>
+          <w:i/>
+          <w:iCs/>
+          <w:sz w:val="24"/>
+          <w:szCs w:val="24"/>
+        </w:rPr>
+        <w:commentReference w:id="33"/>
+      </w:r>
+      <w:r>
+        <w:rPr>
+          <w:i/>
+          <w:iCs/>
+        </w:rPr>
+        <w:t xml:space="preserve"> </w:t>
+      </w:r>
+      <w:commentRangeStart w:id="34"/>
+      <w:r>
+        <w:t>približuje</w:t>
+      </w:r>
+      <w:r>
+        <w:t xml:space="preserve"> povečava</w:t>
+      </w:r>
+      <w:r>
+        <w:t xml:space="preserve"> po</w:t>
+      </w:r>
+      <w:commentRangeEnd w:id="34"/>
+      <w:r>
+        <w:rPr>
+          <w:rStyle w:val="CommentReference"/>
+          <w:sz w:val="24"/>
+          <w:szCs w:val="24"/>
+        </w:rPr>
+        <w:commentReference w:id="34"/>
+      </w:r>
+      <w:r>
+        <w:t>gled</w:t>
+      </w:r>
+      <w:r>
+        <w:t>a</w:t>
       </w:r>
       <w:r>
         <w:t>,</w:t>
       </w:r>
       <w:r>
-        <w:t xml:space="preserve"> dokler nista enaki. </w:t>
+        <w:t xml:space="preserve"> dokler nista</w:t>
+      </w:r>
+      <w:r>
+        <w:t xml:space="preserve"> obe povečavi</w:t>
+      </w:r>
+      <w:r>
+        <w:t xml:space="preserve"> enaki. </w:t>
       </w:r>
     </w:p>
     <w:p>
@@ -3511,14 +3905,14 @@
       <w:pPr>
         <w:pStyle w:val="Heading3"/>
       </w:pPr>
-      <w:bookmarkStart w:id="23" w:name="_Toc227007753"/>
+      <w:bookmarkStart w:id="35" w:name="_Toc227080020"/>
       <w:r>
         <w:t xml:space="preserve">4. 2. 2. </w:t>
       </w:r>
       <w:r>
         <w:t>Senčilnik za določanje materiala terena</w:t>
       </w:r>
-      <w:bookmarkEnd w:id="23"/>
+      <w:bookmarkEnd w:id="35"/>
     </w:p>
     <w:p>
       <w:pPr>
@@ -3530,10 +3924,25 @@
         <w:jc w:val="left"/>
       </w:pPr>
       <w:r>
-        <w:t>Teren ni povsod enake barve. Za to poskrbi fragmentacijski senčilnik (fragment shader), ki izračuna barvo piksla pred prikazom. Ta izvede kalkulacije nad modelom (glavno skalarni produkt), da izve naklon terena in tam uporabi primeren material</w:t>
+        <w:t>Teren ni povsod enake barve. Za to poskrbi fragmentacijski senčilnik (fragment shader), ki izračuna barvo piksla pred prikazom. Ta izvede kalkulacije nad modelom da izve naklon terena in tam uporabi primeren material</w:t>
       </w:r>
       <w:r>
         <w:t xml:space="preserve"> (se opazi kot obarvan matematični šum)</w:t>
+      </w:r>
+      <w:r>
+        <w:t>.</w:t>
+      </w:r>
+      <w:r>
+        <w:t xml:space="preserve"> M</w:t>
+      </w:r>
+      <w:r>
+        <w:t>askiranje naklona se izvaja z izračunom skalarnega produkta normal</w:t>
+      </w:r>
+      <w:r>
+        <w:t xml:space="preserve"> </w:t>
+      </w:r>
+      <w:r>
+        <w:t>mreže modela terena in transformirane matrike pogleda</w:t>
       </w:r>
       <w:r>
         <w:t>.</w:t>
@@ -3564,7 +3973,7 @@
                     <pic:cNvPicPr/>
                   </pic:nvPicPr>
                   <pic:blipFill>
-                    <a:blip r:embed="rId16"/>
+                    <a:blip r:embed="rId20"/>
                     <a:stretch>
                       <a:fillRect/>
                     </a:stretch>
@@ -3636,17 +4045,27 @@
       <w:pPr>
         <w:pStyle w:val="Heading2"/>
       </w:pPr>
-      <w:bookmarkStart w:id="24" w:name="_Toc227007754"/>
+      <w:bookmarkStart w:id="36" w:name="_Toc227080021"/>
       <w:r>
         <w:lastRenderedPageBreak/>
         <w:t>4. 3. Urejevalnik</w:t>
       </w:r>
-      <w:bookmarkEnd w:id="24"/>
+      <w:bookmarkEnd w:id="36"/>
     </w:p>
     <w:p/>
     <w:p>
       <w:r>
-        <w:t>V urejevalnem oknu, ki se nahaja levo od vizualizacijskega, lahko uporabnik ureja node graph sistem, da ureja teren.</w:t>
+        <w:t xml:space="preserve">V urejevalnem oknu, ki se nahaja levo od vizualizacijskega, lahko uporabnik ureja </w:t>
+      </w:r>
+      <w:r>
+        <w:rPr>
+          <w:i/>
+          <w:iCs/>
+        </w:rPr>
+        <w:t>node graph</w:t>
+      </w:r>
+      <w:r>
+        <w:t xml:space="preserve"> sistem, da ureja teren.</w:t>
       </w:r>
       <w:r>
         <w:t xml:space="preserve"> Uporabnik se lahko premika po delovnem prostoru urejevalnika. Pri tem se dejansko premika kamera, podobno kot pri vizualizacijskem oknu.</w:t>
@@ -3658,7 +4077,17 @@
         <w:t>, saj</w:t>
       </w:r>
       <w:r>
-        <w:t xml:space="preserve"> veže skupaj večino aplikacije. Vsebuje funkcije, ki upravljajo z node graph sistemom, nastavitvami, podokni urejevalnika in drugo.</w:t>
+        <w:t xml:space="preserve"> veže skupaj večino aplikacije. Vsebuje funkcije, ki upravljajo z </w:t>
+      </w:r>
+      <w:r>
+        <w:rPr>
+          <w:i/>
+          <w:iCs/>
+        </w:rPr>
+        <w:t>node graph</w:t>
+      </w:r>
+      <w:r>
+        <w:t xml:space="preserve"> sistemom, nastavitvami, podokni urejevalnika in drugo.</w:t>
       </w:r>
     </w:p>
     <w:p>
@@ -3685,7 +4114,7 @@
                     <pic:cNvPicPr/>
                   </pic:nvPicPr>
                   <pic:blipFill>
-                    <a:blip r:embed="rId17"/>
+                    <a:blip r:embed="rId21"/>
                     <a:stretch>
                       <a:fillRect/>
                     </a:stretch>
@@ -3768,7 +4197,7 @@
       <w:pPr>
         <w:pStyle w:val="Heading1"/>
       </w:pPr>
-      <w:bookmarkStart w:id="25" w:name="_Toc227007755"/>
+      <w:bookmarkStart w:id="37" w:name="_Toc227080022"/>
       <w:r>
         <w:lastRenderedPageBreak/>
         <w:t xml:space="preserve">5. </w:t>
@@ -3776,23 +4205,63 @@
       <w:r>
         <w:t>Node graph sistem</w:t>
       </w:r>
-      <w:bookmarkEnd w:id="25"/>
+      <w:bookmarkEnd w:id="37"/>
     </w:p>
     <w:p/>
     <w:p>
+      <w:r>
+        <w:t xml:space="preserve">Vse v zvezi z vozlišči nadzira </w:t>
+      </w:r>
+      <w:r>
+        <w:rPr>
+          <w:i/>
+          <w:iCs/>
+        </w:rPr>
+        <w:t>»Node graph«</w:t>
+      </w:r>
+      <w:r>
+        <w:t xml:space="preserve"> sistem.</w:t>
+      </w:r>
+      <w:r>
+        <w:t xml:space="preserve"> Ta upravlja s</w:t>
+      </w:r>
+      <w:r>
+        <w:t xml:space="preserve"> povezovanjem in</w:t>
+      </w:r>
+      <w:r>
+        <w:t xml:space="preserve"> celotnim življenskim ciklom vozlišč</w:t>
+      </w:r>
+      <w:r>
+        <w:t>a</w:t>
+      </w:r>
+      <w:r>
+        <w:t>.</w:t>
+      </w:r>
+    </w:p>
+    <w:p>
       <w:pPr>
         <w:pStyle w:val="Heading2"/>
       </w:pPr>
-      <w:bookmarkStart w:id="26" w:name="_Toc227007756"/>
+      <w:bookmarkStart w:id="38" w:name="_Toc227080023"/>
       <w:r>
         <w:t>5. 1.  Vozlišče (node)</w:t>
       </w:r>
-      <w:bookmarkEnd w:id="26"/>
+      <w:bookmarkEnd w:id="38"/>
     </w:p>
     <w:p/>
     <w:p>
       <w:r>
-        <w:t>V aplikaciji je vozlišče (ali node) objekt v urejevalniku, ki ga lahko povežemo z drugimi. Vsako vozlišče generira svojo mrežo vrednosti ali pa nad tisto, ki jo dobi na svoj vhod, izvede določene operacije ali simulacije.</w:t>
+        <w:t xml:space="preserve">V aplikaciji je vozlišče (ali </w:t>
+      </w:r>
+      <w:r>
+        <w:rPr>
+          <w:i/>
+          <w:iCs/>
+        </w:rPr>
+        <w:t>node</w:t>
+      </w:r>
+      <w:r>
+        <w:t>) objekt v urejevalniku, ki ga lahko povežemo z drugimi. Vsako vozlišče generira svojo mrežo vrednosti ali pa nad tisto, ki jo dobi na svoj vhod, izvede določene operacije ali simulacije.</w:t>
       </w:r>
       <w:r>
         <w:t xml:space="preserve"> </w:t>
@@ -3801,12 +4270,37 @@
         <w:t>Ko skupaj povežemo več vozlišč dobimo graf, pri katerem je zadnje najbolj desno vozlišče konec grafa, kjer se izvede zadnja operacija nad terenom.</w:t>
       </w:r>
       <w:r>
-        <w:t xml:space="preserve"> Z povezovanjem in nastavljanjem vozlišč uporabnik ustvarja teren.</w:t>
-      </w:r>
-    </w:p>
-    <w:p>
-      <w:r>
-        <w:t>Vsaka vrsta vozlišča je svoj razred, ki deduje iz razreda EditorNode</w:t>
+        <w:t xml:space="preserve"> </w:t>
+      </w:r>
+      <w:r>
+        <w:t>S</w:t>
+      </w:r>
+      <w:r>
+        <w:t xml:space="preserve"> povezovanjem in nastavljanjem vozlišč uporabnik ustvarja teren.</w:t>
+      </w:r>
+    </w:p>
+    <w:p>
+      <w:r>
+        <w:t xml:space="preserve">Vsaka vrsta vozlišča je svoj razred, ki </w:t>
+      </w:r>
+      <w:r>
+        <w:t xml:space="preserve">je izpeljan </w:t>
+      </w:r>
+      <w:r>
+        <w:t>iz</w:t>
+      </w:r>
+      <w:r>
+        <w:t xml:space="preserve"> baznega</w:t>
+      </w:r>
+      <w:r>
+        <w:t xml:space="preserve"> razreda </w:t>
+      </w:r>
+      <w:r>
+        <w:rPr>
+          <w:i/>
+          <w:iCs/>
+        </w:rPr>
+        <w:t>EditorNode</w:t>
       </w:r>
       <w:r>
         <w:t>, ki sem ga napisal kot podlago za vozlišča. Vsak izpeljan</w:t>
@@ -3854,7 +4348,7 @@
                     <pic:cNvPicPr/>
                   </pic:nvPicPr>
                   <pic:blipFill>
-                    <a:blip r:embed="rId18"/>
+                    <a:blip r:embed="rId22"/>
                     <a:stretch>
                       <a:fillRect/>
                     </a:stretch>
@@ -3906,7 +4400,29 @@
     </w:p>
     <w:p>
       <w:r>
-        <w:t>Ko se vozlišče registrira se inicializira tudi nekaj signalov vozlišča, ki so uporabljeni za obeščanje drugih skript</w:t>
+        <w:t xml:space="preserve">Ko se vozlišče registrira se inicializira tudi nekaj signalov vozlišča, ki so uporabljeni za </w:t>
+      </w:r>
+      <w:commentRangeStart w:id="39"/>
+      <w:r>
+        <w:t>ob</w:t>
+      </w:r>
+      <w:r>
+        <w:t>v</w:t>
+      </w:r>
+      <w:r>
+        <w:t xml:space="preserve">eščanje </w:t>
+      </w:r>
+      <w:commentRangeEnd w:id="39"/>
+      <w:r>
+        <w:rPr>
+          <w:rStyle w:val="CommentReference"/>
+          <w:sz w:val="24"/>
+          <w:szCs w:val="24"/>
+        </w:rPr>
+        <w:commentReference w:id="39"/>
+      </w:r>
+      <w:r>
+        <w:t>drugih skript</w:t>
       </w:r>
       <w:r>
         <w:t xml:space="preserve"> o dogajanju z instanco vozlišča</w:t>
@@ -3940,7 +4456,7 @@
                     <pic:cNvPicPr/>
                   </pic:nvPicPr>
                   <pic:blipFill>
-                    <a:blip r:embed="rId19"/>
+                    <a:blip r:embed="rId23"/>
                     <a:stretch>
                       <a:fillRect/>
                     </a:stretch>
@@ -3992,13 +4508,22 @@
     </w:p>
     <w:p>
       <w:r>
-        <w:t xml:space="preserve">Vozlišča se da tudi izbrati s klikom na njih. Ko je vozlišče izbrano </w:t>
-      </w:r>
-      <w:r>
-        <w:t>ta obvesti korensko skripto urejevalnika, ta</w:t>
-      </w:r>
-      <w:r>
-        <w:t xml:space="preserve"> posodobi svoj zapis trenutnega izbranega vozlišča</w:t>
+        <w:t>Vozlišča se da tudi izbrati s klikom na njih. Ko je vozlišče izbrano</w:t>
+      </w:r>
+      <w:r>
+        <w:t>,</w:t>
+      </w:r>
+      <w:r>
+        <w:t xml:space="preserve"> </w:t>
+      </w:r>
+      <w:r>
+        <w:t xml:space="preserve">ta obvesti korensko skripto urejevalnika, </w:t>
+      </w:r>
+      <w:r>
+        <w:t xml:space="preserve">ki </w:t>
+      </w:r>
+      <w:r>
+        <w:t>posodobi svoj zapis trenutnega izbranega vozlišča</w:t>
       </w:r>
       <w:r>
         <w:t xml:space="preserve">, </w:t>
@@ -4007,7 +4532,26 @@
         <w:t>ga premakne</w:t>
       </w:r>
       <w:r>
-        <w:t xml:space="preserve"> vrh vrstnega reda prikazovanja in prikaže</w:t>
+        <w:t xml:space="preserve"> </w:t>
+      </w:r>
+      <w:r>
+        <w:t xml:space="preserve">na </w:t>
+      </w:r>
+      <w:commentRangeStart w:id="40"/>
+      <w:r>
+        <w:t xml:space="preserve">vrh </w:t>
+      </w:r>
+      <w:commentRangeEnd w:id="40"/>
+      <w:r>
+        <w:rPr>
+          <w:rStyle w:val="CommentReference"/>
+          <w:sz w:val="24"/>
+          <w:szCs w:val="24"/>
+        </w:rPr>
+        <w:commentReference w:id="40"/>
+      </w:r>
+      <w:r>
+        <w:t>vrstnega reda prikazovanja in prikaže</w:t>
       </w:r>
       <w:r>
         <w:t xml:space="preserve"> pravilen</w:t>
@@ -4019,7 +4563,19 @@
         <w:t xml:space="preserve"> </w:t>
       </w:r>
       <w:r>
-        <w:t>(več o poglavju o inšpektorju).</w:t>
+        <w:t>(več</w:t>
+      </w:r>
+      <w:r>
+        <w:t xml:space="preserve"> o tem</w:t>
+      </w:r>
+      <w:r>
+        <w:t xml:space="preserve"> </w:t>
+      </w:r>
+      <w:r>
+        <w:t xml:space="preserve">v </w:t>
+      </w:r>
+      <w:r>
+        <w:t>poglavju o inšpektorju).</w:t>
       </w:r>
       <w:r>
         <w:t xml:space="preserve"> Po izbiri aktivnega vozlišča se prikaže tudi grafični element, ki nakazuje izbrano vozlišče.</w:t>
@@ -4049,7 +4605,7 @@
                     <pic:cNvPicPr/>
                   </pic:nvPicPr>
                   <pic:blipFill>
-                    <a:blip r:embed="rId20"/>
+                    <a:blip r:embed="rId24"/>
                     <a:stretch>
                       <a:fillRect/>
                     </a:stretch>
@@ -4109,14 +4665,14 @@
       <w:pPr>
         <w:pStyle w:val="Heading2"/>
       </w:pPr>
-      <w:bookmarkStart w:id="27" w:name="_Toc227007757"/>
+      <w:bookmarkStart w:id="41" w:name="_Toc227080024"/>
       <w:r>
         <w:t xml:space="preserve">5. 2. </w:t>
       </w:r>
       <w:r>
         <w:t>Povezovanje</w:t>
       </w:r>
-      <w:bookmarkEnd w:id="27"/>
+      <w:bookmarkEnd w:id="41"/>
     </w:p>
     <w:p/>
     <w:p>
@@ -4124,10 +4680,10 @@
         <w:t>Vsako vozlišče vsebuje vsaj en izhod ali vhod. Te predstavljajo konektorji, objekti, ki so uporabljeni pri povezovanju vozlišč.</w:t>
       </w:r>
       <w:r>
-        <w:t xml:space="preserve"> Med sabo se lahko povežejo samo konektorji nasprotne vrste (vhod - izhod), in enake kategorije. Kategorija </w:t>
-      </w:r>
-      <w:r>
-        <w:t>označuje vrsto spremenljivk v vsakem polju izhodne tabele na izhodu, npr. decimalna vrednost ali dvodimenzionalni vektor. Vsak konektor ima zato dve spremenljivki naštetega tipa (enum), ki določata vrsto in kategorijo konektorja.</w:t>
+        <w:t xml:space="preserve"> Med sabo se lahko povežejo samo konektorji nasprotne vrste (vhod - izhod) in enake kategorije. Kategorija </w:t>
+      </w:r>
+      <w:r>
+        <w:t>označuje vrsto spremenljivk v vsakem polju izhodne tabele na izhodu npr. decimalna vrednost ali dvodimenzionalni vektor. Vsak konektor ima zato dve spremenljivki naštetega tipa (enum), ki določata vrsto in kategorijo konektorja.</w:t>
       </w:r>
       <w:r>
         <w:t xml:space="preserve"> Vozlišča shranjujejo vse svoje konektorje v tabeli, in </w:t>
@@ -4153,7 +4709,41 @@
     <w:p/>
     <w:p>
       <w:r>
-        <w:t xml:space="preserve">Ko uporabnik klikne na konektor in povleče z miško urejevalnik prejme signal, da naj začne povezovati. S pomočjo sistema pridobivanja vozlišč in konektorjev iz njihovih identifikatorjev preveri, če na konektorju že obstaja povezava in jo izbriše. </w:t>
+        <w:t xml:space="preserve">Ko uporabnik klikne na konektor in povleče z miško urejevalnik prejme signal, da naj začne povezovati. </w:t>
+      </w:r>
+      <w:r>
+        <w:t>V primeru da povezava na konektorju že obstaja se s</w:t>
+      </w:r>
+      <w:r>
+        <w:t xml:space="preserve"> pomočjo sistema pridobivanja vozlišč in konektorjev iz njihovih identifikatorjev</w:t>
+      </w:r>
+      <w:r>
+        <w:t xml:space="preserve"> </w:t>
+      </w:r>
+      <w:r>
+        <w:t xml:space="preserve">obstoječa </w:t>
+      </w:r>
+      <w:r>
+        <w:t>povezava</w:t>
+      </w:r>
+      <w:r>
+        <w:t xml:space="preserve"> </w:t>
+      </w:r>
+      <w:commentRangeStart w:id="42"/>
+      <w:r>
+        <w:t>izbriše</w:t>
+      </w:r>
+      <w:commentRangeEnd w:id="42"/>
+      <w:r>
+        <w:rPr>
+          <w:rStyle w:val="CommentReference"/>
+          <w:sz w:val="24"/>
+          <w:szCs w:val="24"/>
+        </w:rPr>
+        <w:commentReference w:id="42"/>
+      </w:r>
+      <w:r>
+        <w:t xml:space="preserve">. </w:t>
       </w:r>
       <w:r>
         <w:t>Povezave so svoj razred, ki shranjuje povezani vozlišči in njune povezane konektorje.</w:t>
@@ -4183,7 +4773,7 @@
                     <pic:cNvPicPr/>
                   </pic:nvPicPr>
                   <pic:blipFill>
-                    <a:blip r:embed="rId21"/>
+                    <a:blip r:embed="rId25"/>
                     <a:stretch>
                       <a:fillRect/>
                     </a:stretch>
@@ -4235,7 +4825,19 @@
     </w:p>
     <w:p>
       <w:r>
-        <w:t>Ko uporabnik spusti gumb na miški se povezovanje preneha. Če je miška takrat bila nad drugim konektorjem se preveri validnost povezave in se ta ustvari.</w:t>
+        <w:t>Ko uporabnik spusti gumb na miški se povezovanje preneha. Če je miška takrat bila nad drugim konektorjem</w:t>
+      </w:r>
+      <w:r>
+        <w:t>,</w:t>
+      </w:r>
+      <w:r>
+        <w:t xml:space="preserve"> se preveri </w:t>
+      </w:r>
+      <w:r>
+        <w:t xml:space="preserve">veljavnost </w:t>
+      </w:r>
+      <w:r>
+        <w:t>povezave in se ta ustvari.</w:t>
       </w:r>
     </w:p>
     <w:p>
@@ -4262,7 +4864,7 @@
                     <pic:cNvPicPr/>
                   </pic:nvPicPr>
                   <pic:blipFill>
-                    <a:blip r:embed="rId22"/>
+                    <a:blip r:embed="rId26"/>
                     <a:stretch>
                       <a:fillRect/>
                     </a:stretch>
@@ -4317,7 +4919,36 @@
         <w:t>Pred ustvarjanjem povezave med vozliščema se preveri ujemanje kategorij in vrst konektorjev. Preveri se tudi, da se ni ustvarila povezava, ki</w:t>
       </w:r>
       <w:r>
-        <w:t xml:space="preserve"> bi ustvarila neskončno zanko. To se zgodi, ko povežemo dve vozlišči tako, da se izhodni konektor poveže na vozlišče, ki se v grafu nahaja pred vozliščem iz katerega povezujemo. Skripta ob vsakem poizkusu povezovanja </w:t>
+        <w:t xml:space="preserve"> bi ustvarila neskončno zanko. To se zgodi, ko povežemo dve vozlišči tako, da se izhodni konektor poveže na vozlišče, ki se v grafu nahaja pred vozliščem iz katerega povezujemo. Skripta ob vsakem </w:t>
+      </w:r>
+      <w:r>
+        <w:t>poskusu</w:t>
+      </w:r>
+      <w:commentRangeStart w:id="43"/>
+      <w:commentRangeStart w:id="44"/>
+      <w:r>
+        <w:t xml:space="preserve"> </w:t>
+      </w:r>
+      <w:commentRangeEnd w:id="43"/>
+      <w:r>
+        <w:rPr>
+          <w:rStyle w:val="CommentReference"/>
+          <w:sz w:val="24"/>
+          <w:szCs w:val="24"/>
+        </w:rPr>
+        <w:commentReference w:id="43"/>
+      </w:r>
+      <w:commentRangeEnd w:id="44"/>
+      <w:r>
+        <w:rPr>
+          <w:rStyle w:val="CommentReference"/>
+          <w:sz w:val="24"/>
+          <w:szCs w:val="24"/>
+        </w:rPr>
+        <w:commentReference w:id="44"/>
+      </w:r>
+      <w:r>
+        <w:t xml:space="preserve">povezovanja </w:t>
       </w:r>
       <w:r>
         <w:t xml:space="preserve">rekurzivno </w:t>
@@ -4365,7 +4996,7 @@
                     <pic:cNvPicPr/>
                   </pic:nvPicPr>
                   <pic:blipFill>
-                    <a:blip r:embed="rId23"/>
+                    <a:blip r:embed="rId27"/>
                     <a:stretch>
                       <a:fillRect/>
                     </a:stretch>
@@ -4441,7 +5072,36 @@
         <w:t xml:space="preserve"> nadzira</w:t>
       </w:r>
       <w:r>
-        <w:t xml:space="preserve"> manadžerski objekt</w:t>
+        <w:t xml:space="preserve"> </w:t>
+      </w:r>
+      <w:r>
+        <w:t>upravljalni</w:t>
+      </w:r>
+      <w:commentRangeStart w:id="45"/>
+      <w:commentRangeStart w:id="46"/>
+      <w:r>
+        <w:t xml:space="preserve"> </w:t>
+      </w:r>
+      <w:commentRangeEnd w:id="45"/>
+      <w:r>
+        <w:rPr>
+          <w:rStyle w:val="CommentReference"/>
+          <w:sz w:val="24"/>
+          <w:szCs w:val="24"/>
+        </w:rPr>
+        <w:commentReference w:id="45"/>
+      </w:r>
+      <w:commentRangeEnd w:id="46"/>
+      <w:r>
+        <w:rPr>
+          <w:rStyle w:val="CommentReference"/>
+          <w:sz w:val="24"/>
+          <w:szCs w:val="24"/>
+        </w:rPr>
+        <w:commentReference w:id="46"/>
+      </w:r>
+      <w:r>
+        <w:t>objekt</w:t>
       </w:r>
       <w:r>
         <w:t xml:space="preserve"> pod urejevalnikom, ki sledi dodajanju, brisanju in posodabljanju črt. </w:t>
@@ -4474,7 +5134,7 @@
                     <pic:cNvPicPr/>
                   </pic:nvPicPr>
                   <pic:blipFill>
-                    <a:blip r:embed="rId24"/>
+                    <a:blip r:embed="rId28"/>
                     <a:stretch>
                       <a:fillRect/>
                     </a:stretch>
@@ -4557,7 +5217,7 @@
                     <pic:cNvPicPr/>
                   </pic:nvPicPr>
                   <pic:blipFill>
-                    <a:blip r:embed="rId25"/>
+                    <a:blip r:embed="rId29"/>
                     <a:stretch>
                       <a:fillRect/>
                     </a:stretch>
@@ -4643,7 +5303,7 @@
                     <pic:cNvPicPr/>
                   </pic:nvPicPr>
                   <pic:blipFill>
-                    <a:blip r:embed="rId26"/>
+                    <a:blip r:embed="rId30"/>
                     <a:stretch>
                       <a:fillRect/>
                     </a:stretch>
@@ -4695,16 +5355,53 @@
     </w:p>
     <w:p>
       <w:r>
-        <w:t>Izvbrano vozlišče se da tudi izbrisati. Proces brisanja vozlišča pregleda vse povezave, vezane na to vozlišče, jih zbere in nato zbriše. Šele nato se vozlišče</w:t>
-      </w:r>
-      <w:r>
-        <w:t xml:space="preserve"> izbriše</w:t>
+        <w:t xml:space="preserve">Izbrano vozlišče </w:t>
+      </w:r>
+      <w:r>
+        <w:t>lahko uporabnik tudi izbriše</w:t>
+      </w:r>
+      <w:r>
+        <w:t>. Proces brisanja vozlišča pregleda vse povezave, vezane na to vozlišče, jih zbere in nato</w:t>
+      </w:r>
+      <w:r>
+        <w:t xml:space="preserve"> vse izbrane povezave</w:t>
+      </w:r>
+      <w:r>
+        <w:t xml:space="preserve"> </w:t>
+      </w:r>
+      <w:r>
+        <w:t>i</w:t>
+      </w:r>
+      <w:commentRangeStart w:id="47"/>
+      <w:r>
+        <w:t>zbriše</w:t>
+      </w:r>
+      <w:commentRangeEnd w:id="47"/>
+      <w:r>
+        <w:rPr>
+          <w:rStyle w:val="CommentReference"/>
+          <w:sz w:val="24"/>
+          <w:szCs w:val="24"/>
+        </w:rPr>
+        <w:commentReference w:id="47"/>
+      </w:r>
+      <w:r>
+        <w:t xml:space="preserve">. Šele nato se </w:t>
+      </w:r>
+      <w:r>
+        <w:t>izbriše</w:t>
+      </w:r>
+      <w:r>
+        <w:t xml:space="preserve"> vozlišče</w:t>
       </w:r>
       <w:r>
         <w:t>.</w:t>
       </w:r>
     </w:p>
     <w:p>
+      <w:pPr>
+        <w:keepNext/>
+      </w:pPr>
       <w:r>
         <w:rPr>
           <w:noProof/>
@@ -4725,7 +5422,7 @@
                     <pic:cNvPicPr/>
                   </pic:nvPicPr>
                   <pic:blipFill>
-                    <a:blip r:embed="rId27"/>
+                    <a:blip r:embed="rId31"/>
                     <a:stretch>
                       <a:fillRect/>
                     </a:stretch>
@@ -4748,6 +5445,35 @@
     </w:p>
     <w:p>
       <w:pPr>
+        <w:pStyle w:val="Caption"/>
+      </w:pPr>
+      <w:r>
+        <w:t xml:space="preserve">Slika </w:t>
+      </w:r>
+      <w:r>
+        <w:fldChar w:fldCharType="begin"/>
+      </w:r>
+      <w:r>
+        <w:instrText xml:space="preserve"> SEQ Slika \* ARABIC </w:instrText>
+      </w:r>
+      <w:r>
+        <w:fldChar w:fldCharType="separate"/>
+      </w:r>
+      <w:r>
+        <w:rPr>
+          <w:noProof/>
+        </w:rPr>
+        <w:t>19</w:t>
+      </w:r>
+      <w:r>
+        <w:fldChar w:fldCharType="end"/>
+      </w:r>
+      <w:r>
+        <w:t xml:space="preserve"> Brisanje vozlišča</w:t>
+      </w:r>
+    </w:p>
+    <w:p>
+      <w:pPr>
         <w:jc w:val="left"/>
       </w:pPr>
       <w:r>
@@ -4758,12 +5484,12 @@
       <w:pPr>
         <w:pStyle w:val="Heading1"/>
       </w:pPr>
-      <w:bookmarkStart w:id="28" w:name="_Toc227007758"/>
+      <w:bookmarkStart w:id="48" w:name="_Toc227080025"/>
       <w:r>
         <w:lastRenderedPageBreak/>
         <w:t>6. Inšpektor vozlišč</w:t>
       </w:r>
-      <w:bookmarkEnd w:id="28"/>
+      <w:bookmarkEnd w:id="48"/>
     </w:p>
     <w:p>
       <w:r>
@@ -4816,7 +5542,7 @@
                     <pic:cNvPicPr/>
                   </pic:nvPicPr>
                   <pic:blipFill>
-                    <a:blip r:embed="rId28"/>
+                    <a:blip r:embed="rId32"/>
                     <a:stretch>
                       <a:fillRect/>
                     </a:stretch>
@@ -4857,7 +5583,7 @@
         <w:rPr>
           <w:noProof/>
         </w:rPr>
-        <w:t>19</w:t>
+        <w:t>20</w:t>
       </w:r>
       <w:r>
         <w:fldChar w:fldCharType="end"/>
@@ -4890,7 +5616,7 @@
                     <pic:cNvPicPr/>
                   </pic:nvPicPr>
                   <pic:blipFill>
-                    <a:blip r:embed="rId29"/>
+                    <a:blip r:embed="rId33"/>
                     <a:stretch>
                       <a:fillRect/>
                     </a:stretch>
@@ -4931,7 +5657,7 @@
         <w:rPr>
           <w:noProof/>
         </w:rPr>
-        <w:t>20</w:t>
+        <w:t>21</w:t>
       </w:r>
       <w:r>
         <w:fldChar w:fldCharType="end"/>
@@ -4942,7 +5668,26 @@
     </w:p>
     <w:p>
       <w:r>
-        <w:t>Pred prvo izbiro vozlišča je v kontainerju za uporabniški vmesnik inšpektorja postavljen začasni inšpektor, ki ni povezan z vozliščem.</w:t>
+        <w:t xml:space="preserve">Pred prvo izbiro vozlišča je v </w:t>
+      </w:r>
+      <w:r>
+        <w:t>nosilcu</w:t>
+      </w:r>
+      <w:commentRangeStart w:id="49"/>
+      <w:r>
+        <w:t xml:space="preserve"> </w:t>
+      </w:r>
+      <w:commentRangeEnd w:id="49"/>
+      <w:r>
+        <w:rPr>
+          <w:rStyle w:val="CommentReference"/>
+          <w:sz w:val="24"/>
+          <w:szCs w:val="24"/>
+        </w:rPr>
+        <w:commentReference w:id="49"/>
+      </w:r>
+      <w:r>
+        <w:t>za uporabniški vmesnik inšpektorja postavljen začasni inšpektor, ki ni povezan z vozliščem.</w:t>
       </w:r>
     </w:p>
     <w:p>
@@ -4968,7 +5713,7 @@
       <w:pPr>
         <w:pStyle w:val="Heading1"/>
       </w:pPr>
-      <w:bookmarkStart w:id="29" w:name="_Toc227007759"/>
+      <w:bookmarkStart w:id="50" w:name="_Toc227080026"/>
       <w:r>
         <w:lastRenderedPageBreak/>
         <w:t xml:space="preserve">7. </w:t>
@@ -4976,7 +5721,7 @@
       <w:r>
         <w:t>Funkcionalnost vozlišč</w:t>
       </w:r>
-      <w:bookmarkEnd w:id="29"/>
+      <w:bookmarkEnd w:id="50"/>
     </w:p>
     <w:p/>
     <w:p>
@@ -5064,7 +5809,7 @@
                     <pic:cNvPicPr/>
                   </pic:nvPicPr>
                   <pic:blipFill>
-                    <a:blip r:embed="rId30"/>
+                    <a:blip r:embed="rId34"/>
                     <a:stretch>
                       <a:fillRect/>
                     </a:stretch>
@@ -5105,7 +5850,7 @@
         <w:rPr>
           <w:noProof/>
         </w:rPr>
-        <w:t>21</w:t>
+        <w:t>22</w:t>
       </w:r>
       <w:r>
         <w:fldChar w:fldCharType="end"/>
@@ -5149,7 +5894,7 @@
                     <pic:cNvPicPr/>
                   </pic:nvPicPr>
                   <pic:blipFill>
-                    <a:blip r:embed="rId31"/>
+                    <a:blip r:embed="rId35"/>
                     <a:stretch>
                       <a:fillRect/>
                     </a:stretch>
@@ -5190,7 +5935,7 @@
         <w:rPr>
           <w:noProof/>
         </w:rPr>
-        <w:t>22</w:t>
+        <w:t>23</w:t>
       </w:r>
       <w:r>
         <w:fldChar w:fldCharType="end"/>
@@ -5201,7 +5946,35 @@
     </w:p>
     <w:p>
       <w:r>
-        <w:t>Ker mora ta C# koda dostopati do funkcij, napisane v drugem jeziku (GDScript), se tukaj uporablja medjezično kodiranje oziroma funkcije, namenjene za komunikacijo med skriptami, ki so napisane v teh dveh jezikih.</w:t>
+        <w:t>Ker mora</w:t>
+      </w:r>
+      <w:r>
+        <w:t>jo funkcionalnosti vozlišč, napisane v jeziku</w:t>
+      </w:r>
+      <w:r>
+        <w:t xml:space="preserve"> </w:t>
+      </w:r>
+      <w:commentRangeStart w:id="51"/>
+      <w:r>
+        <w:t>C#</w:t>
+      </w:r>
+      <w:commentRangeEnd w:id="51"/>
+      <w:r>
+        <w:rPr>
+          <w:rStyle w:val="CommentReference"/>
+          <w:sz w:val="24"/>
+          <w:szCs w:val="24"/>
+        </w:rPr>
+        <w:commentReference w:id="51"/>
+      </w:r>
+      <w:r>
+        <w:t xml:space="preserve"> dostopati do funkcij, </w:t>
+      </w:r>
+      <w:r>
+        <w:t xml:space="preserve">ki so </w:t>
+      </w:r>
+      <w:r>
+        <w:t>napisane v drugem jeziku (GDScript), se tukaj uporablja medjezično kodiranje oziroma funkcije, namenjene za komunikacijo med skriptami, ki so napisane v teh dveh jezikih.</w:t>
       </w:r>
     </w:p>
     <w:p>
@@ -5247,7 +6020,33 @@
         <w:t xml:space="preserve">prepiše. </w:t>
       </w:r>
       <w:r>
-        <w:t>V tej funkciji se kliče prejšnje omenjena koda za pridobivanje podatkov iz vhodov, saj evaluacijska funkcija te pridobljene podatke obdela.</w:t>
+        <w:t xml:space="preserve">V tej funkciji se kliče prej omenjena koda za pridobivanje podatkov iz vhodov, saj </w:t>
+      </w:r>
+      <w:commentRangeStart w:id="52"/>
+      <w:r>
+        <w:t>evaluacijska funkcija</w:t>
+      </w:r>
+      <w:commentRangeEnd w:id="52"/>
+      <w:r>
+        <w:rPr>
+          <w:rStyle w:val="CommentReference"/>
+          <w:sz w:val="24"/>
+          <w:szCs w:val="24"/>
+        </w:rPr>
+        <w:commentReference w:id="52"/>
+      </w:r>
+      <w:r>
+        <w:t xml:space="preserve"> </w:t>
+      </w:r>
+      <w:r>
+        <w:rPr>
+          <w:i/>
+          <w:iCs/>
+        </w:rPr>
+        <w:t>Evaluate</w:t>
+      </w:r>
+      <w:r>
+        <w:t xml:space="preserve"> te pridobljene podatke obdela.</w:t>
       </w:r>
     </w:p>
     <w:p>
@@ -5274,7 +6073,7 @@
                     <pic:cNvPicPr/>
                   </pic:nvPicPr>
                   <pic:blipFill>
-                    <a:blip r:embed="rId32"/>
+                    <a:blip r:embed="rId36"/>
                     <a:stretch>
                       <a:fillRect/>
                     </a:stretch>
@@ -5315,7 +6114,7 @@
         <w:rPr>
           <w:noProof/>
         </w:rPr>
-        <w:t>23</w:t>
+        <w:t>24</w:t>
       </w:r>
       <w:r>
         <w:fldChar w:fldCharType="end"/>
@@ -5341,7 +6140,7 @@
         <w:t xml:space="preserve">. </w:t>
       </w:r>
       <w:r>
-        <w:t>Ob pridobivanju podatkov iz funkcionalnosti za vizualizacijo se zato kliče se koda za pretvarjanje podatkov v primerno obliko za vizualizacijo.</w:t>
+        <w:t>Ob pridobivanju podatkov iz funkcionalnosti za vizualizacijo se zato kliče koda za pretvarjanje podatkov v primerno obliko za vizualizacijo.</w:t>
       </w:r>
     </w:p>
     <w:p>
@@ -5368,7 +6167,7 @@
                     <pic:cNvPicPr/>
                   </pic:nvPicPr>
                   <pic:blipFill>
-                    <a:blip r:embed="rId33"/>
+                    <a:blip r:embed="rId37"/>
                     <a:stretch>
                       <a:fillRect/>
                     </a:stretch>
@@ -5409,7 +6208,7 @@
         <w:rPr>
           <w:noProof/>
         </w:rPr>
-        <w:t>24</w:t>
+        <w:t>25</w:t>
       </w:r>
       <w:r>
         <w:fldChar w:fldCharType="end"/>
@@ -5435,23 +6234,53 @@
       <w:pPr>
         <w:pStyle w:val="Heading1"/>
       </w:pPr>
-      <w:bookmarkStart w:id="30" w:name="_Toc227007760"/>
+      <w:bookmarkStart w:id="53" w:name="_Toc227080027"/>
       <w:r>
         <w:lastRenderedPageBreak/>
-        <w:t>8. Generacija terena in vrste funkcionalnoti</w:t>
-      </w:r>
-      <w:bookmarkEnd w:id="30"/>
+        <w:t xml:space="preserve">8. Generacija terena in vrste </w:t>
+      </w:r>
+      <w:commentRangeStart w:id="54"/>
+      <w:r>
+        <w:t>funkcionalnoti</w:t>
+      </w:r>
+      <w:bookmarkEnd w:id="53"/>
+      <w:commentRangeEnd w:id="54"/>
+      <w:r>
+        <w:rPr>
+          <w:rStyle w:val="CommentReference"/>
+          <w:sz w:val="48"/>
+          <w:szCs w:val="48"/>
+        </w:rPr>
+        <w:commentReference w:id="54"/>
+      </w:r>
     </w:p>
     <w:p/>
     <w:p>
+      <w:r>
+        <w:t>Poleg izjem vsaka funkcionalnost upodablja svoj koncept, ki se uporablja pri generaciji terena.</w:t>
+      </w:r>
+      <w:r>
+        <w:t xml:space="preserve"> </w:t>
+      </w:r>
+      <w:r>
+        <w:t>Nekatere funkcionalnosti vozlišč so namenjene zgolj enostavnejšim opravilom, na primer združevanju</w:t>
+      </w:r>
+      <w:r>
+        <w:t xml:space="preserve"> več</w:t>
+      </w:r>
+      <w:r>
+        <w:t xml:space="preserve"> vhodnih vrednosti v en izhod.</w:t>
+      </w:r>
+    </w:p>
+    <w:p>
       <w:pPr>
         <w:pStyle w:val="Heading2"/>
       </w:pPr>
-      <w:bookmarkStart w:id="31" w:name="_Toc227007761"/>
+      <w:bookmarkStart w:id="55" w:name="_Toc227080028"/>
       <w:r>
         <w:t>8. 1. Osnovna elevacija</w:t>
       </w:r>
-      <w:bookmarkEnd w:id="31"/>
+      <w:bookmarkEnd w:id="55"/>
     </w:p>
     <w:p/>
     <w:p>
@@ -5474,8 +6303,8 @@
           <w:noProof/>
         </w:rPr>
         <w:drawing>
-          <wp:inline distT="0" distB="0" distL="0" distR="0" wp14:anchorId="2AF9EC68" wp14:editId="1A96D8E1">
-            <wp:extent cx="3016226" cy="2047875"/>
+          <wp:inline distT="0" distB="0" distL="0" distR="0" wp14:anchorId="2AF9EC68" wp14:editId="578931C2">
+            <wp:extent cx="2674189" cy="1815649"/>
             <wp:effectExtent l="0" t="0" r="0" b="0"/>
             <wp:docPr id="715851381" name="Picture 1"/>
             <wp:cNvGraphicFramePr>
@@ -5489,7 +6318,7 @@
                     <pic:cNvPicPr/>
                   </pic:nvPicPr>
                   <pic:blipFill>
-                    <a:blip r:embed="rId34"/>
+                    <a:blip r:embed="rId38"/>
                     <a:stretch>
                       <a:fillRect/>
                     </a:stretch>
@@ -5497,7 +6326,7 @@
                   <pic:spPr>
                     <a:xfrm>
                       <a:off x="0" y="0"/>
-                      <a:ext cx="3032216" cy="2058732"/>
+                      <a:ext cx="2693923" cy="1829047"/>
                     </a:xfrm>
                     <a:prstGeom prst="rect">
                       <a:avLst/>
@@ -5530,7 +6359,7 @@
         <w:rPr>
           <w:noProof/>
         </w:rPr>
-        <w:t>25</w:t>
+        <w:t>26</w:t>
       </w:r>
       <w:r>
         <w:fldChar w:fldCharType="end"/>
@@ -5565,9 +6394,9 @@
           <w:noProof/>
         </w:rPr>
         <w:drawing>
-          <wp:inline distT="0" distB="0" distL="0" distR="0" wp14:anchorId="312F888C" wp14:editId="0F78EB74">
-            <wp:extent cx="3038475" cy="1900021"/>
-            <wp:effectExtent l="0" t="0" r="0" b="5080"/>
+          <wp:inline distT="0" distB="0" distL="0" distR="0" wp14:anchorId="312F888C" wp14:editId="3BA37597">
+            <wp:extent cx="2639683" cy="1650648"/>
+            <wp:effectExtent l="0" t="0" r="8890" b="6985"/>
             <wp:docPr id="2068173901" name="Picture 1"/>
             <wp:cNvGraphicFramePr>
               <a:graphicFrameLocks xmlns:a="http://schemas.openxmlformats.org/drawingml/2006/main" noChangeAspect="1"/>
@@ -5580,7 +6409,7 @@
                     <pic:cNvPicPr/>
                   </pic:nvPicPr>
                   <pic:blipFill>
-                    <a:blip r:embed="rId35"/>
+                    <a:blip r:embed="rId39"/>
                     <a:stretch>
                       <a:fillRect/>
                     </a:stretch>
@@ -5588,7 +6417,7 @@
                   <pic:spPr>
                     <a:xfrm>
                       <a:off x="0" y="0"/>
-                      <a:ext cx="3046844" cy="1905254"/>
+                      <a:ext cx="2658947" cy="1662694"/>
                     </a:xfrm>
                     <a:prstGeom prst="rect">
                       <a:avLst/>
@@ -5624,7 +6453,7 @@
         <w:rPr>
           <w:noProof/>
         </w:rPr>
-        <w:t>26</w:t>
+        <w:t>27</w:t>
       </w:r>
       <w:r>
         <w:fldChar w:fldCharType="end"/>
@@ -5654,233 +6483,93 @@
       </w:r>
     </w:p>
     <w:p>
-      <w:pPr>
-        <w:rPr>
-          <w:lang w:val="en-SI"/>
-        </w:rPr>
-      </w:pPr>
       <w:r>
         <w:lastRenderedPageBreak/>
-        <w:t>Ta koncept ima v aplikaciji svoje vozlišče in funkcionalnost kot »Noise node«.</w:t>
+        <w:t xml:space="preserve">Ta koncept ima v aplikaciji svoje vozlišče in funkcionalnost kot </w:t>
+      </w:r>
+      <w:r>
+        <w:rPr>
+          <w:i/>
+          <w:iCs/>
+        </w:rPr>
+        <w:t>»Noise node«</w:t>
+      </w:r>
+      <w:r>
+        <w:t>.</w:t>
       </w:r>
       <w:r>
         <w:t xml:space="preserve"> Ko se kliče evaluacijska funkcija te funkcionalnosti, koda iz vnosov pridobi teren. Če na vhodu nima povezav prvo ustvari teren kjer je vrednost vsakega polja 0. Potem vsakemu polju prišteje vrednost šuma, ki se nahaja na enaki koordinati, kot polje v tabeli.</w:t>
       </w:r>
       <w:r>
-        <w:t xml:space="preserve"> Generacija šuma je narejena z </w:t>
-      </w:r>
-      <w:proofErr w:type="spellStart"/>
-      <w:r>
-        <w:rPr>
-          <w:lang w:val="en-SI"/>
+        <w:t xml:space="preserve"> Generacija šuma je narejena </w:t>
+      </w:r>
+      <w:r>
+        <w:t>s</w:t>
+      </w:r>
+      <w:r>
+        <w:t xml:space="preserve"> </w:t>
+      </w:r>
+      <w:r>
+        <w:rPr>
+          <w:i/>
+          <w:iCs/>
         </w:rPr>
         <w:t>FastNoiseLite</w:t>
       </w:r>
-      <w:proofErr w:type="spellEnd"/>
-      <w:r>
-        <w:rPr>
-          <w:lang w:val="en-SI"/>
-        </w:rPr>
+      <w:r>
+        <w:t xml:space="preserve"> objektom</w:t>
+      </w:r>
+      <w:r>
+        <w:t xml:space="preserve"> oziroma knjižnico.</w:t>
+      </w:r>
+    </w:p>
+    <w:p>
+      <w:r>
+        <w:t xml:space="preserve">Lastnosti funkcionalnosti tega vozlišča vsebujejo </w:t>
+      </w:r>
+      <w:r>
+        <w:t>številne</w:t>
+      </w:r>
+      <w:r>
+        <w:t xml:space="preserve"> nastavite</w:t>
+      </w:r>
+      <w:r>
         <w:t xml:space="preserve"> </w:t>
       </w:r>
-      <w:proofErr w:type="spellStart"/>
-      <w:r>
-        <w:rPr>
-          <w:lang w:val="en-SI"/>
-        </w:rPr>
-        <w:t>objektom</w:t>
-      </w:r>
-      <w:proofErr w:type="spellEnd"/>
-      <w:r>
-        <w:rPr>
-          <w:lang w:val="en-SI"/>
-        </w:rPr>
-        <w:t xml:space="preserve"> </w:t>
-      </w:r>
-      <w:proofErr w:type="spellStart"/>
-      <w:r>
-        <w:rPr>
-          <w:lang w:val="en-SI"/>
-        </w:rPr>
-        <w:t>oziroma</w:t>
-      </w:r>
-      <w:proofErr w:type="spellEnd"/>
-      <w:r>
-        <w:rPr>
-          <w:lang w:val="en-SI"/>
-        </w:rPr>
-        <w:t xml:space="preserve"> </w:t>
-      </w:r>
-      <w:proofErr w:type="spellStart"/>
-      <w:r>
-        <w:rPr>
-          <w:lang w:val="en-SI"/>
-        </w:rPr>
-        <w:t>knjižnico</w:t>
-      </w:r>
-      <w:proofErr w:type="spellEnd"/>
-      <w:r>
-        <w:rPr>
-          <w:lang w:val="en-SI"/>
-        </w:rPr>
+      <w:r>
+        <w:t>šuma</w:t>
+      </w:r>
+      <w:r>
+        <w:t xml:space="preserve"> in </w:t>
+      </w:r>
+      <w:r>
+        <w:t>nje</w:t>
+      </w:r>
+      <w:ins w:id="56" w:author="David Zindović" w:date="2026-04-14T11:41:00Z" w16du:dateUtc="2026-04-14T09:41:00Z">
+        <w:r>
+          <w:rPr>
+            <w:lang w:val="hr-HR"/>
+          </w:rPr>
+          <w:t>g</w:t>
+        </w:r>
+      </w:ins>
+      <w:r>
+        <w:t xml:space="preserve">ovih </w:t>
+      </w:r>
+      <w:r>
+        <w:t>oktav</w:t>
+      </w:r>
+      <w:r>
         <w:t>.</w:t>
       </w:r>
     </w:p>
     <w:p>
       <w:pPr>
-        <w:rPr>
-          <w:lang w:val="en-SI"/>
-        </w:rPr>
-      </w:pPr>
-      <w:proofErr w:type="spellStart"/>
-      <w:r>
-        <w:rPr>
-          <w:lang w:val="en-SI"/>
-        </w:rPr>
-        <w:t>Lastnosti</w:t>
-      </w:r>
-      <w:proofErr w:type="spellEnd"/>
-      <w:r>
-        <w:rPr>
-          <w:lang w:val="en-SI"/>
-        </w:rPr>
-        <w:t xml:space="preserve"> </w:t>
-      </w:r>
-      <w:proofErr w:type="spellStart"/>
-      <w:r>
-        <w:rPr>
-          <w:lang w:val="en-SI"/>
-        </w:rPr>
-        <w:t>funkcionalnosti</w:t>
-      </w:r>
-      <w:proofErr w:type="spellEnd"/>
-      <w:r>
-        <w:rPr>
-          <w:lang w:val="en-SI"/>
-        </w:rPr>
-        <w:t xml:space="preserve"> </w:t>
-      </w:r>
-      <w:proofErr w:type="spellStart"/>
-      <w:r>
-        <w:rPr>
-          <w:lang w:val="en-SI"/>
-        </w:rPr>
-        <w:t>tega</w:t>
-      </w:r>
-      <w:proofErr w:type="spellEnd"/>
-      <w:r>
-        <w:rPr>
-          <w:lang w:val="en-SI"/>
-        </w:rPr>
-        <w:t xml:space="preserve"> </w:t>
-      </w:r>
-      <w:proofErr w:type="spellStart"/>
-      <w:r>
-        <w:rPr>
-          <w:lang w:val="en-SI"/>
-        </w:rPr>
-        <w:t>vozlišča</w:t>
-      </w:r>
-      <w:proofErr w:type="spellEnd"/>
-      <w:r>
-        <w:rPr>
-          <w:lang w:val="en-SI"/>
-        </w:rPr>
-        <w:t xml:space="preserve"> </w:t>
-      </w:r>
-      <w:proofErr w:type="spellStart"/>
-      <w:r>
-        <w:rPr>
-          <w:lang w:val="en-SI"/>
-        </w:rPr>
-        <w:t>vsebujejo</w:t>
-      </w:r>
-      <w:proofErr w:type="spellEnd"/>
-      <w:r>
-        <w:rPr>
-          <w:lang w:val="en-SI"/>
-        </w:rPr>
-        <w:t xml:space="preserve"> </w:t>
-      </w:r>
-      <w:proofErr w:type="spellStart"/>
-      <w:r>
-        <w:rPr>
-          <w:lang w:val="en-SI"/>
-        </w:rPr>
-        <w:t>številne</w:t>
-      </w:r>
-      <w:proofErr w:type="spellEnd"/>
-      <w:r>
-        <w:rPr>
-          <w:lang w:val="en-SI"/>
-        </w:rPr>
-        <w:t xml:space="preserve"> </w:t>
-      </w:r>
-      <w:proofErr w:type="spellStart"/>
-      <w:r>
-        <w:rPr>
-          <w:lang w:val="en-SI"/>
-        </w:rPr>
-        <w:t>nastavite</w:t>
-      </w:r>
-      <w:proofErr w:type="spellEnd"/>
-      <w:r>
-        <w:rPr>
-          <w:lang w:val="en-SI"/>
-        </w:rPr>
-        <w:t xml:space="preserve"> </w:t>
-      </w:r>
-      <w:proofErr w:type="spellStart"/>
-      <w:r>
-        <w:rPr>
-          <w:lang w:val="en-SI"/>
-        </w:rPr>
-        <w:t>šuma</w:t>
-      </w:r>
-      <w:proofErr w:type="spellEnd"/>
-      <w:r>
-        <w:rPr>
-          <w:lang w:val="en-SI"/>
-        </w:rPr>
-        <w:t xml:space="preserve"> in </w:t>
-      </w:r>
-      <w:proofErr w:type="spellStart"/>
-      <w:r>
-        <w:rPr>
-          <w:lang w:val="en-SI"/>
-        </w:rPr>
-        <w:t>njeovih</w:t>
-      </w:r>
-      <w:proofErr w:type="spellEnd"/>
-      <w:r>
-        <w:rPr>
-          <w:lang w:val="en-SI"/>
-        </w:rPr>
-        <w:t xml:space="preserve"> </w:t>
-      </w:r>
-      <w:proofErr w:type="spellStart"/>
-      <w:r>
-        <w:rPr>
-          <w:lang w:val="en-SI"/>
-        </w:rPr>
-        <w:t>oktav</w:t>
-      </w:r>
-      <w:proofErr w:type="spellEnd"/>
-      <w:r>
-        <w:rPr>
-          <w:lang w:val="en-SI"/>
-        </w:rPr>
-        <w:t>.</w:t>
-      </w:r>
-    </w:p>
-    <w:p>
-      <w:pPr>
         <w:keepNext/>
       </w:pPr>
       <w:r>
         <w:rPr>
           <w:noProof/>
-          <w:lang w:val="en-SI"/>
         </w:rPr>
         <w:drawing>
           <wp:inline distT="0" distB="0" distL="0" distR="0" wp14:anchorId="3CBE675A" wp14:editId="663C5FB3">
@@ -5898,7 +6587,7 @@
                     <pic:cNvPicPr/>
                   </pic:nvPicPr>
                   <pic:blipFill>
-                    <a:blip r:embed="rId36"/>
+                    <a:blip r:embed="rId40"/>
                     <a:stretch>
                       <a:fillRect/>
                     </a:stretch>
@@ -5939,7 +6628,7 @@
         <w:rPr>
           <w:noProof/>
         </w:rPr>
-        <w:t>27</w:t>
+        <w:t>28</w:t>
       </w:r>
       <w:r>
         <w:fldChar w:fldCharType="end"/>
@@ -5949,330 +6638,23 @@
       </w:r>
     </w:p>
     <w:p>
-      <w:pPr>
-        <w:rPr>
-          <w:lang w:val="en-SI"/>
-        </w:rPr>
-      </w:pPr>
-      <w:r>
-        <w:rPr>
-          <w:lang w:val="en-SI"/>
-        </w:rPr>
+      <w:r>
         <w:t xml:space="preserve">Kot </w:t>
       </w:r>
-      <w:proofErr w:type="spellStart"/>
-      <w:r>
-        <w:rPr>
-          <w:lang w:val="en-SI"/>
-        </w:rPr>
-        <w:t>poskus</w:t>
-      </w:r>
-      <w:proofErr w:type="spellEnd"/>
-      <w:r>
-        <w:rPr>
-          <w:lang w:val="en-SI"/>
-        </w:rPr>
-        <w:t xml:space="preserve"> </w:t>
-      </w:r>
-      <w:proofErr w:type="spellStart"/>
-      <w:r>
-        <w:rPr>
-          <w:lang w:val="en-SI"/>
-        </w:rPr>
-        <w:t>pohitritve</w:t>
-      </w:r>
-      <w:proofErr w:type="spellEnd"/>
-      <w:r>
-        <w:rPr>
-          <w:lang w:val="en-SI"/>
-        </w:rPr>
-        <w:t xml:space="preserve"> ta </w:t>
-      </w:r>
-      <w:proofErr w:type="spellStart"/>
-      <w:r>
-        <w:rPr>
-          <w:lang w:val="en-SI"/>
-        </w:rPr>
-        <w:t>koda</w:t>
-      </w:r>
-      <w:proofErr w:type="spellEnd"/>
-      <w:r>
-        <w:rPr>
-          <w:lang w:val="en-SI"/>
-        </w:rPr>
-        <w:t xml:space="preserve"> </w:t>
-      </w:r>
-      <w:proofErr w:type="spellStart"/>
-      <w:r>
-        <w:rPr>
-          <w:lang w:val="en-SI"/>
-        </w:rPr>
-        <w:t>specifične</w:t>
-      </w:r>
-      <w:proofErr w:type="spellEnd"/>
-      <w:r>
-        <w:rPr>
-          <w:lang w:val="en-SI"/>
-        </w:rPr>
-        <w:t xml:space="preserve"> </w:t>
-      </w:r>
-      <w:proofErr w:type="spellStart"/>
-      <w:r>
-        <w:rPr>
-          <w:lang w:val="en-SI"/>
-        </w:rPr>
-        <w:t>funkcionalnosti</w:t>
-      </w:r>
-      <w:proofErr w:type="spellEnd"/>
-      <w:r>
-        <w:rPr>
-          <w:lang w:val="en-SI"/>
-        </w:rPr>
-        <w:t xml:space="preserve"> </w:t>
-      </w:r>
-      <w:proofErr w:type="spellStart"/>
-      <w:r>
-        <w:rPr>
-          <w:lang w:val="en-SI"/>
-        </w:rPr>
-        <w:t>deluje</w:t>
-      </w:r>
-      <w:proofErr w:type="spellEnd"/>
-      <w:r>
-        <w:rPr>
-          <w:lang w:val="en-SI"/>
-        </w:rPr>
-        <w:t xml:space="preserve"> </w:t>
-      </w:r>
-      <w:proofErr w:type="spellStart"/>
-      <w:r>
-        <w:rPr>
-          <w:lang w:val="en-SI"/>
-        </w:rPr>
-        <w:t>na</w:t>
-      </w:r>
-      <w:proofErr w:type="spellEnd"/>
-      <w:r>
-        <w:rPr>
-          <w:lang w:val="en-SI"/>
-        </w:rPr>
-        <w:t xml:space="preserve"> </w:t>
-      </w:r>
-      <w:proofErr w:type="spellStart"/>
-      <w:r>
-        <w:rPr>
-          <w:lang w:val="en-SI"/>
-        </w:rPr>
-        <w:t>večih</w:t>
-      </w:r>
-      <w:proofErr w:type="spellEnd"/>
-      <w:r>
-        <w:rPr>
-          <w:lang w:val="en-SI"/>
-        </w:rPr>
-        <w:t xml:space="preserve"> </w:t>
-      </w:r>
-      <w:proofErr w:type="spellStart"/>
-      <w:r>
-        <w:rPr>
-          <w:lang w:val="en-SI"/>
-        </w:rPr>
-        <w:t>procesorskih</w:t>
-      </w:r>
-      <w:proofErr w:type="spellEnd"/>
-      <w:r>
-        <w:rPr>
-          <w:lang w:val="en-SI"/>
-        </w:rPr>
-        <w:t xml:space="preserve"> </w:t>
-      </w:r>
-      <w:proofErr w:type="spellStart"/>
-      <w:r>
-        <w:rPr>
-          <w:lang w:val="en-SI"/>
-        </w:rPr>
-        <w:t>nitih</w:t>
-      </w:r>
-      <w:proofErr w:type="spellEnd"/>
-      <w:r>
-        <w:rPr>
-          <w:lang w:val="en-SI"/>
-        </w:rPr>
-        <w:t>.</w:t>
-      </w:r>
-      <w:r>
-        <w:rPr>
-          <w:lang w:val="en-SI"/>
-        </w:rPr>
-        <w:t xml:space="preserve"> Za </w:t>
-      </w:r>
-      <w:proofErr w:type="spellStart"/>
-      <w:r>
-        <w:rPr>
-          <w:lang w:val="en-SI"/>
-        </w:rPr>
-        <w:t>vsako</w:t>
-      </w:r>
-      <w:proofErr w:type="spellEnd"/>
-      <w:r>
-        <w:rPr>
-          <w:lang w:val="en-SI"/>
-        </w:rPr>
-        <w:t xml:space="preserve"> </w:t>
-      </w:r>
-      <w:proofErr w:type="spellStart"/>
-      <w:r>
-        <w:rPr>
-          <w:lang w:val="en-SI"/>
-        </w:rPr>
-        <w:t>uporabljeno</w:t>
-      </w:r>
-      <w:proofErr w:type="spellEnd"/>
-      <w:r>
-        <w:rPr>
-          <w:lang w:val="en-SI"/>
-        </w:rPr>
-        <w:t xml:space="preserve"> nit se </w:t>
-      </w:r>
-      <w:proofErr w:type="spellStart"/>
-      <w:r>
-        <w:rPr>
-          <w:lang w:val="en-SI"/>
-        </w:rPr>
-        <w:t>ustvari</w:t>
-      </w:r>
-      <w:proofErr w:type="spellEnd"/>
-      <w:r>
-        <w:rPr>
-          <w:lang w:val="en-SI"/>
-        </w:rPr>
-        <w:t xml:space="preserve"> </w:t>
-      </w:r>
-      <w:proofErr w:type="spellStart"/>
-      <w:r>
-        <w:rPr>
-          <w:lang w:val="en-SI"/>
-        </w:rPr>
-        <w:t>struktura</w:t>
-      </w:r>
-      <w:proofErr w:type="spellEnd"/>
-      <w:r>
-        <w:rPr>
-          <w:lang w:val="en-SI"/>
-        </w:rPr>
-        <w:t xml:space="preserve">, ki </w:t>
-      </w:r>
-      <w:proofErr w:type="spellStart"/>
-      <w:r>
-        <w:rPr>
-          <w:lang w:val="en-SI"/>
-        </w:rPr>
-        <w:t>vsebuje</w:t>
-      </w:r>
-      <w:proofErr w:type="spellEnd"/>
-      <w:r>
-        <w:rPr>
-          <w:lang w:val="en-SI"/>
-        </w:rPr>
-        <w:t xml:space="preserve"> </w:t>
-      </w:r>
-      <w:proofErr w:type="spellStart"/>
-      <w:r>
-        <w:rPr>
-          <w:lang w:val="en-SI"/>
-        </w:rPr>
-        <w:t>podatke</w:t>
-      </w:r>
-      <w:proofErr w:type="spellEnd"/>
-      <w:r>
-        <w:rPr>
-          <w:lang w:val="en-SI"/>
-        </w:rPr>
-        <w:t xml:space="preserve">, ki so </w:t>
-      </w:r>
-      <w:proofErr w:type="spellStart"/>
-      <w:r>
-        <w:rPr>
-          <w:lang w:val="en-SI"/>
-        </w:rPr>
-        <w:t>potrebni</w:t>
-      </w:r>
-      <w:proofErr w:type="spellEnd"/>
-      <w:r>
-        <w:rPr>
-          <w:lang w:val="en-SI"/>
-        </w:rPr>
-        <w:t xml:space="preserve"> za </w:t>
-      </w:r>
-      <w:proofErr w:type="spellStart"/>
-      <w:r>
-        <w:rPr>
-          <w:lang w:val="en-SI"/>
-        </w:rPr>
-        <w:t>delovanje</w:t>
-      </w:r>
-      <w:proofErr w:type="spellEnd"/>
-      <w:r>
-        <w:rPr>
-          <w:lang w:val="en-SI"/>
-        </w:rPr>
-        <w:t xml:space="preserve"> </w:t>
-      </w:r>
-      <w:proofErr w:type="spellStart"/>
-      <w:r>
-        <w:rPr>
-          <w:lang w:val="en-SI"/>
-        </w:rPr>
-        <w:t>kode</w:t>
-      </w:r>
-      <w:proofErr w:type="spellEnd"/>
-      <w:r>
-        <w:rPr>
-          <w:lang w:val="en-SI"/>
-        </w:rPr>
-        <w:t xml:space="preserve"> </w:t>
-      </w:r>
-      <w:proofErr w:type="spellStart"/>
-      <w:r>
-        <w:rPr>
-          <w:lang w:val="en-SI"/>
-        </w:rPr>
-        <w:t>na</w:t>
-      </w:r>
-      <w:proofErr w:type="spellEnd"/>
-      <w:r>
-        <w:rPr>
-          <w:lang w:val="en-SI"/>
-        </w:rPr>
-        <w:t xml:space="preserve"> </w:t>
-      </w:r>
-      <w:proofErr w:type="spellStart"/>
-      <w:r>
-        <w:rPr>
-          <w:lang w:val="en-SI"/>
-        </w:rPr>
-        <w:t>večih</w:t>
-      </w:r>
-      <w:proofErr w:type="spellEnd"/>
-      <w:r>
-        <w:rPr>
-          <w:lang w:val="en-SI"/>
-        </w:rPr>
-        <w:t xml:space="preserve"> </w:t>
-      </w:r>
-      <w:proofErr w:type="spellStart"/>
-      <w:r>
-        <w:rPr>
-          <w:lang w:val="en-SI"/>
-        </w:rPr>
-        <w:t>nitih</w:t>
-      </w:r>
-      <w:proofErr w:type="spellEnd"/>
-      <w:r>
-        <w:rPr>
-          <w:lang w:val="en-SI"/>
-        </w:rPr>
-        <w:t xml:space="preserve">. </w:t>
+      <w:r>
+        <w:t>poskus pohitritve</w:t>
+      </w:r>
+      <w:r>
+        <w:t xml:space="preserve"> koda </w:t>
+      </w:r>
+      <w:r>
+        <w:t xml:space="preserve">generacije osnovne elevacije </w:t>
+      </w:r>
+      <w:r>
+        <w:t>deluje na večih procesorskih nitih.</w:t>
+      </w:r>
+      <w:r>
+        <w:t xml:space="preserve"> Za vsako uporabljeno nit se ustvari struktura, ki vsebuje podatke, ki so potrebni za delovanje kode na večih nitih. </w:t>
       </w:r>
     </w:p>
     <w:p>
@@ -6282,7 +6664,6 @@
       <w:r>
         <w:rPr>
           <w:noProof/>
-          <w:lang w:val="en-SI"/>
         </w:rPr>
         <w:drawing>
           <wp:inline distT="0" distB="0" distL="0" distR="0" wp14:anchorId="4985FB60" wp14:editId="205A3729">
@@ -6300,7 +6681,7 @@
                     <pic:cNvPicPr/>
                   </pic:nvPicPr>
                   <pic:blipFill>
-                    <a:blip r:embed="rId37"/>
+                    <a:blip r:embed="rId41"/>
                     <a:stretch>
                       <a:fillRect/>
                     </a:stretch>
@@ -6324,26 +6705,49 @@
     <w:p>
       <w:pPr>
         <w:pStyle w:val="Caption"/>
+        <w:rPr>
+          <w:lang w:val="hr-HR"/>
+          <w:rPrChange w:id="57" w:author="David Zindović" w:date="2026-04-14T11:41:00Z" w16du:dateUtc="2026-04-14T09:41:00Z">
+            <w:rPr/>
+          </w:rPrChange>
+        </w:rPr>
+        <w:pPrChange w:id="58" w:author="David Zindović" w:date="2026-04-14T11:41:00Z" w16du:dateUtc="2026-04-14T09:41:00Z">
+          <w:pPr>
+            <w:jc w:val="left"/>
+          </w:pPr>
+        </w:pPrChange>
       </w:pPr>
       <w:r>
         <w:t xml:space="preserve">Slika </w:t>
       </w:r>
       <w:r>
+        <w:rPr>
+          <w:i w:val="0"/>
+          <w:iCs w:val="0"/>
+        </w:rPr>
         <w:fldChar w:fldCharType="begin"/>
       </w:r>
       <w:r>
         <w:instrText xml:space="preserve"> SEQ Slika \* ARABIC </w:instrText>
       </w:r>
       <w:r>
+        <w:rPr>
+          <w:i w:val="0"/>
+          <w:iCs w:val="0"/>
+        </w:rPr>
         <w:fldChar w:fldCharType="separate"/>
       </w:r>
       <w:r>
         <w:rPr>
           <w:noProof/>
         </w:rPr>
-        <w:t>28</w:t>
-      </w:r>
-      <w:r>
+        <w:t>29</w:t>
+      </w:r>
+      <w:r>
+        <w:rPr>
+          <w:i w:val="0"/>
+          <w:iCs w:val="0"/>
+        </w:rPr>
         <w:fldChar w:fldCharType="end"/>
       </w:r>
       <w:r>
@@ -6351,580 +6755,83 @@
       </w:r>
     </w:p>
     <w:p>
-      <w:pPr>
-        <w:jc w:val="left"/>
-        <w:rPr>
-          <w:lang w:val="en-SI"/>
-        </w:rPr>
-      </w:pPr>
-      <w:r>
-        <w:rPr>
-          <w:lang w:val="en-SI"/>
-        </w:rPr>
-        <w:br w:type="page"/>
-      </w:r>
-    </w:p>
-    <w:p>
-      <w:pPr>
-        <w:rPr>
-          <w:lang w:val="en-SI"/>
-        </w:rPr>
-      </w:pPr>
-      <w:proofErr w:type="spellStart"/>
-      <w:r>
-        <w:rPr>
-          <w:lang w:val="en-SI"/>
-        </w:rPr>
+      <w:r>
         <w:lastRenderedPageBreak/>
-        <w:t>Vsaka</w:t>
-      </w:r>
-      <w:proofErr w:type="spellEnd"/>
-      <w:r>
-        <w:rPr>
-          <w:lang w:val="en-SI"/>
-        </w:rPr>
-        <w:t xml:space="preserve"> nit </w:t>
-      </w:r>
-      <w:proofErr w:type="spellStart"/>
-      <w:r>
-        <w:rPr>
-          <w:lang w:val="en-SI"/>
-        </w:rPr>
-        <w:t>dobi</w:t>
-      </w:r>
-      <w:proofErr w:type="spellEnd"/>
-      <w:r>
-        <w:rPr>
-          <w:lang w:val="en-SI"/>
-        </w:rPr>
-        <w:t xml:space="preserve"> za </w:t>
-      </w:r>
-      <w:proofErr w:type="spellStart"/>
-      <w:r>
-        <w:rPr>
-          <w:lang w:val="en-SI"/>
-        </w:rPr>
-        <w:t>obdelati</w:t>
-      </w:r>
-      <w:proofErr w:type="spellEnd"/>
-      <w:r>
-        <w:rPr>
-          <w:lang w:val="en-SI"/>
-        </w:rPr>
-        <w:t xml:space="preserve"> del </w:t>
-      </w:r>
-      <w:proofErr w:type="spellStart"/>
-      <w:r>
-        <w:rPr>
-          <w:lang w:val="en-SI"/>
-        </w:rPr>
-        <w:t>mreže</w:t>
-      </w:r>
-      <w:proofErr w:type="spellEnd"/>
-      <w:r>
-        <w:rPr>
-          <w:lang w:val="en-SI"/>
-        </w:rPr>
+        <w:t>Vsaka nit dobi za obdelati del mreže terena</w:t>
+      </w:r>
+      <w:del w:id="59" w:author="David Zindović" w:date="2026-04-14T11:42:00Z" w16du:dateUtc="2026-04-14T09:42:00Z">
+        <w:r>
+          <w:delText>,</w:delText>
+        </w:r>
+      </w:del>
+      <w:r>
+        <w:t xml:space="preserve"> in za vsako polje se kliče funkcija, ki vzorči šum in hkrati uporabi masko ali distor</w:t>
+      </w:r>
+      <w:ins w:id="60" w:author="David Zindović" w:date="2026-04-14T11:42:00Z" w16du:dateUtc="2026-04-14T09:42:00Z">
+        <w:r>
+          <w:rPr>
+            <w:lang w:val="hr-HR"/>
+          </w:rPr>
+          <w:t>z</w:t>
+        </w:r>
+      </w:ins>
+      <w:del w:id="61" w:author="David Zindović" w:date="2026-04-14T11:42:00Z" w16du:dateUtc="2026-04-14T09:42:00Z">
+        <w:r>
+          <w:delText>c</w:delText>
+        </w:r>
+      </w:del>
+      <w:r>
+        <w:t xml:space="preserve">ijo. </w:t>
+      </w:r>
+      <w:r>
+        <w:t>Skoraj vsaka funkcionalnost vsebuje uporabo mask, ki določajo kako močno se na vsaki poziciji pozna učinkovitost operacije.</w:t>
+      </w:r>
+      <w:r>
         <w:t xml:space="preserve"> </w:t>
       </w:r>
-      <w:proofErr w:type="spellStart"/>
-      <w:r>
-        <w:rPr>
-          <w:lang w:val="en-SI"/>
-        </w:rPr>
-        <w:t>terena</w:t>
-      </w:r>
-      <w:proofErr w:type="spellEnd"/>
-      <w:r>
-        <w:rPr>
-          <w:lang w:val="en-SI"/>
-        </w:rPr>
-        <w:t xml:space="preserve">, in za </w:t>
-      </w:r>
-      <w:proofErr w:type="spellStart"/>
-      <w:r>
-        <w:rPr>
-          <w:lang w:val="en-SI"/>
-        </w:rPr>
-        <w:t>vsako</w:t>
-      </w:r>
-      <w:proofErr w:type="spellEnd"/>
-      <w:r>
-        <w:rPr>
-          <w:lang w:val="en-SI"/>
-        </w:rPr>
-        <w:t xml:space="preserve"> polje se </w:t>
-      </w:r>
-      <w:proofErr w:type="spellStart"/>
-      <w:r>
-        <w:rPr>
-          <w:lang w:val="en-SI"/>
-        </w:rPr>
-        <w:t>kliče</w:t>
-      </w:r>
-      <w:proofErr w:type="spellEnd"/>
-      <w:r>
-        <w:rPr>
-          <w:lang w:val="en-SI"/>
-        </w:rPr>
+      <w:r>
+        <w:t>Na kratko</w:t>
+      </w:r>
+      <w:r>
+        <w:t>,</w:t>
+      </w:r>
+      <w:r>
         <w:t xml:space="preserve"> </w:t>
       </w:r>
-      <w:proofErr w:type="spellStart"/>
-      <w:r>
-        <w:rPr>
-          <w:lang w:val="en-SI"/>
-        </w:rPr>
-        <w:t>funkcija</w:t>
-      </w:r>
-      <w:proofErr w:type="spellEnd"/>
-      <w:r>
-        <w:rPr>
-          <w:lang w:val="en-SI"/>
-        </w:rPr>
-        <w:t xml:space="preserve">, ki </w:t>
-      </w:r>
-      <w:proofErr w:type="spellStart"/>
-      <w:r>
-        <w:rPr>
-          <w:lang w:val="en-SI"/>
-        </w:rPr>
-        <w:t>vzorči</w:t>
-      </w:r>
-      <w:proofErr w:type="spellEnd"/>
-      <w:r>
-        <w:rPr>
-          <w:lang w:val="en-SI"/>
-        </w:rPr>
+      <w:commentRangeStart w:id="62"/>
+      <w:r>
+        <w:t>d</w:t>
+      </w:r>
+      <w:r>
+        <w:t>istor</w:t>
+      </w:r>
+      <w:r>
+        <w:t>z</w:t>
+      </w:r>
+      <w:r>
+        <w:t xml:space="preserve">ija </w:t>
+      </w:r>
+      <w:commentRangeEnd w:id="62"/>
+      <w:r>
+        <w:rPr>
+          <w:rStyle w:val="CommentReference"/>
+          <w:sz w:val="24"/>
+          <w:szCs w:val="24"/>
+        </w:rPr>
+        <w:commentReference w:id="62"/>
+      </w:r>
+      <w:r>
+        <w:t>deluje kot zamik vzorčenja</w:t>
+      </w:r>
+      <w:r>
+        <w:t>, ki je drugačen za vsako polje</w:t>
+      </w:r>
+      <w:r>
+        <w:t>.</w:t>
+      </w:r>
+      <w:r>
         <w:t xml:space="preserve"> </w:t>
       </w:r>
-      <w:proofErr w:type="spellStart"/>
-      <w:r>
-        <w:rPr>
-          <w:lang w:val="en-SI"/>
-        </w:rPr>
-        <w:t>šum</w:t>
-      </w:r>
-      <w:proofErr w:type="spellEnd"/>
-      <w:r>
-        <w:rPr>
-          <w:lang w:val="en-SI"/>
-        </w:rPr>
-        <w:t xml:space="preserve"> in </w:t>
-      </w:r>
-      <w:proofErr w:type="spellStart"/>
-      <w:r>
-        <w:rPr>
-          <w:lang w:val="en-SI"/>
-        </w:rPr>
-        <w:t>hkrati</w:t>
-      </w:r>
-      <w:proofErr w:type="spellEnd"/>
-      <w:r>
-        <w:rPr>
-          <w:lang w:val="en-SI"/>
-        </w:rPr>
-        <w:t xml:space="preserve"> </w:t>
-      </w:r>
-      <w:proofErr w:type="spellStart"/>
-      <w:r>
-        <w:rPr>
-          <w:lang w:val="en-SI"/>
-        </w:rPr>
-        <w:t>uporabi</w:t>
-      </w:r>
-      <w:proofErr w:type="spellEnd"/>
-      <w:r>
-        <w:rPr>
-          <w:lang w:val="en-SI"/>
-        </w:rPr>
-        <w:t xml:space="preserve"> </w:t>
-      </w:r>
-      <w:proofErr w:type="spellStart"/>
-      <w:r>
-        <w:rPr>
-          <w:lang w:val="en-SI"/>
-        </w:rPr>
-        <w:t>masko</w:t>
-      </w:r>
-      <w:proofErr w:type="spellEnd"/>
-      <w:r>
-        <w:rPr>
-          <w:lang w:val="en-SI"/>
-        </w:rPr>
-        <w:t xml:space="preserve"> </w:t>
-      </w:r>
-      <w:proofErr w:type="spellStart"/>
-      <w:r>
-        <w:rPr>
-          <w:lang w:val="en-SI"/>
-        </w:rPr>
-        <w:t>ali</w:t>
-      </w:r>
-      <w:proofErr w:type="spellEnd"/>
-      <w:r>
-        <w:rPr>
-          <w:lang w:val="en-SI"/>
-        </w:rPr>
-        <w:t xml:space="preserve"> </w:t>
-      </w:r>
-      <w:proofErr w:type="spellStart"/>
-      <w:r>
-        <w:rPr>
-          <w:lang w:val="en-SI"/>
-        </w:rPr>
-        <w:t>distorcijo</w:t>
-      </w:r>
-      <w:proofErr w:type="spellEnd"/>
-      <w:r>
-        <w:rPr>
-          <w:lang w:val="en-SI"/>
-        </w:rPr>
-        <w:t xml:space="preserve">. </w:t>
-      </w:r>
-      <w:proofErr w:type="spellStart"/>
-      <w:r>
-        <w:rPr>
-          <w:lang w:val="en-SI"/>
-        </w:rPr>
-        <w:t>Skoraj</w:t>
-      </w:r>
-      <w:proofErr w:type="spellEnd"/>
-      <w:r>
-        <w:rPr>
-          <w:lang w:val="en-SI"/>
-        </w:rPr>
-        <w:t xml:space="preserve"> </w:t>
-      </w:r>
-      <w:proofErr w:type="spellStart"/>
-      <w:r>
-        <w:rPr>
-          <w:lang w:val="en-SI"/>
-        </w:rPr>
-        <w:t>vsaka</w:t>
-      </w:r>
-      <w:proofErr w:type="spellEnd"/>
-      <w:r>
-        <w:rPr>
-          <w:lang w:val="en-SI"/>
-        </w:rPr>
-        <w:t xml:space="preserve"> </w:t>
-      </w:r>
-      <w:proofErr w:type="spellStart"/>
-      <w:r>
-        <w:rPr>
-          <w:lang w:val="en-SI"/>
-        </w:rPr>
-        <w:t>funkcionalnost</w:t>
-      </w:r>
-      <w:proofErr w:type="spellEnd"/>
-      <w:r>
-        <w:rPr>
-          <w:lang w:val="en-SI"/>
-        </w:rPr>
-        <w:t xml:space="preserve"> </w:t>
-      </w:r>
-      <w:proofErr w:type="spellStart"/>
-      <w:r>
-        <w:rPr>
-          <w:lang w:val="en-SI"/>
-        </w:rPr>
-        <w:t>vsebuje</w:t>
-      </w:r>
-      <w:proofErr w:type="spellEnd"/>
-      <w:r>
-        <w:rPr>
-          <w:lang w:val="en-SI"/>
-        </w:rPr>
-        <w:t xml:space="preserve"> </w:t>
-      </w:r>
-      <w:proofErr w:type="spellStart"/>
-      <w:r>
-        <w:rPr>
-          <w:lang w:val="en-SI"/>
-        </w:rPr>
-        <w:t>uporabo</w:t>
-      </w:r>
-      <w:proofErr w:type="spellEnd"/>
-      <w:r>
-        <w:rPr>
-          <w:lang w:val="en-SI"/>
-        </w:rPr>
-        <w:t xml:space="preserve"> mask, ki </w:t>
-      </w:r>
-      <w:proofErr w:type="spellStart"/>
-      <w:r>
-        <w:rPr>
-          <w:lang w:val="en-SI"/>
-        </w:rPr>
-        <w:t>določajo</w:t>
-      </w:r>
-      <w:proofErr w:type="spellEnd"/>
-      <w:r>
-        <w:rPr>
-          <w:lang w:val="en-SI"/>
-        </w:rPr>
-        <w:t xml:space="preserve"> </w:t>
-      </w:r>
-      <w:proofErr w:type="spellStart"/>
-      <w:r>
-        <w:rPr>
-          <w:lang w:val="en-SI"/>
-        </w:rPr>
-        <w:t>kako</w:t>
-      </w:r>
-      <w:proofErr w:type="spellEnd"/>
-      <w:r>
-        <w:rPr>
-          <w:lang w:val="en-SI"/>
-        </w:rPr>
-        <w:t xml:space="preserve"> </w:t>
-      </w:r>
-      <w:proofErr w:type="spellStart"/>
-      <w:r>
-        <w:rPr>
-          <w:lang w:val="en-SI"/>
-        </w:rPr>
-        <w:t>močno</w:t>
-      </w:r>
-      <w:proofErr w:type="spellEnd"/>
-      <w:r>
-        <w:rPr>
-          <w:lang w:val="en-SI"/>
-        </w:rPr>
-        <w:t xml:space="preserve"> se </w:t>
-      </w:r>
-      <w:proofErr w:type="spellStart"/>
-      <w:r>
-        <w:rPr>
-          <w:lang w:val="en-SI"/>
-        </w:rPr>
-        <w:t>na</w:t>
-      </w:r>
-      <w:proofErr w:type="spellEnd"/>
-      <w:r>
-        <w:rPr>
-          <w:lang w:val="en-SI"/>
-        </w:rPr>
-        <w:t xml:space="preserve"> </w:t>
-      </w:r>
-      <w:proofErr w:type="spellStart"/>
-      <w:r>
-        <w:rPr>
-          <w:lang w:val="en-SI"/>
-        </w:rPr>
-        <w:t>vsaki</w:t>
-      </w:r>
-      <w:proofErr w:type="spellEnd"/>
-      <w:r>
-        <w:rPr>
-          <w:lang w:val="en-SI"/>
-        </w:rPr>
-        <w:t xml:space="preserve"> </w:t>
-      </w:r>
-      <w:proofErr w:type="spellStart"/>
-      <w:r>
-        <w:rPr>
-          <w:lang w:val="en-SI"/>
-        </w:rPr>
-        <w:t>poziciji</w:t>
-      </w:r>
-      <w:proofErr w:type="spellEnd"/>
-      <w:r>
-        <w:rPr>
-          <w:lang w:val="en-SI"/>
-        </w:rPr>
-        <w:t xml:space="preserve"> </w:t>
-      </w:r>
-      <w:proofErr w:type="spellStart"/>
-      <w:r>
-        <w:rPr>
-          <w:lang w:val="en-SI"/>
-        </w:rPr>
-        <w:t>pozna</w:t>
-      </w:r>
-      <w:proofErr w:type="spellEnd"/>
-      <w:r>
-        <w:rPr>
-          <w:lang w:val="en-SI"/>
-        </w:rPr>
-        <w:t xml:space="preserve"> </w:t>
-      </w:r>
-      <w:proofErr w:type="spellStart"/>
-      <w:r>
-        <w:rPr>
-          <w:lang w:val="en-SI"/>
-        </w:rPr>
-        <w:t>učinkovitost</w:t>
-      </w:r>
-      <w:proofErr w:type="spellEnd"/>
-      <w:r>
-        <w:rPr>
-          <w:lang w:val="en-SI"/>
-        </w:rPr>
-        <w:t xml:space="preserve"> </w:t>
-      </w:r>
-      <w:proofErr w:type="spellStart"/>
-      <w:r>
-        <w:rPr>
-          <w:lang w:val="en-SI"/>
-        </w:rPr>
-        <w:t>operacije</w:t>
-      </w:r>
-      <w:proofErr w:type="spellEnd"/>
-      <w:r>
-        <w:rPr>
-          <w:lang w:val="en-SI"/>
-        </w:rPr>
-        <w:t>.</w:t>
-      </w:r>
-      <w:r>
-        <w:rPr>
-          <w:lang w:val="en-SI"/>
-        </w:rPr>
-        <w:t xml:space="preserve"> </w:t>
-      </w:r>
-      <w:r>
-        <w:rPr>
-          <w:lang w:val="en-SI"/>
-        </w:rPr>
-        <w:t xml:space="preserve">Na </w:t>
-      </w:r>
-      <w:proofErr w:type="spellStart"/>
-      <w:r>
-        <w:rPr>
-          <w:lang w:val="en-SI"/>
-        </w:rPr>
-        <w:t>kratko</w:t>
-      </w:r>
-      <w:proofErr w:type="spellEnd"/>
-      <w:r>
-        <w:rPr>
-          <w:lang w:val="en-SI"/>
-        </w:rPr>
-        <w:t>,</w:t>
-      </w:r>
-      <w:r>
-        <w:rPr>
-          <w:lang w:val="en-SI"/>
-        </w:rPr>
-        <w:t xml:space="preserve"> </w:t>
-      </w:r>
-      <w:proofErr w:type="spellStart"/>
-      <w:r>
-        <w:rPr>
-          <w:lang w:val="en-SI"/>
-        </w:rPr>
-        <w:t>d</w:t>
-      </w:r>
-      <w:r>
-        <w:rPr>
-          <w:lang w:val="en-SI"/>
-        </w:rPr>
-        <w:t>istorcija</w:t>
-      </w:r>
-      <w:proofErr w:type="spellEnd"/>
-      <w:r>
-        <w:rPr>
-          <w:lang w:val="en-SI"/>
-        </w:rPr>
-        <w:t xml:space="preserve"> </w:t>
-      </w:r>
-      <w:proofErr w:type="spellStart"/>
-      <w:r>
-        <w:rPr>
-          <w:lang w:val="en-SI"/>
-        </w:rPr>
-        <w:t>deluje</w:t>
-      </w:r>
-      <w:proofErr w:type="spellEnd"/>
-      <w:r>
-        <w:rPr>
-          <w:lang w:val="en-SI"/>
-        </w:rPr>
-        <w:t xml:space="preserve"> </w:t>
-      </w:r>
-      <w:proofErr w:type="spellStart"/>
-      <w:r>
-        <w:rPr>
-          <w:lang w:val="en-SI"/>
-        </w:rPr>
-        <w:t>kot</w:t>
-      </w:r>
-      <w:proofErr w:type="spellEnd"/>
-      <w:r>
-        <w:rPr>
-          <w:lang w:val="en-SI"/>
-        </w:rPr>
-        <w:t xml:space="preserve"> </w:t>
-      </w:r>
-      <w:proofErr w:type="spellStart"/>
-      <w:r>
-        <w:rPr>
-          <w:lang w:val="en-SI"/>
-        </w:rPr>
-        <w:t>zamik</w:t>
-      </w:r>
-      <w:proofErr w:type="spellEnd"/>
-      <w:r>
-        <w:rPr>
-          <w:lang w:val="en-SI"/>
-        </w:rPr>
-        <w:t xml:space="preserve"> </w:t>
-      </w:r>
-      <w:proofErr w:type="spellStart"/>
-      <w:r>
-        <w:rPr>
-          <w:lang w:val="en-SI"/>
-        </w:rPr>
-        <w:t>vzorčenja</w:t>
-      </w:r>
-      <w:proofErr w:type="spellEnd"/>
-      <w:r>
-        <w:rPr>
-          <w:lang w:val="en-SI"/>
-        </w:rPr>
-        <w:t xml:space="preserve">, ki je </w:t>
-      </w:r>
-      <w:proofErr w:type="spellStart"/>
-      <w:r>
-        <w:rPr>
-          <w:lang w:val="en-SI"/>
-        </w:rPr>
-        <w:t>drugačen</w:t>
-      </w:r>
-      <w:proofErr w:type="spellEnd"/>
-      <w:r>
-        <w:rPr>
-          <w:lang w:val="en-SI"/>
-        </w:rPr>
-        <w:t xml:space="preserve"> za </w:t>
-      </w:r>
-      <w:proofErr w:type="spellStart"/>
-      <w:r>
-        <w:rPr>
-          <w:lang w:val="en-SI"/>
-        </w:rPr>
-        <w:t>vsako</w:t>
-      </w:r>
-      <w:proofErr w:type="spellEnd"/>
-      <w:r>
-        <w:rPr>
-          <w:lang w:val="en-SI"/>
-        </w:rPr>
-        <w:t xml:space="preserve"> polje</w:t>
-      </w:r>
-      <w:r>
-        <w:rPr>
-          <w:lang w:val="en-SI"/>
-        </w:rPr>
-        <w:t>.</w:t>
-      </w:r>
-      <w:r>
-        <w:rPr>
-          <w:lang w:val="en-SI"/>
-        </w:rPr>
-        <w:t xml:space="preserve"> </w:t>
-      </w:r>
     </w:p>
     <w:p>
       <w:pPr>
@@ -6933,7 +6840,6 @@
       <w:r>
         <w:rPr>
           <w:noProof/>
-          <w:lang w:val="en-SI"/>
         </w:rPr>
         <w:drawing>
           <wp:inline distT="0" distB="0" distL="0" distR="0" wp14:anchorId="1D3AA775" wp14:editId="74276F8F">
@@ -6951,7 +6857,7 @@
                     <pic:cNvPicPr/>
                   </pic:nvPicPr>
                   <pic:blipFill>
-                    <a:blip r:embed="rId38"/>
+                    <a:blip r:embed="rId42"/>
                     <a:stretch>
                       <a:fillRect/>
                     </a:stretch>
@@ -6992,7 +6898,7 @@
         <w:rPr>
           <w:noProof/>
         </w:rPr>
-        <w:t>29</w:t>
+        <w:t>30</w:t>
       </w:r>
       <w:r>
         <w:fldChar w:fldCharType="end"/>
@@ -7002,1301 +6908,114 @@
       </w:r>
     </w:p>
     <w:p>
-      <w:pPr>
-        <w:rPr>
-          <w:lang w:val="en-SI"/>
-        </w:rPr>
-      </w:pPr>
-      <w:r>
-        <w:rPr>
-          <w:lang w:val="en-SI"/>
-        </w:rPr>
-        <w:t xml:space="preserve">Samo </w:t>
-      </w:r>
-      <w:proofErr w:type="spellStart"/>
-      <w:r>
-        <w:rPr>
-          <w:lang w:val="en-SI"/>
-        </w:rPr>
-        <w:t>šum</w:t>
-      </w:r>
-      <w:proofErr w:type="spellEnd"/>
-      <w:r>
-        <w:rPr>
-          <w:lang w:val="en-SI"/>
-        </w:rPr>
+      <w:r>
+        <w:t>Samo šum deluje dobro kot osnova za teren, vendar neobdelan ne izgleda najbolje ali prepričljivo.</w:t>
+      </w:r>
+    </w:p>
+    <w:p>
+      <w:pPr>
+        <w:pStyle w:val="Heading2"/>
+      </w:pPr>
+      <w:bookmarkStart w:id="63" w:name="_Toc227080029"/>
+      <w:r>
+        <w:t xml:space="preserve">8. 2. </w:t>
+      </w:r>
+      <w:r>
+        <w:t>Redistribucija</w:t>
+      </w:r>
+      <w:bookmarkEnd w:id="63"/>
+    </w:p>
+    <w:p/>
+    <w:p>
+      <w:r>
+        <w:t xml:space="preserve">Za ustvarjanje ravnih dolin se </w:t>
+      </w:r>
+      <w:r>
+        <w:t xml:space="preserve">redistribucijsko vozlišče </w:t>
+      </w:r>
+      <w:r>
+        <w:t>višinske vrednosti potencira, tako nastanejo višje vrednosti terena postanejo bolj strme. Višje vrednosti eksponenta povzročajo premik srednjih višin proti nižjim legam, medtem ko nižje vrednosti povzročajo premik proti višjim legam.</w:t>
+      </w:r>
+      <w:r>
         <w:t xml:space="preserve"> </w:t>
       </w:r>
-      <w:proofErr w:type="spellStart"/>
-      <w:r>
-        <w:rPr>
-          <w:lang w:val="en-SI"/>
-        </w:rPr>
-        <w:t>deluje</w:t>
-      </w:r>
-      <w:proofErr w:type="spellEnd"/>
-      <w:r>
-        <w:rPr>
-          <w:lang w:val="en-SI"/>
-        </w:rPr>
-        <w:t xml:space="preserve"> dobro </w:t>
-      </w:r>
-      <w:proofErr w:type="spellStart"/>
-      <w:r>
-        <w:rPr>
-          <w:lang w:val="en-SI"/>
-        </w:rPr>
-        <w:t>kot</w:t>
-      </w:r>
-      <w:proofErr w:type="spellEnd"/>
-      <w:r>
-        <w:rPr>
-          <w:lang w:val="en-SI"/>
-        </w:rPr>
-        <w:t xml:space="preserve"> </w:t>
-      </w:r>
-      <w:proofErr w:type="spellStart"/>
-      <w:r>
-        <w:rPr>
-          <w:lang w:val="en-SI"/>
-        </w:rPr>
-        <w:t>osnova</w:t>
-      </w:r>
-      <w:proofErr w:type="spellEnd"/>
-      <w:r>
-        <w:rPr>
-          <w:lang w:val="en-SI"/>
-        </w:rPr>
-        <w:t xml:space="preserve"> za </w:t>
-      </w:r>
-      <w:proofErr w:type="spellStart"/>
-      <w:r>
-        <w:rPr>
-          <w:lang w:val="en-SI"/>
-        </w:rPr>
-        <w:t>teren</w:t>
-      </w:r>
-      <w:proofErr w:type="spellEnd"/>
-      <w:r>
-        <w:rPr>
-          <w:lang w:val="en-SI"/>
-        </w:rPr>
-        <w:t xml:space="preserve">, </w:t>
-      </w:r>
-      <w:proofErr w:type="spellStart"/>
-      <w:r>
-        <w:rPr>
-          <w:lang w:val="en-SI"/>
-        </w:rPr>
-        <w:t>vendar</w:t>
-      </w:r>
-      <w:proofErr w:type="spellEnd"/>
-      <w:r>
-        <w:rPr>
-          <w:lang w:val="en-SI"/>
-        </w:rPr>
-        <w:t xml:space="preserve"> </w:t>
-      </w:r>
-      <w:proofErr w:type="spellStart"/>
-      <w:r>
-        <w:rPr>
-          <w:lang w:val="en-SI"/>
-        </w:rPr>
-        <w:t>neobdelan</w:t>
-      </w:r>
-      <w:proofErr w:type="spellEnd"/>
-      <w:r>
-        <w:rPr>
-          <w:lang w:val="en-SI"/>
-        </w:rPr>
-        <w:t xml:space="preserve"> ne </w:t>
-      </w:r>
-      <w:proofErr w:type="spellStart"/>
-      <w:r>
-        <w:rPr>
-          <w:lang w:val="en-SI"/>
-        </w:rPr>
-        <w:t>izgleda</w:t>
-      </w:r>
-      <w:proofErr w:type="spellEnd"/>
-      <w:r>
-        <w:rPr>
-          <w:lang w:val="en-SI"/>
-        </w:rPr>
-        <w:t xml:space="preserve"> </w:t>
-      </w:r>
-      <w:proofErr w:type="spellStart"/>
-      <w:r>
-        <w:rPr>
-          <w:lang w:val="en-SI"/>
-        </w:rPr>
-        <w:t>najbolje</w:t>
-      </w:r>
-      <w:proofErr w:type="spellEnd"/>
-      <w:r>
-        <w:rPr>
-          <w:lang w:val="en-SI"/>
-        </w:rPr>
-        <w:t xml:space="preserve"> </w:t>
-      </w:r>
-      <w:proofErr w:type="spellStart"/>
-      <w:r>
-        <w:rPr>
-          <w:lang w:val="en-SI"/>
-        </w:rPr>
-        <w:t>ali</w:t>
-      </w:r>
-      <w:proofErr w:type="spellEnd"/>
-      <w:r>
-        <w:rPr>
-          <w:lang w:val="en-SI"/>
-        </w:rPr>
-        <w:t xml:space="preserve"> </w:t>
-      </w:r>
-      <w:proofErr w:type="spellStart"/>
-      <w:r>
-        <w:rPr>
-          <w:lang w:val="en-SI"/>
-        </w:rPr>
-        <w:t>prepričljivo</w:t>
-      </w:r>
-      <w:proofErr w:type="spellEnd"/>
-      <w:r>
-        <w:rPr>
-          <w:lang w:val="en-SI"/>
-        </w:rPr>
-        <w:t>.</w:t>
+      <w:r>
+        <w:t>Redestribucijsko vozlišče hkrati tudi množi vrednosti terena in s tem spreminja izrazitost višin.</w:t>
       </w:r>
     </w:p>
     <w:p>
       <w:pPr>
         <w:pStyle w:val="Heading2"/>
-        <w:rPr>
-          <w:lang w:val="en-SI"/>
-        </w:rPr>
-      </w:pPr>
-      <w:bookmarkStart w:id="32" w:name="_Toc227007762"/>
-      <w:r>
-        <w:rPr>
-          <w:lang w:val="en-SI"/>
-        </w:rPr>
-        <w:t xml:space="preserve">8. 2. </w:t>
-      </w:r>
-      <w:proofErr w:type="spellStart"/>
-      <w:r>
-        <w:rPr>
-          <w:lang w:val="en-SI"/>
-        </w:rPr>
-        <w:t>Redistribucija</w:t>
-      </w:r>
-      <w:bookmarkEnd w:id="32"/>
-      <w:proofErr w:type="spellEnd"/>
-    </w:p>
-    <w:p>
-      <w:pPr>
-        <w:rPr>
-          <w:lang w:val="en-SI"/>
-        </w:rPr>
-      </w:pPr>
-    </w:p>
-    <w:p>
-      <w:pPr>
-        <w:rPr>
-          <w:lang w:val="en-SI"/>
-        </w:rPr>
-      </w:pPr>
-      <w:r>
-        <w:rPr>
-          <w:lang w:val="en-SI"/>
-        </w:rPr>
-        <w:t xml:space="preserve">Za </w:t>
-      </w:r>
-      <w:proofErr w:type="spellStart"/>
-      <w:r>
-        <w:rPr>
-          <w:lang w:val="en-SI"/>
-        </w:rPr>
-        <w:t>ustvarjanje</w:t>
-      </w:r>
-      <w:proofErr w:type="spellEnd"/>
-      <w:r>
-        <w:rPr>
-          <w:lang w:val="en-SI"/>
-        </w:rPr>
-        <w:t xml:space="preserve"> </w:t>
-      </w:r>
-      <w:proofErr w:type="spellStart"/>
-      <w:r>
-        <w:rPr>
-          <w:lang w:val="en-SI"/>
-        </w:rPr>
-        <w:t>ravnih</w:t>
-      </w:r>
-      <w:proofErr w:type="spellEnd"/>
-      <w:r>
-        <w:rPr>
-          <w:lang w:val="en-SI"/>
-        </w:rPr>
-        <w:t xml:space="preserve"> </w:t>
-      </w:r>
-      <w:proofErr w:type="spellStart"/>
-      <w:r>
-        <w:rPr>
-          <w:lang w:val="en-SI"/>
-        </w:rPr>
-        <w:t>dolin</w:t>
-      </w:r>
-      <w:proofErr w:type="spellEnd"/>
-      <w:r>
-        <w:rPr>
-          <w:lang w:val="en-SI"/>
-        </w:rPr>
-        <w:t xml:space="preserve"> se </w:t>
-      </w:r>
-      <w:proofErr w:type="spellStart"/>
-      <w:r>
-        <w:rPr>
-          <w:lang w:val="en-SI"/>
-        </w:rPr>
-        <w:t>redistribucijsko</w:t>
-      </w:r>
-      <w:proofErr w:type="spellEnd"/>
-      <w:r>
-        <w:rPr>
-          <w:lang w:val="en-SI"/>
-        </w:rPr>
-        <w:t xml:space="preserve"> </w:t>
-      </w:r>
-      <w:proofErr w:type="spellStart"/>
-      <w:r>
-        <w:rPr>
-          <w:lang w:val="en-SI"/>
-        </w:rPr>
-        <w:t>vozlišče</w:t>
-      </w:r>
-      <w:proofErr w:type="spellEnd"/>
-      <w:r>
-        <w:rPr>
-          <w:lang w:val="en-SI"/>
-        </w:rPr>
-        <w:t xml:space="preserve"> </w:t>
-      </w:r>
-      <w:proofErr w:type="spellStart"/>
-      <w:r>
-        <w:rPr>
-          <w:lang w:val="en-SI"/>
-        </w:rPr>
-        <w:t>višinske</w:t>
-      </w:r>
-      <w:proofErr w:type="spellEnd"/>
-      <w:r>
-        <w:rPr>
-          <w:lang w:val="en-SI"/>
-        </w:rPr>
-        <w:t xml:space="preserve"> </w:t>
-      </w:r>
-      <w:proofErr w:type="spellStart"/>
-      <w:r>
-        <w:rPr>
-          <w:lang w:val="en-SI"/>
-        </w:rPr>
-        <w:t>vrednosti</w:t>
-      </w:r>
-      <w:proofErr w:type="spellEnd"/>
-      <w:r>
-        <w:rPr>
-          <w:lang w:val="en-SI"/>
-        </w:rPr>
-        <w:t xml:space="preserve"> </w:t>
-      </w:r>
-      <w:proofErr w:type="spellStart"/>
-      <w:r>
-        <w:rPr>
-          <w:lang w:val="en-SI"/>
-        </w:rPr>
-        <w:t>potencira</w:t>
-      </w:r>
-      <w:proofErr w:type="spellEnd"/>
-      <w:r>
-        <w:rPr>
-          <w:lang w:val="en-SI"/>
-        </w:rPr>
-        <w:t xml:space="preserve">, </w:t>
-      </w:r>
-      <w:proofErr w:type="spellStart"/>
-      <w:r>
-        <w:rPr>
-          <w:lang w:val="en-SI"/>
-        </w:rPr>
-        <w:t>tako</w:t>
-      </w:r>
-      <w:proofErr w:type="spellEnd"/>
-      <w:r>
-        <w:rPr>
-          <w:lang w:val="en-SI"/>
-        </w:rPr>
-        <w:t xml:space="preserve"> </w:t>
-      </w:r>
-      <w:proofErr w:type="spellStart"/>
-      <w:r>
-        <w:rPr>
-          <w:lang w:val="en-SI"/>
-        </w:rPr>
-        <w:t>nastanejo</w:t>
-      </w:r>
-      <w:proofErr w:type="spellEnd"/>
-      <w:r>
-        <w:rPr>
-          <w:lang w:val="en-SI"/>
-        </w:rPr>
-        <w:t xml:space="preserve"> </w:t>
-      </w:r>
-      <w:proofErr w:type="spellStart"/>
-      <w:r>
-        <w:rPr>
-          <w:lang w:val="en-SI"/>
-        </w:rPr>
-        <w:t>višje</w:t>
-      </w:r>
-      <w:proofErr w:type="spellEnd"/>
-      <w:r>
-        <w:rPr>
-          <w:lang w:val="en-SI"/>
-        </w:rPr>
-        <w:t xml:space="preserve"> </w:t>
-      </w:r>
-      <w:proofErr w:type="spellStart"/>
-      <w:r>
-        <w:rPr>
-          <w:lang w:val="en-SI"/>
-        </w:rPr>
-        <w:t>vrednosti</w:t>
-      </w:r>
-      <w:proofErr w:type="spellEnd"/>
-      <w:r>
-        <w:rPr>
-          <w:lang w:val="en-SI"/>
-        </w:rPr>
-        <w:t xml:space="preserve"> </w:t>
-      </w:r>
-      <w:proofErr w:type="spellStart"/>
-      <w:r>
-        <w:rPr>
-          <w:lang w:val="en-SI"/>
-        </w:rPr>
-        <w:t>terena</w:t>
-      </w:r>
-      <w:proofErr w:type="spellEnd"/>
-      <w:r>
-        <w:rPr>
-          <w:lang w:val="en-SI"/>
-        </w:rPr>
-        <w:t xml:space="preserve"> </w:t>
-      </w:r>
-      <w:proofErr w:type="spellStart"/>
-      <w:r>
-        <w:rPr>
-          <w:lang w:val="en-SI"/>
-        </w:rPr>
-        <w:t>postanejo</w:t>
-      </w:r>
-      <w:proofErr w:type="spellEnd"/>
-      <w:r>
-        <w:rPr>
-          <w:lang w:val="en-SI"/>
-        </w:rPr>
-        <w:t xml:space="preserve"> </w:t>
-      </w:r>
-      <w:proofErr w:type="spellStart"/>
-      <w:r>
-        <w:rPr>
-          <w:lang w:val="en-SI"/>
-        </w:rPr>
-        <w:t>bolj</w:t>
-      </w:r>
-      <w:proofErr w:type="spellEnd"/>
-      <w:r>
-        <w:rPr>
-          <w:lang w:val="en-SI"/>
-        </w:rPr>
-        <w:t xml:space="preserve"> </w:t>
-      </w:r>
-      <w:proofErr w:type="spellStart"/>
-      <w:r>
-        <w:rPr>
-          <w:lang w:val="en-SI"/>
-        </w:rPr>
-        <w:t>strme</w:t>
-      </w:r>
-      <w:proofErr w:type="spellEnd"/>
-      <w:r>
-        <w:rPr>
-          <w:lang w:val="en-SI"/>
-        </w:rPr>
-        <w:t xml:space="preserve">. </w:t>
-      </w:r>
-      <w:proofErr w:type="spellStart"/>
-      <w:r>
-        <w:rPr>
-          <w:lang w:val="en-SI"/>
-        </w:rPr>
-        <w:t>Višje</w:t>
-      </w:r>
-      <w:proofErr w:type="spellEnd"/>
-      <w:r>
-        <w:rPr>
-          <w:lang w:val="en-SI"/>
-        </w:rPr>
-        <w:t xml:space="preserve"> </w:t>
-      </w:r>
-      <w:proofErr w:type="spellStart"/>
-      <w:r>
-        <w:rPr>
-          <w:lang w:val="en-SI"/>
-        </w:rPr>
-        <w:t>vrednosti</w:t>
-      </w:r>
-      <w:proofErr w:type="spellEnd"/>
-      <w:r>
-        <w:rPr>
-          <w:lang w:val="en-SI"/>
-        </w:rPr>
-        <w:t xml:space="preserve"> </w:t>
-      </w:r>
-      <w:proofErr w:type="spellStart"/>
-      <w:r>
-        <w:rPr>
-          <w:lang w:val="en-SI"/>
-        </w:rPr>
-        <w:t>eksponenta</w:t>
-      </w:r>
-      <w:proofErr w:type="spellEnd"/>
-      <w:r>
-        <w:rPr>
-          <w:lang w:val="en-SI"/>
-        </w:rPr>
-        <w:t xml:space="preserve"> </w:t>
-      </w:r>
-      <w:proofErr w:type="spellStart"/>
-      <w:r>
-        <w:rPr>
-          <w:lang w:val="en-SI"/>
-        </w:rPr>
-        <w:t>povzročajo</w:t>
-      </w:r>
-      <w:proofErr w:type="spellEnd"/>
-      <w:r>
-        <w:rPr>
-          <w:lang w:val="en-SI"/>
-        </w:rPr>
-        <w:t xml:space="preserve"> </w:t>
-      </w:r>
-      <w:proofErr w:type="spellStart"/>
-      <w:r>
-        <w:rPr>
-          <w:lang w:val="en-SI"/>
-        </w:rPr>
-        <w:t>premik</w:t>
-      </w:r>
-      <w:proofErr w:type="spellEnd"/>
-      <w:r>
-        <w:rPr>
-          <w:lang w:val="en-SI"/>
-        </w:rPr>
-        <w:t xml:space="preserve"> </w:t>
-      </w:r>
-      <w:proofErr w:type="spellStart"/>
-      <w:r>
-        <w:rPr>
-          <w:lang w:val="en-SI"/>
-        </w:rPr>
-        <w:t>srednjih</w:t>
-      </w:r>
-      <w:proofErr w:type="spellEnd"/>
-      <w:r>
-        <w:rPr>
-          <w:lang w:val="en-SI"/>
-        </w:rPr>
-        <w:t xml:space="preserve"> </w:t>
-      </w:r>
-      <w:proofErr w:type="spellStart"/>
-      <w:r>
-        <w:rPr>
-          <w:lang w:val="en-SI"/>
-        </w:rPr>
-        <w:t>višin</w:t>
-      </w:r>
-      <w:proofErr w:type="spellEnd"/>
-      <w:r>
-        <w:rPr>
-          <w:lang w:val="en-SI"/>
-        </w:rPr>
-        <w:t xml:space="preserve"> </w:t>
-      </w:r>
-      <w:proofErr w:type="spellStart"/>
-      <w:r>
-        <w:rPr>
-          <w:lang w:val="en-SI"/>
-        </w:rPr>
-        <w:t>proti</w:t>
-      </w:r>
-      <w:proofErr w:type="spellEnd"/>
-      <w:r>
-        <w:rPr>
-          <w:lang w:val="en-SI"/>
-        </w:rPr>
-        <w:t xml:space="preserve"> </w:t>
-      </w:r>
-      <w:proofErr w:type="spellStart"/>
-      <w:r>
-        <w:rPr>
-          <w:lang w:val="en-SI"/>
-        </w:rPr>
-        <w:t>nižjim</w:t>
-      </w:r>
-      <w:proofErr w:type="spellEnd"/>
-      <w:r>
-        <w:rPr>
-          <w:lang w:val="en-SI"/>
-        </w:rPr>
-        <w:t xml:space="preserve"> </w:t>
-      </w:r>
-      <w:proofErr w:type="spellStart"/>
-      <w:r>
-        <w:rPr>
-          <w:lang w:val="en-SI"/>
-        </w:rPr>
-        <w:t>legam</w:t>
-      </w:r>
-      <w:proofErr w:type="spellEnd"/>
-      <w:r>
-        <w:rPr>
-          <w:lang w:val="en-SI"/>
-        </w:rPr>
-        <w:t xml:space="preserve">, </w:t>
-      </w:r>
-      <w:proofErr w:type="spellStart"/>
-      <w:r>
-        <w:rPr>
-          <w:lang w:val="en-SI"/>
-        </w:rPr>
-        <w:t>medtem</w:t>
-      </w:r>
-      <w:proofErr w:type="spellEnd"/>
-      <w:r>
-        <w:rPr>
-          <w:lang w:val="en-SI"/>
-        </w:rPr>
-        <w:t xml:space="preserve"> ko </w:t>
-      </w:r>
-      <w:proofErr w:type="spellStart"/>
-      <w:r>
-        <w:rPr>
-          <w:lang w:val="en-SI"/>
-        </w:rPr>
-        <w:t>nižje</w:t>
-      </w:r>
-      <w:proofErr w:type="spellEnd"/>
-      <w:r>
-        <w:rPr>
-          <w:lang w:val="en-SI"/>
-        </w:rPr>
-        <w:t xml:space="preserve"> </w:t>
-      </w:r>
-      <w:proofErr w:type="spellStart"/>
-      <w:r>
-        <w:rPr>
-          <w:lang w:val="en-SI"/>
-        </w:rPr>
-        <w:t>vrednosti</w:t>
-      </w:r>
-      <w:proofErr w:type="spellEnd"/>
-      <w:r>
-        <w:rPr>
-          <w:lang w:val="en-SI"/>
-        </w:rPr>
-        <w:t xml:space="preserve"> </w:t>
-      </w:r>
-      <w:proofErr w:type="spellStart"/>
-      <w:r>
-        <w:rPr>
-          <w:lang w:val="en-SI"/>
-        </w:rPr>
-        <w:t>povzročajo</w:t>
-      </w:r>
-      <w:proofErr w:type="spellEnd"/>
-      <w:r>
-        <w:rPr>
-          <w:lang w:val="en-SI"/>
-        </w:rPr>
-        <w:t xml:space="preserve"> </w:t>
-      </w:r>
-      <w:proofErr w:type="spellStart"/>
-      <w:r>
-        <w:rPr>
-          <w:lang w:val="en-SI"/>
-        </w:rPr>
-        <w:t>premik</w:t>
-      </w:r>
-      <w:proofErr w:type="spellEnd"/>
-      <w:r>
-        <w:rPr>
-          <w:lang w:val="en-SI"/>
-        </w:rPr>
-        <w:t xml:space="preserve"> </w:t>
-      </w:r>
-      <w:proofErr w:type="spellStart"/>
-      <w:r>
-        <w:rPr>
-          <w:lang w:val="en-SI"/>
-        </w:rPr>
-        <w:t>proti</w:t>
-      </w:r>
-      <w:proofErr w:type="spellEnd"/>
-      <w:r>
-        <w:rPr>
-          <w:lang w:val="en-SI"/>
-        </w:rPr>
-        <w:t xml:space="preserve"> </w:t>
-      </w:r>
-      <w:proofErr w:type="spellStart"/>
-      <w:r>
-        <w:rPr>
-          <w:lang w:val="en-SI"/>
-        </w:rPr>
-        <w:t>višjim</w:t>
-      </w:r>
-      <w:proofErr w:type="spellEnd"/>
-      <w:r>
-        <w:rPr>
-          <w:lang w:val="en-SI"/>
-        </w:rPr>
-        <w:t xml:space="preserve"> </w:t>
-      </w:r>
-      <w:proofErr w:type="spellStart"/>
-      <w:r>
-        <w:rPr>
-          <w:lang w:val="en-SI"/>
-        </w:rPr>
-        <w:t>legam</w:t>
-      </w:r>
-      <w:proofErr w:type="spellEnd"/>
-      <w:r>
-        <w:rPr>
-          <w:lang w:val="en-SI"/>
-        </w:rPr>
-        <w:t>.</w:t>
-      </w:r>
-      <w:r>
-        <w:rPr>
-          <w:lang w:val="en-SI"/>
-        </w:rPr>
-        <w:t xml:space="preserve"> </w:t>
-      </w:r>
-      <w:proofErr w:type="spellStart"/>
-      <w:r>
-        <w:rPr>
-          <w:lang w:val="en-SI"/>
-        </w:rPr>
-        <w:t>Redestribucijsko</w:t>
-      </w:r>
-      <w:proofErr w:type="spellEnd"/>
-      <w:r>
-        <w:rPr>
-          <w:lang w:val="en-SI"/>
-        </w:rPr>
-        <w:t xml:space="preserve"> </w:t>
-      </w:r>
-      <w:proofErr w:type="spellStart"/>
-      <w:r>
-        <w:rPr>
-          <w:lang w:val="en-SI"/>
-        </w:rPr>
-        <w:t>vozlišče</w:t>
-      </w:r>
-      <w:proofErr w:type="spellEnd"/>
-      <w:r>
-        <w:rPr>
-          <w:lang w:val="en-SI"/>
-        </w:rPr>
-        <w:t xml:space="preserve"> </w:t>
-      </w:r>
-      <w:proofErr w:type="spellStart"/>
-      <w:r>
-        <w:rPr>
-          <w:lang w:val="en-SI"/>
-        </w:rPr>
-        <w:t>hkrati</w:t>
-      </w:r>
-      <w:proofErr w:type="spellEnd"/>
-      <w:r>
-        <w:rPr>
-          <w:lang w:val="en-SI"/>
-        </w:rPr>
-        <w:t xml:space="preserve"> </w:t>
-      </w:r>
-      <w:proofErr w:type="spellStart"/>
-      <w:r>
-        <w:rPr>
-          <w:lang w:val="en-SI"/>
-        </w:rPr>
-        <w:t>tudi</w:t>
-      </w:r>
-      <w:proofErr w:type="spellEnd"/>
-      <w:r>
-        <w:rPr>
-          <w:lang w:val="en-SI"/>
-        </w:rPr>
-        <w:t xml:space="preserve"> </w:t>
-      </w:r>
-      <w:proofErr w:type="spellStart"/>
-      <w:r>
-        <w:rPr>
-          <w:lang w:val="en-SI"/>
-        </w:rPr>
-        <w:t>množi</w:t>
-      </w:r>
-      <w:proofErr w:type="spellEnd"/>
-      <w:r>
-        <w:rPr>
-          <w:lang w:val="en-SI"/>
-        </w:rPr>
-        <w:t xml:space="preserve"> </w:t>
-      </w:r>
-      <w:proofErr w:type="spellStart"/>
-      <w:r>
-        <w:rPr>
-          <w:lang w:val="en-SI"/>
-        </w:rPr>
-        <w:t>vrednosti</w:t>
-      </w:r>
-      <w:proofErr w:type="spellEnd"/>
-      <w:r>
-        <w:rPr>
-          <w:lang w:val="en-SI"/>
-        </w:rPr>
-        <w:t xml:space="preserve"> </w:t>
-      </w:r>
-      <w:proofErr w:type="spellStart"/>
-      <w:r>
-        <w:rPr>
-          <w:lang w:val="en-SI"/>
-        </w:rPr>
-        <w:t>terena</w:t>
-      </w:r>
-      <w:proofErr w:type="spellEnd"/>
-      <w:r>
-        <w:rPr>
-          <w:lang w:val="en-SI"/>
-        </w:rPr>
-        <w:t xml:space="preserve"> in s </w:t>
-      </w:r>
-      <w:proofErr w:type="spellStart"/>
-      <w:r>
-        <w:rPr>
-          <w:lang w:val="en-SI"/>
-        </w:rPr>
-        <w:t>tem</w:t>
-      </w:r>
-      <w:proofErr w:type="spellEnd"/>
-      <w:r>
-        <w:rPr>
-          <w:lang w:val="en-SI"/>
-        </w:rPr>
-        <w:t xml:space="preserve"> </w:t>
-      </w:r>
-      <w:proofErr w:type="spellStart"/>
-      <w:r>
-        <w:rPr>
-          <w:lang w:val="en-SI"/>
-        </w:rPr>
-        <w:t>spreminja</w:t>
-      </w:r>
-      <w:proofErr w:type="spellEnd"/>
-      <w:r>
-        <w:rPr>
-          <w:lang w:val="en-SI"/>
-        </w:rPr>
-        <w:t xml:space="preserve"> </w:t>
-      </w:r>
-      <w:proofErr w:type="spellStart"/>
-      <w:r>
-        <w:rPr>
-          <w:lang w:val="en-SI"/>
-        </w:rPr>
-        <w:t>izrazitost</w:t>
-      </w:r>
-      <w:proofErr w:type="spellEnd"/>
-      <w:r>
-        <w:rPr>
-          <w:lang w:val="en-SI"/>
-        </w:rPr>
-        <w:t xml:space="preserve"> </w:t>
-      </w:r>
-      <w:proofErr w:type="spellStart"/>
-      <w:r>
-        <w:rPr>
-          <w:lang w:val="en-SI"/>
-        </w:rPr>
-        <w:t>višin</w:t>
-      </w:r>
-      <w:proofErr w:type="spellEnd"/>
-      <w:r>
-        <w:rPr>
-          <w:lang w:val="en-SI"/>
-        </w:rPr>
-        <w:t>.</w:t>
-      </w:r>
-    </w:p>
-    <w:p>
-      <w:pPr>
-        <w:pStyle w:val="Heading2"/>
-        <w:rPr>
-          <w:lang w:val="en-SI"/>
-        </w:rPr>
-      </w:pPr>
-      <w:r>
-        <w:rPr>
-          <w:lang w:val="en-SI"/>
-        </w:rPr>
+      </w:pPr>
+      <w:r>
         <w:br w:type="page"/>
       </w:r>
-      <w:bookmarkStart w:id="33" w:name="_Toc227007763"/>
-      <w:r>
-        <w:rPr>
-          <w:lang w:val="en-SI"/>
-        </w:rPr>
+      <w:bookmarkStart w:id="64" w:name="_Toc227080030"/>
+      <w:r>
         <w:lastRenderedPageBreak/>
         <w:t xml:space="preserve">8. 3. </w:t>
       </w:r>
-      <w:proofErr w:type="spellStart"/>
-      <w:r>
-        <w:rPr>
-          <w:lang w:val="en-SI"/>
-        </w:rPr>
-        <w:t>Distorcija</w:t>
-      </w:r>
-      <w:bookmarkEnd w:id="33"/>
-      <w:proofErr w:type="spellEnd"/>
-    </w:p>
-    <w:p>
-      <w:pPr>
-        <w:rPr>
-          <w:lang w:val="en-SI"/>
-        </w:rPr>
-      </w:pPr>
-    </w:p>
-    <w:p>
-      <w:pPr>
-        <w:rPr>
-          <w:lang w:val="en-SI"/>
-        </w:rPr>
-      </w:pPr>
-      <w:proofErr w:type="spellStart"/>
-      <w:r>
-        <w:rPr>
-          <w:lang w:val="en-SI"/>
-        </w:rPr>
-        <w:t>Zaradi</w:t>
-      </w:r>
-      <w:proofErr w:type="spellEnd"/>
-      <w:r>
-        <w:rPr>
-          <w:lang w:val="en-SI"/>
-        </w:rPr>
-        <w:t xml:space="preserve"> </w:t>
-      </w:r>
-      <w:proofErr w:type="spellStart"/>
-      <w:r>
-        <w:rPr>
-          <w:lang w:val="en-SI"/>
-        </w:rPr>
-        <w:t>načina</w:t>
-      </w:r>
-      <w:proofErr w:type="spellEnd"/>
-      <w:r>
-        <w:rPr>
-          <w:lang w:val="en-SI"/>
-        </w:rPr>
-        <w:t xml:space="preserve"> </w:t>
-      </w:r>
-      <w:proofErr w:type="spellStart"/>
-      <w:r>
-        <w:rPr>
-          <w:lang w:val="en-SI"/>
-        </w:rPr>
-        <w:t>nastanka</w:t>
-      </w:r>
-      <w:proofErr w:type="spellEnd"/>
-      <w:r>
-        <w:rPr>
-          <w:lang w:val="en-SI"/>
-        </w:rPr>
-        <w:t xml:space="preserve"> </w:t>
-      </w:r>
-      <w:proofErr w:type="spellStart"/>
-      <w:r>
-        <w:rPr>
-          <w:lang w:val="en-SI"/>
-        </w:rPr>
-        <w:t>resničnega</w:t>
-      </w:r>
-      <w:proofErr w:type="spellEnd"/>
-      <w:r>
-        <w:rPr>
-          <w:lang w:val="en-SI"/>
-        </w:rPr>
-        <w:t xml:space="preserve"> </w:t>
-      </w:r>
-      <w:proofErr w:type="spellStart"/>
-      <w:r>
-        <w:rPr>
-          <w:lang w:val="en-SI"/>
-        </w:rPr>
-        <w:t>terena</w:t>
-      </w:r>
-      <w:proofErr w:type="spellEnd"/>
-      <w:r>
-        <w:rPr>
-          <w:lang w:val="en-SI"/>
-        </w:rPr>
-        <w:t xml:space="preserve"> </w:t>
-      </w:r>
-      <w:proofErr w:type="spellStart"/>
-      <w:r>
-        <w:rPr>
-          <w:lang w:val="en-SI"/>
-        </w:rPr>
-        <w:t>ima</w:t>
-      </w:r>
-      <w:proofErr w:type="spellEnd"/>
-      <w:r>
-        <w:rPr>
-          <w:lang w:val="en-SI"/>
-        </w:rPr>
-        <w:t xml:space="preserve"> ta </w:t>
-      </w:r>
-      <w:proofErr w:type="spellStart"/>
-      <w:r>
-        <w:rPr>
-          <w:lang w:val="en-SI"/>
-        </w:rPr>
-        <w:t>pogosto</w:t>
-      </w:r>
-      <w:proofErr w:type="spellEnd"/>
-      <w:r>
-        <w:rPr>
-          <w:lang w:val="en-SI"/>
-        </w:rPr>
-        <w:t xml:space="preserve"> </w:t>
-      </w:r>
-      <w:proofErr w:type="spellStart"/>
-      <w:r>
-        <w:rPr>
-          <w:lang w:val="en-SI"/>
-        </w:rPr>
-        <w:t>deformiran</w:t>
-      </w:r>
-      <w:proofErr w:type="spellEnd"/>
-      <w:r>
-        <w:rPr>
-          <w:lang w:val="en-SI"/>
-        </w:rPr>
-        <w:t xml:space="preserve"> in </w:t>
-      </w:r>
-      <w:proofErr w:type="spellStart"/>
-      <w:r>
-        <w:rPr>
-          <w:lang w:val="en-SI"/>
-        </w:rPr>
-        <w:t>malo</w:t>
-      </w:r>
-      <w:proofErr w:type="spellEnd"/>
-      <w:r>
-        <w:rPr>
-          <w:lang w:val="en-SI"/>
-        </w:rPr>
-        <w:t xml:space="preserve"> </w:t>
-      </w:r>
-      <w:proofErr w:type="spellStart"/>
-      <w:r>
-        <w:rPr>
-          <w:lang w:val="en-SI"/>
-        </w:rPr>
-        <w:t>zvit</w:t>
-      </w:r>
-      <w:proofErr w:type="spellEnd"/>
-      <w:r>
-        <w:rPr>
-          <w:lang w:val="en-SI"/>
-        </w:rPr>
-        <w:t xml:space="preserve"> </w:t>
-      </w:r>
-      <w:proofErr w:type="spellStart"/>
-      <w:r>
-        <w:rPr>
-          <w:lang w:val="en-SI"/>
-        </w:rPr>
-        <w:t>izgled</w:t>
-      </w:r>
-      <w:proofErr w:type="spellEnd"/>
-      <w:r>
-        <w:rPr>
-          <w:lang w:val="en-SI"/>
-        </w:rPr>
-        <w:t xml:space="preserve">. Za </w:t>
-      </w:r>
-      <w:proofErr w:type="spellStart"/>
-      <w:r>
-        <w:rPr>
-          <w:lang w:val="en-SI"/>
-        </w:rPr>
-        <w:t>doseg</w:t>
-      </w:r>
-      <w:proofErr w:type="spellEnd"/>
-      <w:r>
-        <w:rPr>
-          <w:lang w:val="en-SI"/>
-        </w:rPr>
-        <w:t xml:space="preserve"> </w:t>
-      </w:r>
-      <w:proofErr w:type="spellStart"/>
-      <w:r>
-        <w:rPr>
-          <w:lang w:val="en-SI"/>
-        </w:rPr>
-        <w:t>podobnega</w:t>
-      </w:r>
-      <w:proofErr w:type="spellEnd"/>
-      <w:r>
-        <w:rPr>
-          <w:lang w:val="en-SI"/>
-        </w:rPr>
-        <w:t xml:space="preserve"> </w:t>
-      </w:r>
-      <w:proofErr w:type="spellStart"/>
-      <w:r>
-        <w:rPr>
-          <w:lang w:val="en-SI"/>
-        </w:rPr>
-        <w:t>učinka</w:t>
-      </w:r>
-      <w:proofErr w:type="spellEnd"/>
-      <w:r>
-        <w:rPr>
-          <w:lang w:val="en-SI"/>
-        </w:rPr>
-        <w:t xml:space="preserve"> je </w:t>
-      </w:r>
-      <w:proofErr w:type="spellStart"/>
-      <w:r>
-        <w:rPr>
-          <w:lang w:val="en-SI"/>
-        </w:rPr>
-        <w:t>uporabljena</w:t>
-      </w:r>
-      <w:proofErr w:type="spellEnd"/>
-      <w:r>
-        <w:rPr>
-          <w:lang w:val="en-SI"/>
-        </w:rPr>
-        <w:t xml:space="preserve"> </w:t>
-      </w:r>
-      <w:proofErr w:type="spellStart"/>
-      <w:r>
-        <w:rPr>
-          <w:lang w:val="en-SI"/>
-        </w:rPr>
-        <w:t>distorcija</w:t>
-      </w:r>
-      <w:proofErr w:type="spellEnd"/>
-      <w:r>
-        <w:rPr>
-          <w:lang w:val="en-SI"/>
-        </w:rPr>
-        <w:t xml:space="preserve">. </w:t>
-      </w:r>
-      <w:proofErr w:type="spellStart"/>
-      <w:r>
-        <w:rPr>
-          <w:lang w:val="en-SI"/>
-        </w:rPr>
-        <w:t>Običajno</w:t>
-      </w:r>
-      <w:proofErr w:type="spellEnd"/>
-      <w:r>
-        <w:rPr>
-          <w:lang w:val="en-SI"/>
-        </w:rPr>
-        <w:t xml:space="preserve"> se </w:t>
-      </w:r>
-      <w:proofErr w:type="spellStart"/>
-      <w:r>
-        <w:rPr>
-          <w:lang w:val="en-SI"/>
-        </w:rPr>
-        <w:t>višina</w:t>
-      </w:r>
-      <w:proofErr w:type="spellEnd"/>
-      <w:r>
-        <w:rPr>
-          <w:lang w:val="en-SI"/>
-        </w:rPr>
-        <w:t xml:space="preserve"> </w:t>
-      </w:r>
-      <w:proofErr w:type="spellStart"/>
-      <w:r>
-        <w:rPr>
-          <w:lang w:val="en-SI"/>
-        </w:rPr>
-        <w:t>celice</w:t>
-      </w:r>
-      <w:proofErr w:type="spellEnd"/>
-      <w:r>
-        <w:rPr>
-          <w:lang w:val="en-SI"/>
-        </w:rPr>
-        <w:t xml:space="preserve"> </w:t>
-      </w:r>
-      <w:proofErr w:type="spellStart"/>
-      <w:r>
-        <w:rPr>
-          <w:lang w:val="en-SI"/>
-        </w:rPr>
-        <w:t>pridobi</w:t>
-      </w:r>
-      <w:proofErr w:type="spellEnd"/>
-      <w:r>
-        <w:rPr>
-          <w:lang w:val="en-SI"/>
-        </w:rPr>
-        <w:t xml:space="preserve"> </w:t>
-      </w:r>
-      <w:proofErr w:type="spellStart"/>
-      <w:r>
-        <w:rPr>
-          <w:lang w:val="en-SI"/>
-        </w:rPr>
-        <w:t>na</w:t>
-      </w:r>
-      <w:proofErr w:type="spellEnd"/>
-      <w:r>
-        <w:rPr>
-          <w:lang w:val="en-SI"/>
-        </w:rPr>
-        <w:t xml:space="preserve"> </w:t>
-      </w:r>
-      <w:proofErr w:type="spellStart"/>
-      <w:r>
-        <w:rPr>
-          <w:lang w:val="en-SI"/>
-        </w:rPr>
-        <w:t>naslednji</w:t>
-      </w:r>
-      <w:proofErr w:type="spellEnd"/>
-      <w:r>
-        <w:rPr>
-          <w:lang w:val="en-SI"/>
-        </w:rPr>
-        <w:t xml:space="preserve"> </w:t>
-      </w:r>
-      <w:proofErr w:type="spellStart"/>
-      <w:r>
-        <w:rPr>
-          <w:lang w:val="en-SI"/>
-        </w:rPr>
-        <w:t>način</w:t>
-      </w:r>
-      <w:proofErr w:type="spellEnd"/>
-      <w:r>
-        <w:rPr>
-          <w:lang w:val="en-SI"/>
-        </w:rPr>
-        <w:t xml:space="preserve">, </w:t>
-      </w:r>
-      <w:proofErr w:type="spellStart"/>
-      <w:r>
-        <w:rPr>
-          <w:lang w:val="en-SI"/>
-        </w:rPr>
-        <w:t>kjer</w:t>
-      </w:r>
-      <w:proofErr w:type="spellEnd"/>
-      <w:r>
-        <w:rPr>
-          <w:lang w:val="en-SI"/>
-        </w:rPr>
-        <w:t xml:space="preserve"> je h </w:t>
-      </w:r>
-      <w:proofErr w:type="spellStart"/>
-      <w:r>
-        <w:rPr>
-          <w:lang w:val="en-SI"/>
-        </w:rPr>
-        <w:t>višina</w:t>
-      </w:r>
-      <w:proofErr w:type="spellEnd"/>
-      <w:r>
-        <w:rPr>
-          <w:lang w:val="en-SI"/>
-        </w:rPr>
-        <w:t xml:space="preserve"> in x in y </w:t>
-      </w:r>
-      <w:proofErr w:type="spellStart"/>
-      <w:r>
-        <w:rPr>
-          <w:lang w:val="en-SI"/>
-        </w:rPr>
-        <w:t>sta</w:t>
-      </w:r>
-      <w:proofErr w:type="spellEnd"/>
-      <w:r>
-        <w:rPr>
-          <w:lang w:val="en-SI"/>
-        </w:rPr>
-        <w:t xml:space="preserve"> </w:t>
-      </w:r>
-      <w:proofErr w:type="spellStart"/>
-      <w:r>
-        <w:rPr>
-          <w:lang w:val="en-SI"/>
-        </w:rPr>
-        <w:t>pozicija</w:t>
-      </w:r>
-      <w:proofErr w:type="spellEnd"/>
-      <w:r>
-        <w:rPr>
-          <w:lang w:val="en-SI"/>
-        </w:rPr>
-        <w:t xml:space="preserve"> </w:t>
-      </w:r>
-      <w:proofErr w:type="spellStart"/>
-      <w:r>
-        <w:rPr>
-          <w:lang w:val="en-SI"/>
-        </w:rPr>
+      <w:commentRangeStart w:id="65"/>
+      <w:commentRangeStart w:id="66"/>
+      <w:r>
+        <w:t>Distor</w:t>
+      </w:r>
+      <w:r>
+        <w:t>z</w:t>
+      </w:r>
+      <w:r>
+        <w:t>ija</w:t>
+      </w:r>
+      <w:bookmarkEnd w:id="64"/>
+      <w:commentRangeEnd w:id="65"/>
+      <w:r>
+        <w:rPr>
+          <w:rStyle w:val="CommentReference"/>
+          <w:sz w:val="40"/>
+          <w:szCs w:val="40"/>
+        </w:rPr>
+        <w:commentReference w:id="65"/>
+      </w:r>
+      <w:commentRangeEnd w:id="66"/>
+      <w:r>
+        <w:rPr>
+          <w:rStyle w:val="CommentReference"/>
+          <w:sz w:val="40"/>
+          <w:szCs w:val="40"/>
+        </w:rPr>
+        <w:commentReference w:id="66"/>
+      </w:r>
+    </w:p>
+    <w:p/>
+    <w:p>
+      <w:r>
+        <w:t>Zaradi načina nastanka resničnega terena ima ta pogosto deformiran in malo zvit izgled. Za doseg podobnega učinka je uporabljena distor</w:t>
+      </w:r>
+      <w:r>
+        <w:t>z</w:t>
+      </w:r>
+      <w:r>
+        <w:t xml:space="preserve">ija. </w:t>
+      </w:r>
+      <w:r>
+        <w:t>Običajno se višina celice pridobi na naslednji način</w:t>
+      </w:r>
+      <w:r>
+        <w:t xml:space="preserve">, kjer je h višina in x in y sta pozicija </w:t>
+      </w:r>
+      <w:r>
         <w:t>polja</w:t>
       </w:r>
-      <w:proofErr w:type="spellEnd"/>
-      <w:r>
-        <w:rPr>
-          <w:lang w:val="en-SI"/>
-        </w:rPr>
+      <w:r>
         <w:t>:</w:t>
       </w:r>
     </w:p>
     <w:p>
-      <w:pPr>
-        <w:rPr>
-          <w:lang w:val="en-SI"/>
-        </w:rPr>
-      </w:pPr>
       <m:oMathPara>
         <m:oMath>
           <m:r>
             <w:rPr>
               <w:rFonts w:ascii="Cambria Math" w:hAnsi="Cambria Math"/>
-              <w:lang w:val="en-SI"/>
             </w:rPr>
             <m:t>h=noise(x, y)</m:t>
           </m:r>
@@ -8304,506 +7023,55 @@
       </m:oMathPara>
     </w:p>
     <w:p>
-      <w:pPr>
-        <w:rPr>
-          <w:lang w:val="en-SI"/>
-        </w:rPr>
-      </w:pPr>
-      <w:proofErr w:type="spellStart"/>
-      <w:r>
-        <w:rPr>
-          <w:lang w:val="en-SI"/>
-        </w:rPr>
-        <w:t>Funkcionalnost</w:t>
-      </w:r>
-      <w:proofErr w:type="spellEnd"/>
-      <w:r>
-        <w:rPr>
-          <w:lang w:val="en-SI"/>
-        </w:rPr>
+      <w:r>
+        <w:t>Funkcionalnost vozlišča distor</w:t>
+      </w:r>
+      <w:r>
+        <w:t>z</w:t>
+      </w:r>
+      <w:r>
+        <w:t>ije je</w:t>
+      </w:r>
+      <w:ins w:id="67" w:author="David Zindović" w:date="2026-04-14T11:45:00Z" w16du:dateUtc="2026-04-14T09:45:00Z">
+        <w:r>
+          <w:rPr>
+            <w:lang w:val="hr-HR"/>
+          </w:rPr>
+          <w:t>,</w:t>
+        </w:r>
+      </w:ins>
+      <w:r>
+        <w:t xml:space="preserve"> da generira tabelo, ki vsebuje dvodimenzionalne vektorje, ki predstavljajo odmike. Ustvarita se </w:t>
+      </w:r>
+      <w:r>
+        <w:t>dva</w:t>
+      </w:r>
+      <w:commentRangeStart w:id="68"/>
+      <w:r>
         <w:t xml:space="preserve"> </w:t>
       </w:r>
-      <w:proofErr w:type="spellStart"/>
-      <w:r>
-        <w:rPr>
-          <w:lang w:val="en-SI"/>
-        </w:rPr>
-        <w:t>vozlišča</w:t>
-      </w:r>
-      <w:proofErr w:type="spellEnd"/>
-      <w:r>
-        <w:rPr>
-          <w:lang w:val="en-SI"/>
-        </w:rPr>
-        <w:t xml:space="preserve"> </w:t>
-      </w:r>
-      <w:proofErr w:type="spellStart"/>
-      <w:r>
-        <w:rPr>
-          <w:lang w:val="en-SI"/>
-        </w:rPr>
-        <w:t>distorcije</w:t>
-      </w:r>
-      <w:proofErr w:type="spellEnd"/>
-      <w:r>
-        <w:rPr>
-          <w:lang w:val="en-SI"/>
-        </w:rPr>
-        <w:t xml:space="preserve"> je da </w:t>
-      </w:r>
-      <w:proofErr w:type="spellStart"/>
-      <w:r>
-        <w:rPr>
-          <w:lang w:val="en-SI"/>
-        </w:rPr>
-        <w:t>generira</w:t>
-      </w:r>
-      <w:proofErr w:type="spellEnd"/>
-      <w:r>
-        <w:rPr>
-          <w:lang w:val="en-SI"/>
-        </w:rPr>
-        <w:t xml:space="preserve"> </w:t>
-      </w:r>
-      <w:proofErr w:type="spellStart"/>
-      <w:r>
-        <w:rPr>
-          <w:lang w:val="en-SI"/>
-        </w:rPr>
-        <w:t>tabelo</w:t>
-      </w:r>
-      <w:proofErr w:type="spellEnd"/>
-      <w:r>
-        <w:rPr>
-          <w:lang w:val="en-SI"/>
-        </w:rPr>
-        <w:t xml:space="preserve">, ki </w:t>
-      </w:r>
-      <w:proofErr w:type="spellStart"/>
-      <w:r>
-        <w:rPr>
-          <w:lang w:val="en-SI"/>
-        </w:rPr>
-        <w:t>vsebuje</w:t>
-      </w:r>
-      <w:proofErr w:type="spellEnd"/>
-      <w:r>
-        <w:rPr>
-          <w:lang w:val="en-SI"/>
-        </w:rPr>
-        <w:t xml:space="preserve"> </w:t>
-      </w:r>
-      <w:proofErr w:type="spellStart"/>
-      <w:r>
-        <w:rPr>
-          <w:lang w:val="en-SI"/>
-        </w:rPr>
-        <w:t>dvodimenzionalne</w:t>
-      </w:r>
-      <w:proofErr w:type="spellEnd"/>
-      <w:r>
-        <w:rPr>
-          <w:lang w:val="en-SI"/>
-        </w:rPr>
-        <w:t xml:space="preserve"> </w:t>
-      </w:r>
-      <w:proofErr w:type="spellStart"/>
-      <w:r>
-        <w:rPr>
-          <w:lang w:val="en-SI"/>
-        </w:rPr>
-        <w:t>vektorje</w:t>
-      </w:r>
-      <w:proofErr w:type="spellEnd"/>
-      <w:r>
-        <w:rPr>
-          <w:lang w:val="en-SI"/>
-        </w:rPr>
-        <w:t xml:space="preserve">, ki </w:t>
-      </w:r>
-      <w:proofErr w:type="spellStart"/>
-      <w:r>
-        <w:rPr>
-          <w:lang w:val="en-SI"/>
-        </w:rPr>
-        <w:t>predstavljajo</w:t>
-      </w:r>
-      <w:proofErr w:type="spellEnd"/>
-      <w:r>
-        <w:rPr>
-          <w:lang w:val="en-SI"/>
-        </w:rPr>
-        <w:t xml:space="preserve"> </w:t>
-      </w:r>
-      <w:proofErr w:type="spellStart"/>
-      <w:r>
-        <w:rPr>
-          <w:lang w:val="en-SI"/>
-        </w:rPr>
-        <w:t>odmike</w:t>
-      </w:r>
-      <w:proofErr w:type="spellEnd"/>
-      <w:r>
-        <w:rPr>
-          <w:lang w:val="en-SI"/>
-        </w:rPr>
-        <w:t xml:space="preserve">. </w:t>
-      </w:r>
-      <w:proofErr w:type="spellStart"/>
-      <w:r>
-        <w:rPr>
-          <w:lang w:val="en-SI"/>
-        </w:rPr>
-        <w:t>Ustvarita</w:t>
-      </w:r>
-      <w:proofErr w:type="spellEnd"/>
-      <w:r>
-        <w:rPr>
-          <w:lang w:val="en-SI"/>
-        </w:rPr>
-        <w:t xml:space="preserve"> se 2 </w:t>
-      </w:r>
-      <w:proofErr w:type="spellStart"/>
-      <w:r>
-        <w:rPr>
-          <w:lang w:val="en-SI"/>
-        </w:rPr>
-        <w:t>matematična</w:t>
-      </w:r>
-      <w:proofErr w:type="spellEnd"/>
-      <w:r>
-        <w:rPr>
-          <w:lang w:val="en-SI"/>
-        </w:rPr>
-        <w:t xml:space="preserve"> </w:t>
-      </w:r>
-      <w:proofErr w:type="spellStart"/>
-      <w:r>
-        <w:rPr>
-          <w:lang w:val="en-SI"/>
-        </w:rPr>
-        <w:t>šuma</w:t>
-      </w:r>
-      <w:proofErr w:type="spellEnd"/>
-      <w:r>
-        <w:rPr>
-          <w:lang w:val="en-SI"/>
-        </w:rPr>
-        <w:t xml:space="preserve"> in za </w:t>
-      </w:r>
-      <w:proofErr w:type="spellStart"/>
-      <w:r>
-        <w:rPr>
-          <w:lang w:val="en-SI"/>
-        </w:rPr>
-        <w:t>odmike</w:t>
-      </w:r>
-      <w:proofErr w:type="spellEnd"/>
-      <w:r>
-        <w:rPr>
-          <w:lang w:val="en-SI"/>
-        </w:rPr>
-        <w:t xml:space="preserve"> </w:t>
-      </w:r>
-      <w:proofErr w:type="spellStart"/>
-      <w:r>
-        <w:rPr>
-          <w:lang w:val="en-SI"/>
-        </w:rPr>
-        <w:t>na</w:t>
-      </w:r>
-      <w:proofErr w:type="spellEnd"/>
-      <w:r>
-        <w:rPr>
-          <w:lang w:val="en-SI"/>
-        </w:rPr>
-        <w:t xml:space="preserve"> </w:t>
-      </w:r>
-      <w:proofErr w:type="spellStart"/>
-      <w:r>
-        <w:rPr>
-          <w:lang w:val="en-SI"/>
-        </w:rPr>
-        <w:t>prvi</w:t>
-      </w:r>
-      <w:proofErr w:type="spellEnd"/>
-      <w:r>
-        <w:rPr>
-          <w:lang w:val="en-SI"/>
-        </w:rPr>
-        <w:t xml:space="preserve"> </w:t>
-      </w:r>
-      <w:proofErr w:type="spellStart"/>
-      <w:r>
-        <w:rPr>
-          <w:lang w:val="en-SI"/>
-        </w:rPr>
-        <w:t>vodoravni</w:t>
-      </w:r>
-      <w:proofErr w:type="spellEnd"/>
-      <w:r>
-        <w:rPr>
-          <w:lang w:val="en-SI"/>
-        </w:rPr>
-        <w:t xml:space="preserve"> </w:t>
-      </w:r>
-      <w:proofErr w:type="spellStart"/>
-      <w:r>
-        <w:rPr>
-          <w:lang w:val="en-SI"/>
-        </w:rPr>
-        <w:t>osi</w:t>
-      </w:r>
-      <w:proofErr w:type="spellEnd"/>
-      <w:r>
-        <w:rPr>
-          <w:lang w:val="en-SI"/>
-        </w:rPr>
-        <w:t xml:space="preserve"> se </w:t>
-      </w:r>
-      <w:proofErr w:type="spellStart"/>
-      <w:r>
-        <w:rPr>
-          <w:lang w:val="en-SI"/>
-        </w:rPr>
-        <w:t>vzorči</w:t>
-      </w:r>
-      <w:proofErr w:type="spellEnd"/>
-      <w:r>
-        <w:rPr>
-          <w:lang w:val="en-SI"/>
-        </w:rPr>
-        <w:t xml:space="preserve"> </w:t>
-      </w:r>
-      <w:proofErr w:type="spellStart"/>
-      <w:r>
-        <w:rPr>
-          <w:lang w:val="en-SI"/>
-        </w:rPr>
-        <w:t>en</w:t>
-      </w:r>
-      <w:proofErr w:type="spellEnd"/>
-      <w:r>
-        <w:rPr>
-          <w:lang w:val="en-SI"/>
-        </w:rPr>
-        <w:t xml:space="preserve">, za </w:t>
-      </w:r>
-      <w:proofErr w:type="spellStart"/>
-      <w:r>
-        <w:rPr>
-          <w:lang w:val="en-SI"/>
-        </w:rPr>
-        <w:t>odmike</w:t>
-      </w:r>
-      <w:proofErr w:type="spellEnd"/>
-      <w:r>
-        <w:rPr>
-          <w:lang w:val="en-SI"/>
-        </w:rPr>
-        <w:t xml:space="preserve"> </w:t>
-      </w:r>
-      <w:proofErr w:type="spellStart"/>
-      <w:r>
-        <w:rPr>
-          <w:lang w:val="en-SI"/>
-        </w:rPr>
-        <w:t>na</w:t>
-      </w:r>
-      <w:proofErr w:type="spellEnd"/>
-      <w:r>
-        <w:rPr>
-          <w:lang w:val="en-SI"/>
-        </w:rPr>
-        <w:t xml:space="preserve"> </w:t>
-      </w:r>
-      <w:proofErr w:type="spellStart"/>
-      <w:r>
-        <w:rPr>
-          <w:lang w:val="en-SI"/>
-        </w:rPr>
-        <w:t>drugi</w:t>
-      </w:r>
-      <w:proofErr w:type="spellEnd"/>
-      <w:r>
-        <w:rPr>
-          <w:lang w:val="en-SI"/>
-        </w:rPr>
-        <w:t xml:space="preserve"> </w:t>
-      </w:r>
-      <w:proofErr w:type="spellStart"/>
-      <w:r>
-        <w:rPr>
-          <w:lang w:val="en-SI"/>
-        </w:rPr>
-        <w:t>osi</w:t>
-      </w:r>
-      <w:proofErr w:type="spellEnd"/>
-      <w:r>
-        <w:rPr>
-          <w:lang w:val="en-SI"/>
-        </w:rPr>
-        <w:t xml:space="preserve"> pa drug.</w:t>
-      </w:r>
-      <w:r>
-        <w:rPr>
-          <w:lang w:val="en-SI"/>
-        </w:rPr>
-        <w:t xml:space="preserve"> </w:t>
-      </w:r>
-      <w:proofErr w:type="spellStart"/>
-      <w:r>
-        <w:rPr>
-          <w:lang w:val="en-SI"/>
-        </w:rPr>
-        <w:t>Vozlišče</w:t>
-      </w:r>
-      <w:proofErr w:type="spellEnd"/>
-      <w:r>
-        <w:rPr>
-          <w:lang w:val="en-SI"/>
-        </w:rPr>
-        <w:t xml:space="preserve">, ki </w:t>
-      </w:r>
-      <w:proofErr w:type="spellStart"/>
-      <w:r>
-        <w:rPr>
-          <w:lang w:val="en-SI"/>
-        </w:rPr>
-        <w:t>ustvarja</w:t>
-      </w:r>
-      <w:proofErr w:type="spellEnd"/>
-      <w:r>
-        <w:rPr>
-          <w:lang w:val="en-SI"/>
-        </w:rPr>
-        <w:t xml:space="preserve"> </w:t>
-      </w:r>
-      <w:proofErr w:type="spellStart"/>
-      <w:r>
-        <w:rPr>
-          <w:lang w:val="en-SI"/>
-        </w:rPr>
-        <w:t>osnovno</w:t>
-      </w:r>
-      <w:proofErr w:type="spellEnd"/>
-      <w:r>
-        <w:rPr>
-          <w:lang w:val="en-SI"/>
-        </w:rPr>
-        <w:t xml:space="preserve"> </w:t>
-      </w:r>
-      <w:proofErr w:type="spellStart"/>
-      <w:r>
-        <w:rPr>
-          <w:lang w:val="en-SI"/>
-        </w:rPr>
-        <w:t>elevacijo</w:t>
-      </w:r>
-      <w:proofErr w:type="spellEnd"/>
-      <w:r>
-        <w:rPr>
-          <w:lang w:val="en-SI"/>
-        </w:rPr>
-        <w:t xml:space="preserve"> </w:t>
-      </w:r>
-      <w:proofErr w:type="spellStart"/>
-      <w:r>
-        <w:rPr>
-          <w:lang w:val="en-SI"/>
-        </w:rPr>
-        <w:t>prejme</w:t>
-      </w:r>
-      <w:proofErr w:type="spellEnd"/>
-      <w:r>
-        <w:rPr>
-          <w:lang w:val="en-SI"/>
-        </w:rPr>
-        <w:t xml:space="preserve"> </w:t>
-      </w:r>
-      <w:proofErr w:type="spellStart"/>
-      <w:r>
-        <w:rPr>
-          <w:lang w:val="en-SI"/>
-        </w:rPr>
-        <w:t>tabelo</w:t>
-      </w:r>
-      <w:proofErr w:type="spellEnd"/>
-      <w:r>
-        <w:rPr>
-          <w:lang w:val="en-SI"/>
-        </w:rPr>
-        <w:t xml:space="preserve"> </w:t>
-      </w:r>
-      <w:proofErr w:type="spellStart"/>
-      <w:r>
-        <w:rPr>
-          <w:lang w:val="en-SI"/>
-        </w:rPr>
-        <w:t>odmikov</w:t>
-      </w:r>
-      <w:proofErr w:type="spellEnd"/>
-      <w:r>
-        <w:rPr>
-          <w:lang w:val="en-SI"/>
-        </w:rPr>
-        <w:t xml:space="preserve"> in </w:t>
-      </w:r>
-      <w:proofErr w:type="spellStart"/>
-      <w:r>
-        <w:rPr>
-          <w:lang w:val="en-SI"/>
-        </w:rPr>
-        <w:t>višino</w:t>
-      </w:r>
-      <w:proofErr w:type="spellEnd"/>
-      <w:r>
-        <w:rPr>
-          <w:lang w:val="en-SI"/>
-        </w:rPr>
-        <w:t xml:space="preserve"> </w:t>
-      </w:r>
-      <w:proofErr w:type="spellStart"/>
-      <w:r>
-        <w:rPr>
-          <w:lang w:val="en-SI"/>
-        </w:rPr>
-        <w:t>izračuna</w:t>
-      </w:r>
-      <w:proofErr w:type="spellEnd"/>
-      <w:r>
-        <w:rPr>
-          <w:lang w:val="en-SI"/>
-        </w:rPr>
-        <w:t xml:space="preserve"> po </w:t>
-      </w:r>
-      <w:proofErr w:type="spellStart"/>
-      <w:r>
-        <w:rPr>
-          <w:lang w:val="en-SI"/>
-        </w:rPr>
-        <w:t>enačbi</w:t>
-      </w:r>
-      <w:proofErr w:type="spellEnd"/>
-      <w:r>
-        <w:rPr>
-          <w:lang w:val="en-SI"/>
-        </w:rPr>
-        <w:t>:</w:t>
-      </w:r>
-    </w:p>
-    <w:p>
-      <w:pPr>
-        <w:rPr>
-          <w:lang w:val="en-SI"/>
-        </w:rPr>
-      </w:pPr>
+      <w:commentRangeEnd w:id="68"/>
+      <w:r>
+        <w:rPr>
+          <w:rStyle w:val="CommentReference"/>
+          <w:sz w:val="24"/>
+          <w:szCs w:val="24"/>
+        </w:rPr>
+        <w:commentReference w:id="68"/>
+      </w:r>
+      <w:r>
+        <w:t>matematična šuma in za odmike na prvi vodoravni osi se vzorči en, za odmike na drugi osi pa drug.</w:t>
+      </w:r>
+      <w:r>
+        <w:t xml:space="preserve"> Vozlišče, ki ustvarja osnovno elevacijo prejme tabelo odmikov in višino izračuna po enačbi:</w:t>
+      </w:r>
+    </w:p>
+    <w:p>
       <m:oMathPara>
         <m:oMath>
           <m:r>
             <w:rPr>
               <w:rFonts w:ascii="Cambria Math" w:hAnsi="Cambria Math"/>
-              <w:lang w:val="en-SI"/>
             </w:rPr>
             <m:t>h=noise(x+offsetx, y+offsety)</m:t>
           </m:r>
@@ -8811,80 +7079,19 @@
       </m:oMathPara>
     </w:p>
     <w:p>
-      <w:pPr>
-        <w:rPr>
-          <w:lang w:val="en-SI"/>
-        </w:rPr>
-      </w:pPr>
-      <w:proofErr w:type="spellStart"/>
-      <w:r>
-        <w:rPr>
-          <w:lang w:val="en-SI"/>
-        </w:rPr>
-        <w:t>Enačbo</w:t>
-      </w:r>
-      <w:proofErr w:type="spellEnd"/>
-      <w:r>
-        <w:rPr>
-          <w:lang w:val="en-SI"/>
-        </w:rPr>
-        <w:t xml:space="preserve"> bi se dalo </w:t>
-      </w:r>
-      <w:proofErr w:type="spellStart"/>
-      <w:r>
-        <w:rPr>
-          <w:lang w:val="en-SI"/>
-        </w:rPr>
-        <w:t>napisati</w:t>
-      </w:r>
-      <w:proofErr w:type="spellEnd"/>
-      <w:r>
-        <w:rPr>
-          <w:lang w:val="en-SI"/>
-        </w:rPr>
-        <w:t xml:space="preserve"> </w:t>
-      </w:r>
-      <w:proofErr w:type="spellStart"/>
-      <w:r>
-        <w:rPr>
-          <w:lang w:val="en-SI"/>
-        </w:rPr>
-        <w:t>tudi</w:t>
-      </w:r>
-      <w:proofErr w:type="spellEnd"/>
-      <w:r>
-        <w:rPr>
-          <w:lang w:val="en-SI"/>
-        </w:rPr>
-        <w:t xml:space="preserve"> </w:t>
-      </w:r>
-      <w:proofErr w:type="spellStart"/>
-      <w:r>
-        <w:rPr>
-          <w:lang w:val="en-SI"/>
-        </w:rPr>
-        <w:t>kot</w:t>
-      </w:r>
-      <w:proofErr w:type="spellEnd"/>
-      <w:r>
-        <w:rPr>
-          <w:lang w:val="en-SI"/>
-        </w:rPr>
+      <w:r>
+        <w:t>Enačbo bi se dalo napisati tudi kot</w:t>
+      </w:r>
+      <w:r>
         <w:t>:</w:t>
       </w:r>
     </w:p>
     <w:p>
-      <w:pPr>
-        <w:rPr>
-          <w:lang w:val="en-SI"/>
-        </w:rPr>
-      </w:pPr>
       <m:oMathPara>
         <m:oMath>
           <m:r>
             <w:rPr>
               <w:rFonts w:ascii="Cambria Math" w:hAnsi="Cambria Math"/>
-              <w:lang w:val="en-SI"/>
             </w:rPr>
             <m:t xml:space="preserve">h=noise(x+ </m:t>
           </m:r>
@@ -8894,7 +7101,6 @@
                 <w:rPr>
                   <w:rFonts w:ascii="Cambria Math" w:hAnsi="Cambria Math"/>
                   <w:i/>
-                  <w:lang w:val="en-SI"/>
                 </w:rPr>
               </m:ctrlPr>
             </m:sSubPr>
@@ -8902,7 +7108,6 @@
               <m:r>
                 <w:rPr>
                   <w:rFonts w:ascii="Cambria Math" w:hAnsi="Cambria Math"/>
-                  <w:lang w:val="en-SI"/>
                 </w:rPr>
                 <m:t>noise</m:t>
               </m:r>
@@ -8911,7 +7116,6 @@
               <m:r>
                 <w:rPr>
                   <w:rFonts w:ascii="Cambria Math" w:hAnsi="Cambria Math"/>
-                  <w:lang w:val="en-SI"/>
                 </w:rPr>
                 <m:t>1</m:t>
               </m:r>
@@ -8923,7 +7127,6 @@
                 <w:rPr>
                   <w:rFonts w:ascii="Cambria Math" w:hAnsi="Cambria Math"/>
                   <w:i/>
-                  <w:lang w:val="en-SI"/>
                 </w:rPr>
               </m:ctrlPr>
             </m:dPr>
@@ -8934,7 +7137,6 @@
                     <w:rPr>
                       <w:rFonts w:ascii="Cambria Math" w:hAnsi="Cambria Math"/>
                       <w:i/>
-                      <w:lang w:val="en-SI"/>
                     </w:rPr>
                   </m:ctrlPr>
                 </m:sSubPr>
@@ -8942,7 +7144,6 @@
                   <m:r>
                     <w:rPr>
                       <w:rFonts w:ascii="Cambria Math" w:hAnsi="Cambria Math"/>
-                      <w:lang w:val="en-SI"/>
                     </w:rPr>
                     <m:t>x</m:t>
                   </m:r>
@@ -8951,7 +7152,6 @@
                   <m:r>
                     <w:rPr>
                       <w:rFonts w:ascii="Cambria Math" w:hAnsi="Cambria Math"/>
-                      <w:lang w:val="en-SI"/>
                     </w:rPr>
                     <m:t>1</m:t>
                   </m:r>
@@ -8960,7 +7160,6 @@
               <m:r>
                 <w:rPr>
                   <w:rFonts w:ascii="Cambria Math" w:hAnsi="Cambria Math"/>
-                  <w:lang w:val="en-SI"/>
                 </w:rPr>
                 <m:t xml:space="preserve">, </m:t>
               </m:r>
@@ -8970,7 +7169,6 @@
                     <w:rPr>
                       <w:rFonts w:ascii="Cambria Math" w:hAnsi="Cambria Math"/>
                       <w:i/>
-                      <w:lang w:val="en-SI"/>
                     </w:rPr>
                   </m:ctrlPr>
                 </m:sSubPr>
@@ -8978,7 +7176,6 @@
                   <m:r>
                     <w:rPr>
                       <w:rFonts w:ascii="Cambria Math" w:hAnsi="Cambria Math"/>
-                      <w:lang w:val="en-SI"/>
                     </w:rPr>
                     <m:t>y</m:t>
                   </m:r>
@@ -8987,7 +7184,6 @@
                   <m:r>
                     <w:rPr>
                       <w:rFonts w:ascii="Cambria Math" w:hAnsi="Cambria Math"/>
-                      <w:lang w:val="en-SI"/>
                     </w:rPr>
                     <m:t>1</m:t>
                   </m:r>
@@ -8998,7 +7194,6 @@
           <m:r>
             <w:rPr>
               <w:rFonts w:ascii="Cambria Math" w:hAnsi="Cambria Math"/>
-              <w:lang w:val="en-SI"/>
             </w:rPr>
             <m:t>, y+</m:t>
           </m:r>
@@ -9008,7 +7203,6 @@
                 <w:rPr>
                   <w:rFonts w:ascii="Cambria Math" w:hAnsi="Cambria Math"/>
                   <w:i/>
-                  <w:lang w:val="en-SI"/>
                 </w:rPr>
               </m:ctrlPr>
             </m:sSubPr>
@@ -9016,7 +7210,6 @@
               <m:r>
                 <w:rPr>
                   <w:rFonts w:ascii="Cambria Math" w:hAnsi="Cambria Math"/>
-                  <w:lang w:val="en-SI"/>
                 </w:rPr>
                 <m:t>noise</m:t>
               </m:r>
@@ -9025,7 +7218,6 @@
               <m:r>
                 <w:rPr>
                   <w:rFonts w:ascii="Cambria Math" w:hAnsi="Cambria Math"/>
-                  <w:lang w:val="en-SI"/>
                 </w:rPr>
                 <m:t>2</m:t>
               </m:r>
@@ -9034,7 +7226,6 @@
           <m:r>
             <w:rPr>
               <w:rFonts w:ascii="Cambria Math" w:hAnsi="Cambria Math"/>
-              <w:lang w:val="en-SI"/>
             </w:rPr>
             <m:t>(</m:t>
           </m:r>
@@ -9044,7 +7235,6 @@
                 <w:rPr>
                   <w:rFonts w:ascii="Cambria Math" w:hAnsi="Cambria Math"/>
                   <w:i/>
-                  <w:lang w:val="en-SI"/>
                 </w:rPr>
               </m:ctrlPr>
             </m:sSubPr>
@@ -9052,7 +7242,6 @@
               <m:r>
                 <w:rPr>
                   <w:rFonts w:ascii="Cambria Math" w:hAnsi="Cambria Math"/>
-                  <w:lang w:val="en-SI"/>
                 </w:rPr>
                 <m:t>x</m:t>
               </m:r>
@@ -9061,7 +7250,6 @@
               <m:r>
                 <w:rPr>
                   <w:rFonts w:ascii="Cambria Math" w:hAnsi="Cambria Math"/>
-                  <w:lang w:val="en-SI"/>
                 </w:rPr>
                 <m:t>2</m:t>
               </m:r>
@@ -9070,7 +7258,6 @@
           <m:r>
             <w:rPr>
               <w:rFonts w:ascii="Cambria Math" w:hAnsi="Cambria Math"/>
-              <w:lang w:val="en-SI"/>
             </w:rPr>
             <m:t>,</m:t>
           </m:r>
@@ -9080,7 +7267,6 @@
                 <w:rPr>
                   <w:rFonts w:ascii="Cambria Math" w:hAnsi="Cambria Math"/>
                   <w:i/>
-                  <w:lang w:val="en-SI"/>
                 </w:rPr>
               </m:ctrlPr>
             </m:sSubPr>
@@ -9088,7 +7274,6 @@
               <m:r>
                 <w:rPr>
                   <w:rFonts w:ascii="Cambria Math" w:hAnsi="Cambria Math"/>
-                  <w:lang w:val="en-SI"/>
                 </w:rPr>
                 <m:t>y</m:t>
               </m:r>
@@ -9097,7 +7282,6 @@
               <m:r>
                 <w:rPr>
                   <w:rFonts w:ascii="Cambria Math" w:hAnsi="Cambria Math"/>
-                  <w:lang w:val="en-SI"/>
                 </w:rPr>
                 <m:t>2</m:t>
               </m:r>
@@ -9106,7 +7290,6 @@
           <m:r>
             <w:rPr>
               <w:rFonts w:ascii="Cambria Math" w:hAnsi="Cambria Math"/>
-              <w:lang w:val="en-SI"/>
             </w:rPr>
             <m:t>))</m:t>
           </m:r>
@@ -9114,274 +7297,53 @@
       </m:oMathPara>
     </w:p>
     <w:p>
-      <w:pPr>
-        <w:rPr>
-          <w:lang w:val="en-SI"/>
-        </w:rPr>
-      </w:pPr>
-      <w:r>
-        <w:rPr>
-          <w:lang w:val="en-SI"/>
-        </w:rPr>
+      <w:r>
         <w:t xml:space="preserve">Tako se </w:t>
       </w:r>
-      <w:proofErr w:type="spellStart"/>
-      <w:r>
-        <w:rPr>
-          <w:lang w:val="en-SI"/>
-        </w:rPr>
+      <w:r>
         <w:t>uporablj</w:t>
       </w:r>
       <w:r>
-        <w:rPr>
-          <w:lang w:val="en-SI"/>
-        </w:rPr>
-        <w:t>ata</w:t>
-      </w:r>
-      <w:proofErr w:type="spellEnd"/>
-      <w:r>
-        <w:rPr>
-          <w:lang w:val="en-SI"/>
-        </w:rPr>
-        <w:t xml:space="preserve"> </w:t>
-      </w:r>
-      <w:proofErr w:type="spellStart"/>
-      <w:r>
-        <w:rPr>
-          <w:lang w:val="en-SI"/>
-        </w:rPr>
-        <w:t>dva</w:t>
-      </w:r>
-      <w:proofErr w:type="spellEnd"/>
-      <w:r>
-        <w:rPr>
-          <w:lang w:val="en-SI"/>
-        </w:rPr>
-        <w:t xml:space="preserve"> </w:t>
-      </w:r>
-      <w:proofErr w:type="spellStart"/>
-      <w:r>
-        <w:rPr>
-          <w:lang w:val="en-SI"/>
-        </w:rPr>
+        <w:t xml:space="preserve">ata </w:t>
+      </w:r>
+      <w:r>
+        <w:t xml:space="preserve">dva </w:t>
+      </w:r>
+      <w:r>
         <w:t>eno</w:t>
       </w:r>
       <w:r>
-        <w:rPr>
-          <w:lang w:val="en-SI"/>
-        </w:rPr>
-        <w:t>dimenzionalna</w:t>
-      </w:r>
-      <w:proofErr w:type="spellEnd"/>
-      <w:r>
-        <w:rPr>
-          <w:lang w:val="en-SI"/>
-        </w:rPr>
-        <w:t xml:space="preserve"> </w:t>
-      </w:r>
-      <w:proofErr w:type="spellStart"/>
-      <w:r>
-        <w:rPr>
-          <w:lang w:val="en-SI"/>
-        </w:rPr>
-        <w:t>matematična</w:t>
-      </w:r>
-      <w:proofErr w:type="spellEnd"/>
-      <w:r>
-        <w:rPr>
-          <w:lang w:val="en-SI"/>
-        </w:rPr>
-        <w:t xml:space="preserve"> </w:t>
-      </w:r>
-      <w:proofErr w:type="spellStart"/>
-      <w:r>
-        <w:rPr>
-          <w:lang w:val="en-SI"/>
-        </w:rPr>
-        <w:t>šuma</w:t>
-      </w:r>
-      <w:proofErr w:type="spellEnd"/>
-      <w:r>
-        <w:rPr>
-          <w:lang w:val="en-SI"/>
-        </w:rPr>
-        <w:t xml:space="preserve"> </w:t>
-      </w:r>
-      <w:r>
-        <w:rPr>
-          <w:lang w:val="en-SI"/>
-        </w:rPr>
-        <w:t xml:space="preserve">za </w:t>
-      </w:r>
-      <w:proofErr w:type="spellStart"/>
-      <w:r>
-        <w:rPr>
-          <w:lang w:val="en-SI"/>
-        </w:rPr>
-        <w:t>emulacijo</w:t>
-      </w:r>
-      <w:proofErr w:type="spellEnd"/>
-      <w:r>
-        <w:rPr>
-          <w:lang w:val="en-SI"/>
-        </w:rPr>
-        <w:t xml:space="preserve"> </w:t>
-      </w:r>
-      <w:proofErr w:type="spellStart"/>
-      <w:r>
-        <w:rPr>
-          <w:lang w:val="en-SI"/>
-        </w:rPr>
-        <w:t>dvo</w:t>
-      </w:r>
-      <w:r>
-        <w:rPr>
-          <w:lang w:val="en-SI"/>
-        </w:rPr>
-        <w:t>dimenzionalnega</w:t>
-      </w:r>
-      <w:proofErr w:type="spellEnd"/>
-      <w:r>
-        <w:rPr>
-          <w:lang w:val="en-SI"/>
-        </w:rPr>
-        <w:t>, k</w:t>
-      </w:r>
-      <w:r>
-        <w:rPr>
-          <w:lang w:val="en-SI"/>
-        </w:rPr>
-        <w:t xml:space="preserve">i bi ga </w:t>
-      </w:r>
-      <w:proofErr w:type="spellStart"/>
-      <w:r>
-        <w:rPr>
-          <w:lang w:val="en-SI"/>
-        </w:rPr>
-        <w:t>drugače</w:t>
-      </w:r>
-      <w:proofErr w:type="spellEnd"/>
-      <w:r>
-        <w:rPr>
-          <w:lang w:val="en-SI"/>
-        </w:rPr>
-        <w:t xml:space="preserve"> </w:t>
-      </w:r>
-      <w:proofErr w:type="spellStart"/>
-      <w:r>
-        <w:rPr>
-          <w:lang w:val="en-SI"/>
-        </w:rPr>
-        <w:t>potrebovali</w:t>
-      </w:r>
-      <w:proofErr w:type="spellEnd"/>
-      <w:r>
-        <w:rPr>
-          <w:lang w:val="en-SI"/>
-        </w:rPr>
-        <w:t xml:space="preserve"> </w:t>
-      </w:r>
-      <w:r>
-        <w:rPr>
-          <w:lang w:val="en-SI"/>
-        </w:rPr>
+        <w:t xml:space="preserve">dimenzionalna </w:t>
+      </w:r>
+      <w:r>
+        <w:t xml:space="preserve">matematična šuma </w:t>
+      </w:r>
+      <w:r>
+        <w:t>za emulacijo</w:t>
+      </w:r>
+      <w:r>
+        <w:t xml:space="preserve"> dvo</w:t>
+      </w:r>
+      <w:r>
+        <w:t>dimenzionalnega, k</w:t>
+      </w:r>
+      <w:r>
+        <w:t xml:space="preserve">i bi ga drugače potrebovali </w:t>
+      </w:r>
+      <w:r>
         <w:t>za</w:t>
       </w:r>
       <w:r>
-        <w:rPr>
-          <w:lang w:val="en-SI"/>
-        </w:rPr>
-        <w:t xml:space="preserve"> </w:t>
-      </w:r>
-      <w:proofErr w:type="spellStart"/>
-      <w:r>
-        <w:rPr>
-          <w:lang w:val="en-SI"/>
-        </w:rPr>
-        <w:t>ustvariti</w:t>
-      </w:r>
-      <w:proofErr w:type="spellEnd"/>
-      <w:r>
-        <w:rPr>
-          <w:lang w:val="en-SI"/>
-        </w:rPr>
-        <w:t xml:space="preserve"> </w:t>
-      </w:r>
-      <w:proofErr w:type="spellStart"/>
-      <w:r>
-        <w:rPr>
-          <w:lang w:val="en-SI"/>
-        </w:rPr>
-        <w:t>odmik</w:t>
-      </w:r>
-      <w:proofErr w:type="spellEnd"/>
-      <w:r>
-        <w:rPr>
-          <w:lang w:val="en-SI"/>
-        </w:rPr>
-        <w:t xml:space="preserve"> za</w:t>
-      </w:r>
-      <w:r>
-        <w:rPr>
-          <w:lang w:val="en-SI"/>
-        </w:rPr>
-        <w:t xml:space="preserve"> </w:t>
-      </w:r>
-      <w:proofErr w:type="spellStart"/>
-      <w:r>
-        <w:rPr>
-          <w:lang w:val="en-SI"/>
-        </w:rPr>
-        <w:t>premik</w:t>
-      </w:r>
-      <w:proofErr w:type="spellEnd"/>
-      <w:r>
-        <w:rPr>
-          <w:lang w:val="en-SI"/>
-        </w:rPr>
-        <w:t xml:space="preserve"> </w:t>
-      </w:r>
-      <w:proofErr w:type="spellStart"/>
-      <w:r>
-        <w:rPr>
-          <w:lang w:val="en-SI"/>
-        </w:rPr>
-        <w:t>točke</w:t>
-      </w:r>
-      <w:proofErr w:type="spellEnd"/>
-      <w:r>
-        <w:rPr>
-          <w:lang w:val="en-SI"/>
-        </w:rPr>
-        <w:t xml:space="preserve"> v </w:t>
-      </w:r>
-      <w:proofErr w:type="spellStart"/>
-      <w:r>
-        <w:rPr>
-          <w:lang w:val="en-SI"/>
-        </w:rPr>
+        <w:t xml:space="preserve"> ustvariti odmik za</w:t>
+      </w:r>
+      <w:r>
+        <w:t xml:space="preserve"> premik točke v </w:t>
+      </w:r>
+      <w:r>
         <w:t>dveh</w:t>
       </w:r>
-      <w:proofErr w:type="spellEnd"/>
-      <w:r>
-        <w:rPr>
-          <w:lang w:val="en-SI"/>
-        </w:rPr>
-        <w:t xml:space="preserve"> </w:t>
-      </w:r>
-      <w:proofErr w:type="spellStart"/>
-      <w:r>
-        <w:rPr>
-          <w:lang w:val="en-SI"/>
-        </w:rPr>
-        <w:t>dimenzijah</w:t>
-      </w:r>
-      <w:proofErr w:type="spellEnd"/>
-      <w:r>
-        <w:rPr>
-          <w:lang w:val="en-SI"/>
-        </w:rPr>
-        <w:t>.</w:t>
+      <w:r>
+        <w:t xml:space="preserve"> dimenzijah.</w:t>
       </w:r>
     </w:p>
     <w:p>
@@ -9390,7 +7352,7 @@
       </w:pPr>
       <w:r>
         <w:rPr>
-          <w:lang w:val="en-SI"/>
+          <w:noProof/>
         </w:rPr>
         <w:drawing>
           <wp:inline distT="0" distB="0" distL="0" distR="0" wp14:anchorId="1DA53FD3" wp14:editId="4F6FD3BD">
@@ -9408,7 +7370,7 @@
                     <pic:cNvPicPr/>
                   </pic:nvPicPr>
                   <pic:blipFill>
-                    <a:blip r:embed="rId39"/>
+                    <a:blip r:embed="rId43"/>
                     <a:stretch>
                       <a:fillRect/>
                     </a:stretch>
@@ -9432,9 +7394,6 @@
     <w:p>
       <w:pPr>
         <w:pStyle w:val="Caption"/>
-        <w:rPr>
-          <w:lang w:val="en-SI"/>
-        </w:rPr>
       </w:pPr>
       <w:r>
         <w:t xml:space="preserve">Slika </w:t>
@@ -9452,673 +7411,157 @@
         <w:rPr>
           <w:noProof/>
         </w:rPr>
-        <w:t>30</w:t>
+        <w:t>31</w:t>
       </w:r>
       <w:r>
         <w:fldChar w:fldCharType="end"/>
       </w:r>
       <w:r>
-        <w:t xml:space="preserve"> Vozlišči za distorcijo in šum</w:t>
+        <w:t xml:space="preserve"> Vozlišči za distor</w:t>
+      </w:r>
+      <w:r>
+        <w:t>z</w:t>
+      </w:r>
+      <w:r>
+        <w:t>ijo in šum</w:t>
       </w:r>
     </w:p>
     <w:p>
       <w:pPr>
         <w:jc w:val="left"/>
-        <w:rPr>
-          <w:lang w:val="en-SI"/>
-        </w:rPr>
-      </w:pPr>
-      <w:r>
-        <w:rPr>
-          <w:lang w:val="en-SI"/>
-        </w:rPr>
+      </w:pPr>
+      <w:r>
         <w:br w:type="page"/>
       </w:r>
     </w:p>
     <w:p>
       <w:pPr>
         <w:pStyle w:val="Heading2"/>
-        <w:rPr>
-          <w:lang w:val="en-SI"/>
-        </w:rPr>
-      </w:pPr>
-      <w:bookmarkStart w:id="34" w:name="_Toc227007764"/>
-      <w:r>
-        <w:rPr>
-          <w:lang w:val="en-SI"/>
-        </w:rPr>
+      </w:pPr>
+      <w:bookmarkStart w:id="69" w:name="_Toc227080031"/>
+      <w:r>
         <w:lastRenderedPageBreak/>
         <w:t>8. 4. Terase</w:t>
       </w:r>
-      <w:bookmarkEnd w:id="34"/>
-    </w:p>
-    <w:p>
-      <w:pPr>
-        <w:rPr>
-          <w:lang w:val="en-SI"/>
-        </w:rPr>
-      </w:pPr>
-    </w:p>
+      <w:bookmarkEnd w:id="69"/>
+    </w:p>
+    <w:p/>
     <w:p>
       <w:pPr>
         <w:pStyle w:val="Heading2"/>
-        <w:rPr>
-          <w:lang w:val="en-SI"/>
-        </w:rPr>
-      </w:pPr>
-      <w:bookmarkStart w:id="35" w:name="_Toc227007765"/>
-      <w:r>
-        <w:rPr>
-          <w:lang w:val="en-SI"/>
-        </w:rPr>
-        <w:t xml:space="preserve">8. 5. </w:t>
-      </w:r>
-      <w:proofErr w:type="spellStart"/>
-      <w:r>
-        <w:rPr>
-          <w:lang w:val="en-SI"/>
-        </w:rPr>
-        <w:t>Simulacija</w:t>
-      </w:r>
-      <w:proofErr w:type="spellEnd"/>
-      <w:r>
-        <w:rPr>
-          <w:lang w:val="en-SI"/>
-        </w:rPr>
-        <w:t xml:space="preserve"> </w:t>
-      </w:r>
-      <w:proofErr w:type="spellStart"/>
-      <w:r>
-        <w:rPr>
-          <w:lang w:val="en-SI"/>
-        </w:rPr>
-        <w:t>erozije</w:t>
-      </w:r>
-      <w:bookmarkEnd w:id="35"/>
-      <w:proofErr w:type="spellEnd"/>
-    </w:p>
-    <w:p>
-      <w:pPr>
-        <w:rPr>
-          <w:lang w:val="en-SI"/>
-        </w:rPr>
-      </w:pPr>
-    </w:p>
+      </w:pPr>
+      <w:bookmarkStart w:id="70" w:name="_Toc227080032"/>
+      <w:r>
+        <w:t>8. 5. Simulacija erozije</w:t>
+      </w:r>
+      <w:bookmarkEnd w:id="70"/>
+    </w:p>
+    <w:p/>
     <w:p>
       <w:pPr>
         <w:pStyle w:val="Heading2"/>
-        <w:rPr>
-          <w:lang w:val="en-SI"/>
-        </w:rPr>
-      </w:pPr>
-      <w:bookmarkStart w:id="36" w:name="_Toc227007766"/>
-      <w:r>
-        <w:rPr>
-          <w:lang w:val="en-SI"/>
-        </w:rPr>
-        <w:t xml:space="preserve">8. 6. </w:t>
-      </w:r>
-      <w:proofErr w:type="spellStart"/>
-      <w:r>
-        <w:rPr>
-          <w:lang w:val="en-SI"/>
-        </w:rPr>
-        <w:t>Ostale</w:t>
-      </w:r>
-      <w:proofErr w:type="spellEnd"/>
-      <w:r>
-        <w:rPr>
-          <w:lang w:val="en-SI"/>
-        </w:rPr>
-        <w:t xml:space="preserve"> </w:t>
-      </w:r>
-      <w:proofErr w:type="spellStart"/>
-      <w:r>
-        <w:rPr>
-          <w:lang w:val="en-SI"/>
-        </w:rPr>
-        <w:t>funkcionalnost</w:t>
-      </w:r>
-      <w:r>
-        <w:rPr>
-          <w:lang w:val="en-SI"/>
-        </w:rPr>
+      </w:pPr>
+      <w:bookmarkStart w:id="71" w:name="_Toc227080033"/>
+      <w:r>
+        <w:t>8. 6. Ostale funkcionalnost</w:t>
+      </w:r>
+      <w:r>
         <w:t>i</w:t>
       </w:r>
-      <w:bookmarkEnd w:id="36"/>
-      <w:proofErr w:type="spellEnd"/>
-    </w:p>
-    <w:p>
-      <w:pPr>
-        <w:rPr>
-          <w:lang w:val="en-SI"/>
-        </w:rPr>
-      </w:pPr>
-    </w:p>
+      <w:bookmarkEnd w:id="71"/>
+    </w:p>
+    <w:p/>
     <w:p>
       <w:pPr>
         <w:pStyle w:val="Heading1"/>
-        <w:rPr>
-          <w:lang w:val="en-SI"/>
-        </w:rPr>
-      </w:pPr>
-      <w:bookmarkStart w:id="37" w:name="_Toc227007767"/>
-      <w:r>
-        <w:rPr>
-          <w:lang w:val="en-SI"/>
-        </w:rPr>
-        <w:t xml:space="preserve">9. </w:t>
-      </w:r>
-      <w:proofErr w:type="spellStart"/>
-      <w:r>
-        <w:rPr>
-          <w:lang w:val="en-SI"/>
-        </w:rPr>
-        <w:t>Izvažanje</w:t>
-      </w:r>
-      <w:bookmarkEnd w:id="37"/>
-      <w:proofErr w:type="spellEnd"/>
-    </w:p>
-    <w:p>
-      <w:pPr>
-        <w:rPr>
-          <w:lang w:val="en-SI"/>
-        </w:rPr>
-      </w:pPr>
-    </w:p>
+      </w:pPr>
+      <w:bookmarkStart w:id="72" w:name="_Toc227080034"/>
+      <w:r>
+        <w:t>9. Izvažanje</w:t>
+      </w:r>
+      <w:bookmarkEnd w:id="72"/>
+    </w:p>
+    <w:p/>
     <w:p>
       <w:pPr>
         <w:pStyle w:val="Heading1"/>
-        <w:rPr>
-          <w:lang w:val="en-SI"/>
-        </w:rPr>
-      </w:pPr>
-      <w:bookmarkStart w:id="38" w:name="_Toc227007768"/>
-      <w:r>
-        <w:rPr>
-          <w:lang w:val="en-SI"/>
-        </w:rPr>
+      </w:pPr>
+      <w:bookmarkStart w:id="73" w:name="_Toc227080035"/>
+      <w:r>
         <w:t xml:space="preserve">10. </w:t>
       </w:r>
-      <w:proofErr w:type="spellStart"/>
-      <w:r>
-        <w:rPr>
-          <w:lang w:val="en-SI"/>
-        </w:rPr>
+      <w:r>
         <w:t>Shranjevanje</w:t>
       </w:r>
-      <w:bookmarkEnd w:id="38"/>
-      <w:proofErr w:type="spellEnd"/>
-    </w:p>
-    <w:p>
-      <w:pPr>
-        <w:rPr>
-          <w:lang w:val="en-SI"/>
-        </w:rPr>
-      </w:pPr>
-    </w:p>
+      <w:bookmarkEnd w:id="73"/>
+    </w:p>
+    <w:p/>
     <w:p>
       <w:pPr>
         <w:pStyle w:val="Heading1"/>
-        <w:rPr>
-          <w:lang w:val="en-SI"/>
-        </w:rPr>
-      </w:pPr>
-      <w:bookmarkStart w:id="39" w:name="_Toc227007769"/>
-      <w:r>
-        <w:rPr>
-          <w:lang w:val="en-SI"/>
-        </w:rPr>
-        <w:t xml:space="preserve">11. Viri in </w:t>
-      </w:r>
-      <w:proofErr w:type="spellStart"/>
-      <w:r>
-        <w:rPr>
-          <w:lang w:val="en-SI"/>
-        </w:rPr>
-        <w:t>literatur</w:t>
-      </w:r>
-      <w:r>
-        <w:rPr>
-          <w:lang w:val="en-SI"/>
-        </w:rPr>
+      </w:pPr>
+      <w:bookmarkStart w:id="74" w:name="_Toc227080036"/>
+      <w:r>
+        <w:t>11. Viri in literatur</w:t>
+      </w:r>
+      <w:r>
         <w:t>a</w:t>
       </w:r>
-      <w:bookmarkEnd w:id="39"/>
-      <w:proofErr w:type="spellEnd"/>
-    </w:p>
-    <w:p>
-      <w:pPr>
-        <w:rPr>
-          <w:lang w:val="en-SI"/>
-        </w:rPr>
-      </w:pPr>
-    </w:p>
-    <w:p>
-      <w:pPr>
-        <w:rPr>
-          <w:lang w:val="en-SI"/>
-        </w:rPr>
-      </w:pPr>
-    </w:p>
-    <w:p>
-      <w:pPr>
-        <w:rPr>
-          <w:lang w:val="en-SI"/>
-        </w:rPr>
-      </w:pPr>
-    </w:p>
-    <w:p>
-      <w:pPr>
-        <w:rPr>
-          <w:lang w:val="en-SI"/>
-        </w:rPr>
-      </w:pPr>
-    </w:p>
-    <w:p>
-      <w:pPr>
-        <w:rPr>
-          <w:lang w:val="en-SI"/>
-        </w:rPr>
-      </w:pPr>
-    </w:p>
+      <w:bookmarkEnd w:id="74"/>
+    </w:p>
+    <w:p/>
+    <w:p/>
+    <w:p/>
+    <w:p/>
+    <w:p/>
     <w:p>
       <w:pPr>
         <w:pStyle w:val="Heading1"/>
-        <w:rPr>
-          <w:lang w:val="en-SI"/>
-        </w:rPr>
-      </w:pPr>
-    </w:p>
-    <w:p>
-      <w:pPr>
-        <w:rPr>
-          <w:lang w:val="en-SI"/>
-        </w:rPr>
-      </w:pPr>
-    </w:p>
-    <w:p>
-      <w:pPr>
-        <w:rPr>
-          <w:lang w:val="en-SI"/>
-        </w:rPr>
-      </w:pPr>
-    </w:p>
-    <w:p>
-      <w:pPr>
-        <w:rPr>
-          <w:lang w:val="en-SI"/>
-        </w:rPr>
-      </w:pPr>
-    </w:p>
+      </w:pPr>
+    </w:p>
+    <w:p/>
+    <w:p/>
+    <w:p/>
     <w:p>
       <w:pPr>
         <w:pStyle w:val="Heading1"/>
-        <w:rPr>
-          <w:lang w:val="en-SI"/>
-        </w:rPr>
-      </w:pPr>
-      <w:bookmarkStart w:id="40" w:name="_Toc227007770"/>
-      <w:r>
-        <w:rPr>
-          <w:lang w:val="en-SI"/>
-        </w:rPr>
+      </w:pPr>
+      <w:bookmarkStart w:id="75" w:name="_Toc227080037"/>
+      <w:r>
         <w:lastRenderedPageBreak/>
         <w:t>IZJAVA O AVTORSTVU</w:t>
       </w:r>
-      <w:bookmarkEnd w:id="40"/>
-    </w:p>
-    <w:p>
-      <w:pPr>
-        <w:rPr>
-          <w:lang w:val="en-SI"/>
-        </w:rPr>
-      </w:pPr>
-    </w:p>
-    <w:p>
-      <w:pPr>
-        <w:rPr>
-          <w:lang w:val="en-SI"/>
-        </w:rPr>
-      </w:pPr>
-      <w:proofErr w:type="spellStart"/>
-      <w:r>
-        <w:rPr>
-          <w:lang w:val="en-SI"/>
-        </w:rPr>
-        <w:t>Izjavljam</w:t>
-      </w:r>
-      <w:proofErr w:type="spellEnd"/>
-      <w:r>
-        <w:rPr>
-          <w:lang w:val="en-SI"/>
-        </w:rPr>
-        <w:t xml:space="preserve">, da je </w:t>
-      </w:r>
-      <w:proofErr w:type="spellStart"/>
-      <w:r>
-        <w:rPr>
-          <w:lang w:val="en-SI"/>
-        </w:rPr>
-        <w:t>strokovno</w:t>
-      </w:r>
-      <w:proofErr w:type="spellEnd"/>
-      <w:r>
-        <w:rPr>
-          <w:lang w:val="en-SI"/>
-        </w:rPr>
+      <w:bookmarkEnd w:id="75"/>
+    </w:p>
+    <w:p/>
+    <w:p>
+      <w:r>
+        <w:t>Izjavljam, da je strokovno poročilo Aplikacija za proceduralno generiranje višinskih zemljevidov in digitalnih modelov terena</w:t>
+      </w:r>
+      <w:r>
         <w:t xml:space="preserve"> </w:t>
       </w:r>
-      <w:proofErr w:type="spellStart"/>
-      <w:r>
-        <w:rPr>
-          <w:lang w:val="en-SI"/>
-        </w:rPr>
-        <w:t>poročilo</w:t>
-      </w:r>
-      <w:proofErr w:type="spellEnd"/>
-      <w:r>
-        <w:rPr>
-          <w:lang w:val="en-SI"/>
-        </w:rPr>
-        <w:t xml:space="preserve"> </w:t>
-      </w:r>
-      <w:proofErr w:type="spellStart"/>
-      <w:r>
-        <w:rPr>
-          <w:lang w:val="en-SI"/>
-        </w:rPr>
-        <w:t>Aplikacija</w:t>
-      </w:r>
-      <w:proofErr w:type="spellEnd"/>
-      <w:r>
-        <w:rPr>
-          <w:lang w:val="en-SI"/>
-        </w:rPr>
-        <w:t xml:space="preserve"> za </w:t>
-      </w:r>
-      <w:proofErr w:type="spellStart"/>
-      <w:r>
-        <w:rPr>
-          <w:lang w:val="en-SI"/>
-        </w:rPr>
-        <w:t>proceduralno</w:t>
-      </w:r>
-      <w:proofErr w:type="spellEnd"/>
-      <w:r>
-        <w:rPr>
-          <w:lang w:val="en-SI"/>
-        </w:rPr>
-        <w:t xml:space="preserve"> </w:t>
-      </w:r>
-      <w:proofErr w:type="spellStart"/>
-      <w:r>
-        <w:rPr>
-          <w:lang w:val="en-SI"/>
-        </w:rPr>
-        <w:t>generiranje</w:t>
-      </w:r>
-      <w:proofErr w:type="spellEnd"/>
-      <w:r>
-        <w:rPr>
-          <w:lang w:val="en-SI"/>
-        </w:rPr>
-        <w:t xml:space="preserve"> </w:t>
-      </w:r>
-      <w:proofErr w:type="spellStart"/>
-      <w:r>
-        <w:rPr>
-          <w:lang w:val="en-SI"/>
-        </w:rPr>
-        <w:t>višinskih</w:t>
-      </w:r>
-      <w:proofErr w:type="spellEnd"/>
-      <w:r>
-        <w:rPr>
-          <w:lang w:val="en-SI"/>
-        </w:rPr>
-        <w:t xml:space="preserve"> </w:t>
-      </w:r>
-      <w:proofErr w:type="spellStart"/>
-      <w:r>
-        <w:rPr>
-          <w:lang w:val="en-SI"/>
-        </w:rPr>
-        <w:t>zemljevidov</w:t>
-      </w:r>
-      <w:proofErr w:type="spellEnd"/>
-      <w:r>
-        <w:rPr>
-          <w:lang w:val="en-SI"/>
-        </w:rPr>
-        <w:t xml:space="preserve"> in </w:t>
-      </w:r>
-      <w:proofErr w:type="spellStart"/>
-      <w:r>
-        <w:rPr>
-          <w:lang w:val="en-SI"/>
-        </w:rPr>
-        <w:t>digitalnih</w:t>
-      </w:r>
-      <w:proofErr w:type="spellEnd"/>
-      <w:r>
-        <w:rPr>
-          <w:lang w:val="en-SI"/>
-        </w:rPr>
-        <w:t xml:space="preserve"> </w:t>
-      </w:r>
-      <w:proofErr w:type="spellStart"/>
-      <w:r>
-        <w:rPr>
-          <w:lang w:val="en-SI"/>
-        </w:rPr>
-        <w:t>modelov</w:t>
-      </w:r>
-      <w:proofErr w:type="spellEnd"/>
-      <w:r>
-        <w:rPr>
-          <w:lang w:val="en-SI"/>
-        </w:rPr>
-        <w:t xml:space="preserve"> </w:t>
-      </w:r>
-      <w:proofErr w:type="spellStart"/>
-      <w:r>
-        <w:rPr>
-          <w:lang w:val="en-SI"/>
-        </w:rPr>
-        <w:t>terena</w:t>
-      </w:r>
-      <w:proofErr w:type="spellEnd"/>
-      <w:r>
-        <w:rPr>
-          <w:lang w:val="en-SI"/>
-        </w:rPr>
-        <w:t xml:space="preserve"> </w:t>
-      </w:r>
-      <w:r>
-        <w:rPr>
-          <w:lang w:val="en-SI"/>
-        </w:rPr>
-        <w:t xml:space="preserve">v </w:t>
-      </w:r>
-      <w:proofErr w:type="spellStart"/>
-      <w:r>
-        <w:rPr>
-          <w:lang w:val="en-SI"/>
-        </w:rPr>
-        <w:t>celoti</w:t>
-      </w:r>
-      <w:proofErr w:type="spellEnd"/>
-      <w:r>
-        <w:rPr>
-          <w:lang w:val="en-SI"/>
-        </w:rPr>
-        <w:t xml:space="preserve"> </w:t>
-      </w:r>
-      <w:proofErr w:type="spellStart"/>
-      <w:r>
-        <w:rPr>
-          <w:lang w:val="en-SI"/>
-        </w:rPr>
-        <w:t>moje</w:t>
-      </w:r>
-      <w:proofErr w:type="spellEnd"/>
-      <w:r>
-        <w:rPr>
-          <w:lang w:val="en-SI"/>
-        </w:rPr>
-        <w:t xml:space="preserve"> </w:t>
-      </w:r>
-      <w:proofErr w:type="spellStart"/>
-      <w:r>
-        <w:rPr>
-          <w:lang w:val="en-SI"/>
-        </w:rPr>
-        <w:t>avtorsko</w:t>
-      </w:r>
-      <w:proofErr w:type="spellEnd"/>
-      <w:r>
-        <w:rPr>
-          <w:lang w:val="en-SI"/>
-        </w:rPr>
-        <w:t xml:space="preserve"> delo, ki </w:t>
-      </w:r>
-      <w:proofErr w:type="spellStart"/>
-      <w:r>
-        <w:rPr>
-          <w:lang w:val="en-SI"/>
-        </w:rPr>
-        <w:t>sem</w:t>
-      </w:r>
-      <w:proofErr w:type="spellEnd"/>
-      <w:r>
-        <w:rPr>
-          <w:lang w:val="en-SI"/>
-        </w:rPr>
-        <w:t xml:space="preserve"> ga </w:t>
-      </w:r>
-      <w:proofErr w:type="spellStart"/>
-      <w:r>
-        <w:rPr>
-          <w:lang w:val="en-SI"/>
-        </w:rPr>
-        <w:t>izdelal</w:t>
-      </w:r>
-      <w:proofErr w:type="spellEnd"/>
-      <w:r>
-        <w:rPr>
-          <w:lang w:val="en-SI"/>
-        </w:rPr>
-        <w:t xml:space="preserve"> </w:t>
-      </w:r>
-      <w:proofErr w:type="spellStart"/>
-      <w:r>
-        <w:rPr>
-          <w:lang w:val="en-SI"/>
-        </w:rPr>
-        <w:t>samostojno</w:t>
-      </w:r>
-      <w:proofErr w:type="spellEnd"/>
-      <w:r>
-        <w:rPr>
-          <w:lang w:val="en-SI"/>
-        </w:rPr>
-        <w:t xml:space="preserve"> s </w:t>
-      </w:r>
-      <w:proofErr w:type="spellStart"/>
-      <w:r>
-        <w:rPr>
-          <w:lang w:val="en-SI"/>
-        </w:rPr>
-        <w:t>pomočjo</w:t>
-      </w:r>
-      <w:proofErr w:type="spellEnd"/>
-      <w:r>
-        <w:rPr>
-          <w:lang w:val="en-SI"/>
-        </w:rPr>
-        <w:t xml:space="preserve"> </w:t>
-      </w:r>
-      <w:proofErr w:type="spellStart"/>
-      <w:r>
-        <w:rPr>
-          <w:lang w:val="en-SI"/>
-        </w:rPr>
-        <w:t>navedene</w:t>
-      </w:r>
-      <w:proofErr w:type="spellEnd"/>
-      <w:r>
-        <w:rPr>
-          <w:lang w:val="en-SI"/>
-        </w:rPr>
-        <w:t xml:space="preserve"> literature in pod </w:t>
-      </w:r>
-      <w:proofErr w:type="spellStart"/>
-      <w:r>
-        <w:rPr>
-          <w:lang w:val="en-SI"/>
-        </w:rPr>
-        <w:t>vodstvom</w:t>
-      </w:r>
-      <w:proofErr w:type="spellEnd"/>
-      <w:r>
-        <w:rPr>
-          <w:lang w:val="en-SI"/>
-        </w:rPr>
-        <w:t xml:space="preserve"> </w:t>
-      </w:r>
-      <w:proofErr w:type="spellStart"/>
-      <w:r>
-        <w:rPr>
-          <w:lang w:val="en-SI"/>
-        </w:rPr>
-        <w:t>mentorja</w:t>
-      </w:r>
-      <w:proofErr w:type="spellEnd"/>
-      <w:r>
-        <w:rPr>
-          <w:lang w:val="en-SI"/>
-        </w:rPr>
-        <w:t xml:space="preserve">. </w:t>
-      </w:r>
-    </w:p>
-    <w:p>
-      <w:pPr>
-        <w:rPr>
-          <w:lang w:val="en-SI"/>
-        </w:rPr>
-      </w:pPr>
-    </w:p>
-    <w:p>
-      <w:pPr>
-        <w:rPr>
-          <w:lang w:val="en-SI"/>
-        </w:rPr>
-      </w:pPr>
-      <w:r>
-        <w:rPr>
-          <w:lang w:val="en-SI"/>
-        </w:rPr>
+      <w:r>
+        <w:t xml:space="preserve">v celoti moje avtorsko delo, ki sem ga izdelal samostojno s pomočjo navedene literature in pod vodstvom mentorja. </w:t>
+      </w:r>
+    </w:p>
+    <w:p/>
+    <w:p>
+      <w:r>
         <w:t>Ljubljana, 13. 4. 2026</w:t>
       </w:r>
       <w:r>
-        <w:rPr>
-          <w:lang w:val="en-SI"/>
-        </w:rPr>
         <w:t>          </w:t>
       </w:r>
       <w:r>
-        <w:rPr>
-          <w:lang w:val="en-SI"/>
-        </w:rPr>
         <w:t>Nik Pavlović-Semen</w:t>
       </w:r>
     </w:p>
     <w:sectPr>
-      <w:headerReference w:type="default" r:id="rId40"/>
-      <w:footerReference w:type="default" r:id="rId41"/>
-      <w:headerReference w:type="first" r:id="rId42"/>
-      <w:footerReference w:type="first" r:id="rId43"/>
+      <w:headerReference w:type="default" r:id="rId44"/>
+      <w:footerReference w:type="default" r:id="rId45"/>
+      <w:headerReference w:type="first" r:id="rId46"/>
+      <w:footerReference w:type="first" r:id="rId47"/>
       <w:pgSz w:w="12240" w:h="15840"/>
       <w:pgMar w:top="1440" w:right="1440" w:bottom="1440" w:left="1440" w:header="720" w:footer="720" w:gutter="0"/>
       <w:cols w:space="720"/>
@@ -10127,6 +7570,625 @@
     </w:sectPr>
   </w:body>
 </w:document>
+</file>
+
+<file path=word/comments.xml><?xml version="1.0" encoding="utf-8"?>
+<w:comments xmlns:wpc="http://schemas.microsoft.com/office/word/2010/wordprocessingCanvas" xmlns:cx="http://schemas.microsoft.com/office/drawing/2014/chartex" xmlns:cx1="http://schemas.microsoft.com/office/drawing/2015/9/8/chartex" xmlns:cx2="http://schemas.microsoft.com/office/drawing/2015/10/21/chartex" xmlns:cx3="http://schemas.microsoft.com/office/drawing/2016/5/9/chartex" xmlns:cx4="http://schemas.microsoft.com/office/drawing/2016/5/10/chartex" xmlns:cx5="http://schemas.microsoft.com/office/drawing/2016/5/11/chartex" xmlns:cx6="http://schemas.microsoft.com/office/drawing/2016/5/12/chartex" xmlns:cx7="http://schemas.microsoft.com/office/drawing/2016/5/13/chartex" xmlns:cx8="http://schemas.microsoft.com/office/drawing/2016/5/14/chartex" xmlns:mc="http://schemas.openxmlformats.org/markup-compatibility/2006" xmlns:aink="http://schemas.microsoft.com/office/drawing/2016/ink" xmlns:am3d="http://schemas.microsoft.com/office/drawing/2017/model3d" xmlns:o="urn:schemas-microsoft-com:office:office" xmlns:oel="http://schemas.microsoft.com/office/2019/extlst" xmlns:r="http://schemas.openxmlformats.org/officeDocument/2006/relationships" xmlns:m="http://schemas.openxmlformats.org/officeDocument/2006/math" xmlns:v="urn:schemas-microsoft-com:vml" xmlns:wp14="http://schemas.microsoft.com/office/word/2010/wordprocessingDrawing" xmlns:wp="http://schemas.openxmlformats.org/drawingml/2006/wordprocessingDrawing" xmlns:w10="urn:schemas-microsoft-com:office:word" xmlns:w="http://schemas.openxmlformats.org/wordprocessingml/2006/main" xmlns:w14="http://schemas.microsoft.com/office/word/2010/wordml" xmlns:w15="http://schemas.microsoft.com/office/word/2012/wordml" xmlns:w16cex="http://schemas.microsoft.com/office/word/2018/wordml/cex" xmlns:w16cid="http://schemas.microsoft.com/office/word/2016/wordml/cid" xmlns:w16="http://schemas.microsoft.com/office/word/2018/wordml" xmlns:w16du="http://schemas.microsoft.com/office/word/2023/wordml/word16du" xmlns:w16sdtdh="http://schemas.microsoft.com/office/word/2020/wordml/sdtdatahash" xmlns:w16sdtfl="http://schemas.microsoft.com/office/word/2024/wordml/sdtformatlock" xmlns:w16se="http://schemas.microsoft.com/office/word/2015/wordml/symex" xmlns:wpg="http://schemas.microsoft.com/office/word/2010/wordprocessingGroup" xmlns:wpi="http://schemas.microsoft.com/office/word/2010/wordprocessingInk" xmlns:wne="http://schemas.microsoft.com/office/word/2006/wordml" xmlns:wps="http://schemas.microsoft.com/office/word/2010/wordprocessingShape" mc:Ignorable="w14 w15 w16se w16cid w16 w16cex w16sdtdh w16sdtfl w16du wp14">
+  <w:comment w:id="17" w:author="David Zindović" w:date="2026-04-14T08:52:00Z" w:initials="DZ">
+    <w:p>
+      <w:pPr>
+        <w:jc w:val="left"/>
+      </w:pPr>
+      <w:r>
+        <w:rPr>
+          <w:rStyle w:val="CommentReference"/>
+        </w:rPr>
+        <w:annotationRef/>
+      </w:r>
+      <w:r>
+        <w:rPr>
+          <w:sz w:val="20"/>
+          <w:szCs w:val="20"/>
+        </w:rPr>
+        <w:t>temu lahko nameniš eno podpoglavje nekje, čisto na kratko</w:t>
+      </w:r>
+    </w:p>
+  </w:comment>
+  <w:comment w:id="18" w:author="Nik Pavlović Semen (R4D)" w:date="2026-04-14T16:39:00Z" w:initials="NP">
+    <w:p>
+      <w:pPr>
+        <w:pStyle w:val="CommentText"/>
+        <w:jc w:val="left"/>
+      </w:pPr>
+      <w:r>
+        <w:rPr>
+          <w:rStyle w:val="CommentReference"/>
+        </w:rPr>
+        <w:annotationRef/>
+      </w:r>
+      <w:r>
+        <w:rPr>
+          <w:color w:val="000000"/>
+          <w:lang w:val="sl-SI"/>
+        </w:rPr>
+        <w:t>8. 1. Osnovna elevacija</w:t>
+      </w:r>
+    </w:p>
+  </w:comment>
+  <w:comment w:id="19" w:author="David Zindović" w:date="2026-04-14T08:53:00Z" w:initials="DZ">
+    <w:p>
+      <w:pPr>
+        <w:jc w:val="left"/>
+      </w:pPr>
+      <w:r>
+        <w:rPr>
+          <w:rStyle w:val="CommentReference"/>
+        </w:rPr>
+        <w:annotationRef/>
+      </w:r>
+      <w:r>
+        <w:rPr>
+          <w:sz w:val="20"/>
+          <w:szCs w:val="20"/>
+        </w:rPr>
+        <w:t>definiraj</w:t>
+      </w:r>
+    </w:p>
+  </w:comment>
+  <w:comment w:id="24" w:author="David Zindović" w:date="2026-04-14T08:56:00Z" w:initials="DZ">
+    <w:p>
+      <w:pPr>
+        <w:jc w:val="left"/>
+      </w:pPr>
+      <w:r>
+        <w:rPr>
+          <w:rStyle w:val="CommentReference"/>
+        </w:rPr>
+        <w:annotationRef/>
+      </w:r>
+      <w:r>
+        <w:rPr>
+          <w:sz w:val="20"/>
+          <w:szCs w:val="20"/>
+        </w:rPr>
+        <w:t>če je to "ime razreda" (na nivoju spremeljivke) predlagam italic pisavo, da se ve da je ime nečesa</w:t>
+      </w:r>
+    </w:p>
+  </w:comment>
+  <w:comment w:id="26" w:author="David Zindović" w:date="2026-04-14T08:57:00Z" w:initials="DZ">
+    <w:p>
+      <w:pPr>
+        <w:jc w:val="left"/>
+      </w:pPr>
+      <w:r>
+        <w:rPr>
+          <w:rStyle w:val="CommentReference"/>
+        </w:rPr>
+        <w:annotationRef/>
+      </w:r>
+      <w:r>
+        <w:rPr>
+          <w:sz w:val="20"/>
+          <w:szCs w:val="20"/>
+        </w:rPr>
+        <w:t>mogoče raje "v množini vertices", sicer na hitro nekdo razume da je vertex množina od vertices</w:t>
+      </w:r>
+    </w:p>
+  </w:comment>
+  <w:comment w:id="27" w:author="David Zindović" w:date="2026-04-14T09:00:00Z" w:initials="DZ">
+    <w:p>
+      <w:pPr>
+        <w:jc w:val="left"/>
+      </w:pPr>
+      <w:r>
+        <w:rPr>
+          <w:rStyle w:val="CommentReference"/>
+        </w:rPr>
+        <w:annotationRef/>
+      </w:r>
+      <w:r>
+        <w:rPr>
+          <w:sz w:val="20"/>
+          <w:szCs w:val="20"/>
+        </w:rPr>
+        <w:t>mogoče je omembrevredno, da morajo skupaj tvoriti sklenjeno ploskev</w:t>
+      </w:r>
+    </w:p>
+  </w:comment>
+  <w:comment w:id="30" w:author="David Zindović" w:date="2026-04-14T09:04:00Z" w:initials="DZ">
+    <w:p>
+      <w:pPr>
+        <w:jc w:val="left"/>
+      </w:pPr>
+      <w:r>
+        <w:rPr>
+          <w:rStyle w:val="CommentReference"/>
+        </w:rPr>
+        <w:annotationRef/>
+      </w:r>
+      <w:r>
+        <w:rPr>
+          <w:sz w:val="20"/>
+          <w:szCs w:val="20"/>
+        </w:rPr>
+        <w:t>je tole primeren slovenski izraz?</w:t>
+      </w:r>
+    </w:p>
+  </w:comment>
+  <w:comment w:id="29" w:author="David Zindović" w:date="2026-04-14T09:04:00Z" w:initials="DZ">
+    <w:p>
+      <w:pPr>
+        <w:jc w:val="left"/>
+      </w:pPr>
+      <w:r>
+        <w:rPr>
+          <w:rStyle w:val="CommentReference"/>
+        </w:rPr>
+        <w:annotationRef/>
+      </w:r>
+      <w:r>
+        <w:rPr>
+          <w:sz w:val="20"/>
+          <w:szCs w:val="20"/>
+        </w:rPr>
+        <w:t>zaradi prehoda iz "matematike na programiranje" predlagam ločeno podpoglavje</w:t>
+      </w:r>
+    </w:p>
+  </w:comment>
+  <w:comment w:id="33" w:author="David Zindović" w:date="2026-04-14T10:44:00Z" w:initials="DZ">
+    <w:p>
+      <w:pPr>
+        <w:jc w:val="left"/>
+      </w:pPr>
+      <w:r>
+        <w:rPr>
+          <w:rStyle w:val="CommentReference"/>
+        </w:rPr>
+        <w:annotationRef/>
+      </w:r>
+      <w:r>
+        <w:rPr>
+          <w:sz w:val="20"/>
+          <w:szCs w:val="20"/>
+        </w:rPr>
+        <w:t>imena funkcij, spremenljivk ipd. napiši v italic (ležeče)</w:t>
+      </w:r>
+    </w:p>
+  </w:comment>
+  <w:comment w:id="34" w:author="David Zindović" w:date="2026-04-14T10:44:00Z" w:initials="DZ">
+    <w:p>
+      <w:pPr>
+        <w:jc w:val="left"/>
+      </w:pPr>
+      <w:r>
+        <w:rPr>
+          <w:rStyle w:val="CommentReference"/>
+        </w:rPr>
+        <w:annotationRef/>
+      </w:r>
+      <w:r>
+        <w:rPr>
+          <w:sz w:val="20"/>
+          <w:szCs w:val="20"/>
+        </w:rPr>
+        <w:t>spremeni izraz :)</w:t>
+      </w:r>
+    </w:p>
+  </w:comment>
+  <w:comment w:id="39" w:author="David Zindović" w:date="2026-04-14T10:53:00Z" w:initials="DZ">
+    <w:p>
+      <w:pPr>
+        <w:jc w:val="left"/>
+      </w:pPr>
+      <w:r>
+        <w:rPr>
+          <w:rStyle w:val="CommentReference"/>
+        </w:rPr>
+        <w:annotationRef/>
+      </w:r>
+      <w:r>
+        <w:rPr>
+          <w:sz w:val="20"/>
+          <w:szCs w:val="20"/>
+        </w:rPr>
+        <w:t>obveščanje ali obešanje?</w:t>
+      </w:r>
+    </w:p>
+  </w:comment>
+  <w:comment w:id="40" w:author="David Zindović" w:date="2026-04-14T10:54:00Z" w:initials="DZ">
+    <w:p>
+      <w:pPr>
+        <w:jc w:val="left"/>
+      </w:pPr>
+      <w:r>
+        <w:rPr>
+          <w:rStyle w:val="CommentReference"/>
+        </w:rPr>
+        <w:annotationRef/>
+      </w:r>
+      <w:r>
+        <w:rPr>
+          <w:sz w:val="20"/>
+          <w:szCs w:val="20"/>
+        </w:rPr>
+        <w:t>na vrh?</w:t>
+      </w:r>
+    </w:p>
+  </w:comment>
+  <w:comment w:id="42" w:author="David Zindović" w:date="2026-04-14T10:57:00Z" w:initials="DZ">
+    <w:p>
+      <w:pPr>
+        <w:jc w:val="left"/>
+      </w:pPr>
+      <w:r>
+        <w:rPr>
+          <w:rStyle w:val="CommentReference"/>
+        </w:rPr>
+        <w:annotationRef/>
+      </w:r>
+      <w:r>
+        <w:rPr>
+          <w:sz w:val="20"/>
+          <w:szCs w:val="20"/>
+        </w:rPr>
+        <w:t>v primeru da obstaja?</w:t>
+      </w:r>
+    </w:p>
+  </w:comment>
+  <w:comment w:id="43" w:author="David Zindović" w:date="2026-04-14T10:58:00Z" w:initials="DZ">
+    <w:p>
+      <w:pPr>
+        <w:jc w:val="left"/>
+      </w:pPr>
+      <w:r>
+        <w:rPr>
+          <w:rStyle w:val="CommentReference"/>
+        </w:rPr>
+        <w:annotationRef/>
+      </w:r>
+      <w:r>
+        <w:rPr>
+          <w:sz w:val="20"/>
+          <w:szCs w:val="20"/>
+        </w:rPr>
+        <w:t>poskusu?</w:t>
+      </w:r>
+    </w:p>
+  </w:comment>
+  <w:comment w:id="44" w:author="Nik Pavlović Semen (R4D)" w:date="2026-04-14T17:09:00Z" w:initials="NP">
+    <w:p>
+      <w:pPr>
+        <w:pStyle w:val="CommentText"/>
+        <w:jc w:val="left"/>
+      </w:pPr>
+      <w:r>
+        <w:rPr>
+          <w:rStyle w:val="CommentReference"/>
+        </w:rPr>
+        <w:annotationRef/>
+      </w:r>
+      <w:r>
+        <w:rPr>
+          <w:lang w:val="sl-SI"/>
+        </w:rPr>
+        <w:t>Na moje presenečenje SSKJ pravi da je poizkus ok ampak spreminjam da bom sure</w:t>
+      </w:r>
+    </w:p>
+  </w:comment>
+  <w:comment w:id="45" w:author="David Zindović" w:date="2026-04-14T10:59:00Z" w:initials="DZ">
+    <w:p>
+      <w:pPr>
+        <w:jc w:val="left"/>
+      </w:pPr>
+      <w:r>
+        <w:rPr>
+          <w:rStyle w:val="CommentReference"/>
+        </w:rPr>
+        <w:annotationRef/>
+      </w:r>
+      <w:r>
+        <w:rPr>
+          <w:sz w:val="20"/>
+          <w:szCs w:val="20"/>
+        </w:rPr>
+        <w:t>upravljalni?</w:t>
+      </w:r>
+    </w:p>
+  </w:comment>
+  <w:comment w:id="46" w:author="Nik Pavlović Semen (R4D)" w:date="2026-04-14T17:10:00Z" w:initials="NP">
+    <w:p>
+      <w:pPr>
+        <w:pStyle w:val="CommentText"/>
+        <w:jc w:val="left"/>
+      </w:pPr>
+      <w:r>
+        <w:rPr>
+          <w:rStyle w:val="CommentReference"/>
+        </w:rPr>
+        <w:annotationRef/>
+      </w:r>
+      <w:r>
+        <w:rPr>
+          <w:lang w:val="sl-SI"/>
+        </w:rPr>
+        <w:t>To je definitino boljši izraz</w:t>
+      </w:r>
+    </w:p>
+  </w:comment>
+  <w:comment w:id="47" w:author="David Zindović" w:date="2026-04-14T11:09:00Z" w:initials="DZ">
+    <w:p>
+      <w:pPr>
+        <w:jc w:val="left"/>
+      </w:pPr>
+      <w:r>
+        <w:rPr>
+          <w:rStyle w:val="CommentReference"/>
+        </w:rPr>
+        <w:annotationRef/>
+      </w:r>
+      <w:r>
+        <w:rPr>
+          <w:sz w:val="20"/>
+          <w:szCs w:val="20"/>
+        </w:rPr>
+        <w:t>mogoče poudari " nato briše povezavo" , da bo lažje berljivo</w:t>
+      </w:r>
+    </w:p>
+  </w:comment>
+  <w:comment w:id="49" w:author="David Zindović" w:date="2026-04-14T11:21:00Z" w:initials="DZ">
+    <w:p>
+      <w:pPr>
+        <w:jc w:val="left"/>
+      </w:pPr>
+      <w:r>
+        <w:rPr>
+          <w:rStyle w:val="CommentReference"/>
+        </w:rPr>
+        <w:annotationRef/>
+      </w:r>
+      <w:r>
+        <w:rPr>
+          <w:sz w:val="20"/>
+          <w:szCs w:val="20"/>
+        </w:rPr>
+        <w:t>je ta izraz ok?</w:t>
+      </w:r>
+    </w:p>
+  </w:comment>
+  <w:comment w:id="51" w:author="David Zindović" w:date="2026-04-14T11:35:00Z" w:initials="DZ">
+    <w:p>
+      <w:pPr>
+        <w:jc w:val="left"/>
+      </w:pPr>
+      <w:r>
+        <w:rPr>
+          <w:rStyle w:val="CommentReference"/>
+        </w:rPr>
+        <w:annotationRef/>
+      </w:r>
+      <w:r>
+        <w:rPr>
+          <w:sz w:val="20"/>
+          <w:szCs w:val="20"/>
+        </w:rPr>
+        <w:t>sklicuj se z imenom datoteke ali pa številko slike</w:t>
+      </w:r>
+    </w:p>
+  </w:comment>
+  <w:comment w:id="52" w:author="David Zindović" w:date="2026-04-14T11:37:00Z" w:initials="DZ">
+    <w:p>
+      <w:pPr>
+        <w:jc w:val="left"/>
+      </w:pPr>
+      <w:r>
+        <w:rPr>
+          <w:rStyle w:val="CommentReference"/>
+        </w:rPr>
+        <w:annotationRef/>
+      </w:r>
+      <w:r>
+        <w:rPr>
+          <w:sz w:val="20"/>
+          <w:szCs w:val="20"/>
+        </w:rPr>
+        <w:t>lahko podaš tudi ime funkcije</w:t>
+      </w:r>
+    </w:p>
+  </w:comment>
+  <w:comment w:id="54" w:author="David Zindović" w:date="2026-04-14T11:39:00Z" w:initials="DZ">
+    <w:p>
+      <w:pPr>
+        <w:jc w:val="left"/>
+      </w:pPr>
+      <w:r>
+        <w:rPr>
+          <w:rStyle w:val="CommentReference"/>
+        </w:rPr>
+        <w:annotationRef/>
+      </w:r>
+      <w:r>
+        <w:rPr>
+          <w:sz w:val="20"/>
+          <w:szCs w:val="20"/>
+        </w:rPr>
+        <w:t>med poglavjem in podpoglavjem naj bo 2-3 povedi teksta</w:t>
+      </w:r>
+    </w:p>
+  </w:comment>
+  <w:comment w:id="62" w:author="David Zindović" w:date="2026-04-14T11:43:00Z" w:initials="DZ">
+    <w:p>
+      <w:pPr>
+        <w:jc w:val="left"/>
+      </w:pPr>
+      <w:r>
+        <w:rPr>
+          <w:rStyle w:val="CommentReference"/>
+        </w:rPr>
+        <w:annotationRef/>
+      </w:r>
+      <w:r>
+        <w:rPr>
+          <w:sz w:val="20"/>
+          <w:szCs w:val="20"/>
+        </w:rPr>
+        <w:t>distorzija</w:t>
+      </w:r>
+    </w:p>
+  </w:comment>
+  <w:comment w:id="65" w:author="David Zindović" w:date="2026-04-14T11:45:00Z" w:initials="DZ">
+    <w:p>
+      <w:pPr>
+        <w:jc w:val="left"/>
+      </w:pPr>
+      <w:r>
+        <w:rPr>
+          <w:rStyle w:val="CommentReference"/>
+        </w:rPr>
+        <w:annotationRef/>
+      </w:r>
+      <w:r>
+        <w:rPr>
+          <w:sz w:val="20"/>
+          <w:szCs w:val="20"/>
+        </w:rPr>
+        <w:t>distorzija</w:t>
+      </w:r>
+    </w:p>
+  </w:comment>
+  <w:comment w:id="66" w:author="David Zindović" w:date="2026-04-14T11:45:00Z" w:initials="DZ">
+    <w:p>
+      <w:pPr>
+        <w:jc w:val="left"/>
+      </w:pPr>
+      <w:r>
+        <w:rPr>
+          <w:rStyle w:val="CommentReference"/>
+        </w:rPr>
+        <w:annotationRef/>
+      </w:r>
+      <w:r>
+        <w:rPr>
+          <w:sz w:val="20"/>
+          <w:szCs w:val="20"/>
+        </w:rPr>
+        <w:t>popravi še drugje</w:t>
+      </w:r>
+    </w:p>
+  </w:comment>
+  <w:comment w:id="68" w:author="David Zindović" w:date="2026-04-14T11:45:00Z" w:initials="DZ">
+    <w:p>
+      <w:pPr>
+        <w:jc w:val="left"/>
+      </w:pPr>
+      <w:r>
+        <w:rPr>
+          <w:rStyle w:val="CommentReference"/>
+        </w:rPr>
+        <w:annotationRef/>
+      </w:r>
+      <w:r>
+        <w:rPr>
+          <w:sz w:val="20"/>
+          <w:szCs w:val="20"/>
+        </w:rPr>
+        <w:t>z besedo</w:t>
+      </w:r>
+    </w:p>
+  </w:comment>
+</w:comments>
+</file>
+
+<file path=word/commentsExtended.xml><?xml version="1.0" encoding="utf-8"?>
+<w15:commentsEx xmlns:wpc="http://schemas.microsoft.com/office/word/2010/wordprocessingCanvas" xmlns:cx="http://schemas.microsoft.com/office/drawing/2014/chartex" xmlns:cx1="http://schemas.microsoft.com/office/drawing/2015/9/8/chartex" xmlns:cx2="http://schemas.microsoft.com/office/drawing/2015/10/21/chartex" xmlns:cx3="http://schemas.microsoft.com/office/drawing/2016/5/9/chartex" xmlns:cx4="http://schemas.microsoft.com/office/drawing/2016/5/10/chartex" xmlns:cx5="http://schemas.microsoft.com/office/drawing/2016/5/11/chartex" xmlns:cx6="http://schemas.microsoft.com/office/drawing/2016/5/12/chartex" xmlns:cx7="http://schemas.microsoft.com/office/drawing/2016/5/13/chartex" xmlns:cx8="http://schemas.microsoft.com/office/drawing/2016/5/14/chartex" xmlns:mc="http://schemas.openxmlformats.org/markup-compatibility/2006" xmlns:aink="http://schemas.microsoft.com/office/drawing/2016/ink" xmlns:am3d="http://schemas.microsoft.com/office/drawing/2017/model3d" xmlns:o="urn:schemas-microsoft-com:office:office" xmlns:oel="http://schemas.microsoft.com/office/2019/extlst" xmlns:r="http://schemas.openxmlformats.org/officeDocument/2006/relationships" xmlns:m="http://schemas.openxmlformats.org/officeDocument/2006/math" xmlns:v="urn:schemas-microsoft-com:vml" xmlns:wp14="http://schemas.microsoft.com/office/word/2010/wordprocessingDrawing" xmlns:wp="http://schemas.openxmlformats.org/drawingml/2006/wordprocessingDrawing" xmlns:w10="urn:schemas-microsoft-com:office:word" xmlns:w="http://schemas.openxmlformats.org/wordprocessingml/2006/main" xmlns:w14="http://schemas.microsoft.com/office/word/2010/wordml" xmlns:w15="http://schemas.microsoft.com/office/word/2012/wordml" xmlns:w16cex="http://schemas.microsoft.com/office/word/2018/wordml/cex" xmlns:w16cid="http://schemas.microsoft.com/office/word/2016/wordml/cid" xmlns:w16="http://schemas.microsoft.com/office/word/2018/wordml" xmlns:w16du="http://schemas.microsoft.com/office/word/2023/wordml/word16du" xmlns:w16sdtdh="http://schemas.microsoft.com/office/word/2020/wordml/sdtdatahash" xmlns:w16sdtfl="http://schemas.microsoft.com/office/word/2024/wordml/sdtformatlock" xmlns:w16se="http://schemas.microsoft.com/office/word/2015/wordml/symex" xmlns:wpg="http://schemas.microsoft.com/office/word/2010/wordprocessingGroup" xmlns:wpi="http://schemas.microsoft.com/office/word/2010/wordprocessingInk" xmlns:wne="http://schemas.microsoft.com/office/word/2006/wordml" xmlns:wps="http://schemas.microsoft.com/office/word/2010/wordprocessingShape" mc:Ignorable="w14 w15 w16se w16cid w16 w16cex w16sdtdh w16sdtfl w16du wp14">
+  <w15:commentEx w15:paraId="18A64C0D" w15:done="1"/>
+  <w15:commentEx w15:paraId="1A46CFC9" w15:paraIdParent="18A64C0D" w15:done="1"/>
+  <w15:commentEx w15:paraId="2BD552A3" w15:done="1"/>
+  <w15:commentEx w15:paraId="48A74BC3" w15:done="1"/>
+  <w15:commentEx w15:paraId="7102C6EA" w15:done="1"/>
+  <w15:commentEx w15:paraId="117A4915" w15:done="1"/>
+  <w15:commentEx w15:paraId="2A22C128" w15:done="1"/>
+  <w15:commentEx w15:paraId="697089C5" w15:done="1"/>
+  <w15:commentEx w15:paraId="32558C61" w15:done="1"/>
+  <w15:commentEx w15:paraId="0A801ACD" w15:done="1"/>
+  <w15:commentEx w15:paraId="2D352E3E" w15:done="1"/>
+  <w15:commentEx w15:paraId="62BF039C" w15:done="1"/>
+  <w15:commentEx w15:paraId="4943DB76" w15:done="1"/>
+  <w15:commentEx w15:paraId="0048ED7B" w15:done="1"/>
+  <w15:commentEx w15:paraId="256646E3" w15:paraIdParent="0048ED7B" w15:done="1"/>
+  <w15:commentEx w15:paraId="6A72B010" w15:done="1"/>
+  <w15:commentEx w15:paraId="1F77B051" w15:paraIdParent="6A72B010" w15:done="1"/>
+  <w15:commentEx w15:paraId="58589269" w15:done="1"/>
+  <w15:commentEx w15:paraId="04E7381C" w15:done="1"/>
+  <w15:commentEx w15:paraId="33498BC2" w15:done="1"/>
+  <w15:commentEx w15:paraId="45802DDA" w15:done="1"/>
+  <w15:commentEx w15:paraId="3DBD61EC" w15:done="1"/>
+  <w15:commentEx w15:paraId="27D6DDD3" w15:done="1"/>
+  <w15:commentEx w15:paraId="2F873EDD" w15:done="1"/>
+  <w15:commentEx w15:paraId="29995C61" w15:paraIdParent="2F873EDD" w15:done="1"/>
+  <w15:commentEx w15:paraId="33048E84" w15:done="1"/>
+</w15:commentsEx>
+</file>
+
+<file path=word/commentsExtensible.xml><?xml version="1.0" encoding="utf-8"?>
+<w16cex:commentsExtensible xmlns:wpc="http://schemas.microsoft.com/office/word/2010/wordprocessingCanvas" xmlns:cx="http://schemas.microsoft.com/office/drawing/2014/chartex" xmlns:cx1="http://schemas.microsoft.com/office/drawing/2015/9/8/chartex" xmlns:cx2="http://schemas.microsoft.com/office/drawing/2015/10/21/chartex" xmlns:cx3="http://schemas.microsoft.com/office/drawing/2016/5/9/chartex" xmlns:cx4="http://schemas.microsoft.com/office/drawing/2016/5/10/chartex" xmlns:cx5="http://schemas.microsoft.com/office/drawing/2016/5/11/chartex" xmlns:cx6="http://schemas.microsoft.com/office/drawing/2016/5/12/chartex" xmlns:cx7="http://schemas.microsoft.com/office/drawing/2016/5/13/chartex" xmlns:cx8="http://schemas.microsoft.com/office/drawing/2016/5/14/chartex" xmlns:cr="http://schemas.microsoft.com/office/comments/2020/reactions" xmlns:mc="http://schemas.openxmlformats.org/markup-compatibility/2006" xmlns:aink="http://schemas.microsoft.com/office/drawing/2016/ink" xmlns:am3d="http://schemas.microsoft.com/office/drawing/2017/model3d" xmlns:o="urn:schemas-microsoft-com:office:office" xmlns:oel="http://schemas.microsoft.com/office/2019/extlst" xmlns:r="http://schemas.openxmlformats.org/officeDocument/2006/relationships" xmlns:m="http://schemas.openxmlformats.org/officeDocument/2006/math" xmlns:v="urn:schemas-microsoft-com:vml" xmlns:wp14="http://schemas.microsoft.com/office/word/2010/wordprocessingDrawing" xmlns:wp="http://schemas.openxmlformats.org/drawingml/2006/wordprocessingDrawing" xmlns:w10="urn:schemas-microsoft-com:office:word" xmlns:w="http://schemas.openxmlformats.org/wordprocessingml/2006/main" xmlns:w14="http://schemas.microsoft.com/office/word/2010/wordml" xmlns:w15="http://schemas.microsoft.com/office/word/2012/wordml" xmlns:w16cex="http://schemas.microsoft.com/office/word/2018/wordml/cex" xmlns:w16cid="http://schemas.microsoft.com/office/word/2016/wordml/cid" xmlns:w16="http://schemas.microsoft.com/office/word/2018/wordml" xmlns:w16du="http://schemas.microsoft.com/office/word/2023/wordml/word16du" xmlns:w16sdtdh="http://schemas.microsoft.com/office/word/2020/wordml/sdtdatahash" xmlns:w16sdtfl="http://schemas.microsoft.com/office/word/2024/wordml/sdtformatlock" xmlns:w16se="http://schemas.microsoft.com/office/word/2015/wordml/symex" xmlns:wpg="http://schemas.microsoft.com/office/word/2010/wordprocessingGroup" xmlns:wpi="http://schemas.microsoft.com/office/word/2010/wordprocessingInk" xmlns:wne="http://schemas.microsoft.com/office/word/2006/wordml" xmlns:wps="http://schemas.microsoft.com/office/word/2010/wordprocessingShape" mc:Ignorable="w14 w15 w16se w16cid w16 w16cex w16sdtdh w16sdtfl cr w16du wp14">
+  <w16cex:commentExtensible w16cex:durableId="18C7F46A" w16cex:dateUtc="2026-04-14T06:52:00Z"/>
+  <w16cex:commentExtensible w16cex:durableId="6D830210" w16cex:dateUtc="2026-04-14T14:39:00Z"/>
+  <w16cex:commentExtensible w16cex:durableId="667CC81A" w16cex:dateUtc="2026-04-14T06:53:00Z"/>
+  <w16cex:commentExtensible w16cex:durableId="2E960B45" w16cex:dateUtc="2026-04-14T06:56:00Z"/>
+  <w16cex:commentExtensible w16cex:durableId="4EF0A679" w16cex:dateUtc="2026-04-14T06:57:00Z"/>
+  <w16cex:commentExtensible w16cex:durableId="4F03E73F" w16cex:dateUtc="2026-04-14T07:00:00Z"/>
+  <w16cex:commentExtensible w16cex:durableId="0920E3A7" w16cex:dateUtc="2026-04-14T07:04:00Z"/>
+  <w16cex:commentExtensible w16cex:durableId="73909101" w16cex:dateUtc="2026-04-14T07:04:00Z"/>
+  <w16cex:commentExtensible w16cex:durableId="40DE599A" w16cex:dateUtc="2026-04-14T08:44:00Z"/>
+  <w16cex:commentExtensible w16cex:durableId="1C125CE8" w16cex:dateUtc="2026-04-14T08:44:00Z"/>
+  <w16cex:commentExtensible w16cex:durableId="594F2A09" w16cex:dateUtc="2026-04-14T08:53:00Z"/>
+  <w16cex:commentExtensible w16cex:durableId="706048F7" w16cex:dateUtc="2026-04-14T08:54:00Z"/>
+  <w16cex:commentExtensible w16cex:durableId="2265F668" w16cex:dateUtc="2026-04-14T08:57:00Z"/>
+  <w16cex:commentExtensible w16cex:durableId="4D60A026" w16cex:dateUtc="2026-04-14T08:58:00Z"/>
+  <w16cex:commentExtensible w16cex:durableId="20E1F466" w16cex:dateUtc="2026-04-14T15:09:00Z"/>
+  <w16cex:commentExtensible w16cex:durableId="4B0CBD41" w16cex:dateUtc="2026-04-14T08:59:00Z"/>
+  <w16cex:commentExtensible w16cex:durableId="502B5844" w16cex:dateUtc="2026-04-14T15:10:00Z"/>
+  <w16cex:commentExtensible w16cex:durableId="19A07ADF" w16cex:dateUtc="2026-04-14T09:09:00Z"/>
+  <w16cex:commentExtensible w16cex:durableId="57238F37" w16cex:dateUtc="2026-04-14T09:21:00Z"/>
+  <w16cex:commentExtensible w16cex:durableId="05E338AE" w16cex:dateUtc="2026-04-14T09:35:00Z"/>
+  <w16cex:commentExtensible w16cex:durableId="096E5CA8" w16cex:dateUtc="2026-04-14T09:37:00Z"/>
+  <w16cex:commentExtensible w16cex:durableId="30F74452" w16cex:dateUtc="2026-04-14T09:39:00Z"/>
+  <w16cex:commentExtensible w16cex:durableId="0E4CB2C5" w16cex:dateUtc="2026-04-14T09:43:00Z"/>
+  <w16cex:commentExtensible w16cex:durableId="09724AC2" w16cex:dateUtc="2026-04-14T09:45:00Z"/>
+  <w16cex:commentExtensible w16cex:durableId="64A927F4" w16cex:dateUtc="2026-04-14T09:45:00Z"/>
+  <w16cex:commentExtensible w16cex:durableId="08759DE7" w16cex:dateUtc="2026-04-14T09:45:00Z"/>
+</w16cex:commentsExtensible>
+</file>
+
+<file path=word/commentsIds.xml><?xml version="1.0" encoding="utf-8"?>
+<w16cid:commentsIds xmlns:wpc="http://schemas.microsoft.com/office/word/2010/wordprocessingCanvas" xmlns:cx="http://schemas.microsoft.com/office/drawing/2014/chartex" xmlns:cx1="http://schemas.microsoft.com/office/drawing/2015/9/8/chartex" xmlns:cx2="http://schemas.microsoft.com/office/drawing/2015/10/21/chartex" xmlns:cx3="http://schemas.microsoft.com/office/drawing/2016/5/9/chartex" xmlns:cx4="http://schemas.microsoft.com/office/drawing/2016/5/10/chartex" xmlns:cx5="http://schemas.microsoft.com/office/drawing/2016/5/11/chartex" xmlns:cx6="http://schemas.microsoft.com/office/drawing/2016/5/12/chartex" xmlns:cx7="http://schemas.microsoft.com/office/drawing/2016/5/13/chartex" xmlns:cx8="http://schemas.microsoft.com/office/drawing/2016/5/14/chartex" xmlns:mc="http://schemas.openxmlformats.org/markup-compatibility/2006" xmlns:aink="http://schemas.microsoft.com/office/drawing/2016/ink" xmlns:am3d="http://schemas.microsoft.com/office/drawing/2017/model3d" xmlns:o="urn:schemas-microsoft-com:office:office" xmlns:oel="http://schemas.microsoft.com/office/2019/extlst" xmlns:r="http://schemas.openxmlformats.org/officeDocument/2006/relationships" xmlns:m="http://schemas.openxmlformats.org/officeDocument/2006/math" xmlns:v="urn:schemas-microsoft-com:vml" xmlns:wp14="http://schemas.microsoft.com/office/word/2010/wordprocessingDrawing" xmlns:wp="http://schemas.openxmlformats.org/drawingml/2006/wordprocessingDrawing" xmlns:w10="urn:schemas-microsoft-com:office:word" xmlns:w="http://schemas.openxmlformats.org/wordprocessingml/2006/main" xmlns:w14="http://schemas.microsoft.com/office/word/2010/wordml" xmlns:w15="http://schemas.microsoft.com/office/word/2012/wordml" xmlns:w16cex="http://schemas.microsoft.com/office/word/2018/wordml/cex" xmlns:w16cid="http://schemas.microsoft.com/office/word/2016/wordml/cid" xmlns:w16="http://schemas.microsoft.com/office/word/2018/wordml" xmlns:w16du="http://schemas.microsoft.com/office/word/2023/wordml/word16du" xmlns:w16sdtdh="http://schemas.microsoft.com/office/word/2020/wordml/sdtdatahash" xmlns:w16sdtfl="http://schemas.microsoft.com/office/word/2024/wordml/sdtformatlock" xmlns:w16se="http://schemas.microsoft.com/office/word/2015/wordml/symex" xmlns:wpg="http://schemas.microsoft.com/office/word/2010/wordprocessingGroup" xmlns:wpi="http://schemas.microsoft.com/office/word/2010/wordprocessingInk" xmlns:wne="http://schemas.microsoft.com/office/word/2006/wordml" xmlns:wps="http://schemas.microsoft.com/office/word/2010/wordprocessingShape" mc:Ignorable="w14 w15 w16se w16cid w16 w16cex w16sdtdh w16sdtfl w16du wp14">
+  <w16cid:commentId w16cid:paraId="18A64C0D" w16cid:durableId="18C7F46A"/>
+  <w16cid:commentId w16cid:paraId="1A46CFC9" w16cid:durableId="6D830210"/>
+  <w16cid:commentId w16cid:paraId="2BD552A3" w16cid:durableId="667CC81A"/>
+  <w16cid:commentId w16cid:paraId="48A74BC3" w16cid:durableId="2E960B45"/>
+  <w16cid:commentId w16cid:paraId="7102C6EA" w16cid:durableId="4EF0A679"/>
+  <w16cid:commentId w16cid:paraId="117A4915" w16cid:durableId="4F03E73F"/>
+  <w16cid:commentId w16cid:paraId="2A22C128" w16cid:durableId="0920E3A7"/>
+  <w16cid:commentId w16cid:paraId="697089C5" w16cid:durableId="73909101"/>
+  <w16cid:commentId w16cid:paraId="32558C61" w16cid:durableId="40DE599A"/>
+  <w16cid:commentId w16cid:paraId="0A801ACD" w16cid:durableId="1C125CE8"/>
+  <w16cid:commentId w16cid:paraId="2D352E3E" w16cid:durableId="594F2A09"/>
+  <w16cid:commentId w16cid:paraId="62BF039C" w16cid:durableId="706048F7"/>
+  <w16cid:commentId w16cid:paraId="4943DB76" w16cid:durableId="2265F668"/>
+  <w16cid:commentId w16cid:paraId="0048ED7B" w16cid:durableId="4D60A026"/>
+  <w16cid:commentId w16cid:paraId="256646E3" w16cid:durableId="20E1F466"/>
+  <w16cid:commentId w16cid:paraId="6A72B010" w16cid:durableId="4B0CBD41"/>
+  <w16cid:commentId w16cid:paraId="1F77B051" w16cid:durableId="502B5844"/>
+  <w16cid:commentId w16cid:paraId="58589269" w16cid:durableId="19A07ADF"/>
+  <w16cid:commentId w16cid:paraId="04E7381C" w16cid:durableId="57238F37"/>
+  <w16cid:commentId w16cid:paraId="33498BC2" w16cid:durableId="05E338AE"/>
+  <w16cid:commentId w16cid:paraId="45802DDA" w16cid:durableId="096E5CA8"/>
+  <w16cid:commentId w16cid:paraId="3DBD61EC" w16cid:durableId="30F74452"/>
+  <w16cid:commentId w16cid:paraId="27D6DDD3" w16cid:durableId="0E4CB2C5"/>
+  <w16cid:commentId w16cid:paraId="2F873EDD" w16cid:durableId="09724AC2"/>
+  <w16cid:commentId w16cid:paraId="29995C61" w16cid:durableId="64A927F4"/>
+  <w16cid:commentId w16cid:paraId="33048E84" w16cid:durableId="08759DE7"/>
+</w16cid:commentsIds>
 </file>
 
 <file path=word/endnotes.xml><?xml version="1.0" encoding="utf-8"?>
@@ -10919,6 +8981,17 @@
     <w:abstractNumId w:val="2"/>
   </w:num>
 </w:numbering>
+</file>
+
+<file path=word/people.xml><?xml version="1.0" encoding="utf-8"?>
+<w15:people xmlns:wpc="http://schemas.microsoft.com/office/word/2010/wordprocessingCanvas" xmlns:cx="http://schemas.microsoft.com/office/drawing/2014/chartex" xmlns:cx1="http://schemas.microsoft.com/office/drawing/2015/9/8/chartex" xmlns:cx2="http://schemas.microsoft.com/office/drawing/2015/10/21/chartex" xmlns:cx3="http://schemas.microsoft.com/office/drawing/2016/5/9/chartex" xmlns:cx4="http://schemas.microsoft.com/office/drawing/2016/5/10/chartex" xmlns:cx5="http://schemas.microsoft.com/office/drawing/2016/5/11/chartex" xmlns:cx6="http://schemas.microsoft.com/office/drawing/2016/5/12/chartex" xmlns:cx7="http://schemas.microsoft.com/office/drawing/2016/5/13/chartex" xmlns:cx8="http://schemas.microsoft.com/office/drawing/2016/5/14/chartex" xmlns:mc="http://schemas.openxmlformats.org/markup-compatibility/2006" xmlns:aink="http://schemas.microsoft.com/office/drawing/2016/ink" xmlns:am3d="http://schemas.microsoft.com/office/drawing/2017/model3d" xmlns:o="urn:schemas-microsoft-com:office:office" xmlns:oel="http://schemas.microsoft.com/office/2019/extlst" xmlns:r="http://schemas.openxmlformats.org/officeDocument/2006/relationships" xmlns:m="http://schemas.openxmlformats.org/officeDocument/2006/math" xmlns:v="urn:schemas-microsoft-com:vml" xmlns:wp14="http://schemas.microsoft.com/office/word/2010/wordprocessingDrawing" xmlns:wp="http://schemas.openxmlformats.org/drawingml/2006/wordprocessingDrawing" xmlns:w10="urn:schemas-microsoft-com:office:word" xmlns:w="http://schemas.openxmlformats.org/wordprocessingml/2006/main" xmlns:w14="http://schemas.microsoft.com/office/word/2010/wordml" xmlns:w15="http://schemas.microsoft.com/office/word/2012/wordml" xmlns:w16cex="http://schemas.microsoft.com/office/word/2018/wordml/cex" xmlns:w16cid="http://schemas.microsoft.com/office/word/2016/wordml/cid" xmlns:w16="http://schemas.microsoft.com/office/word/2018/wordml" xmlns:w16du="http://schemas.microsoft.com/office/word/2023/wordml/word16du" xmlns:w16sdtdh="http://schemas.microsoft.com/office/word/2020/wordml/sdtdatahash" xmlns:w16sdtfl="http://schemas.microsoft.com/office/word/2024/wordml/sdtformatlock" xmlns:w16se="http://schemas.microsoft.com/office/word/2015/wordml/symex" xmlns:wpg="http://schemas.microsoft.com/office/word/2010/wordprocessingGroup" xmlns:wpi="http://schemas.microsoft.com/office/word/2010/wordprocessingInk" xmlns:wne="http://schemas.microsoft.com/office/word/2006/wordml" xmlns:wps="http://schemas.microsoft.com/office/word/2010/wordprocessingShape" mc:Ignorable="w14 w15 w16se w16cid w16 w16cex w16sdtdh w16sdtfl w16du wp14">
+  <w15:person w15:author="David Zindović">
+    <w15:presenceInfo w15:providerId="AD" w15:userId="S::david.zindovic@vegova.si::37315b87-506e-4f03-8367-03afe397f9a1"/>
+  </w15:person>
+  <w15:person w15:author="Nik Pavlović Semen (R4D)">
+    <w15:presenceInfo w15:providerId="AD" w15:userId="S::nik.pavlovic.semen@students.vegova.si::0df18b1a-1bbc-4021-b1b0-ef7c6ee22d51"/>
+  </w15:person>
+</w15:people>
 </file>
 
 <file path=word/styles.xml><?xml version="1.0" encoding="utf-8"?>
@@ -11389,6 +9462,7 @@
   <w:style w:type="character" w:default="1" w:styleId="DefaultParagraphFont">
     <w:name w:val="Default Paragraph Font"/>
     <w:uiPriority w:val="1"/>
+    <w:semiHidden/>
     <w:unhideWhenUsed/>
   </w:style>
   <w:style w:type="table" w:default="1" w:styleId="TableNormal">
@@ -11659,6 +9733,93 @@
     <w:rsid w:val="00FD7345"/>
     <w:rPr>
       <w:color w:val="666666"/>
+    </w:rPr>
+  </w:style>
+  <w:style w:type="character" w:styleId="CommentReference">
+    <w:name w:val="annotation reference"/>
+    <w:basedOn w:val="DefaultParagraphFont"/>
+    <w:uiPriority w:val="99"/>
+    <w:semiHidden/>
+    <w:unhideWhenUsed/>
+    <w:rsid w:val="00FD1FAF"/>
+    <w:rPr>
+      <w:sz w:val="16"/>
+      <w:szCs w:val="16"/>
+    </w:rPr>
+  </w:style>
+  <w:style w:type="paragraph" w:styleId="CommentText">
+    <w:name w:val="annotation text"/>
+    <w:basedOn w:val="Normal"/>
+    <w:link w:val="CommentTextChar"/>
+    <w:uiPriority w:val="99"/>
+    <w:unhideWhenUsed/>
+    <w:rsid w:val="00FD1FAF"/>
+    <w:pPr>
+      <w:spacing w:line="240" w:lineRule="auto"/>
+    </w:pPr>
+    <w:rPr>
+      <w:sz w:val="20"/>
+      <w:szCs w:val="20"/>
+    </w:rPr>
+  </w:style>
+  <w:style w:type="character" w:customStyle="1" w:styleId="CommentTextChar">
+    <w:name w:val="Comment Text Char"/>
+    <w:basedOn w:val="DefaultParagraphFont"/>
+    <w:link w:val="CommentText"/>
+    <w:uiPriority w:val="99"/>
+    <w:rsid w:val="00FD1FAF"/>
+    <w:rPr>
+      <w:rFonts w:ascii="Arial" w:eastAsia="Arial" w:hAnsi="Arial" w:cs="Arial"/>
+      <w:color w:val="000000" w:themeColor="text1"/>
+      <w:sz w:val="20"/>
+      <w:szCs w:val="20"/>
+      <w:lang w:val="sl"/>
+    </w:rPr>
+  </w:style>
+  <w:style w:type="paragraph" w:styleId="CommentSubject">
+    <w:name w:val="annotation subject"/>
+    <w:basedOn w:val="CommentText"/>
+    <w:next w:val="CommentText"/>
+    <w:link w:val="CommentSubjectChar"/>
+    <w:uiPriority w:val="99"/>
+    <w:semiHidden/>
+    <w:unhideWhenUsed/>
+    <w:rsid w:val="00FD1FAF"/>
+    <w:rPr>
+      <w:b/>
+      <w:bCs/>
+    </w:rPr>
+  </w:style>
+  <w:style w:type="character" w:customStyle="1" w:styleId="CommentSubjectChar">
+    <w:name w:val="Comment Subject Char"/>
+    <w:basedOn w:val="CommentTextChar"/>
+    <w:link w:val="CommentSubject"/>
+    <w:uiPriority w:val="99"/>
+    <w:semiHidden/>
+    <w:rsid w:val="00FD1FAF"/>
+    <w:rPr>
+      <w:rFonts w:ascii="Arial" w:eastAsia="Arial" w:hAnsi="Arial" w:cs="Arial"/>
+      <w:b/>
+      <w:bCs/>
+      <w:color w:val="000000" w:themeColor="text1"/>
+      <w:sz w:val="20"/>
+      <w:szCs w:val="20"/>
+      <w:lang w:val="sl"/>
+    </w:rPr>
+  </w:style>
+  <w:style w:type="paragraph" w:styleId="Revision">
+    <w:name w:val="Revision"/>
+    <w:hidden/>
+    <w:uiPriority w:val="99"/>
+    <w:semiHidden/>
+    <w:rsid w:val="00FD1FAF"/>
+    <w:pPr>
+      <w:spacing w:after="0" w:line="240" w:lineRule="auto"/>
+    </w:pPr>
+    <w:rPr>
+      <w:rFonts w:ascii="Arial" w:eastAsia="Arial" w:hAnsi="Arial" w:cs="Arial"/>
+      <w:color w:val="000000" w:themeColor="text1"/>
+      <w:lang w:val="sl"/>
     </w:rPr>
   </w:style>
 </w:styles>

--- a/Strokovno Porocilo.docx
+++ b/Strokovno Porocilo.docx
@@ -261,7 +261,7 @@
       <w:bookmarkStart w:id="7" w:name="_Toc226486565"/>
       <w:bookmarkStart w:id="8" w:name="_Toc226486628"/>
       <w:bookmarkStart w:id="9" w:name="_Toc227079926"/>
-      <w:bookmarkStart w:id="10" w:name="_Toc227080011"/>
+      <w:bookmarkStart w:id="10" w:name="_Toc227092692"/>
       <w:r>
         <w:rPr>
           <w:rFonts w:eastAsia="Arial"/>
@@ -315,7 +315,7 @@
           <w:r>
             <w:fldChar w:fldCharType="separate"/>
           </w:r>
-          <w:hyperlink w:anchor="_Toc227080011" w:history="1">
+          <w:hyperlink w:anchor="_Toc227092692" w:history="1">
             <w:r>
               <w:rPr>
                 <w:rStyle w:val="Hyperlink"/>
@@ -342,7 +342,7 @@
                 <w:noProof/>
                 <w:webHidden/>
               </w:rPr>
-              <w:instrText xml:space="preserve"> PAGEREF _Toc227080011 \h </w:instrText>
+              <w:instrText xml:space="preserve"> PAGEREF _Toc227092692 \h </w:instrText>
             </w:r>
             <w:r>
               <w:rPr>
@@ -388,7 +388,7 @@
               <w14:ligatures w14:val="standardContextual"/>
             </w:rPr>
           </w:pPr>
-          <w:hyperlink w:anchor="_Toc227080012" w:history="1">
+          <w:hyperlink w:anchor="_Toc227092693" w:history="1">
             <w:r>
               <w:rPr>
                 <w:rStyle w:val="Hyperlink"/>
@@ -415,7 +415,7 @@
                 <w:noProof/>
                 <w:webHidden/>
               </w:rPr>
-              <w:instrText xml:space="preserve"> PAGEREF _Toc227080012 \h </w:instrText>
+              <w:instrText xml:space="preserve"> PAGEREF _Toc227092693 \h </w:instrText>
             </w:r>
             <w:r>
               <w:rPr>
@@ -461,7 +461,7 @@
               <w14:ligatures w14:val="standardContextual"/>
             </w:rPr>
           </w:pPr>
-          <w:hyperlink w:anchor="_Toc227080013" w:history="1">
+          <w:hyperlink w:anchor="_Toc227092694" w:history="1">
             <w:r>
               <w:rPr>
                 <w:rStyle w:val="Hyperlink"/>
@@ -488,7 +488,7 @@
                 <w:noProof/>
                 <w:webHidden/>
               </w:rPr>
-              <w:instrText xml:space="preserve"> PAGEREF _Toc227080013 \h </w:instrText>
+              <w:instrText xml:space="preserve"> PAGEREF _Toc227092694 \h </w:instrText>
             </w:r>
             <w:r>
               <w:rPr>
@@ -534,7 +534,7 @@
               <w14:ligatures w14:val="standardContextual"/>
             </w:rPr>
           </w:pPr>
-          <w:hyperlink w:anchor="_Toc227080014" w:history="1">
+          <w:hyperlink w:anchor="_Toc227092695" w:history="1">
             <w:r>
               <w:rPr>
                 <w:rStyle w:val="Hyperlink"/>
@@ -561,7 +561,7 @@
                 <w:noProof/>
                 <w:webHidden/>
               </w:rPr>
-              <w:instrText xml:space="preserve"> PAGEREF _Toc227080014 \h </w:instrText>
+              <w:instrText xml:space="preserve"> PAGEREF _Toc227092695 \h </w:instrText>
             </w:r>
             <w:r>
               <w:rPr>
@@ -607,7 +607,7 @@
               <w14:ligatures w14:val="standardContextual"/>
             </w:rPr>
           </w:pPr>
-          <w:hyperlink w:anchor="_Toc227080015" w:history="1">
+          <w:hyperlink w:anchor="_Toc227092696" w:history="1">
             <w:r>
               <w:rPr>
                 <w:rStyle w:val="Hyperlink"/>
@@ -634,7 +634,7 @@
                 <w:noProof/>
                 <w:webHidden/>
               </w:rPr>
-              <w:instrText xml:space="preserve"> PAGEREF _Toc227080015 \h </w:instrText>
+              <w:instrText xml:space="preserve"> PAGEREF _Toc227092696 \h </w:instrText>
             </w:r>
             <w:r>
               <w:rPr>
@@ -680,7 +680,7 @@
               <w14:ligatures w14:val="standardContextual"/>
             </w:rPr>
           </w:pPr>
-          <w:hyperlink w:anchor="_Toc227080016" w:history="1">
+          <w:hyperlink w:anchor="_Toc227092697" w:history="1">
             <w:r>
               <w:rPr>
                 <w:rStyle w:val="Hyperlink"/>
@@ -707,7 +707,7 @@
                 <w:noProof/>
                 <w:webHidden/>
               </w:rPr>
-              <w:instrText xml:space="preserve"> PAGEREF _Toc227080016 \h </w:instrText>
+              <w:instrText xml:space="preserve"> PAGEREF _Toc227092697 \h </w:instrText>
             </w:r>
             <w:r>
               <w:rPr>
@@ -753,7 +753,7 @@
               <w14:ligatures w14:val="standardContextual"/>
             </w:rPr>
           </w:pPr>
-          <w:hyperlink w:anchor="_Toc227080017" w:history="1">
+          <w:hyperlink w:anchor="_Toc227092698" w:history="1">
             <w:r>
               <w:rPr>
                 <w:rStyle w:val="Hyperlink"/>
@@ -780,7 +780,7 @@
                 <w:noProof/>
                 <w:webHidden/>
               </w:rPr>
-              <w:instrText xml:space="preserve"> PAGEREF _Toc227080017 \h </w:instrText>
+              <w:instrText xml:space="preserve"> PAGEREF _Toc227092698 \h </w:instrText>
             </w:r>
             <w:r>
               <w:rPr>
@@ -826,7 +826,7 @@
               <w14:ligatures w14:val="standardContextual"/>
             </w:rPr>
           </w:pPr>
-          <w:hyperlink w:anchor="_Toc227080018" w:history="1">
+          <w:hyperlink w:anchor="_Toc227092699" w:history="1">
             <w:r>
               <w:rPr>
                 <w:rStyle w:val="Hyperlink"/>
@@ -853,7 +853,7 @@
                 <w:noProof/>
                 <w:webHidden/>
               </w:rPr>
-              <w:instrText xml:space="preserve"> PAGEREF _Toc227080018 \h </w:instrText>
+              <w:instrText xml:space="preserve"> PAGEREF _Toc227092699 \h </w:instrText>
             </w:r>
             <w:r>
               <w:rPr>
@@ -896,7 +896,7 @@
               <w14:ligatures w14:val="standardContextual"/>
             </w:rPr>
           </w:pPr>
-          <w:hyperlink w:anchor="_Toc227080019" w:history="1">
+          <w:hyperlink w:anchor="_Toc227092700" w:history="1">
             <w:r>
               <w:rPr>
                 <w:rStyle w:val="Hyperlink"/>
@@ -919,7 +919,7 @@
               <w:rPr>
                 <w:webHidden/>
               </w:rPr>
-              <w:instrText xml:space="preserve"> PAGEREF _Toc227080019 \h </w:instrText>
+              <w:instrText xml:space="preserve"> PAGEREF _Toc227092700 \h </w:instrText>
             </w:r>
             <w:r>
               <w:rPr>
@@ -958,7 +958,7 @@
               <w14:ligatures w14:val="standardContextual"/>
             </w:rPr>
           </w:pPr>
-          <w:hyperlink w:anchor="_Toc227080020" w:history="1">
+          <w:hyperlink w:anchor="_Toc227092701" w:history="1">
             <w:r>
               <w:rPr>
                 <w:rStyle w:val="Hyperlink"/>
@@ -981,7 +981,7 @@
               <w:rPr>
                 <w:webHidden/>
               </w:rPr>
-              <w:instrText xml:space="preserve"> PAGEREF _Toc227080020 \h </w:instrText>
+              <w:instrText xml:space="preserve"> PAGEREF _Toc227092701 \h </w:instrText>
             </w:r>
             <w:r>
               <w:rPr>
@@ -1023,7 +1023,7 @@
               <w14:ligatures w14:val="standardContextual"/>
             </w:rPr>
           </w:pPr>
-          <w:hyperlink w:anchor="_Toc227080021" w:history="1">
+          <w:hyperlink w:anchor="_Toc227092702" w:history="1">
             <w:r>
               <w:rPr>
                 <w:rStyle w:val="Hyperlink"/>
@@ -1050,7 +1050,7 @@
                 <w:noProof/>
                 <w:webHidden/>
               </w:rPr>
-              <w:instrText xml:space="preserve"> PAGEREF _Toc227080021 \h </w:instrText>
+              <w:instrText xml:space="preserve"> PAGEREF _Toc227092702 \h </w:instrText>
             </w:r>
             <w:r>
               <w:rPr>
@@ -1096,7 +1096,7 @@
               <w14:ligatures w14:val="standardContextual"/>
             </w:rPr>
           </w:pPr>
-          <w:hyperlink w:anchor="_Toc227080022" w:history="1">
+          <w:hyperlink w:anchor="_Toc227092703" w:history="1">
             <w:r>
               <w:rPr>
                 <w:rStyle w:val="Hyperlink"/>
@@ -1123,7 +1123,7 @@
                 <w:noProof/>
                 <w:webHidden/>
               </w:rPr>
-              <w:instrText xml:space="preserve"> PAGEREF _Toc227080022 \h </w:instrText>
+              <w:instrText xml:space="preserve"> PAGEREF _Toc227092703 \h </w:instrText>
             </w:r>
             <w:r>
               <w:rPr>
@@ -1169,7 +1169,7 @@
               <w14:ligatures w14:val="standardContextual"/>
             </w:rPr>
           </w:pPr>
-          <w:hyperlink w:anchor="_Toc227080023" w:history="1">
+          <w:hyperlink w:anchor="_Toc227092704" w:history="1">
             <w:r>
               <w:rPr>
                 <w:rStyle w:val="Hyperlink"/>
@@ -1196,7 +1196,7 @@
                 <w:noProof/>
                 <w:webHidden/>
               </w:rPr>
-              <w:instrText xml:space="preserve"> PAGEREF _Toc227080023 \h </w:instrText>
+              <w:instrText xml:space="preserve"> PAGEREF _Toc227092704 \h </w:instrText>
             </w:r>
             <w:r>
               <w:rPr>
@@ -1242,7 +1242,7 @@
               <w14:ligatures w14:val="standardContextual"/>
             </w:rPr>
           </w:pPr>
-          <w:hyperlink w:anchor="_Toc227080024" w:history="1">
+          <w:hyperlink w:anchor="_Toc227092705" w:history="1">
             <w:r>
               <w:rPr>
                 <w:rStyle w:val="Hyperlink"/>
@@ -1269,7 +1269,7 @@
                 <w:noProof/>
                 <w:webHidden/>
               </w:rPr>
-              <w:instrText xml:space="preserve"> PAGEREF _Toc227080024 \h </w:instrText>
+              <w:instrText xml:space="preserve"> PAGEREF _Toc227092705 \h </w:instrText>
             </w:r>
             <w:r>
               <w:rPr>
@@ -1315,7 +1315,7 @@
               <w14:ligatures w14:val="standardContextual"/>
             </w:rPr>
           </w:pPr>
-          <w:hyperlink w:anchor="_Toc227080025" w:history="1">
+          <w:hyperlink w:anchor="_Toc227092706" w:history="1">
             <w:r>
               <w:rPr>
                 <w:rStyle w:val="Hyperlink"/>
@@ -1342,7 +1342,7 @@
                 <w:noProof/>
                 <w:webHidden/>
               </w:rPr>
-              <w:instrText xml:space="preserve"> PAGEREF _Toc227080025 \h </w:instrText>
+              <w:instrText xml:space="preserve"> PAGEREF _Toc227092706 \h </w:instrText>
             </w:r>
             <w:r>
               <w:rPr>
@@ -1388,7 +1388,7 @@
               <w14:ligatures w14:val="standardContextual"/>
             </w:rPr>
           </w:pPr>
-          <w:hyperlink w:anchor="_Toc227080026" w:history="1">
+          <w:hyperlink w:anchor="_Toc227092707" w:history="1">
             <w:r>
               <w:rPr>
                 <w:rStyle w:val="Hyperlink"/>
@@ -1415,7 +1415,7 @@
                 <w:noProof/>
                 <w:webHidden/>
               </w:rPr>
-              <w:instrText xml:space="preserve"> PAGEREF _Toc227080026 \h </w:instrText>
+              <w:instrText xml:space="preserve"> PAGEREF _Toc227092707 \h </w:instrText>
             </w:r>
             <w:r>
               <w:rPr>
@@ -1461,7 +1461,7 @@
               <w14:ligatures w14:val="standardContextual"/>
             </w:rPr>
           </w:pPr>
-          <w:hyperlink w:anchor="_Toc227080027" w:history="1">
+          <w:hyperlink w:anchor="_Toc227092708" w:history="1">
             <w:r>
               <w:rPr>
                 <w:rStyle w:val="Hyperlink"/>
@@ -1488,7 +1488,7 @@
                 <w:noProof/>
                 <w:webHidden/>
               </w:rPr>
-              <w:instrText xml:space="preserve"> PAGEREF _Toc227080027 \h </w:instrText>
+              <w:instrText xml:space="preserve"> PAGEREF _Toc227092708 \h </w:instrText>
             </w:r>
             <w:r>
               <w:rPr>
@@ -1534,7 +1534,7 @@
               <w14:ligatures w14:val="standardContextual"/>
             </w:rPr>
           </w:pPr>
-          <w:hyperlink w:anchor="_Toc227080028" w:history="1">
+          <w:hyperlink w:anchor="_Toc227092709" w:history="1">
             <w:r>
               <w:rPr>
                 <w:rStyle w:val="Hyperlink"/>
@@ -1561,7 +1561,7 @@
                 <w:noProof/>
                 <w:webHidden/>
               </w:rPr>
-              <w:instrText xml:space="preserve"> PAGEREF _Toc227080028 \h </w:instrText>
+              <w:instrText xml:space="preserve"> PAGEREF _Toc227092709 \h </w:instrText>
             </w:r>
             <w:r>
               <w:rPr>
@@ -1607,7 +1607,7 @@
               <w14:ligatures w14:val="standardContextual"/>
             </w:rPr>
           </w:pPr>
-          <w:hyperlink w:anchor="_Toc227080029" w:history="1">
+          <w:hyperlink w:anchor="_Toc227092710" w:history="1">
             <w:r>
               <w:rPr>
                 <w:rStyle w:val="Hyperlink"/>
@@ -1634,7 +1634,7 @@
                 <w:noProof/>
                 <w:webHidden/>
               </w:rPr>
-              <w:instrText xml:space="preserve"> PAGEREF _Toc227080029 \h </w:instrText>
+              <w:instrText xml:space="preserve"> PAGEREF _Toc227092710 \h </w:instrText>
             </w:r>
             <w:r>
               <w:rPr>
@@ -1680,7 +1680,7 @@
               <w14:ligatures w14:val="standardContextual"/>
             </w:rPr>
           </w:pPr>
-          <w:hyperlink w:anchor="_Toc227080030" w:history="1">
+          <w:hyperlink w:anchor="_Toc227092711" w:history="1">
             <w:r>
               <w:rPr>
                 <w:rStyle w:val="Hyperlink"/>
@@ -1707,7 +1707,7 @@
                 <w:noProof/>
                 <w:webHidden/>
               </w:rPr>
-              <w:instrText xml:space="preserve"> PAGEREF _Toc227080030 \h </w:instrText>
+              <w:instrText xml:space="preserve"> PAGEREF _Toc227092711 \h </w:instrText>
             </w:r>
             <w:r>
               <w:rPr>
@@ -1753,7 +1753,7 @@
               <w14:ligatures w14:val="standardContextual"/>
             </w:rPr>
           </w:pPr>
-          <w:hyperlink w:anchor="_Toc227080031" w:history="1">
+          <w:hyperlink w:anchor="_Toc227092712" w:history="1">
             <w:r>
               <w:rPr>
                 <w:rStyle w:val="Hyperlink"/>
@@ -1780,7 +1780,7 @@
                 <w:noProof/>
                 <w:webHidden/>
               </w:rPr>
-              <w:instrText xml:space="preserve"> PAGEREF _Toc227080031 \h </w:instrText>
+              <w:instrText xml:space="preserve"> PAGEREF _Toc227092712 \h </w:instrText>
             </w:r>
             <w:r>
               <w:rPr>
@@ -1826,7 +1826,7 @@
               <w14:ligatures w14:val="standardContextual"/>
             </w:rPr>
           </w:pPr>
-          <w:hyperlink w:anchor="_Toc227080032" w:history="1">
+          <w:hyperlink w:anchor="_Toc227092713" w:history="1">
             <w:r>
               <w:rPr>
                 <w:rStyle w:val="Hyperlink"/>
@@ -1853,7 +1853,7 @@
                 <w:noProof/>
                 <w:webHidden/>
               </w:rPr>
-              <w:instrText xml:space="preserve"> PAGEREF _Toc227080032 \h </w:instrText>
+              <w:instrText xml:space="preserve"> PAGEREF _Toc227092713 \h </w:instrText>
             </w:r>
             <w:r>
               <w:rPr>
@@ -1899,7 +1899,7 @@
               <w14:ligatures w14:val="standardContextual"/>
             </w:rPr>
           </w:pPr>
-          <w:hyperlink w:anchor="_Toc227080033" w:history="1">
+          <w:hyperlink w:anchor="_Toc227092714" w:history="1">
             <w:r>
               <w:rPr>
                 <w:rStyle w:val="Hyperlink"/>
@@ -1926,7 +1926,7 @@
                 <w:noProof/>
                 <w:webHidden/>
               </w:rPr>
-              <w:instrText xml:space="preserve"> PAGEREF _Toc227080033 \h </w:instrText>
+              <w:instrText xml:space="preserve"> PAGEREF _Toc227092714 \h </w:instrText>
             </w:r>
             <w:r>
               <w:rPr>
@@ -1972,7 +1972,7 @@
               <w14:ligatures w14:val="standardContextual"/>
             </w:rPr>
           </w:pPr>
-          <w:hyperlink w:anchor="_Toc227080034" w:history="1">
+          <w:hyperlink w:anchor="_Toc227092715" w:history="1">
             <w:r>
               <w:rPr>
                 <w:rStyle w:val="Hyperlink"/>
@@ -1999,7 +1999,7 @@
                 <w:noProof/>
                 <w:webHidden/>
               </w:rPr>
-              <w:instrText xml:space="preserve"> PAGEREF _Toc227080034 \h </w:instrText>
+              <w:instrText xml:space="preserve"> PAGEREF _Toc227092715 \h </w:instrText>
             </w:r>
             <w:r>
               <w:rPr>
@@ -2019,7 +2019,7 @@
                 <w:noProof/>
                 <w:webHidden/>
               </w:rPr>
-              <w:t>23</w:t>
+              <w:t>24</w:t>
             </w:r>
             <w:r>
               <w:rPr>
@@ -2045,7 +2045,7 @@
               <w14:ligatures w14:val="standardContextual"/>
             </w:rPr>
           </w:pPr>
-          <w:hyperlink w:anchor="_Toc227080035" w:history="1">
+          <w:hyperlink w:anchor="_Toc227092716" w:history="1">
             <w:r>
               <w:rPr>
                 <w:rStyle w:val="Hyperlink"/>
@@ -2072,7 +2072,7 @@
                 <w:noProof/>
                 <w:webHidden/>
               </w:rPr>
-              <w:instrText xml:space="preserve"> PAGEREF _Toc227080035 \h </w:instrText>
+              <w:instrText xml:space="preserve"> PAGEREF _Toc227092716 \h </w:instrText>
             </w:r>
             <w:r>
               <w:rPr>
@@ -2092,7 +2092,7 @@
                 <w:noProof/>
                 <w:webHidden/>
               </w:rPr>
-              <w:t>23</w:t>
+              <w:t>24</w:t>
             </w:r>
             <w:r>
               <w:rPr>
@@ -2118,7 +2118,7 @@
               <w14:ligatures w14:val="standardContextual"/>
             </w:rPr>
           </w:pPr>
-          <w:hyperlink w:anchor="_Toc227080036" w:history="1">
+          <w:hyperlink w:anchor="_Toc227092717" w:history="1">
             <w:r>
               <w:rPr>
                 <w:rStyle w:val="Hyperlink"/>
@@ -2145,7 +2145,7 @@
                 <w:noProof/>
                 <w:webHidden/>
               </w:rPr>
-              <w:instrText xml:space="preserve"> PAGEREF _Toc227080036 \h </w:instrText>
+              <w:instrText xml:space="preserve"> PAGEREF _Toc227092717 \h </w:instrText>
             </w:r>
             <w:r>
               <w:rPr>
@@ -2165,7 +2165,7 @@
                 <w:noProof/>
                 <w:webHidden/>
               </w:rPr>
-              <w:t>23</w:t>
+              <w:t>24</w:t>
             </w:r>
             <w:r>
               <w:rPr>
@@ -2191,7 +2191,7 @@
               <w14:ligatures w14:val="standardContextual"/>
             </w:rPr>
           </w:pPr>
-          <w:hyperlink w:anchor="_Toc227080037" w:history="1">
+          <w:hyperlink w:anchor="_Toc227092718" w:history="1">
             <w:r>
               <w:rPr>
                 <w:rStyle w:val="Hyperlink"/>
@@ -2218,7 +2218,7 @@
                 <w:noProof/>
                 <w:webHidden/>
               </w:rPr>
-              <w:instrText xml:space="preserve"> PAGEREF _Toc227080037 \h </w:instrText>
+              <w:instrText xml:space="preserve"> PAGEREF _Toc227092718 \h </w:instrText>
             </w:r>
             <w:r>
               <w:rPr>
@@ -2238,7 +2238,7 @@
                 <w:noProof/>
                 <w:webHidden/>
               </w:rPr>
-              <w:t>24</w:t>
+              <w:t>25</w:t>
             </w:r>
             <w:r>
               <w:rPr>
@@ -2272,7 +2272,7 @@
       </w:pPr>
       <w:bookmarkStart w:id="11" w:name="_Toc226486566"/>
       <w:bookmarkStart w:id="12" w:name="_Toc226486629"/>
-      <w:bookmarkStart w:id="13" w:name="_Toc227080012"/>
+      <w:bookmarkStart w:id="13" w:name="_Toc227092693"/>
       <w:r>
         <w:lastRenderedPageBreak/>
         <w:t>1. Uvod</w:t>
@@ -2376,7 +2376,7 @@
       </w:pPr>
       <w:bookmarkStart w:id="14" w:name="_Toc226486567"/>
       <w:bookmarkStart w:id="15" w:name="_Toc226486630"/>
-      <w:bookmarkStart w:id="16" w:name="_Toc227080013"/>
+      <w:bookmarkStart w:id="16" w:name="_Toc227092694"/>
       <w:r>
         <w:t>2. Izbira orodij in programskih jezikov</w:t>
       </w:r>
@@ -2586,7 +2586,7 @@
       </w:pPr>
       <w:bookmarkStart w:id="20" w:name="_Toc226486568"/>
       <w:bookmarkStart w:id="21" w:name="_Toc226486631"/>
-      <w:bookmarkStart w:id="22" w:name="_Toc227080014"/>
+      <w:bookmarkStart w:id="22" w:name="_Toc227092695"/>
       <w:r>
         <w:lastRenderedPageBreak/>
         <w:t>3. O aplikaciji</w:t>
@@ -2828,7 +2828,7 @@
       <w:pPr>
         <w:pStyle w:val="Heading1"/>
       </w:pPr>
-      <w:bookmarkStart w:id="23" w:name="_Toc227080015"/>
+      <w:bookmarkStart w:id="23" w:name="_Toc227092696"/>
       <w:r>
         <w:lastRenderedPageBreak/>
         <w:t xml:space="preserve">4. </w:t>
@@ -2917,7 +2917,7 @@
       <w:pPr>
         <w:pStyle w:val="Heading2"/>
       </w:pPr>
-      <w:bookmarkStart w:id="25" w:name="_Toc227080016"/>
+      <w:bookmarkStart w:id="25" w:name="_Toc227092697"/>
       <w:r>
         <w:t>4. 1. Konstrukcija modela</w:t>
       </w:r>
@@ -3137,7 +3137,7 @@
       <w:pPr>
         <w:pStyle w:val="Heading2"/>
       </w:pPr>
-      <w:bookmarkStart w:id="28" w:name="_Toc227080017"/>
+      <w:bookmarkStart w:id="28" w:name="_Toc227092698"/>
       <w:r>
         <w:lastRenderedPageBreak/>
         <w:t xml:space="preserve">4. 2. </w:t>
@@ -3382,7 +3382,7 @@
       <w:pPr>
         <w:pStyle w:val="Heading2"/>
       </w:pPr>
-      <w:bookmarkStart w:id="31" w:name="_Toc227080018"/>
+      <w:bookmarkStart w:id="31" w:name="_Toc227092699"/>
       <w:r>
         <w:lastRenderedPageBreak/>
         <w:t xml:space="preserve">4. 2. </w:t>
@@ -3439,7 +3439,7 @@
       <w:pPr>
         <w:pStyle w:val="Heading3"/>
       </w:pPr>
-      <w:bookmarkStart w:id="32" w:name="_Toc227080019"/>
+      <w:bookmarkStart w:id="32" w:name="_Toc227092700"/>
       <w:r>
         <w:t>4. 2. 1. Kamera</w:t>
       </w:r>
@@ -3905,7 +3905,7 @@
       <w:pPr>
         <w:pStyle w:val="Heading3"/>
       </w:pPr>
-      <w:bookmarkStart w:id="35" w:name="_Toc227080020"/>
+      <w:bookmarkStart w:id="35" w:name="_Toc227092701"/>
       <w:r>
         <w:t xml:space="preserve">4. 2. 2. </w:t>
       </w:r>
@@ -4045,7 +4045,7 @@
       <w:pPr>
         <w:pStyle w:val="Heading2"/>
       </w:pPr>
-      <w:bookmarkStart w:id="36" w:name="_Toc227080021"/>
+      <w:bookmarkStart w:id="36" w:name="_Toc227092702"/>
       <w:r>
         <w:lastRenderedPageBreak/>
         <w:t>4. 3. Urejevalnik</w:t>
@@ -4197,7 +4197,7 @@
       <w:pPr>
         <w:pStyle w:val="Heading1"/>
       </w:pPr>
-      <w:bookmarkStart w:id="37" w:name="_Toc227080022"/>
+      <w:bookmarkStart w:id="37" w:name="_Toc227092703"/>
       <w:r>
         <w:lastRenderedPageBreak/>
         <w:t xml:space="preserve">5. </w:t>
@@ -4242,7 +4242,7 @@
       <w:pPr>
         <w:pStyle w:val="Heading2"/>
       </w:pPr>
-      <w:bookmarkStart w:id="38" w:name="_Toc227080023"/>
+      <w:bookmarkStart w:id="38" w:name="_Toc227092704"/>
       <w:r>
         <w:t>5. 1.  Vozlišče (node)</w:t>
       </w:r>
@@ -4665,7 +4665,7 @@
       <w:pPr>
         <w:pStyle w:val="Heading2"/>
       </w:pPr>
-      <w:bookmarkStart w:id="41" w:name="_Toc227080024"/>
+      <w:bookmarkStart w:id="41" w:name="_Toc227092705"/>
       <w:r>
         <w:t xml:space="preserve">5. 2. </w:t>
       </w:r>
@@ -5484,7 +5484,7 @@
       <w:pPr>
         <w:pStyle w:val="Heading1"/>
       </w:pPr>
-      <w:bookmarkStart w:id="48" w:name="_Toc227080025"/>
+      <w:bookmarkStart w:id="48" w:name="_Toc227092706"/>
       <w:r>
         <w:lastRenderedPageBreak/>
         <w:t>6. Inšpektor vozlišč</w:t>
@@ -5713,7 +5713,7 @@
       <w:pPr>
         <w:pStyle w:val="Heading1"/>
       </w:pPr>
-      <w:bookmarkStart w:id="50" w:name="_Toc227080026"/>
+      <w:bookmarkStart w:id="50" w:name="_Toc227092707"/>
       <w:r>
         <w:lastRenderedPageBreak/>
         <w:t xml:space="preserve">7. </w:t>
@@ -6234,7 +6234,7 @@
       <w:pPr>
         <w:pStyle w:val="Heading1"/>
       </w:pPr>
-      <w:bookmarkStart w:id="53" w:name="_Toc227080027"/>
+      <w:bookmarkStart w:id="53" w:name="_Toc227092708"/>
       <w:r>
         <w:lastRenderedPageBreak/>
         <w:t xml:space="preserve">8. Generacija terena in vrste </w:t>
@@ -6276,7 +6276,7 @@
       <w:pPr>
         <w:pStyle w:val="Heading2"/>
       </w:pPr>
-      <w:bookmarkStart w:id="55" w:name="_Toc227080028"/>
+      <w:bookmarkStart w:id="55" w:name="_Toc227092709"/>
       <w:r>
         <w:t>8. 1. Osnovna elevacija</w:t>
       </w:r>
@@ -6916,7 +6916,7 @@
       <w:pPr>
         <w:pStyle w:val="Heading2"/>
       </w:pPr>
-      <w:bookmarkStart w:id="63" w:name="_Toc227080029"/>
+      <w:bookmarkStart w:id="63" w:name="_Toc227092710"/>
       <w:r>
         <w:t xml:space="preserve">8. 2. </w:t>
       </w:r>
@@ -6950,7 +6950,7 @@
       <w:r>
         <w:br w:type="page"/>
       </w:r>
-      <w:bookmarkStart w:id="64" w:name="_Toc227080030"/>
+      <w:bookmarkStart w:id="64" w:name="_Toc227092711"/>
       <w:r>
         <w:lastRenderedPageBreak/>
         <w:t xml:space="preserve">8. 3. </w:t>
@@ -7438,76 +7438,543 @@
       <w:pPr>
         <w:pStyle w:val="Heading2"/>
       </w:pPr>
-      <w:bookmarkStart w:id="69" w:name="_Toc227080031"/>
+      <w:bookmarkStart w:id="69" w:name="_Toc227092712"/>
       <w:r>
         <w:lastRenderedPageBreak/>
         <w:t>8. 4. Terase</w:t>
       </w:r>
       <w:bookmarkEnd w:id="69"/>
     </w:p>
+    <w:p>
+      <w:r>
+        <w:t>Ker ima naravni teren pogosto strme klife in terase, je v aplikaciji implementirano tudi vozlišče za njihovo generacijo.</w:t>
+      </w:r>
+      <w:r>
+        <w:t xml:space="preserve"> Evaluacijska funkcija funkcionalnosti za ustvarjanje teras vsako vrednost ustavi v naslednjo enačbo</w:t>
+      </w:r>
+      <w:r>
+        <w:t xml:space="preserve">, kjer je </w:t>
+      </w:r>
+      <w:r>
+        <w:rPr>
+          <w:i/>
+          <w:iCs/>
+        </w:rPr>
+        <w:t>h</w:t>
+      </w:r>
+      <w:r>
+        <w:t xml:space="preserve"> nova višina, </w:t>
+      </w:r>
+      <w:r>
+        <w:rPr>
+          <w:i/>
+          <w:iCs/>
+        </w:rPr>
+        <w:t>h</w:t>
+      </w:r>
+      <w:r>
+        <w:rPr>
+          <w:i/>
+          <w:iCs/>
+          <w:vertAlign w:val="subscript"/>
+        </w:rPr>
+        <w:t>p</w:t>
+      </w:r>
+      <w:r>
+        <w:t xml:space="preserve"> prejšnja višina</w:t>
+      </w:r>
+      <w:r>
+        <w:t>,</w:t>
+      </w:r>
+      <w:r>
+        <w:t xml:space="preserve"> </w:t>
+      </w:r>
+      <w:r>
+        <w:rPr>
+          <w:i/>
+          <w:iCs/>
+        </w:rPr>
+        <w:t xml:space="preserve">round </w:t>
+      </w:r>
+      <w:r>
+        <w:t>zaokroževalna</w:t>
+      </w:r>
+      <w:r>
+        <w:t xml:space="preserve"> funkcija</w:t>
+      </w:r>
+      <w:r>
+        <w:t>,</w:t>
+      </w:r>
+      <w:r>
+        <w:t xml:space="preserve"> </w:t>
+      </w:r>
+      <w:r>
+        <w:rPr>
+          <w:i/>
+          <w:iCs/>
+        </w:rPr>
+        <w:t>s</w:t>
+      </w:r>
+      <w:r>
+        <w:rPr>
+          <w:i/>
+          <w:iCs/>
+        </w:rPr>
+        <w:t xml:space="preserve"> </w:t>
+      </w:r>
+      <w:r>
+        <w:t>strmost robov teras</w:t>
+      </w:r>
+      <w:r>
+        <w:t xml:space="preserve"> in t lastnost, k</w:t>
+      </w:r>
+      <w:r>
+        <w:t>i vpliva na število teras</w:t>
+      </w:r>
+      <w:r>
+        <w:t>:</w:t>
+      </w:r>
+    </w:p>
+    <w:p>
+      <m:oMathPara>
+        <m:oMath>
+          <m:r>
+            <w:rPr>
+              <w:rFonts w:ascii="Cambria Math" w:hAnsi="Cambria Math"/>
+            </w:rPr>
+            <m:t>h=</m:t>
+          </m:r>
+          <m:f>
+            <m:fPr>
+              <m:ctrlPr>
+                <w:rPr>
+                  <w:rFonts w:ascii="Cambria Math" w:hAnsi="Cambria Math"/>
+                  <w:i/>
+                </w:rPr>
+              </m:ctrlPr>
+            </m:fPr>
+            <m:num>
+              <m:d>
+                <m:dPr>
+                  <m:ctrlPr>
+                    <w:rPr>
+                      <w:rFonts w:ascii="Cambria Math" w:hAnsi="Cambria Math"/>
+                      <w:i/>
+                    </w:rPr>
+                  </m:ctrlPr>
+                </m:dPr>
+                <m:e>
+                  <m:r>
+                    <w:rPr>
+                      <w:rFonts w:ascii="Cambria Math" w:hAnsi="Cambria Math"/>
+                    </w:rPr>
+                    <m:t>round</m:t>
+                  </m:r>
+                  <m:d>
+                    <m:dPr>
+                      <m:ctrlPr>
+                        <w:rPr>
+                          <w:rFonts w:ascii="Cambria Math" w:hAnsi="Cambria Math"/>
+                          <w:i/>
+                        </w:rPr>
+                      </m:ctrlPr>
+                    </m:dPr>
+                    <m:e>
+                      <m:sSub>
+                        <m:sSubPr>
+                          <m:ctrlPr>
+                            <w:rPr>
+                              <w:rFonts w:ascii="Cambria Math" w:hAnsi="Cambria Math"/>
+                              <w:i/>
+                            </w:rPr>
+                          </m:ctrlPr>
+                        </m:sSubPr>
+                        <m:e>
+                          <m:r>
+                            <w:rPr>
+                              <w:rFonts w:ascii="Cambria Math" w:hAnsi="Cambria Math"/>
+                            </w:rPr>
+                            <m:t>h</m:t>
+                          </m:r>
+                        </m:e>
+                        <m:sub>
+                          <m:r>
+                            <w:rPr>
+                              <w:rFonts w:ascii="Cambria Math" w:hAnsi="Cambria Math"/>
+                            </w:rPr>
+                            <m:t>p</m:t>
+                          </m:r>
+                        </m:sub>
+                      </m:sSub>
+                    </m:e>
+                  </m:d>
+                  <m:r>
+                    <w:rPr>
+                      <w:rFonts w:ascii="Cambria Math" w:hAnsi="Cambria Math"/>
+                    </w:rPr>
+                    <m:t xml:space="preserve"> </m:t>
+                  </m:r>
+                  <m:r>
+                    <w:rPr>
+                      <w:rFonts w:ascii="Cambria Math" w:hAnsi="Cambria Math"/>
+                    </w:rPr>
+                    <m:t>+ 0.5</m:t>
+                  </m:r>
+                  <m:r>
+                    <w:rPr>
+                      <w:rFonts w:ascii="Cambria Math" w:hAnsi="Cambria Math"/>
+                    </w:rPr>
+                    <m:t>*</m:t>
+                  </m:r>
+                  <m:d>
+                    <m:dPr>
+                      <m:ctrlPr>
+                        <w:rPr>
+                          <w:rFonts w:ascii="Cambria Math" w:hAnsi="Cambria Math"/>
+                          <w:i/>
+                        </w:rPr>
+                      </m:ctrlPr>
+                    </m:dPr>
+                    <m:e>
+                      <m:sSup>
+                        <m:sSupPr>
+                          <m:ctrlPr>
+                            <w:rPr>
+                              <w:rFonts w:ascii="Cambria Math" w:hAnsi="Cambria Math"/>
+                              <w:i/>
+                            </w:rPr>
+                          </m:ctrlPr>
+                        </m:sSupPr>
+                        <m:e>
+                          <m:r>
+                            <w:rPr>
+                              <w:rFonts w:ascii="Cambria Math" w:hAnsi="Cambria Math"/>
+                            </w:rPr>
+                            <m:t>2*</m:t>
+                          </m:r>
+                          <m:d>
+                            <m:dPr>
+                              <m:ctrlPr>
+                                <w:rPr>
+                                  <w:rFonts w:ascii="Cambria Math" w:hAnsi="Cambria Math"/>
+                                  <w:i/>
+                                </w:rPr>
+                              </m:ctrlPr>
+                            </m:dPr>
+                            <m:e>
+                              <m:sSub>
+                                <m:sSubPr>
+                                  <m:ctrlPr>
+                                    <w:rPr>
+                                      <w:rFonts w:ascii="Cambria Math" w:hAnsi="Cambria Math"/>
+                                      <w:i/>
+                                    </w:rPr>
+                                  </m:ctrlPr>
+                                </m:sSubPr>
+                                <m:e>
+                                  <m:r>
+                                    <w:rPr>
+                                      <w:rFonts w:ascii="Cambria Math" w:hAnsi="Cambria Math"/>
+                                    </w:rPr>
+                                    <m:t>h</m:t>
+                                  </m:r>
+                                </m:e>
+                                <m:sub>
+                                  <m:r>
+                                    <w:rPr>
+                                      <w:rFonts w:ascii="Cambria Math" w:hAnsi="Cambria Math"/>
+                                    </w:rPr>
+                                    <m:t>p</m:t>
+                                  </m:r>
+                                </m:sub>
+                              </m:sSub>
+                              <m:r>
+                                <w:rPr>
+                                  <w:rFonts w:ascii="Cambria Math" w:hAnsi="Cambria Math"/>
+                                </w:rPr>
+                                <m:t xml:space="preserve"> - </m:t>
+                              </m:r>
+                              <m:r>
+                                <w:rPr>
+                                  <w:rFonts w:ascii="Cambria Math" w:hAnsi="Cambria Math"/>
+                                </w:rPr>
+                                <m:t>r</m:t>
+                              </m:r>
+                              <m:r>
+                                <w:rPr>
+                                  <w:rFonts w:ascii="Cambria Math" w:hAnsi="Cambria Math"/>
+                                </w:rPr>
+                                <m:t>ound</m:t>
+                              </m:r>
+                              <m:d>
+                                <m:dPr>
+                                  <m:ctrlPr>
+                                    <w:rPr>
+                                      <w:rFonts w:ascii="Cambria Math" w:hAnsi="Cambria Math"/>
+                                      <w:i/>
+                                    </w:rPr>
+                                  </m:ctrlPr>
+                                </m:dPr>
+                                <m:e>
+                                  <m:sSub>
+                                    <m:sSubPr>
+                                      <m:ctrlPr>
+                                        <w:rPr>
+                                          <w:rFonts w:ascii="Cambria Math" w:hAnsi="Cambria Math"/>
+                                          <w:i/>
+                                        </w:rPr>
+                                      </m:ctrlPr>
+                                    </m:sSubPr>
+                                    <m:e>
+                                      <m:r>
+                                        <w:rPr>
+                                          <w:rFonts w:ascii="Cambria Math" w:hAnsi="Cambria Math"/>
+                                        </w:rPr>
+                                        <m:t>h</m:t>
+                                      </m:r>
+                                    </m:e>
+                                    <m:sub>
+                                      <m:r>
+                                        <w:rPr>
+                                          <w:rFonts w:ascii="Cambria Math" w:hAnsi="Cambria Math"/>
+                                        </w:rPr>
+                                        <m:t>p</m:t>
+                                      </m:r>
+                                    </m:sub>
+                                  </m:sSub>
+                                </m:e>
+                              </m:d>
+                            </m:e>
+                          </m:d>
+                        </m:e>
+                        <m:sup>
+                          <m:r>
+                            <w:rPr>
+                              <w:rFonts w:ascii="Cambria Math" w:hAnsi="Cambria Math"/>
+                            </w:rPr>
+                            <m:t>2 * s- 1</m:t>
+                          </m:r>
+                        </m:sup>
+                      </m:sSup>
+                    </m:e>
+                  </m:d>
+                </m:e>
+              </m:d>
+            </m:num>
+            <m:den>
+              <m:r>
+                <w:rPr>
+                  <w:rFonts w:ascii="Cambria Math" w:hAnsi="Cambria Math"/>
+                </w:rPr>
+                <m:t>t</m:t>
+              </m:r>
+            </m:den>
+          </m:f>
+        </m:oMath>
+      </m:oMathPara>
+    </w:p>
+    <w:p>
+      <w:r>
+        <w:t xml:space="preserve">Večina drugih enačb za ustvarjanje teras uporabljajo vsaj eno kotno funkcijo. </w:t>
+      </w:r>
+      <w:r>
+        <w:t>Ker ta enačba ne uporablja kotnih funkcij</w:t>
+      </w:r>
+      <w:r>
+        <w:t xml:space="preserve"> deluje hitreje.</w:t>
+      </w:r>
+      <w:r>
+        <w:t xml:space="preserve"> To je pomembno, saj se izvede velikokrat.</w:t>
+      </w:r>
+      <w:r>
+        <w:t xml:space="preserve"> </w:t>
+      </w:r>
+      <w:r>
+        <w:t xml:space="preserve">Če je uporabljena maska, se za izvede tudi funkcija </w:t>
+      </w:r>
+      <w:r>
+        <w:rPr>
+          <w:i/>
+          <w:iCs/>
+        </w:rPr>
+        <w:t>lerp</w:t>
+      </w:r>
+      <w:r>
+        <w:t>,</w:t>
+      </w:r>
+      <w:r>
+        <w:t xml:space="preserve"> ki interpolira med prejšnjo in novo višino. Ta proces omogoča</w:t>
+      </w:r>
+      <w:r>
+        <w:t>, da se terase ne morajo ustvarjati povsod, vendar le na določenih pozicijah</w:t>
+      </w:r>
+      <w:r>
+        <w:t>.</w:t>
+      </w:r>
+    </w:p>
+    <w:p>
+      <w:pPr>
+        <w:keepNext/>
+      </w:pPr>
+      <w:r>
+        <w:drawing>
+          <wp:inline distT="0" distB="0" distL="0" distR="0" wp14:anchorId="6A3871B8" wp14:editId="014DD2C2">
+            <wp:extent cx="2733675" cy="1819239"/>
+            <wp:effectExtent l="0" t="0" r="0" b="0"/>
+            <wp:docPr id="980342800" name="Picture 1"/>
+            <wp:cNvGraphicFramePr>
+              <a:graphicFrameLocks xmlns:a="http://schemas.openxmlformats.org/drawingml/2006/main" noChangeAspect="1"/>
+            </wp:cNvGraphicFramePr>
+            <a:graphic xmlns:a="http://schemas.openxmlformats.org/drawingml/2006/main">
+              <a:graphicData uri="http://schemas.openxmlformats.org/drawingml/2006/picture">
+                <pic:pic xmlns:pic="http://schemas.openxmlformats.org/drawingml/2006/picture">
+                  <pic:nvPicPr>
+                    <pic:cNvPr id="980342800" name=""/>
+                    <pic:cNvPicPr/>
+                  </pic:nvPicPr>
+                  <pic:blipFill>
+                    <a:blip r:embed="rId44"/>
+                    <a:stretch>
+                      <a:fillRect/>
+                    </a:stretch>
+                  </pic:blipFill>
+                  <pic:spPr>
+                    <a:xfrm>
+                      <a:off x="0" y="0"/>
+                      <a:ext cx="2733675" cy="1819239"/>
+                    </a:xfrm>
+                    <a:prstGeom prst="rect">
+                      <a:avLst/>
+                    </a:prstGeom>
+                  </pic:spPr>
+                </pic:pic>
+              </a:graphicData>
+            </a:graphic>
+          </wp:inline>
+        </w:drawing>
+      </w:r>
+      <w:r>
+        <w:drawing>
+          <wp:inline distT="0" distB="0" distL="0" distR="0" wp14:anchorId="73E79D91" wp14:editId="1794BE56">
+            <wp:extent cx="2780491" cy="1817370"/>
+            <wp:effectExtent l="0" t="0" r="1270" b="0"/>
+            <wp:docPr id="879372545" name="Picture 1"/>
+            <wp:cNvGraphicFramePr>
+              <a:graphicFrameLocks xmlns:a="http://schemas.openxmlformats.org/drawingml/2006/main" noChangeAspect="1"/>
+            </wp:cNvGraphicFramePr>
+            <a:graphic xmlns:a="http://schemas.openxmlformats.org/drawingml/2006/main">
+              <a:graphicData uri="http://schemas.openxmlformats.org/drawingml/2006/picture">
+                <pic:pic xmlns:pic="http://schemas.openxmlformats.org/drawingml/2006/picture">
+                  <pic:nvPicPr>
+                    <pic:cNvPr id="879372545" name=""/>
+                    <pic:cNvPicPr/>
+                  </pic:nvPicPr>
+                  <pic:blipFill>
+                    <a:blip r:embed="rId45">
+                      <a:extLst>
+                        <a:ext uri="{28A0092B-C50C-407E-A947-70E740481C1C}">
+                          <a14:useLocalDpi xmlns:a14="http://schemas.microsoft.com/office/drawing/2010/main" val="0"/>
+                        </a:ext>
+                      </a:extLst>
+                    </a:blip>
+                    <a:stretch>
+                      <a:fillRect/>
+                    </a:stretch>
+                  </pic:blipFill>
+                  <pic:spPr>
+                    <a:xfrm>
+                      <a:off x="0" y="0"/>
+                      <a:ext cx="2793396" cy="1825805"/>
+                    </a:xfrm>
+                    <a:prstGeom prst="rect">
+                      <a:avLst/>
+                    </a:prstGeom>
+                  </pic:spPr>
+                </pic:pic>
+              </a:graphicData>
+            </a:graphic>
+          </wp:inline>
+        </w:drawing>
+      </w:r>
+    </w:p>
+    <w:p>
+      <w:pPr>
+        <w:pStyle w:val="Caption"/>
+      </w:pPr>
+      <w:r>
+        <w:t xml:space="preserve">Slika </w:t>
+      </w:r>
+      <w:r>
+        <w:fldChar w:fldCharType="begin"/>
+      </w:r>
+      <w:r>
+        <w:instrText xml:space="preserve"> SEQ Slika \* ARABIC </w:instrText>
+      </w:r>
+      <w:r>
+        <w:fldChar w:fldCharType="separate"/>
+      </w:r>
+      <w:r>
+        <w:rPr>
+          <w:noProof/>
+        </w:rPr>
+        <w:t>32</w:t>
+      </w:r>
+      <w:r>
+        <w:fldChar w:fldCharType="end"/>
+      </w:r>
+      <w:r>
+        <w:t xml:space="preserve"> Osnovna elevacija iz šuma</w:t>
+      </w:r>
+      <w:r>
+        <w:tab/>
+      </w:r>
+      <w:r>
+        <w:tab/>
+      </w:r>
+      <w:r>
+        <w:tab/>
+      </w:r>
+      <w:r>
+        <w:t xml:space="preserve">Slika </w:t>
+      </w:r>
+      <w:r>
+        <w:fldChar w:fldCharType="begin"/>
+      </w:r>
+      <w:r>
+        <w:instrText xml:space="preserve"> SEQ Slika \* ARABIC </w:instrText>
+      </w:r>
+      <w:r>
+        <w:fldChar w:fldCharType="separate"/>
+      </w:r>
+      <w:r>
+        <w:rPr>
+          <w:noProof/>
+        </w:rPr>
+        <w:t>33</w:t>
+      </w:r>
+      <w:r>
+        <w:fldChar w:fldCharType="end"/>
+      </w:r>
+      <w:r>
+        <w:t xml:space="preserve"> Elevacija iz slike 32</w:t>
+      </w:r>
+      <w:r>
+        <w:rPr>
+          <w:noProof/>
+        </w:rPr>
+        <w:t xml:space="preserve"> obdelana s terasnim vozliščem</w:t>
+      </w:r>
+    </w:p>
     <w:p/>
     <w:p>
       <w:pPr>
         <w:pStyle w:val="Heading2"/>
       </w:pPr>
-      <w:bookmarkStart w:id="70" w:name="_Toc227080032"/>
+      <w:bookmarkStart w:id="70" w:name="_Toc227092713"/>
       <w:r>
         <w:t>8. 5. Simulacija erozije</w:t>
       </w:r>
       <w:bookmarkEnd w:id="70"/>
-    </w:p>
-    <w:p/>
-    <w:p>
-      <w:pPr>
-        <w:pStyle w:val="Heading2"/>
-      </w:pPr>
-      <w:bookmarkStart w:id="71" w:name="_Toc227080033"/>
-      <w:r>
-        <w:t>8. 6. Ostale funkcionalnost</w:t>
-      </w:r>
-      <w:r>
-        <w:t>i</w:t>
-      </w:r>
-      <w:bookmarkEnd w:id="71"/>
-    </w:p>
-    <w:p/>
-    <w:p>
-      <w:pPr>
-        <w:pStyle w:val="Heading1"/>
-      </w:pPr>
-      <w:bookmarkStart w:id="72" w:name="_Toc227080034"/>
-      <w:r>
-        <w:t>9. Izvažanje</w:t>
-      </w:r>
-      <w:bookmarkEnd w:id="72"/>
-    </w:p>
-    <w:p/>
-    <w:p>
-      <w:pPr>
-        <w:pStyle w:val="Heading1"/>
-      </w:pPr>
-      <w:bookmarkStart w:id="73" w:name="_Toc227080035"/>
-      <w:r>
-        <w:t xml:space="preserve">10. </w:t>
-      </w:r>
-      <w:r>
-        <w:t>Shranjevanje</w:t>
-      </w:r>
-      <w:bookmarkEnd w:id="73"/>
-    </w:p>
-    <w:p/>
-    <w:p>
-      <w:pPr>
-        <w:pStyle w:val="Heading1"/>
-      </w:pPr>
-      <w:bookmarkStart w:id="74" w:name="_Toc227080036"/>
-      <w:r>
-        <w:t>11. Viri in literatur</w:t>
-      </w:r>
-      <w:r>
-        <w:t>a</w:t>
-      </w:r>
-      <w:bookmarkEnd w:id="74"/>
     </w:p>
     <w:p/>
     <w:p/>
@@ -7516,19 +7983,246 @@
     <w:p/>
     <w:p>
       <w:pPr>
+        <w:pStyle w:val="Heading2"/>
+      </w:pPr>
+      <w:bookmarkStart w:id="71" w:name="_Toc227092714"/>
+      <w:r>
+        <w:lastRenderedPageBreak/>
+        <w:t>8. 6. Ostale funkcionalnost</w:t>
+      </w:r>
+      <w:r>
+        <w:t>i</w:t>
+      </w:r>
+      <w:bookmarkEnd w:id="71"/>
+    </w:p>
+    <w:p/>
+    <w:p>
+      <w:r>
+        <w:t>Aplikacija vsebuje tudi številna druga vozlišča s svojimi funkcionalnosti.</w:t>
+      </w:r>
+      <w:r>
+        <w:t xml:space="preserve"> </w:t>
+      </w:r>
+      <w:r>
+        <w:t xml:space="preserve">Te </w:t>
+      </w:r>
+      <w:r>
+        <w:t>so:</w:t>
+      </w:r>
+    </w:p>
+    <w:p>
+      <w:pPr>
+        <w:pStyle w:val="ListParagraph"/>
+        <w:numPr>
+          <w:ilvl w:val="0"/>
+          <w:numId w:val="7"/>
+        </w:numPr>
+      </w:pPr>
+      <w:r>
+        <w:t>Funkcionalnost za združevanje</w:t>
+      </w:r>
+      <w:r>
+        <w:t>, ki</w:t>
+      </w:r>
+      <w:r>
+        <w:t xml:space="preserve"> sešteje vse vnose in je namenjeno združevanju posameznih plasti terena.</w:t>
+      </w:r>
+    </w:p>
+    <w:p>
+      <w:pPr>
+        <w:pStyle w:val="ListParagraph"/>
+        <w:numPr>
+          <w:ilvl w:val="0"/>
+          <w:numId w:val="7"/>
+        </w:numPr>
+      </w:pPr>
+      <w:r>
+        <w:t xml:space="preserve">Funkcionalnost, ki na več izhodov posreduje vrednost enega izhoda. Ta je uporabna v primeru, ko hočemo </w:t>
+      </w:r>
+      <w:r>
+        <w:t>izhod vozlišča uporabiti za več stvari</w:t>
+      </w:r>
+      <w:r>
+        <w:t xml:space="preserve">, npr. </w:t>
+      </w:r>
+      <w:r>
+        <w:t>teren</w:t>
+      </w:r>
+      <w:r>
+        <w:t xml:space="preserve"> se uporabi</w:t>
+      </w:r>
+      <w:r>
+        <w:t xml:space="preserve"> tudi kot </w:t>
+      </w:r>
+      <w:r>
+        <w:t>mask</w:t>
+      </w:r>
+      <w:r>
+        <w:t>a</w:t>
+      </w:r>
+      <w:r>
+        <w:t>.</w:t>
+      </w:r>
+    </w:p>
+    <w:p>
+      <w:pPr>
+        <w:pStyle w:val="ListParagraph"/>
+        <w:numPr>
+          <w:ilvl w:val="0"/>
+          <w:numId w:val="7"/>
+        </w:numPr>
+      </w:pPr>
+      <w:r>
+        <w:t xml:space="preserve">Funkcionalnost za normalizacijo, ki normalizira teren. </w:t>
+      </w:r>
+      <w:r>
+        <w:t>Prejšnja najvišja vrednost postane najvišja možna vrednost in prejšnja najnižja vrednost postane najnižja možna vrednost.</w:t>
+      </w:r>
+      <w:r>
+        <w:t xml:space="preserve"> </w:t>
+      </w:r>
+      <w:r>
+        <w:t>Ta funkcionalnost je u</w:t>
+      </w:r>
+      <w:r>
+        <w:t>porabn</w:t>
+      </w:r>
+      <w:r>
+        <w:t>a</w:t>
+      </w:r>
+      <w:r>
+        <w:t>, ko</w:t>
+      </w:r>
+      <w:r>
+        <w:t xml:space="preserve"> želimo</w:t>
+      </w:r>
+      <w:r>
+        <w:t>, da teren pokriva</w:t>
+      </w:r>
+      <w:r>
+        <w:t xml:space="preserve"> vse</w:t>
+      </w:r>
+      <w:r>
+        <w:t xml:space="preserve"> vrednosti od 0 do 1.</w:t>
+      </w:r>
+    </w:p>
+    <w:p>
+      <w:pPr>
+        <w:pStyle w:val="ListParagraph"/>
+        <w:numPr>
+          <w:ilvl w:val="0"/>
+          <w:numId w:val="7"/>
+        </w:numPr>
+      </w:pPr>
+      <w:r>
+        <w:t>Funkcionalnost za naknadno uporabo maske</w:t>
+      </w:r>
+    </w:p>
+    <w:p>
+      <w:pPr>
+        <w:pStyle w:val="ListParagraph"/>
+        <w:numPr>
+          <w:ilvl w:val="0"/>
+          <w:numId w:val="7"/>
+        </w:numPr>
+      </w:pPr>
+      <w:r>
+        <w:t>Funkcionalnost za ustvarjanje gradientne maske, ki ustvari masko glede na uporabnikovo izbiro</w:t>
+      </w:r>
+      <w:r>
+        <w:t xml:space="preserve"> oblike</w:t>
+      </w:r>
+      <w:r>
+        <w:t xml:space="preserve">. </w:t>
+      </w:r>
+      <w:r>
+        <w:t>Ta funkcionalnost je uporabna, ko želimo da se robovi terena bližajo vrednosti 0</w:t>
+      </w:r>
+      <w:r>
+        <w:t>. Nizki robovi</w:t>
+      </w:r>
+      <w:r>
+        <w:t xml:space="preserve"> pomaga</w:t>
+      </w:r>
+      <w:r>
+        <w:t xml:space="preserve">jo </w:t>
+      </w:r>
+      <w:r>
+        <w:t>pri integraciji terena v medije.</w:t>
+      </w:r>
+    </w:p>
+    <w:p>
+      <w:pPr>
+        <w:pStyle w:val="ListParagraph"/>
+        <w:numPr>
+          <w:ilvl w:val="0"/>
+          <w:numId w:val="7"/>
+        </w:numPr>
+      </w:pPr>
+      <w:r>
+        <w:t>Funkcionalnost za izvažanje, ki omogoča izvažanje terena</w:t>
+      </w:r>
+    </w:p>
+    <w:p>
+      <w:pPr>
         <w:pStyle w:val="Heading1"/>
       </w:pPr>
+      <w:bookmarkStart w:id="72" w:name="_Toc227092715"/>
+      <w:r>
+        <w:t>9. Izvažanje</w:t>
+      </w:r>
+      <w:bookmarkEnd w:id="72"/>
+    </w:p>
+    <w:p/>
+    <w:p/>
+    <w:p>
+      <w:pPr>
+        <w:pStyle w:val="Heading1"/>
+      </w:pPr>
+      <w:bookmarkStart w:id="73" w:name="_Toc227092716"/>
+      <w:r>
+        <w:t xml:space="preserve">10. </w:t>
+      </w:r>
+      <w:r>
+        <w:t>Shranjevanje</w:t>
+      </w:r>
+      <w:bookmarkEnd w:id="73"/>
+    </w:p>
+    <w:p/>
+    <w:p>
+      <w:pPr>
+        <w:pStyle w:val="Heading1"/>
+      </w:pPr>
+      <w:bookmarkStart w:id="74" w:name="_Toc227092717"/>
+      <w:r>
+        <w:t>11. Viri in literatur</w:t>
+      </w:r>
+      <w:r>
+        <w:t>a</w:t>
+      </w:r>
+      <w:bookmarkEnd w:id="74"/>
     </w:p>
     <w:p/>
     <w:p/>
     <w:p/>
+    <w:p/>
+    <w:p/>
     <w:p>
       <w:pPr>
         <w:pStyle w:val="Heading1"/>
       </w:pPr>
-      <w:bookmarkStart w:id="75" w:name="_Toc227080037"/>
-      <w:r>
-        <w:lastRenderedPageBreak/>
+    </w:p>
+    <w:p/>
+    <w:p/>
+    <w:p/>
+    <w:p/>
+    <w:p/>
+    <w:p>
+      <w:pPr>
+        <w:pStyle w:val="Heading1"/>
+      </w:pPr>
+      <w:bookmarkStart w:id="75" w:name="_Toc227092718"/>
+      <w:r>
         <w:t>IZJAVA O AVTORSTVU</w:t>
       </w:r>
       <w:bookmarkEnd w:id="75"/>
@@ -7558,10 +8252,10 @@
       </w:r>
     </w:p>
     <w:sectPr>
-      <w:headerReference w:type="default" r:id="rId44"/>
-      <w:footerReference w:type="default" r:id="rId45"/>
-      <w:headerReference w:type="first" r:id="rId46"/>
-      <w:footerReference w:type="first" r:id="rId47"/>
+      <w:headerReference w:type="default" r:id="rId46"/>
+      <w:footerReference w:type="default" r:id="rId47"/>
+      <w:headerReference w:type="first" r:id="rId48"/>
+      <w:footerReference w:type="first" r:id="rId49"/>
       <w:pgSz w:w="12240" w:h="15840"/>
       <w:pgMar w:top="1440" w:right="1440" w:bottom="1440" w:left="1440" w:header="720" w:footer="720" w:gutter="0"/>
       <w:cols w:space="720"/>
@@ -8509,6 +9203,119 @@
 <file path=word/numbering.xml><?xml version="1.0" encoding="utf-8"?>
 <w:numbering xmlns:wpc="http://schemas.microsoft.com/office/word/2010/wordprocessingCanvas" xmlns:cx="http://schemas.microsoft.com/office/drawing/2014/chartex" xmlns:cx1="http://schemas.microsoft.com/office/drawing/2015/9/8/chartex" xmlns:cx2="http://schemas.microsoft.com/office/drawing/2015/10/21/chartex" xmlns:cx3="http://schemas.microsoft.com/office/drawing/2016/5/9/chartex" xmlns:cx4="http://schemas.microsoft.com/office/drawing/2016/5/10/chartex" xmlns:cx5="http://schemas.microsoft.com/office/drawing/2016/5/11/chartex" xmlns:cx6="http://schemas.microsoft.com/office/drawing/2016/5/12/chartex" xmlns:cx7="http://schemas.microsoft.com/office/drawing/2016/5/13/chartex" xmlns:cx8="http://schemas.microsoft.com/office/drawing/2016/5/14/chartex" xmlns:mc="http://schemas.openxmlformats.org/markup-compatibility/2006" xmlns:aink="http://schemas.microsoft.com/office/drawing/2016/ink" xmlns:am3d="http://schemas.microsoft.com/office/drawing/2017/model3d" xmlns:o="urn:schemas-microsoft-com:office:office" xmlns:oel="http://schemas.microsoft.com/office/2019/extlst" xmlns:r="http://schemas.openxmlformats.org/officeDocument/2006/relationships" xmlns:m="http://schemas.openxmlformats.org/officeDocument/2006/math" xmlns:v="urn:schemas-microsoft-com:vml" xmlns:wp14="http://schemas.microsoft.com/office/word/2010/wordprocessingDrawing" xmlns:wp="http://schemas.openxmlformats.org/drawingml/2006/wordprocessingDrawing" xmlns:w10="urn:schemas-microsoft-com:office:word" xmlns:w="http://schemas.openxmlformats.org/wordprocessingml/2006/main" xmlns:w14="http://schemas.microsoft.com/office/word/2010/wordml" xmlns:w15="http://schemas.microsoft.com/office/word/2012/wordml" xmlns:w16cex="http://schemas.microsoft.com/office/word/2018/wordml/cex" xmlns:w16cid="http://schemas.microsoft.com/office/word/2016/wordml/cid" xmlns:w16="http://schemas.microsoft.com/office/word/2018/wordml" xmlns:w16du="http://schemas.microsoft.com/office/word/2023/wordml/word16du" xmlns:w16sdtdh="http://schemas.microsoft.com/office/word/2020/wordml/sdtdatahash" xmlns:w16sdtfl="http://schemas.microsoft.com/office/word/2024/wordml/sdtformatlock" xmlns:w16se="http://schemas.microsoft.com/office/word/2015/wordml/symex" xmlns:wpg="http://schemas.microsoft.com/office/word/2010/wordprocessingGroup" xmlns:wpi="http://schemas.microsoft.com/office/word/2010/wordprocessingInk" xmlns:wne="http://schemas.microsoft.com/office/word/2006/wordml" xmlns:wps="http://schemas.microsoft.com/office/word/2010/wordprocessingShape" mc:Ignorable="w14 w15 w16se w16cid w16 w16cex w16sdtdh w16sdtfl w16du wp14">
   <w:abstractNum w:abstractNumId="0" w15:restartNumberingAfterBreak="0">
+    <w:nsid w:val="19DB0A3D"/>
+    <w:multiLevelType w:val="hybridMultilevel"/>
+    <w:tmpl w:val="7EDC5FFE"/>
+    <w:lvl w:ilvl="0" w:tplc="6344B5F2">
+      <w:start w:val="8"/>
+      <w:numFmt w:val="bullet"/>
+      <w:lvlText w:val="-"/>
+      <w:lvlJc w:val="left"/>
+      <w:pPr>
+        <w:ind w:left="720" w:hanging="360"/>
+      </w:pPr>
+      <w:rPr>
+        <w:rFonts w:ascii="Arial" w:eastAsia="Arial" w:hAnsi="Arial" w:cs="Arial" w:hint="default"/>
+      </w:rPr>
+    </w:lvl>
+    <w:lvl w:ilvl="1" w:tplc="20000003" w:tentative="1">
+      <w:start w:val="1"/>
+      <w:numFmt w:val="bullet"/>
+      <w:lvlText w:val="o"/>
+      <w:lvlJc w:val="left"/>
+      <w:pPr>
+        <w:ind w:left="1440" w:hanging="360"/>
+      </w:pPr>
+      <w:rPr>
+        <w:rFonts w:ascii="Courier New" w:hAnsi="Courier New" w:cs="Courier New" w:hint="default"/>
+      </w:rPr>
+    </w:lvl>
+    <w:lvl w:ilvl="2" w:tplc="20000005" w:tentative="1">
+      <w:start w:val="1"/>
+      <w:numFmt w:val="bullet"/>
+      <w:lvlText w:val=""/>
+      <w:lvlJc w:val="left"/>
+      <w:pPr>
+        <w:ind w:left="2160" w:hanging="360"/>
+      </w:pPr>
+      <w:rPr>
+        <w:rFonts w:ascii="Wingdings" w:hAnsi="Wingdings" w:hint="default"/>
+      </w:rPr>
+    </w:lvl>
+    <w:lvl w:ilvl="3" w:tplc="20000001" w:tentative="1">
+      <w:start w:val="1"/>
+      <w:numFmt w:val="bullet"/>
+      <w:lvlText w:val=""/>
+      <w:lvlJc w:val="left"/>
+      <w:pPr>
+        <w:ind w:left="2880" w:hanging="360"/>
+      </w:pPr>
+      <w:rPr>
+        <w:rFonts w:ascii="Symbol" w:hAnsi="Symbol" w:hint="default"/>
+      </w:rPr>
+    </w:lvl>
+    <w:lvl w:ilvl="4" w:tplc="20000003" w:tentative="1">
+      <w:start w:val="1"/>
+      <w:numFmt w:val="bullet"/>
+      <w:lvlText w:val="o"/>
+      <w:lvlJc w:val="left"/>
+      <w:pPr>
+        <w:ind w:left="3600" w:hanging="360"/>
+      </w:pPr>
+      <w:rPr>
+        <w:rFonts w:ascii="Courier New" w:hAnsi="Courier New" w:cs="Courier New" w:hint="default"/>
+      </w:rPr>
+    </w:lvl>
+    <w:lvl w:ilvl="5" w:tplc="20000005" w:tentative="1">
+      <w:start w:val="1"/>
+      <w:numFmt w:val="bullet"/>
+      <w:lvlText w:val=""/>
+      <w:lvlJc w:val="left"/>
+      <w:pPr>
+        <w:ind w:left="4320" w:hanging="360"/>
+      </w:pPr>
+      <w:rPr>
+        <w:rFonts w:ascii="Wingdings" w:hAnsi="Wingdings" w:hint="default"/>
+      </w:rPr>
+    </w:lvl>
+    <w:lvl w:ilvl="6" w:tplc="20000001" w:tentative="1">
+      <w:start w:val="1"/>
+      <w:numFmt w:val="bullet"/>
+      <w:lvlText w:val=""/>
+      <w:lvlJc w:val="left"/>
+      <w:pPr>
+        <w:ind w:left="5040" w:hanging="360"/>
+      </w:pPr>
+      <w:rPr>
+        <w:rFonts w:ascii="Symbol" w:hAnsi="Symbol" w:hint="default"/>
+      </w:rPr>
+    </w:lvl>
+    <w:lvl w:ilvl="7" w:tplc="20000003" w:tentative="1">
+      <w:start w:val="1"/>
+      <w:numFmt w:val="bullet"/>
+      <w:lvlText w:val="o"/>
+      <w:lvlJc w:val="left"/>
+      <w:pPr>
+        <w:ind w:left="5760" w:hanging="360"/>
+      </w:pPr>
+      <w:rPr>
+        <w:rFonts w:ascii="Courier New" w:hAnsi="Courier New" w:cs="Courier New" w:hint="default"/>
+      </w:rPr>
+    </w:lvl>
+    <w:lvl w:ilvl="8" w:tplc="20000005" w:tentative="1">
+      <w:start w:val="1"/>
+      <w:numFmt w:val="bullet"/>
+      <w:lvlText w:val=""/>
+      <w:lvlJc w:val="left"/>
+      <w:pPr>
+        <w:ind w:left="6480" w:hanging="360"/>
+      </w:pPr>
+      <w:rPr>
+        <w:rFonts w:ascii="Wingdings" w:hAnsi="Wingdings" w:hint="default"/>
+      </w:rPr>
+    </w:lvl>
+  </w:abstractNum>
+  <w:abstractNum w:abstractNumId="1" w15:restartNumberingAfterBreak="0">
     <w:nsid w:val="2B709AE0"/>
     <w:multiLevelType w:val="hybridMultilevel"/>
     <w:tmpl w:val="0134A83C"/>
@@ -8594,7 +9401,7 @@
       </w:pPr>
     </w:lvl>
   </w:abstractNum>
-  <w:abstractNum w:abstractNumId="1" w15:restartNumberingAfterBreak="0">
+  <w:abstractNum w:abstractNumId="2" w15:restartNumberingAfterBreak="0">
     <w:nsid w:val="439B0051"/>
     <w:multiLevelType w:val="hybridMultilevel"/>
     <w:tmpl w:val="7832A370"/>
@@ -8707,7 +9514,120 @@
       </w:rPr>
     </w:lvl>
   </w:abstractNum>
-  <w:abstractNum w:abstractNumId="2" w15:restartNumberingAfterBreak="0">
+  <w:abstractNum w:abstractNumId="3" w15:restartNumberingAfterBreak="0">
+    <w:nsid w:val="4F69221D"/>
+    <w:multiLevelType w:val="hybridMultilevel"/>
+    <w:tmpl w:val="BE86C78C"/>
+    <w:lvl w:ilvl="0" w:tplc="6344B5F2">
+      <w:start w:val="8"/>
+      <w:numFmt w:val="bullet"/>
+      <w:lvlText w:val="-"/>
+      <w:lvlJc w:val="left"/>
+      <w:pPr>
+        <w:ind w:left="720" w:hanging="360"/>
+      </w:pPr>
+      <w:rPr>
+        <w:rFonts w:ascii="Arial" w:eastAsia="Arial" w:hAnsi="Arial" w:cs="Arial" w:hint="default"/>
+      </w:rPr>
+    </w:lvl>
+    <w:lvl w:ilvl="1" w:tplc="20000003" w:tentative="1">
+      <w:start w:val="1"/>
+      <w:numFmt w:val="bullet"/>
+      <w:lvlText w:val="o"/>
+      <w:lvlJc w:val="left"/>
+      <w:pPr>
+        <w:ind w:left="1440" w:hanging="360"/>
+      </w:pPr>
+      <w:rPr>
+        <w:rFonts w:ascii="Courier New" w:hAnsi="Courier New" w:cs="Courier New" w:hint="default"/>
+      </w:rPr>
+    </w:lvl>
+    <w:lvl w:ilvl="2" w:tplc="20000005" w:tentative="1">
+      <w:start w:val="1"/>
+      <w:numFmt w:val="bullet"/>
+      <w:lvlText w:val=""/>
+      <w:lvlJc w:val="left"/>
+      <w:pPr>
+        <w:ind w:left="2160" w:hanging="360"/>
+      </w:pPr>
+      <w:rPr>
+        <w:rFonts w:ascii="Wingdings" w:hAnsi="Wingdings" w:hint="default"/>
+      </w:rPr>
+    </w:lvl>
+    <w:lvl w:ilvl="3" w:tplc="20000001" w:tentative="1">
+      <w:start w:val="1"/>
+      <w:numFmt w:val="bullet"/>
+      <w:lvlText w:val=""/>
+      <w:lvlJc w:val="left"/>
+      <w:pPr>
+        <w:ind w:left="2880" w:hanging="360"/>
+      </w:pPr>
+      <w:rPr>
+        <w:rFonts w:ascii="Symbol" w:hAnsi="Symbol" w:hint="default"/>
+      </w:rPr>
+    </w:lvl>
+    <w:lvl w:ilvl="4" w:tplc="20000003" w:tentative="1">
+      <w:start w:val="1"/>
+      <w:numFmt w:val="bullet"/>
+      <w:lvlText w:val="o"/>
+      <w:lvlJc w:val="left"/>
+      <w:pPr>
+        <w:ind w:left="3600" w:hanging="360"/>
+      </w:pPr>
+      <w:rPr>
+        <w:rFonts w:ascii="Courier New" w:hAnsi="Courier New" w:cs="Courier New" w:hint="default"/>
+      </w:rPr>
+    </w:lvl>
+    <w:lvl w:ilvl="5" w:tplc="20000005" w:tentative="1">
+      <w:start w:val="1"/>
+      <w:numFmt w:val="bullet"/>
+      <w:lvlText w:val=""/>
+      <w:lvlJc w:val="left"/>
+      <w:pPr>
+        <w:ind w:left="4320" w:hanging="360"/>
+      </w:pPr>
+      <w:rPr>
+        <w:rFonts w:ascii="Wingdings" w:hAnsi="Wingdings" w:hint="default"/>
+      </w:rPr>
+    </w:lvl>
+    <w:lvl w:ilvl="6" w:tplc="20000001" w:tentative="1">
+      <w:start w:val="1"/>
+      <w:numFmt w:val="bullet"/>
+      <w:lvlText w:val=""/>
+      <w:lvlJc w:val="left"/>
+      <w:pPr>
+        <w:ind w:left="5040" w:hanging="360"/>
+      </w:pPr>
+      <w:rPr>
+        <w:rFonts w:ascii="Symbol" w:hAnsi="Symbol" w:hint="default"/>
+      </w:rPr>
+    </w:lvl>
+    <w:lvl w:ilvl="7" w:tplc="20000003" w:tentative="1">
+      <w:start w:val="1"/>
+      <w:numFmt w:val="bullet"/>
+      <w:lvlText w:val="o"/>
+      <w:lvlJc w:val="left"/>
+      <w:pPr>
+        <w:ind w:left="5760" w:hanging="360"/>
+      </w:pPr>
+      <w:rPr>
+        <w:rFonts w:ascii="Courier New" w:hAnsi="Courier New" w:cs="Courier New" w:hint="default"/>
+      </w:rPr>
+    </w:lvl>
+    <w:lvl w:ilvl="8" w:tplc="20000005" w:tentative="1">
+      <w:start w:val="1"/>
+      <w:numFmt w:val="bullet"/>
+      <w:lvlText w:val=""/>
+      <w:lvlJc w:val="left"/>
+      <w:pPr>
+        <w:ind w:left="6480" w:hanging="360"/>
+      </w:pPr>
+      <w:rPr>
+        <w:rFonts w:ascii="Wingdings" w:hAnsi="Wingdings" w:hint="default"/>
+      </w:rPr>
+    </w:lvl>
+  </w:abstractNum>
+  <w:abstractNum w:abstractNumId="4" w15:restartNumberingAfterBreak="0">
     <w:nsid w:val="674EE5F6"/>
     <w:multiLevelType w:val="hybridMultilevel"/>
     <w:tmpl w:val="E624A1C6"/>
@@ -8793,7 +9713,7 @@
       </w:pPr>
     </w:lvl>
   </w:abstractNum>
-  <w:abstractNum w:abstractNumId="3" w15:restartNumberingAfterBreak="0">
+  <w:abstractNum w:abstractNumId="5" w15:restartNumberingAfterBreak="0">
     <w:nsid w:val="693042C6"/>
     <w:multiLevelType w:val="hybridMultilevel"/>
     <w:tmpl w:val="4CC23184"/>
@@ -8879,7 +9799,7 @@
       </w:pPr>
     </w:lvl>
   </w:abstractNum>
-  <w:abstractNum w:abstractNumId="4" w15:restartNumberingAfterBreak="0">
+  <w:abstractNum w:abstractNumId="6" w15:restartNumberingAfterBreak="0">
     <w:nsid w:val="6D31EF24"/>
     <w:multiLevelType w:val="hybridMultilevel"/>
     <w:tmpl w:val="7234B698"/>
@@ -8966,19 +9886,25 @@
     </w:lvl>
   </w:abstractNum>
   <w:num w:numId="1" w16cid:durableId="509947281">
-    <w:abstractNumId w:val="3"/>
+    <w:abstractNumId w:val="5"/>
   </w:num>
   <w:num w:numId="2" w16cid:durableId="44373866">
+    <w:abstractNumId w:val="2"/>
+  </w:num>
+  <w:num w:numId="3" w16cid:durableId="2092316367">
     <w:abstractNumId w:val="1"/>
   </w:num>
-  <w:num w:numId="3" w16cid:durableId="2092316367">
+  <w:num w:numId="4" w16cid:durableId="2127894436">
+    <w:abstractNumId w:val="6"/>
+  </w:num>
+  <w:num w:numId="5" w16cid:durableId="761993091">
+    <w:abstractNumId w:val="4"/>
+  </w:num>
+  <w:num w:numId="6" w16cid:durableId="1701936477">
     <w:abstractNumId w:val="0"/>
   </w:num>
-  <w:num w:numId="4" w16cid:durableId="2127894436">
-    <w:abstractNumId w:val="4"/>
-  </w:num>
-  <w:num w:numId="5" w16cid:durableId="761993091">
-    <w:abstractNumId w:val="2"/>
+  <w:num w:numId="7" w16cid:durableId="883062433">
+    <w:abstractNumId w:val="3"/>
   </w:num>
 </w:numbering>
 </file>
@@ -9462,7 +10388,6 @@
   <w:style w:type="character" w:default="1" w:styleId="DefaultParagraphFont">
     <w:name w:val="Default Paragraph Font"/>
     <w:uiPriority w:val="1"/>
-    <w:semiHidden/>
     <w:unhideWhenUsed/>
   </w:style>
   <w:style w:type="table" w:default="1" w:styleId="TableNormal">

--- a/Strokovno Porocilo.docx
+++ b/Strokovno Porocilo.docx
@@ -261,7 +261,7 @@
       <w:bookmarkStart w:id="7" w:name="_Toc226486565"/>
       <w:bookmarkStart w:id="8" w:name="_Toc226486628"/>
       <w:bookmarkStart w:id="9" w:name="_Toc227079926"/>
-      <w:bookmarkStart w:id="10" w:name="_Toc227092692"/>
+      <w:bookmarkStart w:id="10" w:name="_Toc227166594"/>
       <w:r>
         <w:rPr>
           <w:rFonts w:eastAsia="Arial"/>
@@ -315,7 +315,7 @@
           <w:r>
             <w:fldChar w:fldCharType="separate"/>
           </w:r>
-          <w:hyperlink w:anchor="_Toc227092692" w:history="1">
+          <w:hyperlink w:anchor="_Toc227166594" w:history="1">
             <w:r>
               <w:rPr>
                 <w:rStyle w:val="Hyperlink"/>
@@ -342,7 +342,7 @@
                 <w:noProof/>
                 <w:webHidden/>
               </w:rPr>
-              <w:instrText xml:space="preserve"> PAGEREF _Toc227092692 \h </w:instrText>
+              <w:instrText xml:space="preserve"> PAGEREF _Toc227166594 \h </w:instrText>
             </w:r>
             <w:r>
               <w:rPr>
@@ -388,7 +388,7 @@
               <w14:ligatures w14:val="standardContextual"/>
             </w:rPr>
           </w:pPr>
-          <w:hyperlink w:anchor="_Toc227092693" w:history="1">
+          <w:hyperlink w:anchor="_Toc227166595" w:history="1">
             <w:r>
               <w:rPr>
                 <w:rStyle w:val="Hyperlink"/>
@@ -415,7 +415,7 @@
                 <w:noProof/>
                 <w:webHidden/>
               </w:rPr>
-              <w:instrText xml:space="preserve"> PAGEREF _Toc227092693 \h </w:instrText>
+              <w:instrText xml:space="preserve"> PAGEREF _Toc227166595 \h </w:instrText>
             </w:r>
             <w:r>
               <w:rPr>
@@ -435,7 +435,7 @@
                 <w:noProof/>
                 <w:webHidden/>
               </w:rPr>
-              <w:t>4</w:t>
+              <w:t>5</w:t>
             </w:r>
             <w:r>
               <w:rPr>
@@ -461,7 +461,7 @@
               <w14:ligatures w14:val="standardContextual"/>
             </w:rPr>
           </w:pPr>
-          <w:hyperlink w:anchor="_Toc227092694" w:history="1">
+          <w:hyperlink w:anchor="_Toc227166596" w:history="1">
             <w:r>
               <w:rPr>
                 <w:rStyle w:val="Hyperlink"/>
@@ -488,7 +488,7 @@
                 <w:noProof/>
                 <w:webHidden/>
               </w:rPr>
-              <w:instrText xml:space="preserve"> PAGEREF _Toc227092694 \h </w:instrText>
+              <w:instrText xml:space="preserve"> PAGEREF _Toc227166596 \h </w:instrText>
             </w:r>
             <w:r>
               <w:rPr>
@@ -508,7 +508,7 @@
                 <w:noProof/>
                 <w:webHidden/>
               </w:rPr>
-              <w:t>4</w:t>
+              <w:t>5</w:t>
             </w:r>
             <w:r>
               <w:rPr>
@@ -534,7 +534,7 @@
               <w14:ligatures w14:val="standardContextual"/>
             </w:rPr>
           </w:pPr>
-          <w:hyperlink w:anchor="_Toc227092695" w:history="1">
+          <w:hyperlink w:anchor="_Toc227166597" w:history="1">
             <w:r>
               <w:rPr>
                 <w:rStyle w:val="Hyperlink"/>
@@ -561,7 +561,7 @@
                 <w:noProof/>
                 <w:webHidden/>
               </w:rPr>
-              <w:instrText xml:space="preserve"> PAGEREF _Toc227092695 \h </w:instrText>
+              <w:instrText xml:space="preserve"> PAGEREF _Toc227166597 \h </w:instrText>
             </w:r>
             <w:r>
               <w:rPr>
@@ -581,7 +581,7 @@
                 <w:noProof/>
                 <w:webHidden/>
               </w:rPr>
-              <w:t>5</w:t>
+              <w:t>6</w:t>
             </w:r>
             <w:r>
               <w:rPr>
@@ -607,7 +607,7 @@
               <w14:ligatures w14:val="standardContextual"/>
             </w:rPr>
           </w:pPr>
-          <w:hyperlink w:anchor="_Toc227092696" w:history="1">
+          <w:hyperlink w:anchor="_Toc227166598" w:history="1">
             <w:r>
               <w:rPr>
                 <w:rStyle w:val="Hyperlink"/>
@@ -634,7 +634,7 @@
                 <w:noProof/>
                 <w:webHidden/>
               </w:rPr>
-              <w:instrText xml:space="preserve"> PAGEREF _Toc227092696 \h </w:instrText>
+              <w:instrText xml:space="preserve"> PAGEREF _Toc227166598 \h </w:instrText>
             </w:r>
             <w:r>
               <w:rPr>
@@ -654,7 +654,7 @@
                 <w:noProof/>
                 <w:webHidden/>
               </w:rPr>
-              <w:t>6</w:t>
+              <w:t>7</w:t>
             </w:r>
             <w:r>
               <w:rPr>
@@ -680,7 +680,7 @@
               <w14:ligatures w14:val="standardContextual"/>
             </w:rPr>
           </w:pPr>
-          <w:hyperlink w:anchor="_Toc227092697" w:history="1">
+          <w:hyperlink w:anchor="_Toc227166599" w:history="1">
             <w:r>
               <w:rPr>
                 <w:rStyle w:val="Hyperlink"/>
@@ -707,7 +707,7 @@
                 <w:noProof/>
                 <w:webHidden/>
               </w:rPr>
-              <w:instrText xml:space="preserve"> PAGEREF _Toc227092697 \h </w:instrText>
+              <w:instrText xml:space="preserve"> PAGEREF _Toc227166599 \h </w:instrText>
             </w:r>
             <w:r>
               <w:rPr>
@@ -727,7 +727,7 @@
                 <w:noProof/>
                 <w:webHidden/>
               </w:rPr>
-              <w:t>6</w:t>
+              <w:t>7</w:t>
             </w:r>
             <w:r>
               <w:rPr>
@@ -753,7 +753,7 @@
               <w14:ligatures w14:val="standardContextual"/>
             </w:rPr>
           </w:pPr>
-          <w:hyperlink w:anchor="_Toc227092698" w:history="1">
+          <w:hyperlink w:anchor="_Toc227166600" w:history="1">
             <w:r>
               <w:rPr>
                 <w:rStyle w:val="Hyperlink"/>
@@ -780,7 +780,7 @@
                 <w:noProof/>
                 <w:webHidden/>
               </w:rPr>
-              <w:instrText xml:space="preserve"> PAGEREF _Toc227092698 \h </w:instrText>
+              <w:instrText xml:space="preserve"> PAGEREF _Toc227166600 \h </w:instrText>
             </w:r>
             <w:r>
               <w:rPr>
@@ -800,7 +800,7 @@
                 <w:noProof/>
                 <w:webHidden/>
               </w:rPr>
-              <w:t>7</w:t>
+              <w:t>8</w:t>
             </w:r>
             <w:r>
               <w:rPr>
@@ -826,7 +826,7 @@
               <w14:ligatures w14:val="standardContextual"/>
             </w:rPr>
           </w:pPr>
-          <w:hyperlink w:anchor="_Toc227092699" w:history="1">
+          <w:hyperlink w:anchor="_Toc227166601" w:history="1">
             <w:r>
               <w:rPr>
                 <w:rStyle w:val="Hyperlink"/>
@@ -853,7 +853,7 @@
                 <w:noProof/>
                 <w:webHidden/>
               </w:rPr>
-              <w:instrText xml:space="preserve"> PAGEREF _Toc227092699 \h </w:instrText>
+              <w:instrText xml:space="preserve"> PAGEREF _Toc227166601 \h </w:instrText>
             </w:r>
             <w:r>
               <w:rPr>
@@ -873,7 +873,7 @@
                 <w:noProof/>
                 <w:webHidden/>
               </w:rPr>
-              <w:t>8</w:t>
+              <w:t>9</w:t>
             </w:r>
             <w:r>
               <w:rPr>
@@ -896,7 +896,7 @@
               <w14:ligatures w14:val="standardContextual"/>
             </w:rPr>
           </w:pPr>
-          <w:hyperlink w:anchor="_Toc227092700" w:history="1">
+          <w:hyperlink w:anchor="_Toc227166602" w:history="1">
             <w:r>
               <w:rPr>
                 <w:rStyle w:val="Hyperlink"/>
@@ -919,7 +919,7 @@
               <w:rPr>
                 <w:webHidden/>
               </w:rPr>
-              <w:instrText xml:space="preserve"> PAGEREF _Toc227092700 \h </w:instrText>
+              <w:instrText xml:space="preserve"> PAGEREF _Toc227166602 \h </w:instrText>
             </w:r>
             <w:r>
               <w:rPr>
@@ -936,7 +936,7 @@
               <w:rPr>
                 <w:webHidden/>
               </w:rPr>
-              <w:t>8</w:t>
+              <w:t>9</w:t>
             </w:r>
             <w:r>
               <w:rPr>
@@ -958,7 +958,7 @@
               <w14:ligatures w14:val="standardContextual"/>
             </w:rPr>
           </w:pPr>
-          <w:hyperlink w:anchor="_Toc227092701" w:history="1">
+          <w:hyperlink w:anchor="_Toc227166603" w:history="1">
             <w:r>
               <w:rPr>
                 <w:rStyle w:val="Hyperlink"/>
@@ -981,7 +981,7 @@
               <w:rPr>
                 <w:webHidden/>
               </w:rPr>
-              <w:instrText xml:space="preserve"> PAGEREF _Toc227092701 \h </w:instrText>
+              <w:instrText xml:space="preserve"> PAGEREF _Toc227166603 \h </w:instrText>
             </w:r>
             <w:r>
               <w:rPr>
@@ -998,7 +998,7 @@
               <w:rPr>
                 <w:webHidden/>
               </w:rPr>
-              <w:t>9</w:t>
+              <w:t>10</w:t>
             </w:r>
             <w:r>
               <w:rPr>
@@ -1023,7 +1023,7 @@
               <w14:ligatures w14:val="standardContextual"/>
             </w:rPr>
           </w:pPr>
-          <w:hyperlink w:anchor="_Toc227092702" w:history="1">
+          <w:hyperlink w:anchor="_Toc227166604" w:history="1">
             <w:r>
               <w:rPr>
                 <w:rStyle w:val="Hyperlink"/>
@@ -1050,7 +1050,7 @@
                 <w:noProof/>
                 <w:webHidden/>
               </w:rPr>
-              <w:instrText xml:space="preserve"> PAGEREF _Toc227092702 \h </w:instrText>
+              <w:instrText xml:space="preserve"> PAGEREF _Toc227166604 \h </w:instrText>
             </w:r>
             <w:r>
               <w:rPr>
@@ -1070,7 +1070,7 @@
                 <w:noProof/>
                 <w:webHidden/>
               </w:rPr>
-              <w:t>10</w:t>
+              <w:t>11</w:t>
             </w:r>
             <w:r>
               <w:rPr>
@@ -1096,7 +1096,7 @@
               <w14:ligatures w14:val="standardContextual"/>
             </w:rPr>
           </w:pPr>
-          <w:hyperlink w:anchor="_Toc227092703" w:history="1">
+          <w:hyperlink w:anchor="_Toc227166605" w:history="1">
             <w:r>
               <w:rPr>
                 <w:rStyle w:val="Hyperlink"/>
@@ -1123,7 +1123,7 @@
                 <w:noProof/>
                 <w:webHidden/>
               </w:rPr>
-              <w:instrText xml:space="preserve"> PAGEREF _Toc227092703 \h </w:instrText>
+              <w:instrText xml:space="preserve"> PAGEREF _Toc227166605 \h </w:instrText>
             </w:r>
             <w:r>
               <w:rPr>
@@ -1143,7 +1143,7 @@
                 <w:noProof/>
                 <w:webHidden/>
               </w:rPr>
-              <w:t>11</w:t>
+              <w:t>12</w:t>
             </w:r>
             <w:r>
               <w:rPr>
@@ -1169,7 +1169,7 @@
               <w14:ligatures w14:val="standardContextual"/>
             </w:rPr>
           </w:pPr>
-          <w:hyperlink w:anchor="_Toc227092704" w:history="1">
+          <w:hyperlink w:anchor="_Toc227166606" w:history="1">
             <w:r>
               <w:rPr>
                 <w:rStyle w:val="Hyperlink"/>
@@ -1196,7 +1196,7 @@
                 <w:noProof/>
                 <w:webHidden/>
               </w:rPr>
-              <w:instrText xml:space="preserve"> PAGEREF _Toc227092704 \h </w:instrText>
+              <w:instrText xml:space="preserve"> PAGEREF _Toc227166606 \h </w:instrText>
             </w:r>
             <w:r>
               <w:rPr>
@@ -1216,7 +1216,7 @@
                 <w:noProof/>
                 <w:webHidden/>
               </w:rPr>
-              <w:t>11</w:t>
+              <w:t>12</w:t>
             </w:r>
             <w:r>
               <w:rPr>
@@ -1242,7 +1242,7 @@
               <w14:ligatures w14:val="standardContextual"/>
             </w:rPr>
           </w:pPr>
-          <w:hyperlink w:anchor="_Toc227092705" w:history="1">
+          <w:hyperlink w:anchor="_Toc227166607" w:history="1">
             <w:r>
               <w:rPr>
                 <w:rStyle w:val="Hyperlink"/>
@@ -1269,7 +1269,7 @@
                 <w:noProof/>
                 <w:webHidden/>
               </w:rPr>
-              <w:instrText xml:space="preserve"> PAGEREF _Toc227092705 \h </w:instrText>
+              <w:instrText xml:space="preserve"> PAGEREF _Toc227166607 \h </w:instrText>
             </w:r>
             <w:r>
               <w:rPr>
@@ -1289,7 +1289,7 @@
                 <w:noProof/>
                 <w:webHidden/>
               </w:rPr>
-              <w:t>12</w:t>
+              <w:t>13</w:t>
             </w:r>
             <w:r>
               <w:rPr>
@@ -1315,7 +1315,7 @@
               <w14:ligatures w14:val="standardContextual"/>
             </w:rPr>
           </w:pPr>
-          <w:hyperlink w:anchor="_Toc227092706" w:history="1">
+          <w:hyperlink w:anchor="_Toc227166608" w:history="1">
             <w:r>
               <w:rPr>
                 <w:rStyle w:val="Hyperlink"/>
@@ -1342,7 +1342,7 @@
                 <w:noProof/>
                 <w:webHidden/>
               </w:rPr>
-              <w:instrText xml:space="preserve"> PAGEREF _Toc227092706 \h </w:instrText>
+              <w:instrText xml:space="preserve"> PAGEREF _Toc227166608 \h </w:instrText>
             </w:r>
             <w:r>
               <w:rPr>
@@ -1362,7 +1362,7 @@
                 <w:noProof/>
                 <w:webHidden/>
               </w:rPr>
-              <w:t>16</w:t>
+              <w:t>17</w:t>
             </w:r>
             <w:r>
               <w:rPr>
@@ -1388,7 +1388,7 @@
               <w14:ligatures w14:val="standardContextual"/>
             </w:rPr>
           </w:pPr>
-          <w:hyperlink w:anchor="_Toc227092707" w:history="1">
+          <w:hyperlink w:anchor="_Toc227166609" w:history="1">
             <w:r>
               <w:rPr>
                 <w:rStyle w:val="Hyperlink"/>
@@ -1415,7 +1415,7 @@
                 <w:noProof/>
                 <w:webHidden/>
               </w:rPr>
-              <w:instrText xml:space="preserve"> PAGEREF _Toc227092707 \h </w:instrText>
+              <w:instrText xml:space="preserve"> PAGEREF _Toc227166609 \h </w:instrText>
             </w:r>
             <w:r>
               <w:rPr>
@@ -1435,7 +1435,7 @@
                 <w:noProof/>
                 <w:webHidden/>
               </w:rPr>
-              <w:t>17</w:t>
+              <w:t>18</w:t>
             </w:r>
             <w:r>
               <w:rPr>
@@ -1461,7 +1461,7 @@
               <w14:ligatures w14:val="standardContextual"/>
             </w:rPr>
           </w:pPr>
-          <w:hyperlink w:anchor="_Toc227092708" w:history="1">
+          <w:hyperlink w:anchor="_Toc227166610" w:history="1">
             <w:r>
               <w:rPr>
                 <w:rStyle w:val="Hyperlink"/>
@@ -1488,7 +1488,7 @@
                 <w:noProof/>
                 <w:webHidden/>
               </w:rPr>
-              <w:instrText xml:space="preserve"> PAGEREF _Toc227092708 \h </w:instrText>
+              <w:instrText xml:space="preserve"> PAGEREF _Toc227166610 \h </w:instrText>
             </w:r>
             <w:r>
               <w:rPr>
@@ -1508,7 +1508,7 @@
                 <w:noProof/>
                 <w:webHidden/>
               </w:rPr>
-              <w:t>19</w:t>
+              <w:t>20</w:t>
             </w:r>
             <w:r>
               <w:rPr>
@@ -1534,7 +1534,7 @@
               <w14:ligatures w14:val="standardContextual"/>
             </w:rPr>
           </w:pPr>
-          <w:hyperlink w:anchor="_Toc227092709" w:history="1">
+          <w:hyperlink w:anchor="_Toc227166611" w:history="1">
             <w:r>
               <w:rPr>
                 <w:rStyle w:val="Hyperlink"/>
@@ -1561,7 +1561,7 @@
                 <w:noProof/>
                 <w:webHidden/>
               </w:rPr>
-              <w:instrText xml:space="preserve"> PAGEREF _Toc227092709 \h </w:instrText>
+              <w:instrText xml:space="preserve"> PAGEREF _Toc227166611 \h </w:instrText>
             </w:r>
             <w:r>
               <w:rPr>
@@ -1581,7 +1581,7 @@
                 <w:noProof/>
                 <w:webHidden/>
               </w:rPr>
-              <w:t>19</w:t>
+              <w:t>20</w:t>
             </w:r>
             <w:r>
               <w:rPr>
@@ -1607,7 +1607,7 @@
               <w14:ligatures w14:val="standardContextual"/>
             </w:rPr>
           </w:pPr>
-          <w:hyperlink w:anchor="_Toc227092710" w:history="1">
+          <w:hyperlink w:anchor="_Toc227166612" w:history="1">
             <w:r>
               <w:rPr>
                 <w:rStyle w:val="Hyperlink"/>
@@ -1634,7 +1634,7 @@
                 <w:noProof/>
                 <w:webHidden/>
               </w:rPr>
-              <w:instrText xml:space="preserve"> PAGEREF _Toc227092710 \h </w:instrText>
+              <w:instrText xml:space="preserve"> PAGEREF _Toc227166612 \h </w:instrText>
             </w:r>
             <w:r>
               <w:rPr>
@@ -1654,7 +1654,7 @@
                 <w:noProof/>
                 <w:webHidden/>
               </w:rPr>
-              <w:t>21</w:t>
+              <w:t>22</w:t>
             </w:r>
             <w:r>
               <w:rPr>
@@ -1680,7 +1680,7 @@
               <w14:ligatures w14:val="standardContextual"/>
             </w:rPr>
           </w:pPr>
-          <w:hyperlink w:anchor="_Toc227092711" w:history="1">
+          <w:hyperlink w:anchor="_Toc227166613" w:history="1">
             <w:r>
               <w:rPr>
                 <w:rStyle w:val="Hyperlink"/>
@@ -1707,7 +1707,7 @@
                 <w:noProof/>
                 <w:webHidden/>
               </w:rPr>
-              <w:instrText xml:space="preserve"> PAGEREF _Toc227092711 \h </w:instrText>
+              <w:instrText xml:space="preserve"> PAGEREF _Toc227166613 \h </w:instrText>
             </w:r>
             <w:r>
               <w:rPr>
@@ -1727,7 +1727,7 @@
                 <w:noProof/>
                 <w:webHidden/>
               </w:rPr>
-              <w:t>22</w:t>
+              <w:t>23</w:t>
             </w:r>
             <w:r>
               <w:rPr>
@@ -1753,7 +1753,7 @@
               <w14:ligatures w14:val="standardContextual"/>
             </w:rPr>
           </w:pPr>
-          <w:hyperlink w:anchor="_Toc227092712" w:history="1">
+          <w:hyperlink w:anchor="_Toc227166614" w:history="1">
             <w:r>
               <w:rPr>
                 <w:rStyle w:val="Hyperlink"/>
@@ -1780,7 +1780,7 @@
                 <w:noProof/>
                 <w:webHidden/>
               </w:rPr>
-              <w:instrText xml:space="preserve"> PAGEREF _Toc227092712 \h </w:instrText>
+              <w:instrText xml:space="preserve"> PAGEREF _Toc227166614 \h </w:instrText>
             </w:r>
             <w:r>
               <w:rPr>
@@ -1800,7 +1800,7 @@
                 <w:noProof/>
                 <w:webHidden/>
               </w:rPr>
-              <w:t>23</w:t>
+              <w:t>24</w:t>
             </w:r>
             <w:r>
               <w:rPr>
@@ -1826,7 +1826,7 @@
               <w14:ligatures w14:val="standardContextual"/>
             </w:rPr>
           </w:pPr>
-          <w:hyperlink w:anchor="_Toc227092713" w:history="1">
+          <w:hyperlink w:anchor="_Toc227166615" w:history="1">
             <w:r>
               <w:rPr>
                 <w:rStyle w:val="Hyperlink"/>
@@ -1853,7 +1853,7 @@
                 <w:noProof/>
                 <w:webHidden/>
               </w:rPr>
-              <w:instrText xml:space="preserve"> PAGEREF _Toc227092713 \h </w:instrText>
+              <w:instrText xml:space="preserve"> PAGEREF _Toc227166615 \h </w:instrText>
             </w:r>
             <w:r>
               <w:rPr>
@@ -1873,7 +1873,7 @@
                 <w:noProof/>
                 <w:webHidden/>
               </w:rPr>
-              <w:t>23</w:t>
+              <w:t>24</w:t>
             </w:r>
             <w:r>
               <w:rPr>
@@ -1899,7 +1899,7 @@
               <w14:ligatures w14:val="standardContextual"/>
             </w:rPr>
           </w:pPr>
-          <w:hyperlink w:anchor="_Toc227092714" w:history="1">
+          <w:hyperlink w:anchor="_Toc227166616" w:history="1">
             <w:r>
               <w:rPr>
                 <w:rStyle w:val="Hyperlink"/>
@@ -1926,7 +1926,7 @@
                 <w:noProof/>
                 <w:webHidden/>
               </w:rPr>
-              <w:instrText xml:space="preserve"> PAGEREF _Toc227092714 \h </w:instrText>
+              <w:instrText xml:space="preserve"> PAGEREF _Toc227166616 \h </w:instrText>
             </w:r>
             <w:r>
               <w:rPr>
@@ -1946,7 +1946,7 @@
                 <w:noProof/>
                 <w:webHidden/>
               </w:rPr>
-              <w:t>23</w:t>
+              <w:t>25</w:t>
             </w:r>
             <w:r>
               <w:rPr>
@@ -1972,13 +1972,13 @@
               <w14:ligatures w14:val="standardContextual"/>
             </w:rPr>
           </w:pPr>
-          <w:hyperlink w:anchor="_Toc227092715" w:history="1">
+          <w:hyperlink w:anchor="_Toc227166617" w:history="1">
             <w:r>
               <w:rPr>
                 <w:rStyle w:val="Hyperlink"/>
                 <w:noProof/>
               </w:rPr>
-              <w:t>9. Izvažanje</w:t>
+              <w:t>9. Izvoz</w:t>
             </w:r>
             <w:r>
               <w:rPr>
@@ -1999,7 +1999,7 @@
                 <w:noProof/>
                 <w:webHidden/>
               </w:rPr>
-              <w:instrText xml:space="preserve"> PAGEREF _Toc227092715 \h </w:instrText>
+              <w:instrText xml:space="preserve"> PAGEREF _Toc227166617 \h </w:instrText>
             </w:r>
             <w:r>
               <w:rPr>
@@ -2019,7 +2019,7 @@
                 <w:noProof/>
                 <w:webHidden/>
               </w:rPr>
-              <w:t>24</w:t>
+              <w:t>25</w:t>
             </w:r>
             <w:r>
               <w:rPr>
@@ -2045,7 +2045,7 @@
               <w14:ligatures w14:val="standardContextual"/>
             </w:rPr>
           </w:pPr>
-          <w:hyperlink w:anchor="_Toc227092716" w:history="1">
+          <w:hyperlink w:anchor="_Toc227166618" w:history="1">
             <w:r>
               <w:rPr>
                 <w:rStyle w:val="Hyperlink"/>
@@ -2072,7 +2072,7 @@
                 <w:noProof/>
                 <w:webHidden/>
               </w:rPr>
-              <w:instrText xml:space="preserve"> PAGEREF _Toc227092716 \h </w:instrText>
+              <w:instrText xml:space="preserve"> PAGEREF _Toc227166618 \h </w:instrText>
             </w:r>
             <w:r>
               <w:rPr>
@@ -2092,7 +2092,7 @@
                 <w:noProof/>
                 <w:webHidden/>
               </w:rPr>
-              <w:t>24</w:t>
+              <w:t>26</w:t>
             </w:r>
             <w:r>
               <w:rPr>
@@ -2118,13 +2118,13 @@
               <w14:ligatures w14:val="standardContextual"/>
             </w:rPr>
           </w:pPr>
-          <w:hyperlink w:anchor="_Toc227092717" w:history="1">
+          <w:hyperlink w:anchor="_Toc227166619" w:history="1">
             <w:r>
               <w:rPr>
                 <w:rStyle w:val="Hyperlink"/>
                 <w:noProof/>
               </w:rPr>
-              <w:t>11. Viri in literatura</w:t>
+              <w:t>11. Zaključek</w:t>
             </w:r>
             <w:r>
               <w:rPr>
@@ -2145,7 +2145,7 @@
                 <w:noProof/>
                 <w:webHidden/>
               </w:rPr>
-              <w:instrText xml:space="preserve"> PAGEREF _Toc227092717 \h </w:instrText>
+              <w:instrText xml:space="preserve"> PAGEREF _Toc227166619 \h </w:instrText>
             </w:r>
             <w:r>
               <w:rPr>
@@ -2165,7 +2165,7 @@
                 <w:noProof/>
                 <w:webHidden/>
               </w:rPr>
-              <w:t>24</w:t>
+              <w:t>27</w:t>
             </w:r>
             <w:r>
               <w:rPr>
@@ -2191,12 +2191,85 @@
               <w14:ligatures w14:val="standardContextual"/>
             </w:rPr>
           </w:pPr>
-          <w:hyperlink w:anchor="_Toc227092718" w:history="1">
+          <w:hyperlink w:anchor="_Toc227166620" w:history="1">
             <w:r>
               <w:rPr>
                 <w:rStyle w:val="Hyperlink"/>
                 <w:noProof/>
               </w:rPr>
+              <w:t>12. Viri in literatura</w:t>
+            </w:r>
+            <w:r>
+              <w:rPr>
+                <w:noProof/>
+                <w:webHidden/>
+              </w:rPr>
+              <w:tab/>
+            </w:r>
+            <w:r>
+              <w:rPr>
+                <w:noProof/>
+                <w:webHidden/>
+              </w:rPr>
+              <w:fldChar w:fldCharType="begin"/>
+            </w:r>
+            <w:r>
+              <w:rPr>
+                <w:noProof/>
+                <w:webHidden/>
+              </w:rPr>
+              <w:instrText xml:space="preserve"> PAGEREF _Toc227166620 \h </w:instrText>
+            </w:r>
+            <w:r>
+              <w:rPr>
+                <w:noProof/>
+                <w:webHidden/>
+              </w:rPr>
+            </w:r>
+            <w:r>
+              <w:rPr>
+                <w:noProof/>
+                <w:webHidden/>
+              </w:rPr>
+              <w:fldChar w:fldCharType="separate"/>
+            </w:r>
+            <w:r>
+              <w:rPr>
+                <w:noProof/>
+                <w:webHidden/>
+              </w:rPr>
+              <w:t>27</w:t>
+            </w:r>
+            <w:r>
+              <w:rPr>
+                <w:noProof/>
+                <w:webHidden/>
+              </w:rPr>
+              <w:fldChar w:fldCharType="end"/>
+            </w:r>
+          </w:hyperlink>
+        </w:p>
+        <w:p>
+          <w:pPr>
+            <w:pStyle w:val="TOC1"/>
+            <w:tabs>
+              <w:tab w:val="right" w:leader="dot" w:pos="9350"/>
+            </w:tabs>
+            <w:rPr>
+              <w:rFonts w:asciiTheme="minorHAnsi" w:eastAsiaTheme="minorEastAsia" w:hAnsiTheme="minorHAnsi" w:cstheme="minorBidi"/>
+              <w:noProof/>
+              <w:color w:val="auto"/>
+              <w:kern w:val="2"/>
+              <w:lang w:val="en-SI" w:eastAsia="en-SI"/>
+              <w14:ligatures w14:val="standardContextual"/>
+            </w:rPr>
+          </w:pPr>
+          <w:hyperlink w:anchor="_Toc227166621" w:history="1">
+            <w:r>
+              <w:rPr>
+                <w:rStyle w:val="Hyperlink"/>
+                <w:noProof/>
+              </w:rPr>
               <w:t>IZJAVA O AVTORSTVU</w:t>
             </w:r>
             <w:r>
@@ -2218,7 +2291,7 @@
                 <w:noProof/>
                 <w:webHidden/>
               </w:rPr>
-              <w:instrText xml:space="preserve"> PAGEREF _Toc227092718 \h </w:instrText>
+              <w:instrText xml:space="preserve"> PAGEREF _Toc227166621 \h </w:instrText>
             </w:r>
             <w:r>
               <w:rPr>
@@ -2238,7 +2311,7 @@
                 <w:noProof/>
                 <w:webHidden/>
               </w:rPr>
-              <w:t>25</w:t>
+              <w:t>28</w:t>
             </w:r>
             <w:r>
               <w:rPr>
@@ -2262,17 +2335,12 @@
       </w:sdtContent>
     </w:sdt>
     <w:p>
-      <w:r>
-        <w:br w:type="page"/>
-      </w:r>
-    </w:p>
-    <w:p>
       <w:pPr>
         <w:pStyle w:val="Heading1"/>
       </w:pPr>
       <w:bookmarkStart w:id="11" w:name="_Toc226486566"/>
       <w:bookmarkStart w:id="12" w:name="_Toc226486629"/>
-      <w:bookmarkStart w:id="13" w:name="_Toc227092693"/>
+      <w:bookmarkStart w:id="13" w:name="_Toc227166595"/>
       <w:r>
         <w:lastRenderedPageBreak/>
         <w:t>1. Uvod</w:t>
@@ -2376,7 +2444,7 @@
       </w:pPr>
       <w:bookmarkStart w:id="14" w:name="_Toc226486567"/>
       <w:bookmarkStart w:id="15" w:name="_Toc226486630"/>
-      <w:bookmarkStart w:id="16" w:name="_Toc227092694"/>
+      <w:bookmarkStart w:id="16" w:name="_Toc227166596"/>
       <w:r>
         <w:t>2. Izbira orodij in programskih jezikov</w:t>
       </w:r>
@@ -2586,7 +2654,7 @@
       </w:pPr>
       <w:bookmarkStart w:id="20" w:name="_Toc226486568"/>
       <w:bookmarkStart w:id="21" w:name="_Toc226486631"/>
-      <w:bookmarkStart w:id="22" w:name="_Toc227092695"/>
+      <w:bookmarkStart w:id="22" w:name="_Toc227166597"/>
       <w:r>
         <w:lastRenderedPageBreak/>
         <w:t>3. O aplikaciji</w:t>
@@ -2828,7 +2896,7 @@
       <w:pPr>
         <w:pStyle w:val="Heading1"/>
       </w:pPr>
-      <w:bookmarkStart w:id="23" w:name="_Toc227092696"/>
+      <w:bookmarkStart w:id="23" w:name="_Toc227166598"/>
       <w:r>
         <w:lastRenderedPageBreak/>
         <w:t xml:space="preserve">4. </w:t>
@@ -2917,7 +2985,7 @@
       <w:pPr>
         <w:pStyle w:val="Heading2"/>
       </w:pPr>
-      <w:bookmarkStart w:id="25" w:name="_Toc227092697"/>
+      <w:bookmarkStart w:id="25" w:name="_Toc227166599"/>
       <w:r>
         <w:t>4. 1. Konstrukcija modela</w:t>
       </w:r>
@@ -3137,7 +3205,7 @@
       <w:pPr>
         <w:pStyle w:val="Heading2"/>
       </w:pPr>
-      <w:bookmarkStart w:id="28" w:name="_Toc227092698"/>
+      <w:bookmarkStart w:id="28" w:name="_Toc227166600"/>
       <w:r>
         <w:lastRenderedPageBreak/>
         <w:t xml:space="preserve">4. 2. </w:t>
@@ -3382,7 +3450,7 @@
       <w:pPr>
         <w:pStyle w:val="Heading2"/>
       </w:pPr>
-      <w:bookmarkStart w:id="31" w:name="_Toc227092699"/>
+      <w:bookmarkStart w:id="31" w:name="_Toc227166601"/>
       <w:r>
         <w:lastRenderedPageBreak/>
         <w:t xml:space="preserve">4. 2. </w:t>
@@ -3439,7 +3507,7 @@
       <w:pPr>
         <w:pStyle w:val="Heading3"/>
       </w:pPr>
-      <w:bookmarkStart w:id="32" w:name="_Toc227092700"/>
+      <w:bookmarkStart w:id="32" w:name="_Toc227166602"/>
       <w:r>
         <w:t>4. 2. 1. Kamera</w:t>
       </w:r>
@@ -3905,7 +3973,7 @@
       <w:pPr>
         <w:pStyle w:val="Heading3"/>
       </w:pPr>
-      <w:bookmarkStart w:id="35" w:name="_Toc227092701"/>
+      <w:bookmarkStart w:id="35" w:name="_Toc227166603"/>
       <w:r>
         <w:t xml:space="preserve">4. 2. 2. </w:t>
       </w:r>
@@ -4045,7 +4113,7 @@
       <w:pPr>
         <w:pStyle w:val="Heading2"/>
       </w:pPr>
-      <w:bookmarkStart w:id="36" w:name="_Toc227092702"/>
+      <w:bookmarkStart w:id="36" w:name="_Toc227166604"/>
       <w:r>
         <w:lastRenderedPageBreak/>
         <w:t>4. 3. Urejevalnik</w:t>
@@ -4197,7 +4265,7 @@
       <w:pPr>
         <w:pStyle w:val="Heading1"/>
       </w:pPr>
-      <w:bookmarkStart w:id="37" w:name="_Toc227092703"/>
+      <w:bookmarkStart w:id="37" w:name="_Toc227166605"/>
       <w:r>
         <w:lastRenderedPageBreak/>
         <w:t xml:space="preserve">5. </w:t>
@@ -4242,7 +4310,7 @@
       <w:pPr>
         <w:pStyle w:val="Heading2"/>
       </w:pPr>
-      <w:bookmarkStart w:id="38" w:name="_Toc227092704"/>
+      <w:bookmarkStart w:id="38" w:name="_Toc227166606"/>
       <w:r>
         <w:t>5. 1.  Vozlišče (node)</w:t>
       </w:r>
@@ -4665,7 +4733,7 @@
       <w:pPr>
         <w:pStyle w:val="Heading2"/>
       </w:pPr>
-      <w:bookmarkStart w:id="41" w:name="_Toc227092705"/>
+      <w:bookmarkStart w:id="41" w:name="_Toc227166607"/>
       <w:r>
         <w:t xml:space="preserve">5. 2. </w:t>
       </w:r>
@@ -5484,7 +5552,7 @@
       <w:pPr>
         <w:pStyle w:val="Heading1"/>
       </w:pPr>
-      <w:bookmarkStart w:id="48" w:name="_Toc227092706"/>
+      <w:bookmarkStart w:id="48" w:name="_Toc227166608"/>
       <w:r>
         <w:lastRenderedPageBreak/>
         <w:t>6. Inšpektor vozlišč</w:t>
@@ -5713,7 +5781,7 @@
       <w:pPr>
         <w:pStyle w:val="Heading1"/>
       </w:pPr>
-      <w:bookmarkStart w:id="50" w:name="_Toc227092707"/>
+      <w:bookmarkStart w:id="50" w:name="_Toc227166609"/>
       <w:r>
         <w:lastRenderedPageBreak/>
         <w:t xml:space="preserve">7. </w:t>
@@ -6234,7 +6302,7 @@
       <w:pPr>
         <w:pStyle w:val="Heading1"/>
       </w:pPr>
-      <w:bookmarkStart w:id="53" w:name="_Toc227092708"/>
+      <w:bookmarkStart w:id="53" w:name="_Toc227166610"/>
       <w:r>
         <w:lastRenderedPageBreak/>
         <w:t xml:space="preserve">8. Generacija terena in vrste </w:t>
@@ -6276,7 +6344,7 @@
       <w:pPr>
         <w:pStyle w:val="Heading2"/>
       </w:pPr>
-      <w:bookmarkStart w:id="55" w:name="_Toc227092709"/>
+      <w:bookmarkStart w:id="55" w:name="_Toc227166611"/>
       <w:r>
         <w:t>8. 1. Osnovna elevacija</w:t>
       </w:r>
@@ -6916,7 +6984,7 @@
       <w:pPr>
         <w:pStyle w:val="Heading2"/>
       </w:pPr>
-      <w:bookmarkStart w:id="63" w:name="_Toc227092710"/>
+      <w:bookmarkStart w:id="63" w:name="_Toc227166612"/>
       <w:r>
         <w:t xml:space="preserve">8. 2. </w:t>
       </w:r>
@@ -6950,7 +7018,7 @@
       <w:r>
         <w:br w:type="page"/>
       </w:r>
-      <w:bookmarkStart w:id="64" w:name="_Toc227092711"/>
+      <w:bookmarkStart w:id="64" w:name="_Toc227166613"/>
       <w:r>
         <w:lastRenderedPageBreak/>
         <w:t xml:space="preserve">8. 3. </w:t>
@@ -7438,7 +7506,7 @@
       <w:pPr>
         <w:pStyle w:val="Heading2"/>
       </w:pPr>
-      <w:bookmarkStart w:id="69" w:name="_Toc227092712"/>
+      <w:bookmarkStart w:id="69" w:name="_Toc227166614"/>
       <w:r>
         <w:lastRenderedPageBreak/>
         <w:t>8. 4. Terase</w:t>
@@ -7612,19 +7680,7 @@
                     <w:rPr>
                       <w:rFonts w:ascii="Cambria Math" w:hAnsi="Cambria Math"/>
                     </w:rPr>
-                    <m:t xml:space="preserve"> </m:t>
-                  </m:r>
-                  <m:r>
-                    <w:rPr>
-                      <w:rFonts w:ascii="Cambria Math" w:hAnsi="Cambria Math"/>
-                    </w:rPr>
-                    <m:t>+ 0.5</m:t>
-                  </m:r>
-                  <m:r>
-                    <w:rPr>
-                      <w:rFonts w:ascii="Cambria Math" w:hAnsi="Cambria Math"/>
-                    </w:rPr>
-                    <m:t>*</m:t>
+                    <m:t xml:space="preserve"> + 0.5*</m:t>
                   </m:r>
                   <m:d>
                     <m:dPr>
@@ -7692,19 +7748,7 @@
                                 <w:rPr>
                                   <w:rFonts w:ascii="Cambria Math" w:hAnsi="Cambria Math"/>
                                 </w:rPr>
-                                <m:t xml:space="preserve"> - </m:t>
-                              </m:r>
-                              <m:r>
-                                <w:rPr>
-                                  <w:rFonts w:ascii="Cambria Math" w:hAnsi="Cambria Math"/>
-                                </w:rPr>
-                                <m:t>r</m:t>
-                              </m:r>
-                              <m:r>
-                                <w:rPr>
-                                  <w:rFonts w:ascii="Cambria Math" w:hAnsi="Cambria Math"/>
-                                </w:rPr>
-                                <m:t>ound</m:t>
+                                <m:t xml:space="preserve"> - round</m:t>
                               </m:r>
                               <m:d>
                                 <m:dPr>
@@ -7817,6 +7861,9 @@
         <w:keepNext/>
       </w:pPr>
       <w:r>
+        <w:rPr>
+          <w:noProof/>
+        </w:rPr>
         <w:drawing>
           <wp:inline distT="0" distB="0" distL="0" distR="0" wp14:anchorId="6A3871B8" wp14:editId="014DD2C2">
             <wp:extent cx="2733675" cy="1819239"/>
@@ -7854,6 +7901,9 @@
         </w:drawing>
       </w:r>
       <w:r>
+        <w:rPr>
+          <w:noProof/>
+        </w:rPr>
         <w:drawing>
           <wp:inline distT="0" distB="0" distL="0" distR="0" wp14:anchorId="73E79D91" wp14:editId="1794BE56">
             <wp:extent cx="2780491" cy="1817370"/>
@@ -7970,11 +8020,869 @@
       <w:pPr>
         <w:pStyle w:val="Heading2"/>
       </w:pPr>
-      <w:bookmarkStart w:id="70" w:name="_Toc227092713"/>
+      <w:bookmarkStart w:id="70" w:name="_Toc227166615"/>
       <w:r>
         <w:t>8. 5. Simulacija erozije</w:t>
       </w:r>
       <w:bookmarkEnd w:id="70"/>
+    </w:p>
+    <w:p/>
+    <w:p>
+      <w:r>
+        <w:t>V naravi je erozija izjemno pomemben dejavnik pri oblikovanju terena. Najbolj opazna oblika erozije je verjetno hidravlična erozija, ki nastane zaradi tekoče vode, ki oblikuje teren.</w:t>
+      </w:r>
+      <w:r>
+        <w:t xml:space="preserve"> </w:t>
+      </w:r>
+      <w:r>
+        <w:t>Ko dežne kapljice padejo na teren in po njem tečejo ga obrabljajo in znižujejo. Med tem ko kapljice tečejo navzdol nabirajo v sebi delce, ki jih kličemo sediment. Kjer teren ni več strm, voda teče počasneje in sediment v kapljicah se odloži, kar poviša teren v tisti točki.</w:t>
+      </w:r>
+    </w:p>
+    <w:p>
+      <w:pPr>
+        <w:jc w:val="left"/>
+      </w:pPr>
+      <w:r>
+        <w:br w:type="page"/>
+      </w:r>
+    </w:p>
+    <w:p>
+      <w:r>
+        <w:lastRenderedPageBreak/>
+        <w:t>Hidravlično erozijo se lahko simulira na več načinov</w:t>
+      </w:r>
+      <w:r>
+        <w:t xml:space="preserve">. V tej aplikaciji je uporabljen način, ki </w:t>
+      </w:r>
+      <w:r>
+        <w:t>simulira vsak delec vode posamezno</w:t>
+      </w:r>
+      <w:r>
+        <w:t>. Ta način je relativno</w:t>
+      </w:r>
+      <w:r>
+        <w:t xml:space="preserve"> počas</w:t>
+      </w:r>
+      <w:r>
+        <w:t>en in</w:t>
+      </w:r>
+      <w:r>
+        <w:t xml:space="preserve"> </w:t>
+      </w:r>
+      <w:r>
+        <w:t>z</w:t>
+      </w:r>
+      <w:r>
+        <w:t xml:space="preserve">a doseg </w:t>
+      </w:r>
+      <w:r>
+        <w:t xml:space="preserve">dobrih </w:t>
+      </w:r>
+      <w:r>
+        <w:t xml:space="preserve">rezultatov </w:t>
+      </w:r>
+      <w:r>
+        <w:t xml:space="preserve">je treba </w:t>
+      </w:r>
+      <w:r>
+        <w:t>simulirati več tisoč kapljic</w:t>
+      </w:r>
+      <w:r>
+        <w:t>, vendar za namene te aplikacije je zadovoljiv.</w:t>
+      </w:r>
+    </w:p>
+    <w:p>
+      <w:r>
+        <w:t xml:space="preserve">Funkcionalnost vozlišča za erozijo večkrat naključno na teren postavi delec vode. Kapljica se </w:t>
+      </w:r>
+      <w:r>
+        <w:t>giblje</w:t>
+      </w:r>
+      <w:r>
+        <w:t xml:space="preserve"> glede na izračunan gradient spremembe višine. Ko se premika navzdol niža teren in povečuje količino sedimenta, ki ga vsebuje. Če preseže svojo kapaciteto sedimenta, se ga nekaj odloži nazaj na teren. </w:t>
+      </w:r>
+    </w:p>
+    <w:p>
+      <w:r>
+        <w:t xml:space="preserve">Da kapljica lahko niža teren vse okoli sebe in ne samo na točki kjer se nahaja se uporablja </w:t>
+      </w:r>
+      <w:r>
+        <w:t>»</w:t>
+      </w:r>
+      <w:r>
+        <w:t>brush</w:t>
+      </w:r>
+      <w:r>
+        <w:t>«</w:t>
+      </w:r>
+      <w:r>
+        <w:t>, ki ima shranjene vse celice terena, na katere lahko iz trenutne pozicije kapljice erozija vpliva.</w:t>
+      </w:r>
+      <w:r>
+        <w:t xml:space="preserve"> Odlaganje sedimenta tega sistema ne uporablja.</w:t>
+      </w:r>
+    </w:p>
+    <w:p>
+      <w:pPr>
+        <w:keepNext/>
+      </w:pPr>
+      <w:r>
+        <w:drawing>
+          <wp:inline distT="0" distB="0" distL="0" distR="0" wp14:anchorId="5D76D0A2" wp14:editId="3C68A708">
+            <wp:extent cx="5943600" cy="2518410"/>
+            <wp:effectExtent l="0" t="0" r="0" b="0"/>
+            <wp:docPr id="1091867451" name="Picture 1"/>
+            <wp:cNvGraphicFramePr>
+              <a:graphicFrameLocks xmlns:a="http://schemas.openxmlformats.org/drawingml/2006/main" noChangeAspect="1"/>
+            </wp:cNvGraphicFramePr>
+            <a:graphic xmlns:a="http://schemas.openxmlformats.org/drawingml/2006/main">
+              <a:graphicData uri="http://schemas.openxmlformats.org/drawingml/2006/picture">
+                <pic:pic xmlns:pic="http://schemas.openxmlformats.org/drawingml/2006/picture">
+                  <pic:nvPicPr>
+                    <pic:cNvPr id="1091867451" name=""/>
+                    <pic:cNvPicPr/>
+                  </pic:nvPicPr>
+                  <pic:blipFill>
+                    <a:blip r:embed="rId46"/>
+                    <a:stretch>
+                      <a:fillRect/>
+                    </a:stretch>
+                  </pic:blipFill>
+                  <pic:spPr>
+                    <a:xfrm>
+                      <a:off x="0" y="0"/>
+                      <a:ext cx="5943600" cy="2518410"/>
+                    </a:xfrm>
+                    <a:prstGeom prst="rect">
+                      <a:avLst/>
+                    </a:prstGeom>
+                  </pic:spPr>
+                </pic:pic>
+              </a:graphicData>
+            </a:graphic>
+          </wp:inline>
+        </w:drawing>
+      </w:r>
+    </w:p>
+    <w:p>
+      <w:pPr>
+        <w:pStyle w:val="Caption"/>
+      </w:pPr>
+      <w:r>
+        <w:t xml:space="preserve">Slika </w:t>
+      </w:r>
+      <w:r>
+        <w:fldChar w:fldCharType="begin"/>
+      </w:r>
+      <w:r>
+        <w:instrText xml:space="preserve"> SEQ Slika \* ARABIC </w:instrText>
+      </w:r>
+      <w:r>
+        <w:fldChar w:fldCharType="separate"/>
+      </w:r>
+      <w:r>
+        <w:rPr>
+          <w:noProof/>
+        </w:rPr>
+        <w:t>34</w:t>
+      </w:r>
+      <w:r>
+        <w:fldChar w:fldCharType="end"/>
+      </w:r>
+      <w:r>
+        <w:t xml:space="preserve"> Erozija in odlaganje sedimenta</w:t>
+      </w:r>
+    </w:p>
+    <w:p>
+      <w:pPr>
+        <w:pStyle w:val="Heading2"/>
+      </w:pPr>
+      <w:bookmarkStart w:id="71" w:name="_Toc227166616"/>
+      <w:r>
+        <w:t>8. 6. Ostale funkcionalnost</w:t>
+      </w:r>
+      <w:r>
+        <w:t>i</w:t>
+      </w:r>
+      <w:bookmarkEnd w:id="71"/>
+    </w:p>
+    <w:p/>
+    <w:p>
+      <w:r>
+        <w:t>Aplikacija vsebuje tudi številna druga vozlišča s svojimi funkcionalnosti.</w:t>
+      </w:r>
+      <w:r>
+        <w:t xml:space="preserve"> </w:t>
+      </w:r>
+      <w:r>
+        <w:t xml:space="preserve">Te </w:t>
+      </w:r>
+      <w:r>
+        <w:t>so:</w:t>
+      </w:r>
+    </w:p>
+    <w:p>
+      <w:pPr>
+        <w:pStyle w:val="ListParagraph"/>
+        <w:numPr>
+          <w:ilvl w:val="0"/>
+          <w:numId w:val="7"/>
+        </w:numPr>
+      </w:pPr>
+      <w:r>
+        <w:t>Funkcionalnost za združevanje</w:t>
+      </w:r>
+      <w:r>
+        <w:t>, ki</w:t>
+      </w:r>
+      <w:r>
+        <w:t xml:space="preserve"> sešteje vse vnose in je namenjeno združevanju posameznih plasti terena.</w:t>
+      </w:r>
+    </w:p>
+    <w:p>
+      <w:pPr>
+        <w:pStyle w:val="ListParagraph"/>
+        <w:numPr>
+          <w:ilvl w:val="0"/>
+          <w:numId w:val="7"/>
+        </w:numPr>
+      </w:pPr>
+      <w:r>
+        <w:t xml:space="preserve">Funkcionalnost, ki na več izhodov posreduje vrednost enega izhoda. Ta je uporabna v primeru, ko hočemo </w:t>
+      </w:r>
+      <w:r>
+        <w:t>izhod vozlišča uporabiti za več stvari</w:t>
+      </w:r>
+      <w:r>
+        <w:t xml:space="preserve">, npr. </w:t>
+      </w:r>
+      <w:r>
+        <w:t>teren</w:t>
+      </w:r>
+      <w:r>
+        <w:t xml:space="preserve"> se uporabi</w:t>
+      </w:r>
+      <w:r>
+        <w:t xml:space="preserve"> tudi kot </w:t>
+      </w:r>
+      <w:r>
+        <w:t>mask</w:t>
+      </w:r>
+      <w:r>
+        <w:t>a</w:t>
+      </w:r>
+      <w:r>
+        <w:t>.</w:t>
+      </w:r>
+    </w:p>
+    <w:p>
+      <w:pPr>
+        <w:jc w:val="left"/>
+      </w:pPr>
+      <w:r>
+        <w:br w:type="page"/>
+      </w:r>
+    </w:p>
+    <w:p>
+      <w:pPr>
+        <w:pStyle w:val="ListParagraph"/>
+        <w:numPr>
+          <w:ilvl w:val="0"/>
+          <w:numId w:val="7"/>
+        </w:numPr>
+      </w:pPr>
+      <w:r>
+        <w:lastRenderedPageBreak/>
+        <w:t xml:space="preserve">Funkcionalnost za normalizacijo, ki normalizira teren. </w:t>
+      </w:r>
+      <w:r>
+        <w:t>Prejšnja najvišja vrednost postane najvišja možna vrednost in prejšnja najnižja vrednost postane najnižja možna vrednost.</w:t>
+      </w:r>
+      <w:r>
+        <w:t xml:space="preserve"> </w:t>
+      </w:r>
+      <w:r>
+        <w:t>Ta funkcionalnost je u</w:t>
+      </w:r>
+      <w:r>
+        <w:t>porabn</w:t>
+      </w:r>
+      <w:r>
+        <w:t>a</w:t>
+      </w:r>
+      <w:r>
+        <w:t>, ko</w:t>
+      </w:r>
+      <w:r>
+        <w:t xml:space="preserve"> želimo</w:t>
+      </w:r>
+      <w:r>
+        <w:t>, da teren pokriva</w:t>
+      </w:r>
+      <w:r>
+        <w:t xml:space="preserve"> vse</w:t>
+      </w:r>
+      <w:r>
+        <w:t xml:space="preserve"> vrednosti od 0 do 1.</w:t>
+      </w:r>
+    </w:p>
+    <w:p>
+      <w:pPr>
+        <w:pStyle w:val="ListParagraph"/>
+        <w:numPr>
+          <w:ilvl w:val="0"/>
+          <w:numId w:val="7"/>
+        </w:numPr>
+      </w:pPr>
+      <w:r>
+        <w:t>Funkcionalnost za naknadno uporabo maske</w:t>
+      </w:r>
+    </w:p>
+    <w:p>
+      <w:pPr>
+        <w:pStyle w:val="ListParagraph"/>
+        <w:numPr>
+          <w:ilvl w:val="0"/>
+          <w:numId w:val="7"/>
+        </w:numPr>
+      </w:pPr>
+      <w:r>
+        <w:t>Funkcionalnost za ustvarjanje gradientne maske, ki ustvari masko glede na uporabnikovo izbiro</w:t>
+      </w:r>
+      <w:r>
+        <w:t xml:space="preserve"> oblike</w:t>
+      </w:r>
+      <w:r>
+        <w:t xml:space="preserve">. </w:t>
+      </w:r>
+      <w:r>
+        <w:t>Ta funkcionalnost je uporabna, ko želimo da se robovi terena bližajo vrednosti 0</w:t>
+      </w:r>
+      <w:r>
+        <w:t>. Nizki robovi</w:t>
+      </w:r>
+      <w:r>
+        <w:t xml:space="preserve"> pomaga</w:t>
+      </w:r>
+      <w:r>
+        <w:t xml:space="preserve">jo </w:t>
+      </w:r>
+      <w:r>
+        <w:t>pri integraciji terena v medije.</w:t>
+      </w:r>
+    </w:p>
+    <w:p>
+      <w:pPr>
+        <w:pStyle w:val="ListParagraph"/>
+        <w:numPr>
+          <w:ilvl w:val="0"/>
+          <w:numId w:val="7"/>
+        </w:numPr>
+      </w:pPr>
+      <w:r>
+        <w:t>Funkcionalnost za izvažanje, ki omogoča izvažanje terena</w:t>
+      </w:r>
+    </w:p>
+    <w:p>
+      <w:pPr>
+        <w:pStyle w:val="Heading1"/>
+      </w:pPr>
+      <w:bookmarkStart w:id="72" w:name="_Toc227166617"/>
+      <w:r>
+        <w:t xml:space="preserve">9. </w:t>
+      </w:r>
+      <w:r>
+        <w:t>Izvoz</w:t>
+      </w:r>
+      <w:bookmarkEnd w:id="72"/>
+    </w:p>
+    <w:p/>
+    <w:p>
+      <w:r>
+        <w:t>Za uporabo generiranega terena v drugih medijih ga je potrebno iz aplikacije izvoziti. To omogoča vozlišče za izvoz. Ker je njegova naloga izvoz končnega rezultata nima izhodov in se uporablja na koncu, ko so vse predhodne operacije že bile izvedene nad terenom.</w:t>
+      </w:r>
+      <w:r>
+        <w:t xml:space="preserve"> </w:t>
+      </w:r>
+      <w:r>
+        <w:t>Teren je mogoče izvoziti kot sliko v obliki višinskega zemljevida ali kot 3D model v formatu .glb.</w:t>
+      </w:r>
+      <w:r>
+        <w:t xml:space="preserve"> </w:t>
+      </w:r>
+      <w:r>
+        <w:t>Ko se teren izvaža kot višinski zemljevid, funkcionalnost vozlišča za izvoz po generiranju terena ustvari sliko, kjer vsakemu pikslu posebej nastavi vrednost glede na višino ustrezne celice terena.</w:t>
+      </w:r>
+    </w:p>
+    <w:p>
+      <w:pPr>
+        <w:keepNext/>
+      </w:pPr>
+      <w:r>
+        <w:drawing>
+          <wp:inline distT="0" distB="0" distL="0" distR="0" wp14:anchorId="3E669F78" wp14:editId="5B2B3838">
+            <wp:extent cx="3343275" cy="1112136"/>
+            <wp:effectExtent l="0" t="0" r="0" b="0"/>
+            <wp:docPr id="1158468161" name="Picture 1"/>
+            <wp:cNvGraphicFramePr>
+              <a:graphicFrameLocks xmlns:a="http://schemas.openxmlformats.org/drawingml/2006/main" noChangeAspect="1"/>
+            </wp:cNvGraphicFramePr>
+            <a:graphic xmlns:a="http://schemas.openxmlformats.org/drawingml/2006/main">
+              <a:graphicData uri="http://schemas.openxmlformats.org/drawingml/2006/picture">
+                <pic:pic xmlns:pic="http://schemas.openxmlformats.org/drawingml/2006/picture">
+                  <pic:nvPicPr>
+                    <pic:cNvPr id="1158468161" name=""/>
+                    <pic:cNvPicPr/>
+                  </pic:nvPicPr>
+                  <pic:blipFill>
+                    <a:blip r:embed="rId47"/>
+                    <a:stretch>
+                      <a:fillRect/>
+                    </a:stretch>
+                  </pic:blipFill>
+                  <pic:spPr>
+                    <a:xfrm>
+                      <a:off x="0" y="0"/>
+                      <a:ext cx="3346886" cy="1113337"/>
+                    </a:xfrm>
+                    <a:prstGeom prst="rect">
+                      <a:avLst/>
+                    </a:prstGeom>
+                  </pic:spPr>
+                </pic:pic>
+              </a:graphicData>
+            </a:graphic>
+          </wp:inline>
+        </w:drawing>
+      </w:r>
+    </w:p>
+    <w:p>
+      <w:pPr>
+        <w:pStyle w:val="Caption"/>
+      </w:pPr>
+      <w:r>
+        <w:t xml:space="preserve">Slika </w:t>
+      </w:r>
+      <w:r>
+        <w:fldChar w:fldCharType="begin"/>
+      </w:r>
+      <w:r>
+        <w:instrText xml:space="preserve"> SEQ Slika \* ARABIC </w:instrText>
+      </w:r>
+      <w:r>
+        <w:fldChar w:fldCharType="separate"/>
+      </w:r>
+      <w:r>
+        <w:rPr>
+          <w:noProof/>
+        </w:rPr>
+        <w:t>35</w:t>
+      </w:r>
+      <w:r>
+        <w:fldChar w:fldCharType="end"/>
+      </w:r>
+      <w:r>
+        <w:t xml:space="preserve"> Odlomek generacije slike višinskega zemljevida</w:t>
+      </w:r>
+    </w:p>
+    <w:p>
+      <w:r>
+        <w:t xml:space="preserve">Če teren shranjujemo kot model dejanski izvoz poteka na skripti vizualizacije terena. </w:t>
+      </w:r>
+      <w:r>
+        <w:t>Ta uporabi funkcijo</w:t>
+      </w:r>
+      <w:r>
+        <w:t xml:space="preserve"> </w:t>
+      </w:r>
+      <w:r>
+        <w:rPr>
+          <w:i/>
+          <w:iCs/>
+          <w:lang w:val="en-SI"/>
+        </w:rPr>
+        <w:t>generate_export_terrain</w:t>
+      </w:r>
+      <w:r>
+        <w:t xml:space="preserve">, </w:t>
+      </w:r>
+      <w:r>
+        <w:t xml:space="preserve">ki je </w:t>
+      </w:r>
+      <w:r>
+        <w:t>podobn</w:t>
+      </w:r>
+      <w:r>
+        <w:t xml:space="preserve">a </w:t>
+      </w:r>
+      <w:r>
+        <w:t>funkciji za konstrukcijo modela, saj obe</w:t>
+      </w:r>
+      <w:r>
+        <w:t xml:space="preserve"> naredita model</w:t>
+      </w:r>
+      <w:r>
+        <w:t>.</w:t>
+      </w:r>
+      <w:r>
+        <w:t xml:space="preserve"> Funkcija za izvoz pa dodatno še izvozi model terena s pomočjo razredov za upravljanje z </w:t>
+      </w:r>
+      <w:r>
+        <w:t>GLTF</w:t>
+      </w:r>
+      <w:r>
+        <w:t xml:space="preserve"> datotekami.</w:t>
+      </w:r>
+    </w:p>
+    <w:p>
+      <w:pPr>
+        <w:jc w:val="left"/>
+      </w:pPr>
+      <w:r>
+        <w:br w:type="page"/>
+      </w:r>
+    </w:p>
+    <w:p>
+      <w:pPr>
+        <w:keepNext/>
+      </w:pPr>
+      <w:r>
+        <w:rPr>
+          <w:lang w:val="en-SI"/>
+        </w:rPr>
+        <w:lastRenderedPageBreak/>
+        <w:drawing>
+          <wp:inline distT="0" distB="0" distL="0" distR="0" wp14:anchorId="5B8AEE04" wp14:editId="13C1B410">
+            <wp:extent cx="2788285" cy="1943085"/>
+            <wp:effectExtent l="0" t="0" r="0" b="635"/>
+            <wp:docPr id="160967560" name="Picture 1"/>
+            <wp:cNvGraphicFramePr>
+              <a:graphicFrameLocks xmlns:a="http://schemas.openxmlformats.org/drawingml/2006/main" noChangeAspect="1"/>
+            </wp:cNvGraphicFramePr>
+            <a:graphic xmlns:a="http://schemas.openxmlformats.org/drawingml/2006/main">
+              <a:graphicData uri="http://schemas.openxmlformats.org/drawingml/2006/picture">
+                <pic:pic xmlns:pic="http://schemas.openxmlformats.org/drawingml/2006/picture">
+                  <pic:nvPicPr>
+                    <pic:cNvPr id="160967560" name=""/>
+                    <pic:cNvPicPr/>
+                  </pic:nvPicPr>
+                  <pic:blipFill rotWithShape="1">
+                    <a:blip r:embed="rId48"/>
+                    <a:srcRect l="5851" t="11281" r="4997" b="10103"/>
+                    <a:stretch>
+                      <a:fillRect/>
+                    </a:stretch>
+                  </pic:blipFill>
+                  <pic:spPr bwMode="auto">
+                    <a:xfrm>
+                      <a:off x="0" y="0"/>
+                      <a:ext cx="2807098" cy="1956195"/>
+                    </a:xfrm>
+                    <a:prstGeom prst="rect">
+                      <a:avLst/>
+                    </a:prstGeom>
+                    <a:ln>
+                      <a:noFill/>
+                    </a:ln>
+                    <a:extLst>
+                      <a:ext uri="{53640926-AAD7-44D8-BBD7-CCE9431645EC}">
+                        <a14:shadowObscured xmlns:a14="http://schemas.microsoft.com/office/drawing/2010/main"/>
+                      </a:ext>
+                    </a:extLst>
+                  </pic:spPr>
+                </pic:pic>
+              </a:graphicData>
+            </a:graphic>
+          </wp:inline>
+        </w:drawing>
+      </w:r>
+    </w:p>
+    <w:p>
+      <w:pPr>
+        <w:pStyle w:val="Caption"/>
+      </w:pPr>
+      <w:r>
+        <w:t xml:space="preserve">Slika </w:t>
+      </w:r>
+      <w:r>
+        <w:fldChar w:fldCharType="begin"/>
+      </w:r>
+      <w:r>
+        <w:instrText xml:space="preserve"> SEQ Slika \* ARABIC </w:instrText>
+      </w:r>
+      <w:r>
+        <w:fldChar w:fldCharType="separate"/>
+      </w:r>
+      <w:r>
+        <w:rPr>
+          <w:noProof/>
+        </w:rPr>
+        <w:t>36</w:t>
+      </w:r>
+      <w:r>
+        <w:fldChar w:fldCharType="end"/>
+      </w:r>
+      <w:r>
+        <w:t xml:space="preserve"> </w:t>
+      </w:r>
+      <w:r>
+        <w:t>Model terena, uvožen v program Blender</w:t>
+      </w:r>
+    </w:p>
+    <w:p>
+      <w:pPr>
+        <w:pStyle w:val="Heading1"/>
+      </w:pPr>
+      <w:bookmarkStart w:id="73" w:name="_Toc227166618"/>
+      <w:r>
+        <w:t xml:space="preserve">10. </w:t>
+      </w:r>
+      <w:r>
+        <w:t>Shranjevanje</w:t>
+      </w:r>
+      <w:bookmarkEnd w:id="73"/>
+    </w:p>
+    <w:p/>
+    <w:p>
+      <w:pPr>
+        <w:keepNext/>
+      </w:pPr>
+      <w:r>
+        <w:t>Trenutni projekt lahko uporabnik tudi shrani v datoteko. V datoteki so shranjeni podatki o vseh vozliščih, njihovih povezavah in nastavitvah. Shranijo se tudi nastavitve projekta, kot je na primer velikost terena. Projekt se kasneje lahko uvozi in naložijo se nastavitve in vsa vozlišča, kot so bila nastavljena ob shranjevanju.</w:t>
+      </w:r>
+    </w:p>
+    <w:p>
+      <w:pPr>
+        <w:keepNext/>
+      </w:pPr>
+      <w:r>
+        <w:t xml:space="preserve"> Shranjevanje in uvažanje nadzira urejevalniku podrejen objekt </w:t>
+      </w:r>
+      <w:r>
+        <w:rPr>
+          <w:i/>
+          <w:iCs/>
+        </w:rPr>
+        <w:t>NodeLoadingManager</w:t>
+      </w:r>
+      <w:r>
+        <w:t xml:space="preserve">. Ob shranjevanju skripta objekta </w:t>
+      </w:r>
+      <w:r>
+        <w:rPr>
+          <w:i/>
+          <w:iCs/>
+        </w:rPr>
+        <w:t>NodeLoadingManager</w:t>
+      </w:r>
+      <w:r>
+        <w:rPr>
+          <w:i/>
+          <w:iCs/>
+        </w:rPr>
+        <w:t xml:space="preserve"> </w:t>
+      </w:r>
+      <w:r>
+        <w:t>serializira vsa vozlišča</w:t>
+      </w:r>
+      <w:r>
+        <w:t xml:space="preserve">, </w:t>
+      </w:r>
+      <w:r>
+        <w:t xml:space="preserve">povezave </w:t>
+      </w:r>
+      <w:r>
+        <w:t xml:space="preserve">in nastavitve </w:t>
+      </w:r>
+      <w:r>
+        <w:t>v JSON format.</w:t>
+      </w:r>
+      <w:r>
+        <w:t xml:space="preserve"> Pridobljeni JSON potem zapiše v datoteko.</w:t>
+      </w:r>
+      <w:r>
+        <w:t xml:space="preserve"> </w:t>
+      </w:r>
+    </w:p>
+    <w:p>
+      <w:pPr>
+        <w:keepNext/>
+      </w:pPr>
+      <w:r>
+        <w:t xml:space="preserve">Da aplikacija razlikuje vozlišča, povezave in nastavitve ima vsak zapis v datoteki tip, ki nakazuje na </w:t>
+      </w:r>
+      <w:r>
+        <w:t>vrsto</w:t>
+      </w:r>
+      <w:r>
+        <w:t xml:space="preserve"> shranjene vsebine v JSON</w:t>
+      </w:r>
+      <w:r>
+        <w:t xml:space="preserve"> </w:t>
+      </w:r>
+      <w:r>
+        <w:t>objektu.</w:t>
+      </w:r>
+      <w:r>
+        <w:t xml:space="preserve"> </w:t>
+      </w:r>
+    </w:p>
+    <w:p>
+      <w:pPr>
+        <w:keepNext/>
+      </w:pPr>
+      <w:r>
+        <w:drawing>
+          <wp:inline distT="0" distB="0" distL="0" distR="0" wp14:anchorId="4EBE95EB" wp14:editId="1BE2D022">
+            <wp:extent cx="5049260" cy="1943100"/>
+            <wp:effectExtent l="0" t="0" r="0" b="0"/>
+            <wp:docPr id="120970170" name="Picture 1"/>
+            <wp:cNvGraphicFramePr>
+              <a:graphicFrameLocks xmlns:a="http://schemas.openxmlformats.org/drawingml/2006/main" noChangeAspect="1"/>
+            </wp:cNvGraphicFramePr>
+            <a:graphic xmlns:a="http://schemas.openxmlformats.org/drawingml/2006/main">
+              <a:graphicData uri="http://schemas.openxmlformats.org/drawingml/2006/picture">
+                <pic:pic xmlns:pic="http://schemas.openxmlformats.org/drawingml/2006/picture">
+                  <pic:nvPicPr>
+                    <pic:cNvPr id="120970170" name=""/>
+                    <pic:cNvPicPr/>
+                  </pic:nvPicPr>
+                  <pic:blipFill>
+                    <a:blip r:embed="rId49"/>
+                    <a:stretch>
+                      <a:fillRect/>
+                    </a:stretch>
+                  </pic:blipFill>
+                  <pic:spPr>
+                    <a:xfrm>
+                      <a:off x="0" y="0"/>
+                      <a:ext cx="5091154" cy="1959222"/>
+                    </a:xfrm>
+                    <a:prstGeom prst="rect">
+                      <a:avLst/>
+                    </a:prstGeom>
+                  </pic:spPr>
+                </pic:pic>
+              </a:graphicData>
+            </a:graphic>
+          </wp:inline>
+        </w:drawing>
+      </w:r>
+    </w:p>
+    <w:p>
+      <w:pPr>
+        <w:pStyle w:val="Caption"/>
+      </w:pPr>
+      <w:r>
+        <w:t xml:space="preserve">Slika </w:t>
+      </w:r>
+      <w:r>
+        <w:fldChar w:fldCharType="begin"/>
+      </w:r>
+      <w:r>
+        <w:instrText xml:space="preserve"> SEQ Slika \* ARABIC </w:instrText>
+      </w:r>
+      <w:r>
+        <w:fldChar w:fldCharType="separate"/>
+      </w:r>
+      <w:r>
+        <w:rPr>
+          <w:noProof/>
+        </w:rPr>
+        <w:t>37</w:t>
+      </w:r>
+      <w:r>
+        <w:fldChar w:fldCharType="end"/>
+      </w:r>
+      <w:r>
+        <w:t xml:space="preserve"> Shranjevanje vozlišč, povezav in nastavit</w:t>
+      </w:r>
+      <w:r>
+        <w:t>ev</w:t>
+      </w:r>
+    </w:p>
+    <w:p>
+      <w:r>
+        <w:t>Pri serializaciji vozlišč se uporablja enostaven razred, ki pomaga pri pretvorbi podatkov vozlišča v JSON format.</w:t>
+      </w:r>
+    </w:p>
+    <w:p>
+      <w:r>
+        <w:lastRenderedPageBreak/>
+        <w:t xml:space="preserve">Ko uporabnik uvozi projekt, </w:t>
+      </w:r>
+      <w:r>
+        <w:rPr>
+          <w:i/>
+          <w:iCs/>
+        </w:rPr>
+        <w:t>NodeLoadingManager</w:t>
+      </w:r>
+      <w:r>
+        <w:t xml:space="preserve"> odpre in prebere shranjeno datoteko. Po vrsti prebere vsak zapis in glede na tip zapisa ustvari primeren objekt ali spremeni nastavitev. Ker so v datoteki najprej zapisani podatki o vozliščih, se najprej ustvarijo vozlišča, šele nato pa povezave med njimi. Če bi aplikacija ustvarjala povezave, preden se ustvarijo vsa vozlišča, bi lahko prišlo do napak, saj povezava med neobstoječimi vozlišči ni mogoča.</w:t>
+      </w:r>
+    </w:p>
+    <w:p>
+      <w:pPr>
+        <w:pStyle w:val="Heading1"/>
+      </w:pPr>
+      <w:bookmarkStart w:id="74" w:name="_Toc227166619"/>
+      <w:r>
+        <w:t xml:space="preserve">11. </w:t>
+      </w:r>
+      <w:r>
+        <w:t>Zaključek</w:t>
+      </w:r>
+      <w:bookmarkEnd w:id="74"/>
+    </w:p>
+    <w:p/>
+    <w:p>
+      <w:r>
+        <w:t xml:space="preserve">Glavni cilj naloge je bil dosežen, saj aplikacija deluje in </w:t>
+      </w:r>
+      <w:r>
+        <w:t>sem jo med in po razvijanjem pogosto preizkušal</w:t>
+      </w:r>
+      <w:r>
+        <w:t>. Omogoča generacijo terena z uporabo različnih funkcionalnosti in njihovo povezovanje v grafu, kar daje uporabniku fleksibilnost pri ustvarjanju različnih oblik terena.</w:t>
+      </w:r>
+      <w:r>
+        <w:t xml:space="preserve"> </w:t>
+      </w:r>
+      <w:r>
+        <w:t>Izvedba operacij</w:t>
+      </w:r>
+      <w:r>
+        <w:t xml:space="preserve"> bi lahko bila hitrejša, vendar bi to zahtevalo izvajanje operacij nad terenom na grafičnem procesorju, kar je zahtevnejše za implementacijo in presega obseg tega projekta.</w:t>
+      </w:r>
+    </w:p>
+    <w:p>
+      <w:pPr>
+        <w:jc w:val="left"/>
+      </w:pPr>
+      <w:r>
+        <w:br w:type="page"/>
+      </w:r>
+    </w:p>
+    <w:p>
+      <w:pPr>
+        <w:pStyle w:val="Heading1"/>
+      </w:pPr>
+      <w:bookmarkStart w:id="75" w:name="_Toc227166620"/>
+      <w:r>
+        <w:lastRenderedPageBreak/>
+        <w:t>1</w:t>
+      </w:r>
+      <w:r>
+        <w:t>2</w:t>
+      </w:r>
+      <w:r>
+        <w:t>. Viri in literatur</w:t>
+      </w:r>
+      <w:r>
+        <w:t>a</w:t>
+      </w:r>
+      <w:bookmarkEnd w:id="75"/>
     </w:p>
     <w:p/>
     <w:p/>
@@ -7983,263 +8891,50 @@
     <w:p/>
     <w:p>
       <w:pPr>
-        <w:pStyle w:val="Heading2"/>
-      </w:pPr>
-      <w:bookmarkStart w:id="71" w:name="_Toc227092714"/>
+        <w:pStyle w:val="Heading1"/>
+      </w:pPr>
+    </w:p>
+    <w:p/>
+    <w:p>
+      <w:pPr>
+        <w:jc w:val="left"/>
+      </w:pPr>
+      <w:r>
+        <w:br w:type="page"/>
+      </w:r>
+    </w:p>
+    <w:p>
+      <w:pPr>
+        <w:pStyle w:val="Heading1"/>
+        <w:jc w:val="center"/>
+      </w:pPr>
+      <w:bookmarkStart w:id="76" w:name="_Toc227166621"/>
       <w:r>
         <w:lastRenderedPageBreak/>
-        <w:t>8. 6. Ostale funkcionalnost</w:t>
-      </w:r>
-      <w:r>
-        <w:t>i</w:t>
-      </w:r>
-      <w:bookmarkEnd w:id="71"/>
+        <w:t>IZJAVA O AVTORSTVU</w:t>
+      </w:r>
+      <w:bookmarkEnd w:id="76"/>
     </w:p>
     <w:p/>
     <w:p>
       <w:r>
-        <w:t>Aplikacija vsebuje tudi številna druga vozlišča s svojimi funkcionalnosti.</w:t>
+        <w:t xml:space="preserve">Izjavljam, da je strokovno poročilo </w:t>
+      </w:r>
+      <w:r>
+        <w:rPr>
+          <w:i/>
+          <w:iCs/>
+        </w:rPr>
+        <w:t>Aplikacija za proceduralno generiranje višinskih zemljevidov in digitalnih modelov terena</w:t>
       </w:r>
       <w:r>
         <w:t xml:space="preserve"> </w:t>
       </w:r>
       <w:r>
-        <w:t xml:space="preserve">Te </w:t>
-      </w:r>
-      <w:r>
-        <w:t>so:</w:t>
-      </w:r>
-    </w:p>
-    <w:p>
-      <w:pPr>
-        <w:pStyle w:val="ListParagraph"/>
-        <w:numPr>
-          <w:ilvl w:val="0"/>
-          <w:numId w:val="7"/>
-        </w:numPr>
-      </w:pPr>
-      <w:r>
-        <w:t>Funkcionalnost za združevanje</w:t>
-      </w:r>
-      <w:r>
-        <w:t>, ki</w:t>
-      </w:r>
-      <w:r>
-        <w:t xml:space="preserve"> sešteje vse vnose in je namenjeno združevanju posameznih plasti terena.</w:t>
-      </w:r>
-    </w:p>
-    <w:p>
-      <w:pPr>
-        <w:pStyle w:val="ListParagraph"/>
-        <w:numPr>
-          <w:ilvl w:val="0"/>
-          <w:numId w:val="7"/>
-        </w:numPr>
-      </w:pPr>
-      <w:r>
-        <w:t xml:space="preserve">Funkcionalnost, ki na več izhodov posreduje vrednost enega izhoda. Ta je uporabna v primeru, ko hočemo </w:t>
-      </w:r>
-      <w:r>
-        <w:t>izhod vozlišča uporabiti za več stvari</w:t>
-      </w:r>
-      <w:r>
-        <w:t xml:space="preserve">, npr. </w:t>
-      </w:r>
-      <w:r>
-        <w:t>teren</w:t>
-      </w:r>
-      <w:r>
-        <w:t xml:space="preserve"> se uporabi</w:t>
-      </w:r>
-      <w:r>
-        <w:t xml:space="preserve"> tudi kot </w:t>
-      </w:r>
-      <w:r>
-        <w:t>mask</w:t>
-      </w:r>
-      <w:r>
-        <w:t>a</w:t>
-      </w:r>
-      <w:r>
-        <w:t>.</w:t>
-      </w:r>
-    </w:p>
-    <w:p>
-      <w:pPr>
-        <w:pStyle w:val="ListParagraph"/>
-        <w:numPr>
-          <w:ilvl w:val="0"/>
-          <w:numId w:val="7"/>
-        </w:numPr>
-      </w:pPr>
-      <w:r>
-        <w:t xml:space="preserve">Funkcionalnost za normalizacijo, ki normalizira teren. </w:t>
-      </w:r>
-      <w:r>
-        <w:t>Prejšnja najvišja vrednost postane najvišja možna vrednost in prejšnja najnižja vrednost postane najnižja možna vrednost.</w:t>
-      </w:r>
-      <w:r>
-        <w:t xml:space="preserve"> </w:t>
-      </w:r>
-      <w:r>
-        <w:t>Ta funkcionalnost je u</w:t>
-      </w:r>
-      <w:r>
-        <w:t>porabn</w:t>
-      </w:r>
-      <w:r>
-        <w:t>a</w:t>
-      </w:r>
-      <w:r>
-        <w:t>, ko</w:t>
-      </w:r>
-      <w:r>
-        <w:t xml:space="preserve"> želimo</w:t>
-      </w:r>
-      <w:r>
-        <w:t>, da teren pokriva</w:t>
-      </w:r>
-      <w:r>
-        <w:t xml:space="preserve"> vse</w:t>
-      </w:r>
-      <w:r>
-        <w:t xml:space="preserve"> vrednosti od 0 do 1.</w:t>
-      </w:r>
-    </w:p>
-    <w:p>
-      <w:pPr>
-        <w:pStyle w:val="ListParagraph"/>
-        <w:numPr>
-          <w:ilvl w:val="0"/>
-          <w:numId w:val="7"/>
-        </w:numPr>
-      </w:pPr>
-      <w:r>
-        <w:t>Funkcionalnost za naknadno uporabo maske</w:t>
-      </w:r>
-    </w:p>
-    <w:p>
-      <w:pPr>
-        <w:pStyle w:val="ListParagraph"/>
-        <w:numPr>
-          <w:ilvl w:val="0"/>
-          <w:numId w:val="7"/>
-        </w:numPr>
-      </w:pPr>
-      <w:r>
-        <w:t>Funkcionalnost za ustvarjanje gradientne maske, ki ustvari masko glede na uporabnikovo izbiro</w:t>
-      </w:r>
-      <w:r>
-        <w:t xml:space="preserve"> oblike</w:t>
-      </w:r>
-      <w:r>
-        <w:t xml:space="preserve">. </w:t>
-      </w:r>
-      <w:r>
-        <w:t>Ta funkcionalnost je uporabna, ko želimo da se robovi terena bližajo vrednosti 0</w:t>
-      </w:r>
-      <w:r>
-        <w:t>. Nizki robovi</w:t>
-      </w:r>
-      <w:r>
-        <w:t xml:space="preserve"> pomaga</w:t>
-      </w:r>
-      <w:r>
-        <w:t xml:space="preserve">jo </w:t>
-      </w:r>
-      <w:r>
-        <w:t>pri integraciji terena v medije.</w:t>
-      </w:r>
-    </w:p>
-    <w:p>
-      <w:pPr>
-        <w:pStyle w:val="ListParagraph"/>
-        <w:numPr>
-          <w:ilvl w:val="0"/>
-          <w:numId w:val="7"/>
-        </w:numPr>
-      </w:pPr>
-      <w:r>
-        <w:t>Funkcionalnost za izvažanje, ki omogoča izvažanje terena</w:t>
-      </w:r>
-    </w:p>
-    <w:p>
-      <w:pPr>
-        <w:pStyle w:val="Heading1"/>
-      </w:pPr>
-      <w:bookmarkStart w:id="72" w:name="_Toc227092715"/>
-      <w:r>
-        <w:t>9. Izvažanje</w:t>
-      </w:r>
-      <w:bookmarkEnd w:id="72"/>
+        <w:t xml:space="preserve">v celoti moje avtorsko delo, ki sem ga izdelal samostojno s pomočjo navedene literature in pod vodstvom mentorja. </w:t>
+      </w:r>
     </w:p>
     <w:p/>
-    <w:p/>
-    <w:p>
-      <w:pPr>
-        <w:pStyle w:val="Heading1"/>
-      </w:pPr>
-      <w:bookmarkStart w:id="73" w:name="_Toc227092716"/>
-      <w:r>
-        <w:t xml:space="preserve">10. </w:t>
-      </w:r>
-      <w:r>
-        <w:t>Shranjevanje</w:t>
-      </w:r>
-      <w:bookmarkEnd w:id="73"/>
-    </w:p>
-    <w:p/>
-    <w:p>
-      <w:pPr>
-        <w:pStyle w:val="Heading1"/>
-      </w:pPr>
-      <w:bookmarkStart w:id="74" w:name="_Toc227092717"/>
-      <w:r>
-        <w:t>11. Viri in literatur</w:t>
-      </w:r>
-      <w:r>
-        <w:t>a</w:t>
-      </w:r>
-      <w:bookmarkEnd w:id="74"/>
-    </w:p>
-    <w:p/>
-    <w:p/>
-    <w:p/>
-    <w:p/>
-    <w:p/>
-    <w:p>
-      <w:pPr>
-        <w:pStyle w:val="Heading1"/>
-      </w:pPr>
-    </w:p>
-    <w:p/>
-    <w:p/>
-    <w:p/>
-    <w:p/>
-    <w:p/>
-    <w:p>
-      <w:pPr>
-        <w:pStyle w:val="Heading1"/>
-      </w:pPr>
-      <w:bookmarkStart w:id="75" w:name="_Toc227092718"/>
-      <w:r>
-        <w:t>IZJAVA O AVTORSTVU</w:t>
-      </w:r>
-      <w:bookmarkEnd w:id="75"/>
-    </w:p>
-    <w:p/>
-    <w:p>
-      <w:r>
-        <w:t>Izjavljam, da je strokovno poročilo Aplikacija za proceduralno generiranje višinskih zemljevidov in digitalnih modelov terena</w:t>
-      </w:r>
-      <w:r>
-        <w:t xml:space="preserve"> </w:t>
-      </w:r>
-      <w:r>
-        <w:t xml:space="preserve">v celoti moje avtorsko delo, ki sem ga izdelal samostojno s pomočjo navedene literature in pod vodstvom mentorja. </w:t>
-      </w:r>
-    </w:p>
-    <w:p/>
     <w:p>
       <w:r>
         <w:t>Ljubljana, 13. 4. 2026</w:t>
@@ -8252,10 +8947,10 @@
       </w:r>
     </w:p>
     <w:sectPr>
-      <w:headerReference w:type="default" r:id="rId46"/>
-      <w:footerReference w:type="default" r:id="rId47"/>
-      <w:headerReference w:type="first" r:id="rId48"/>
-      <w:footerReference w:type="first" r:id="rId49"/>
+      <w:headerReference w:type="default" r:id="rId50"/>
+      <w:footerReference w:type="default" r:id="rId51"/>
+      <w:headerReference w:type="first" r:id="rId52"/>
+      <w:footerReference w:type="first" r:id="rId53"/>
       <w:pgSz w:w="12240" w:h="15840"/>
       <w:pgMar w:top="1440" w:right="1440" w:bottom="1440" w:left="1440" w:header="720" w:footer="720" w:gutter="0"/>
       <w:cols w:space="720"/>

--- a/Strokovno Porocilo.docx
+++ b/Strokovno Porocilo.docx
@@ -214,9 +214,58 @@
       <w:bookmarkEnd w:id="2"/>
     </w:p>
     <w:p/>
+    <w:p>
+      <w:pPr>
+        <w:rPr>
+          <w:lang w:val="en-SI"/>
+        </w:rPr>
+      </w:pPr>
+      <w:r>
+        <w:t>This report presents the development of an application for terrain generation that can then be used in other digital media.</w:t>
+      </w:r>
+      <w:r>
+        <w:t xml:space="preserve"> </w:t>
+      </w:r>
+      <w:r>
+        <w:t>The initial part of the report presents the basic structure of the application and the process of visualizing terrain created by the user. This is</w:t>
+      </w:r>
+      <w:r>
+        <w:t xml:space="preserve"> then</w:t>
+      </w:r>
+      <w:r>
+        <w:t xml:space="preserve"> followed by a description of the system that allows the user to assemble the terrain generation process, as well as its composition and operation. The </w:t>
+      </w:r>
+      <w:r>
+        <w:rPr>
+          <w:lang w:val="en-SI"/>
+        </w:rPr>
+        <w:t>subsequent section</w:t>
+      </w:r>
+      <w:r>
+        <w:rPr>
+          <w:lang w:val="en-SI"/>
+        </w:rPr>
+        <w:t xml:space="preserve"> </w:t>
+      </w:r>
+      <w:r>
+        <w:t xml:space="preserve">presents the methods and techniques used in terrain generation, such as erosion simulation, and their implementation in the application. </w:t>
+      </w:r>
+      <w:r>
+        <w:t>The final part describes the systems for exporting terrain data and saving projects created within the application.</w:t>
+      </w:r>
+    </w:p>
     <w:p/>
-    <w:p/>
-    <w:p/>
+    <w:p>
+      <w:r>
+        <w:t>Keywords: procedural generation, terrain, height map, erosion simulation, Godot</w:t>
+      </w:r>
+      <w:r>
+        <w:t xml:space="preserve">, </w:t>
+      </w:r>
+      <w:r>
+        <w:t>C#</w:t>
+      </w:r>
+    </w:p>
     <w:p/>
     <w:p>
       <w:pPr>
@@ -239,11 +288,70 @@
         <w:tabs>
           <w:tab w:val="right" w:leader="dot" w:pos="9360"/>
         </w:tabs>
-        <w:rPr>
-          <w:color w:val="467886"/>
-          <w:u w:val="single"/>
-        </w:rPr>
-      </w:pPr>
+      </w:pPr>
+      <w:r>
+        <w:t>V tem poročilu je predstavljen razvoj aplikacije za generacijo terena, ki se lahko nato uporabi v drugih digitalnih medijih. V začetnem delu poročila je predstavljena osnovna zgradba aplikacije</w:t>
+      </w:r>
+      <w:r>
+        <w:t xml:space="preserve"> in</w:t>
+      </w:r>
+      <w:r>
+        <w:t xml:space="preserve"> postopek vizualizacije terena, ki ga ustvari uporabnik. </w:t>
+      </w:r>
+      <w:r>
+        <w:t>Temu sledi opis sistema, ki uporabniku omogoča sestavljanje postopka generacije terena, ter njegova sestava in delovanje.</w:t>
+      </w:r>
+      <w:r>
+        <w:t xml:space="preserve"> </w:t>
+      </w:r>
+      <w:r>
+        <w:t>Podrobneje so predstavljene tudi povezave med posameznimi deli sistema.</w:t>
+      </w:r>
+      <w:r>
+        <w:t xml:space="preserve"> V osrednjem delu so predstavljene metode in tehnike, uporabljene pri ustvarjanju terena, kot je simulacija erozije, ter njihova izvedba v aplikaciji. V zadnjem delu so opisani še sistemi za izvoz terena in shranjevanje projektov, ustvarjenih v aplikaciji.</w:t>
+      </w:r>
+    </w:p>
+    <w:p/>
+    <w:p>
+      <w:r>
+        <w:t xml:space="preserve">Ključne besede: </w:t>
+      </w:r>
+      <w:r>
+        <w:t>proceduralna generacija, teren</w:t>
+      </w:r>
+      <w:r>
+        <w:t xml:space="preserve">, </w:t>
+      </w:r>
+      <w:r>
+        <w:t>višinski zemljevid</w:t>
+      </w:r>
+      <w:r>
+        <w:t xml:space="preserve">, </w:t>
+      </w:r>
+      <w:r>
+        <w:t>erozijsk</w:t>
+      </w:r>
+      <w:r>
+        <w:t>a</w:t>
+      </w:r>
+      <w:r>
+        <w:t xml:space="preserve"> simulacij</w:t>
+      </w:r>
+      <w:r>
+        <w:t>a</w:t>
+      </w:r>
+      <w:r>
+        <w:t xml:space="preserve">, </w:t>
+      </w:r>
+      <w:r>
+        <w:t>Godot</w:t>
+      </w:r>
+      <w:r>
+        <w:t xml:space="preserve">, </w:t>
+      </w:r>
+      <w:r>
+        <w:t>C#</w:t>
+      </w:r>
     </w:p>
     <w:p>
       <w:r>
@@ -8127,6 +8235,9 @@
         <w:keepNext/>
       </w:pPr>
       <w:r>
+        <w:rPr>
+          <w:noProof/>
+        </w:rPr>
         <w:drawing>
           <wp:inline distT="0" distB="0" distL="0" distR="0" wp14:anchorId="5D76D0A2" wp14:editId="3C68A708">
             <wp:extent cx="5943600" cy="2518410"/>
@@ -8419,6 +8530,9 @@
         <w:keepNext/>
       </w:pPr>
       <w:r>
+        <w:rPr>
+          <w:noProof/>
+        </w:rPr>
         <w:drawing>
           <wp:inline distT="0" distB="0" distL="0" distR="0" wp14:anchorId="3E669F78" wp14:editId="5B2B3838">
             <wp:extent cx="3343275" cy="1112136"/>
@@ -8548,6 +8662,7 @@
       </w:pPr>
       <w:r>
         <w:rPr>
+          <w:noProof/>
           <w:lang w:val="en-SI"/>
         </w:rPr>
         <w:lastRenderedPageBreak/>
@@ -8732,6 +8847,9 @@
         <w:keepNext/>
       </w:pPr>
       <w:r>
+        <w:rPr>
+          <w:noProof/>
+        </w:rPr>
         <w:drawing>
           <wp:inline distT="0" distB="0" distL="0" distR="0" wp14:anchorId="4EBE95EB" wp14:editId="1BE2D022">
             <wp:extent cx="5049260" cy="1943100"/>
@@ -8838,16 +8956,7 @@
     <w:p/>
     <w:p>
       <w:r>
-        <w:t xml:space="preserve">Glavni cilj naloge je bil dosežen, saj aplikacija deluje in </w:t>
-      </w:r>
-      <w:r>
-        <w:t>sem jo med in po razvijanjem pogosto preizkušal</w:t>
-      </w:r>
-      <w:r>
-        <w:t>. Omogoča generacijo terena z uporabo različnih funkcionalnosti in njihovo povezovanje v grafu, kar daje uporabniku fleksibilnost pri ustvarjanju različnih oblik terena.</w:t>
-      </w:r>
-      <w:r>
-        <w:t xml:space="preserve"> </w:t>
+        <w:t xml:space="preserve">Glavni cilj naloge je bil dosežen, saj aplikacija deluje in sem jo med in po razvijanjem pogosto preizkušal. Omogoča generacijo terena z uporabo različnih funkcionalnosti in njihovo povezovanje v grafu, kar daje uporabniku fleksibilnost pri ustvarjanju različnih oblik terena. </w:t>
       </w:r>
       <w:r>
         <w:t>Izvedba operacij</w:t>

--- a/Strokovno Porocilo.docx
+++ b/Strokovno Porocilo.docx
@@ -260,10 +260,7 @@
         <w:t>Keywords: procedural generation, terrain, height map, erosion simulation, Godot</w:t>
       </w:r>
       <w:r>
-        <w:t xml:space="preserve">, </w:t>
-      </w:r>
-      <w:r>
-        <w:t>C#</w:t>
+        <w:t>, C#</w:t>
       </w:r>
     </w:p>
     <w:p/>
@@ -347,10 +344,7 @@
         <w:t>Godot</w:t>
       </w:r>
       <w:r>
-        <w:t xml:space="preserve">, </w:t>
-      </w:r>
-      <w:r>
-        <w:t>C#</w:t>
+        <w:t>, C#</w:t>
       </w:r>
     </w:p>
     <w:p>
@@ -8227,7 +8221,13 @@
         <w:t>, ki ima shranjene vse celice terena, na katere lahko iz trenutne pozicije kapljice erozija vpliva.</w:t>
       </w:r>
       <w:r>
-        <w:t xml:space="preserve"> Odlaganje sedimenta tega sistema ne uporablja.</w:t>
+        <w:t xml:space="preserve"> Odlaganje sedimenta tega sistema ne uporablja</w:t>
+      </w:r>
+      <w:r>
+        <w:t>, nižanje terena pa</w:t>
+      </w:r>
+      <w:r>
+        <w:t>.</w:t>
       </w:r>
     </w:p>
     <w:p>
@@ -11192,6 +11192,7 @@
   <w:style w:type="character" w:default="1" w:styleId="DefaultParagraphFont">
     <w:name w:val="Default Paragraph Font"/>
     <w:uiPriority w:val="1"/>
+    <w:semiHidden/>
     <w:unhideWhenUsed/>
   </w:style>
   <w:style w:type="table" w:default="1" w:styleId="TableNormal">

--- a/Strokovno Porocilo.docx
+++ b/Strokovno Porocilo.docx
@@ -2617,39 +2617,13 @@
         <w:t>iroma</w:t>
       </w:r>
       <w:r>
-        <w:t xml:space="preserve"> knjižnic (predvsem FastNoiseLite za uporabo </w:t>
-      </w:r>
-      <w:commentRangeStart w:id="17"/>
-      <w:commentRangeStart w:id="18"/>
-      <w:r>
-        <w:t>matematične</w:t>
+        <w:t xml:space="preserve"> knjižnic (predvsem FastNoiseLite za uporabo matematične</w:t>
       </w:r>
       <w:r>
         <w:t>g</w:t>
       </w:r>
       <w:r>
-        <w:t>a šuma</w:t>
-      </w:r>
-      <w:commentRangeEnd w:id="17"/>
-      <w:r>
-        <w:rPr>
-          <w:rStyle w:val="CommentReference"/>
-          <w:sz w:val="24"/>
-          <w:szCs w:val="24"/>
-        </w:rPr>
-        <w:commentReference w:id="17"/>
-      </w:r>
-      <w:commentRangeEnd w:id="18"/>
-      <w:r>
-        <w:rPr>
-          <w:rStyle w:val="CommentReference"/>
-          <w:sz w:val="24"/>
-          <w:szCs w:val="24"/>
-        </w:rPr>
-        <w:commentReference w:id="18"/>
-      </w:r>
-      <w:r>
-        <w:t xml:space="preserve">), ki so že </w:t>
+        <w:t xml:space="preserve">a šuma), ki so že </w:t>
       </w:r>
       <w:r>
         <w:t>vključene</w:t>
@@ -2681,26 +2655,10 @@
         <w:t>e</w:t>
       </w:r>
       <w:r>
-        <w:t xml:space="preserve"> </w:t>
-      </w:r>
-      <w:commentRangeStart w:id="19"/>
-      <w:r>
-        <w:t>večjih</w:t>
-      </w:r>
-      <w:r>
-        <w:t xml:space="preserve"> </w:t>
-      </w:r>
-      <w:commentRangeEnd w:id="19"/>
-      <w:r>
-        <w:rPr>
-          <w:rStyle w:val="CommentReference"/>
-          <w:sz w:val="24"/>
-          <w:szCs w:val="24"/>
-        </w:rPr>
-        <w:commentReference w:id="19"/>
-      </w:r>
-      <w:r>
-        <w:t>operacij nad njim</w:t>
+        <w:t xml:space="preserve"> večjih</w:t>
+      </w:r>
+      <w:r>
+        <w:t xml:space="preserve"> operacij nad njim</w:t>
       </w:r>
       <w:r>
         <w:t xml:space="preserve"> (kot je npr. simulacija erozije)</w:t>
@@ -2754,16 +2712,16 @@
       <w:pPr>
         <w:pStyle w:val="Heading1"/>
       </w:pPr>
-      <w:bookmarkStart w:id="20" w:name="_Toc226486568"/>
-      <w:bookmarkStart w:id="21" w:name="_Toc226486631"/>
-      <w:bookmarkStart w:id="22" w:name="_Toc227166597"/>
+      <w:bookmarkStart w:id="17" w:name="_Toc226486568"/>
+      <w:bookmarkStart w:id="18" w:name="_Toc226486631"/>
+      <w:bookmarkStart w:id="19" w:name="_Toc227166597"/>
       <w:r>
         <w:lastRenderedPageBreak/>
         <w:t>3. O aplikaciji</w:t>
       </w:r>
-      <w:bookmarkEnd w:id="20"/>
-      <w:bookmarkEnd w:id="21"/>
-      <w:bookmarkEnd w:id="22"/>
+      <w:bookmarkEnd w:id="17"/>
+      <w:bookmarkEnd w:id="18"/>
+      <w:bookmarkEnd w:id="19"/>
     </w:p>
     <w:p/>
     <w:p>
@@ -2854,7 +2812,7 @@
                     <pic:cNvPicPr/>
                   </pic:nvPicPr>
                   <pic:blipFill>
-                    <a:blip r:embed="rId13"/>
+                    <a:blip r:embed="rId9"/>
                     <a:stretch>
                       <a:fillRect/>
                     </a:stretch>
@@ -2927,7 +2885,7 @@
                     </pic:cNvPicPr>
                   </pic:nvPicPr>
                   <pic:blipFill>
-                    <a:blip r:embed="rId14">
+                    <a:blip r:embed="rId10">
                       <a:extLst>
                         <a:ext uri="{28A0092B-C50C-407E-A947-70E740481C1C}">
                           <a14:useLocalDpi xmlns:a14="http://schemas.microsoft.com/office/drawing/2010/main" val="0"/>
@@ -2998,7 +2956,7 @@
       <w:pPr>
         <w:pStyle w:val="Heading1"/>
       </w:pPr>
-      <w:bookmarkStart w:id="23" w:name="_Toc227166598"/>
+      <w:bookmarkStart w:id="20" w:name="_Toc227166598"/>
       <w:r>
         <w:lastRenderedPageBreak/>
         <w:t xml:space="preserve">4. </w:t>
@@ -3006,7 +2964,7 @@
       <w:r>
         <w:t>Urejevalnik in vizualizacija</w:t>
       </w:r>
-      <w:bookmarkEnd w:id="23"/>
+      <w:bookmarkEnd w:id="20"/>
     </w:p>
     <w:p/>
     <w:p>
@@ -3055,7 +3013,6 @@
       <w:r>
         <w:t xml:space="preserve">razreda </w:t>
       </w:r>
-      <w:commentRangeStart w:id="24"/>
       <w:r>
         <w:rPr>
           <w:i/>
@@ -3070,15 +3027,6 @@
         </w:rPr>
         <w:t>iewport</w:t>
       </w:r>
-      <w:commentRangeEnd w:id="24"/>
-      <w:r>
-        <w:rPr>
-          <w:rStyle w:val="CommentReference"/>
-          <w:sz w:val="24"/>
-          <w:szCs w:val="24"/>
-        </w:rPr>
-        <w:commentReference w:id="24"/>
-      </w:r>
       <w:r>
         <w:t>.</w:t>
       </w:r>
@@ -3087,11 +3035,11 @@
       <w:pPr>
         <w:pStyle w:val="Heading2"/>
       </w:pPr>
-      <w:bookmarkStart w:id="25" w:name="_Toc227166599"/>
+      <w:bookmarkStart w:id="21" w:name="_Toc227166599"/>
       <w:r>
         <w:t>4. 1. Konstrukcija modela</w:t>
       </w:r>
-      <w:bookmarkEnd w:id="25"/>
+      <w:bookmarkEnd w:id="21"/>
     </w:p>
     <w:p/>
     <w:p>
@@ -3125,7 +3073,6 @@
       <w:r>
         <w:t xml:space="preserve">v </w:t>
       </w:r>
-      <w:commentRangeStart w:id="26"/>
       <w:r>
         <w:t>množi</w:t>
       </w:r>
@@ -3133,19 +3080,7 @@
         <w:t>ni</w:t>
       </w:r>
       <w:r>
-        <w:t xml:space="preserve"> vertices</w:t>
-      </w:r>
-      <w:commentRangeEnd w:id="26"/>
-      <w:r>
-        <w:rPr>
-          <w:rStyle w:val="CommentReference"/>
-          <w:sz w:val="24"/>
-          <w:szCs w:val="24"/>
-        </w:rPr>
-        <w:commentReference w:id="26"/>
-      </w:r>
-      <w:r>
-        <w:t>) so točke v prostoru, kjer se srečata dve ali več črt oziroma robov. Povezave med njimi (ang. index,</w:t>
+        <w:t xml:space="preserve"> vertices) so točke v prostoru, kjer se srečata dve ali več črt oziroma robov. Povezave med njimi (ang. index,</w:t>
       </w:r>
       <w:r>
         <w:t xml:space="preserve"> v </w:t>
@@ -3176,7 +3111,6 @@
       <w:r>
         <w:t xml:space="preserve"> </w:t>
       </w:r>
-      <w:commentRangeStart w:id="27"/>
       <w:r>
         <w:t>V</w:t>
       </w:r>
@@ -3193,19 +3127,7 @@
         <w:t xml:space="preserve">jo </w:t>
       </w:r>
       <w:r>
-        <w:t>3D model</w:t>
-      </w:r>
-      <w:commentRangeEnd w:id="27"/>
-      <w:r>
-        <w:rPr>
-          <w:rStyle w:val="CommentReference"/>
-          <w:sz w:val="24"/>
-          <w:szCs w:val="24"/>
-        </w:rPr>
-        <w:commentReference w:id="27"/>
-      </w:r>
-      <w:r>
-        <w:t>.</w:t>
+        <w:t>3D model.</w:t>
       </w:r>
     </w:p>
     <w:p>
@@ -3234,7 +3156,7 @@
                     </pic:cNvPicPr>
                   </pic:nvPicPr>
                   <pic:blipFill>
-                    <a:blip r:embed="rId15">
+                    <a:blip r:embed="rId11">
                       <a:extLst>
                         <a:ext uri="{28A0092B-C50C-407E-A947-70E740481C1C}">
                           <a14:useLocalDpi xmlns:a14="http://schemas.microsoft.com/office/drawing/2010/main" val="0"/>
@@ -3307,7 +3229,7 @@
       <w:pPr>
         <w:pStyle w:val="Heading2"/>
       </w:pPr>
-      <w:bookmarkStart w:id="28" w:name="_Toc227166600"/>
+      <w:bookmarkStart w:id="22" w:name="_Toc227166600"/>
       <w:r>
         <w:lastRenderedPageBreak/>
         <w:t xml:space="preserve">4. 2. </w:t>
@@ -3315,32 +3237,18 @@
       <w:r>
         <w:t>Izvedba konstrukcije modela</w:t>
       </w:r>
-      <w:bookmarkEnd w:id="28"/>
+      <w:bookmarkEnd w:id="22"/>
     </w:p>
     <w:p/>
     <w:p>
-      <w:commentRangeStart w:id="29"/>
       <w:r>
         <w:t xml:space="preserve">V oknu za vizualizacijo je </w:t>
       </w:r>
       <w:r>
         <w:t>primerek</w:t>
       </w:r>
-      <w:commentRangeStart w:id="30"/>
-      <w:r>
-        <w:t xml:space="preserve"> </w:t>
-      </w:r>
-      <w:commentRangeEnd w:id="30"/>
-      <w:r>
-        <w:rPr>
-          <w:rStyle w:val="CommentReference"/>
-          <w:sz w:val="24"/>
-          <w:szCs w:val="24"/>
-        </w:rPr>
-        <w:commentReference w:id="30"/>
-      </w:r>
-      <w:r>
-        <w:t xml:space="preserve">objekta 3D modela. Za konstrukcijo modela terena ta vsebuje funkcijo </w:t>
+      <w:r>
+        <w:t xml:space="preserve"> objekta 3D modela. Za konstrukcijo modela terena ta vsebuje funkcijo </w:t>
       </w:r>
       <w:r>
         <w:t>generate_terrain</w:t>
@@ -3356,15 +3264,6 @@
       </w:r>
       <w:r>
         <w:t>odot.</w:t>
-      </w:r>
-      <w:commentRangeEnd w:id="29"/>
-      <w:r>
-        <w:rPr>
-          <w:rStyle w:val="CommentReference"/>
-          <w:sz w:val="24"/>
-          <w:szCs w:val="24"/>
-        </w:rPr>
-        <w:commentReference w:id="29"/>
       </w:r>
     </w:p>
     <w:p>
@@ -3391,7 +3290,7 @@
                     <pic:cNvPicPr/>
                   </pic:nvPicPr>
                   <pic:blipFill>
-                    <a:blip r:embed="rId16"/>
+                    <a:blip r:embed="rId12"/>
                     <a:stretch>
                       <a:fillRect/>
                     </a:stretch>
@@ -3473,7 +3372,7 @@
                     <pic:cNvPicPr/>
                   </pic:nvPicPr>
                   <pic:blipFill>
-                    <a:blip r:embed="rId17"/>
+                    <a:blip r:embed="rId13"/>
                     <a:stretch>
                       <a:fillRect/>
                     </a:stretch>
@@ -3552,7 +3451,7 @@
       <w:pPr>
         <w:pStyle w:val="Heading2"/>
       </w:pPr>
-      <w:bookmarkStart w:id="31" w:name="_Toc227166601"/>
+      <w:bookmarkStart w:id="23" w:name="_Toc227166601"/>
       <w:r>
         <w:lastRenderedPageBreak/>
         <w:t xml:space="preserve">4. 2. </w:t>
@@ -3560,7 +3459,7 @@
       <w:r>
         <w:t>Dodatki vizualizaciji</w:t>
       </w:r>
-      <w:bookmarkEnd w:id="31"/>
+      <w:bookmarkEnd w:id="23"/>
     </w:p>
     <w:p/>
     <w:p>
@@ -3609,11 +3508,11 @@
       <w:pPr>
         <w:pStyle w:val="Heading3"/>
       </w:pPr>
-      <w:bookmarkStart w:id="32" w:name="_Toc227166602"/>
+      <w:bookmarkStart w:id="24" w:name="_Toc227166602"/>
       <w:r>
         <w:t>4. 2. 1. Kamera</w:t>
       </w:r>
-      <w:bookmarkEnd w:id="32"/>
+      <w:bookmarkEnd w:id="24"/>
     </w:p>
     <w:p/>
     <w:p>
@@ -3653,7 +3552,7 @@
                     <pic:cNvPicPr/>
                   </pic:nvPicPr>
                   <pic:blipFill>
-                    <a:blip r:embed="rId18">
+                    <a:blip r:embed="rId14">
                       <a:extLst>
                         <a:ext uri="{28A0092B-C50C-407E-A947-70E740481C1C}">
                           <a14:useLocalDpi xmlns:a14="http://schemas.microsoft.com/office/drawing/2010/main" val="0"/>
@@ -3911,7 +3810,7 @@
                     <pic:cNvPicPr/>
                   </pic:nvPicPr>
                   <pic:blipFill>
-                    <a:blip r:embed="rId19"/>
+                    <a:blip r:embed="rId15"/>
                     <a:stretch>
                       <a:fillRect/>
                     </a:stretch>
@@ -3970,19 +3869,22 @@
       </w:r>
       <w:r>
         <w:lastRenderedPageBreak/>
-        <w:t>Ko se zazna vrtenje koleščka na miški in povečava</w:t>
+        <w:t xml:space="preserve">Ko se zazna vrtenje koleščka na miški in </w:t>
+      </w:r>
+      <w:r>
+        <w:t>bližina</w:t>
       </w:r>
       <w:r>
         <w:t xml:space="preserve"> pogleda</w:t>
       </w:r>
       <w:r>
-        <w:t xml:space="preserve"> ne bi šla čez ali pod omejitve se nastavi ciljna poveča</w:t>
-      </w:r>
-      <w:r>
-        <w:t>v</w:t>
-      </w:r>
-      <w:r>
-        <w:t xml:space="preserve">a, ki se ji </w:t>
+        <w:t xml:space="preserve"> ne bi šla čez ali pod omejitve se nastavi ciljna </w:t>
+      </w:r>
+      <w:r>
+        <w:t>bližina</w:t>
+      </w:r>
+      <w:r>
+        <w:t xml:space="preserve">, ki se ji </w:t>
       </w:r>
       <w:r>
         <w:t>z</w:t>
@@ -4002,7 +3904,6 @@
       <w:r>
         <w:t xml:space="preserve">funkcije </w:t>
       </w:r>
-      <w:commentRangeStart w:id="33"/>
       <w:r>
         <w:rPr>
           <w:i/>
@@ -4010,42 +3911,24 @@
         </w:rPr>
         <w:t>lerp</w:t>
       </w:r>
-      <w:commentRangeEnd w:id="33"/>
-      <w:r>
-        <w:rPr>
-          <w:rStyle w:val="CommentReference"/>
+      <w:r>
+        <w:rPr>
           <w:i/>
           <w:iCs/>
-          <w:sz w:val="24"/>
-          <w:szCs w:val="24"/>
-        </w:rPr>
-        <w:commentReference w:id="33"/>
-      </w:r>
-      <w:r>
-        <w:rPr>
-          <w:i/>
-          <w:iCs/>
         </w:rPr>
         <w:t xml:space="preserve"> </w:t>
       </w:r>
-      <w:commentRangeStart w:id="34"/>
       <w:r>
         <w:t>približuje</w:t>
       </w:r>
       <w:r>
-        <w:t xml:space="preserve"> povečava</w:t>
-      </w:r>
-      <w:r>
-        <w:t xml:space="preserve"> po</w:t>
-      </w:r>
-      <w:commentRangeEnd w:id="34"/>
-      <w:r>
-        <w:rPr>
-          <w:rStyle w:val="CommentReference"/>
-          <w:sz w:val="24"/>
-          <w:szCs w:val="24"/>
-        </w:rPr>
-        <w:commentReference w:id="34"/>
+        <w:t xml:space="preserve"> </w:t>
+      </w:r>
+      <w:r>
+        <w:t xml:space="preserve">bližina </w:t>
+      </w:r>
+      <w:r>
+        <w:t>po</w:t>
       </w:r>
       <w:r>
         <w:t>gled</w:t>
@@ -4060,10 +3943,16 @@
         <w:t xml:space="preserve"> dokler nista</w:t>
       </w:r>
       <w:r>
-        <w:t xml:space="preserve"> obe povečavi</w:t>
-      </w:r>
-      <w:r>
-        <w:t xml:space="preserve"> enaki. </w:t>
+        <w:t xml:space="preserve"> obe </w:t>
+      </w:r>
+      <w:r>
+        <w:t>bližin</w:t>
+      </w:r>
+      <w:r>
+        <w:t xml:space="preserve">i </w:t>
+      </w:r>
+      <w:r>
+        <w:t>enaki.</w:t>
       </w:r>
     </w:p>
     <w:p>
@@ -4075,14 +3964,14 @@
       <w:pPr>
         <w:pStyle w:val="Heading3"/>
       </w:pPr>
-      <w:bookmarkStart w:id="35" w:name="_Toc227166603"/>
+      <w:bookmarkStart w:id="25" w:name="_Toc227166603"/>
       <w:r>
         <w:t xml:space="preserve">4. 2. 2. </w:t>
       </w:r>
       <w:r>
         <w:t>Senčilnik za določanje materiala terena</w:t>
       </w:r>
-      <w:bookmarkEnd w:id="35"/>
+      <w:bookmarkEnd w:id="25"/>
     </w:p>
     <w:p>
       <w:pPr>
@@ -4143,7 +4032,7 @@
                     <pic:cNvPicPr/>
                   </pic:nvPicPr>
                   <pic:blipFill>
-                    <a:blip r:embed="rId20"/>
+                    <a:blip r:embed="rId16"/>
                     <a:stretch>
                       <a:fillRect/>
                     </a:stretch>
@@ -4215,12 +4104,12 @@
       <w:pPr>
         <w:pStyle w:val="Heading2"/>
       </w:pPr>
-      <w:bookmarkStart w:id="36" w:name="_Toc227166604"/>
+      <w:bookmarkStart w:id="26" w:name="_Toc227166604"/>
       <w:r>
         <w:lastRenderedPageBreak/>
         <w:t>4. 3. Urejevalnik</w:t>
       </w:r>
-      <w:bookmarkEnd w:id="36"/>
+      <w:bookmarkEnd w:id="26"/>
     </w:p>
     <w:p/>
     <w:p>
@@ -4284,7 +4173,7 @@
                     <pic:cNvPicPr/>
                   </pic:nvPicPr>
                   <pic:blipFill>
-                    <a:blip r:embed="rId21"/>
+                    <a:blip r:embed="rId17"/>
                     <a:stretch>
                       <a:fillRect/>
                     </a:stretch>
@@ -4367,7 +4256,7 @@
       <w:pPr>
         <w:pStyle w:val="Heading1"/>
       </w:pPr>
-      <w:bookmarkStart w:id="37" w:name="_Toc227166605"/>
+      <w:bookmarkStart w:id="27" w:name="_Toc227166605"/>
       <w:r>
         <w:lastRenderedPageBreak/>
         <w:t xml:space="preserve">5. </w:t>
@@ -4375,7 +4264,7 @@
       <w:r>
         <w:t>Node graph sistem</w:t>
       </w:r>
-      <w:bookmarkEnd w:id="37"/>
+      <w:bookmarkEnd w:id="27"/>
     </w:p>
     <w:p/>
     <w:p>
@@ -4412,11 +4301,11 @@
       <w:pPr>
         <w:pStyle w:val="Heading2"/>
       </w:pPr>
-      <w:bookmarkStart w:id="38" w:name="_Toc227166606"/>
+      <w:bookmarkStart w:id="28" w:name="_Toc227166606"/>
       <w:r>
         <w:t>5. 1.  Vozlišče (node)</w:t>
       </w:r>
-      <w:bookmarkEnd w:id="38"/>
+      <w:bookmarkEnd w:id="28"/>
     </w:p>
     <w:p/>
     <w:p>
@@ -4518,7 +4407,7 @@
                     <pic:cNvPicPr/>
                   </pic:nvPicPr>
                   <pic:blipFill>
-                    <a:blip r:embed="rId22"/>
+                    <a:blip r:embed="rId18"/>
                     <a:stretch>
                       <a:fillRect/>
                     </a:stretch>
@@ -4570,29 +4459,13 @@
     </w:p>
     <w:p>
       <w:r>
-        <w:t xml:space="preserve">Ko se vozlišče registrira se inicializira tudi nekaj signalov vozlišča, ki so uporabljeni za </w:t>
-      </w:r>
-      <w:commentRangeStart w:id="39"/>
-      <w:r>
-        <w:t>ob</w:t>
+        <w:t>Ko se vozlišče registrira se inicializira tudi nekaj signalov vozlišča, ki so uporabljeni za ob</w:t>
       </w:r>
       <w:r>
         <w:t>v</w:t>
       </w:r>
       <w:r>
-        <w:t xml:space="preserve">eščanje </w:t>
-      </w:r>
-      <w:commentRangeEnd w:id="39"/>
-      <w:r>
-        <w:rPr>
-          <w:rStyle w:val="CommentReference"/>
-          <w:sz w:val="24"/>
-          <w:szCs w:val="24"/>
-        </w:rPr>
-        <w:commentReference w:id="39"/>
-      </w:r>
-      <w:r>
-        <w:t>drugih skript</w:t>
+        <w:t>eščanje drugih skript</w:t>
       </w:r>
       <w:r>
         <w:t xml:space="preserve"> o dogajanju z instanco vozlišča</w:t>
@@ -4626,7 +4499,7 @@
                     <pic:cNvPicPr/>
                   </pic:nvPicPr>
                   <pic:blipFill>
-                    <a:blip r:embed="rId23"/>
+                    <a:blip r:embed="rId19"/>
                     <a:stretch>
                       <a:fillRect/>
                     </a:stretch>
@@ -4707,21 +4580,8 @@
       <w:r>
         <w:t xml:space="preserve">na </w:t>
       </w:r>
-      <w:commentRangeStart w:id="40"/>
-      <w:r>
-        <w:t xml:space="preserve">vrh </w:t>
-      </w:r>
-      <w:commentRangeEnd w:id="40"/>
-      <w:r>
-        <w:rPr>
-          <w:rStyle w:val="CommentReference"/>
-          <w:sz w:val="24"/>
-          <w:szCs w:val="24"/>
-        </w:rPr>
-        <w:commentReference w:id="40"/>
-      </w:r>
-      <w:r>
-        <w:t>vrstnega reda prikazovanja in prikaže</w:t>
+      <w:r>
+        <w:t>vrh vrstnega reda prikazovanja in prikaže</w:t>
       </w:r>
       <w:r>
         <w:t xml:space="preserve"> pravilen</w:t>
@@ -4775,7 +4635,7 @@
                     <pic:cNvPicPr/>
                   </pic:nvPicPr>
                   <pic:blipFill>
-                    <a:blip r:embed="rId24"/>
+                    <a:blip r:embed="rId20"/>
                     <a:stretch>
                       <a:fillRect/>
                     </a:stretch>
@@ -4835,14 +4695,14 @@
       <w:pPr>
         <w:pStyle w:val="Heading2"/>
       </w:pPr>
-      <w:bookmarkStart w:id="41" w:name="_Toc227166607"/>
+      <w:bookmarkStart w:id="29" w:name="_Toc227166607"/>
       <w:r>
         <w:t xml:space="preserve">5. 2. </w:t>
       </w:r>
       <w:r>
         <w:t>Povezovanje</w:t>
       </w:r>
-      <w:bookmarkEnd w:id="41"/>
+      <w:bookmarkEnd w:id="29"/>
     </w:p>
     <w:p/>
     <w:p>
@@ -4897,23 +4757,7 @@
         <w:t>povezava</w:t>
       </w:r>
       <w:r>
-        <w:t xml:space="preserve"> </w:t>
-      </w:r>
-      <w:commentRangeStart w:id="42"/>
-      <w:r>
-        <w:t>izbriše</w:t>
-      </w:r>
-      <w:commentRangeEnd w:id="42"/>
-      <w:r>
-        <w:rPr>
-          <w:rStyle w:val="CommentReference"/>
-          <w:sz w:val="24"/>
-          <w:szCs w:val="24"/>
-        </w:rPr>
-        <w:commentReference w:id="42"/>
-      </w:r>
-      <w:r>
-        <w:t xml:space="preserve">. </w:t>
+        <w:t xml:space="preserve"> izbriše. </w:t>
       </w:r>
       <w:r>
         <w:t>Povezave so svoj razred, ki shranjuje povezani vozlišči in njune povezane konektorje.</w:t>
@@ -4943,7 +4787,7 @@
                     <pic:cNvPicPr/>
                   </pic:nvPicPr>
                   <pic:blipFill>
-                    <a:blip r:embed="rId25"/>
+                    <a:blip r:embed="rId21"/>
                     <a:stretch>
                       <a:fillRect/>
                     </a:stretch>
@@ -5034,7 +4878,7 @@
                     <pic:cNvPicPr/>
                   </pic:nvPicPr>
                   <pic:blipFill>
-                    <a:blip r:embed="rId26"/>
+                    <a:blip r:embed="rId22"/>
                     <a:stretch>
                       <a:fillRect/>
                     </a:stretch>
@@ -5094,31 +4938,8 @@
       <w:r>
         <w:t>poskusu</w:t>
       </w:r>
-      <w:commentRangeStart w:id="43"/>
-      <w:commentRangeStart w:id="44"/>
-      <w:r>
-        <w:t xml:space="preserve"> </w:t>
-      </w:r>
-      <w:commentRangeEnd w:id="43"/>
-      <w:r>
-        <w:rPr>
-          <w:rStyle w:val="CommentReference"/>
-          <w:sz w:val="24"/>
-          <w:szCs w:val="24"/>
-        </w:rPr>
-        <w:commentReference w:id="43"/>
-      </w:r>
-      <w:commentRangeEnd w:id="44"/>
-      <w:r>
-        <w:rPr>
-          <w:rStyle w:val="CommentReference"/>
-          <w:sz w:val="24"/>
-          <w:szCs w:val="24"/>
-        </w:rPr>
-        <w:commentReference w:id="44"/>
-      </w:r>
-      <w:r>
-        <w:t xml:space="preserve">povezovanja </w:t>
+      <w:r>
+        <w:t xml:space="preserve"> povezovanja </w:t>
       </w:r>
       <w:r>
         <w:t xml:space="preserve">rekurzivno </w:t>
@@ -5166,7 +4987,7 @@
                     <pic:cNvPicPr/>
                   </pic:nvPicPr>
                   <pic:blipFill>
-                    <a:blip r:embed="rId27"/>
+                    <a:blip r:embed="rId23"/>
                     <a:stretch>
                       <a:fillRect/>
                     </a:stretch>
@@ -5247,31 +5068,8 @@
       <w:r>
         <w:t>upravljalni</w:t>
       </w:r>
-      <w:commentRangeStart w:id="45"/>
-      <w:commentRangeStart w:id="46"/>
-      <w:r>
-        <w:t xml:space="preserve"> </w:t>
-      </w:r>
-      <w:commentRangeEnd w:id="45"/>
-      <w:r>
-        <w:rPr>
-          <w:rStyle w:val="CommentReference"/>
-          <w:sz w:val="24"/>
-          <w:szCs w:val="24"/>
-        </w:rPr>
-        <w:commentReference w:id="45"/>
-      </w:r>
-      <w:commentRangeEnd w:id="46"/>
-      <w:r>
-        <w:rPr>
-          <w:rStyle w:val="CommentReference"/>
-          <w:sz w:val="24"/>
-          <w:szCs w:val="24"/>
-        </w:rPr>
-        <w:commentReference w:id="46"/>
-      </w:r>
-      <w:r>
-        <w:t>objekt</w:t>
+      <w:r>
+        <w:t xml:space="preserve"> objekt</w:t>
       </w:r>
       <w:r>
         <w:t xml:space="preserve"> pod urejevalnikom, ki sledi dodajanju, brisanju in posodabljanju črt. </w:t>
@@ -5304,7 +5102,7 @@
                     <pic:cNvPicPr/>
                   </pic:nvPicPr>
                   <pic:blipFill>
-                    <a:blip r:embed="rId28"/>
+                    <a:blip r:embed="rId24"/>
                     <a:stretch>
                       <a:fillRect/>
                     </a:stretch>
@@ -5387,7 +5185,7 @@
                     <pic:cNvPicPr/>
                   </pic:nvPicPr>
                   <pic:blipFill>
-                    <a:blip r:embed="rId29"/>
+                    <a:blip r:embed="rId25"/>
                     <a:stretch>
                       <a:fillRect/>
                     </a:stretch>
@@ -5473,7 +5271,7 @@
                     <pic:cNvPicPr/>
                   </pic:nvPicPr>
                   <pic:blipFill>
-                    <a:blip r:embed="rId30"/>
+                    <a:blip r:embed="rId26"/>
                     <a:stretch>
                       <a:fillRect/>
                     </a:stretch>
@@ -5542,21 +5340,8 @@
       <w:r>
         <w:t>i</w:t>
       </w:r>
-      <w:commentRangeStart w:id="47"/>
-      <w:r>
-        <w:t>zbriše</w:t>
-      </w:r>
-      <w:commentRangeEnd w:id="47"/>
-      <w:r>
-        <w:rPr>
-          <w:rStyle w:val="CommentReference"/>
-          <w:sz w:val="24"/>
-          <w:szCs w:val="24"/>
-        </w:rPr>
-        <w:commentReference w:id="47"/>
-      </w:r>
-      <w:r>
-        <w:t xml:space="preserve">. Šele nato se </w:t>
+      <w:r>
+        <w:t xml:space="preserve">zbriše. Šele nato se </w:t>
       </w:r>
       <w:r>
         <w:t>izbriše</w:t>
@@ -5592,7 +5377,7 @@
                     <pic:cNvPicPr/>
                   </pic:nvPicPr>
                   <pic:blipFill>
-                    <a:blip r:embed="rId31"/>
+                    <a:blip r:embed="rId27"/>
                     <a:stretch>
                       <a:fillRect/>
                     </a:stretch>
@@ -5654,12 +5439,12 @@
       <w:pPr>
         <w:pStyle w:val="Heading1"/>
       </w:pPr>
-      <w:bookmarkStart w:id="48" w:name="_Toc227166608"/>
+      <w:bookmarkStart w:id="30" w:name="_Toc227166608"/>
       <w:r>
         <w:lastRenderedPageBreak/>
         <w:t>6. Inšpektor vozlišč</w:t>
       </w:r>
-      <w:bookmarkEnd w:id="48"/>
+      <w:bookmarkEnd w:id="30"/>
     </w:p>
     <w:p>
       <w:r>
@@ -5712,7 +5497,7 @@
                     <pic:cNvPicPr/>
                   </pic:nvPicPr>
                   <pic:blipFill>
-                    <a:blip r:embed="rId32"/>
+                    <a:blip r:embed="rId28"/>
                     <a:stretch>
                       <a:fillRect/>
                     </a:stretch>
@@ -5786,7 +5571,7 @@
                     <pic:cNvPicPr/>
                   </pic:nvPicPr>
                   <pic:blipFill>
-                    <a:blip r:embed="rId33"/>
+                    <a:blip r:embed="rId29"/>
                     <a:stretch>
                       <a:fillRect/>
                     </a:stretch>
@@ -5843,21 +5628,8 @@
       <w:r>
         <w:t>nosilcu</w:t>
       </w:r>
-      <w:commentRangeStart w:id="49"/>
-      <w:r>
-        <w:t xml:space="preserve"> </w:t>
-      </w:r>
-      <w:commentRangeEnd w:id="49"/>
-      <w:r>
-        <w:rPr>
-          <w:rStyle w:val="CommentReference"/>
-          <w:sz w:val="24"/>
-          <w:szCs w:val="24"/>
-        </w:rPr>
-        <w:commentReference w:id="49"/>
-      </w:r>
-      <w:r>
-        <w:t>za uporabniški vmesnik inšpektorja postavljen začasni inšpektor, ki ni povezan z vozliščem.</w:t>
+      <w:r>
+        <w:t xml:space="preserve"> za uporabniški vmesnik inšpektorja postavljen začasni inšpektor, ki ni povezan z vozliščem.</w:t>
       </w:r>
     </w:p>
     <w:p>
@@ -5883,7 +5655,7 @@
       <w:pPr>
         <w:pStyle w:val="Heading1"/>
       </w:pPr>
-      <w:bookmarkStart w:id="50" w:name="_Toc227166609"/>
+      <w:bookmarkStart w:id="31" w:name="_Toc227166609"/>
       <w:r>
         <w:lastRenderedPageBreak/>
         <w:t xml:space="preserve">7. </w:t>
@@ -5891,7 +5663,7 @@
       <w:r>
         <w:t>Funkcionalnost vozlišč</w:t>
       </w:r>
-      <w:bookmarkEnd w:id="50"/>
+      <w:bookmarkEnd w:id="31"/>
     </w:p>
     <w:p/>
     <w:p>
@@ -5979,7 +5751,7 @@
                     <pic:cNvPicPr/>
                   </pic:nvPicPr>
                   <pic:blipFill>
-                    <a:blip r:embed="rId34"/>
+                    <a:blip r:embed="rId30"/>
                     <a:stretch>
                       <a:fillRect/>
                     </a:stretch>
@@ -6064,7 +5836,7 @@
                     <pic:cNvPicPr/>
                   </pic:nvPicPr>
                   <pic:blipFill>
-                    <a:blip r:embed="rId35"/>
+                    <a:blip r:embed="rId31"/>
                     <a:stretch>
                       <a:fillRect/>
                     </a:stretch>
@@ -6122,23 +5894,7 @@
         <w:t>jo funkcionalnosti vozlišč, napisane v jeziku</w:t>
       </w:r>
       <w:r>
-        <w:t xml:space="preserve"> </w:t>
-      </w:r>
-      <w:commentRangeStart w:id="51"/>
-      <w:r>
-        <w:t>C#</w:t>
-      </w:r>
-      <w:commentRangeEnd w:id="51"/>
-      <w:r>
-        <w:rPr>
-          <w:rStyle w:val="CommentReference"/>
-          <w:sz w:val="24"/>
-          <w:szCs w:val="24"/>
-        </w:rPr>
-        <w:commentReference w:id="51"/>
-      </w:r>
-      <w:r>
-        <w:t xml:space="preserve"> dostopati do funkcij, </w:t>
+        <w:t xml:space="preserve"> C# dostopati do funkcij, </w:t>
       </w:r>
       <w:r>
         <w:t xml:space="preserve">ki so </w:t>
@@ -6190,20 +5946,7 @@
         <w:t xml:space="preserve">prepiše. </w:t>
       </w:r>
       <w:r>
-        <w:t xml:space="preserve">V tej funkciji se kliče prej omenjena koda za pridobivanje podatkov iz vhodov, saj </w:t>
-      </w:r>
-      <w:commentRangeStart w:id="52"/>
-      <w:r>
-        <w:t>evaluacijska funkcija</w:t>
-      </w:r>
-      <w:commentRangeEnd w:id="52"/>
-      <w:r>
-        <w:rPr>
-          <w:rStyle w:val="CommentReference"/>
-          <w:sz w:val="24"/>
-          <w:szCs w:val="24"/>
-        </w:rPr>
-        <w:commentReference w:id="52"/>
+        <w:t>V tej funkciji se kliče prej omenjena koda za pridobivanje podatkov iz vhodov, saj evaluacijska funkcija</w:t>
       </w:r>
       <w:r>
         <w:t xml:space="preserve"> </w:t>
@@ -6243,7 +5986,7 @@
                     <pic:cNvPicPr/>
                   </pic:nvPicPr>
                   <pic:blipFill>
-                    <a:blip r:embed="rId36"/>
+                    <a:blip r:embed="rId32"/>
                     <a:stretch>
                       <a:fillRect/>
                     </a:stretch>
@@ -6337,7 +6080,7 @@
                     <pic:cNvPicPr/>
                   </pic:nvPicPr>
                   <pic:blipFill>
-                    <a:blip r:embed="rId37"/>
+                    <a:blip r:embed="rId33"/>
                     <a:stretch>
                       <a:fillRect/>
                     </a:stretch>
@@ -6404,25 +6147,12 @@
       <w:pPr>
         <w:pStyle w:val="Heading1"/>
       </w:pPr>
-      <w:bookmarkStart w:id="53" w:name="_Toc227166610"/>
+      <w:bookmarkStart w:id="32" w:name="_Toc227166610"/>
       <w:r>
         <w:lastRenderedPageBreak/>
-        <w:t xml:space="preserve">8. Generacija terena in vrste </w:t>
-      </w:r>
-      <w:commentRangeStart w:id="54"/>
-      <w:r>
-        <w:t>funkcionalnoti</w:t>
-      </w:r>
-      <w:bookmarkEnd w:id="53"/>
-      <w:commentRangeEnd w:id="54"/>
-      <w:r>
-        <w:rPr>
-          <w:rStyle w:val="CommentReference"/>
-          <w:sz w:val="48"/>
-          <w:szCs w:val="48"/>
-        </w:rPr>
-        <w:commentReference w:id="54"/>
-      </w:r>
+        <w:t>8. Generacija terena in vrste funkcionalnoti</w:t>
+      </w:r>
+      <w:bookmarkEnd w:id="32"/>
     </w:p>
     <w:p/>
     <w:p>
@@ -6446,11 +6176,11 @@
       <w:pPr>
         <w:pStyle w:val="Heading2"/>
       </w:pPr>
-      <w:bookmarkStart w:id="55" w:name="_Toc227166611"/>
+      <w:bookmarkStart w:id="33" w:name="_Toc227166611"/>
       <w:r>
         <w:t>8. 1. Osnovna elevacija</w:t>
       </w:r>
-      <w:bookmarkEnd w:id="55"/>
+      <w:bookmarkEnd w:id="33"/>
     </w:p>
     <w:p/>
     <w:p>
@@ -6488,7 +6218,7 @@
                     <pic:cNvPicPr/>
                   </pic:nvPicPr>
                   <pic:blipFill>
-                    <a:blip r:embed="rId38"/>
+                    <a:blip r:embed="rId34"/>
                     <a:stretch>
                       <a:fillRect/>
                     </a:stretch>
@@ -6579,7 +6309,7 @@
                     <pic:cNvPicPr/>
                   </pic:nvPicPr>
                   <pic:blipFill>
-                    <a:blip r:embed="rId39"/>
+                    <a:blip r:embed="rId35"/>
                     <a:stretch>
                       <a:fillRect/>
                     </a:stretch>
@@ -6715,14 +6445,12 @@
       <w:r>
         <w:t>nje</w:t>
       </w:r>
-      <w:ins w:id="56" w:author="David Zindović" w:date="2026-04-14T11:41:00Z" w16du:dateUtc="2026-04-14T09:41:00Z">
-        <w:r>
-          <w:rPr>
-            <w:lang w:val="hr-HR"/>
-          </w:rPr>
-          <w:t>g</w:t>
-        </w:r>
-      </w:ins>
+      <w:r>
+        <w:rPr>
+          <w:lang w:val="hr-HR"/>
+        </w:rPr>
+        <w:t>g</w:t>
+      </w:r>
       <w:r>
         <w:t xml:space="preserve">ovih </w:t>
       </w:r>
@@ -6757,7 +6485,7 @@
                     <pic:cNvPicPr/>
                   </pic:nvPicPr>
                   <pic:blipFill>
-                    <a:blip r:embed="rId40"/>
+                    <a:blip r:embed="rId36"/>
                     <a:stretch>
                       <a:fillRect/>
                     </a:stretch>
@@ -6851,7 +6579,7 @@
                     <pic:cNvPicPr/>
                   </pic:nvPicPr>
                   <pic:blipFill>
-                    <a:blip r:embed="rId41"/>
+                    <a:blip r:embed="rId37"/>
                     <a:stretch>
                       <a:fillRect/>
                     </a:stretch>
@@ -6875,17 +6603,6 @@
     <w:p>
       <w:pPr>
         <w:pStyle w:val="Caption"/>
-        <w:rPr>
-          <w:lang w:val="hr-HR"/>
-          <w:rPrChange w:id="57" w:author="David Zindović" w:date="2026-04-14T11:41:00Z" w16du:dateUtc="2026-04-14T09:41:00Z">
-            <w:rPr/>
-          </w:rPrChange>
-        </w:rPr>
-        <w:pPrChange w:id="58" w:author="David Zindović" w:date="2026-04-14T11:41:00Z" w16du:dateUtc="2026-04-14T09:41:00Z">
-          <w:pPr>
-            <w:jc w:val="left"/>
-          </w:pPr>
-        </w:pPrChange>
       </w:pPr>
       <w:r>
         <w:t xml:space="preserve">Slika </w:t>
@@ -6927,29 +6644,14 @@
     <w:p>
       <w:r>
         <w:lastRenderedPageBreak/>
-        <w:t>Vsaka nit dobi za obdelati del mreže terena</w:t>
-      </w:r>
-      <w:del w:id="59" w:author="David Zindović" w:date="2026-04-14T11:42:00Z" w16du:dateUtc="2026-04-14T09:42:00Z">
-        <w:r>
-          <w:delText>,</w:delText>
-        </w:r>
-      </w:del>
-      <w:r>
-        <w:t xml:space="preserve"> in za vsako polje se kliče funkcija, ki vzorči šum in hkrati uporabi masko ali distor</w:t>
-      </w:r>
-      <w:ins w:id="60" w:author="David Zindović" w:date="2026-04-14T11:42:00Z" w16du:dateUtc="2026-04-14T09:42:00Z">
-        <w:r>
-          <w:rPr>
-            <w:lang w:val="hr-HR"/>
-          </w:rPr>
-          <w:t>z</w:t>
-        </w:r>
-      </w:ins>
-      <w:del w:id="61" w:author="David Zindović" w:date="2026-04-14T11:42:00Z" w16du:dateUtc="2026-04-14T09:42:00Z">
-        <w:r>
-          <w:delText>c</w:delText>
-        </w:r>
-      </w:del>
+        <w:t>Vsaka nit dobi za obdelati del mreže terena in za vsako polje se kliče funkcija, ki vzorči šum in hkrati uporabi masko ali distor</w:t>
+      </w:r>
+      <w:r>
+        <w:rPr>
+          <w:lang w:val="hr-HR"/>
+        </w:rPr>
+        <w:t>z</w:t>
+      </w:r>
       <w:r>
         <w:t xml:space="preserve">ijo. </w:t>
       </w:r>
@@ -6966,11 +6668,7 @@
         <w:t>,</w:t>
       </w:r>
       <w:r>
-        <w:t xml:space="preserve"> </w:t>
-      </w:r>
-      <w:commentRangeStart w:id="62"/>
-      <w:r>
-        <w:t>d</w:t>
+        <w:t xml:space="preserve"> d</w:t>
       </w:r>
       <w:r>
         <w:t>istor</w:t>
@@ -6979,19 +6677,7 @@
         <w:t>z</w:t>
       </w:r>
       <w:r>
-        <w:t xml:space="preserve">ija </w:t>
-      </w:r>
-      <w:commentRangeEnd w:id="62"/>
-      <w:r>
-        <w:rPr>
-          <w:rStyle w:val="CommentReference"/>
-          <w:sz w:val="24"/>
-          <w:szCs w:val="24"/>
-        </w:rPr>
-        <w:commentReference w:id="62"/>
-      </w:r>
-      <w:r>
-        <w:t>deluje kot zamik vzorčenja</w:t>
+        <w:t>ija deluje kot zamik vzorčenja</w:t>
       </w:r>
       <w:r>
         <w:t>, ki je drugačen za vsako polje</w:t>
@@ -7027,7 +6713,7 @@
                     <pic:cNvPicPr/>
                   </pic:nvPicPr>
                   <pic:blipFill>
-                    <a:blip r:embed="rId42"/>
+                    <a:blip r:embed="rId38"/>
                     <a:stretch>
                       <a:fillRect/>
                     </a:stretch>
@@ -7086,14 +6772,14 @@
       <w:pPr>
         <w:pStyle w:val="Heading2"/>
       </w:pPr>
-      <w:bookmarkStart w:id="63" w:name="_Toc227166612"/>
+      <w:bookmarkStart w:id="34" w:name="_Toc227166612"/>
       <w:r>
         <w:t xml:space="preserve">8. 2. </w:t>
       </w:r>
       <w:r>
         <w:t>Redistribucija</w:t>
       </w:r>
-      <w:bookmarkEnd w:id="63"/>
+      <w:bookmarkEnd w:id="34"/>
     </w:p>
     <w:p/>
     <w:p>
@@ -7120,15 +6806,10 @@
       <w:r>
         <w:br w:type="page"/>
       </w:r>
-      <w:bookmarkStart w:id="64" w:name="_Toc227166613"/>
+      <w:bookmarkStart w:id="35" w:name="_Toc227166613"/>
       <w:r>
         <w:lastRenderedPageBreak/>
-        <w:t xml:space="preserve">8. 3. </w:t>
-      </w:r>
-      <w:commentRangeStart w:id="65"/>
-      <w:commentRangeStart w:id="66"/>
-      <w:r>
-        <w:t>Distor</w:t>
+        <w:t>8. 3. Distor</w:t>
       </w:r>
       <w:r>
         <w:t>z</w:t>
@@ -7136,25 +6817,7 @@
       <w:r>
         <w:t>ija</w:t>
       </w:r>
-      <w:bookmarkEnd w:id="64"/>
-      <w:commentRangeEnd w:id="65"/>
-      <w:r>
-        <w:rPr>
-          <w:rStyle w:val="CommentReference"/>
-          <w:sz w:val="40"/>
-          <w:szCs w:val="40"/>
-        </w:rPr>
-        <w:commentReference w:id="65"/>
-      </w:r>
-      <w:commentRangeEnd w:id="66"/>
-      <w:r>
-        <w:rPr>
-          <w:rStyle w:val="CommentReference"/>
-          <w:sz w:val="40"/>
-          <w:szCs w:val="40"/>
-        </w:rPr>
-        <w:commentReference w:id="66"/>
-      </w:r>
+      <w:bookmarkEnd w:id="35"/>
     </w:p>
     <w:p/>
     <w:p>
@@ -7202,35 +6865,20 @@
       <w:r>
         <w:t>ije je</w:t>
       </w:r>
-      <w:ins w:id="67" w:author="David Zindović" w:date="2026-04-14T11:45:00Z" w16du:dateUtc="2026-04-14T09:45:00Z">
-        <w:r>
-          <w:rPr>
-            <w:lang w:val="hr-HR"/>
-          </w:rPr>
-          <w:t>,</w:t>
-        </w:r>
-      </w:ins>
+      <w:r>
+        <w:rPr>
+          <w:lang w:val="hr-HR"/>
+        </w:rPr>
+        <w:t>,</w:t>
+      </w:r>
       <w:r>
         <w:t xml:space="preserve"> da generira tabelo, ki vsebuje dvodimenzionalne vektorje, ki predstavljajo odmike. Ustvarita se </w:t>
       </w:r>
       <w:r>
         <w:t>dva</w:t>
       </w:r>
-      <w:commentRangeStart w:id="68"/>
-      <w:r>
-        <w:t xml:space="preserve"> </w:t>
-      </w:r>
-      <w:commentRangeEnd w:id="68"/>
-      <w:r>
-        <w:rPr>
-          <w:rStyle w:val="CommentReference"/>
-          <w:sz w:val="24"/>
-          <w:szCs w:val="24"/>
-        </w:rPr>
-        <w:commentReference w:id="68"/>
-      </w:r>
-      <w:r>
-        <w:t>matematična šuma in za odmike na prvi vodoravni osi se vzorči en, za odmike na drugi osi pa drug.</w:t>
+      <w:r>
+        <w:t xml:space="preserve"> matematična šuma in za odmike na prvi vodoravni osi se vzorči en, za odmike na drugi osi pa drug.</w:t>
       </w:r>
       <w:r>
         <w:t xml:space="preserve"> Vozlišče, ki ustvarja osnovno elevacijo prejme tabelo odmikov in višino izračuna po enačbi:</w:t>
@@ -7540,7 +7188,7 @@
                     <pic:cNvPicPr/>
                   </pic:nvPicPr>
                   <pic:blipFill>
-                    <a:blip r:embed="rId43"/>
+                    <a:blip r:embed="rId39"/>
                     <a:stretch>
                       <a:fillRect/>
                     </a:stretch>
@@ -7608,12 +7256,12 @@
       <w:pPr>
         <w:pStyle w:val="Heading2"/>
       </w:pPr>
-      <w:bookmarkStart w:id="69" w:name="_Toc227166614"/>
+      <w:bookmarkStart w:id="36" w:name="_Toc227166614"/>
       <w:r>
         <w:lastRenderedPageBreak/>
         <w:t>8. 4. Terase</w:t>
       </w:r>
-      <w:bookmarkEnd w:id="69"/>
+      <w:bookmarkEnd w:id="36"/>
     </w:p>
     <w:p>
       <w:r>
@@ -7982,7 +7630,7 @@
                     <pic:cNvPicPr/>
                   </pic:nvPicPr>
                   <pic:blipFill>
-                    <a:blip r:embed="rId44"/>
+                    <a:blip r:embed="rId40"/>
                     <a:stretch>
                       <a:fillRect/>
                     </a:stretch>
@@ -8022,7 +7670,7 @@
                     <pic:cNvPicPr/>
                   </pic:nvPicPr>
                   <pic:blipFill>
-                    <a:blip r:embed="rId45">
+                    <a:blip r:embed="rId41">
                       <a:extLst>
                         <a:ext uri="{28A0092B-C50C-407E-A947-70E740481C1C}">
                           <a14:useLocalDpi xmlns:a14="http://schemas.microsoft.com/office/drawing/2010/main" val="0"/>
@@ -8122,11 +7770,11 @@
       <w:pPr>
         <w:pStyle w:val="Heading2"/>
       </w:pPr>
-      <w:bookmarkStart w:id="70" w:name="_Toc227166615"/>
+      <w:bookmarkStart w:id="37" w:name="_Toc227166615"/>
       <w:r>
         <w:t>8. 5. Simulacija erozije</w:t>
       </w:r>
-      <w:bookmarkEnd w:id="70"/>
+      <w:bookmarkEnd w:id="37"/>
     </w:p>
     <w:p/>
     <w:p>
@@ -8254,7 +7902,7 @@
                     <pic:cNvPicPr/>
                   </pic:nvPicPr>
                   <pic:blipFill>
-                    <a:blip r:embed="rId46"/>
+                    <a:blip r:embed="rId42"/>
                     <a:stretch>
                       <a:fillRect/>
                     </a:stretch>
@@ -8308,14 +7956,14 @@
       <w:pPr>
         <w:pStyle w:val="Heading2"/>
       </w:pPr>
-      <w:bookmarkStart w:id="71" w:name="_Toc227166616"/>
+      <w:bookmarkStart w:id="38" w:name="_Toc227166616"/>
       <w:r>
         <w:t>8. 6. Ostale funkcionalnost</w:t>
       </w:r>
       <w:r>
         <w:t>i</w:t>
       </w:r>
-      <w:bookmarkEnd w:id="71"/>
+      <w:bookmarkEnd w:id="38"/>
     </w:p>
     <w:p/>
     <w:p>
@@ -8498,14 +8146,14 @@
       <w:pPr>
         <w:pStyle w:val="Heading1"/>
       </w:pPr>
-      <w:bookmarkStart w:id="72" w:name="_Toc227166617"/>
+      <w:bookmarkStart w:id="39" w:name="_Toc227166617"/>
       <w:r>
         <w:t xml:space="preserve">9. </w:t>
       </w:r>
       <w:r>
         <w:t>Izvoz</w:t>
       </w:r>
-      <w:bookmarkEnd w:id="72"/>
+      <w:bookmarkEnd w:id="39"/>
     </w:p>
     <w:p/>
     <w:p>
@@ -8549,7 +8197,7 @@
                     <pic:cNvPicPr/>
                   </pic:nvPicPr>
                   <pic:blipFill>
-                    <a:blip r:embed="rId47"/>
+                    <a:blip r:embed="rId43"/>
                     <a:stretch>
                       <a:fillRect/>
                     </a:stretch>
@@ -8609,6 +8257,7 @@
       <w:r>
         <w:t xml:space="preserve"> </w:t>
       </w:r>
+      <w:proofErr w:type="spellStart"/>
       <w:r>
         <w:rPr>
           <w:i/>
@@ -8617,6 +8266,7 @@
         </w:rPr>
         <w:t>generate_export_terrain</w:t>
       </w:r>
+      <w:proofErr w:type="spellEnd"/>
       <w:r>
         <w:t xml:space="preserve">, </w:t>
       </w:r>
@@ -8682,7 +8332,7 @@
                     <pic:cNvPicPr/>
                   </pic:nvPicPr>
                   <pic:blipFill rotWithShape="1">
-                    <a:blip r:embed="rId48"/>
+                    <a:blip r:embed="rId44"/>
                     <a:srcRect l="5851" t="11281" r="4997" b="10103"/>
                     <a:stretch>
                       <a:fillRect/>
@@ -8748,14 +8398,14 @@
       <w:pPr>
         <w:pStyle w:val="Heading1"/>
       </w:pPr>
-      <w:bookmarkStart w:id="73" w:name="_Toc227166618"/>
+      <w:bookmarkStart w:id="40" w:name="_Toc227166618"/>
       <w:r>
         <w:t xml:space="preserve">10. </w:t>
       </w:r>
       <w:r>
         <w:t>Shranjevanje</w:t>
       </w:r>
-      <w:bookmarkEnd w:id="73"/>
+      <w:bookmarkEnd w:id="40"/>
     </w:p>
     <w:p/>
     <w:p>
@@ -8866,7 +8516,7 @@
                     <pic:cNvPicPr/>
                   </pic:nvPicPr>
                   <pic:blipFill>
-                    <a:blip r:embed="rId49"/>
+                    <a:blip r:embed="rId45"/>
                     <a:stretch>
                       <a:fillRect/>
                     </a:stretch>
@@ -8944,14 +8594,14 @@
       <w:pPr>
         <w:pStyle w:val="Heading1"/>
       </w:pPr>
-      <w:bookmarkStart w:id="74" w:name="_Toc227166619"/>
+      <w:bookmarkStart w:id="41" w:name="_Toc227166619"/>
       <w:r>
         <w:t xml:space="preserve">11. </w:t>
       </w:r>
       <w:r>
         <w:t>Zaključek</w:t>
       </w:r>
-      <w:bookmarkEnd w:id="74"/>
+      <w:bookmarkEnd w:id="41"/>
     </w:p>
     <w:p/>
     <w:p>
@@ -8977,7 +8627,7 @@
       <w:pPr>
         <w:pStyle w:val="Heading1"/>
       </w:pPr>
-      <w:bookmarkStart w:id="75" w:name="_Toc227166620"/>
+      <w:bookmarkStart w:id="42" w:name="_Toc227166620"/>
       <w:r>
         <w:lastRenderedPageBreak/>
         <w:t>1</w:t>
@@ -8991,13 +8641,343 @@
       <w:r>
         <w:t>a</w:t>
       </w:r>
-      <w:bookmarkEnd w:id="75"/>
+      <w:bookmarkEnd w:id="42"/>
+    </w:p>
+    <w:p/>
+    <w:p>
+      <w:pPr>
+        <w:pStyle w:val="ListParagraph"/>
+        <w:numPr>
+          <w:ilvl w:val="0"/>
+          <w:numId w:val="7"/>
+        </w:numPr>
+      </w:pPr>
+      <w:r>
+        <w:t>Hans Theobald Beyer</w:t>
+      </w:r>
+      <w:r>
+        <w:t>,</w:t>
+      </w:r>
+      <w:r>
+        <w:t xml:space="preserve"> 2015</w:t>
+      </w:r>
+      <w:r>
+        <w:t>,</w:t>
+      </w:r>
+      <w:r>
+        <w:t xml:space="preserve"> </w:t>
+      </w:r>
+      <w:r>
+        <w:rPr>
+          <w:i/>
+          <w:iCs/>
+        </w:rPr>
+        <w:t xml:space="preserve">Implementation of a method for hydraulic erosion. </w:t>
+      </w:r>
+      <w:hyperlink r:id="rId46" w:history="1">
+        <w:r>
+          <w:rPr>
+            <w:rStyle w:val="Hyperlink"/>
+          </w:rPr>
+          <w:t>http://www.firespark.de/resources/downloads/implementation%20of%20a%20methode%20for%20hydraulic%20erosion.pdf</w:t>
+        </w:r>
+      </w:hyperlink>
+      <w:r>
+        <w:t xml:space="preserve"> (5. 3. 2026)</w:t>
+      </w:r>
+    </w:p>
+    <w:p>
+      <w:pPr>
+        <w:pStyle w:val="ListParagraph"/>
+        <w:numPr>
+          <w:ilvl w:val="0"/>
+          <w:numId w:val="7"/>
+        </w:numPr>
+      </w:pPr>
+      <w:hyperlink r:id="rId47" w:history="1">
+        <w:r>
+          <w:rPr>
+            <w:rStyle w:val="Hyperlink"/>
+          </w:rPr>
+          <w:t>https://gamedev.stackexchange.com/questions/116205/terracing-mountain-features</w:t>
+        </w:r>
+      </w:hyperlink>
+      <w:r>
+        <w:t xml:space="preserve"> (14. 2. 2026)</w:t>
+      </w:r>
+    </w:p>
+    <w:p>
+      <w:pPr>
+        <w:pStyle w:val="ListParagraph"/>
+        <w:numPr>
+          <w:ilvl w:val="0"/>
+          <w:numId w:val="7"/>
+        </w:numPr>
+      </w:pPr>
+      <w:hyperlink r:id="rId48" w:history="1">
+        <w:r>
+          <w:rPr>
+            <w:rStyle w:val="Hyperlink"/>
+          </w:rPr>
+          <w:t>https://stackoverflow.com/questions/4887530/struggling-with-vertex-and-index-buffers-in-direct3d</w:t>
+        </w:r>
+      </w:hyperlink>
+      <w:r>
+        <w:t xml:space="preserve"> (8. 4. 2026)</w:t>
+      </w:r>
+    </w:p>
+    <w:p>
+      <w:pPr>
+        <w:pStyle w:val="ListParagraph"/>
+        <w:numPr>
+          <w:ilvl w:val="0"/>
+          <w:numId w:val="7"/>
+        </w:numPr>
+      </w:pPr>
+      <w:r>
+        <w:t xml:space="preserve">Inigo Quilez, 2002, </w:t>
+      </w:r>
+      <w:r>
+        <w:rPr>
+          <w:i/>
+          <w:iCs/>
+        </w:rPr>
+        <w:t>Domain warping</w:t>
+      </w:r>
+      <w:r>
+        <w:rPr>
+          <w:i/>
+          <w:iCs/>
+        </w:rPr>
+        <w:t>.</w:t>
+      </w:r>
+      <w:r>
+        <w:t xml:space="preserve"> </w:t>
+      </w:r>
+      <w:hyperlink r:id="rId49" w:history="1">
+        <w:r>
+          <w:rPr>
+            <w:rStyle w:val="Hyperlink"/>
+          </w:rPr>
+          <w:t>https://iquilezles.org/articles/warp/</w:t>
+        </w:r>
+      </w:hyperlink>
+    </w:p>
+    <w:p>
+      <w:pPr>
+        <w:pStyle w:val="ListParagraph"/>
+        <w:numPr>
+          <w:ilvl w:val="0"/>
+          <w:numId w:val="7"/>
+        </w:numPr>
+      </w:pPr>
+      <w:r>
+        <w:t>Victor Karp</w:t>
+      </w:r>
+      <w:r>
+        <w:t>,</w:t>
+      </w:r>
+      <w:r>
+        <w:t xml:space="preserve"> 2025</w:t>
+      </w:r>
+      <w:r>
+        <w:t>,</w:t>
+      </w:r>
+      <w:r>
+        <w:t xml:space="preserve"> </w:t>
+      </w:r>
+      <w:r>
+        <w:rPr>
+          <w:i/>
+          <w:iCs/>
+        </w:rPr>
+        <w:t>Cheap Godot terrain shader</w:t>
+      </w:r>
+      <w:r>
+        <w:rPr>
+          <w:i/>
+          <w:iCs/>
+        </w:rPr>
+        <w:t>.</w:t>
+      </w:r>
+      <w:r>
+        <w:t xml:space="preserve"> </w:t>
+      </w:r>
+      <w:hyperlink r:id="rId50" w:history="1">
+        <w:r>
+          <w:rPr>
+            <w:rStyle w:val="Hyperlink"/>
+          </w:rPr>
+          <w:t>https://victorkarp.com/godot-terrain-shader/</w:t>
+        </w:r>
+      </w:hyperlink>
+    </w:p>
+    <w:p>
+      <w:pPr>
+        <w:pStyle w:val="ListParagraph"/>
+        <w:numPr>
+          <w:ilvl w:val="0"/>
+          <w:numId w:val="7"/>
+        </w:numPr>
+      </w:pPr>
+      <w:r>
+        <w:t xml:space="preserve">Weisstein, Eric W. </w:t>
+      </w:r>
+      <w:r>
+        <w:rPr>
+          <w:i/>
+          <w:iCs/>
+        </w:rPr>
+        <w:t>"Vertex."</w:t>
+      </w:r>
+      <w:r>
+        <w:t xml:space="preserve"> </w:t>
+      </w:r>
+      <w:r>
+        <w:t xml:space="preserve">iz </w:t>
+      </w:r>
+      <w:r>
+        <w:rPr>
+          <w:i/>
+          <w:iCs/>
+        </w:rPr>
+        <w:t>MathWorld</w:t>
+      </w:r>
+      <w:r>
+        <w:t xml:space="preserve"> - </w:t>
+      </w:r>
+      <w:r>
+        <w:t>A Wolfram Resource.</w:t>
+      </w:r>
+      <w:r>
+        <w:t xml:space="preserve"> </w:t>
+      </w:r>
+      <w:hyperlink r:id="rId51" w:history="1">
+        <w:r>
+          <w:rPr>
+            <w:rStyle w:val="Hyperlink"/>
+          </w:rPr>
+          <w:t>https://mathworld.wolfram.com/Vertex.html</w:t>
+        </w:r>
+      </w:hyperlink>
+      <w:r>
+        <w:t xml:space="preserve"> (8. 4. 2026)</w:t>
+      </w:r>
+    </w:p>
+    <w:p>
+      <w:pPr>
+        <w:pStyle w:val="ListParagraph"/>
+        <w:numPr>
+          <w:ilvl w:val="0"/>
+          <w:numId w:val="7"/>
+        </w:numPr>
+      </w:pPr>
+      <w:hyperlink r:id="rId52" w:history="1">
+        <w:r>
+          <w:rPr>
+            <w:rStyle w:val="Hyperlink"/>
+          </w:rPr>
+          <w:t>https://youtube.com/playlist?list=PLeCKjxofwyfhBJeIhPzo96y_nvLTZmJGy</w:t>
+        </w:r>
+      </w:hyperlink>
+      <w:r>
+        <w:t xml:space="preserve"> (1. 12. 2025)</w:t>
+      </w:r>
+    </w:p>
+    <w:p>
+      <w:pPr>
+        <w:pStyle w:val="ListParagraph"/>
+        <w:numPr>
+          <w:ilvl w:val="0"/>
+          <w:numId w:val="7"/>
+        </w:numPr>
+      </w:pPr>
+      <w:hyperlink r:id="rId53" w:history="1">
+        <w:r>
+          <w:rPr>
+            <w:rStyle w:val="Hyperlink"/>
+          </w:rPr>
+          <w:t>https://docs.godotengine.org/</w:t>
+        </w:r>
+      </w:hyperlink>
+      <w:r>
+        <w:t xml:space="preserve"> (1. 12. 2025)</w:t>
+      </w:r>
+    </w:p>
+    <w:p>
+      <w:pPr>
+        <w:pStyle w:val="ListParagraph"/>
+        <w:numPr>
+          <w:ilvl w:val="0"/>
+          <w:numId w:val="7"/>
+        </w:numPr>
+      </w:pPr>
+      <w:hyperlink r:id="rId54" w:history="1">
+        <w:r>
+          <w:rPr>
+            <w:rStyle w:val="Hyperlink"/>
+          </w:rPr>
+          <w:t>https://github.com/Auburn/FastNoiseLite</w:t>
+        </w:r>
+      </w:hyperlink>
+      <w:r>
+        <w:t xml:space="preserve"> (2. 12. 2025)</w:t>
+      </w:r>
+    </w:p>
+    <w:p>
+      <w:pPr>
+        <w:pStyle w:val="ListParagraph"/>
+        <w:numPr>
+          <w:ilvl w:val="0"/>
+          <w:numId w:val="7"/>
+        </w:numPr>
+      </w:pPr>
+      <w:hyperlink r:id="rId55" w:history="1">
+        <w:r>
+          <w:rPr>
+            <w:rStyle w:val="Hyperlink"/>
+          </w:rPr>
+          <w:t>https://www.redblobgames.com/maps/terrain-from-noise</w:t>
+        </w:r>
+      </w:hyperlink>
+      <w:r>
+        <w:t xml:space="preserve"> (2. 12.</w:t>
+      </w:r>
+      <w:r>
+        <w:t xml:space="preserve"> 202</w:t>
+      </w:r>
+      <w:r>
+        <w:t>5)</w:t>
+      </w:r>
+    </w:p>
+    <w:p>
+      <w:pPr>
+        <w:pStyle w:val="ListParagraph"/>
+        <w:numPr>
+          <w:ilvl w:val="0"/>
+          <w:numId w:val="7"/>
+        </w:numPr>
+      </w:pPr>
+      <w:hyperlink r:id="rId56" w:history="1">
+        <w:r>
+          <w:rPr>
+            <w:rStyle w:val="Hyperlink"/>
+          </w:rPr>
+          <w:t>https://github.com/SebLague/Hydraulic-Erosion</w:t>
+        </w:r>
+      </w:hyperlink>
+      <w:r>
+        <w:t xml:space="preserve"> (5. 3. 2026)</w:t>
+      </w:r>
+    </w:p>
+    <w:p>
+      <w:pPr>
+        <w:pStyle w:val="ListParagraph"/>
+      </w:pPr>
     </w:p>
     <w:p/>
     <w:p/>
     <w:p/>
-    <w:p/>
-    <w:p/>
     <w:p>
       <w:pPr>
         <w:pStyle w:val="Heading1"/>
@@ -9017,12 +8997,12 @@
         <w:pStyle w:val="Heading1"/>
         <w:jc w:val="center"/>
       </w:pPr>
-      <w:bookmarkStart w:id="76" w:name="_Toc227166621"/>
+      <w:bookmarkStart w:id="43" w:name="_Toc227166621"/>
       <w:r>
         <w:lastRenderedPageBreak/>
         <w:t>IZJAVA O AVTORSTVU</w:t>
       </w:r>
-      <w:bookmarkEnd w:id="76"/>
+      <w:bookmarkEnd w:id="43"/>
     </w:p>
     <w:p/>
     <w:p>
@@ -9046,7 +9026,13 @@
     <w:p/>
     <w:p>
       <w:r>
-        <w:t>Ljubljana, 13. 4. 2026</w:t>
+        <w:t>Ljubljana, 1</w:t>
+      </w:r>
+      <w:r>
+        <w:t>6</w:t>
+      </w:r>
+      <w:r>
+        <w:t>. 4. 2026</w:t>
       </w:r>
       <w:r>
         <w:t>          </w:t>
@@ -9056,10 +9042,10 @@
       </w:r>
     </w:p>
     <w:sectPr>
-      <w:headerReference w:type="default" r:id="rId50"/>
-      <w:footerReference w:type="default" r:id="rId51"/>
-      <w:headerReference w:type="first" r:id="rId52"/>
-      <w:footerReference w:type="first" r:id="rId53"/>
+      <w:headerReference w:type="default" r:id="rId57"/>
+      <w:footerReference w:type="default" r:id="rId58"/>
+      <w:headerReference w:type="first" r:id="rId59"/>
+      <w:footerReference w:type="first" r:id="rId60"/>
       <w:pgSz w:w="12240" w:h="15840"/>
       <w:pgMar w:top="1440" w:right="1440" w:bottom="1440" w:left="1440" w:header="720" w:footer="720" w:gutter="0"/>
       <w:cols w:space="720"/>
@@ -9068,625 +9054,6 @@
     </w:sectPr>
   </w:body>
 </w:document>
-</file>
-
-<file path=word/comments.xml><?xml version="1.0" encoding="utf-8"?>
-<w:comments xmlns:wpc="http://schemas.microsoft.com/office/word/2010/wordprocessingCanvas" xmlns:cx="http://schemas.microsoft.com/office/drawing/2014/chartex" xmlns:cx1="http://schemas.microsoft.com/office/drawing/2015/9/8/chartex" xmlns:cx2="http://schemas.microsoft.com/office/drawing/2015/10/21/chartex" xmlns:cx3="http://schemas.microsoft.com/office/drawing/2016/5/9/chartex" xmlns:cx4="http://schemas.microsoft.com/office/drawing/2016/5/10/chartex" xmlns:cx5="http://schemas.microsoft.com/office/drawing/2016/5/11/chartex" xmlns:cx6="http://schemas.microsoft.com/office/drawing/2016/5/12/chartex" xmlns:cx7="http://schemas.microsoft.com/office/drawing/2016/5/13/chartex" xmlns:cx8="http://schemas.microsoft.com/office/drawing/2016/5/14/chartex" xmlns:mc="http://schemas.openxmlformats.org/markup-compatibility/2006" xmlns:aink="http://schemas.microsoft.com/office/drawing/2016/ink" xmlns:am3d="http://schemas.microsoft.com/office/drawing/2017/model3d" xmlns:o="urn:schemas-microsoft-com:office:office" xmlns:oel="http://schemas.microsoft.com/office/2019/extlst" xmlns:r="http://schemas.openxmlformats.org/officeDocument/2006/relationships" xmlns:m="http://schemas.openxmlformats.org/officeDocument/2006/math" xmlns:v="urn:schemas-microsoft-com:vml" xmlns:wp14="http://schemas.microsoft.com/office/word/2010/wordprocessingDrawing" xmlns:wp="http://schemas.openxmlformats.org/drawingml/2006/wordprocessingDrawing" xmlns:w10="urn:schemas-microsoft-com:office:word" xmlns:w="http://schemas.openxmlformats.org/wordprocessingml/2006/main" xmlns:w14="http://schemas.microsoft.com/office/word/2010/wordml" xmlns:w15="http://schemas.microsoft.com/office/word/2012/wordml" xmlns:w16cex="http://schemas.microsoft.com/office/word/2018/wordml/cex" xmlns:w16cid="http://schemas.microsoft.com/office/word/2016/wordml/cid" xmlns:w16="http://schemas.microsoft.com/office/word/2018/wordml" xmlns:w16du="http://schemas.microsoft.com/office/word/2023/wordml/word16du" xmlns:w16sdtdh="http://schemas.microsoft.com/office/word/2020/wordml/sdtdatahash" xmlns:w16sdtfl="http://schemas.microsoft.com/office/word/2024/wordml/sdtformatlock" xmlns:w16se="http://schemas.microsoft.com/office/word/2015/wordml/symex" xmlns:wpg="http://schemas.microsoft.com/office/word/2010/wordprocessingGroup" xmlns:wpi="http://schemas.microsoft.com/office/word/2010/wordprocessingInk" xmlns:wne="http://schemas.microsoft.com/office/word/2006/wordml" xmlns:wps="http://schemas.microsoft.com/office/word/2010/wordprocessingShape" mc:Ignorable="w14 w15 w16se w16cid w16 w16cex w16sdtdh w16sdtfl w16du wp14">
-  <w:comment w:id="17" w:author="David Zindović" w:date="2026-04-14T08:52:00Z" w:initials="DZ">
-    <w:p>
-      <w:pPr>
-        <w:jc w:val="left"/>
-      </w:pPr>
-      <w:r>
-        <w:rPr>
-          <w:rStyle w:val="CommentReference"/>
-        </w:rPr>
-        <w:annotationRef/>
-      </w:r>
-      <w:r>
-        <w:rPr>
-          <w:sz w:val="20"/>
-          <w:szCs w:val="20"/>
-        </w:rPr>
-        <w:t>temu lahko nameniš eno podpoglavje nekje, čisto na kratko</w:t>
-      </w:r>
-    </w:p>
-  </w:comment>
-  <w:comment w:id="18" w:author="Nik Pavlović Semen (R4D)" w:date="2026-04-14T16:39:00Z" w:initials="NP">
-    <w:p>
-      <w:pPr>
-        <w:pStyle w:val="CommentText"/>
-        <w:jc w:val="left"/>
-      </w:pPr>
-      <w:r>
-        <w:rPr>
-          <w:rStyle w:val="CommentReference"/>
-        </w:rPr>
-        <w:annotationRef/>
-      </w:r>
-      <w:r>
-        <w:rPr>
-          <w:color w:val="000000"/>
-          <w:lang w:val="sl-SI"/>
-        </w:rPr>
-        <w:t>8. 1. Osnovna elevacija</w:t>
-      </w:r>
-    </w:p>
-  </w:comment>
-  <w:comment w:id="19" w:author="David Zindović" w:date="2026-04-14T08:53:00Z" w:initials="DZ">
-    <w:p>
-      <w:pPr>
-        <w:jc w:val="left"/>
-      </w:pPr>
-      <w:r>
-        <w:rPr>
-          <w:rStyle w:val="CommentReference"/>
-        </w:rPr>
-        <w:annotationRef/>
-      </w:r>
-      <w:r>
-        <w:rPr>
-          <w:sz w:val="20"/>
-          <w:szCs w:val="20"/>
-        </w:rPr>
-        <w:t>definiraj</w:t>
-      </w:r>
-    </w:p>
-  </w:comment>
-  <w:comment w:id="24" w:author="David Zindović" w:date="2026-04-14T08:56:00Z" w:initials="DZ">
-    <w:p>
-      <w:pPr>
-        <w:jc w:val="left"/>
-      </w:pPr>
-      <w:r>
-        <w:rPr>
-          <w:rStyle w:val="CommentReference"/>
-        </w:rPr>
-        <w:annotationRef/>
-      </w:r>
-      <w:r>
-        <w:rPr>
-          <w:sz w:val="20"/>
-          <w:szCs w:val="20"/>
-        </w:rPr>
-        <w:t>če je to "ime razreda" (na nivoju spremeljivke) predlagam italic pisavo, da se ve da je ime nečesa</w:t>
-      </w:r>
-    </w:p>
-  </w:comment>
-  <w:comment w:id="26" w:author="David Zindović" w:date="2026-04-14T08:57:00Z" w:initials="DZ">
-    <w:p>
-      <w:pPr>
-        <w:jc w:val="left"/>
-      </w:pPr>
-      <w:r>
-        <w:rPr>
-          <w:rStyle w:val="CommentReference"/>
-        </w:rPr>
-        <w:annotationRef/>
-      </w:r>
-      <w:r>
-        <w:rPr>
-          <w:sz w:val="20"/>
-          <w:szCs w:val="20"/>
-        </w:rPr>
-        <w:t>mogoče raje "v množini vertices", sicer na hitro nekdo razume da je vertex množina od vertices</w:t>
-      </w:r>
-    </w:p>
-  </w:comment>
-  <w:comment w:id="27" w:author="David Zindović" w:date="2026-04-14T09:00:00Z" w:initials="DZ">
-    <w:p>
-      <w:pPr>
-        <w:jc w:val="left"/>
-      </w:pPr>
-      <w:r>
-        <w:rPr>
-          <w:rStyle w:val="CommentReference"/>
-        </w:rPr>
-        <w:annotationRef/>
-      </w:r>
-      <w:r>
-        <w:rPr>
-          <w:sz w:val="20"/>
-          <w:szCs w:val="20"/>
-        </w:rPr>
-        <w:t>mogoče je omembrevredno, da morajo skupaj tvoriti sklenjeno ploskev</w:t>
-      </w:r>
-    </w:p>
-  </w:comment>
-  <w:comment w:id="30" w:author="David Zindović" w:date="2026-04-14T09:04:00Z" w:initials="DZ">
-    <w:p>
-      <w:pPr>
-        <w:jc w:val="left"/>
-      </w:pPr>
-      <w:r>
-        <w:rPr>
-          <w:rStyle w:val="CommentReference"/>
-        </w:rPr>
-        <w:annotationRef/>
-      </w:r>
-      <w:r>
-        <w:rPr>
-          <w:sz w:val="20"/>
-          <w:szCs w:val="20"/>
-        </w:rPr>
-        <w:t>je tole primeren slovenski izraz?</w:t>
-      </w:r>
-    </w:p>
-  </w:comment>
-  <w:comment w:id="29" w:author="David Zindović" w:date="2026-04-14T09:04:00Z" w:initials="DZ">
-    <w:p>
-      <w:pPr>
-        <w:jc w:val="left"/>
-      </w:pPr>
-      <w:r>
-        <w:rPr>
-          <w:rStyle w:val="CommentReference"/>
-        </w:rPr>
-        <w:annotationRef/>
-      </w:r>
-      <w:r>
-        <w:rPr>
-          <w:sz w:val="20"/>
-          <w:szCs w:val="20"/>
-        </w:rPr>
-        <w:t>zaradi prehoda iz "matematike na programiranje" predlagam ločeno podpoglavje</w:t>
-      </w:r>
-    </w:p>
-  </w:comment>
-  <w:comment w:id="33" w:author="David Zindović" w:date="2026-04-14T10:44:00Z" w:initials="DZ">
-    <w:p>
-      <w:pPr>
-        <w:jc w:val="left"/>
-      </w:pPr>
-      <w:r>
-        <w:rPr>
-          <w:rStyle w:val="CommentReference"/>
-        </w:rPr>
-        <w:annotationRef/>
-      </w:r>
-      <w:r>
-        <w:rPr>
-          <w:sz w:val="20"/>
-          <w:szCs w:val="20"/>
-        </w:rPr>
-        <w:t>imena funkcij, spremenljivk ipd. napiši v italic (ležeče)</w:t>
-      </w:r>
-    </w:p>
-  </w:comment>
-  <w:comment w:id="34" w:author="David Zindović" w:date="2026-04-14T10:44:00Z" w:initials="DZ">
-    <w:p>
-      <w:pPr>
-        <w:jc w:val="left"/>
-      </w:pPr>
-      <w:r>
-        <w:rPr>
-          <w:rStyle w:val="CommentReference"/>
-        </w:rPr>
-        <w:annotationRef/>
-      </w:r>
-      <w:r>
-        <w:rPr>
-          <w:sz w:val="20"/>
-          <w:szCs w:val="20"/>
-        </w:rPr>
-        <w:t>spremeni izraz :)</w:t>
-      </w:r>
-    </w:p>
-  </w:comment>
-  <w:comment w:id="39" w:author="David Zindović" w:date="2026-04-14T10:53:00Z" w:initials="DZ">
-    <w:p>
-      <w:pPr>
-        <w:jc w:val="left"/>
-      </w:pPr>
-      <w:r>
-        <w:rPr>
-          <w:rStyle w:val="CommentReference"/>
-        </w:rPr>
-        <w:annotationRef/>
-      </w:r>
-      <w:r>
-        <w:rPr>
-          <w:sz w:val="20"/>
-          <w:szCs w:val="20"/>
-        </w:rPr>
-        <w:t>obveščanje ali obešanje?</w:t>
-      </w:r>
-    </w:p>
-  </w:comment>
-  <w:comment w:id="40" w:author="David Zindović" w:date="2026-04-14T10:54:00Z" w:initials="DZ">
-    <w:p>
-      <w:pPr>
-        <w:jc w:val="left"/>
-      </w:pPr>
-      <w:r>
-        <w:rPr>
-          <w:rStyle w:val="CommentReference"/>
-        </w:rPr>
-        <w:annotationRef/>
-      </w:r>
-      <w:r>
-        <w:rPr>
-          <w:sz w:val="20"/>
-          <w:szCs w:val="20"/>
-        </w:rPr>
-        <w:t>na vrh?</w:t>
-      </w:r>
-    </w:p>
-  </w:comment>
-  <w:comment w:id="42" w:author="David Zindović" w:date="2026-04-14T10:57:00Z" w:initials="DZ">
-    <w:p>
-      <w:pPr>
-        <w:jc w:val="left"/>
-      </w:pPr>
-      <w:r>
-        <w:rPr>
-          <w:rStyle w:val="CommentReference"/>
-        </w:rPr>
-        <w:annotationRef/>
-      </w:r>
-      <w:r>
-        <w:rPr>
-          <w:sz w:val="20"/>
-          <w:szCs w:val="20"/>
-        </w:rPr>
-        <w:t>v primeru da obstaja?</w:t>
-      </w:r>
-    </w:p>
-  </w:comment>
-  <w:comment w:id="43" w:author="David Zindović" w:date="2026-04-14T10:58:00Z" w:initials="DZ">
-    <w:p>
-      <w:pPr>
-        <w:jc w:val="left"/>
-      </w:pPr>
-      <w:r>
-        <w:rPr>
-          <w:rStyle w:val="CommentReference"/>
-        </w:rPr>
-        <w:annotationRef/>
-      </w:r>
-      <w:r>
-        <w:rPr>
-          <w:sz w:val="20"/>
-          <w:szCs w:val="20"/>
-        </w:rPr>
-        <w:t>poskusu?</w:t>
-      </w:r>
-    </w:p>
-  </w:comment>
-  <w:comment w:id="44" w:author="Nik Pavlović Semen (R4D)" w:date="2026-04-14T17:09:00Z" w:initials="NP">
-    <w:p>
-      <w:pPr>
-        <w:pStyle w:val="CommentText"/>
-        <w:jc w:val="left"/>
-      </w:pPr>
-      <w:r>
-        <w:rPr>
-          <w:rStyle w:val="CommentReference"/>
-        </w:rPr>
-        <w:annotationRef/>
-      </w:r>
-      <w:r>
-        <w:rPr>
-          <w:lang w:val="sl-SI"/>
-        </w:rPr>
-        <w:t>Na moje presenečenje SSKJ pravi da je poizkus ok ampak spreminjam da bom sure</w:t>
-      </w:r>
-    </w:p>
-  </w:comment>
-  <w:comment w:id="45" w:author="David Zindović" w:date="2026-04-14T10:59:00Z" w:initials="DZ">
-    <w:p>
-      <w:pPr>
-        <w:jc w:val="left"/>
-      </w:pPr>
-      <w:r>
-        <w:rPr>
-          <w:rStyle w:val="CommentReference"/>
-        </w:rPr>
-        <w:annotationRef/>
-      </w:r>
-      <w:r>
-        <w:rPr>
-          <w:sz w:val="20"/>
-          <w:szCs w:val="20"/>
-        </w:rPr>
-        <w:t>upravljalni?</w:t>
-      </w:r>
-    </w:p>
-  </w:comment>
-  <w:comment w:id="46" w:author="Nik Pavlović Semen (R4D)" w:date="2026-04-14T17:10:00Z" w:initials="NP">
-    <w:p>
-      <w:pPr>
-        <w:pStyle w:val="CommentText"/>
-        <w:jc w:val="left"/>
-      </w:pPr>
-      <w:r>
-        <w:rPr>
-          <w:rStyle w:val="CommentReference"/>
-        </w:rPr>
-        <w:annotationRef/>
-      </w:r>
-      <w:r>
-        <w:rPr>
-          <w:lang w:val="sl-SI"/>
-        </w:rPr>
-        <w:t>To je definitino boljši izraz</w:t>
-      </w:r>
-    </w:p>
-  </w:comment>
-  <w:comment w:id="47" w:author="David Zindović" w:date="2026-04-14T11:09:00Z" w:initials="DZ">
-    <w:p>
-      <w:pPr>
-        <w:jc w:val="left"/>
-      </w:pPr>
-      <w:r>
-        <w:rPr>
-          <w:rStyle w:val="CommentReference"/>
-        </w:rPr>
-        <w:annotationRef/>
-      </w:r>
-      <w:r>
-        <w:rPr>
-          <w:sz w:val="20"/>
-          <w:szCs w:val="20"/>
-        </w:rPr>
-        <w:t>mogoče poudari " nato briše povezavo" , da bo lažje berljivo</w:t>
-      </w:r>
-    </w:p>
-  </w:comment>
-  <w:comment w:id="49" w:author="David Zindović" w:date="2026-04-14T11:21:00Z" w:initials="DZ">
-    <w:p>
-      <w:pPr>
-        <w:jc w:val="left"/>
-      </w:pPr>
-      <w:r>
-        <w:rPr>
-          <w:rStyle w:val="CommentReference"/>
-        </w:rPr>
-        <w:annotationRef/>
-      </w:r>
-      <w:r>
-        <w:rPr>
-          <w:sz w:val="20"/>
-          <w:szCs w:val="20"/>
-        </w:rPr>
-        <w:t>je ta izraz ok?</w:t>
-      </w:r>
-    </w:p>
-  </w:comment>
-  <w:comment w:id="51" w:author="David Zindović" w:date="2026-04-14T11:35:00Z" w:initials="DZ">
-    <w:p>
-      <w:pPr>
-        <w:jc w:val="left"/>
-      </w:pPr>
-      <w:r>
-        <w:rPr>
-          <w:rStyle w:val="CommentReference"/>
-        </w:rPr>
-        <w:annotationRef/>
-      </w:r>
-      <w:r>
-        <w:rPr>
-          <w:sz w:val="20"/>
-          <w:szCs w:val="20"/>
-        </w:rPr>
-        <w:t>sklicuj se z imenom datoteke ali pa številko slike</w:t>
-      </w:r>
-    </w:p>
-  </w:comment>
-  <w:comment w:id="52" w:author="David Zindović" w:date="2026-04-14T11:37:00Z" w:initials="DZ">
-    <w:p>
-      <w:pPr>
-        <w:jc w:val="left"/>
-      </w:pPr>
-      <w:r>
-        <w:rPr>
-          <w:rStyle w:val="CommentReference"/>
-        </w:rPr>
-        <w:annotationRef/>
-      </w:r>
-      <w:r>
-        <w:rPr>
-          <w:sz w:val="20"/>
-          <w:szCs w:val="20"/>
-        </w:rPr>
-        <w:t>lahko podaš tudi ime funkcije</w:t>
-      </w:r>
-    </w:p>
-  </w:comment>
-  <w:comment w:id="54" w:author="David Zindović" w:date="2026-04-14T11:39:00Z" w:initials="DZ">
-    <w:p>
-      <w:pPr>
-        <w:jc w:val="left"/>
-      </w:pPr>
-      <w:r>
-        <w:rPr>
-          <w:rStyle w:val="CommentReference"/>
-        </w:rPr>
-        <w:annotationRef/>
-      </w:r>
-      <w:r>
-        <w:rPr>
-          <w:sz w:val="20"/>
-          <w:szCs w:val="20"/>
-        </w:rPr>
-        <w:t>med poglavjem in podpoglavjem naj bo 2-3 povedi teksta</w:t>
-      </w:r>
-    </w:p>
-  </w:comment>
-  <w:comment w:id="62" w:author="David Zindović" w:date="2026-04-14T11:43:00Z" w:initials="DZ">
-    <w:p>
-      <w:pPr>
-        <w:jc w:val="left"/>
-      </w:pPr>
-      <w:r>
-        <w:rPr>
-          <w:rStyle w:val="CommentReference"/>
-        </w:rPr>
-        <w:annotationRef/>
-      </w:r>
-      <w:r>
-        <w:rPr>
-          <w:sz w:val="20"/>
-          <w:szCs w:val="20"/>
-        </w:rPr>
-        <w:t>distorzija</w:t>
-      </w:r>
-    </w:p>
-  </w:comment>
-  <w:comment w:id="65" w:author="David Zindović" w:date="2026-04-14T11:45:00Z" w:initials="DZ">
-    <w:p>
-      <w:pPr>
-        <w:jc w:val="left"/>
-      </w:pPr>
-      <w:r>
-        <w:rPr>
-          <w:rStyle w:val="CommentReference"/>
-        </w:rPr>
-        <w:annotationRef/>
-      </w:r>
-      <w:r>
-        <w:rPr>
-          <w:sz w:val="20"/>
-          <w:szCs w:val="20"/>
-        </w:rPr>
-        <w:t>distorzija</w:t>
-      </w:r>
-    </w:p>
-  </w:comment>
-  <w:comment w:id="66" w:author="David Zindović" w:date="2026-04-14T11:45:00Z" w:initials="DZ">
-    <w:p>
-      <w:pPr>
-        <w:jc w:val="left"/>
-      </w:pPr>
-      <w:r>
-        <w:rPr>
-          <w:rStyle w:val="CommentReference"/>
-        </w:rPr>
-        <w:annotationRef/>
-      </w:r>
-      <w:r>
-        <w:rPr>
-          <w:sz w:val="20"/>
-          <w:szCs w:val="20"/>
-        </w:rPr>
-        <w:t>popravi še drugje</w:t>
-      </w:r>
-    </w:p>
-  </w:comment>
-  <w:comment w:id="68" w:author="David Zindović" w:date="2026-04-14T11:45:00Z" w:initials="DZ">
-    <w:p>
-      <w:pPr>
-        <w:jc w:val="left"/>
-      </w:pPr>
-      <w:r>
-        <w:rPr>
-          <w:rStyle w:val="CommentReference"/>
-        </w:rPr>
-        <w:annotationRef/>
-      </w:r>
-      <w:r>
-        <w:rPr>
-          <w:sz w:val="20"/>
-          <w:szCs w:val="20"/>
-        </w:rPr>
-        <w:t>z besedo</w:t>
-      </w:r>
-    </w:p>
-  </w:comment>
-</w:comments>
-</file>
-
-<file path=word/commentsExtended.xml><?xml version="1.0" encoding="utf-8"?>
-<w15:commentsEx xmlns:wpc="http://schemas.microsoft.com/office/word/2010/wordprocessingCanvas" xmlns:cx="http://schemas.microsoft.com/office/drawing/2014/chartex" xmlns:cx1="http://schemas.microsoft.com/office/drawing/2015/9/8/chartex" xmlns:cx2="http://schemas.microsoft.com/office/drawing/2015/10/21/chartex" xmlns:cx3="http://schemas.microsoft.com/office/drawing/2016/5/9/chartex" xmlns:cx4="http://schemas.microsoft.com/office/drawing/2016/5/10/chartex" xmlns:cx5="http://schemas.microsoft.com/office/drawing/2016/5/11/chartex" xmlns:cx6="http://schemas.microsoft.com/office/drawing/2016/5/12/chartex" xmlns:cx7="http://schemas.microsoft.com/office/drawing/2016/5/13/chartex" xmlns:cx8="http://schemas.microsoft.com/office/drawing/2016/5/14/chartex" xmlns:mc="http://schemas.openxmlformats.org/markup-compatibility/2006" xmlns:aink="http://schemas.microsoft.com/office/drawing/2016/ink" xmlns:am3d="http://schemas.microsoft.com/office/drawing/2017/model3d" xmlns:o="urn:schemas-microsoft-com:office:office" xmlns:oel="http://schemas.microsoft.com/office/2019/extlst" xmlns:r="http://schemas.openxmlformats.org/officeDocument/2006/relationships" xmlns:m="http://schemas.openxmlformats.org/officeDocument/2006/math" xmlns:v="urn:schemas-microsoft-com:vml" xmlns:wp14="http://schemas.microsoft.com/office/word/2010/wordprocessingDrawing" xmlns:wp="http://schemas.openxmlformats.org/drawingml/2006/wordprocessingDrawing" xmlns:w10="urn:schemas-microsoft-com:office:word" xmlns:w="http://schemas.openxmlformats.org/wordprocessingml/2006/main" xmlns:w14="http://schemas.microsoft.com/office/word/2010/wordml" xmlns:w15="http://schemas.microsoft.com/office/word/2012/wordml" xmlns:w16cex="http://schemas.microsoft.com/office/word/2018/wordml/cex" xmlns:w16cid="http://schemas.microsoft.com/office/word/2016/wordml/cid" xmlns:w16="http://schemas.microsoft.com/office/word/2018/wordml" xmlns:w16du="http://schemas.microsoft.com/office/word/2023/wordml/word16du" xmlns:w16sdtdh="http://schemas.microsoft.com/office/word/2020/wordml/sdtdatahash" xmlns:w16sdtfl="http://schemas.microsoft.com/office/word/2024/wordml/sdtformatlock" xmlns:w16se="http://schemas.microsoft.com/office/word/2015/wordml/symex" xmlns:wpg="http://schemas.microsoft.com/office/word/2010/wordprocessingGroup" xmlns:wpi="http://schemas.microsoft.com/office/word/2010/wordprocessingInk" xmlns:wne="http://schemas.microsoft.com/office/word/2006/wordml" xmlns:wps="http://schemas.microsoft.com/office/word/2010/wordprocessingShape" mc:Ignorable="w14 w15 w16se w16cid w16 w16cex w16sdtdh w16sdtfl w16du wp14">
-  <w15:commentEx w15:paraId="18A64C0D" w15:done="1"/>
-  <w15:commentEx w15:paraId="1A46CFC9" w15:paraIdParent="18A64C0D" w15:done="1"/>
-  <w15:commentEx w15:paraId="2BD552A3" w15:done="1"/>
-  <w15:commentEx w15:paraId="48A74BC3" w15:done="1"/>
-  <w15:commentEx w15:paraId="7102C6EA" w15:done="1"/>
-  <w15:commentEx w15:paraId="117A4915" w15:done="1"/>
-  <w15:commentEx w15:paraId="2A22C128" w15:done="1"/>
-  <w15:commentEx w15:paraId="697089C5" w15:done="1"/>
-  <w15:commentEx w15:paraId="32558C61" w15:done="1"/>
-  <w15:commentEx w15:paraId="0A801ACD" w15:done="1"/>
-  <w15:commentEx w15:paraId="2D352E3E" w15:done="1"/>
-  <w15:commentEx w15:paraId="62BF039C" w15:done="1"/>
-  <w15:commentEx w15:paraId="4943DB76" w15:done="1"/>
-  <w15:commentEx w15:paraId="0048ED7B" w15:done="1"/>
-  <w15:commentEx w15:paraId="256646E3" w15:paraIdParent="0048ED7B" w15:done="1"/>
-  <w15:commentEx w15:paraId="6A72B010" w15:done="1"/>
-  <w15:commentEx w15:paraId="1F77B051" w15:paraIdParent="6A72B010" w15:done="1"/>
-  <w15:commentEx w15:paraId="58589269" w15:done="1"/>
-  <w15:commentEx w15:paraId="04E7381C" w15:done="1"/>
-  <w15:commentEx w15:paraId="33498BC2" w15:done="1"/>
-  <w15:commentEx w15:paraId="45802DDA" w15:done="1"/>
-  <w15:commentEx w15:paraId="3DBD61EC" w15:done="1"/>
-  <w15:commentEx w15:paraId="27D6DDD3" w15:done="1"/>
-  <w15:commentEx w15:paraId="2F873EDD" w15:done="1"/>
-  <w15:commentEx w15:paraId="29995C61" w15:paraIdParent="2F873EDD" w15:done="1"/>
-  <w15:commentEx w15:paraId="33048E84" w15:done="1"/>
-</w15:commentsEx>
-</file>
-
-<file path=word/commentsExtensible.xml><?xml version="1.0" encoding="utf-8"?>
-<w16cex:commentsExtensible xmlns:wpc="http://schemas.microsoft.com/office/word/2010/wordprocessingCanvas" xmlns:cx="http://schemas.microsoft.com/office/drawing/2014/chartex" xmlns:cx1="http://schemas.microsoft.com/office/drawing/2015/9/8/chartex" xmlns:cx2="http://schemas.microsoft.com/office/drawing/2015/10/21/chartex" xmlns:cx3="http://schemas.microsoft.com/office/drawing/2016/5/9/chartex" xmlns:cx4="http://schemas.microsoft.com/office/drawing/2016/5/10/chartex" xmlns:cx5="http://schemas.microsoft.com/office/drawing/2016/5/11/chartex" xmlns:cx6="http://schemas.microsoft.com/office/drawing/2016/5/12/chartex" xmlns:cx7="http://schemas.microsoft.com/office/drawing/2016/5/13/chartex" xmlns:cx8="http://schemas.microsoft.com/office/drawing/2016/5/14/chartex" xmlns:cr="http://schemas.microsoft.com/office/comments/2020/reactions" xmlns:mc="http://schemas.openxmlformats.org/markup-compatibility/2006" xmlns:aink="http://schemas.microsoft.com/office/drawing/2016/ink" xmlns:am3d="http://schemas.microsoft.com/office/drawing/2017/model3d" xmlns:o="urn:schemas-microsoft-com:office:office" xmlns:oel="http://schemas.microsoft.com/office/2019/extlst" xmlns:r="http://schemas.openxmlformats.org/officeDocument/2006/relationships" xmlns:m="http://schemas.openxmlformats.org/officeDocument/2006/math" xmlns:v="urn:schemas-microsoft-com:vml" xmlns:wp14="http://schemas.microsoft.com/office/word/2010/wordprocessingDrawing" xmlns:wp="http://schemas.openxmlformats.org/drawingml/2006/wordprocessingDrawing" xmlns:w10="urn:schemas-microsoft-com:office:word" xmlns:w="http://schemas.openxmlformats.org/wordprocessingml/2006/main" xmlns:w14="http://schemas.microsoft.com/office/word/2010/wordml" xmlns:w15="http://schemas.microsoft.com/office/word/2012/wordml" xmlns:w16cex="http://schemas.microsoft.com/office/word/2018/wordml/cex" xmlns:w16cid="http://schemas.microsoft.com/office/word/2016/wordml/cid" xmlns:w16="http://schemas.microsoft.com/office/word/2018/wordml" xmlns:w16du="http://schemas.microsoft.com/office/word/2023/wordml/word16du" xmlns:w16sdtdh="http://schemas.microsoft.com/office/word/2020/wordml/sdtdatahash" xmlns:w16sdtfl="http://schemas.microsoft.com/office/word/2024/wordml/sdtformatlock" xmlns:w16se="http://schemas.microsoft.com/office/word/2015/wordml/symex" xmlns:wpg="http://schemas.microsoft.com/office/word/2010/wordprocessingGroup" xmlns:wpi="http://schemas.microsoft.com/office/word/2010/wordprocessingInk" xmlns:wne="http://schemas.microsoft.com/office/word/2006/wordml" xmlns:wps="http://schemas.microsoft.com/office/word/2010/wordprocessingShape" mc:Ignorable="w14 w15 w16se w16cid w16 w16cex w16sdtdh w16sdtfl cr w16du wp14">
-  <w16cex:commentExtensible w16cex:durableId="18C7F46A" w16cex:dateUtc="2026-04-14T06:52:00Z"/>
-  <w16cex:commentExtensible w16cex:durableId="6D830210" w16cex:dateUtc="2026-04-14T14:39:00Z"/>
-  <w16cex:commentExtensible w16cex:durableId="667CC81A" w16cex:dateUtc="2026-04-14T06:53:00Z"/>
-  <w16cex:commentExtensible w16cex:durableId="2E960B45" w16cex:dateUtc="2026-04-14T06:56:00Z"/>
-  <w16cex:commentExtensible w16cex:durableId="4EF0A679" w16cex:dateUtc="2026-04-14T06:57:00Z"/>
-  <w16cex:commentExtensible w16cex:durableId="4F03E73F" w16cex:dateUtc="2026-04-14T07:00:00Z"/>
-  <w16cex:commentExtensible w16cex:durableId="0920E3A7" w16cex:dateUtc="2026-04-14T07:04:00Z"/>
-  <w16cex:commentExtensible w16cex:durableId="73909101" w16cex:dateUtc="2026-04-14T07:04:00Z"/>
-  <w16cex:commentExtensible w16cex:durableId="40DE599A" w16cex:dateUtc="2026-04-14T08:44:00Z"/>
-  <w16cex:commentExtensible w16cex:durableId="1C125CE8" w16cex:dateUtc="2026-04-14T08:44:00Z"/>
-  <w16cex:commentExtensible w16cex:durableId="594F2A09" w16cex:dateUtc="2026-04-14T08:53:00Z"/>
-  <w16cex:commentExtensible w16cex:durableId="706048F7" w16cex:dateUtc="2026-04-14T08:54:00Z"/>
-  <w16cex:commentExtensible w16cex:durableId="2265F668" w16cex:dateUtc="2026-04-14T08:57:00Z"/>
-  <w16cex:commentExtensible w16cex:durableId="4D60A026" w16cex:dateUtc="2026-04-14T08:58:00Z"/>
-  <w16cex:commentExtensible w16cex:durableId="20E1F466" w16cex:dateUtc="2026-04-14T15:09:00Z"/>
-  <w16cex:commentExtensible w16cex:durableId="4B0CBD41" w16cex:dateUtc="2026-04-14T08:59:00Z"/>
-  <w16cex:commentExtensible w16cex:durableId="502B5844" w16cex:dateUtc="2026-04-14T15:10:00Z"/>
-  <w16cex:commentExtensible w16cex:durableId="19A07ADF" w16cex:dateUtc="2026-04-14T09:09:00Z"/>
-  <w16cex:commentExtensible w16cex:durableId="57238F37" w16cex:dateUtc="2026-04-14T09:21:00Z"/>
-  <w16cex:commentExtensible w16cex:durableId="05E338AE" w16cex:dateUtc="2026-04-14T09:35:00Z"/>
-  <w16cex:commentExtensible w16cex:durableId="096E5CA8" w16cex:dateUtc="2026-04-14T09:37:00Z"/>
-  <w16cex:commentExtensible w16cex:durableId="30F74452" w16cex:dateUtc="2026-04-14T09:39:00Z"/>
-  <w16cex:commentExtensible w16cex:durableId="0E4CB2C5" w16cex:dateUtc="2026-04-14T09:43:00Z"/>
-  <w16cex:commentExtensible w16cex:durableId="09724AC2" w16cex:dateUtc="2026-04-14T09:45:00Z"/>
-  <w16cex:commentExtensible w16cex:durableId="64A927F4" w16cex:dateUtc="2026-04-14T09:45:00Z"/>
-  <w16cex:commentExtensible w16cex:durableId="08759DE7" w16cex:dateUtc="2026-04-14T09:45:00Z"/>
-</w16cex:commentsExtensible>
-</file>
-
-<file path=word/commentsIds.xml><?xml version="1.0" encoding="utf-8"?>
-<w16cid:commentsIds xmlns:wpc="http://schemas.microsoft.com/office/word/2010/wordprocessingCanvas" xmlns:cx="http://schemas.microsoft.com/office/drawing/2014/chartex" xmlns:cx1="http://schemas.microsoft.com/office/drawing/2015/9/8/chartex" xmlns:cx2="http://schemas.microsoft.com/office/drawing/2015/10/21/chartex" xmlns:cx3="http://schemas.microsoft.com/office/drawing/2016/5/9/chartex" xmlns:cx4="http://schemas.microsoft.com/office/drawing/2016/5/10/chartex" xmlns:cx5="http://schemas.microsoft.com/office/drawing/2016/5/11/chartex" xmlns:cx6="http://schemas.microsoft.com/office/drawing/2016/5/12/chartex" xmlns:cx7="http://schemas.microsoft.com/office/drawing/2016/5/13/chartex" xmlns:cx8="http://schemas.microsoft.com/office/drawing/2016/5/14/chartex" xmlns:mc="http://schemas.openxmlformats.org/markup-compatibility/2006" xmlns:aink="http://schemas.microsoft.com/office/drawing/2016/ink" xmlns:am3d="http://schemas.microsoft.com/office/drawing/2017/model3d" xmlns:o="urn:schemas-microsoft-com:office:office" xmlns:oel="http://schemas.microsoft.com/office/2019/extlst" xmlns:r="http://schemas.openxmlformats.org/officeDocument/2006/relationships" xmlns:m="http://schemas.openxmlformats.org/officeDocument/2006/math" xmlns:v="urn:schemas-microsoft-com:vml" xmlns:wp14="http://schemas.microsoft.com/office/word/2010/wordprocessingDrawing" xmlns:wp="http://schemas.openxmlformats.org/drawingml/2006/wordprocessingDrawing" xmlns:w10="urn:schemas-microsoft-com:office:word" xmlns:w="http://schemas.openxmlformats.org/wordprocessingml/2006/main" xmlns:w14="http://schemas.microsoft.com/office/word/2010/wordml" xmlns:w15="http://schemas.microsoft.com/office/word/2012/wordml" xmlns:w16cex="http://schemas.microsoft.com/office/word/2018/wordml/cex" xmlns:w16cid="http://schemas.microsoft.com/office/word/2016/wordml/cid" xmlns:w16="http://schemas.microsoft.com/office/word/2018/wordml" xmlns:w16du="http://schemas.microsoft.com/office/word/2023/wordml/word16du" xmlns:w16sdtdh="http://schemas.microsoft.com/office/word/2020/wordml/sdtdatahash" xmlns:w16sdtfl="http://schemas.microsoft.com/office/word/2024/wordml/sdtformatlock" xmlns:w16se="http://schemas.microsoft.com/office/word/2015/wordml/symex" xmlns:wpg="http://schemas.microsoft.com/office/word/2010/wordprocessingGroup" xmlns:wpi="http://schemas.microsoft.com/office/word/2010/wordprocessingInk" xmlns:wne="http://schemas.microsoft.com/office/word/2006/wordml" xmlns:wps="http://schemas.microsoft.com/office/word/2010/wordprocessingShape" mc:Ignorable="w14 w15 w16se w16cid w16 w16cex w16sdtdh w16sdtfl w16du wp14">
-  <w16cid:commentId w16cid:paraId="18A64C0D" w16cid:durableId="18C7F46A"/>
-  <w16cid:commentId w16cid:paraId="1A46CFC9" w16cid:durableId="6D830210"/>
-  <w16cid:commentId w16cid:paraId="2BD552A3" w16cid:durableId="667CC81A"/>
-  <w16cid:commentId w16cid:paraId="48A74BC3" w16cid:durableId="2E960B45"/>
-  <w16cid:commentId w16cid:paraId="7102C6EA" w16cid:durableId="4EF0A679"/>
-  <w16cid:commentId w16cid:paraId="117A4915" w16cid:durableId="4F03E73F"/>
-  <w16cid:commentId w16cid:paraId="2A22C128" w16cid:durableId="0920E3A7"/>
-  <w16cid:commentId w16cid:paraId="697089C5" w16cid:durableId="73909101"/>
-  <w16cid:commentId w16cid:paraId="32558C61" w16cid:durableId="40DE599A"/>
-  <w16cid:commentId w16cid:paraId="0A801ACD" w16cid:durableId="1C125CE8"/>
-  <w16cid:commentId w16cid:paraId="2D352E3E" w16cid:durableId="594F2A09"/>
-  <w16cid:commentId w16cid:paraId="62BF039C" w16cid:durableId="706048F7"/>
-  <w16cid:commentId w16cid:paraId="4943DB76" w16cid:durableId="2265F668"/>
-  <w16cid:commentId w16cid:paraId="0048ED7B" w16cid:durableId="4D60A026"/>
-  <w16cid:commentId w16cid:paraId="256646E3" w16cid:durableId="20E1F466"/>
-  <w16cid:commentId w16cid:paraId="6A72B010" w16cid:durableId="4B0CBD41"/>
-  <w16cid:commentId w16cid:paraId="1F77B051" w16cid:durableId="502B5844"/>
-  <w16cid:commentId w16cid:paraId="58589269" w16cid:durableId="19A07ADF"/>
-  <w16cid:commentId w16cid:paraId="04E7381C" w16cid:durableId="57238F37"/>
-  <w16cid:commentId w16cid:paraId="33498BC2" w16cid:durableId="05E338AE"/>
-  <w16cid:commentId w16cid:paraId="45802DDA" w16cid:durableId="096E5CA8"/>
-  <w16cid:commentId w16cid:paraId="3DBD61EC" w16cid:durableId="30F74452"/>
-  <w16cid:commentId w16cid:paraId="27D6DDD3" w16cid:durableId="0E4CB2C5"/>
-  <w16cid:commentId w16cid:paraId="2F873EDD" w16cid:durableId="09724AC2"/>
-  <w16cid:commentId w16cid:paraId="29995C61" w16cid:durableId="64A927F4"/>
-  <w16cid:commentId w16cid:paraId="33048E84" w16cid:durableId="08759DE7"/>
-</w16cid:commentsIds>
 </file>
 
 <file path=word/endnotes.xml><?xml version="1.0" encoding="utf-8"?>
@@ -9831,7 +9198,13 @@
             <w:jc w:val="center"/>
           </w:pPr>
           <w:r>
-            <w:t>Ljubljana, marec 2026</w:t>
+            <w:t xml:space="preserve">Ljubljana, </w:t>
+          </w:r>
+          <w:r>
+            <w:t>april</w:t>
+          </w:r>
+          <w:r>
+            <w:t xml:space="preserve"> 2026</w:t>
           </w:r>
         </w:p>
       </w:tc>
@@ -10432,6 +9805,119 @@
     </w:lvl>
   </w:abstractNum>
   <w:abstractNum w:abstractNumId="4" w15:restartNumberingAfterBreak="0">
+    <w:nsid w:val="54E76A72"/>
+    <w:multiLevelType w:val="hybridMultilevel"/>
+    <w:tmpl w:val="D04C82B4"/>
+    <w:lvl w:ilvl="0" w:tplc="20000001">
+      <w:start w:val="1"/>
+      <w:numFmt w:val="bullet"/>
+      <w:lvlText w:val=""/>
+      <w:lvlJc w:val="left"/>
+      <w:pPr>
+        <w:ind w:left="720" w:hanging="360"/>
+      </w:pPr>
+      <w:rPr>
+        <w:rFonts w:ascii="Symbol" w:hAnsi="Symbol" w:hint="default"/>
+      </w:rPr>
+    </w:lvl>
+    <w:lvl w:ilvl="1" w:tplc="20000003" w:tentative="1">
+      <w:start w:val="1"/>
+      <w:numFmt w:val="bullet"/>
+      <w:lvlText w:val="o"/>
+      <w:lvlJc w:val="left"/>
+      <w:pPr>
+        <w:ind w:left="1440" w:hanging="360"/>
+      </w:pPr>
+      <w:rPr>
+        <w:rFonts w:ascii="Courier New" w:hAnsi="Courier New" w:cs="Courier New" w:hint="default"/>
+      </w:rPr>
+    </w:lvl>
+    <w:lvl w:ilvl="2" w:tplc="20000005" w:tentative="1">
+      <w:start w:val="1"/>
+      <w:numFmt w:val="bullet"/>
+      <w:lvlText w:val=""/>
+      <w:lvlJc w:val="left"/>
+      <w:pPr>
+        <w:ind w:left="2160" w:hanging="360"/>
+      </w:pPr>
+      <w:rPr>
+        <w:rFonts w:ascii="Wingdings" w:hAnsi="Wingdings" w:hint="default"/>
+      </w:rPr>
+    </w:lvl>
+    <w:lvl w:ilvl="3" w:tplc="20000001" w:tentative="1">
+      <w:start w:val="1"/>
+      <w:numFmt w:val="bullet"/>
+      <w:lvlText w:val=""/>
+      <w:lvlJc w:val="left"/>
+      <w:pPr>
+        <w:ind w:left="2880" w:hanging="360"/>
+      </w:pPr>
+      <w:rPr>
+        <w:rFonts w:ascii="Symbol" w:hAnsi="Symbol" w:hint="default"/>
+      </w:rPr>
+    </w:lvl>
+    <w:lvl w:ilvl="4" w:tplc="20000003" w:tentative="1">
+      <w:start w:val="1"/>
+      <w:numFmt w:val="bullet"/>
+      <w:lvlText w:val="o"/>
+      <w:lvlJc w:val="left"/>
+      <w:pPr>
+        <w:ind w:left="3600" w:hanging="360"/>
+      </w:pPr>
+      <w:rPr>
+        <w:rFonts w:ascii="Courier New" w:hAnsi="Courier New" w:cs="Courier New" w:hint="default"/>
+      </w:rPr>
+    </w:lvl>
+    <w:lvl w:ilvl="5" w:tplc="20000005" w:tentative="1">
+      <w:start w:val="1"/>
+      <w:numFmt w:val="bullet"/>
+      <w:lvlText w:val=""/>
+      <w:lvlJc w:val="left"/>
+      <w:pPr>
+        <w:ind w:left="4320" w:hanging="360"/>
+      </w:pPr>
+      <w:rPr>
+        <w:rFonts w:ascii="Wingdings" w:hAnsi="Wingdings" w:hint="default"/>
+      </w:rPr>
+    </w:lvl>
+    <w:lvl w:ilvl="6" w:tplc="20000001" w:tentative="1">
+      <w:start w:val="1"/>
+      <w:numFmt w:val="bullet"/>
+      <w:lvlText w:val=""/>
+      <w:lvlJc w:val="left"/>
+      <w:pPr>
+        <w:ind w:left="5040" w:hanging="360"/>
+      </w:pPr>
+      <w:rPr>
+        <w:rFonts w:ascii="Symbol" w:hAnsi="Symbol" w:hint="default"/>
+      </w:rPr>
+    </w:lvl>
+    <w:lvl w:ilvl="7" w:tplc="20000003" w:tentative="1">
+      <w:start w:val="1"/>
+      <w:numFmt w:val="bullet"/>
+      <w:lvlText w:val="o"/>
+      <w:lvlJc w:val="left"/>
+      <w:pPr>
+        <w:ind w:left="5760" w:hanging="360"/>
+      </w:pPr>
+      <w:rPr>
+        <w:rFonts w:ascii="Courier New" w:hAnsi="Courier New" w:cs="Courier New" w:hint="default"/>
+      </w:rPr>
+    </w:lvl>
+    <w:lvl w:ilvl="8" w:tplc="20000005" w:tentative="1">
+      <w:start w:val="1"/>
+      <w:numFmt w:val="bullet"/>
+      <w:lvlText w:val=""/>
+      <w:lvlJc w:val="left"/>
+      <w:pPr>
+        <w:ind w:left="6480" w:hanging="360"/>
+      </w:pPr>
+      <w:rPr>
+        <w:rFonts w:ascii="Wingdings" w:hAnsi="Wingdings" w:hint="default"/>
+      </w:rPr>
+    </w:lvl>
+  </w:abstractNum>
+  <w:abstractNum w:abstractNumId="5" w15:restartNumberingAfterBreak="0">
     <w:nsid w:val="674EE5F6"/>
     <w:multiLevelType w:val="hybridMultilevel"/>
     <w:tmpl w:val="E624A1C6"/>
@@ -10517,7 +10003,7 @@
       </w:pPr>
     </w:lvl>
   </w:abstractNum>
-  <w:abstractNum w:abstractNumId="5" w15:restartNumberingAfterBreak="0">
+  <w:abstractNum w:abstractNumId="6" w15:restartNumberingAfterBreak="0">
     <w:nsid w:val="693042C6"/>
     <w:multiLevelType w:val="hybridMultilevel"/>
     <w:tmpl w:val="4CC23184"/>
@@ -10603,7 +10089,7 @@
       </w:pPr>
     </w:lvl>
   </w:abstractNum>
-  <w:abstractNum w:abstractNumId="6" w15:restartNumberingAfterBreak="0">
+  <w:abstractNum w:abstractNumId="7" w15:restartNumberingAfterBreak="0">
     <w:nsid w:val="6D31EF24"/>
     <w:multiLevelType w:val="hybridMultilevel"/>
     <w:tmpl w:val="7234B698"/>
@@ -10690,7 +10176,7 @@
     </w:lvl>
   </w:abstractNum>
   <w:num w:numId="1" w16cid:durableId="509947281">
-    <w:abstractNumId w:val="5"/>
+    <w:abstractNumId w:val="6"/>
   </w:num>
   <w:num w:numId="2" w16cid:durableId="44373866">
     <w:abstractNumId w:val="2"/>
@@ -10699,10 +10185,10 @@
     <w:abstractNumId w:val="1"/>
   </w:num>
   <w:num w:numId="4" w16cid:durableId="2127894436">
-    <w:abstractNumId w:val="6"/>
+    <w:abstractNumId w:val="7"/>
   </w:num>
   <w:num w:numId="5" w16cid:durableId="761993091">
-    <w:abstractNumId w:val="4"/>
+    <w:abstractNumId w:val="5"/>
   </w:num>
   <w:num w:numId="6" w16cid:durableId="1701936477">
     <w:abstractNumId w:val="0"/>
@@ -10710,18 +10196,10 @@
   <w:num w:numId="7" w16cid:durableId="883062433">
     <w:abstractNumId w:val="3"/>
   </w:num>
+  <w:num w:numId="8" w16cid:durableId="395976981">
+    <w:abstractNumId w:val="4"/>
+  </w:num>
 </w:numbering>
-</file>
-
-<file path=word/people.xml><?xml version="1.0" encoding="utf-8"?>
-<w15:people xmlns:wpc="http://schemas.microsoft.com/office/word/2010/wordprocessingCanvas" xmlns:cx="http://schemas.microsoft.com/office/drawing/2014/chartex" xmlns:cx1="http://schemas.microsoft.com/office/drawing/2015/9/8/chartex" xmlns:cx2="http://schemas.microsoft.com/office/drawing/2015/10/21/chartex" xmlns:cx3="http://schemas.microsoft.com/office/drawing/2016/5/9/chartex" xmlns:cx4="http://schemas.microsoft.com/office/drawing/2016/5/10/chartex" xmlns:cx5="http://schemas.microsoft.com/office/drawing/2016/5/11/chartex" xmlns:cx6="http://schemas.microsoft.com/office/drawing/2016/5/12/chartex" xmlns:cx7="http://schemas.microsoft.com/office/drawing/2016/5/13/chartex" xmlns:cx8="http://schemas.microsoft.com/office/drawing/2016/5/14/chartex" xmlns:mc="http://schemas.openxmlformats.org/markup-compatibility/2006" xmlns:aink="http://schemas.microsoft.com/office/drawing/2016/ink" xmlns:am3d="http://schemas.microsoft.com/office/drawing/2017/model3d" xmlns:o="urn:schemas-microsoft-com:office:office" xmlns:oel="http://schemas.microsoft.com/office/2019/extlst" xmlns:r="http://schemas.openxmlformats.org/officeDocument/2006/relationships" xmlns:m="http://schemas.openxmlformats.org/officeDocument/2006/math" xmlns:v="urn:schemas-microsoft-com:vml" xmlns:wp14="http://schemas.microsoft.com/office/word/2010/wordprocessingDrawing" xmlns:wp="http://schemas.openxmlformats.org/drawingml/2006/wordprocessingDrawing" xmlns:w10="urn:schemas-microsoft-com:office:word" xmlns:w="http://schemas.openxmlformats.org/wordprocessingml/2006/main" xmlns:w14="http://schemas.microsoft.com/office/word/2010/wordml" xmlns:w15="http://schemas.microsoft.com/office/word/2012/wordml" xmlns:w16cex="http://schemas.microsoft.com/office/word/2018/wordml/cex" xmlns:w16cid="http://schemas.microsoft.com/office/word/2016/wordml/cid" xmlns:w16="http://schemas.microsoft.com/office/word/2018/wordml" xmlns:w16du="http://schemas.microsoft.com/office/word/2023/wordml/word16du" xmlns:w16sdtdh="http://schemas.microsoft.com/office/word/2020/wordml/sdtdatahash" xmlns:w16sdtfl="http://schemas.microsoft.com/office/word/2024/wordml/sdtformatlock" xmlns:w16se="http://schemas.microsoft.com/office/word/2015/wordml/symex" xmlns:wpg="http://schemas.microsoft.com/office/word/2010/wordprocessingGroup" xmlns:wpi="http://schemas.microsoft.com/office/word/2010/wordprocessingInk" xmlns:wne="http://schemas.microsoft.com/office/word/2006/wordml" xmlns:wps="http://schemas.microsoft.com/office/word/2010/wordprocessingShape" mc:Ignorable="w14 w15 w16se w16cid w16 w16cex w16sdtdh w16sdtfl w16du wp14">
-  <w15:person w15:author="David Zindović">
-    <w15:presenceInfo w15:providerId="AD" w15:userId="S::david.zindovic@vegova.si::37315b87-506e-4f03-8367-03afe397f9a1"/>
-  </w15:person>
-  <w15:person w15:author="Nik Pavlović Semen (R4D)">
-    <w15:presenceInfo w15:providerId="AD" w15:userId="S::nik.pavlovic.semen@students.vegova.si::0df18b1a-1bbc-4021-b1b0-ef7c6ee22d51"/>
-  </w15:person>
-</w15:people>
 </file>
 
 <file path=word/styles.xml><?xml version="1.0" encoding="utf-8"?>
@@ -11552,6 +11030,18 @@
       <w:lang w:val="sl"/>
     </w:rPr>
   </w:style>
+  <w:style w:type="character" w:styleId="FollowedHyperlink">
+    <w:name w:val="FollowedHyperlink"/>
+    <w:basedOn w:val="DefaultParagraphFont"/>
+    <w:uiPriority w:val="99"/>
+    <w:semiHidden/>
+    <w:unhideWhenUsed/>
+    <w:rsid w:val="006238CB"/>
+    <w:rPr>
+      <w:color w:val="96607D" w:themeColor="followedHyperlink"/>
+      <w:u w:val="single"/>
+    </w:rPr>
+  </w:style>
 </w:styles>
 </file>
 
